--- a/plantillas_maestras/01_seguro_vehicular/negativa_cobertura/2_o_mas_ddos_varios/mujer/TPL_3441_2025_SEGURO_VEHICULAR_NEGATIVA_COBERTURA_ASEGURADORA_MUJER_R1.docx
+++ b/plantillas_maestras/01_seguro_vehicular/negativa_cobertura/2_o_mas_ddos_varios/mujer/TPL_3441_2025_SEGURO_VEHICULAR_NEGATIVA_COBERTURA_ASEGURADORA_MUJER_R1.docx
@@ -299,7 +299,7 @@
           <w14:ligatures w14:val="none"/>
         </w:rPr>
         <w:tab/>
-        <w:t xml:space="preserve">:       </w:t>
+        <w:t xml:space="preserve">: </w:t>
       </w:r>
       <w:r>
         <w:rPr>
@@ -651,7 +651,7 @@
           <w:lang w:val="es-ES" w:eastAsia="es-ES"/>
           <w14:ligatures w14:val="none"/>
         </w:rPr>
-        <w:t xml:space="preserve">por presuntas infracciones a la Ley N°29571, Código de Protección y </w:t>
+        <w:t xml:space="preserve">por presuntas infracciones a la Ley 29571, Código de Protección y </w:t>
       </w:r>
       <w:r>
         <w:rPr>
@@ -768,7 +768,7 @@
           <w:lang w:eastAsia="es-ES"/>
           <w14:ligatures w14:val="none"/>
         </w:rPr>
-        <w:t>contrató con La Positiva el Seguro Vehicular – Póliza N° 340084703 (en adelante, “Seguro Vehicular”) para el vehículo con Placa de Rodaje N° BCE-770</w:t>
+        <w:t>contrató con La Positiva el Seguro Vehicular – Póliza 340084703 (en adelante, “Seguro Vehicular”) para el vehículo con Placa de Rodaje BCE-770</w:t>
       </w:r>
       <w:r>
         <w:rPr>
@@ -1047,7 +1047,7 @@
           <w:lang w:eastAsia="es-ES"/>
           <w14:ligatures w14:val="none"/>
         </w:rPr>
-        <w:t>El 8 de mayo de 2024, ocurrió el robo total del vehículo asegurado, mientras era utilizado para fines personales, cuando se encontraba realizando compras en un establecimiento comercial del distrito de San Borja, acompañada de su cónyuge y un familiar de tercera edad, constatándose posteriormente que el vehículo no se encontraba en el lugar donde lo había estacionado. Se generó el registro Siniestro N°341036606, consignándose las circunstancias del hecho.</w:t>
+        <w:t>El 8 de mayo de 2024, ocurrió el robo total del vehículo asegurado, mientras era utilizado para fines personales, cuando se encontraba realizando compras en un establecimiento comercial del distrito de San Borja, acompañada de su cónyuge y un familiar de tercera edad, constatándose posteriormente que el vehículo no se encontraba en el lugar donde lo había estacionado. Se generó el registro Siniestro 341036606, consignándose las circunstancias del hecho.</w:t>
       </w:r>
     </w:p>
     <w:p>
@@ -1227,7 +1227,7 @@
           <w:lang w:eastAsia="es-ES"/>
           <w14:ligatures w14:val="none"/>
         </w:rPr>
-        <w:t xml:space="preserve">, la Defensoría del Asegurado emitió la Resolución de Recurso Impugnativo N°020/25, mediante la cual declaró infundado el reclamo, señalando que, pese a que la inasistencia inicial de La Positiva a la cita del 2 de junio de 2023 le era imputable, correspondía al asegurado gestionar una nueva fecha de inspección durante el periodo de vigencia del Seguro Vehicular. </w:t>
+        <w:t xml:space="preserve">, la Defensoría del Asegurado emitió la Resolución de Recurso Impugnativo 020/25, mediante la cual declaró infundado el reclamo, señalando que, pese a que la inasistencia inicial de La Positiva a la cita del 2 de junio de 2023 le era imputable, correspondía al asegurado gestionar una nueva fecha de inspección durante el periodo de vigencia del Seguro Vehicular. </w:t>
       </w:r>
     </w:p>
     <w:p>
@@ -1555,7 +1555,7 @@
           <w:lang w:val="es-ES" w:eastAsia="es-ES"/>
           <w14:ligatures w14:val="none"/>
         </w:rPr>
-        <w:t>correspondiente al siniestro Nº 341036606 del vehículo de placa BCE-770 y</w:t>
+        <w:t>correspondiente al siniestro 341036606 del vehículo de placa BCE-770 y</w:t>
       </w:r>
       <w:r>
         <w:rPr>
@@ -1702,7 +1702,7 @@
           <w:lang w:eastAsia="es-PE"/>
           <w14:ligatures w14:val="none"/>
         </w:rPr>
-        <w:t>La Secretaría Técnica de la Comisión de Protección al Consumidor N°1 (en adelante, la Secretaría Técnica), en ejercicio de sus facultades</w:t>
+        <w:t>La Secretaría Técnica de la Comisión de Protección al Consumidor 1 (en adelante, la Secretaría Técnica), en ejercicio de sus facultades</w:t>
       </w:r>
       <w:bookmarkEnd w:id="3"/>
       <w:bookmarkEnd w:id="4"/>
@@ -1765,7 +1765,7 @@
           <w:lang w:eastAsia="es-PE"/>
           <w14:ligatures w14:val="none"/>
         </w:rPr>
-        <w:t>la compañía aseguradora habría rechazado injustificadamente a la denunciante la cobertura del Seguro Vehicular – Póliza N° 340084703 por el robo total del vehículo con Placa de Rodaje N° BCE-770</w:t>
+        <w:t>la compañía aseguradora habría rechazado injustificadamente a la denunciante la cobertura del Seguro Vehicular – Póliza 340084703 por el robo total del vehículo con Placa de Rodaje BCE-770</w:t>
       </w:r>
       <w:r>
         <w:rPr>
@@ -1783,7 +1783,7 @@
           <w:lang w:eastAsia="es-PE"/>
           <w14:ligatures w14:val="none"/>
         </w:rPr>
-        <w:t>°</w:t>
+        <w:t/>
       </w:r>
       <w:r>
         <w:rPr>
@@ -1801,7 +1801,7 @@
           <w:lang w:eastAsia="es-PE"/>
           <w14:ligatures w14:val="none"/>
         </w:rPr>
-        <w:t>°</w:t>
+        <w:t/>
       </w:r>
       <w:r>
         <w:rPr>
@@ -1899,7 +1899,7 @@
           <w:lang w:eastAsia="es-PE"/>
           <w14:ligatures w14:val="none"/>
         </w:rPr>
-        <w:t>la compañía aseguradora habría rechazado injustificadamente la cobertura del Seguro Vehicular – Póliza N° 340084703 a la denunciante, por el robo total del vehículo con Placa de Rodaje N° BCE-770 ocurrido el 8 de mayo de 2024</w:t>
+        <w:t>la compañía aseguradora habría rechazado injustificadamente la cobertura del Seguro Vehicular – Póliza 340084703 a la denunciante, por el robo total del vehículo con Placa de Rodaje BCE-770 ocurrido el 8 de mayo de 2024</w:t>
       </w:r>
       <w:r>
         <w:rPr>
@@ -1917,7 +1917,7 @@
           <w:lang w:eastAsia="es-PE"/>
           <w14:ligatures w14:val="none"/>
         </w:rPr>
-        <w:t>°</w:t>
+        <w:t/>
       </w:r>
       <w:r>
         <w:rPr>
@@ -1935,7 +1935,7 @@
           <w:lang w:eastAsia="es-PE"/>
           <w14:ligatures w14:val="none"/>
         </w:rPr>
-        <w:t>°</w:t>
+        <w:t/>
       </w:r>
       <w:r>
         <w:rPr>
@@ -1954,7 +1954,7 @@
           <w:lang w:eastAsia="es-PE"/>
           <w14:ligatures w14:val="none"/>
         </w:rPr>
-        <w:t xml:space="preserve">.  </w:t>
+        <w:t xml:space="preserve">. </w:t>
       </w:r>
       <w:bookmarkStart w:id="12" w:name="_Hlk212534267"/>
       <w:bookmarkEnd w:id="1"/>
@@ -2028,7 +2028,7 @@
           <w:lang w:eastAsia="es-PE"/>
           <w14:ligatures w14:val="none"/>
         </w:rPr>
-        <w:t>la compañía aseguradora no habría adoptado las medidas necesarias para que el denunciante cumpla con la formalidad de la inspección vehicular prevista en la Condición Especial 011 del Seguro Vehicular – Póliza N° 340084703</w:t>
+        <w:t>la compañía aseguradora no habría adoptado las medidas necesarias para que el denunciante cumpla con la formalidad de la inspección vehicular prevista en la Condición Especial 011 del Seguro Vehicular – Póliza 340084703</w:t>
       </w:r>
       <w:r>
         <w:rPr>
@@ -2046,7 +2046,7 @@
           <w:lang w:eastAsia="es-PE"/>
           <w14:ligatures w14:val="none"/>
         </w:rPr>
-        <w:t>°</w:t>
+        <w:t/>
       </w:r>
       <w:r>
         <w:rPr>
@@ -2064,7 +2064,7 @@
           <w:lang w:eastAsia="es-PE"/>
           <w14:ligatures w14:val="none"/>
         </w:rPr>
-        <w:t>°</w:t>
+        <w:t/>
       </w:r>
       <w:r>
         <w:rPr>
@@ -2083,7 +2083,7 @@
           <w:lang w:eastAsia="es-PE"/>
           <w14:ligatures w14:val="none"/>
         </w:rPr>
-        <w:t xml:space="preserve">.  </w:t>
+        <w:t xml:space="preserve">. </w:t>
       </w:r>
     </w:p>
     <w:p>
@@ -2141,7 +2141,7 @@
           <w:lang w:val="es-ES" w:eastAsia="es-ES"/>
           <w14:ligatures w14:val="none"/>
         </w:rPr>
-        <w:t>la compañía aseguradora habría incluido una cláusula abusiva en el Seguro Vehicular – Póliza N° 340084703, la cual se encontraba referida “Condición Especial 011: Garantía de Inspección”</w:t>
+        <w:t>la compañía aseguradora habría incluido una cláusula abusiva en el Seguro Vehicular – Póliza 340084703, la cual se encontraba referida “Condición Especial 011: Garantía de Inspección”</w:t>
       </w:r>
       <w:r>
         <w:rPr>
@@ -2374,7 +2374,7 @@
           <w:lang w:val="es-ES" w:eastAsia="es-ES"/>
           <w14:ligatures w14:val="none"/>
         </w:rPr>
-        <w:t>(i) presentar una copia completa, legible y debidamente suscrita de la Póliza N° 340084703 del Seguro Vehicular, así como el cargo de remisión de la póliza; (ii) presentar los medios probatorios que acrediten que la negativa de otorgamiento de cobertura fue justificada; y, (iii) presentar todas las comunicaciones cursadas con la parte denunciante en virtud de los hechos materia de denuncia</w:t>
+        <w:t>(i) presentar una copia completa, legible y debidamente suscrita de la Póliza 340084703 del Seguro Vehicular, así como el cargo de remisión de la póliza; (ii) presentar los medios probatorios que acrediten que la negativa de otorgamiento de cobertura fue justificada; y, (iii) presentar todas las comunicaciones cursadas con la parte denunciante en virtud de los hechos materia de denuncia</w:t>
       </w:r>
       <w:r>
         <w:rPr>
@@ -2445,7 +2445,7 @@
           <w:lang w:eastAsia="es-PE"/>
           <w14:ligatures w14:val="none"/>
         </w:rPr>
-        <w:t xml:space="preserve">RESOLUCIÓN DE LA SECRETARÍA TÉCNICA  </w:t>
+        <w:t xml:space="preserve">RESOLUCIÓN DE LA SECRETARÍA TÉCNICA </w:t>
       </w:r>
     </w:p>
     <w:p>
@@ -2652,15 +2652,15 @@
           <w:kern w:val="0"/>
           <w14:ligatures w14:val="none"/>
         </w:rPr>
-        <w:t xml:space="preserve">Presunta infracción a los artículos 18° y 19° de la Ley 29571, Código de Protección y Defensa del Consumidor, en tanto </w:t>
-      </w:r>
-      <w:r>
-        <w:rPr>
-          <w:rFonts w:ascii="Arial Narrow" w:eastAsia="Arial Narrow" w:hAnsi="Arial Narrow" w:cs="Arial Narrow"/>
-          <w:kern w:val="0"/>
-          <w14:ligatures w14:val="none"/>
-        </w:rPr>
-        <w:t xml:space="preserve">la compañía aseguradora habría rechazado injustificadamente a la denunciante la cobertura del Seguro Vehicular – Póliza N° 340084703 por el robo total del </w:t>
+        <w:t xml:space="preserve">Presunta infracción a los artículos 18 y 19 de la Ley 29571, Código de Protección y Defensa del Consumidor, en tanto </w:t>
+      </w:r>
+      <w:r>
+        <w:rPr>
+          <w:rFonts w:ascii="Arial Narrow" w:eastAsia="Arial Narrow" w:hAnsi="Arial Narrow" w:cs="Arial Narrow"/>
+          <w:kern w:val="0"/>
+          <w14:ligatures w14:val="none"/>
+        </w:rPr>
+        <w:t xml:space="preserve">la compañía aseguradora habría rechazado injustificadamente a la denunciante la cobertura del Seguro Vehicular – Póliza 340084703 por el robo total del </w:t>
       </w:r>
       <w:r>
         <w:rPr>
@@ -2670,7 +2670,7 @@
           <w:lang w:eastAsia="es-ES"/>
           <w14:ligatures w14:val="none"/>
         </w:rPr>
-        <w:t>vehículo con Placa de Rodaje N° BCE-770</w:t>
+        <w:t>vehículo con Placa de Rodaje BCE-770</w:t>
       </w:r>
       <w:r>
         <w:rPr>
@@ -2730,7 +2730,7 @@
           <w:kern w:val="0"/>
           <w14:ligatures w14:val="none"/>
         </w:rPr>
-        <w:t>infracción a los artículos 18° y 19° de la Ley 29571, Código de Protección y Defensa del Consumidor</w:t>
+        <w:t>infracción a los artículos 18 y 19 de la Ley 29571, Código de Protección y Defensa del Consumidor</w:t>
       </w:r>
       <w:r>
         <w:rPr>
@@ -2754,7 +2754,7 @@
           <w:kern w:val="0"/>
           <w14:ligatures w14:val="none"/>
         </w:rPr>
-        <w:t>habría rechazado injustificadamente la cobertura del Seguro Vehicular – Póliza N° 340084703</w:t>
+        <w:t>habría rechazado injustificadamente la cobertura del Seguro Vehicular – Póliza 340084703</w:t>
       </w:r>
       <w:r>
         <w:rPr>
@@ -2788,7 +2788,7 @@
           <w:lang w:eastAsia="es-ES"/>
           <w14:ligatures w14:val="none"/>
         </w:rPr>
-        <w:t xml:space="preserve">vehículo con Placa de Rodaje N° BCE-770 </w:t>
+        <w:t xml:space="preserve">vehículo con Placa de Rodaje BCE-770 </w:t>
       </w:r>
       <w:r>
         <w:rPr>
@@ -2852,7 +2852,7 @@
           <w:kern w:val="0"/>
           <w14:ligatures w14:val="none"/>
         </w:rPr>
-        <w:t>infracción a los artículos 18° y 19° de la Ley 29571, Código de Protección y Defensa del Consumidor</w:t>
+        <w:t>infracción a los artículos 18 y 19 de la Ley 29571, Código de Protección y Defensa del Consumidor</w:t>
       </w:r>
       <w:r>
         <w:rPr>
@@ -2908,7 +2908,7 @@
           <w:kern w:val="0"/>
           <w14:ligatures w14:val="none"/>
         </w:rPr>
-        <w:t>inspección vehicular prevista en la Condición Especial 011 del Seguro Vehicular – Póliza N° 340084703</w:t>
+        <w:t>inspección vehicular prevista en la Condición Especial 011 del Seguro Vehicular – Póliza 340084703</w:t>
       </w:r>
       <w:bookmarkStart w:id="20" w:name="_Hlk213096705"/>
       <w:bookmarkStart w:id="21" w:name="_Hlk213161573"/>
@@ -2999,7 +2999,7 @@
         <w:rPr>
           <w:rFonts w:ascii="Arial Narrow" w:eastAsia="Arial Narrow" w:hAnsi="Arial Narrow" w:cs="Arial Narrow"/>
         </w:rPr>
-        <w:t>de la Ley N° 29571</w:t>
+        <w:t>de la Ley 29571</w:t>
       </w:r>
       <w:bookmarkEnd w:id="20"/>
       <w:r>
@@ -3039,7 +3039,7 @@
           <w:kern w:val="0"/>
           <w14:ligatures w14:val="none"/>
         </w:rPr>
-        <w:t>el Seguro Vehicular – Póliza N° 340084703</w:t>
+        <w:t>el Seguro Vehicular – Póliza 340084703</w:t>
       </w:r>
       <w:r>
         <w:rPr>
@@ -3352,7 +3352,7 @@
           <w:lang w:eastAsia="es-PE"/>
           <w14:ligatures w14:val="none"/>
         </w:rPr>
-        <w:t>°</w:t>
+        <w:t/>
       </w:r>
       <w:r>
         <w:rPr>
@@ -3431,7 +3431,7 @@
           <w:lang w:eastAsia="es-PE"/>
           <w14:ligatures w14:val="none"/>
         </w:rPr>
-        <w:t>°</w:t>
+        <w:t/>
       </w:r>
       <w:r>
         <w:rPr>
@@ -3625,7 +3625,7 @@
           <w:lang w:eastAsia="es-PE"/>
           <w14:ligatures w14:val="none"/>
         </w:rPr>
-        <w:t>°</w:t>
+        <w:t/>
       </w:r>
       <w:r>
         <w:rPr>
@@ -3757,7 +3757,7 @@
           <w:lang w:val="es-ES" w:eastAsia="es-ES"/>
           <w14:ligatures w14:val="none"/>
         </w:rPr>
-        <w:t>(i) presentar una copia completa, legible y debidamente suscrita de la Póliza N° 340084703 del Seguro Vehicular, así como el cargo de remisión de la póliza; (ii) presentar los medios probatorios que acrediten que la negativa de otorgamiento de cobertura fue justificada; y, (iii) presentar todas las comunicaciones cursadas con la parte denunciante en virtud de los hechos materia de denuncia</w:t>
+        <w:t>(i) presentar una copia completa, legible y debidamente suscrita de la Póliza 340084703 del Seguro Vehicular, así como el cargo de remisión de la póliza; (ii) presentar los medios probatorios que acrediten que la negativa de otorgamiento de cobertura fue justificada; y, (iii) presentar todas las comunicaciones cursadas con la parte denunciante en virtud de los hechos materia de denuncia</w:t>
       </w:r>
       <w:r>
         <w:rPr>
@@ -3836,7 +3836,7 @@
           <w:lang w:eastAsia="es-PE"/>
           <w14:ligatures w14:val="none"/>
         </w:rPr>
-        <w:t>°</w:t>
+        <w:t/>
       </w:r>
       <w:r>
         <w:rPr>
@@ -3877,7 +3877,7 @@
           <w:lang w:eastAsia="es-PE"/>
           <w14:ligatures w14:val="none"/>
         </w:rPr>
-        <w:t>°</w:t>
+        <w:t/>
       </w:r>
       <w:r>
         <w:rPr>
@@ -3897,7 +3897,7 @@
           <w:lang w:eastAsia="es-PE"/>
           <w14:ligatures w14:val="none"/>
         </w:rPr>
-        <w:t>°</w:t>
+        <w:t/>
       </w:r>
       <w:r>
         <w:rPr>
@@ -3917,7 +3917,7 @@
           <w:lang w:eastAsia="es-PE"/>
           <w14:ligatures w14:val="none"/>
         </w:rPr>
-        <w:t>°</w:t>
+        <w:t/>
       </w:r>
       <w:r>
         <w:rPr>
@@ -3970,7 +3970,7 @@
           <w:lang w:eastAsia="es-PE"/>
           <w14:ligatures w14:val="none"/>
         </w:rPr>
-        <w:t>°</w:t>
+        <w:t/>
       </w:r>
       <w:r>
         <w:rPr>
@@ -4061,7 +4061,7 @@
           <w:lang w:eastAsia="es-PE"/>
           <w14:ligatures w14:val="none"/>
         </w:rPr>
-        <w:t>°</w:t>
+        <w:t/>
       </w:r>
       <w:r>
         <w:rPr>
@@ -4135,7 +4135,7 @@
           <w:lang w:eastAsia="es-PE"/>
           <w14:ligatures w14:val="none"/>
         </w:rPr>
-        <w:t>°</w:t>
+        <w:t/>
       </w:r>
       <w:r>
         <w:rPr>
@@ -4143,7 +4143,7 @@
           <w:kern w:val="0"/>
           <w14:ligatures w14:val="none"/>
         </w:rPr>
-        <w:t xml:space="preserve"> del Decreto Legislativo N° 807</w:t>
+        <w:t xml:space="preserve"> del Decreto Legislativo 807</w:t>
       </w:r>
       <w:r>
         <w:rPr>
@@ -4358,7 +4358,7 @@
           <w:lang w:eastAsia="es-PE"/>
           <w14:ligatures w14:val="none"/>
         </w:rPr>
-        <w:t>°</w:t>
+        <w:t/>
       </w:r>
       <w:r>
         <w:rPr>
@@ -4375,7 +4375,7 @@
           <w:lang w:eastAsia="es-PE"/>
           <w14:ligatures w14:val="none"/>
         </w:rPr>
-        <w:t>°</w:t>
+        <w:t/>
       </w:r>
       <w:r>
         <w:rPr>
@@ -4653,7 +4653,7 @@
           <w:kern w:val="0"/>
           <w14:ligatures w14:val="none"/>
         </w:rPr>
-        <w:t>Comisión de Protección al Consumidor N° 1</w:t>
+        <w:t>Comisión de Protección al Consumidor 1</w:t>
       </w:r>
     </w:p>
     <w:p>
@@ -4969,7 +4969,7 @@
           <w:sz w:val="16"/>
           <w:szCs w:val="16"/>
         </w:rPr>
-        <w:t xml:space="preserve">  </w:t>
+        <w:t xml:space="preserve"> </w:t>
       </w:r>
       <w:r>
         <w:rPr>
@@ -4987,7 +4987,7 @@
           <w:sz w:val="16"/>
           <w:szCs w:val="16"/>
         </w:rPr>
-        <w:t xml:space="preserve">LEY N° 29571, CÓDIGO DE PROTECCIÓN Y DEFENSA DEL CONSUMIDOR, publicado el 2 de setiembre de 2010 y modificado por Decreto Legislativo N° 1308 </w:t>
+        <w:t xml:space="preserve">LEY 29571, CÓDIGO DE PROTECCIÓN Y DEFENSA DEL CONSUMIDOR, publicado el 2 de setiembre de 2010 y modificado por Decreto Legislativo 1308 </w:t>
       </w:r>
     </w:p>
     <w:p>
@@ -5039,7 +5039,7 @@
           <w:szCs w:val="16"/>
         </w:rPr>
         <w:tab/>
-        <w:t xml:space="preserve">El Instituto Nacional de Defensa de la Competencia y de la Protección de la Propiedad Intelectual (Indecopi) es la autoridad con competencia primaria y de alcance nacional para conocer las presuntas infracciones a las disposiciones contenidas en el presente Código, así como para imponer las sanciones y medidas correctivas establecidas en el presente capítulo, conforme al Decreto Legislativo N° 1033, Ley de Organización y Funciones del Indecopi. Dicha competencia solo puede ser negada cuando ella haya sido asignada o se asigne a favor de otro organismo por norma expresa con rango de ley. </w:t>
+        <w:t xml:space="preserve">El Instituto Nacional de Defensa de la Competencia y de la Protección de la Propiedad Intelectual (Indecopi) es la autoridad con competencia primaria y de alcance nacional para conocer las presuntas infracciones a las disposiciones contenidas en el presente Código, así como para imponer las sanciones y medidas correctivas establecidas en el presente capítulo, conforme al Decreto Legislativo 1033, Ley de Organización y Funciones del Indecopi. Dicha competencia solo puede ser negada cuando ella haya sido asignada o se asigne a favor de otro organismo por norma expresa con rango de ley. </w:t>
       </w:r>
     </w:p>
     <w:p>
@@ -5113,7 +5113,7 @@
           <w:sz w:val="16"/>
           <w:szCs w:val="16"/>
         </w:rPr>
-        <w:t xml:space="preserve">LEY DE ORGANIZACIÓN Y FUNCIONES DEL INDECOPI, APROBADA POR DECRETO LEGISLATIVO N° 1033 </w:t>
+        <w:t xml:space="preserve">LEY DE ORGANIZACIÓN Y FUNCIONES DEL INDECOPI, APROBADA POR DECRETO LEGISLATIVO 1033 </w:t>
       </w:r>
     </w:p>
     <w:p>
@@ -5222,7 +5222,7 @@
           <w:sz w:val="16"/>
           <w:szCs w:val="16"/>
         </w:rPr>
-        <w:t xml:space="preserve">           </w:t>
+        <w:t xml:space="preserve"> </w:t>
       </w:r>
       <w:r>
         <w:rPr>
@@ -5240,7 +5240,7 @@
           <w:sz w:val="16"/>
           <w:szCs w:val="16"/>
         </w:rPr>
-        <w:t xml:space="preserve">LEY N° 29571, CÓDIGO DE PROTECCIÓN Y DEFENSA DEL CONSUMIDOR, publicado el 2 de setiembre de 2010 y modificado por Decreto Legislativo N° 1308   </w:t>
+        <w:t xml:space="preserve">LEY 29571, CÓDIGO DE PROTECCIÓN Y DEFENSA DEL CONSUMIDOR, publicado el 2 de setiembre de 2010 y modificado por Decreto Legislativo 1308 </w:t>
       </w:r>
     </w:p>
     <w:p>
@@ -5264,7 +5264,7 @@
           <w:sz w:val="16"/>
           <w:szCs w:val="16"/>
         </w:rPr>
-        <w:t xml:space="preserve">Artículo 18.- Idoneidad   </w:t>
+        <w:t xml:space="preserve">Artículo 18.- Idoneidad </w:t>
       </w:r>
     </w:p>
     <w:p>
@@ -5284,7 +5284,7 @@
           <w:sz w:val="16"/>
           <w:szCs w:val="16"/>
         </w:rPr>
-        <w:t xml:space="preserve">Se entiende por idoneidad la correspondencia entre lo que un consumidor espera y lo que efectivamente recibe, en función a lo que se le hubiera ofrecido, la publicidad e información transmitida, las condiciones y circunstancias de la transacción, las características y naturaleza del producto o servicio, el precio, entre otros factores, atendiendo a las circunstancias del caso.    </w:t>
+        <w:t xml:space="preserve">Se entiende por idoneidad la correspondencia entre lo que un consumidor espera y lo que efectivamente recibe, en función a lo que se le hubiera ofrecido, la publicidad e información transmitida, las condiciones y circunstancias de la transacción, las características y naturaleza del producto o servicio, el precio, entre otros factores, atendiendo a las circunstancias del caso. </w:t>
       </w:r>
     </w:p>
     <w:p>
@@ -5405,7 +5405,7 @@
           <w:sz w:val="16"/>
           <w:szCs w:val="16"/>
         </w:rPr>
-        <w:t xml:space="preserve">           </w:t>
+        <w:t xml:space="preserve"> </w:t>
       </w:r>
       <w:r>
         <w:rPr>
@@ -5423,7 +5423,7 @@
           <w:sz w:val="16"/>
           <w:szCs w:val="16"/>
         </w:rPr>
-        <w:t xml:space="preserve">LEY N° 29571, CÓDIGO DE PROTECCIÓN Y DEFENSA DEL CONSUMIDOR, publicado el 2 de setiembre de 2010 y modificado por Decreto Legislativo N° 1308   </w:t>
+        <w:t xml:space="preserve">LEY 29571, CÓDIGO DE PROTECCIÓN Y DEFENSA DEL CONSUMIDOR, publicado el 2 de setiembre de 2010 y modificado por Decreto Legislativo 1308 </w:t>
       </w:r>
     </w:p>
     <w:p>
@@ -5553,7 +5553,7 @@
           <w:sz w:val="16"/>
           <w:szCs w:val="16"/>
         </w:rPr>
-        <w:t xml:space="preserve">:      </w:t>
+        <w:t xml:space="preserve">: </w:t>
       </w:r>
     </w:p>
     <w:p>
@@ -5638,7 +5638,7 @@
           <w:sz w:val="16"/>
           <w:szCs w:val="16"/>
         </w:rPr>
-        <w:t xml:space="preserve">  </w:t>
+        <w:t xml:space="preserve"> </w:t>
       </w:r>
       <w:r>
         <w:rPr>
@@ -5656,7 +5656,7 @@
           <w:sz w:val="16"/>
           <w:szCs w:val="16"/>
         </w:rPr>
-        <w:t>LEY SOBRE FACULTADES, NORMAS Y ORGANIZACIÓN DEL INDECOPI, APROBADA POR DECRETO LEGISLATIVO N° 807 Artículo 24.-</w:t>
+        <w:t>LEY SOBRE FACULTADES, NORMAS Y ORGANIZACIÓN DEL INDECOPI, APROBADA POR DECRETO LEGISLATIVO 807 Artículo 24.-</w:t>
       </w:r>
       <w:r>
         <w:rPr>
@@ -5814,7 +5814,7 @@
           <w:szCs w:val="16"/>
         </w:rPr>
         <w:tab/>
-        <w:t>El número de trabajadores se atenderá siempre que la empresa haya sido constituida antes de la vigencia de la Ley Nº 30056, publicada el 2 de julio de 2013, que modificó el artículo 5 del Texto Único Ordenado de la Ley de Promoción de la Competitividad, Formalización y Desarrollo de la Micro y Pequeña Empresa y de Acceso al Empleo Decente (LEY MYPE). Ello, en la medida que la Tercera Disposición Complementaria Transitoria de la norma modificatoria precisa que las empresas constituidas antes de la entrada en vigencia de dicha Ley se rigen por los requisitos de acogimiento al régimen de las micro y pequeñas empresas regulados en el Decreto Legislativo 1086.</w:t>
+        <w:t>El número de trabajadores se atenderá siempre que la empresa haya sido constituida antes de la vigencia de la Ley 30056, publicada el 2 de julio de 2013, que modificó el artículo 5 del Texto Único Ordenado de la Ley de Promoción de la Competitividad, Formalización y Desarrollo de la Micro y Pequeña Empresa y de Acceso al Empleo Decente (LEY MYPE). Ello, en la medida que la Tercera Disposición Complementaria Transitoria de la norma modificatoria precisa que las empresas constituidas antes de la entrada en vigencia de dicha Ley se rigen por los requisitos de acogimiento al régimen de las micro y pequeñas empresas regulados en el Decreto Legislativo 1086.</w:t>
       </w:r>
     </w:p>
     <w:p>
@@ -5893,7 +5893,7 @@
           <w:sz w:val="16"/>
           <w:szCs w:val="16"/>
         </w:rPr>
-        <w:t>publicado el 2 de setiembre de 2010 y modificado por Decreto Legislativo N° 1308</w:t>
+        <w:t>publicado el 2 de setiembre de 2010 y modificado por Decreto Legislativo 1308</w:t>
       </w:r>
     </w:p>
     <w:p>
@@ -6050,7 +6050,7 @@
           <w:szCs w:val="16"/>
           <w:vertAlign w:val="superscript"/>
         </w:rPr>
-        <w:t xml:space="preserve">  </w:t>
+        <w:t xml:space="preserve"> </w:t>
       </w:r>
       <w:r>
         <w:rPr>
@@ -6058,7 +6058,7 @@
           <w:sz w:val="16"/>
           <w:szCs w:val="16"/>
         </w:rPr>
-        <w:t xml:space="preserve">     </w:t>
+        <w:t xml:space="preserve"> </w:t>
       </w:r>
       <w:r>
         <w:rPr>
@@ -6094,7 +6094,7 @@
           <w:sz w:val="16"/>
           <w:szCs w:val="16"/>
         </w:rPr>
-        <w:t>publicado el 2 de setiembre de 2010 y modificado por Decreto Legislativo N° 1308</w:t>
+        <w:t>publicado el 2 de setiembre de 2010 y modificado por Decreto Legislativo 1308</w:t>
       </w:r>
     </w:p>
     <w:p>
@@ -6137,7 +6137,7 @@
           <w:sz w:val="16"/>
           <w:szCs w:val="16"/>
         </w:rPr>
-        <w:t>El órgano resolutivo puede sancionar las infracciones administrativas a que se refiere el artículo 108º con amonestación y multas de hasta cuatrocientos cincuenta (450) Unidades Impositivas Tributarias (UIT), las cuales son calificadas de la siguiente manera:</w:t>
+        <w:t>El órgano resolutivo puede sancionar las infracciones administrativas a que se refiere el artículo 108 con amonestación y multas de hasta cuatrocientos cincuenta (450) Unidades Impositivas Tributarias (UIT), las cuales son calificadas de la siguiente manera:</w:t>
       </w:r>
     </w:p>
     <w:p>
@@ -6260,7 +6260,7 @@
           <w:sz w:val="16"/>
           <w:szCs w:val="16"/>
         </w:rPr>
-        <w:t xml:space="preserve">        </w:t>
+        <w:t xml:space="preserve"> </w:t>
       </w:r>
       <w:r>
         <w:rPr>
@@ -7005,7 +7005,7 @@
           <w:sz w:val="16"/>
           <w:szCs w:val="16"/>
         </w:rPr>
-        <w:t xml:space="preserve">         </w:t>
+        <w:t xml:space="preserve"> </w:t>
       </w:r>
       <w:r>
         <w:rPr>
@@ -7041,7 +7041,7 @@
           <w:sz w:val="16"/>
           <w:szCs w:val="16"/>
         </w:rPr>
-        <w:t>publicado el 2 de setiembre de 2010 y modificado por Decreto Legislativo N° 1308</w:t>
+        <w:t>publicado el 2 de setiembre de 2010 y modificado por Decreto Legislativo 1308</w:t>
       </w:r>
     </w:p>
     <w:p>
@@ -7220,7 +7220,7 @@
           <w:szCs w:val="16"/>
         </w:rPr>
         <w:tab/>
-        <w:t>DECRETO LEGISLATIVO Nº 807, LEY SOBRE FACULTADES, NORMAS Y ORGANIZACIÓN DEL INDECOPI FACULTADES DE LAS COMISIONES Y OFICINAS DEL INDECOPI</w:t>
+        <w:t>DECRETO LEGISLATIVO 807, LEY SOBRE FACULTADES, NORMAS Y ORGANIZACIÓN DEL INDECOPI FACULTADES DE LAS COMISIONES Y OFICINAS DEL INDECOPI</w:t>
       </w:r>
     </w:p>
     <w:p>
@@ -7693,7 +7693,7 @@
               <w:sz w:val="16"/>
               <w:szCs w:val="16"/>
             </w:rPr>
-            <w:t xml:space="preserve">CNICA DE LA    </w:t>
+            <w:t xml:space="preserve">CNICA DE LA </w:t>
           </w:r>
         </w:p>
         <w:p>

--- a/plantillas_maestras/01_seguro_vehicular/negativa_cobertura/2_o_mas_ddos_varios/mujer/TPL_3441_2025_SEGURO_VEHICULAR_NEGATIVA_COBERTURA_ASEGURADORA_MUJER_R1.docx
+++ b/plantillas_maestras/01_seguro_vehicular/negativa_cobertura/2_o_mas_ddos_varios/mujer/TPL_3441_2025_SEGURO_VEHICULAR_NEGATIVA_COBERTURA_ASEGURADORA_MUJER_R1.docx
@@ -93,7 +93,7 @@
           <w:lang w:eastAsia="es-PE"/>
           <w14:ligatures w14:val="none"/>
         </w:rPr>
-        <w:t>DENUNCIANTE</w:t>
+        <w:t xml:space="preserve">DENUNCIANTE:[DENUNCIANTE] (SEÑORA [APELLIDO])</w:t>
       </w:r>
       <w:r>
         <w:rPr>
@@ -105,7 +105,7 @@
           <w14:ligatures w14:val="none"/>
         </w:rPr>
         <w:tab/>
-        <w:t>:</w:t>
+        <w:t/>
       </w:r>
       <w:r>
         <w:rPr>
@@ -127,40 +127,40 @@
           <w:lang w:eastAsia="es-PE"/>
           <w14:ligatures w14:val="none"/>
         </w:rPr>
-        <w:t xml:space="preserve">BEATRIZ MARIBEL HUARANGA SCHMIDT </w:t>
-      </w:r>
-      <w:r>
-        <w:rPr>
-          <w:rFonts w:ascii="Arial Narrow" w:eastAsia="Arial Narrow" w:hAnsi="Arial Narrow" w:cs="Arial Narrow"/>
-          <w:b/>
-          <w:color w:val="000000"/>
-          <w:kern w:val="0"/>
-          <w:lang w:eastAsia="es-PE"/>
-          <w14:ligatures w14:val="none"/>
-        </w:rPr>
-        <w:t xml:space="preserve">(SEÑORA </w:t>
-      </w:r>
-      <w:r>
-        <w:rPr>
-          <w:rFonts w:ascii="Arial Narrow" w:eastAsia="Arial Narrow" w:hAnsi="Arial Narrow" w:cs="Arial Narrow"/>
-          <w:b/>
-          <w:color w:val="000000"/>
-          <w:kern w:val="0"/>
-          <w:lang w:eastAsia="es-PE"/>
-          <w14:ligatures w14:val="none"/>
-        </w:rPr>
-        <w:t>HUARANGA</w:t>
-      </w:r>
-      <w:r>
-        <w:rPr>
-          <w:rFonts w:ascii="Arial Narrow" w:eastAsia="Arial Narrow" w:hAnsi="Arial Narrow" w:cs="Arial Narrow"/>
-          <w:b/>
-          <w:color w:val="000000"/>
-          <w:kern w:val="0"/>
-          <w:lang w:eastAsia="es-PE"/>
-          <w14:ligatures w14:val="none"/>
-        </w:rPr>
-        <w:t>)</w:t>
+        <w:t xml:space="preserve"/>
+      </w:r>
+      <w:r>
+        <w:rPr>
+          <w:rFonts w:ascii="Arial Narrow" w:eastAsia="Arial Narrow" w:hAnsi="Arial Narrow" w:cs="Arial Narrow"/>
+          <w:b/>
+          <w:color w:val="000000"/>
+          <w:kern w:val="0"/>
+          <w:lang w:eastAsia="es-PE"/>
+          <w14:ligatures w14:val="none"/>
+        </w:rPr>
+        <w:t xml:space="preserve"/>
+      </w:r>
+      <w:r>
+        <w:rPr>
+          <w:rFonts w:ascii="Arial Narrow" w:eastAsia="Arial Narrow" w:hAnsi="Arial Narrow" w:cs="Arial Narrow"/>
+          <w:b/>
+          <w:color w:val="000000"/>
+          <w:kern w:val="0"/>
+          <w:lang w:eastAsia="es-PE"/>
+          <w14:ligatures w14:val="none"/>
+        </w:rPr>
+        <w:t/>
+      </w:r>
+      <w:r>
+        <w:rPr>
+          <w:rFonts w:ascii="Arial Narrow" w:eastAsia="Arial Narrow" w:hAnsi="Arial Narrow" w:cs="Arial Narrow"/>
+          <w:b/>
+          <w:color w:val="000000"/>
+          <w:kern w:val="0"/>
+          <w:lang w:eastAsia="es-PE"/>
+          <w14:ligatures w14:val="none"/>
+        </w:rPr>
+        <w:t/>
       </w:r>
     </w:p>
     <w:p>
@@ -579,7 +579,7 @@
           <w:lang w:val="es-ES" w:eastAsia="es-ES"/>
           <w14:ligatures w14:val="none"/>
         </w:rPr>
-        <w:t xml:space="preserve">Mediante el escrito del </w:t>
+        <w:t xml:space="preserve">Mediante el escrito del 29 de diciembre de 2025, la señora [APELLIDO] denunció a La Positiva por presuntas infracciones a la Ley 29571, Código de Protección y Defensa del Consumidor (en adelante, Código), señalando lo siguiente:</w:t>
       </w:r>
       <w:r>
         <w:rPr>
@@ -589,7 +589,7 @@
           <w:lang w:val="es-ES" w:eastAsia="es-ES"/>
           <w14:ligatures w14:val="none"/>
         </w:rPr>
-        <w:t>29 de diciembre de 2025</w:t>
+        <w:t/>
       </w:r>
       <w:r>
         <w:rPr>
@@ -597,7 +597,7 @@
           <w:kern w:val="0"/>
           <w14:ligatures w14:val="none"/>
         </w:rPr>
-        <w:t>,</w:t>
+        <w:t/>
       </w:r>
       <w:r>
         <w:rPr>
@@ -605,7 +605,7 @@
           <w:kern w:val="0"/>
           <w14:ligatures w14:val="none"/>
         </w:rPr>
-        <w:t xml:space="preserve"> la señora </w:t>
+        <w:t xml:space="preserve"/>
       </w:r>
       <w:r>
         <w:rPr>
@@ -613,7 +613,7 @@
           <w:kern w:val="0"/>
           <w14:ligatures w14:val="none"/>
         </w:rPr>
-        <w:t xml:space="preserve">Huaranga </w:t>
+        <w:t xml:space="preserve"/>
       </w:r>
       <w:r>
         <w:rPr>
@@ -621,7 +621,7 @@
           <w:kern w:val="0"/>
           <w14:ligatures w14:val="none"/>
         </w:rPr>
-        <w:t>d</w:t>
+        <w:t/>
       </w:r>
       <w:r>
         <w:rPr>
@@ -631,7 +631,7 @@
           <w:lang w:val="es-ES" w:eastAsia="es-ES"/>
           <w14:ligatures w14:val="none"/>
         </w:rPr>
-        <w:t xml:space="preserve">enunció a </w:t>
+        <w:t xml:space="preserve"/>
       </w:r>
       <w:r>
         <w:rPr>
@@ -641,7 +641,7 @@
           <w:lang w:val="es-ES" w:eastAsia="es-ES"/>
           <w14:ligatures w14:val="none"/>
         </w:rPr>
-        <w:t xml:space="preserve">La Positiva </w:t>
+        <w:t xml:space="preserve"/>
       </w:r>
       <w:r>
         <w:rPr>
@@ -651,7 +651,7 @@
           <w:lang w:val="es-ES" w:eastAsia="es-ES"/>
           <w14:ligatures w14:val="none"/>
         </w:rPr>
-        <w:t xml:space="preserve">por presuntas infracciones a la Ley 29571, Código de Protección y </w:t>
+        <w:t xml:space="preserve"/>
       </w:r>
       <w:r>
         <w:rPr>
@@ -661,7 +661,7 @@
           <w:lang w:val="es-ES" w:eastAsia="es-ES"/>
           <w14:ligatures w14:val="none"/>
         </w:rPr>
-        <w:t>Defensa del Consumidor (en adelante</w:t>
+        <w:t/>
       </w:r>
       <w:r>
         <w:rPr>
@@ -671,7 +671,7 @@
           <w:lang w:val="es-ES" w:eastAsia="es-ES"/>
           <w14:ligatures w14:val="none"/>
         </w:rPr>
-        <w:t>, Código)</w:t>
+        <w:t/>
       </w:r>
       <w:r>
         <w:rPr>
@@ -692,7 +692,7 @@
           <w:lang w:val="es-ES" w:eastAsia="es-ES"/>
           <w14:ligatures w14:val="none"/>
         </w:rPr>
-        <w:t xml:space="preserve">, señalando </w:t>
+        <w:t xml:space="preserve"/>
       </w:r>
       <w:r>
         <w:rPr>
@@ -703,7 +703,7 @@
           <w:lang w:val="es-ES" w:eastAsia="es-ES"/>
           <w14:ligatures w14:val="none"/>
         </w:rPr>
-        <w:t>lo siguiente:</w:t>
+        <w:t/>
       </w:r>
     </w:p>
     <w:p>
@@ -1497,7 +1497,7 @@
           <w:lang w:val="es-ES" w:eastAsia="es-ES"/>
           <w14:ligatures w14:val="none"/>
         </w:rPr>
-        <w:t xml:space="preserve">La señora </w:t>
+        <w:t xml:space="preserve">La señora [APELLIDO] solicitó, en calidad de medida correctiva, que La Positiva cumpla con otorgar la cobertura correspondiente al siniestro 341036606 del vehículo de placa BCE-770 y pagar la indemnización correspondiente. Asimismo, requirió el reembolso de costos y costas del presente procedimiento.</w:t>
       </w:r>
       <w:r>
         <w:rPr>
@@ -1505,7 +1505,7 @@
           <w:kern w:val="0"/>
           <w14:ligatures w14:val="none"/>
         </w:rPr>
-        <w:t xml:space="preserve">Huaranga </w:t>
+        <w:t xml:space="preserve"/>
       </w:r>
       <w:r>
         <w:rPr>
@@ -1515,7 +1515,7 @@
           <w:lang w:val="es-ES" w:eastAsia="es-ES"/>
           <w14:ligatures w14:val="none"/>
         </w:rPr>
-        <w:t xml:space="preserve">solicitó, en calidad de medida correctiva, que </w:t>
+        <w:t xml:space="preserve"/>
       </w:r>
       <w:r>
         <w:rPr>
@@ -1525,7 +1525,7 @@
           <w:lang w:val="es-ES" w:eastAsia="es-ES"/>
           <w14:ligatures w14:val="none"/>
         </w:rPr>
-        <w:t xml:space="preserve">La Positiva </w:t>
+        <w:t xml:space="preserve"/>
       </w:r>
       <w:r>
         <w:rPr>
@@ -1535,7 +1535,7 @@
           <w:lang w:val="es-ES" w:eastAsia="es-ES"/>
           <w14:ligatures w14:val="none"/>
         </w:rPr>
-        <w:t>cumpla con</w:t>
+        <w:t/>
       </w:r>
       <w:r>
         <w:rPr>
@@ -1545,7 +1545,7 @@
           <w:lang w:val="es-ES" w:eastAsia="es-ES"/>
           <w14:ligatures w14:val="none"/>
         </w:rPr>
-        <w:t xml:space="preserve"> otorgar la cobertura </w:t>
+        <w:t xml:space="preserve"/>
       </w:r>
       <w:r>
         <w:rPr>
@@ -1555,7 +1555,7 @@
           <w:lang w:val="es-ES" w:eastAsia="es-ES"/>
           <w14:ligatures w14:val="none"/>
         </w:rPr>
-        <w:t>correspondiente al siniestro 341036606 del vehículo de placa BCE-770 y</w:t>
+        <w:t/>
       </w:r>
       <w:r>
         <w:rPr>
@@ -1565,7 +1565,7 @@
           <w:lang w:val="es-ES" w:eastAsia="es-ES"/>
           <w14:ligatures w14:val="none"/>
         </w:rPr>
-        <w:t xml:space="preserve"> </w:t>
+        <w:t xml:space="preserve"/>
       </w:r>
       <w:r>
         <w:rPr>
@@ -1575,7 +1575,7 @@
           <w:lang w:val="es-ES" w:eastAsia="es-ES"/>
           <w14:ligatures w14:val="none"/>
         </w:rPr>
-        <w:t xml:space="preserve">pagar la indemnización </w:t>
+        <w:t xml:space="preserve"/>
       </w:r>
       <w:r>
         <w:rPr>
@@ -1585,7 +1585,7 @@
           <w:lang w:val="es-ES" w:eastAsia="es-ES"/>
           <w14:ligatures w14:val="none"/>
         </w:rPr>
-        <w:t>correspondiente</w:t>
+        <w:t/>
       </w:r>
       <w:r>
         <w:rPr>
@@ -1595,7 +1595,7 @@
           <w:lang w:val="es-ES" w:eastAsia="es-ES"/>
           <w14:ligatures w14:val="none"/>
         </w:rPr>
-        <w:t>. Asimismo, requirió el reembolso de costos y costas del presente procedimiento</w:t>
+        <w:t/>
       </w:r>
       <w:r>
         <w:rPr>
@@ -1605,7 +1605,7 @@
           <w:lang w:val="es-ES" w:eastAsia="es-ES"/>
           <w14:ligatures w14:val="none"/>
         </w:rPr>
-        <w:t>.</w:t>
+        <w:t/>
       </w:r>
     </w:p>
     <w:p>
@@ -2483,7 +2483,7 @@
           <w:lang w:eastAsia="es-PE"/>
           <w14:ligatures w14:val="none"/>
         </w:rPr>
-        <w:t xml:space="preserve">PRIMERO: </w:t>
+        <w:t xml:space="preserve">PRIMERO: admitir a trámite la denuncia del 29 de diciembre de 2025 interpuesta por la señora [DENUNCIANTE] contra La Positiva Seguros y Reaseguros S.A., por lo siguiente:</w:t>
       </w:r>
       <w:r>
         <w:rPr>
@@ -2494,7 +2494,7 @@
           <w:lang w:eastAsia="es-PE"/>
           <w14:ligatures w14:val="none"/>
         </w:rPr>
-        <w:t xml:space="preserve">admitir a trámite la denuncia del </w:t>
+        <w:t xml:space="preserve"/>
       </w:r>
       <w:r>
         <w:rPr>
@@ -2504,7 +2504,7 @@
           <w:lang w:val="es-ES" w:eastAsia="es-ES"/>
           <w14:ligatures w14:val="none"/>
         </w:rPr>
-        <w:t xml:space="preserve">29 </w:t>
+        <w:t xml:space="preserve"/>
       </w:r>
       <w:r>
         <w:rPr>
@@ -2514,7 +2514,7 @@
           <w:lang w:val="es-ES" w:eastAsia="es-ES"/>
           <w14:ligatures w14:val="none"/>
         </w:rPr>
-        <w:t xml:space="preserve">de diciembre de 2025 </w:t>
+        <w:t xml:space="preserve"/>
       </w:r>
       <w:r>
         <w:rPr>
@@ -2525,7 +2525,7 @@
           <w:lang w:eastAsia="es-PE"/>
           <w14:ligatures w14:val="none"/>
         </w:rPr>
-        <w:t xml:space="preserve">interpuesta por </w:t>
+        <w:t xml:space="preserve"/>
       </w:r>
       <w:r>
         <w:rPr>
@@ -2536,7 +2536,7 @@
           <w:lang w:eastAsia="es-PE"/>
           <w14:ligatures w14:val="none"/>
         </w:rPr>
-        <w:t>la</w:t>
+        <w:t/>
       </w:r>
       <w:r>
         <w:rPr>
@@ -2547,7 +2547,7 @@
           <w:lang w:eastAsia="es-PE"/>
           <w14:ligatures w14:val="none"/>
         </w:rPr>
-        <w:t xml:space="preserve"> </w:t>
+        <w:t xml:space="preserve"/>
       </w:r>
       <w:r>
         <w:rPr>
@@ -2557,7 +2557,7 @@
           <w:kern w:val="0"/>
           <w14:ligatures w14:val="none"/>
         </w:rPr>
-        <w:t xml:space="preserve">señora </w:t>
+        <w:t xml:space="preserve"/>
       </w:r>
       <w:r>
         <w:rPr>
@@ -2568,7 +2568,7 @@
           <w:lang w:eastAsia="es-PE"/>
           <w14:ligatures w14:val="none"/>
         </w:rPr>
-        <w:t xml:space="preserve">Beatriz Maribel Huaranga Schmidt </w:t>
+        <w:t xml:space="preserve"/>
       </w:r>
       <w:r>
         <w:rPr>
@@ -2579,14 +2579,14 @@
           <w:lang w:eastAsia="es-PE"/>
           <w14:ligatures w14:val="none"/>
         </w:rPr>
-        <w:t xml:space="preserve">contra </w:t>
+        <w:t xml:space="preserve"/>
       </w:r>
       <w:r>
         <w:rPr>
           <w:rFonts w:ascii="Arial Narrow" w:eastAsia="Arial Narrow" w:hAnsi="Arial Narrow" w:cs="Arial Narrow"/>
           <w:bCs/>
         </w:rPr>
-        <w:t>La Positiva Seguros y Reaseguros S.A.</w:t>
+        <w:t/>
       </w:r>
       <w:r>
         <w:rPr>
@@ -2597,7 +2597,7 @@
           <w:lang w:eastAsia="es-PE"/>
           <w14:ligatures w14:val="none"/>
         </w:rPr>
-        <w:t xml:space="preserve">, </w:t>
+        <w:t xml:space="preserve"/>
       </w:r>
       <w:bookmarkStart w:id="18" w:name="_Hlk215062067"/>
       <w:r>
@@ -2609,7 +2609,7 @@
           <w:lang w:eastAsia="es-PE"/>
           <w14:ligatures w14:val="none"/>
         </w:rPr>
-        <w:t>por lo siguiente:</w:t>
+        <w:t/>
       </w:r>
       <w:bookmarkStart w:id="19" w:name="_Hlk215162047"/>
     </w:p>
@@ -4279,7 +4279,7 @@
           <w:b/>
           <w:bCs/>
         </w:rPr>
-        <w:t>DÉCIMO</w:t>
+        <w:t xml:space="preserve">DÉCIMO: requerir a la señora [DENUNCIANTE] para que, dentro del plazo de dos (2) días hábiles siguientes a la fecha en que reciba la notificación en su bandeja de correo electrónico, efectúe la confirmación de recepción de la notificación remitida por este despacho a su correo electrónico, de conformidad con el segundo párrafo del numeral 4 del artículo 20 del Texto Único Ordenado de la Ley del Procedimiento Administrativo General, aprobado mediante Decreto Supremo 006-2026-JUS, bajo apercibimiento de rehacer el acto de notificación y notificarle conforme al numeral 1 del artículo 20 del citado cuerpo normativo.</w:t>
       </w:r>
       <w:r>
         <w:rPr>
@@ -4289,7 +4289,7 @@
           <w:kern w:val="0"/>
           <w14:ligatures w14:val="none"/>
         </w:rPr>
-        <w:t>:</w:t>
+        <w:t/>
       </w:r>
       <w:r>
         <w:rPr>
@@ -4299,7 +4299,7 @@
           <w:kern w:val="0"/>
           <w14:ligatures w14:val="none"/>
         </w:rPr>
-        <w:t xml:space="preserve"> </w:t>
+        <w:t xml:space="preserve"/>
       </w:r>
       <w:r>
         <w:rPr>
@@ -4309,7 +4309,7 @@
           <w:kern w:val="0"/>
           <w14:ligatures w14:val="none"/>
         </w:rPr>
-        <w:t xml:space="preserve">requerir a la señora </w:t>
+        <w:t xml:space="preserve"/>
       </w:r>
       <w:r>
         <w:rPr>
@@ -4320,35 +4320,35 @@
           <w:lang w:eastAsia="es-PE"/>
           <w14:ligatures w14:val="none"/>
         </w:rPr>
-        <w:t xml:space="preserve">Beatriz Maribel Huaranga Schmidt </w:t>
+        <w:t xml:space="preserve"/>
       </w:r>
       <w:r>
         <w:rPr>
           <w:rFonts w:ascii="Arial Narrow" w:hAnsi="Arial Narrow"/>
           <w:color w:val="000000"/>
         </w:rPr>
-        <w:t>para que,</w:t>
+        <w:t/>
       </w:r>
       <w:r>
         <w:rPr>
           <w:rFonts w:ascii="Arial Narrow" w:hAnsi="Arial Narrow"/>
           <w:color w:val="000000"/>
         </w:rPr>
-        <w:t xml:space="preserve"> dentro del plazo de dos (2) días hábiles siguientes a la fecha </w:t>
+        <w:t xml:space="preserve"/>
       </w:r>
       <w:r>
         <w:rPr>
           <w:rFonts w:ascii="Arial Narrow" w:hAnsi="Arial Narrow"/>
           <w:color w:val="000000"/>
         </w:rPr>
-        <w:t>en que reciba la notificación en su bandeja de correo electrónico, efectúe la confirmación de recepción de la notificación remitida por este despacho a su correo electrónico, de conformidad con el segundo párrafo</w:t>
+        <w:t/>
       </w:r>
       <w:r>
         <w:rPr>
           <w:rFonts w:ascii="Arial Narrow" w:hAnsi="Arial Narrow"/>
           <w:color w:val="000000"/>
         </w:rPr>
-        <w:t xml:space="preserve"> del numeral 4 del artículo 20</w:t>
+        <w:t xml:space="preserve"/>
       </w:r>
       <w:r>
         <w:rPr>
@@ -4365,7 +4365,7 @@
           <w:rFonts w:ascii="Arial Narrow" w:hAnsi="Arial Narrow"/>
           <w:color w:val="000000"/>
         </w:rPr>
-        <w:t xml:space="preserve"> del Texto Único Ordenado de la Ley del Procedimiento Administrativo General, aprobado mediante Decreto Supremo 006-2026-JUS, bajo apercibimiento de rehacer el acto de notificación y notificarle conforme al numeral 1 del artículo 20</w:t>
+        <w:t xml:space="preserve"/>
       </w:r>
       <w:r>
         <w:rPr>
@@ -4382,7 +4382,7 @@
           <w:rFonts w:ascii="Arial Narrow" w:hAnsi="Arial Narrow"/>
           <w:color w:val="000000"/>
         </w:rPr>
-        <w:t xml:space="preserve"> del citado cuerpo </w:t>
+        <w:t xml:space="preserve"/>
       </w:r>
       <w:bookmarkStart w:id="27" w:name="_Hlk214964186"/>
       <w:r>
@@ -4390,7 +4390,7 @@
           <w:rFonts w:ascii="Arial Narrow" w:hAnsi="Arial Narrow"/>
           <w:color w:val="000000"/>
         </w:rPr>
-        <w:t>normativo</w:t>
+        <w:t/>
       </w:r>
       <w:r>
         <w:rPr>
@@ -4403,7 +4403,7 @@
         <w:rPr>
           <w:rFonts w:ascii="Arial Narrow" w:hAnsi="Arial Narrow" w:cs="Arial"/>
         </w:rPr>
-        <w:t>.</w:t>
+        <w:t/>
       </w:r>
     </w:p>
     <w:bookmarkEnd w:id="27"/>

--- a/plantillas_maestras/01_seguro_vehicular/negativa_cobertura/2_o_mas_ddos_varios/mujer/TPL_3441_2025_SEGURO_VEHICULAR_NEGATIVA_COBERTURA_ASEGURADORA_MUJER_R1.docx
+++ b/plantillas_maestras/01_seguro_vehicular/negativa_cobertura/2_o_mas_ddos_varios/mujer/TPL_3441_2025_SEGURO_VEHICULAR_NEGATIVA_COBERTURA_ASEGURADORA_MUJER_R1.docx
@@ -675,6 +675,7 @@
       </w:r>
       <w:r>
         <w:rPr>
+          <w:rStyle w:val="Refdenotaalpie"/>
           <w:rFonts w:ascii="Arial Narrow" w:eastAsia="Times New Roman" w:hAnsi="Arial Narrow" w:cs="Times New Roman"/>
           <w:color w:val="000000"/>
           <w:kern w:val="0"/>
@@ -1709,6 +1710,7 @@
       <w:bookmarkEnd w:id="5"/>
       <w:r>
         <w:rPr>
+          <w:rStyle w:val="Refdenotaalpie"/>
           <w:rFonts w:ascii="Arial Narrow" w:eastAsia="Arial Narrow" w:hAnsi="Arial Narrow" w:cs="Arial Narrow"/>
           <w:kern w:val="0"/>
           <w:vertAlign w:val="superscript"/>
@@ -1815,6 +1817,7 @@
       <w:bookmarkEnd w:id="7"/>
       <w:r>
         <w:rPr>
+          <w:rStyle w:val="Refdenotaalpie"/>
           <w:rFonts w:ascii="Arial Narrow" w:eastAsia="Arial Narrow" w:hAnsi="Arial Narrow" w:cs="Arial"/>
           <w:kern w:val="0"/>
           <w:vertAlign w:val="superscript"/>
@@ -2159,6 +2162,7 @@
       </w:r>
       <w:r>
         <w:rPr>
+          <w:rStyle w:val="Refdenotaalpie"/>
           <w:rFonts w:ascii="Arial Narrow" w:eastAsia="Arial Narrow" w:hAnsi="Arial Narrow" w:cs="Arial"/>
           <w:kern w:val="0"/>
           <w:vertAlign w:val="superscript"/>
@@ -2224,6 +2228,7 @@
       </w:r>
       <w:r>
         <w:rPr>
+          <w:rStyle w:val="Refdenotaalpie"/>
           <w:rFonts w:ascii="Arial Narrow" w:eastAsia="Arial Narrow" w:hAnsi="Arial Narrow" w:cs="Arial Narrow"/>
           <w:kern w:val="0"/>
           <w:vertAlign w:val="superscript"/>
@@ -3408,6 +3413,7 @@
       </w:r>
       <w:r>
         <w:rPr>
+          <w:rStyle w:val="Refdenotaalpie"/>
           <w:rFonts w:ascii="Arial Narrow" w:eastAsia="Calibri" w:hAnsi="Arial Narrow" w:cs="Arial"/>
           <w:kern w:val="0"/>
           <w:vertAlign w:val="superscript"/>
@@ -3452,6 +3458,7 @@
       </w:r>
       <w:r>
         <w:rPr>
+          <w:rStyle w:val="Refdenotaalpie"/>
           <w:rFonts w:ascii="Arial Narrow" w:eastAsia="Calibri" w:hAnsi="Arial Narrow" w:cs="Arial"/>
           <w:spacing w:val="-2"/>
           <w:kern w:val="0"/>
@@ -3850,6 +3857,7 @@
       </w:r>
       <w:r>
         <w:rPr>
+          <w:rStyle w:val="Refdenotaalpie"/>
           <w:rFonts w:ascii="Arial Narrow" w:eastAsia="Arial Narrow" w:hAnsi="Arial Narrow" w:cs="Times New Roman"/>
           <w:color w:val="000000"/>
           <w:kern w:val="0"/>
@@ -3931,6 +3939,7 @@
       </w:r>
       <w:r>
         <w:rPr>
+          <w:rStyle w:val="Refdenotaalpie"/>
           <w:rFonts w:ascii="Arial Narrow" w:eastAsia="Arial Narrow" w:hAnsi="Arial Narrow" w:cs="Times New Roman"/>
           <w:color w:val="000000"/>
           <w:kern w:val="0"/>
@@ -3984,6 +3993,7 @@
       </w:r>
       <w:r>
         <w:rPr>
+          <w:rStyle w:val="Refdenotaalpie"/>
           <w:rFonts w:ascii="Arial Narrow" w:eastAsia="Arial Narrow" w:hAnsi="Arial Narrow" w:cs="Times New Roman"/>
           <w:color w:val="000000"/>
           <w:kern w:val="0"/>
@@ -4147,6 +4157,7 @@
       </w:r>
       <w:r>
         <w:rPr>
+          <w:rStyle w:val="Refdenotaalpie"/>
           <w:rFonts w:ascii="Arial Narrow" w:eastAsia="Calibri" w:hAnsi="Arial Narrow" w:cs="Arial"/>
           <w:kern w:val="0"/>
           <w:vertAlign w:val="superscript"/>
@@ -4394,6 +4405,7 @@
       </w:r>
       <w:r>
         <w:rPr>
+          <w:rStyle w:val="Refdenotaalpie"/>
           <w:rFonts w:ascii="Arial Narrow" w:hAnsi="Arial Narrow"/>
           <w:vertAlign w:val="superscript"/>
         </w:rPr>
@@ -4773,14 +4785,14 @@
         <w:tab w:val="right" w:pos="8838"/>
       </w:tabs>
       <w:rPr>
-        <w:rFonts w:ascii="Arial" w:eastAsia="Arial" w:hAnsi="Arial" w:cs="Arial"/>
+        <w:rFonts w:ascii="Arial Narrow" w:eastAsia="Arial" w:hAnsi="Arial Narrow" w:cs="Arial"/>
         <w:sz w:val="16"/>
         <w:szCs w:val="16"/>
       </w:rPr>
     </w:pPr>
     <w:r>
       <w:rPr>
-        <w:rFonts w:ascii="Arial" w:eastAsia="Arial" w:hAnsi="Arial" w:cs="Arial"/>
+        <w:rFonts w:ascii="Arial Narrow" w:eastAsia="Arial" w:hAnsi="Arial Narrow" w:cs="Arial"/>
         <w:sz w:val="16"/>
         <w:szCs w:val="16"/>
       </w:rPr>
@@ -4794,7 +4806,7 @@
     </w:pPr>
     <w:r>
       <w:rPr>
-        <w:rFonts w:ascii="Arial" w:eastAsia="Arial" w:hAnsi="Arial" w:cs="Arial"/>
+        <w:rFonts w:ascii="Arial Narrow" w:eastAsia="Arial" w:hAnsi="Arial Narrow" w:cs="Arial"/>
         <w:sz w:val="16"/>
         <w:szCs w:val="16"/>
       </w:rPr>
@@ -4802,7 +4814,7 @@
     </w:r>
     <w:r>
       <w:rPr>
-        <w:rFonts w:ascii="Arial" w:eastAsia="Arial" w:hAnsi="Arial" w:cs="Arial"/>
+        <w:rFonts w:ascii="Arial Narrow" w:eastAsia="Arial" w:hAnsi="Arial Narrow" w:cs="Arial"/>
         <w:sz w:val="16"/>
         <w:szCs w:val="16"/>
       </w:rPr>
@@ -4810,7 +4822,7 @@
     </w:r>
     <w:r>
       <w:rPr>
-        <w:rFonts w:ascii="Arial" w:eastAsia="Arial" w:hAnsi="Arial" w:cs="Arial"/>
+        <w:rFonts w:ascii="Arial Narrow" w:eastAsia="Arial" w:hAnsi="Arial Narrow" w:cs="Arial"/>
         <w:sz w:val="16"/>
         <w:szCs w:val="16"/>
       </w:rPr>
@@ -4818,7 +4830,7 @@
     </w:r>
     <w:r>
       <w:rPr>
-        <w:rFonts w:ascii="Arial" w:eastAsia="Arial" w:hAnsi="Arial" w:cs="Arial"/>
+        <w:rFonts w:ascii="Arial Narrow" w:eastAsia="Arial" w:hAnsi="Arial Narrow" w:cs="Arial"/>
         <w:sz w:val="16"/>
         <w:szCs w:val="16"/>
       </w:rPr>
@@ -4826,7 +4838,7 @@
     </w:r>
     <w:r>
       <w:rPr>
-        <w:rFonts w:ascii="Arial" w:eastAsia="Arial" w:hAnsi="Arial" w:cs="Arial"/>
+        <w:rFonts w:ascii="Arial Narrow" w:eastAsia="Arial" w:hAnsi="Arial Narrow" w:cs="Arial"/>
         <w:sz w:val="16"/>
         <w:szCs w:val="16"/>
       </w:rPr>
@@ -4886,6 +4898,7 @@
           <w:rFonts w:ascii="Arial Narrow" w:hAnsi="Arial Narrow" w:cs="Arial"/>
           <w:sz w:val="16"/>
           <w:szCs w:val="16"/>
+          <w:vertAlign w:val="superscript"/>
         </w:rPr>
         <w:footnoteRef/>
       </w:r>
@@ -4960,6 +4973,7 @@
           <w:rFonts w:ascii="Arial Narrow" w:hAnsi="Arial Narrow" w:cs="Arial"/>
           <w:sz w:val="16"/>
           <w:szCs w:val="16"/>
+          <w:vertAlign w:val="superscript"/>
         </w:rPr>
         <w:footnoteRef/>
       </w:r>
@@ -5213,6 +5227,7 @@
           <w:rFonts w:ascii="Arial Narrow" w:hAnsi="Arial Narrow"/>
           <w:sz w:val="16"/>
           <w:szCs w:val="16"/>
+          <w:vertAlign w:val="superscript"/>
         </w:rPr>
         <w:footnoteRef/>
       </w:r>
@@ -5396,6 +5411,7 @@
           <w:rFonts w:ascii="Arial Narrow" w:hAnsi="Arial Narrow"/>
           <w:sz w:val="16"/>
           <w:szCs w:val="16"/>
+          <w:vertAlign w:val="superscript"/>
         </w:rPr>
         <w:footnoteRef/>
       </w:r>
@@ -5629,6 +5645,7 @@
           <w:rFonts w:ascii="Arial Narrow" w:hAnsi="Arial Narrow" w:cs="Arial"/>
           <w:sz w:val="16"/>
           <w:szCs w:val="16"/>
+          <w:vertAlign w:val="superscript"/>
         </w:rPr>
         <w:footnoteRef/>
       </w:r>
@@ -5796,6 +5813,7 @@
           <w:rFonts w:ascii="Arial Narrow" w:hAnsi="Arial Narrow" w:cs="Arial"/>
           <w:sz w:val="16"/>
           <w:szCs w:val="16"/>
+          <w:vertAlign w:val="superscript"/>
         </w:rPr>
         <w:footnoteRef/>
       </w:r>
@@ -5848,6 +5866,7 @@
           <w:rFonts w:ascii="Arial Narrow" w:hAnsi="Arial Narrow" w:cs="Arial"/>
           <w:sz w:val="16"/>
           <w:szCs w:val="16"/>
+          <w:vertAlign w:val="superscript"/>
         </w:rPr>
         <w:footnoteRef/>
       </w:r>
@@ -6035,7 +6054,7 @@
       </w:pPr>
       <w:r>
         <w:rPr>
-          <w:rStyle w:val="TextonotapieCar"/>
+          <w:rStyle w:val="Refdenotaalpie"/>
           <w:rFonts w:ascii="Arial Narrow" w:hAnsi="Arial Narrow" w:cs="Arial"/>
           <w:sz w:val="16"/>
           <w:szCs w:val="16"/>
@@ -6251,6 +6270,7 @@
           <w:rFonts w:ascii="Arial Narrow" w:hAnsi="Arial Narrow" w:cs="Arial"/>
           <w:sz w:val="16"/>
           <w:szCs w:val="16"/>
+          <w:vertAlign w:val="superscript"/>
         </w:rPr>
         <w:footnoteRef/>
       </w:r>
@@ -6996,6 +7016,7 @@
           <w:rFonts w:ascii="Arial Narrow" w:hAnsi="Arial Narrow" w:cs="Arial"/>
           <w:sz w:val="16"/>
           <w:szCs w:val="16"/>
+          <w:vertAlign w:val="superscript"/>
         </w:rPr>
         <w:footnoteRef/>
       </w:r>
@@ -7198,6 +7219,7 @@
           <w:bCs/>
           <w:sz w:val="16"/>
           <w:szCs w:val="16"/>
+          <w:vertAlign w:val="superscript"/>
         </w:rPr>
         <w:footnoteRef/>
       </w:r>
@@ -7296,6 +7318,7 @@
           <w:rFonts w:ascii="Arial Narrow" w:hAnsi="Arial Narrow" w:cs="Arial"/>
           <w:sz w:val="16"/>
           <w:szCs w:val="16"/>
+          <w:vertAlign w:val="superscript"/>
         </w:rPr>
         <w:footnoteRef/>
       </w:r>
@@ -9885,6 +9908,17 @@
       <w:szCs w:val="20"/>
     </w:rPr>
   </w:style>
+  <w:style w:type="character" w:styleId="FootnoteReference">
+    <w:name w:val="footnote reference"/>
+    <w:basedOn w:val="Fuentedeprrafopredeter"/>
+    <w:uiPriority w:val="99"/>
+    <w:semiHidden/>
+    <w:unhideWhenUsed/>
+    <w:rPr>
+      <w:rFonts w:ascii="Arial Narrow" w:hAnsi="Arial Narrow"/>
+      <w:vertAlign w:val="superscript"/>
+    </w:rPr>
+  </w:style>
 </w:styles>
 </file>
 

--- a/plantillas_maestras/01_seguro_vehicular/negativa_cobertura/2_o_mas_ddos_varios/mujer/TPL_3441_2025_SEGURO_VEHICULAR_NEGATIVA_COBERTURA_ASEGURADORA_MUJER_R1.docx
+++ b/plantillas_maestras/01_seguro_vehicular/negativa_cobertura/2_o_mas_ddos_varios/mujer/TPL_3441_2025_SEGURO_VEHICULAR_NEGATIVA_COBERTURA_ASEGURADORA_MUJER_R1.docx
@@ -1,8 +1,8 @@
 
 <file path=word/document.xml><?xml version="1.0" encoding="utf-8"?>
-<w:document xmlns:wpc="http://schemas.microsoft.com/office/word/2010/wordprocessingCanvas" xmlns:cx="http://schemas.microsoft.com/office/drawing/2014/chartex" xmlns:cx1="http://schemas.microsoft.com/office/drawing/2015/9/8/chartex" xmlns:cx2="http://schemas.microsoft.com/office/drawing/2015/10/21/chartex" xmlns:cx3="http://schemas.microsoft.com/office/drawing/2016/5/9/chartex" xmlns:cx4="http://schemas.microsoft.com/office/drawing/2016/5/10/chartex" xmlns:cx5="http://schemas.microsoft.com/office/drawing/2016/5/11/chartex" xmlns:cx6="http://schemas.microsoft.com/office/drawing/2016/5/12/chartex" xmlns:cx7="http://schemas.microsoft.com/office/drawing/2016/5/13/chartex" xmlns:cx8="http://schemas.microsoft.com/office/drawing/2016/5/14/chartex" xmlns:mc="http://schemas.openxmlformats.org/markup-compatibility/2006" xmlns:aink="http://schemas.microsoft.com/office/drawing/2016/ink" xmlns:am3d="http://schemas.microsoft.com/office/drawing/2017/model3d" xmlns:o="urn:schemas-microsoft-com:office:office" xmlns:oel="http://schemas.microsoft.com/office/2019/extlst" xmlns:r="http://schemas.openxmlformats.org/officeDocument/2006/relationships" xmlns:m="http://schemas.openxmlformats.org/officeDocument/2006/math" xmlns:v="urn:schemas-microsoft-com:vml" xmlns:wp14="http://schemas.microsoft.com/office/word/2010/wordprocessingDrawing" xmlns:wp="http://schemas.openxmlformats.org/drawingml/2006/wordprocessingDrawing" xmlns:w10="urn:schemas-microsoft-com:office:word" xmlns:w="http://schemas.openxmlformats.org/wordprocessingml/2006/main" xmlns:w14="http://schemas.microsoft.com/office/word/2010/wordml" xmlns:w15="http://schemas.microsoft.com/office/word/2012/wordml" xmlns:w16cex="http://schemas.microsoft.com/office/word/2018/wordml/cex" xmlns:w16cid="http://schemas.microsoft.com/office/word/2016/wordml/cid" xmlns:w16="http://schemas.microsoft.com/office/word/2018/wordml" xmlns:w16du="http://schemas.microsoft.com/office/word/2023/wordml/word16du" xmlns:w16sdtdh="http://schemas.microsoft.com/office/word/2020/wordml/sdtdatahash" xmlns:w16sdtfl="http://schemas.microsoft.com/office/word/2024/wordml/sdtformatlock" xmlns:w16se="http://schemas.microsoft.com/office/word/2015/wordml/symex" xmlns:wpg="http://schemas.microsoft.com/office/word/2010/wordprocessingGroup" xmlns:wpi="http://schemas.microsoft.com/office/word/2010/wordprocessingInk" xmlns:wne="http://schemas.microsoft.com/office/word/2006/wordml" xmlns:wps="http://schemas.microsoft.com/office/word/2010/wordprocessingShape" mc:Ignorable="w14 w15 w16se w16cid w16 w16cex w16sdtdh w16sdtfl w16du wp14">
+<w:document xmlns:ns1="http://schemas.openxmlformats.org/markup-compatibility/2006" xmlns:ns2="http://schemas.microsoft.com/office/word/2010/wordml" xmlns:ns3="http://schemas.openxmlformats.org/officeDocument/2006/relationships" xmlns:w="http://schemas.openxmlformats.org/wordprocessingml/2006/main" ns1:Ignorable="w14 w15 w16se w16cid w16 w16cex w16sdtdh w16sdtfl w16du wp14">
   <w:body>
-    <w:p>
+    <w:p ns2:paraId="1B509B2D" ns2:textId="10A2039D">
       <w:pPr>
         <w:tabs>
           <w:tab w:val="left" w:pos="1701"/>
@@ -14,7 +14,7 @@
           <w:color w:val="000000"/>
           <w:kern w:val="0"/>
           <w:lang w:eastAsia="es-PE"/>
-          <w14:ligatures w14:val="none"/>
+          <ns2:ligatures ns2:val="none"/>
         </w:rPr>
       </w:pPr>
       <w:bookmarkStart w:id="0" w:name="_Hlk80343540"/>
@@ -25,7 +25,7 @@
           <w:color w:val="000000"/>
           <w:kern w:val="0"/>
           <w:lang w:eastAsia="es-PE"/>
-          <w14:ligatures w14:val="none"/>
+          <ns2:ligatures ns2:val="none"/>
         </w:rPr>
         <w:t xml:space="preserve">EXPEDIENTE </w:t>
       </w:r>
@@ -36,7 +36,7 @@
           <w:color w:val="000000"/>
           <w:kern w:val="0"/>
           <w:lang w:eastAsia="es-PE"/>
-          <w14:ligatures w14:val="none"/>
+          <ns2:ligatures ns2:val="none"/>
         </w:rPr>
         <w:tab/>
         <w:t>:</w:t>
@@ -48,7 +48,7 @@
           <w:color w:val="000000"/>
           <w:kern w:val="0"/>
           <w:lang w:eastAsia="es-PE"/>
-          <w14:ligatures w14:val="none"/>
+          <ns2:ligatures ns2:val="none"/>
         </w:rPr>
         <w:tab/>
       </w:r>
@@ -61,12 +61,12 @@
           <w:kern w:val="0"/>
           <w:shd w:val="clear" w:color="auto" w:fill="FFFFFF"/>
           <w:lang w:eastAsia="es-PE"/>
-          <w14:ligatures w14:val="none"/>
+          <ns2:ligatures ns2:val="none"/>
         </w:rPr>
         <w:t>3441-2025/CC1</w:t>
       </w:r>
     </w:p>
-    <w:p>
+    <w:p ns2:paraId="7E5DC22B" ns2:textId="6AFB0CFD">
       <w:pPr>
         <w:tabs>
           <w:tab w:val="left" w:pos="1701"/>
@@ -81,17 +81,17 @@
           <w:color w:val="000000"/>
           <w:kern w:val="0"/>
           <w:lang w:eastAsia="es-PE"/>
-          <w14:ligatures w14:val="none"/>
-        </w:rPr>
-      </w:pPr>
-      <w:r>
-        <w:rPr>
-          <w:rFonts w:ascii="Arial Narrow" w:eastAsia="Arial Narrow" w:hAnsi="Arial Narrow" w:cs="Arial Narrow"/>
-          <w:b/>
-          <w:color w:val="000000"/>
-          <w:kern w:val="0"/>
-          <w:lang w:eastAsia="es-PE"/>
-          <w14:ligatures w14:val="none"/>
+          <ns2:ligatures ns2:val="none"/>
+        </w:rPr>
+      </w:pPr>
+      <w:r>
+        <w:rPr>
+          <w:rFonts w:ascii="Arial Narrow" w:eastAsia="Arial Narrow" w:hAnsi="Arial Narrow" w:cs="Arial Narrow"/>
+          <w:b/>
+          <w:color w:val="000000"/>
+          <w:kern w:val="0"/>
+          <w:lang w:eastAsia="es-PE"/>
+          <ns2:ligatures ns2:val="none"/>
         </w:rPr>
         <w:t xml:space="preserve">DENUNCIANTE:[DENUNCIANTE] (SEÑORA [APELLIDO])</w:t>
       </w:r>
@@ -102,7 +102,7 @@
           <w:color w:val="000000"/>
           <w:kern w:val="0"/>
           <w:lang w:eastAsia="es-PE"/>
-          <w14:ligatures w14:val="none"/>
+          <ns2:ligatures ns2:val="none"/>
         </w:rPr>
         <w:tab/>
         <w:t/>
@@ -114,7 +114,7 @@
           <w:color w:val="000000"/>
           <w:kern w:val="0"/>
           <w:lang w:eastAsia="es-PE"/>
-          <w14:ligatures w14:val="none"/>
+          <ns2:ligatures ns2:val="none"/>
         </w:rPr>
         <w:tab/>
       </w:r>
@@ -125,7 +125,7 @@
           <w:color w:val="000000"/>
           <w:kern w:val="0"/>
           <w:lang w:eastAsia="es-PE"/>
-          <w14:ligatures w14:val="none"/>
+          <ns2:ligatures ns2:val="none"/>
         </w:rPr>
         <w:t xml:space="preserve"/>
       </w:r>
@@ -136,7 +136,7 @@
           <w:color w:val="000000"/>
           <w:kern w:val="0"/>
           <w:lang w:eastAsia="es-PE"/>
-          <w14:ligatures w14:val="none"/>
+          <ns2:ligatures ns2:val="none"/>
         </w:rPr>
         <w:t xml:space="preserve"/>
       </w:r>
@@ -147,7 +147,7 @@
           <w:color w:val="000000"/>
           <w:kern w:val="0"/>
           <w:lang w:eastAsia="es-PE"/>
-          <w14:ligatures w14:val="none"/>
+          <ns2:ligatures ns2:val="none"/>
         </w:rPr>
         <w:t/>
       </w:r>
@@ -158,12 +158,12 @@
           <w:color w:val="000000"/>
           <w:kern w:val="0"/>
           <w:lang w:eastAsia="es-PE"/>
-          <w14:ligatures w14:val="none"/>
+          <ns2:ligatures ns2:val="none"/>
         </w:rPr>
         <w:t/>
       </w:r>
     </w:p>
-    <w:p>
+    <w:p ns2:paraId="6DEEEDFE" ns2:textId="159444B5">
       <w:pPr>
         <w:tabs>
           <w:tab w:val="left" w:pos="1701"/>
@@ -178,17 +178,17 @@
           <w:color w:val="000000"/>
           <w:kern w:val="0"/>
           <w:lang w:eastAsia="es-PE"/>
-          <w14:ligatures w14:val="none"/>
-        </w:rPr>
-      </w:pPr>
-      <w:r>
-        <w:rPr>
-          <w:rFonts w:ascii="Arial Narrow" w:eastAsia="Arial Narrow" w:hAnsi="Arial Narrow" w:cs="Arial Narrow"/>
-          <w:b/>
-          <w:color w:val="000000"/>
-          <w:kern w:val="0"/>
-          <w:lang w:eastAsia="es-PE"/>
-          <w14:ligatures w14:val="none"/>
+          <ns2:ligatures ns2:val="none"/>
+        </w:rPr>
+      </w:pPr>
+      <w:r>
+        <w:rPr>
+          <w:rFonts w:ascii="Arial Narrow" w:eastAsia="Arial Narrow" w:hAnsi="Arial Narrow" w:cs="Arial Narrow"/>
+          <w:b/>
+          <w:color w:val="000000"/>
+          <w:kern w:val="0"/>
+          <w:lang w:eastAsia="es-PE"/>
+          <ns2:ligatures ns2:val="none"/>
         </w:rPr>
         <w:t>DENUNCIADO</w:t>
       </w:r>
@@ -199,7 +199,7 @@
           <w:color w:val="000000"/>
           <w:kern w:val="0"/>
           <w:lang w:eastAsia="es-PE"/>
-          <w14:ligatures w14:val="none"/>
+          <ns2:ligatures ns2:val="none"/>
         </w:rPr>
         <w:tab/>
         <w:t>:</w:t>
@@ -211,7 +211,7 @@
           <w:color w:val="000000"/>
           <w:kern w:val="0"/>
           <w:lang w:eastAsia="es-PE"/>
-          <w14:ligatures w14:val="none"/>
+          <ns2:ligatures ns2:val="none"/>
         </w:rPr>
         <w:tab/>
       </w:r>
@@ -222,7 +222,7 @@
           <w:color w:val="000000"/>
           <w:kern w:val="0"/>
           <w:lang w:eastAsia="es-PE"/>
-          <w14:ligatures w14:val="none"/>
+          <ns2:ligatures ns2:val="none"/>
         </w:rPr>
         <w:t xml:space="preserve">LA POSITIVA SEGUROS Y REASEGUROS S.A. </w:t>
       </w:r>
@@ -233,7 +233,7 @@
           <w:color w:val="000000"/>
           <w:kern w:val="0"/>
           <w:lang w:eastAsia="es-PE"/>
-          <w14:ligatures w14:val="none"/>
+          <ns2:ligatures ns2:val="none"/>
         </w:rPr>
         <w:t>(</w:t>
       </w:r>
@@ -244,7 +244,7 @@
           <w:color w:val="000000"/>
           <w:kern w:val="0"/>
           <w:lang w:eastAsia="es-PE"/>
-          <w14:ligatures w14:val="none"/>
+          <ns2:ligatures ns2:val="none"/>
         </w:rPr>
         <w:t>LA POSITIVA</w:t>
       </w:r>
@@ -255,12 +255,12 @@
           <w:color w:val="000000"/>
           <w:kern w:val="0"/>
           <w:lang w:eastAsia="es-PE"/>
-          <w14:ligatures w14:val="none"/>
+          <ns2:ligatures ns2:val="none"/>
         </w:rPr>
         <w:t>)</w:t>
       </w:r>
     </w:p>
-    <w:p>
+    <w:p ns2:paraId="022D2B94" ns2:textId="77777777">
       <w:pPr>
         <w:tabs>
           <w:tab w:val="left" w:pos="1701"/>
@@ -275,17 +275,17 @@
           <w:color w:val="000000"/>
           <w:kern w:val="0"/>
           <w:lang w:eastAsia="es-PE"/>
-          <w14:ligatures w14:val="none"/>
-        </w:rPr>
-      </w:pPr>
-      <w:r>
-        <w:rPr>
-          <w:rFonts w:ascii="Arial Narrow" w:eastAsia="Arial Narrow" w:hAnsi="Arial Narrow" w:cs="Arial Narrow"/>
-          <w:b/>
-          <w:color w:val="000000"/>
-          <w:kern w:val="0"/>
-          <w:lang w:eastAsia="es-PE"/>
-          <w14:ligatures w14:val="none"/>
+          <ns2:ligatures ns2:val="none"/>
+        </w:rPr>
+      </w:pPr>
+      <w:r>
+        <w:rPr>
+          <w:rFonts w:ascii="Arial Narrow" w:eastAsia="Arial Narrow" w:hAnsi="Arial Narrow" w:cs="Arial Narrow"/>
+          <w:b/>
+          <w:color w:val="000000"/>
+          <w:kern w:val="0"/>
+          <w:lang w:eastAsia="es-PE"/>
+          <ns2:ligatures ns2:val="none"/>
         </w:rPr>
         <w:t>MATERIAS</w:t>
       </w:r>
@@ -296,7 +296,7 @@
           <w:color w:val="000000"/>
           <w:kern w:val="0"/>
           <w:lang w:eastAsia="es-PE"/>
-          <w14:ligatures w14:val="none"/>
+          <ns2:ligatures ns2:val="none"/>
         </w:rPr>
         <w:tab/>
         <w:t xml:space="preserve">: </w:t>
@@ -308,13 +308,13 @@
           <w:color w:val="000000"/>
           <w:kern w:val="0"/>
           <w:lang w:eastAsia="es-PE"/>
-          <w14:ligatures w14:val="none"/>
+          <ns2:ligatures ns2:val="none"/>
         </w:rPr>
         <w:tab/>
         <w:t>ADMISIÓN A TRÁMITE</w:t>
       </w:r>
     </w:p>
-    <w:p>
+    <w:p ns2:paraId="19ED7B73" ns2:textId="77777777">
       <w:pPr>
         <w:tabs>
           <w:tab w:val="left" w:pos="1701"/>
@@ -329,22 +329,22 @@
           <w:color w:val="000000"/>
           <w:kern w:val="0"/>
           <w:lang w:eastAsia="es-PE"/>
-          <w14:ligatures w14:val="none"/>
-        </w:rPr>
-      </w:pPr>
-      <w:r>
-        <w:rPr>
-          <w:rFonts w:ascii="Arial Narrow" w:eastAsia="Arial Narrow" w:hAnsi="Arial Narrow" w:cs="Arial Narrow"/>
-          <w:b/>
-          <w:color w:val="000000"/>
-          <w:kern w:val="0"/>
-          <w:lang w:eastAsia="es-PE"/>
-          <w14:ligatures w14:val="none"/>
+          <ns2:ligatures ns2:val="none"/>
+        </w:rPr>
+      </w:pPr>
+      <w:r>
+        <w:rPr>
+          <w:rFonts w:ascii="Arial Narrow" w:eastAsia="Arial Narrow" w:hAnsi="Arial Narrow" w:cs="Arial Narrow"/>
+          <w:b/>
+          <w:color w:val="000000"/>
+          <w:kern w:val="0"/>
+          <w:lang w:eastAsia="es-PE"/>
+          <ns2:ligatures ns2:val="none"/>
         </w:rPr>
         <w:t xml:space="preserve">REQUERIMIENTO DE INFORMACIÓN </w:t>
       </w:r>
     </w:p>
-    <w:p>
+    <w:p ns2:paraId="46A5A479" ns2:textId="58DB5DDF">
       <w:pPr>
         <w:tabs>
           <w:tab w:val="left" w:pos="1701"/>
@@ -358,17 +358,17 @@
           <w:color w:val="000000"/>
           <w:kern w:val="0"/>
           <w:lang w:eastAsia="es-PE"/>
-          <w14:ligatures w14:val="none"/>
-        </w:rPr>
-      </w:pPr>
-      <w:r>
-        <w:rPr>
-          <w:rFonts w:ascii="Arial Narrow" w:eastAsia="Arial Narrow" w:hAnsi="Arial Narrow" w:cs="Arial Narrow"/>
-          <w:b/>
-          <w:color w:val="000000"/>
-          <w:kern w:val="0"/>
-          <w:lang w:eastAsia="es-PE"/>
-          <w14:ligatures w14:val="none"/>
+          <ns2:ligatures ns2:val="none"/>
+        </w:rPr>
+      </w:pPr>
+      <w:r>
+        <w:rPr>
+          <w:rFonts w:ascii="Arial Narrow" w:eastAsia="Arial Narrow" w:hAnsi="Arial Narrow" w:cs="Arial Narrow"/>
+          <w:b/>
+          <w:color w:val="000000"/>
+          <w:kern w:val="0"/>
+          <w:lang w:eastAsia="es-PE"/>
+          <ns2:ligatures ns2:val="none"/>
         </w:rPr>
         <w:t xml:space="preserve">RESOLUCIÓN </w:t>
       </w:r>
@@ -379,7 +379,7 @@
           <w:color w:val="000000"/>
           <w:kern w:val="0"/>
           <w:lang w:eastAsia="es-PE"/>
-          <w14:ligatures w14:val="none"/>
+          <ns2:ligatures ns2:val="none"/>
         </w:rPr>
         <w:tab/>
         <w:t>:</w:t>
@@ -391,7 +391,7 @@
           <w:color w:val="000000"/>
           <w:kern w:val="0"/>
           <w:lang w:eastAsia="es-PE"/>
-          <w14:ligatures w14:val="none"/>
+          <ns2:ligatures ns2:val="none"/>
         </w:rPr>
         <w:tab/>
       </w:r>
@@ -402,12 +402,12 @@
           <w:color w:val="000000"/>
           <w:kern w:val="0"/>
           <w:lang w:eastAsia="es-PE"/>
-          <w14:ligatures w14:val="none"/>
+          <ns2:ligatures ns2:val="none"/>
         </w:rPr>
         <w:t>1</w:t>
       </w:r>
     </w:p>
-    <w:p>
+    <w:p ns2:paraId="5BA3A18D" ns2:textId="77777777">
       <w:pPr>
         <w:tabs>
           <w:tab w:val="left" w:pos="1014"/>
@@ -420,11 +420,11 @@
           <w:kern w:val="0"/>
           <w:shd w:val="clear" w:color="auto" w:fill="FFFFFF"/>
           <w:lang w:eastAsia="es-PE"/>
-          <w14:ligatures w14:val="none"/>
-        </w:rPr>
-      </w:pPr>
-    </w:p>
-    <w:p>
+          <ns2:ligatures ns2:val="none"/>
+        </w:rPr>
+      </w:pPr>
+    </w:p>
+    <w:p ns2:paraId="2F799822" ns2:textId="15B8DD63">
       <w:pPr>
         <w:tabs>
           <w:tab w:val="left" w:pos="1014"/>
@@ -437,7 +437,7 @@
           <w:kern w:val="0"/>
           <w:shd w:val="clear" w:color="auto" w:fill="FFFFFF"/>
           <w:lang w:eastAsia="es-PE"/>
-          <w14:ligatures w14:val="none"/>
+          <ns2:ligatures ns2:val="none"/>
         </w:rPr>
       </w:pPr>
       <w:r>
@@ -447,7 +447,7 @@
           <w:kern w:val="0"/>
           <w:shd w:val="clear" w:color="auto" w:fill="FFFFFF"/>
           <w:lang w:eastAsia="es-PE"/>
-          <w14:ligatures w14:val="none"/>
+          <ns2:ligatures ns2:val="none"/>
         </w:rPr>
         <w:t xml:space="preserve">Lima, </w:t>
       </w:r>
@@ -458,7 +458,7 @@
           <w:kern w:val="0"/>
           <w:shd w:val="clear" w:color="auto" w:fill="FFFFFF"/>
           <w:lang w:eastAsia="es-PE"/>
-          <w14:ligatures w14:val="none"/>
+          <ns2:ligatures ns2:val="none"/>
         </w:rPr>
         <w:t>6</w:t>
       </w:r>
@@ -469,7 +469,7 @@
           <w:kern w:val="0"/>
           <w:shd w:val="clear" w:color="auto" w:fill="FFFFFF"/>
           <w:lang w:eastAsia="es-PE"/>
-          <w14:ligatures w14:val="none"/>
+          <ns2:ligatures ns2:val="none"/>
         </w:rPr>
         <w:t xml:space="preserve"> de </w:t>
       </w:r>
@@ -480,7 +480,7 @@
           <w:kern w:val="0"/>
           <w:shd w:val="clear" w:color="auto" w:fill="FFFFFF"/>
           <w:lang w:eastAsia="es-PE"/>
-          <w14:ligatures w14:val="none"/>
+          <ns2:ligatures ns2:val="none"/>
         </w:rPr>
         <w:t>febrero</w:t>
       </w:r>
@@ -491,12 +491,12 @@
           <w:kern w:val="0"/>
           <w:shd w:val="clear" w:color="auto" w:fill="FFFFFF"/>
           <w:lang w:eastAsia="es-PE"/>
-          <w14:ligatures w14:val="none"/>
+          <ns2:ligatures ns2:val="none"/>
         </w:rPr>
         <w:t xml:space="preserve"> de 2026</w:t>
       </w:r>
     </w:p>
-    <w:p>
+    <w:p ns2:paraId="66CE1821" ns2:textId="77777777">
       <w:pPr>
         <w:tabs>
           <w:tab w:val="left" w:pos="1014"/>
@@ -508,11 +508,11 @@
           <w:color w:val="000000"/>
           <w:kern w:val="0"/>
           <w:lang w:eastAsia="es-PE"/>
-          <w14:ligatures w14:val="none"/>
-        </w:rPr>
-      </w:pPr>
-    </w:p>
-    <w:p>
+          <ns2:ligatures ns2:val="none"/>
+        </w:rPr>
+      </w:pPr>
+    </w:p>
+    <w:p ns2:paraId="0B80AAA5" ns2:textId="77777777">
       <w:pPr>
         <w:numPr>
           <w:ilvl w:val="0"/>
@@ -526,22 +526,22 @@
           <w:color w:val="000000"/>
           <w:kern w:val="0"/>
           <w:lang w:eastAsia="es-PE"/>
-          <w14:ligatures w14:val="none"/>
-        </w:rPr>
-      </w:pPr>
-      <w:r>
-        <w:rPr>
-          <w:rFonts w:ascii="Arial Narrow" w:eastAsia="Arial Narrow" w:hAnsi="Arial Narrow" w:cs="Arial Narrow"/>
-          <w:b/>
-          <w:color w:val="000000"/>
-          <w:kern w:val="0"/>
-          <w:lang w:eastAsia="es-PE"/>
-          <w14:ligatures w14:val="none"/>
+          <ns2:ligatures ns2:val="none"/>
+        </w:rPr>
+      </w:pPr>
+      <w:r>
+        <w:rPr>
+          <w:rFonts w:ascii="Arial Narrow" w:eastAsia="Arial Narrow" w:hAnsi="Arial Narrow" w:cs="Arial Narrow"/>
+          <w:b/>
+          <w:color w:val="000000"/>
+          <w:kern w:val="0"/>
+          <w:lang w:eastAsia="es-PE"/>
+          <ns2:ligatures ns2:val="none"/>
         </w:rPr>
         <w:t xml:space="preserve">HECHOS </w:t>
       </w:r>
     </w:p>
-    <w:p>
+    <w:p ns2:paraId="621F2AB2" ns2:textId="77777777">
       <w:pPr>
         <w:spacing w:after="0" w:line="240" w:lineRule="auto"/>
         <w:jc w:val="both"/>
@@ -550,11 +550,11 @@
           <w:color w:val="000000"/>
           <w:kern w:val="0"/>
           <w:lang w:eastAsia="es-PE"/>
-          <w14:ligatures w14:val="none"/>
-        </w:rPr>
-      </w:pPr>
-    </w:p>
-    <w:p>
+          <ns2:ligatures ns2:val="none"/>
+        </w:rPr>
+      </w:pPr>
+    </w:p>
+    <w:p ns2:paraId="60B5D5B0" ns2:textId="3B47C87B">
       <w:pPr>
         <w:numPr>
           <w:ilvl w:val="1"/>
@@ -568,7 +568,7 @@
           <w:color w:val="000000"/>
           <w:kern w:val="0"/>
           <w:lang w:val="es-ES" w:eastAsia="es-ES"/>
-          <w14:ligatures w14:val="none"/>
+          <ns2:ligatures ns2:val="none"/>
         </w:rPr>
       </w:pPr>
       <w:r>
@@ -577,7 +577,7 @@
           <w:color w:val="000000"/>
           <w:kern w:val="0"/>
           <w:lang w:val="es-ES" w:eastAsia="es-ES"/>
-          <w14:ligatures w14:val="none"/>
+          <ns2:ligatures ns2:val="none"/>
         </w:rPr>
         <w:t xml:space="preserve">Mediante el escrito del 29 de diciembre de 2025, la señora [APELLIDO] denunció a La Positiva por presuntas infracciones a la Ley 29571, Código de Protección y Defensa del Consumidor (en adelante, Código), señalando lo siguiente:</w:t>
       </w:r>
@@ -587,7 +587,7 @@
           <w:color w:val="000000"/>
           <w:kern w:val="0"/>
           <w:lang w:val="es-ES" w:eastAsia="es-ES"/>
-          <w14:ligatures w14:val="none"/>
+          <ns2:ligatures ns2:val="none"/>
         </w:rPr>
         <w:t/>
       </w:r>
@@ -595,7 +595,7 @@
         <w:rPr>
           <w:rFonts w:ascii="Arial Narrow" w:eastAsia="Calibri" w:hAnsi="Arial Narrow" w:cs="Arial"/>
           <w:kern w:val="0"/>
-          <w14:ligatures w14:val="none"/>
+          <ns2:ligatures ns2:val="none"/>
         </w:rPr>
         <w:t/>
       </w:r>
@@ -603,7 +603,7 @@
         <w:rPr>
           <w:rFonts w:ascii="Arial Narrow" w:eastAsia="Calibri" w:hAnsi="Arial Narrow" w:cs="Arial"/>
           <w:kern w:val="0"/>
-          <w14:ligatures w14:val="none"/>
+          <ns2:ligatures ns2:val="none"/>
         </w:rPr>
         <w:t xml:space="preserve"/>
       </w:r>
@@ -611,7 +611,7 @@
         <w:rPr>
           <w:rFonts w:ascii="Arial Narrow" w:eastAsia="Calibri" w:hAnsi="Arial Narrow" w:cs="Arial"/>
           <w:kern w:val="0"/>
-          <w14:ligatures w14:val="none"/>
+          <ns2:ligatures ns2:val="none"/>
         </w:rPr>
         <w:t xml:space="preserve"/>
       </w:r>
@@ -619,7 +619,7 @@
         <w:rPr>
           <w:rFonts w:ascii="Arial Narrow" w:eastAsia="Calibri" w:hAnsi="Arial Narrow" w:cs="Arial"/>
           <w:kern w:val="0"/>
-          <w14:ligatures w14:val="none"/>
+          <ns2:ligatures ns2:val="none"/>
         </w:rPr>
         <w:t/>
       </w:r>
@@ -629,7 +629,7 @@
           <w:color w:val="000000"/>
           <w:kern w:val="0"/>
           <w:lang w:val="es-ES" w:eastAsia="es-ES"/>
-          <w14:ligatures w14:val="none"/>
+          <ns2:ligatures ns2:val="none"/>
         </w:rPr>
         <w:t xml:space="preserve"/>
       </w:r>
@@ -639,7 +639,7 @@
           <w:color w:val="000000"/>
           <w:kern w:val="0"/>
           <w:lang w:val="es-ES" w:eastAsia="es-ES"/>
-          <w14:ligatures w14:val="none"/>
+          <ns2:ligatures ns2:val="none"/>
         </w:rPr>
         <w:t xml:space="preserve"/>
       </w:r>
@@ -649,7 +649,7 @@
           <w:color w:val="000000"/>
           <w:kern w:val="0"/>
           <w:lang w:val="es-ES" w:eastAsia="es-ES"/>
-          <w14:ligatures w14:val="none"/>
+          <ns2:ligatures ns2:val="none"/>
         </w:rPr>
         <w:t xml:space="preserve"/>
       </w:r>
@@ -659,7 +659,7 @@
           <w:color w:val="000000"/>
           <w:kern w:val="0"/>
           <w:lang w:val="es-ES" w:eastAsia="es-ES"/>
-          <w14:ligatures w14:val="none"/>
+          <ns2:ligatures ns2:val="none"/>
         </w:rPr>
         <w:t/>
       </w:r>
@@ -669,7 +669,7 @@
           <w:color w:val="000000"/>
           <w:kern w:val="0"/>
           <w:lang w:val="es-ES" w:eastAsia="es-ES"/>
-          <w14:ligatures w14:val="none"/>
+          <ns2:ligatures ns2:val="none"/>
         </w:rPr>
         <w:t/>
       </w:r>
@@ -681,7 +681,7 @@
           <w:kern w:val="0"/>
           <w:vertAlign w:val="superscript"/>
           <w:lang w:val="es-ES" w:eastAsia="es-ES"/>
-          <w14:ligatures w14:val="none"/>
+          <ns2:ligatures ns2:val="none"/>
         </w:rPr>
         <w:footnoteReference w:id="1"/>
       </w:r>
@@ -691,7 +691,7 @@
           <w:color w:val="000000"/>
           <w:kern w:val="0"/>
           <w:lang w:val="es-ES" w:eastAsia="es-ES"/>
-          <w14:ligatures w14:val="none"/>
+          <ns2:ligatures ns2:val="none"/>
         </w:rPr>
         <w:t xml:space="preserve"/>
       </w:r>
@@ -702,12 +702,12 @@
           <w:color w:val="000000"/>
           <w:kern w:val="0"/>
           <w:lang w:val="es-ES" w:eastAsia="es-ES"/>
-          <w14:ligatures w14:val="none"/>
+          <ns2:ligatures ns2:val="none"/>
         </w:rPr>
         <w:t/>
       </w:r>
     </w:p>
-    <w:p>
+    <w:p ns2:paraId="512911CE" ns2:textId="06EDCED1">
       <w:pPr>
         <w:spacing w:after="0" w:line="240" w:lineRule="auto"/>
         <w:jc w:val="both"/>
@@ -716,11 +716,11 @@
           <w:color w:val="000000"/>
           <w:kern w:val="0"/>
           <w:lang w:eastAsia="es-ES"/>
-          <w14:ligatures w14:val="none"/>
-        </w:rPr>
-      </w:pPr>
-    </w:p>
-    <w:p>
+          <ns2:ligatures ns2:val="none"/>
+        </w:rPr>
+      </w:pPr>
+    </w:p>
+    <w:p ns2:paraId="67C86C5D" ns2:textId="49359157">
       <w:pPr>
         <w:pStyle w:val="Prrafodelista"/>
         <w:numPr>
@@ -738,7 +738,7 @@
           <w:color w:val="000000"/>
           <w:kern w:val="0"/>
           <w:lang w:eastAsia="es-ES"/>
-          <w14:ligatures w14:val="none"/>
+          <ns2:ligatures ns2:val="none"/>
         </w:rPr>
       </w:pPr>
       <w:r>
@@ -747,7 +747,7 @@
           <w:color w:val="000000"/>
           <w:kern w:val="0"/>
           <w:lang w:eastAsia="es-ES"/>
-          <w14:ligatures w14:val="none"/>
+          <ns2:ligatures ns2:val="none"/>
         </w:rPr>
         <w:t xml:space="preserve">El 2 de junio de 2023, </w:t>
       </w:r>
@@ -757,7 +757,7 @@
           <w:color w:val="000000"/>
           <w:kern w:val="0"/>
           <w:lang w:eastAsia="es-ES"/>
-          <w14:ligatures w14:val="none"/>
+          <ns2:ligatures ns2:val="none"/>
         </w:rPr>
         <w:t xml:space="preserve">Servicio de Consultores Andinos S.A. </w:t>
       </w:r>
@@ -767,7 +767,7 @@
           <w:color w:val="000000"/>
           <w:kern w:val="0"/>
           <w:lang w:eastAsia="es-ES"/>
-          <w14:ligatures w14:val="none"/>
+          <ns2:ligatures ns2:val="none"/>
         </w:rPr>
         <w:t>contrató con La Positiva el Seguro Vehicular – Póliza 340084703 (en adelante, “Seguro Vehicular”) para el vehículo con Placa de Rodaje BCE-770</w:t>
       </w:r>
@@ -777,7 +777,7 @@
           <w:color w:val="000000"/>
           <w:kern w:val="0"/>
           <w:lang w:eastAsia="es-ES"/>
-          <w14:ligatures w14:val="none"/>
+          <ns2:ligatures ns2:val="none"/>
         </w:rPr>
         <w:t xml:space="preserve"> (en adelante, vehículo asegurado)</w:t>
       </w:r>
@@ -787,12 +787,12 @@
           <w:color w:val="000000"/>
           <w:kern w:val="0"/>
           <w:lang w:eastAsia="es-ES"/>
-          <w14:ligatures w14:val="none"/>
+          <ns2:ligatures ns2:val="none"/>
         </w:rPr>
         <w:t xml:space="preserve">. La póliza incluía la “Condición Especial 011: Garantía de Inspección”, que establecía como requisito la inspección del vehículo por parte de la compañía aseguradora. </w:t>
       </w:r>
     </w:p>
-    <w:p>
+    <w:p ns2:paraId="0EF21FED" ns2:textId="77777777">
       <w:pPr>
         <w:pStyle w:val="Prrafodelista"/>
         <w:spacing w:after="0" w:line="240" w:lineRule="auto"/>
@@ -803,11 +803,11 @@
           <w:color w:val="000000"/>
           <w:kern w:val="0"/>
           <w:lang w:eastAsia="es-ES"/>
-          <w14:ligatures w14:val="none"/>
-        </w:rPr>
-      </w:pPr>
-    </w:p>
-    <w:p>
+          <ns2:ligatures ns2:val="none"/>
+        </w:rPr>
+      </w:pPr>
+    </w:p>
+    <w:p ns2:paraId="79BF8F66" ns2:textId="11B49195">
       <w:pPr>
         <w:pStyle w:val="Prrafodelista"/>
         <w:numPr>
@@ -825,7 +825,7 @@
           <w:color w:val="000000"/>
           <w:kern w:val="0"/>
           <w:lang w:eastAsia="es-ES"/>
-          <w14:ligatures w14:val="none"/>
+          <ns2:ligatures ns2:val="none"/>
         </w:rPr>
       </w:pPr>
       <w:r>
@@ -834,7 +834,7 @@
           <w:color w:val="000000"/>
           <w:kern w:val="0"/>
           <w:lang w:eastAsia="es-ES"/>
-          <w14:ligatures w14:val="none"/>
+          <ns2:ligatures ns2:val="none"/>
         </w:rPr>
         <w:t>En esa fecha</w:t>
       </w:r>
@@ -844,7 +844,7 @@
           <w:color w:val="000000"/>
           <w:kern w:val="0"/>
           <w:lang w:eastAsia="es-ES"/>
-          <w14:ligatures w14:val="none"/>
+          <ns2:ligatures ns2:val="none"/>
         </w:rPr>
         <w:t xml:space="preserve">, </w:t>
       </w:r>
@@ -854,7 +854,7 @@
           <w:color w:val="000000"/>
           <w:kern w:val="0"/>
           <w:lang w:eastAsia="es-ES"/>
-          <w14:ligatures w14:val="none"/>
+          <ns2:ligatures ns2:val="none"/>
         </w:rPr>
         <w:t xml:space="preserve">se </w:t>
       </w:r>
@@ -864,7 +864,7 @@
           <w:color w:val="000000"/>
           <w:kern w:val="0"/>
           <w:lang w:eastAsia="es-ES"/>
-          <w14:ligatures w14:val="none"/>
+          <ns2:ligatures ns2:val="none"/>
         </w:rPr>
         <w:t xml:space="preserve">coordinó una cita para la inspección del vehículo asegurado, a la cual La Positiva no asistió. </w:t>
       </w:r>
@@ -874,7 +874,7 @@
           <w:color w:val="000000"/>
           <w:kern w:val="0"/>
           <w:lang w:eastAsia="es-ES"/>
-          <w14:ligatures w14:val="none"/>
+          <ns2:ligatures ns2:val="none"/>
         </w:rPr>
         <w:t>En cuanto a la</w:t>
       </w:r>
@@ -884,7 +884,7 @@
           <w:color w:val="000000"/>
           <w:kern w:val="0"/>
           <w:lang w:eastAsia="es-ES"/>
-          <w14:ligatures w14:val="none"/>
+          <ns2:ligatures ns2:val="none"/>
         </w:rPr>
         <w:t xml:space="preserve"> reprogramación de la inspección</w:t>
       </w:r>
@@ -894,7 +894,7 @@
           <w:color w:val="000000"/>
           <w:kern w:val="0"/>
           <w:lang w:eastAsia="es-ES"/>
-          <w14:ligatures w14:val="none"/>
+          <ns2:ligatures ns2:val="none"/>
         </w:rPr>
         <w:t xml:space="preserve">, no </w:t>
       </w:r>
@@ -904,7 +904,7 @@
           <w:color w:val="000000"/>
           <w:kern w:val="0"/>
           <w:lang w:eastAsia="es-ES"/>
-          <w14:ligatures w14:val="none"/>
+          <ns2:ligatures ns2:val="none"/>
         </w:rPr>
         <w:t xml:space="preserve">hubo gestión efectiva </w:t>
       </w:r>
@@ -914,7 +914,7 @@
           <w:color w:val="000000"/>
           <w:kern w:val="0"/>
           <w:lang w:eastAsia="es-ES"/>
-          <w14:ligatures w14:val="none"/>
+          <ns2:ligatures ns2:val="none"/>
         </w:rPr>
         <w:t xml:space="preserve">por parte de </w:t>
       </w:r>
@@ -924,7 +924,7 @@
           <w:color w:val="000000"/>
           <w:kern w:val="0"/>
           <w:lang w:eastAsia="es-ES"/>
-          <w14:ligatures w14:val="none"/>
+          <ns2:ligatures ns2:val="none"/>
         </w:rPr>
         <w:t>la compañía aseguradora</w:t>
       </w:r>
@@ -934,7 +934,7 @@
           <w:color w:val="000000"/>
           <w:kern w:val="0"/>
           <w:lang w:eastAsia="es-ES"/>
-          <w14:ligatures w14:val="none"/>
+          <ns2:ligatures ns2:val="none"/>
         </w:rPr>
         <w:t xml:space="preserve"> </w:t>
       </w:r>
@@ -944,7 +944,7 @@
           <w:color w:val="000000"/>
           <w:kern w:val="0"/>
           <w:lang w:eastAsia="es-ES"/>
-          <w14:ligatures w14:val="none"/>
+          <ns2:ligatures ns2:val="none"/>
         </w:rPr>
         <w:t>para que se realice la inspección del vehículo asegurado</w:t>
       </w:r>
@@ -954,12 +954,12 @@
           <w:color w:val="000000"/>
           <w:kern w:val="0"/>
           <w:lang w:eastAsia="es-ES"/>
-          <w14:ligatures w14:val="none"/>
+          <ns2:ligatures ns2:val="none"/>
         </w:rPr>
         <w:t>.</w:t>
       </w:r>
     </w:p>
-    <w:p>
+    <w:p ns2:paraId="039AE008" ns2:textId="77777777">
       <w:pPr>
         <w:pStyle w:val="Prrafodelista"/>
         <w:spacing w:line="240" w:lineRule="auto"/>
@@ -968,11 +968,11 @@
           <w:color w:val="000000"/>
           <w:kern w:val="0"/>
           <w:lang w:eastAsia="es-ES"/>
-          <w14:ligatures w14:val="none"/>
-        </w:rPr>
-      </w:pPr>
-    </w:p>
-    <w:p>
+          <ns2:ligatures ns2:val="none"/>
+        </w:rPr>
+      </w:pPr>
+    </w:p>
+    <w:p ns2:paraId="5F3EB461" ns2:textId="5AE159AF">
       <w:pPr>
         <w:pStyle w:val="Prrafodelista"/>
         <w:numPr>
@@ -990,7 +990,7 @@
           <w:color w:val="000000"/>
           <w:kern w:val="0"/>
           <w:lang w:eastAsia="es-ES"/>
-          <w14:ligatures w14:val="none"/>
+          <ns2:ligatures ns2:val="none"/>
         </w:rPr>
       </w:pPr>
       <w:r>
@@ -999,12 +999,12 @@
           <w:color w:val="000000"/>
           <w:kern w:val="0"/>
           <w:lang w:eastAsia="es-ES"/>
-          <w14:ligatures w14:val="none"/>
+          <ns2:ligatures ns2:val="none"/>
         </w:rPr>
         <w:t>Asimismo, La Positiva utilizó números telefónicos que no figuraban como canales formales consignados en el Seguro Vehicular para intentar realizar coordinaciones relacionadas con la inspección, incluyendo los números 934****41 y 995****55, distintos de los datos de contacto declarados en la póliza.</w:t>
       </w:r>
     </w:p>
-    <w:p>
+    <w:p ns2:paraId="44ED471F" ns2:textId="77777777">
       <w:pPr>
         <w:pStyle w:val="Prrafodelista"/>
         <w:spacing w:after="0" w:line="240" w:lineRule="auto"/>
@@ -1015,11 +1015,11 @@
           <w:color w:val="000000"/>
           <w:kern w:val="0"/>
           <w:lang w:eastAsia="es-ES"/>
-          <w14:ligatures w14:val="none"/>
-        </w:rPr>
-      </w:pPr>
-    </w:p>
-    <w:p>
+          <ns2:ligatures ns2:val="none"/>
+        </w:rPr>
+      </w:pPr>
+    </w:p>
+    <w:p ns2:paraId="5DCE4EE5" ns2:textId="65961F2D">
       <w:pPr>
         <w:pStyle w:val="Prrafodelista"/>
         <w:numPr>
@@ -1037,7 +1037,7 @@
           <w:color w:val="000000"/>
           <w:kern w:val="0"/>
           <w:lang w:eastAsia="es-ES"/>
-          <w14:ligatures w14:val="none"/>
+          <ns2:ligatures ns2:val="none"/>
         </w:rPr>
       </w:pPr>
       <w:r>
@@ -1046,12 +1046,12 @@
           <w:color w:val="000000"/>
           <w:kern w:val="0"/>
           <w:lang w:eastAsia="es-ES"/>
-          <w14:ligatures w14:val="none"/>
+          <ns2:ligatures ns2:val="none"/>
         </w:rPr>
         <w:t>El 8 de mayo de 2024, ocurrió el robo total del vehículo asegurado, mientras era utilizado para fines personales, cuando se encontraba realizando compras en un establecimiento comercial del distrito de San Borja, acompañada de su cónyuge y un familiar de tercera edad, constatándose posteriormente que el vehículo no se encontraba en el lugar donde lo había estacionado. Se generó el registro Siniestro 341036606, consignándose las circunstancias del hecho.</w:t>
       </w:r>
     </w:p>
-    <w:p>
+    <w:p ns2:paraId="4EB590D7" ns2:textId="77777777">
       <w:pPr>
         <w:spacing w:after="0" w:line="240" w:lineRule="auto"/>
         <w:jc w:val="both"/>
@@ -1060,11 +1060,11 @@
           <w:color w:val="000000"/>
           <w:kern w:val="0"/>
           <w:lang w:eastAsia="es-ES"/>
-          <w14:ligatures w14:val="none"/>
-        </w:rPr>
-      </w:pPr>
-    </w:p>
-    <w:p>
+          <ns2:ligatures ns2:val="none"/>
+        </w:rPr>
+      </w:pPr>
+    </w:p>
+    <w:p ns2:paraId="2682664B" ns2:textId="77777777">
       <w:pPr>
         <w:pStyle w:val="Prrafodelista"/>
         <w:numPr>
@@ -1082,7 +1082,7 @@
           <w:color w:val="000000"/>
           <w:kern w:val="0"/>
           <w:lang w:eastAsia="es-ES"/>
-          <w14:ligatures w14:val="none"/>
+          <ns2:ligatures ns2:val="none"/>
         </w:rPr>
       </w:pPr>
       <w:r>
@@ -1091,12 +1091,12 @@
           <w:color w:val="000000"/>
           <w:kern w:val="0"/>
           <w:lang w:eastAsia="es-ES"/>
-          <w14:ligatures w14:val="none"/>
+          <ns2:ligatures ns2:val="none"/>
         </w:rPr>
         <w:t>El 6 de junio de 2024, La Positiva emitió la Carta de Rechazo de Siniestro LPG.SINIESTROS.RCH IR 000000815-2024, denegando la cobertura del siniestro por la falta de inspección vehicular, invocando la “Condición Especial 011”.</w:t>
       </w:r>
     </w:p>
-    <w:p>
+    <w:p ns2:paraId="739B0B15" ns2:textId="77777777">
       <w:pPr>
         <w:pStyle w:val="Prrafodelista"/>
         <w:spacing w:after="0" w:line="240" w:lineRule="auto"/>
@@ -1107,11 +1107,11 @@
           <w:color w:val="000000"/>
           <w:kern w:val="0"/>
           <w:lang w:eastAsia="es-ES"/>
-          <w14:ligatures w14:val="none"/>
-        </w:rPr>
-      </w:pPr>
-    </w:p>
-    <w:p>
+          <ns2:ligatures ns2:val="none"/>
+        </w:rPr>
+      </w:pPr>
+    </w:p>
+    <w:p ns2:paraId="0D4B7116" ns2:textId="0A17A72F">
       <w:pPr>
         <w:pStyle w:val="Prrafodelista"/>
         <w:numPr>
@@ -1129,7 +1129,7 @@
           <w:color w:val="000000"/>
           <w:kern w:val="0"/>
           <w:lang w:eastAsia="es-ES"/>
-          <w14:ligatures w14:val="none"/>
+          <ns2:ligatures ns2:val="none"/>
         </w:rPr>
       </w:pPr>
       <w:r>
@@ -1138,7 +1138,7 @@
           <w:color w:val="000000"/>
           <w:kern w:val="0"/>
           <w:lang w:eastAsia="es-ES"/>
-          <w14:ligatures w14:val="none"/>
+          <ns2:ligatures ns2:val="none"/>
         </w:rPr>
         <w:t>Posteriormente</w:t>
       </w:r>
@@ -1148,7 +1148,7 @@
           <w:color w:val="000000"/>
           <w:kern w:val="0"/>
           <w:lang w:eastAsia="es-ES"/>
-          <w14:ligatures w14:val="none"/>
+          <ns2:ligatures ns2:val="none"/>
         </w:rPr>
         <w:t xml:space="preserve">, </w:t>
       </w:r>
@@ -1158,7 +1158,7 @@
           <w:color w:val="000000"/>
           <w:kern w:val="0"/>
           <w:lang w:eastAsia="es-ES"/>
-          <w14:ligatures w14:val="none"/>
+          <ns2:ligatures ns2:val="none"/>
         </w:rPr>
         <w:t xml:space="preserve">se </w:t>
       </w:r>
@@ -1168,12 +1168,12 @@
           <w:color w:val="000000"/>
           <w:kern w:val="0"/>
           <w:lang w:eastAsia="es-ES"/>
-          <w14:ligatures w14:val="none"/>
+          <ns2:ligatures ns2:val="none"/>
         </w:rPr>
         <w:t>presentó un reclamo ante la Defensoría del Asegurado (en adelante, DEFASEG), reiterando los argumentos sobre el incumplimiento de La Positiva en la inspección inicial y los intentos de reprogramación.</w:t>
       </w:r>
     </w:p>
-    <w:p>
+    <w:p ns2:paraId="5D14043C" ns2:textId="77777777">
       <w:pPr>
         <w:pStyle w:val="Prrafodelista"/>
         <w:spacing w:after="0" w:line="240" w:lineRule="auto"/>
@@ -1184,11 +1184,11 @@
           <w:color w:val="000000"/>
           <w:kern w:val="0"/>
           <w:lang w:eastAsia="es-ES"/>
-          <w14:ligatures w14:val="none"/>
-        </w:rPr>
-      </w:pPr>
-    </w:p>
-    <w:p>
+          <ns2:ligatures ns2:val="none"/>
+        </w:rPr>
+      </w:pPr>
+    </w:p>
+    <w:p ns2:paraId="33E14FF7" ns2:textId="1777415D">
       <w:pPr>
         <w:pStyle w:val="Prrafodelista"/>
         <w:numPr>
@@ -1206,7 +1206,7 @@
           <w:color w:val="000000"/>
           <w:kern w:val="0"/>
           <w:lang w:eastAsia="es-ES"/>
-          <w14:ligatures w14:val="none"/>
+          <ns2:ligatures ns2:val="none"/>
         </w:rPr>
       </w:pPr>
       <w:r>
@@ -1215,7 +1215,7 @@
           <w:color w:val="000000"/>
           <w:kern w:val="0"/>
           <w:lang w:eastAsia="es-ES"/>
-          <w14:ligatures w14:val="none"/>
+          <ns2:ligatures ns2:val="none"/>
         </w:rPr>
         <w:lastRenderedPageBreak/>
         <w:t>Luego</w:t>
@@ -1226,12 +1226,12 @@
           <w:color w:val="000000"/>
           <w:kern w:val="0"/>
           <w:lang w:eastAsia="es-ES"/>
-          <w14:ligatures w14:val="none"/>
+          <ns2:ligatures ns2:val="none"/>
         </w:rPr>
         <w:t xml:space="preserve">, la Defensoría del Asegurado emitió la Resolución de Recurso Impugnativo 020/25, mediante la cual declaró infundado el reclamo, señalando que, pese a que la inasistencia inicial de La Positiva a la cita del 2 de junio de 2023 le era imputable, correspondía al asegurado gestionar una nueva fecha de inspección durante el periodo de vigencia del Seguro Vehicular. </w:t>
       </w:r>
     </w:p>
-    <w:p>
+    <w:p ns2:paraId="338C2531" ns2:textId="77777777">
       <w:pPr>
         <w:pStyle w:val="Prrafodelista"/>
         <w:spacing w:line="240" w:lineRule="auto"/>
@@ -1240,11 +1240,11 @@
           <w:color w:val="000000"/>
           <w:kern w:val="0"/>
           <w:lang w:eastAsia="es-ES"/>
-          <w14:ligatures w14:val="none"/>
-        </w:rPr>
-      </w:pPr>
-    </w:p>
-    <w:p>
+          <ns2:ligatures ns2:val="none"/>
+        </w:rPr>
+      </w:pPr>
+    </w:p>
+    <w:p ns2:paraId="220BA380" ns2:textId="4E327074">
       <w:pPr>
         <w:pStyle w:val="Prrafodelista"/>
         <w:numPr>
@@ -1262,7 +1262,7 @@
           <w:color w:val="000000"/>
           <w:kern w:val="0"/>
           <w:lang w:eastAsia="es-ES"/>
-          <w14:ligatures w14:val="none"/>
+          <ns2:ligatures ns2:val="none"/>
         </w:rPr>
       </w:pPr>
       <w:r>
@@ -1271,7 +1271,7 @@
           <w:color w:val="000000"/>
           <w:kern w:val="0"/>
           <w:lang w:eastAsia="es-ES"/>
-          <w14:ligatures w14:val="none"/>
+          <ns2:ligatures ns2:val="none"/>
         </w:rPr>
         <w:t xml:space="preserve">Servicio de Consultores Andinos S.A. </w:t>
       </w:r>
@@ -1281,7 +1281,7 @@
           <w:color w:val="000000"/>
           <w:kern w:val="0"/>
           <w:lang w:eastAsia="es-ES"/>
-          <w14:ligatures w14:val="none"/>
+          <ns2:ligatures ns2:val="none"/>
         </w:rPr>
         <w:t xml:space="preserve">presentó una </w:t>
       </w:r>
@@ -1291,7 +1291,7 @@
           <w:color w:val="000000"/>
           <w:kern w:val="0"/>
           <w:lang w:eastAsia="es-ES"/>
-          <w14:ligatures w14:val="none"/>
+          <ns2:ligatures ns2:val="none"/>
         </w:rPr>
         <w:t>denuncia administrativa previa</w:t>
       </w:r>
@@ -1301,7 +1301,7 @@
           <w:color w:val="000000"/>
           <w:kern w:val="0"/>
           <w:lang w:eastAsia="es-ES"/>
-          <w14:ligatures w14:val="none"/>
+          <ns2:ligatures ns2:val="none"/>
         </w:rPr>
         <w:t xml:space="preserve"> contra La Positiva</w:t>
       </w:r>
@@ -1311,7 +1311,7 @@
           <w:color w:val="000000"/>
           <w:kern w:val="0"/>
           <w:lang w:eastAsia="es-ES"/>
-          <w14:ligatures w14:val="none"/>
+          <ns2:ligatures ns2:val="none"/>
         </w:rPr>
         <w:t xml:space="preserve"> </w:t>
       </w:r>
@@ -1321,7 +1321,7 @@
           <w:color w:val="000000"/>
           <w:kern w:val="0"/>
           <w:lang w:eastAsia="es-ES"/>
-          <w14:ligatures w14:val="none"/>
+          <ns2:ligatures ns2:val="none"/>
         </w:rPr>
         <w:t xml:space="preserve">que </w:t>
       </w:r>
@@ -1331,7 +1331,7 @@
           <w:color w:val="000000"/>
           <w:kern w:val="0"/>
           <w:lang w:eastAsia="es-ES"/>
-          <w14:ligatures w14:val="none"/>
+          <ns2:ligatures ns2:val="none"/>
         </w:rPr>
         <w:t xml:space="preserve">fue declarada improcedente por </w:t>
       </w:r>
@@ -1341,7 +1341,7 @@
           <w:color w:val="000000"/>
           <w:kern w:val="0"/>
           <w:lang w:eastAsia="es-ES"/>
-          <w14:ligatures w14:val="none"/>
+          <ns2:ligatures ns2:val="none"/>
         </w:rPr>
         <w:t xml:space="preserve">el </w:t>
       </w:r>
@@ -1351,7 +1351,7 @@
           <w:color w:val="000000"/>
           <w:kern w:val="0"/>
           <w:lang w:eastAsia="es-ES"/>
-          <w14:ligatures w14:val="none"/>
+          <ns2:ligatures ns2:val="none"/>
         </w:rPr>
         <w:t>Indecopi en el expediente</w:t>
       </w:r>
@@ -1361,7 +1361,7 @@
           <w:color w:val="000000"/>
           <w:kern w:val="0"/>
           <w:lang w:eastAsia="es-ES"/>
-          <w14:ligatures w14:val="none"/>
+          <ns2:ligatures ns2:val="none"/>
         </w:rPr>
         <w:t xml:space="preserve"> 1508-2025/CC1</w:t>
       </w:r>
@@ -1371,7 +1371,7 @@
           <w:color w:val="000000"/>
           <w:kern w:val="0"/>
           <w:lang w:eastAsia="es-ES"/>
-          <w14:ligatures w14:val="none"/>
+          <ns2:ligatures ns2:val="none"/>
         </w:rPr>
         <w:t xml:space="preserve"> </w:t>
       </w:r>
@@ -1381,7 +1381,7 @@
           <w:color w:val="000000"/>
           <w:kern w:val="0"/>
           <w:lang w:eastAsia="es-ES"/>
-          <w14:ligatures w14:val="none"/>
+          <ns2:ligatures ns2:val="none"/>
         </w:rPr>
         <w:t>debido a que el contratante</w:t>
       </w:r>
@@ -1391,7 +1391,7 @@
           <w:color w:val="000000"/>
           <w:kern w:val="0"/>
           <w:lang w:eastAsia="es-ES"/>
-          <w14:ligatures w14:val="none"/>
+          <ns2:ligatures ns2:val="none"/>
         </w:rPr>
         <w:t xml:space="preserve"> del Seguro Vehicular</w:t>
       </w:r>
@@ -1401,7 +1401,7 @@
           <w:color w:val="000000"/>
           <w:kern w:val="0"/>
           <w:lang w:eastAsia="es-ES"/>
-          <w14:ligatures w14:val="none"/>
+          <ns2:ligatures ns2:val="none"/>
         </w:rPr>
         <w:t xml:space="preserve">, Servicio de Consultores Andinos S.A., </w:t>
       </w:r>
@@ -1411,7 +1411,7 @@
           <w:color w:val="000000"/>
           <w:kern w:val="0"/>
           <w:lang w:eastAsia="es-ES"/>
-          <w14:ligatures w14:val="none"/>
+          <ns2:ligatures ns2:val="none"/>
         </w:rPr>
         <w:t xml:space="preserve">no calificaba como consumidor. No obstante, </w:t>
       </w:r>
@@ -1421,7 +1421,7 @@
           <w:color w:val="000000"/>
           <w:kern w:val="0"/>
           <w:lang w:eastAsia="es-ES"/>
-          <w14:ligatures w14:val="none"/>
+          <ns2:ligatures ns2:val="none"/>
         </w:rPr>
         <w:t xml:space="preserve">interpone la presente denuncia </w:t>
       </w:r>
@@ -1431,7 +1431,7 @@
           <w:color w:val="000000"/>
           <w:kern w:val="0"/>
           <w:lang w:eastAsia="es-ES"/>
-          <w14:ligatures w14:val="none"/>
+          <ns2:ligatures ns2:val="none"/>
         </w:rPr>
         <w:t xml:space="preserve">contra La Positiva </w:t>
       </w:r>
@@ -1441,7 +1441,7 @@
           <w:color w:val="000000"/>
           <w:kern w:val="0"/>
           <w:lang w:eastAsia="es-ES"/>
-          <w14:ligatures w14:val="none"/>
+          <ns2:ligatures ns2:val="none"/>
         </w:rPr>
         <w:t>en su calidad de consumidora final</w:t>
       </w:r>
@@ -1451,12 +1451,12 @@
           <w:color w:val="000000"/>
           <w:kern w:val="0"/>
           <w:lang w:eastAsia="es-ES"/>
-          <w14:ligatures w14:val="none"/>
+          <ns2:ligatures ns2:val="none"/>
         </w:rPr>
         <w:t>.</w:t>
       </w:r>
     </w:p>
-    <w:p>
+    <w:p ns2:paraId="60EB93B2" ns2:textId="77777777">
       <w:pPr>
         <w:spacing w:after="0" w:line="240" w:lineRule="auto"/>
         <w:jc w:val="both"/>
@@ -1465,11 +1465,11 @@
           <w:color w:val="000000"/>
           <w:kern w:val="0"/>
           <w:lang w:eastAsia="es-ES"/>
-          <w14:ligatures w14:val="none"/>
-        </w:rPr>
-      </w:pPr>
-    </w:p>
-    <w:p>
+          <ns2:ligatures ns2:val="none"/>
+        </w:rPr>
+      </w:pPr>
+    </w:p>
+    <w:p ns2:paraId="65C58807" ns2:textId="2CD3C643">
       <w:pPr>
         <w:numPr>
           <w:ilvl w:val="1"/>
@@ -1487,7 +1487,7 @@
           <w:color w:val="000000"/>
           <w:kern w:val="0"/>
           <w:lang w:val="es-ES" w:eastAsia="es-ES"/>
-          <w14:ligatures w14:val="none"/>
+          <ns2:ligatures ns2:val="none"/>
         </w:rPr>
       </w:pPr>
       <w:r>
@@ -1496,7 +1496,7 @@
           <w:color w:val="000000"/>
           <w:kern w:val="0"/>
           <w:lang w:val="es-ES" w:eastAsia="es-ES"/>
-          <w14:ligatures w14:val="none"/>
+          <ns2:ligatures ns2:val="none"/>
         </w:rPr>
         <w:t xml:space="preserve">La señora [APELLIDO] solicitó, en calidad de medida correctiva, que La Positiva cumpla con otorgar la cobertura correspondiente al siniestro 341036606 del vehículo de placa BCE-770 y pagar la indemnización correspondiente. Asimismo, requirió el reembolso de costos y costas del presente procedimiento.</w:t>
       </w:r>
@@ -1504,7 +1504,7 @@
         <w:rPr>
           <w:rFonts w:ascii="Arial Narrow" w:eastAsia="Calibri" w:hAnsi="Arial Narrow" w:cs="Arial"/>
           <w:kern w:val="0"/>
-          <w14:ligatures w14:val="none"/>
+          <ns2:ligatures ns2:val="none"/>
         </w:rPr>
         <w:t xml:space="preserve"/>
       </w:r>
@@ -1514,7 +1514,7 @@
           <w:color w:val="000000"/>
           <w:kern w:val="0"/>
           <w:lang w:val="es-ES" w:eastAsia="es-ES"/>
-          <w14:ligatures w14:val="none"/>
+          <ns2:ligatures ns2:val="none"/>
         </w:rPr>
         <w:t xml:space="preserve"/>
       </w:r>
@@ -1524,7 +1524,7 @@
           <w:color w:val="000000"/>
           <w:kern w:val="0"/>
           <w:lang w:val="es-ES" w:eastAsia="es-ES"/>
-          <w14:ligatures w14:val="none"/>
+          <ns2:ligatures ns2:val="none"/>
         </w:rPr>
         <w:t xml:space="preserve"/>
       </w:r>
@@ -1534,7 +1534,7 @@
           <w:color w:val="000000"/>
           <w:kern w:val="0"/>
           <w:lang w:val="es-ES" w:eastAsia="es-ES"/>
-          <w14:ligatures w14:val="none"/>
+          <ns2:ligatures ns2:val="none"/>
         </w:rPr>
         <w:t/>
       </w:r>
@@ -1544,7 +1544,7 @@
           <w:color w:val="000000"/>
           <w:kern w:val="0"/>
           <w:lang w:val="es-ES" w:eastAsia="es-ES"/>
-          <w14:ligatures w14:val="none"/>
+          <ns2:ligatures ns2:val="none"/>
         </w:rPr>
         <w:t xml:space="preserve"/>
       </w:r>
@@ -1554,7 +1554,7 @@
           <w:color w:val="000000"/>
           <w:kern w:val="0"/>
           <w:lang w:val="es-ES" w:eastAsia="es-ES"/>
-          <w14:ligatures w14:val="none"/>
+          <ns2:ligatures ns2:val="none"/>
         </w:rPr>
         <w:t/>
       </w:r>
@@ -1564,7 +1564,7 @@
           <w:color w:val="000000"/>
           <w:kern w:val="0"/>
           <w:lang w:val="es-ES" w:eastAsia="es-ES"/>
-          <w14:ligatures w14:val="none"/>
+          <ns2:ligatures ns2:val="none"/>
         </w:rPr>
         <w:t xml:space="preserve"/>
       </w:r>
@@ -1574,7 +1574,7 @@
           <w:color w:val="000000"/>
           <w:kern w:val="0"/>
           <w:lang w:val="es-ES" w:eastAsia="es-ES"/>
-          <w14:ligatures w14:val="none"/>
+          <ns2:ligatures ns2:val="none"/>
         </w:rPr>
         <w:t xml:space="preserve"/>
       </w:r>
@@ -1584,7 +1584,7 @@
           <w:color w:val="000000"/>
           <w:kern w:val="0"/>
           <w:lang w:val="es-ES" w:eastAsia="es-ES"/>
-          <w14:ligatures w14:val="none"/>
+          <ns2:ligatures ns2:val="none"/>
         </w:rPr>
         <w:t/>
       </w:r>
@@ -1594,7 +1594,7 @@
           <w:color w:val="000000"/>
           <w:kern w:val="0"/>
           <w:lang w:val="es-ES" w:eastAsia="es-ES"/>
-          <w14:ligatures w14:val="none"/>
+          <ns2:ligatures ns2:val="none"/>
         </w:rPr>
         <w:t/>
       </w:r>
@@ -1604,12 +1604,12 @@
           <w:color w:val="000000"/>
           <w:kern w:val="0"/>
           <w:lang w:val="es-ES" w:eastAsia="es-ES"/>
-          <w14:ligatures w14:val="none"/>
+          <ns2:ligatures ns2:val="none"/>
         </w:rPr>
         <w:t/>
       </w:r>
     </w:p>
-    <w:p>
+    <w:p ns2:paraId="66005174" ns2:textId="77777777">
       <w:pPr>
         <w:spacing w:after="0" w:line="240" w:lineRule="auto"/>
         <w:contextualSpacing/>
@@ -1620,11 +1620,11 @@
           <w:color w:val="000000"/>
           <w:kern w:val="0"/>
           <w:lang w:eastAsia="es-PE"/>
-          <w14:ligatures w14:val="none"/>
-        </w:rPr>
-      </w:pPr>
-    </w:p>
-    <w:p>
+          <ns2:ligatures ns2:val="none"/>
+        </w:rPr>
+      </w:pPr>
+    </w:p>
+    <w:p ns2:paraId="3541B1F9" ns2:textId="77777777">
       <w:pPr>
         <w:pStyle w:val="Prrafodelista"/>
         <w:numPr>
@@ -1644,22 +1644,22 @@
           <w:color w:val="000000"/>
           <w:kern w:val="0"/>
           <w:lang w:eastAsia="es-PE"/>
-          <w14:ligatures w14:val="none"/>
-        </w:rPr>
-      </w:pPr>
-      <w:r>
-        <w:rPr>
-          <w:rFonts w:ascii="Arial Narrow" w:eastAsia="Arial Narrow" w:hAnsi="Arial Narrow" w:cs="Arial Narrow"/>
-          <w:b/>
-          <w:color w:val="000000"/>
-          <w:kern w:val="0"/>
-          <w:lang w:eastAsia="es-PE"/>
-          <w14:ligatures w14:val="none"/>
+          <ns2:ligatures ns2:val="none"/>
+        </w:rPr>
+      </w:pPr>
+      <w:r>
+        <w:rPr>
+          <w:rFonts w:ascii="Arial Narrow" w:eastAsia="Arial Narrow" w:hAnsi="Arial Narrow" w:cs="Arial Narrow"/>
+          <w:b/>
+          <w:color w:val="000000"/>
+          <w:kern w:val="0"/>
+          <w:lang w:eastAsia="es-PE"/>
+          <ns2:ligatures ns2:val="none"/>
         </w:rPr>
         <w:t>DE LA ADMISIÓN A TRÁMITE DE LA DENUNCIA</w:t>
       </w:r>
     </w:p>
-    <w:p>
+    <w:p ns2:paraId="34556756" ns2:textId="77777777">
       <w:pPr>
         <w:spacing w:after="0" w:line="240" w:lineRule="auto"/>
         <w:contextualSpacing/>
@@ -1670,13 +1670,13 @@
           <w:color w:val="000000"/>
           <w:kern w:val="0"/>
           <w:lang w:eastAsia="es-PE"/>
-          <w14:ligatures w14:val="none"/>
+          <ns2:ligatures ns2:val="none"/>
         </w:rPr>
       </w:pPr>
       <w:bookmarkStart w:id="1" w:name="_Hlk212795168"/>
       <w:bookmarkStart w:id="2" w:name="_Hlk218848146"/>
     </w:p>
-    <w:p>
+    <w:p ns2:paraId="5F4266A4" ns2:textId="53E5706A">
       <w:pPr>
         <w:pStyle w:val="Prrafodelista"/>
         <w:numPr>
@@ -1689,7 +1689,7 @@
         <w:rPr>
           <w:rFonts w:ascii="Arial Narrow" w:eastAsia="Arial Narrow" w:hAnsi="Arial Narrow" w:cs="Arial Narrow"/>
           <w:kern w:val="0"/>
-          <w14:ligatures w14:val="none"/>
+          <ns2:ligatures ns2:val="none"/>
         </w:rPr>
       </w:pPr>
       <w:bookmarkStart w:id="3" w:name="_Hlk140755208"/>
@@ -1701,7 +1701,7 @@
           <w:color w:val="000000"/>
           <w:kern w:val="0"/>
           <w:lang w:eastAsia="es-PE"/>
-          <w14:ligatures w14:val="none"/>
+          <ns2:ligatures ns2:val="none"/>
         </w:rPr>
         <w:t>La Secretaría Técnica de la Comisión de Protección al Consumidor 1 (en adelante, la Secretaría Técnica), en ejercicio de sus facultades</w:t>
       </w:r>
@@ -1714,7 +1714,7 @@
           <w:rFonts w:ascii="Arial Narrow" w:eastAsia="Arial Narrow" w:hAnsi="Arial Narrow" w:cs="Arial Narrow"/>
           <w:kern w:val="0"/>
           <w:vertAlign w:val="superscript"/>
-          <w14:ligatures w14:val="none"/>
+          <ns2:ligatures ns2:val="none"/>
         </w:rPr>
         <w:footnoteReference w:id="2"/>
       </w:r>
@@ -1724,7 +1724,7 @@
           <w:color w:val="000000"/>
           <w:kern w:val="0"/>
           <w:lang w:eastAsia="es-PE"/>
-          <w14:ligatures w14:val="none"/>
+          <ns2:ligatures ns2:val="none"/>
         </w:rPr>
         <w:t xml:space="preserve">, </w:t>
       </w:r>
@@ -1734,7 +1734,7 @@
           <w:color w:val="000000"/>
           <w:kern w:val="0"/>
           <w:lang w:eastAsia="es-PE"/>
-          <w14:ligatures w14:val="none"/>
+          <ns2:ligatures ns2:val="none"/>
         </w:rPr>
         <w:t xml:space="preserve">considera </w:t>
       </w:r>
@@ -1742,7 +1742,7 @@
         <w:rPr>
           <w:rFonts w:ascii="Arial Narrow" w:eastAsia="Arial Narrow" w:hAnsi="Arial Narrow" w:cs="Arial Narrow"/>
           <w:kern w:val="0"/>
-          <w14:ligatures w14:val="none"/>
+          <ns2:ligatures ns2:val="none"/>
         </w:rPr>
         <w:t xml:space="preserve">que el hecho denunciado, </w:t>
       </w:r>
@@ -1751,7 +1751,7 @@
         <w:rPr>
           <w:rFonts w:ascii="Arial Narrow" w:eastAsia="Arial Narrow" w:hAnsi="Arial Narrow" w:cs="Arial Narrow"/>
           <w:kern w:val="0"/>
-          <w14:ligatures w14:val="none"/>
+          <ns2:ligatures ns2:val="none"/>
         </w:rPr>
         <w:t xml:space="preserve">consistente en que </w:t>
       </w:r>
@@ -1765,7 +1765,7 @@
           <w:kern w:val="0"/>
           <w:shd w:val="clear" w:color="auto" w:fill="FFFFFF"/>
           <w:lang w:eastAsia="es-PE"/>
-          <w14:ligatures w14:val="none"/>
+          <ns2:ligatures ns2:val="none"/>
         </w:rPr>
         <w:t>la compañía aseguradora habría rechazado injustificadamente a la denunciante la cobertura del Seguro Vehicular – Póliza 340084703 por el robo total del vehículo con Placa de Rodaje BCE-770</w:t>
       </w:r>
@@ -1773,7 +1773,7 @@
         <w:rPr>
           <w:rFonts w:ascii="Arial Narrow" w:eastAsia="Arial Narrow" w:hAnsi="Arial Narrow" w:cs="Arial Narrow"/>
           <w:kern w:val="0"/>
-          <w14:ligatures w14:val="none"/>
+          <ns2:ligatures ns2:val="none"/>
         </w:rPr>
         <w:t>; involucraría una presunta afectación a sus expectativas, quien no habría encontrado una correspondencia entre lo que esperaba recibir de parte del proveedor y lo que realmente recibió. Por consiguiente, corresponde calificar el hecho materia de denuncia como una presunta infracción al deber de idoneidad, tipificado en los artículos 18</w:t>
       </w:r>
@@ -1783,7 +1783,7 @@
           <w:color w:val="000000"/>
           <w:kern w:val="0"/>
           <w:lang w:eastAsia="es-PE"/>
-          <w14:ligatures w14:val="none"/>
+          <ns2:ligatures ns2:val="none"/>
         </w:rPr>
         <w:t/>
       </w:r>
@@ -1791,7 +1791,7 @@
         <w:rPr>
           <w:rFonts w:ascii="Arial Narrow" w:eastAsia="Arial Narrow" w:hAnsi="Arial Narrow" w:cs="Arial Narrow"/>
           <w:kern w:val="0"/>
-          <w14:ligatures w14:val="none"/>
+          <ns2:ligatures ns2:val="none"/>
         </w:rPr>
         <w:t xml:space="preserve"> y 19</w:t>
       </w:r>
@@ -1801,7 +1801,7 @@
           <w:color w:val="000000"/>
           <w:kern w:val="0"/>
           <w:lang w:eastAsia="es-PE"/>
-          <w14:ligatures w14:val="none"/>
+          <ns2:ligatures ns2:val="none"/>
         </w:rPr>
         <w:t/>
       </w:r>
@@ -1809,7 +1809,7 @@
         <w:rPr>
           <w:rFonts w:ascii="Arial Narrow" w:eastAsia="Arial Narrow" w:hAnsi="Arial Narrow" w:cs="Arial Narrow"/>
           <w:kern w:val="0"/>
-          <w14:ligatures w14:val="none"/>
+          <ns2:ligatures ns2:val="none"/>
         </w:rPr>
         <w:t xml:space="preserve"> del Código</w:t>
       </w:r>
@@ -1821,7 +1821,7 @@
           <w:rFonts w:ascii="Arial Narrow" w:eastAsia="Arial Narrow" w:hAnsi="Arial Narrow" w:cs="Arial"/>
           <w:kern w:val="0"/>
           <w:vertAlign w:val="superscript"/>
-          <w14:ligatures w14:val="none"/>
+          <ns2:ligatures ns2:val="none"/>
         </w:rPr>
         <w:footnoteReference w:id="3"/>
       </w:r>
@@ -1830,13 +1830,13 @@
         <w:rPr>
           <w:rFonts w:ascii="Arial Narrow" w:eastAsia="Arial Narrow" w:hAnsi="Arial Narrow" w:cs="Arial Narrow"/>
           <w:kern w:val="0"/>
-          <w14:ligatures w14:val="none"/>
+          <ns2:ligatures ns2:val="none"/>
         </w:rPr>
         <w:t>.</w:t>
       </w:r>
       <w:bookmarkEnd w:id="8"/>
     </w:p>
-    <w:p>
+    <w:p ns2:paraId="116891C0" ns2:textId="77777777">
       <w:pPr>
         <w:pStyle w:val="Prrafodelista"/>
         <w:spacing w:after="0" w:line="240" w:lineRule="auto"/>
@@ -1845,11 +1845,11 @@
         <w:rPr>
           <w:rFonts w:ascii="Arial Narrow" w:eastAsia="Arial Narrow" w:hAnsi="Arial Narrow" w:cs="Arial Narrow"/>
           <w:kern w:val="0"/>
-          <w14:ligatures w14:val="none"/>
-        </w:rPr>
-      </w:pPr>
-    </w:p>
-    <w:p>
+          <ns2:ligatures ns2:val="none"/>
+        </w:rPr>
+      </w:pPr>
+    </w:p>
+    <w:p ns2:paraId="797C69B2" ns2:textId="4EBEA40F">
       <w:pPr>
         <w:pStyle w:val="Prrafodelista"/>
         <w:numPr>
@@ -1862,7 +1862,7 @@
         <w:rPr>
           <w:rFonts w:ascii="Arial Narrow" w:eastAsia="Arial Narrow" w:hAnsi="Arial Narrow" w:cs="Arial Narrow"/>
           <w:kern w:val="0"/>
-          <w14:ligatures w14:val="none"/>
+          <ns2:ligatures ns2:val="none"/>
         </w:rPr>
       </w:pPr>
       <w:bookmarkStart w:id="11" w:name="_Hlk213150180"/>
@@ -1870,7 +1870,7 @@
         <w:rPr>
           <w:rFonts w:ascii="Arial Narrow" w:eastAsia="Arial Narrow" w:hAnsi="Arial Narrow" w:cs="Arial Narrow"/>
           <w:kern w:val="0"/>
-          <w14:ligatures w14:val="none"/>
+          <ns2:ligatures ns2:val="none"/>
         </w:rPr>
         <w:t xml:space="preserve">Así también, la Secretaría Técnica, en ejercicio de sus facultades, </w:t>
       </w:r>
@@ -1880,7 +1880,7 @@
           <w:color w:val="000000"/>
           <w:kern w:val="0"/>
           <w:lang w:eastAsia="es-PE"/>
-          <w14:ligatures w14:val="none"/>
+          <ns2:ligatures ns2:val="none"/>
         </w:rPr>
         <w:t xml:space="preserve">considera </w:t>
       </w:r>
@@ -1888,7 +1888,7 @@
         <w:rPr>
           <w:rFonts w:ascii="Arial Narrow" w:eastAsia="Arial Narrow" w:hAnsi="Arial Narrow" w:cs="Arial Narrow"/>
           <w:kern w:val="0"/>
-          <w14:ligatures w14:val="none"/>
+          <ns2:ligatures ns2:val="none"/>
         </w:rPr>
         <w:t xml:space="preserve">que el hecho denunciado, consistente en que </w:t>
       </w:r>
@@ -1900,7 +1900,7 @@
           <w:kern w:val="0"/>
           <w:shd w:val="clear" w:color="auto" w:fill="FFFFFF"/>
           <w:lang w:eastAsia="es-PE"/>
-          <w14:ligatures w14:val="none"/>
+          <ns2:ligatures ns2:val="none"/>
         </w:rPr>
         <w:t>la compañía aseguradora habría rechazado injustificadamente la cobertura del Seguro Vehicular – Póliza 340084703 a la denunciante, por el robo total del vehículo con Placa de Rodaje BCE-770 ocurrido el 8 de mayo de 2024</w:t>
       </w:r>
@@ -1908,7 +1908,7 @@
         <w:rPr>
           <w:rFonts w:ascii="Arial Narrow" w:eastAsia="Arial Narrow" w:hAnsi="Arial Narrow" w:cs="Arial Narrow"/>
           <w:kern w:val="0"/>
-          <w14:ligatures w14:val="none"/>
+          <ns2:ligatures ns2:val="none"/>
         </w:rPr>
         <w:t>; involucraría una presunta afectación a sus expectativas, quien no habría encontrado una correspondencia entre lo que esperaba recibir de parte del proveedor y lo que realmente recibió. Por consiguiente, corresponde calificar el hecho materia de denuncia como una presunta infracción al deber de idoneidad, tipificado en los artículos 18</w:t>
       </w:r>
@@ -1918,7 +1918,7 @@
           <w:color w:val="000000"/>
           <w:kern w:val="0"/>
           <w:lang w:eastAsia="es-PE"/>
-          <w14:ligatures w14:val="none"/>
+          <ns2:ligatures ns2:val="none"/>
         </w:rPr>
         <w:t/>
       </w:r>
@@ -1926,7 +1926,7 @@
         <w:rPr>
           <w:rFonts w:ascii="Arial Narrow" w:eastAsia="Arial Narrow" w:hAnsi="Arial Narrow" w:cs="Arial Narrow"/>
           <w:kern w:val="0"/>
-          <w14:ligatures w14:val="none"/>
+          <ns2:ligatures ns2:val="none"/>
         </w:rPr>
         <w:t xml:space="preserve"> y 19</w:t>
       </w:r>
@@ -1936,7 +1936,7 @@
           <w:color w:val="000000"/>
           <w:kern w:val="0"/>
           <w:lang w:eastAsia="es-PE"/>
-          <w14:ligatures w14:val="none"/>
+          <ns2:ligatures ns2:val="none"/>
         </w:rPr>
         <w:t/>
       </w:r>
@@ -1944,7 +1944,7 @@
         <w:rPr>
           <w:rFonts w:ascii="Arial Narrow" w:eastAsia="Arial Narrow" w:hAnsi="Arial Narrow" w:cs="Arial Narrow"/>
           <w:kern w:val="0"/>
-          <w14:ligatures w14:val="none"/>
+          <ns2:ligatures ns2:val="none"/>
         </w:rPr>
         <w:t xml:space="preserve"> del Código</w:t>
       </w:r>
@@ -1955,24 +1955,24 @@
           <w:color w:val="000000"/>
           <w:kern w:val="0"/>
           <w:lang w:eastAsia="es-PE"/>
-          <w14:ligatures w14:val="none"/>
+          <ns2:ligatures ns2:val="none"/>
         </w:rPr>
         <w:t xml:space="preserve">. </w:t>
       </w:r>
       <w:bookmarkStart w:id="12" w:name="_Hlk212534267"/>
       <w:bookmarkEnd w:id="1"/>
     </w:p>
-    <w:p>
+    <w:p ns2:paraId="55417831" ns2:textId="77777777">
       <w:pPr>
         <w:pStyle w:val="Prrafodelista"/>
         <w:rPr>
           <w:rFonts w:ascii="Arial Narrow" w:eastAsia="Arial Narrow" w:hAnsi="Arial Narrow" w:cs="Arial Narrow"/>
           <w:kern w:val="0"/>
-          <w14:ligatures w14:val="none"/>
-        </w:rPr>
-      </w:pPr>
-    </w:p>
-    <w:p>
+          <ns2:ligatures ns2:val="none"/>
+        </w:rPr>
+      </w:pPr>
+    </w:p>
+    <w:p ns2:paraId="6AFBB451" ns2:textId="23F08399">
       <w:pPr>
         <w:pStyle w:val="Prrafodelista"/>
         <w:numPr>
@@ -1985,14 +1985,14 @@
         <w:rPr>
           <w:rFonts w:ascii="Arial Narrow" w:eastAsia="Arial Narrow" w:hAnsi="Arial Narrow" w:cs="Arial Narrow"/>
           <w:kern w:val="0"/>
-          <w14:ligatures w14:val="none"/>
-        </w:rPr>
-      </w:pPr>
-      <w:r>
-        <w:rPr>
-          <w:rFonts w:ascii="Arial Narrow" w:eastAsia="Arial Narrow" w:hAnsi="Arial Narrow" w:cs="Arial Narrow"/>
-          <w:kern w:val="0"/>
-          <w14:ligatures w14:val="none"/>
+          <ns2:ligatures ns2:val="none"/>
+        </w:rPr>
+      </w:pPr>
+      <w:r>
+        <w:rPr>
+          <w:rFonts w:ascii="Arial Narrow" w:eastAsia="Arial Narrow" w:hAnsi="Arial Narrow" w:cs="Arial Narrow"/>
+          <w:kern w:val="0"/>
+          <ns2:ligatures ns2:val="none"/>
         </w:rPr>
         <w:t xml:space="preserve">Además, </w:t>
       </w:r>
@@ -2000,7 +2000,7 @@
         <w:rPr>
           <w:rFonts w:ascii="Arial Narrow" w:eastAsia="Arial Narrow" w:hAnsi="Arial Narrow" w:cs="Arial Narrow"/>
           <w:kern w:val="0"/>
-          <w14:ligatures w14:val="none"/>
+          <ns2:ligatures ns2:val="none"/>
         </w:rPr>
         <w:t xml:space="preserve">la Secretaría Técnica, en ejercicio de sus facultades, </w:t>
       </w:r>
@@ -2010,7 +2010,7 @@
           <w:color w:val="000000"/>
           <w:kern w:val="0"/>
           <w:lang w:eastAsia="es-PE"/>
-          <w14:ligatures w14:val="none"/>
+          <ns2:ligatures ns2:val="none"/>
         </w:rPr>
         <w:t xml:space="preserve">considera </w:t>
       </w:r>
@@ -2018,7 +2018,7 @@
         <w:rPr>
           <w:rFonts w:ascii="Arial Narrow" w:eastAsia="Arial Narrow" w:hAnsi="Arial Narrow" w:cs="Arial Narrow"/>
           <w:kern w:val="0"/>
-          <w14:ligatures w14:val="none"/>
+          <ns2:ligatures ns2:val="none"/>
         </w:rPr>
         <w:t xml:space="preserve">que el hecho denunciado, consistente en que </w:t>
       </w:r>
@@ -2029,7 +2029,7 @@
           <w:kern w:val="0"/>
           <w:shd w:val="clear" w:color="auto" w:fill="FFFFFF"/>
           <w:lang w:eastAsia="es-PE"/>
-          <w14:ligatures w14:val="none"/>
+          <ns2:ligatures ns2:val="none"/>
         </w:rPr>
         <w:t>la compañía aseguradora no habría adoptado las medidas necesarias para que el denunciante cumpla con la formalidad de la inspección vehicular prevista en la Condición Especial 011 del Seguro Vehicular – Póliza 340084703</w:t>
       </w:r>
@@ -2037,7 +2037,7 @@
         <w:rPr>
           <w:rFonts w:ascii="Arial Narrow" w:eastAsia="Arial Narrow" w:hAnsi="Arial Narrow" w:cs="Arial Narrow"/>
           <w:kern w:val="0"/>
-          <w14:ligatures w14:val="none"/>
+          <ns2:ligatures ns2:val="none"/>
         </w:rPr>
         <w:t>; involucraría una presunta afectación a sus expectativas, quien no habría encontrado una correspondencia entre lo que esperaba recibir de parte del proveedor y lo que realmente recibió. Por consiguiente, corresponde calificar el hecho materia de denuncia como una presunta infracción al deber de idoneidad, tipificado en los artículos 18</w:t>
       </w:r>
@@ -2047,7 +2047,7 @@
           <w:color w:val="000000"/>
           <w:kern w:val="0"/>
           <w:lang w:eastAsia="es-PE"/>
-          <w14:ligatures w14:val="none"/>
+          <ns2:ligatures ns2:val="none"/>
         </w:rPr>
         <w:t/>
       </w:r>
@@ -2055,7 +2055,7 @@
         <w:rPr>
           <w:rFonts w:ascii="Arial Narrow" w:eastAsia="Arial Narrow" w:hAnsi="Arial Narrow" w:cs="Arial Narrow"/>
           <w:kern w:val="0"/>
-          <w14:ligatures w14:val="none"/>
+          <ns2:ligatures ns2:val="none"/>
         </w:rPr>
         <w:t xml:space="preserve"> y 19</w:t>
       </w:r>
@@ -2065,7 +2065,7 @@
           <w:color w:val="000000"/>
           <w:kern w:val="0"/>
           <w:lang w:eastAsia="es-PE"/>
-          <w14:ligatures w14:val="none"/>
+          <ns2:ligatures ns2:val="none"/>
         </w:rPr>
         <w:t/>
       </w:r>
@@ -2073,7 +2073,7 @@
         <w:rPr>
           <w:rFonts w:ascii="Arial Narrow" w:eastAsia="Arial Narrow" w:hAnsi="Arial Narrow" w:cs="Arial Narrow"/>
           <w:kern w:val="0"/>
-          <w14:ligatures w14:val="none"/>
+          <ns2:ligatures ns2:val="none"/>
         </w:rPr>
         <w:t xml:space="preserve"> del Código</w:t>
       </w:r>
@@ -2084,12 +2084,12 @@
           <w:color w:val="000000"/>
           <w:kern w:val="0"/>
           <w:lang w:eastAsia="es-PE"/>
-          <w14:ligatures w14:val="none"/>
+          <ns2:ligatures ns2:val="none"/>
         </w:rPr>
         <w:t xml:space="preserve">. </w:t>
       </w:r>
     </w:p>
-    <w:p>
+    <w:p ns2:paraId="638B2AAC" ns2:textId="77777777">
       <w:pPr>
         <w:pStyle w:val="Prrafodelista"/>
         <w:spacing w:after="0" w:line="240" w:lineRule="auto"/>
@@ -2098,12 +2098,12 @@
         <w:rPr>
           <w:rFonts w:ascii="Arial Narrow" w:eastAsia="Arial Narrow" w:hAnsi="Arial Narrow" w:cs="Arial Narrow"/>
           <w:kern w:val="0"/>
-          <w14:ligatures w14:val="none"/>
+          <ns2:ligatures ns2:val="none"/>
         </w:rPr>
       </w:pPr>
       <w:bookmarkStart w:id="13" w:name="_Hlk210652752"/>
     </w:p>
-    <w:p>
+    <w:p ns2:paraId="7A2CF596" ns2:textId="2F1BE3CC">
       <w:pPr>
         <w:pStyle w:val="Prrafodelista"/>
         <w:numPr>
@@ -2116,14 +2116,14 @@
         <w:rPr>
           <w:rFonts w:ascii="Arial Narrow" w:eastAsia="Arial Narrow" w:hAnsi="Arial Narrow" w:cs="Arial Narrow"/>
           <w:kern w:val="0"/>
-          <w14:ligatures w14:val="none"/>
-        </w:rPr>
-      </w:pPr>
-      <w:r>
-        <w:rPr>
-          <w:rFonts w:ascii="Arial Narrow" w:eastAsia="Arial Narrow" w:hAnsi="Arial Narrow" w:cs="Arial Narrow"/>
-          <w:kern w:val="0"/>
-          <w14:ligatures w14:val="none"/>
+          <ns2:ligatures ns2:val="none"/>
+        </w:rPr>
+      </w:pPr>
+      <w:r>
+        <w:rPr>
+          <w:rFonts w:ascii="Arial Narrow" w:eastAsia="Arial Narrow" w:hAnsi="Arial Narrow" w:cs="Arial Narrow"/>
+          <w:kern w:val="0"/>
+          <ns2:ligatures ns2:val="none"/>
         </w:rPr>
         <w:t xml:space="preserve">Así también, </w:t>
       </w:r>
@@ -2132,7 +2132,7 @@
         <w:rPr>
           <w:rFonts w:ascii="Arial Narrow" w:eastAsia="Arial Narrow" w:hAnsi="Arial Narrow" w:cs="Arial Narrow"/>
           <w:kern w:val="0"/>
-          <w14:ligatures w14:val="none"/>
+          <ns2:ligatures ns2:val="none"/>
         </w:rPr>
         <w:t xml:space="preserve">la Secretaría Técnica, en ejercicio de sus facultades, considera que el hecho denunciado, consistente en que </w:t>
       </w:r>
@@ -2142,7 +2142,7 @@
           <w:color w:val="000000"/>
           <w:kern w:val="0"/>
           <w:lang w:val="es-ES" w:eastAsia="es-ES"/>
-          <w14:ligatures w14:val="none"/>
+          <ns2:ligatures ns2:val="none"/>
         </w:rPr>
         <w:t>la compañía aseguradora habría incluido una cláusula abusiva en el Seguro Vehicular – Póliza 340084703, la cual se encontraba referida “Condición Especial 011: Garantía de Inspección”</w:t>
       </w:r>
@@ -2150,7 +2150,7 @@
         <w:rPr>
           <w:rFonts w:ascii="Arial Narrow" w:eastAsia="Arial Narrow" w:hAnsi="Arial Narrow" w:cs="Arial Narrow"/>
           <w:kern w:val="0"/>
-          <w14:ligatures w14:val="none"/>
+          <ns2:ligatures ns2:val="none"/>
         </w:rPr>
         <w:t xml:space="preserve">. Por consiguiente, corresponde calificar el hecho materia de denuncia como una presunta infracción a la disposición sobre cláusulas abusivas, tipificado en </w:t>
       </w:r>
@@ -2166,7 +2166,7 @@
           <w:rFonts w:ascii="Arial Narrow" w:eastAsia="Arial Narrow" w:hAnsi="Arial Narrow" w:cs="Arial"/>
           <w:kern w:val="0"/>
           <w:vertAlign w:val="superscript"/>
-          <w14:ligatures w14:val="none"/>
+          <ns2:ligatures ns2:val="none"/>
         </w:rPr>
         <w:footnoteReference w:id="4"/>
       </w:r>
@@ -2174,7 +2174,7 @@
         <w:rPr>
           <w:rFonts w:ascii="Arial Narrow" w:eastAsia="Arial Narrow" w:hAnsi="Arial Narrow" w:cs="Arial Narrow"/>
           <w:kern w:val="0"/>
-          <w14:ligatures w14:val="none"/>
+          <ns2:ligatures ns2:val="none"/>
         </w:rPr>
         <w:t>.</w:t>
       </w:r>
@@ -2186,7 +2186,7 @@
     <w:bookmarkEnd w:id="6"/>
     <w:bookmarkEnd w:id="9"/>
     <w:bookmarkEnd w:id="15"/>
-    <w:p>
+    <w:p ns2:paraId="432038D6" ns2:textId="0A9F6D75">
       <w:pPr>
         <w:spacing w:after="0" w:line="240" w:lineRule="auto"/>
         <w:jc w:val="both"/>
@@ -2194,12 +2194,12 @@
           <w:rFonts w:ascii="Arial Narrow" w:eastAsia="Calibri" w:hAnsi="Arial Narrow" w:cs="Arial Narrow"/>
           <w:kern w:val="0"/>
           <w:lang w:eastAsia="es-PE"/>
-          <w14:ligatures w14:val="none"/>
+          <ns2:ligatures ns2:val="none"/>
         </w:rPr>
       </w:pPr>
     </w:p>
     <w:bookmarkEnd w:id="2"/>
-    <w:p>
+    <w:p ns2:paraId="463134E5" ns2:textId="77777777">
       <w:pPr>
         <w:pStyle w:val="Prrafodelista"/>
         <w:numPr>
@@ -2213,7 +2213,7 @@
           <w:rFonts w:ascii="Arial Narrow" w:eastAsia="Calibri" w:hAnsi="Arial Narrow" w:cs="Arial Narrow"/>
           <w:kern w:val="0"/>
           <w:lang w:eastAsia="es-PE"/>
-          <w14:ligatures w14:val="none"/>
+          <ns2:ligatures ns2:val="none"/>
         </w:rPr>
       </w:pPr>
       <w:r>
@@ -2222,7 +2222,7 @@
           <w:color w:val="000000"/>
           <w:kern w:val="0"/>
           <w:lang w:eastAsia="es-PE"/>
-          <w14:ligatures w14:val="none"/>
+          <ns2:ligatures ns2:val="none"/>
         </w:rPr>
         <w:t>En tanto la denuncia reúne los requisitos establecidos por la norma citada, corresponde admitirla a trámite</w:t>
       </w:r>
@@ -2232,7 +2232,7 @@
           <w:rFonts w:ascii="Arial Narrow" w:eastAsia="Arial Narrow" w:hAnsi="Arial Narrow" w:cs="Arial Narrow"/>
           <w:kern w:val="0"/>
           <w:vertAlign w:val="superscript"/>
-          <w14:ligatures w14:val="none"/>
+          <ns2:ligatures ns2:val="none"/>
         </w:rPr>
         <w:footnoteReference w:id="5"/>
       </w:r>
@@ -2242,13 +2242,13 @@
           <w:color w:val="000000"/>
           <w:kern w:val="0"/>
           <w:lang w:eastAsia="es-PE"/>
-          <w14:ligatures w14:val="none"/>
+          <ns2:ligatures ns2:val="none"/>
         </w:rPr>
         <w:t>.</w:t>
       </w:r>
       <w:bookmarkStart w:id="16" w:name="_Hlk214963039"/>
     </w:p>
-    <w:p>
+    <w:p ns2:paraId="68C71625" ns2:textId="77777777">
       <w:pPr>
         <w:spacing w:after="0" w:line="240" w:lineRule="auto"/>
         <w:ind w:left="567"/>
@@ -2259,12 +2259,12 @@
           <w:color w:val="000000"/>
           <w:kern w:val="0"/>
           <w:lang w:eastAsia="es-PE"/>
-          <w14:ligatures w14:val="none"/>
+          <ns2:ligatures ns2:val="none"/>
         </w:rPr>
       </w:pPr>
       <w:bookmarkStart w:id="17" w:name="_Hlk214963071"/>
     </w:p>
-    <w:p>
+    <w:p ns2:paraId="38A98B4B" ns2:textId="77777777">
       <w:pPr>
         <w:pStyle w:val="Prrafodelista"/>
         <w:numPr>
@@ -2284,22 +2284,22 @@
           <w:color w:val="000000"/>
           <w:kern w:val="0"/>
           <w:lang w:eastAsia="es-PE"/>
-          <w14:ligatures w14:val="none"/>
-        </w:rPr>
-      </w:pPr>
-      <w:r>
-        <w:rPr>
-          <w:rFonts w:ascii="Arial Narrow" w:eastAsia="Arial Narrow" w:hAnsi="Arial Narrow" w:cs="Arial Narrow"/>
-          <w:b/>
-          <w:color w:val="000000"/>
-          <w:kern w:val="0"/>
-          <w:lang w:eastAsia="es-PE"/>
-          <w14:ligatures w14:val="none"/>
+          <ns2:ligatures ns2:val="none"/>
+        </w:rPr>
+      </w:pPr>
+      <w:r>
+        <w:rPr>
+          <w:rFonts w:ascii="Arial Narrow" w:eastAsia="Arial Narrow" w:hAnsi="Arial Narrow" w:cs="Arial Narrow"/>
+          <w:b/>
+          <w:color w:val="000000"/>
+          <w:kern w:val="0"/>
+          <w:lang w:eastAsia="es-PE"/>
+          <ns2:ligatures ns2:val="none"/>
         </w:rPr>
         <w:t>REQUERIMIENTO DE INFORMACIÓN</w:t>
       </w:r>
     </w:p>
-    <w:p>
+    <w:p ns2:paraId="5B518DC4" ns2:textId="77777777">
       <w:pPr>
         <w:spacing w:after="0" w:line="240" w:lineRule="auto"/>
         <w:jc w:val="both"/>
@@ -2308,11 +2308,11 @@
           <w:color w:val="000000"/>
           <w:kern w:val="0"/>
           <w:lang w:val="es-ES" w:eastAsia="es-ES"/>
-          <w14:ligatures w14:val="none"/>
-        </w:rPr>
-      </w:pPr>
-    </w:p>
-    <w:p>
+          <ns2:ligatures ns2:val="none"/>
+        </w:rPr>
+      </w:pPr>
+    </w:p>
+    <w:p ns2:paraId="62B88A04" ns2:textId="46C24EE0">
       <w:pPr>
         <w:pStyle w:val="Prrafodelista"/>
         <w:numPr>
@@ -2327,7 +2327,7 @@
           <w:color w:val="000000"/>
           <w:kern w:val="0"/>
           <w:lang w:val="es-ES" w:eastAsia="es-ES"/>
-          <w14:ligatures w14:val="none"/>
+          <ns2:ligatures ns2:val="none"/>
         </w:rPr>
       </w:pPr>
       <w:r>
@@ -2336,7 +2336,7 @@
           <w:color w:val="000000"/>
           <w:kern w:val="0"/>
           <w:lang w:val="es-ES" w:eastAsia="es-ES"/>
-          <w14:ligatures w14:val="none"/>
+          <ns2:ligatures ns2:val="none"/>
         </w:rPr>
         <w:t xml:space="preserve">A efectos de tener mayores elementos </w:t>
       </w:r>
@@ -2347,7 +2347,7 @@
           <w:color w:val="000000"/>
           <w:kern w:val="0"/>
           <w:lang w:val="es-ES" w:eastAsia="es-ES"/>
-          <w14:ligatures w14:val="none"/>
+          <ns2:ligatures ns2:val="none"/>
         </w:rPr>
         <w:t xml:space="preserve">que sirvan para la resolución definitiva del presente caso, la Secretaría Técnica, en ejercicio de las facultades que la ley le confiere, conviene requerir </w:t>
       </w:r>
@@ -2357,7 +2357,7 @@
           <w:color w:val="000000"/>
           <w:kern w:val="0"/>
           <w:lang w:val="es-ES" w:eastAsia="es-ES"/>
-          <w14:ligatures w14:val="none"/>
+          <ns2:ligatures ns2:val="none"/>
         </w:rPr>
         <w:t xml:space="preserve">a la compañía aseguradora </w:t>
       </w:r>
@@ -2367,7 +2367,7 @@
           <w:color w:val="000000"/>
           <w:kern w:val="0"/>
           <w:lang w:val="es-ES" w:eastAsia="es-ES"/>
-          <w14:ligatures w14:val="none"/>
+          <ns2:ligatures ns2:val="none"/>
         </w:rPr>
         <w:t xml:space="preserve">que, en un plazo no mayor de cinco (5) días hábiles contado a partir del día siguiente de la notificación de la presente resolución, cumpla con lo siguiente: </w:t>
       </w:r>
@@ -2377,7 +2377,7 @@
           <w:color w:val="000000"/>
           <w:kern w:val="0"/>
           <w:lang w:val="es-ES" w:eastAsia="es-ES"/>
-          <w14:ligatures w14:val="none"/>
+          <ns2:ligatures ns2:val="none"/>
         </w:rPr>
         <w:t>(i) presentar una copia completa, legible y debidamente suscrita de la Póliza 340084703 del Seguro Vehicular, así como el cargo de remisión de la póliza; (ii) presentar los medios probatorios que acrediten que la negativa de otorgamiento de cobertura fue justificada; y, (iii) presentar todas las comunicaciones cursadas con la parte denunciante en virtud de los hechos materia de denuncia</w:t>
       </w:r>
@@ -2387,7 +2387,7 @@
           <w:color w:val="000000"/>
           <w:kern w:val="0"/>
           <w:lang w:val="es-ES" w:eastAsia="es-ES"/>
-          <w14:ligatures w14:val="none"/>
+          <ns2:ligatures ns2:val="none"/>
         </w:rPr>
         <w:t>.</w:t>
       </w:r>
@@ -2397,13 +2397,13 @@
           <w:color w:val="000000"/>
           <w:kern w:val="0"/>
           <w:lang w:eastAsia="es-ES"/>
-          <w14:ligatures w14:val="none"/>
+          <ns2:ligatures ns2:val="none"/>
         </w:rPr>
         <w:t xml:space="preserve"> </w:t>
       </w:r>
     </w:p>
     <w:bookmarkEnd w:id="17"/>
-    <w:p>
+    <w:p ns2:paraId="5C93B848" ns2:textId="77777777">
       <w:pPr>
         <w:pStyle w:val="Prrafodelista"/>
         <w:spacing w:after="0" w:line="240" w:lineRule="auto"/>
@@ -2414,11 +2414,11 @@
           <w:color w:val="000000"/>
           <w:kern w:val="0"/>
           <w:lang w:val="es-ES" w:eastAsia="es-ES"/>
-          <w14:ligatures w14:val="none"/>
-        </w:rPr>
-      </w:pPr>
-    </w:p>
-    <w:p>
+          <ns2:ligatures ns2:val="none"/>
+        </w:rPr>
+      </w:pPr>
+    </w:p>
+    <w:p ns2:paraId="2A119386" ns2:textId="77777777">
       <w:pPr>
         <w:pStyle w:val="Prrafodelista"/>
         <w:numPr>
@@ -2438,36 +2438,36 @@
           <w:color w:val="000000"/>
           <w:kern w:val="0"/>
           <w:lang w:eastAsia="es-PE"/>
-          <w14:ligatures w14:val="none"/>
-        </w:rPr>
-      </w:pPr>
-      <w:r>
-        <w:rPr>
-          <w:rFonts w:ascii="Arial Narrow" w:eastAsia="Arial Narrow" w:hAnsi="Arial Narrow" w:cs="Arial Narrow"/>
-          <w:b/>
-          <w:color w:val="000000"/>
-          <w:kern w:val="0"/>
-          <w:lang w:eastAsia="es-PE"/>
-          <w14:ligatures w14:val="none"/>
+          <ns2:ligatures ns2:val="none"/>
+        </w:rPr>
+      </w:pPr>
+      <w:r>
+        <w:rPr>
+          <w:rFonts w:ascii="Arial Narrow" w:eastAsia="Arial Narrow" w:hAnsi="Arial Narrow" w:cs="Arial Narrow"/>
+          <w:b/>
+          <w:color w:val="000000"/>
+          <w:kern w:val="0"/>
+          <w:lang w:eastAsia="es-PE"/>
+          <ns2:ligatures ns2:val="none"/>
         </w:rPr>
         <w:t xml:space="preserve">RESOLUCIÓN DE LA SECRETARÍA TÉCNICA </w:t>
       </w:r>
     </w:p>
-    <w:p>
-      <w:pPr>
-        <w:spacing w:after="0" w:line="240" w:lineRule="auto"/>
-        <w:jc w:val="both"/>
-        <w:rPr>
-          <w:rFonts w:ascii="Arial Narrow" w:eastAsia="Arial Narrow" w:hAnsi="Arial Narrow" w:cs="Arial Narrow"/>
-          <w:b/>
-          <w:color w:val="000000"/>
-          <w:kern w:val="0"/>
-          <w:lang w:eastAsia="es-PE"/>
-          <w14:ligatures w14:val="none"/>
-        </w:rPr>
-      </w:pPr>
-    </w:p>
-    <w:p>
+    <w:p ns2:paraId="7F554EB2" ns2:textId="77777777">
+      <w:pPr>
+        <w:spacing w:after="0" w:line="240" w:lineRule="auto"/>
+        <w:jc w:val="both"/>
+        <w:rPr>
+          <w:rFonts w:ascii="Arial Narrow" w:eastAsia="Arial Narrow" w:hAnsi="Arial Narrow" w:cs="Arial Narrow"/>
+          <w:b/>
+          <w:color w:val="000000"/>
+          <w:kern w:val="0"/>
+          <w:lang w:eastAsia="es-PE"/>
+          <ns2:ligatures ns2:val="none"/>
+        </w:rPr>
+      </w:pPr>
+    </w:p>
+    <w:p ns2:paraId="4D5D29A4" ns2:textId="5741CB15">
       <w:pPr>
         <w:spacing w:after="0" w:line="240" w:lineRule="auto"/>
         <w:jc w:val="both"/>
@@ -2476,17 +2476,17 @@
           <w:color w:val="000000"/>
           <w:kern w:val="0"/>
           <w:lang w:eastAsia="es-PE"/>
-          <w14:ligatures w14:val="none"/>
-        </w:rPr>
-      </w:pPr>
-      <w:r>
-        <w:rPr>
-          <w:rFonts w:ascii="Arial Narrow" w:eastAsia="Arial Narrow" w:hAnsi="Arial Narrow" w:cs="Arial Narrow"/>
-          <w:b/>
-          <w:color w:val="000000"/>
-          <w:kern w:val="0"/>
-          <w:lang w:eastAsia="es-PE"/>
-          <w14:ligatures w14:val="none"/>
+          <ns2:ligatures ns2:val="none"/>
+        </w:rPr>
+      </w:pPr>
+      <w:r>
+        <w:rPr>
+          <w:rFonts w:ascii="Arial Narrow" w:eastAsia="Arial Narrow" w:hAnsi="Arial Narrow" w:cs="Arial Narrow"/>
+          <w:b/>
+          <w:color w:val="000000"/>
+          <w:kern w:val="0"/>
+          <w:lang w:eastAsia="es-PE"/>
+          <ns2:ligatures ns2:val="none"/>
         </w:rPr>
         <w:t xml:space="preserve">PRIMERO: admitir a trámite la denuncia del 29 de diciembre de 2025 interpuesta por la señora [DENUNCIANTE] contra La Positiva Seguros y Reaseguros S.A., por lo siguiente:</w:t>
       </w:r>
@@ -2497,7 +2497,7 @@
           <w:kern w:val="0"/>
           <w:shd w:val="clear" w:color="auto" w:fill="FFFFFF"/>
           <w:lang w:eastAsia="es-PE"/>
-          <w14:ligatures w14:val="none"/>
+          <ns2:ligatures ns2:val="none"/>
         </w:rPr>
         <w:t xml:space="preserve"/>
       </w:r>
@@ -2507,7 +2507,7 @@
           <w:color w:val="000000"/>
           <w:kern w:val="0"/>
           <w:lang w:val="es-ES" w:eastAsia="es-ES"/>
-          <w14:ligatures w14:val="none"/>
+          <ns2:ligatures ns2:val="none"/>
         </w:rPr>
         <w:t xml:space="preserve"/>
       </w:r>
@@ -2517,7 +2517,7 @@
           <w:color w:val="000000"/>
           <w:kern w:val="0"/>
           <w:lang w:val="es-ES" w:eastAsia="es-ES"/>
-          <w14:ligatures w14:val="none"/>
+          <ns2:ligatures ns2:val="none"/>
         </w:rPr>
         <w:t xml:space="preserve"/>
       </w:r>
@@ -2528,7 +2528,7 @@
           <w:kern w:val="0"/>
           <w:shd w:val="clear" w:color="auto" w:fill="FFFFFF"/>
           <w:lang w:eastAsia="es-PE"/>
-          <w14:ligatures w14:val="none"/>
+          <ns2:ligatures ns2:val="none"/>
         </w:rPr>
         <w:t xml:space="preserve"/>
       </w:r>
@@ -2539,7 +2539,7 @@
           <w:kern w:val="0"/>
           <w:shd w:val="clear" w:color="auto" w:fill="FFFFFF"/>
           <w:lang w:eastAsia="es-PE"/>
-          <w14:ligatures w14:val="none"/>
+          <ns2:ligatures ns2:val="none"/>
         </w:rPr>
         <w:t/>
       </w:r>
@@ -2550,7 +2550,7 @@
           <w:kern w:val="0"/>
           <w:shd w:val="clear" w:color="auto" w:fill="FFFFFF"/>
           <w:lang w:eastAsia="es-PE"/>
-          <w14:ligatures w14:val="none"/>
+          <ns2:ligatures ns2:val="none"/>
         </w:rPr>
         <w:t xml:space="preserve"/>
       </w:r>
@@ -2560,7 +2560,7 @@
           <w:bCs/>
           <w:spacing w:val="-3"/>
           <w:kern w:val="0"/>
-          <w14:ligatures w14:val="none"/>
+          <ns2:ligatures ns2:val="none"/>
         </w:rPr>
         <w:t xml:space="preserve"/>
       </w:r>
@@ -2571,7 +2571,7 @@
           <w:kern w:val="0"/>
           <w:shd w:val="clear" w:color="auto" w:fill="FFFFFF"/>
           <w:lang w:eastAsia="es-PE"/>
-          <w14:ligatures w14:val="none"/>
+          <ns2:ligatures ns2:val="none"/>
         </w:rPr>
         <w:t xml:space="preserve"/>
       </w:r>
@@ -2582,7 +2582,7 @@
           <w:kern w:val="0"/>
           <w:shd w:val="clear" w:color="auto" w:fill="FFFFFF"/>
           <w:lang w:eastAsia="es-PE"/>
-          <w14:ligatures w14:val="none"/>
+          <ns2:ligatures ns2:val="none"/>
         </w:rPr>
         <w:t xml:space="preserve"/>
       </w:r>
@@ -2600,7 +2600,7 @@
           <w:kern w:val="0"/>
           <w:shd w:val="clear" w:color="auto" w:fill="FFFFFF"/>
           <w:lang w:eastAsia="es-PE"/>
-          <w14:ligatures w14:val="none"/>
+          <ns2:ligatures ns2:val="none"/>
         </w:rPr>
         <w:t xml:space="preserve"/>
       </w:r>
@@ -2612,13 +2612,13 @@
           <w:kern w:val="0"/>
           <w:shd w:val="clear" w:color="auto" w:fill="FFFFFF"/>
           <w:lang w:eastAsia="es-PE"/>
-          <w14:ligatures w14:val="none"/>
+          <ns2:ligatures ns2:val="none"/>
         </w:rPr>
         <w:t/>
       </w:r>
       <w:bookmarkStart w:id="19" w:name="_Hlk215162047"/>
     </w:p>
-    <w:p>
+    <w:p ns2:paraId="5BEAE0C5" ns2:textId="77777777">
       <w:pPr>
         <w:spacing w:after="0" w:line="240" w:lineRule="auto"/>
         <w:jc w:val="both"/>
@@ -2627,11 +2627,11 @@
           <w:color w:val="000000"/>
           <w:kern w:val="0"/>
           <w:lang w:eastAsia="es-PE"/>
-          <w14:ligatures w14:val="none"/>
-        </w:rPr>
-      </w:pPr>
-    </w:p>
-    <w:p>
+          <ns2:ligatures ns2:val="none"/>
+        </w:rPr>
+      </w:pPr>
+    </w:p>
+    <w:p ns2:paraId="22085424" ns2:textId="3DE662FF">
       <w:pPr>
         <w:pStyle w:val="Prrafodelista"/>
         <w:numPr>
@@ -2648,14 +2648,14 @@
         <w:rPr>
           <w:rFonts w:ascii="Arial Narrow" w:eastAsia="Arial Narrow" w:hAnsi="Arial Narrow" w:cs="Arial Narrow"/>
           <w:kern w:val="0"/>
-          <w14:ligatures w14:val="none"/>
-        </w:rPr>
-      </w:pPr>
-      <w:r>
-        <w:rPr>
-          <w:rFonts w:ascii="Arial Narrow" w:eastAsia="Arial Narrow" w:hAnsi="Arial Narrow" w:cs="Arial Narrow"/>
-          <w:kern w:val="0"/>
-          <w14:ligatures w14:val="none"/>
+          <ns2:ligatures ns2:val="none"/>
+        </w:rPr>
+      </w:pPr>
+      <w:r>
+        <w:rPr>
+          <w:rFonts w:ascii="Arial Narrow" w:eastAsia="Arial Narrow" w:hAnsi="Arial Narrow" w:cs="Arial Narrow"/>
+          <w:kern w:val="0"/>
+          <ns2:ligatures ns2:val="none"/>
         </w:rPr>
         <w:t xml:space="preserve">Presunta infracción a los artículos 18 y 19 de la Ley 29571, Código de Protección y Defensa del Consumidor, en tanto </w:t>
       </w:r>
@@ -2663,7 +2663,7 @@
         <w:rPr>
           <w:rFonts w:ascii="Arial Narrow" w:eastAsia="Arial Narrow" w:hAnsi="Arial Narrow" w:cs="Arial Narrow"/>
           <w:kern w:val="0"/>
-          <w14:ligatures w14:val="none"/>
+          <ns2:ligatures ns2:val="none"/>
         </w:rPr>
         <w:t xml:space="preserve">la compañía aseguradora habría rechazado injustificadamente a la denunciante la cobertura del Seguro Vehicular – Póliza 340084703 por el robo total del </w:t>
       </w:r>
@@ -2673,7 +2673,7 @@
           <w:color w:val="000000"/>
           <w:kern w:val="0"/>
           <w:lang w:eastAsia="es-ES"/>
-          <w14:ligatures w14:val="none"/>
+          <ns2:ligatures ns2:val="none"/>
         </w:rPr>
         <w:t>vehículo con Placa de Rodaje BCE-770</w:t>
       </w:r>
@@ -2683,12 +2683,12 @@
           <w:color w:val="000000"/>
           <w:kern w:val="0"/>
           <w:lang w:eastAsia="es-ES"/>
-          <w14:ligatures w14:val="none"/>
+          <ns2:ligatures ns2:val="none"/>
         </w:rPr>
         <w:t xml:space="preserve">. </w:t>
       </w:r>
     </w:p>
-    <w:p>
+    <w:p ns2:paraId="00E666F4" ns2:textId="77777777">
       <w:pPr>
         <w:spacing w:after="0" w:line="240" w:lineRule="auto"/>
         <w:jc w:val="both"/>
@@ -2697,11 +2697,11 @@
           <w:color w:val="000000"/>
           <w:kern w:val="0"/>
           <w:lang w:eastAsia="es-PE"/>
-          <w14:ligatures w14:val="none"/>
-        </w:rPr>
-      </w:pPr>
-    </w:p>
-    <w:p>
+          <ns2:ligatures ns2:val="none"/>
+        </w:rPr>
+      </w:pPr>
+    </w:p>
+    <w:p ns2:paraId="7CC427F8" ns2:textId="758FA387">
       <w:pPr>
         <w:pStyle w:val="Prrafodelista"/>
         <w:numPr>
@@ -2718,14 +2718,14 @@
         <w:rPr>
           <w:rFonts w:ascii="Arial Narrow" w:eastAsia="Arial Narrow" w:hAnsi="Arial Narrow" w:cs="Arial Narrow"/>
           <w:kern w:val="0"/>
-          <w14:ligatures w14:val="none"/>
-        </w:rPr>
-      </w:pPr>
-      <w:r>
-        <w:rPr>
-          <w:rFonts w:ascii="Arial Narrow" w:eastAsia="Arial Narrow" w:hAnsi="Arial Narrow" w:cs="Arial Narrow"/>
-          <w:kern w:val="0"/>
-          <w14:ligatures w14:val="none"/>
+          <ns2:ligatures ns2:val="none"/>
+        </w:rPr>
+      </w:pPr>
+      <w:r>
+        <w:rPr>
+          <w:rFonts w:ascii="Arial Narrow" w:eastAsia="Arial Narrow" w:hAnsi="Arial Narrow" w:cs="Arial Narrow"/>
+          <w:kern w:val="0"/>
+          <ns2:ligatures ns2:val="none"/>
         </w:rPr>
         <w:t xml:space="preserve">Presunta </w:t>
       </w:r>
@@ -2733,7 +2733,7 @@
         <w:rPr>
           <w:rFonts w:ascii="Arial Narrow" w:eastAsia="Arial Narrow" w:hAnsi="Arial Narrow" w:cs="Arial Narrow"/>
           <w:kern w:val="0"/>
-          <w14:ligatures w14:val="none"/>
+          <ns2:ligatures ns2:val="none"/>
         </w:rPr>
         <w:t>infracción a los artículos 18 y 19 de la Ley 29571, Código de Protección y Defensa del Consumidor</w:t>
       </w:r>
@@ -2741,7 +2741,7 @@
         <w:rPr>
           <w:rFonts w:ascii="Arial Narrow" w:eastAsia="Arial Narrow" w:hAnsi="Arial Narrow" w:cs="Arial Narrow"/>
           <w:kern w:val="0"/>
-          <w14:ligatures w14:val="none"/>
+          <ns2:ligatures ns2:val="none"/>
         </w:rPr>
         <w:t xml:space="preserve">, en tanto </w:t>
       </w:r>
@@ -2749,7 +2749,7 @@
         <w:rPr>
           <w:rFonts w:ascii="Arial Narrow" w:eastAsia="Arial Narrow" w:hAnsi="Arial Narrow" w:cs="Arial Narrow"/>
           <w:kern w:val="0"/>
-          <w14:ligatures w14:val="none"/>
+          <ns2:ligatures ns2:val="none"/>
         </w:rPr>
         <w:t xml:space="preserve">la compañía aseguradora </w:t>
       </w:r>
@@ -2757,7 +2757,7 @@
         <w:rPr>
           <w:rFonts w:ascii="Arial Narrow" w:eastAsia="Arial Narrow" w:hAnsi="Arial Narrow" w:cs="Arial Narrow"/>
           <w:kern w:val="0"/>
-          <w14:ligatures w14:val="none"/>
+          <ns2:ligatures ns2:val="none"/>
         </w:rPr>
         <w:t>habría rechazado injustificadamente la cobertura del Seguro Vehicular – Póliza 340084703</w:t>
       </w:r>
@@ -2765,7 +2765,7 @@
         <w:rPr>
           <w:rFonts w:ascii="Arial Narrow" w:eastAsia="Arial Narrow" w:hAnsi="Arial Narrow" w:cs="Arial Narrow"/>
           <w:kern w:val="0"/>
-          <w14:ligatures w14:val="none"/>
+          <ns2:ligatures ns2:val="none"/>
         </w:rPr>
         <w:t xml:space="preserve"> a la denunciante</w:t>
       </w:r>
@@ -2773,7 +2773,7 @@
         <w:rPr>
           <w:rFonts w:ascii="Arial Narrow" w:eastAsia="Arial Narrow" w:hAnsi="Arial Narrow" w:cs="Arial Narrow"/>
           <w:kern w:val="0"/>
-          <w14:ligatures w14:val="none"/>
+          <ns2:ligatures ns2:val="none"/>
         </w:rPr>
         <w:t xml:space="preserve">, por el robo total </w:t>
       </w:r>
@@ -2781,7 +2781,7 @@
         <w:rPr>
           <w:rFonts w:ascii="Arial Narrow" w:eastAsia="Arial Narrow" w:hAnsi="Arial Narrow" w:cs="Arial Narrow"/>
           <w:kern w:val="0"/>
-          <w14:ligatures w14:val="none"/>
+          <ns2:ligatures ns2:val="none"/>
         </w:rPr>
         <w:t xml:space="preserve">del </w:t>
       </w:r>
@@ -2791,7 +2791,7 @@
           <w:color w:val="000000"/>
           <w:kern w:val="0"/>
           <w:lang w:eastAsia="es-ES"/>
-          <w14:ligatures w14:val="none"/>
+          <ns2:ligatures ns2:val="none"/>
         </w:rPr>
         <w:t xml:space="preserve">vehículo con Placa de Rodaje BCE-770 </w:t>
       </w:r>
@@ -2799,7 +2799,7 @@
         <w:rPr>
           <w:rFonts w:ascii="Arial Narrow" w:eastAsia="Arial Narrow" w:hAnsi="Arial Narrow" w:cs="Arial Narrow"/>
           <w:kern w:val="0"/>
-          <w14:ligatures w14:val="none"/>
+          <ns2:ligatures ns2:val="none"/>
         </w:rPr>
         <w:t>ocurrido el 8 de mayo de 2024</w:t>
       </w:r>
@@ -2807,23 +2807,23 @@
         <w:rPr>
           <w:rFonts w:ascii="Arial Narrow" w:eastAsia="Arial Narrow" w:hAnsi="Arial Narrow" w:cs="Arial Narrow"/>
           <w:kern w:val="0"/>
-          <w14:ligatures w14:val="none"/>
+          <ns2:ligatures ns2:val="none"/>
         </w:rPr>
         <w:t xml:space="preserve">. </w:t>
       </w:r>
     </w:p>
-    <w:p>
+    <w:p ns2:paraId="0C3E421E" ns2:textId="77777777">
       <w:pPr>
         <w:pStyle w:val="Prrafodelista"/>
         <w:spacing w:line="240" w:lineRule="auto"/>
         <w:rPr>
           <w:rFonts w:ascii="Arial Narrow" w:eastAsia="Arial Narrow" w:hAnsi="Arial Narrow" w:cs="Arial Narrow"/>
           <w:kern w:val="0"/>
-          <w14:ligatures w14:val="none"/>
-        </w:rPr>
-      </w:pPr>
-    </w:p>
-    <w:p>
+          <ns2:ligatures ns2:val="none"/>
+        </w:rPr>
+      </w:pPr>
+    </w:p>
+    <w:p ns2:paraId="52C0CF47" ns2:textId="2C1A8C8C">
       <w:pPr>
         <w:pStyle w:val="Prrafodelista"/>
         <w:numPr>
@@ -2840,14 +2840,14 @@
         <w:rPr>
           <w:rFonts w:ascii="Arial Narrow" w:eastAsia="Arial Narrow" w:hAnsi="Arial Narrow" w:cs="Arial Narrow"/>
           <w:kern w:val="0"/>
-          <w14:ligatures w14:val="none"/>
-        </w:rPr>
-      </w:pPr>
-      <w:r>
-        <w:rPr>
-          <w:rFonts w:ascii="Arial Narrow" w:eastAsia="Arial Narrow" w:hAnsi="Arial Narrow" w:cs="Arial Narrow"/>
-          <w:kern w:val="0"/>
-          <w14:ligatures w14:val="none"/>
+          <ns2:ligatures ns2:val="none"/>
+        </w:rPr>
+      </w:pPr>
+      <w:r>
+        <w:rPr>
+          <w:rFonts w:ascii="Arial Narrow" w:eastAsia="Arial Narrow" w:hAnsi="Arial Narrow" w:cs="Arial Narrow"/>
+          <w:kern w:val="0"/>
+          <ns2:ligatures ns2:val="none"/>
         </w:rPr>
         <w:t xml:space="preserve">Presunta </w:t>
       </w:r>
@@ -2855,7 +2855,7 @@
         <w:rPr>
           <w:rFonts w:ascii="Arial Narrow" w:eastAsia="Arial Narrow" w:hAnsi="Arial Narrow" w:cs="Arial Narrow"/>
           <w:kern w:val="0"/>
-          <w14:ligatures w14:val="none"/>
+          <ns2:ligatures ns2:val="none"/>
         </w:rPr>
         <w:t>infracción a los artículos 18 y 19 de la Ley 29571, Código de Protección y Defensa del Consumidor</w:t>
       </w:r>
@@ -2863,7 +2863,7 @@
         <w:rPr>
           <w:rFonts w:ascii="Arial Narrow" w:eastAsia="Arial Narrow" w:hAnsi="Arial Narrow" w:cs="Arial Narrow"/>
           <w:kern w:val="0"/>
-          <w14:ligatures w14:val="none"/>
+          <ns2:ligatures ns2:val="none"/>
         </w:rPr>
         <w:t xml:space="preserve">, en tanto </w:t>
       </w:r>
@@ -2871,7 +2871,7 @@
         <w:rPr>
           <w:rFonts w:ascii="Arial Narrow" w:eastAsia="Arial Narrow" w:hAnsi="Arial Narrow" w:cs="Arial Narrow"/>
           <w:kern w:val="0"/>
-          <w14:ligatures w14:val="none"/>
+          <ns2:ligatures ns2:val="none"/>
         </w:rPr>
         <w:t xml:space="preserve">la compañía aseguradora </w:t>
       </w:r>
@@ -2879,7 +2879,7 @@
         <w:rPr>
           <w:rFonts w:ascii="Arial Narrow" w:eastAsia="Arial Narrow" w:hAnsi="Arial Narrow" w:cs="Arial Narrow"/>
           <w:kern w:val="0"/>
-          <w14:ligatures w14:val="none"/>
+          <ns2:ligatures ns2:val="none"/>
         </w:rPr>
         <w:t xml:space="preserve">no habría adoptado las medidas necesarias para </w:t>
       </w:r>
@@ -2887,7 +2887,7 @@
         <w:rPr>
           <w:rFonts w:ascii="Arial Narrow" w:eastAsia="Arial Narrow" w:hAnsi="Arial Narrow" w:cs="Arial Narrow"/>
           <w:kern w:val="0"/>
-          <w14:ligatures w14:val="none"/>
+          <ns2:ligatures ns2:val="none"/>
         </w:rPr>
         <w:t>que el denunciante cumpla</w:t>
       </w:r>
@@ -2895,7 +2895,7 @@
         <w:rPr>
           <w:rFonts w:ascii="Arial Narrow" w:eastAsia="Arial Narrow" w:hAnsi="Arial Narrow" w:cs="Arial Narrow"/>
           <w:kern w:val="0"/>
-          <w14:ligatures w14:val="none"/>
+          <ns2:ligatures ns2:val="none"/>
         </w:rPr>
         <w:t xml:space="preserve"> con la </w:t>
       </w:r>
@@ -2903,7 +2903,7 @@
         <w:rPr>
           <w:rFonts w:ascii="Arial Narrow" w:eastAsia="Arial Narrow" w:hAnsi="Arial Narrow" w:cs="Arial Narrow"/>
           <w:kern w:val="0"/>
-          <w14:ligatures w14:val="none"/>
+          <ns2:ligatures ns2:val="none"/>
         </w:rPr>
         <w:t xml:space="preserve">formalidad de la </w:t>
       </w:r>
@@ -2911,7 +2911,7 @@
         <w:rPr>
           <w:rFonts w:ascii="Arial Narrow" w:eastAsia="Arial Narrow" w:hAnsi="Arial Narrow" w:cs="Arial Narrow"/>
           <w:kern w:val="0"/>
-          <w14:ligatures w14:val="none"/>
+          <ns2:ligatures ns2:val="none"/>
         </w:rPr>
         <w:t>inspección vehicular prevista en la Condición Especial 011 del Seguro Vehicular – Póliza 340084703</w:t>
       </w:r>
@@ -2922,23 +2922,23 @@
         <w:rPr>
           <w:rFonts w:ascii="Arial Narrow" w:eastAsia="Arial Narrow" w:hAnsi="Arial Narrow" w:cs="Arial Narrow"/>
           <w:kern w:val="0"/>
-          <w14:ligatures w14:val="none"/>
+          <ns2:ligatures ns2:val="none"/>
         </w:rPr>
         <w:t>.</w:t>
       </w:r>
     </w:p>
-    <w:p>
-      <w:pPr>
-        <w:spacing w:after="0" w:line="240" w:lineRule="auto"/>
-        <w:jc w:val="both"/>
-        <w:rPr>
-          <w:rFonts w:ascii="Arial Narrow" w:eastAsia="Arial Narrow" w:hAnsi="Arial Narrow" w:cs="Arial Narrow"/>
-          <w:kern w:val="0"/>
-          <w14:ligatures w14:val="none"/>
-        </w:rPr>
-      </w:pPr>
-    </w:p>
-    <w:p>
+    <w:p ns2:paraId="37235F5C" ns2:textId="77777777">
+      <w:pPr>
+        <w:spacing w:after="0" w:line="240" w:lineRule="auto"/>
+        <w:jc w:val="both"/>
+        <w:rPr>
+          <w:rFonts w:ascii="Arial Narrow" w:eastAsia="Arial Narrow" w:hAnsi="Arial Narrow" w:cs="Arial Narrow"/>
+          <w:kern w:val="0"/>
+          <ns2:ligatures ns2:val="none"/>
+        </w:rPr>
+      </w:pPr>
+    </w:p>
+    <w:p ns2:paraId="01EB7AF9" ns2:textId="0931B8C0">
       <w:pPr>
         <w:pStyle w:val="Prrafodelista"/>
         <w:numPr>
@@ -2955,7 +2955,7 @@
         <w:rPr>
           <w:rFonts w:ascii="Arial Narrow" w:eastAsia="Arial Narrow" w:hAnsi="Arial Narrow" w:cs="Arial Narrow"/>
           <w:kern w:val="0"/>
-          <w14:ligatures w14:val="none"/>
+          <ns2:ligatures ns2:val="none"/>
         </w:rPr>
       </w:pPr>
       <w:r>
@@ -3026,7 +3026,7 @@
           <w:color w:val="000000"/>
           <w:kern w:val="0"/>
           <w:lang w:val="es-ES" w:eastAsia="es-ES"/>
-          <w14:ligatures w14:val="none"/>
+          <ns2:ligatures ns2:val="none"/>
         </w:rPr>
         <w:t xml:space="preserve">la compañía aseguradora </w:t>
       </w:r>
@@ -3034,7 +3034,7 @@
         <w:rPr>
           <w:rFonts w:ascii="Arial Narrow" w:eastAsia="Arial Narrow" w:hAnsi="Arial Narrow" w:cs="Arial Narrow"/>
           <w:kern w:val="0"/>
-          <w14:ligatures w14:val="none"/>
+          <ns2:ligatures ns2:val="none"/>
         </w:rPr>
         <w:t xml:space="preserve">habría incluido una cláusula abusiva en </w:t>
       </w:r>
@@ -3042,7 +3042,7 @@
         <w:rPr>
           <w:rFonts w:ascii="Arial Narrow" w:eastAsia="Arial Narrow" w:hAnsi="Arial Narrow" w:cs="Arial Narrow"/>
           <w:kern w:val="0"/>
-          <w14:ligatures w14:val="none"/>
+          <ns2:ligatures ns2:val="none"/>
         </w:rPr>
         <w:t>el Seguro Vehicular – Póliza 340084703</w:t>
       </w:r>
@@ -3052,7 +3052,7 @@
           <w:color w:val="000000"/>
           <w:kern w:val="0"/>
           <w:lang w:eastAsia="es-PE"/>
-          <w14:ligatures w14:val="none"/>
+          <ns2:ligatures ns2:val="none"/>
         </w:rPr>
         <w:t xml:space="preserve">, la cual se encontraba referida </w:t>
       </w:r>
@@ -3063,7 +3063,7 @@
           <w:color w:val="000000"/>
           <w:kern w:val="0"/>
           <w:lang w:eastAsia="es-PE"/>
-          <w14:ligatures w14:val="none"/>
+          <ns2:ligatures ns2:val="none"/>
         </w:rPr>
         <w:t>“Condición Especial 011: Garantía de Inspección”</w:t>
       </w:r>
@@ -3073,25 +3073,25 @@
           <w:color w:val="000000"/>
           <w:kern w:val="0"/>
           <w:lang w:eastAsia="es-PE"/>
-          <w14:ligatures w14:val="none"/>
+          <ns2:ligatures ns2:val="none"/>
         </w:rPr>
         <w:t>.</w:t>
       </w:r>
     </w:p>
     <w:bookmarkEnd w:id="18"/>
     <w:bookmarkEnd w:id="19"/>
-    <w:p>
-      <w:pPr>
-        <w:spacing w:after="0" w:line="240" w:lineRule="auto"/>
-        <w:jc w:val="both"/>
-        <w:rPr>
-          <w:rFonts w:ascii="Arial Narrow" w:eastAsia="Arial Narrow" w:hAnsi="Arial Narrow" w:cs="Arial Narrow"/>
-          <w:kern w:val="0"/>
-          <w14:ligatures w14:val="none"/>
-        </w:rPr>
-      </w:pPr>
-    </w:p>
-    <w:p>
+    <w:p ns2:paraId="00944863" ns2:textId="77777777">
+      <w:pPr>
+        <w:spacing w:after="0" w:line="240" w:lineRule="auto"/>
+        <w:jc w:val="both"/>
+        <w:rPr>
+          <w:rFonts w:ascii="Arial Narrow" w:eastAsia="Arial Narrow" w:hAnsi="Arial Narrow" w:cs="Arial Narrow"/>
+          <w:kern w:val="0"/>
+          <ns2:ligatures ns2:val="none"/>
+        </w:rPr>
+      </w:pPr>
+    </w:p>
+    <w:p ns2:paraId="0A292C9F" ns2:textId="513DE648">
       <w:pPr>
         <w:spacing w:line="240" w:lineRule="auto"/>
         <w:contextualSpacing/>
@@ -3099,17 +3099,17 @@
         <w:rPr>
           <w:rFonts w:ascii="Arial Narrow" w:eastAsia="Calibri" w:hAnsi="Arial Narrow" w:cs="Arial"/>
           <w:kern w:val="0"/>
-          <w14:ligatures w14:val="none"/>
-        </w:rPr>
-      </w:pPr>
-      <w:r>
-        <w:rPr>
-          <w:rFonts w:ascii="Arial Narrow" w:eastAsia="Arial Narrow" w:hAnsi="Arial Narrow" w:cs="Arial Narrow"/>
-          <w:b/>
-          <w:color w:val="000000"/>
-          <w:kern w:val="0"/>
-          <w:lang w:eastAsia="es-PE"/>
-          <w14:ligatures w14:val="none"/>
+          <ns2:ligatures ns2:val="none"/>
+        </w:rPr>
+      </w:pPr>
+      <w:r>
+        <w:rPr>
+          <w:rFonts w:ascii="Arial Narrow" w:eastAsia="Arial Narrow" w:hAnsi="Arial Narrow" w:cs="Arial Narrow"/>
+          <w:b/>
+          <w:color w:val="000000"/>
+          <w:kern w:val="0"/>
+          <w:lang w:eastAsia="es-PE"/>
+          <ns2:ligatures ns2:val="none"/>
         </w:rPr>
         <w:t>SEGUNDO:</w:t>
       </w:r>
@@ -3119,7 +3119,7 @@
           <w:color w:val="000000"/>
           <w:kern w:val="0"/>
           <w:lang w:eastAsia="es-PE"/>
-          <w14:ligatures w14:val="none"/>
+          <ns2:ligatures ns2:val="none"/>
         </w:rPr>
         <w:t xml:space="preserve"> tener por ofrecidos los medios probatorios presentados</w:t>
       </w:r>
@@ -3129,7 +3129,7 @@
           <w:color w:val="000000"/>
           <w:kern w:val="0"/>
           <w:lang w:eastAsia="es-PE"/>
-          <w14:ligatures w14:val="none"/>
+          <ns2:ligatures ns2:val="none"/>
         </w:rPr>
         <w:t xml:space="preserve"> en el escrito de denuncia </w:t>
       </w:r>
@@ -3139,7 +3139,7 @@
           <w:color w:val="000000"/>
           <w:kern w:val="0"/>
           <w:lang w:val="es-ES" w:eastAsia="es-ES"/>
-          <w14:ligatures w14:val="none"/>
+          <ns2:ligatures ns2:val="none"/>
         </w:rPr>
         <w:t xml:space="preserve">del </w:t>
       </w:r>
@@ -3149,7 +3149,7 @@
           <w:color w:val="000000"/>
           <w:kern w:val="0"/>
           <w:lang w:val="es-ES" w:eastAsia="es-ES"/>
-          <w14:ligatures w14:val="none"/>
+          <ns2:ligatures ns2:val="none"/>
         </w:rPr>
         <w:t>29 de diciembre de 2025</w:t>
       </w:r>
@@ -3157,12 +3157,12 @@
         <w:rPr>
           <w:rFonts w:ascii="Arial Narrow" w:eastAsia="Calibri" w:hAnsi="Arial Narrow" w:cs="Arial"/>
           <w:kern w:val="0"/>
-          <w14:ligatures w14:val="none"/>
+          <ns2:ligatures ns2:val="none"/>
         </w:rPr>
         <w:t>.</w:t>
       </w:r>
     </w:p>
-    <w:p>
+    <w:p ns2:paraId="68A17E97" ns2:textId="77777777">
       <w:pPr>
         <w:spacing w:line="240" w:lineRule="auto"/>
         <w:contextualSpacing/>
@@ -3172,30 +3172,30 @@
           <w:color w:val="000000"/>
           <w:kern w:val="0"/>
           <w:lang w:eastAsia="es-PE"/>
-          <w14:ligatures w14:val="none"/>
-        </w:rPr>
-      </w:pPr>
-    </w:p>
-    <w:p>
-      <w:pPr>
-        <w:spacing w:after="0" w:line="240" w:lineRule="auto"/>
-        <w:jc w:val="both"/>
-        <w:rPr>
-          <w:rFonts w:ascii="Arial Narrow" w:eastAsia="Arial Narrow" w:hAnsi="Arial Narrow" w:cs="Arial Narrow"/>
-          <w:color w:val="000000"/>
-          <w:kern w:val="0"/>
-          <w:lang w:eastAsia="es-PE"/>
-          <w14:ligatures w14:val="none"/>
-        </w:rPr>
-      </w:pPr>
-      <w:r>
-        <w:rPr>
-          <w:rFonts w:ascii="Arial Narrow" w:eastAsia="Arial Narrow" w:hAnsi="Arial Narrow" w:cs="Arial Narrow"/>
-          <w:b/>
-          <w:color w:val="000000"/>
-          <w:kern w:val="0"/>
-          <w:lang w:eastAsia="es-PE"/>
-          <w14:ligatures w14:val="none"/>
+          <ns2:ligatures ns2:val="none"/>
+        </w:rPr>
+      </w:pPr>
+    </w:p>
+    <w:p ns2:paraId="168254DA" ns2:textId="4E900676">
+      <w:pPr>
+        <w:spacing w:after="0" w:line="240" w:lineRule="auto"/>
+        <w:jc w:val="both"/>
+        <w:rPr>
+          <w:rFonts w:ascii="Arial Narrow" w:eastAsia="Arial Narrow" w:hAnsi="Arial Narrow" w:cs="Arial Narrow"/>
+          <w:color w:val="000000"/>
+          <w:kern w:val="0"/>
+          <w:lang w:eastAsia="es-PE"/>
+          <ns2:ligatures ns2:val="none"/>
+        </w:rPr>
+      </w:pPr>
+      <w:r>
+        <w:rPr>
+          <w:rFonts w:ascii="Arial Narrow" w:eastAsia="Arial Narrow" w:hAnsi="Arial Narrow" w:cs="Arial Narrow"/>
+          <w:b/>
+          <w:color w:val="000000"/>
+          <w:kern w:val="0"/>
+          <w:lang w:eastAsia="es-PE"/>
+          <ns2:ligatures ns2:val="none"/>
         </w:rPr>
         <w:t xml:space="preserve">TERCERO: </w:t>
       </w:r>
@@ -3205,7 +3205,7 @@
           <w:color w:val="000000"/>
           <w:kern w:val="0"/>
           <w:lang w:eastAsia="es-PE"/>
-          <w14:ligatures w14:val="none"/>
+          <ns2:ligatures ns2:val="none"/>
         </w:rPr>
         <w:t xml:space="preserve">requerir a </w:t>
       </w:r>
@@ -3222,12 +3222,12 @@
           <w:color w:val="000000"/>
           <w:kern w:val="0"/>
           <w:lang w:eastAsia="es-PE"/>
-          <w14:ligatures w14:val="none"/>
+          <ns2:ligatures ns2:val="none"/>
         </w:rPr>
         <w:t>que cumpla con lo siguiente:</w:t>
       </w:r>
     </w:p>
-    <w:p>
+    <w:p ns2:paraId="20FDFB8D" ns2:textId="77777777">
       <w:pPr>
         <w:spacing w:after="0" w:line="240" w:lineRule="auto"/>
         <w:jc w:val="both"/>
@@ -3236,11 +3236,11 @@
           <w:color w:val="000000"/>
           <w:kern w:val="0"/>
           <w:lang w:eastAsia="es-PE"/>
-          <w14:ligatures w14:val="none"/>
-        </w:rPr>
-      </w:pPr>
-    </w:p>
-    <w:p>
+          <ns2:ligatures ns2:val="none"/>
+        </w:rPr>
+      </w:pPr>
+    </w:p>
+    <w:p ns2:paraId="4AA80738" ns2:textId="77777777">
       <w:pPr>
         <w:numPr>
           <w:ilvl w:val="0"/>
@@ -3254,21 +3254,21 @@
           <w:color w:val="000000"/>
           <w:kern w:val="0"/>
           <w:lang w:eastAsia="es-PE"/>
-          <w14:ligatures w14:val="none"/>
-        </w:rPr>
-      </w:pPr>
-      <w:r>
-        <w:rPr>
-          <w:rFonts w:ascii="Arial Narrow" w:eastAsia="Arial Narrow" w:hAnsi="Arial Narrow" w:cs="Arial Narrow"/>
-          <w:color w:val="000000"/>
-          <w:kern w:val="0"/>
-          <w:lang w:eastAsia="es-PE"/>
-          <w14:ligatures w14:val="none"/>
+          <ns2:ligatures ns2:val="none"/>
+        </w:rPr>
+      </w:pPr>
+      <w:r>
+        <w:rPr>
+          <w:rFonts w:ascii="Arial Narrow" w:eastAsia="Arial Narrow" w:hAnsi="Arial Narrow" w:cs="Arial Narrow"/>
+          <w:color w:val="000000"/>
+          <w:kern w:val="0"/>
+          <w:lang w:eastAsia="es-PE"/>
+          <ns2:ligatures ns2:val="none"/>
         </w:rPr>
         <w:t>presentar documentos que acrediten su inscripción en los Registros Públicos o una declaración jurada que indique que cuenta con dicha inscripción;</w:t>
       </w:r>
     </w:p>
-    <w:p>
+    <w:p ns2:paraId="2B29D59F" ns2:textId="77777777">
       <w:pPr>
         <w:numPr>
           <w:ilvl w:val="0"/>
@@ -3282,21 +3282,21 @@
           <w:color w:val="000000"/>
           <w:kern w:val="0"/>
           <w:lang w:eastAsia="es-PE"/>
-          <w14:ligatures w14:val="none"/>
-        </w:rPr>
-      </w:pPr>
-      <w:r>
-        <w:rPr>
-          <w:rFonts w:ascii="Arial Narrow" w:eastAsia="Arial Narrow" w:hAnsi="Arial Narrow" w:cs="Arial Narrow"/>
-          <w:color w:val="000000"/>
-          <w:kern w:val="0"/>
-          <w:lang w:eastAsia="es-PE"/>
-          <w14:ligatures w14:val="none"/>
+          <ns2:ligatures ns2:val="none"/>
+        </w:rPr>
+      </w:pPr>
+      <w:r>
+        <w:rPr>
+          <w:rFonts w:ascii="Arial Narrow" w:eastAsia="Arial Narrow" w:hAnsi="Arial Narrow" w:cs="Arial Narrow"/>
+          <w:color w:val="000000"/>
+          <w:kern w:val="0"/>
+          <w:lang w:eastAsia="es-PE"/>
+          <ns2:ligatures ns2:val="none"/>
         </w:rPr>
         <w:t>presentar copia simple de las facultades de representación de su representante legal en el presente procedimiento o la declaración jurada que indique que cuenta con dichas facultades y que estas se encuentran vigentes;</w:t>
       </w:r>
     </w:p>
-    <w:p>
+    <w:p ns2:paraId="7EF50C46" ns2:textId="77777777">
       <w:pPr>
         <w:numPr>
           <w:ilvl w:val="0"/>
@@ -3310,21 +3310,21 @@
           <w:color w:val="000000"/>
           <w:kern w:val="0"/>
           <w:lang w:eastAsia="es-PE"/>
-          <w14:ligatures w14:val="none"/>
-        </w:rPr>
-      </w:pPr>
-      <w:r>
-        <w:rPr>
-          <w:rFonts w:ascii="Arial Narrow" w:eastAsia="Arial Narrow" w:hAnsi="Arial Narrow" w:cs="Arial Narrow"/>
-          <w:color w:val="000000"/>
-          <w:kern w:val="0"/>
-          <w:lang w:eastAsia="es-PE"/>
-          <w14:ligatures w14:val="none"/>
+          <ns2:ligatures ns2:val="none"/>
+        </w:rPr>
+      </w:pPr>
+      <w:r>
+        <w:rPr>
+          <w:rFonts w:ascii="Arial Narrow" w:eastAsia="Arial Narrow" w:hAnsi="Arial Narrow" w:cs="Arial Narrow"/>
+          <w:color w:val="000000"/>
+          <w:kern w:val="0"/>
+          <w:lang w:eastAsia="es-PE"/>
+          <ns2:ligatures ns2:val="none"/>
         </w:rPr>
         <w:t>consignar el Número de Registro Único de Contribuyentes (RUC); y,</w:t>
       </w:r>
     </w:p>
-    <w:p>
+    <w:p ns2:paraId="19E4DFA1" ns2:textId="77777777">
       <w:pPr>
         <w:numPr>
           <w:ilvl w:val="0"/>
@@ -3336,16 +3336,16 @@
         <w:rPr>
           <w:rFonts w:ascii="Arial Narrow" w:eastAsia="Calibri" w:hAnsi="Arial Narrow" w:cs="Arial"/>
           <w:kern w:val="0"/>
-          <w14:ligatures w14:val="none"/>
-        </w:rPr>
-      </w:pPr>
-      <w:r>
-        <w:rPr>
-          <w:rFonts w:ascii="Arial Narrow" w:eastAsia="Arial Narrow" w:hAnsi="Arial Narrow" w:cs="Arial Narrow"/>
-          <w:color w:val="000000"/>
-          <w:kern w:val="0"/>
-          <w:lang w:eastAsia="es-PE"/>
-          <w14:ligatures w14:val="none"/>
+          <ns2:ligatures ns2:val="none"/>
+        </w:rPr>
+      </w:pPr>
+      <w:r>
+        <w:rPr>
+          <w:rFonts w:ascii="Arial Narrow" w:eastAsia="Arial Narrow" w:hAnsi="Arial Narrow" w:cs="Arial Narrow"/>
+          <w:color w:val="000000"/>
+          <w:kern w:val="0"/>
+          <w:lang w:eastAsia="es-PE"/>
+          <ns2:ligatures ns2:val="none"/>
         </w:rPr>
         <w:t>fijar domicilio procesal para el procedimiento, de conformidad con el numeral 1 del artículo 442</w:t>
       </w:r>
@@ -3355,7 +3355,7 @@
           <w:color w:val="000000"/>
           <w:kern w:val="0"/>
           <w:lang w:eastAsia="es-PE"/>
-          <w14:ligatures w14:val="none"/>
+          <ns2:ligatures ns2:val="none"/>
         </w:rPr>
         <w:t/>
       </w:r>
@@ -3365,7 +3365,7 @@
           <w:color w:val="000000"/>
           <w:kern w:val="0"/>
           <w:lang w:eastAsia="es-PE"/>
-          <w14:ligatures w14:val="none"/>
+          <ns2:ligatures ns2:val="none"/>
         </w:rPr>
         <w:t xml:space="preserve"> del Código Procesal Civil. </w:t>
       </w:r>
@@ -3373,7 +3373,7 @@
         <w:rPr>
           <w:rFonts w:ascii="Arial Narrow" w:eastAsia="Calibri" w:hAnsi="Arial Narrow" w:cs="Arial"/>
           <w:kern w:val="0"/>
-          <w14:ligatures w14:val="none"/>
+          <ns2:ligatures ns2:val="none"/>
         </w:rPr>
         <w:t>Para ello podrá señalar domicilio físico o una dirección electrónica a la que pueda remitirse las notificaciones</w:t>
       </w:r>
@@ -3382,12 +3382,12 @@
           <w:rFonts w:ascii="Arial Narrow" w:eastAsia="Arial" w:hAnsi="Arial Narrow" w:cs="Arial"/>
           <w:kern w:val="0"/>
           <w:lang w:val="es"/>
-          <w14:ligatures w14:val="none"/>
+          <ns2:ligatures ns2:val="none"/>
         </w:rPr>
         <w:t>;</w:t>
       </w:r>
     </w:p>
-    <w:p>
+    <w:p ns2:paraId="7C63E340" ns2:textId="77777777">
       <w:pPr>
         <w:numPr>
           <w:ilvl w:val="0"/>
@@ -3399,14 +3399,14 @@
         <w:rPr>
           <w:rFonts w:ascii="Arial Narrow" w:eastAsia="Calibri" w:hAnsi="Arial Narrow" w:cs="Arial"/>
           <w:kern w:val="0"/>
-          <w14:ligatures w14:val="none"/>
+          <ns2:ligatures ns2:val="none"/>
         </w:rPr>
       </w:pPr>
       <w:r>
         <w:rPr>
           <w:rFonts w:ascii="Arial Narrow" w:eastAsia="Calibri" w:hAnsi="Arial Narrow" w:cs="Arial"/>
           <w:kern w:val="0"/>
-          <w14:ligatures w14:val="none"/>
+          <ns2:ligatures ns2:val="none"/>
         </w:rPr>
         <w:lastRenderedPageBreak/>
         <w:t>en caso califique como micro empresa o pequeña empresa, presentar los documentos que acrediten su volumen de ventas o ingresos brutos percibidos el año anterior relativo a todas sus actividades económicas y el número de trabajadores con el que cuenta</w:t>
@@ -3417,7 +3417,7 @@
           <w:rFonts w:ascii="Arial Narrow" w:eastAsia="Calibri" w:hAnsi="Arial Narrow" w:cs="Arial"/>
           <w:kern w:val="0"/>
           <w:vertAlign w:val="superscript"/>
-          <w14:ligatures w14:val="none"/>
+          <ns2:ligatures ns2:val="none"/>
         </w:rPr>
         <w:footnoteReference w:id="6"/>
       </w:r>
@@ -3425,7 +3425,7 @@
         <w:rPr>
           <w:rFonts w:ascii="Arial Narrow" w:eastAsia="Calibri" w:hAnsi="Arial Narrow" w:cs="Arial"/>
           <w:kern w:val="0"/>
-          <w14:ligatures w14:val="none"/>
+          <ns2:ligatures ns2:val="none"/>
         </w:rPr>
         <w:t>. Ello, a fin de que la Comisión pueda meritar dicha documentación, conforme lo establece el artículo 110</w:t>
       </w:r>
@@ -3435,7 +3435,7 @@
           <w:color w:val="000000"/>
           <w:kern w:val="0"/>
           <w:lang w:eastAsia="es-PE"/>
-          <w14:ligatures w14:val="none"/>
+          <ns2:ligatures ns2:val="none"/>
         </w:rPr>
         <w:t/>
       </w:r>
@@ -3443,7 +3443,7 @@
         <w:rPr>
           <w:rFonts w:ascii="Arial Narrow" w:eastAsia="Calibri" w:hAnsi="Arial Narrow" w:cs="Arial"/>
           <w:kern w:val="0"/>
-          <w14:ligatures w14:val="none"/>
+          <ns2:ligatures ns2:val="none"/>
         </w:rPr>
         <w:t xml:space="preserve"> del </w:t>
       </w:r>
@@ -3452,7 +3452,7 @@
           <w:rFonts w:ascii="Arial Narrow" w:eastAsia="Calibri" w:hAnsi="Arial Narrow" w:cs="Arial"/>
           <w:spacing w:val="-2"/>
           <w:kern w:val="0"/>
-          <w14:ligatures w14:val="none"/>
+          <ns2:ligatures ns2:val="none"/>
         </w:rPr>
         <w:t>Código</w:t>
       </w:r>
@@ -3463,7 +3463,7 @@
           <w:spacing w:val="-2"/>
           <w:kern w:val="0"/>
           <w:vertAlign w:val="superscript"/>
-          <w14:ligatures w14:val="none"/>
+          <ns2:ligatures ns2:val="none"/>
         </w:rPr>
         <w:footnoteReference w:id="7"/>
       </w:r>
@@ -3472,12 +3472,12 @@
           <w:rFonts w:ascii="Arial Narrow" w:eastAsia="Calibri" w:hAnsi="Arial Narrow" w:cs="Arial"/>
           <w:spacing w:val="-2"/>
           <w:kern w:val="0"/>
-          <w14:ligatures w14:val="none"/>
+          <ns2:ligatures ns2:val="none"/>
         </w:rPr>
         <w:t>.</w:t>
       </w:r>
     </w:p>
-    <w:p>
+    <w:p ns2:paraId="1F11FE32" ns2:textId="77777777">
       <w:pPr>
         <w:spacing w:after="0" w:line="240" w:lineRule="auto"/>
         <w:ind w:left="567"/>
@@ -3487,52 +3487,87 @@
           <w:color w:val="000000"/>
           <w:kern w:val="0"/>
           <w:lang w:eastAsia="es-PE"/>
-          <w14:ligatures w14:val="none"/>
-        </w:rPr>
-      </w:pPr>
-    </w:p>
-    <w:p>
-      <w:pPr>
-        <w:spacing w:after="0" w:line="240" w:lineRule="auto"/>
-        <w:jc w:val="both"/>
-        <w:rPr>
-          <w:rFonts w:ascii="Arial Narrow" w:eastAsia="Arial Narrow" w:hAnsi="Arial Narrow" w:cs="Arial Narrow"/>
-          <w:color w:val="000000"/>
-          <w:kern w:val="0"/>
-          <w:lang w:eastAsia="es-PE"/>
-          <w14:ligatures w14:val="none"/>
-        </w:rPr>
-      </w:pPr>
-      <w:r>
-        <w:rPr>
-          <w:rFonts w:ascii="Arial Narrow" w:eastAsia="Arial Narrow" w:hAnsi="Arial Narrow" w:cs="Arial Narrow"/>
-          <w:b/>
-          <w:color w:val="000000"/>
-          <w:kern w:val="0"/>
-          <w:lang w:eastAsia="es-PE"/>
-          <w14:ligatures w14:val="none"/>
+          <ns2:ligatures ns2:val="none"/>
+        </w:rPr>
+      </w:pPr>
+    </w:p>
+    <w:p>
+      <w:pPr>
+        <w:spacing w:after="0" w:line="240" w:lineRule="auto"/>
+        <w:jc w:val="both"/>
+        <w:rPr>
+          <w:rFonts w:ascii="Arial Narrow" w:eastAsia="Arial Narrow" w:hAnsi="Arial Narrow" w:cs="Arial Narrow"/>
+          <w:color w:val="000000"/>
+          <w:kern w:val="0"/>
+          <w:lang w:eastAsia="es-PE"/>
+          <ns2:ligatures ns2:val="none"/>
+        </w:rPr>
+      </w:pPr>
+      <w:r>
+        <w:rPr>
+          <w:rFonts w:ascii="Arial Narrow" w:hAnsi="Arial Narrow" w:cs="Arial Narrow"/>
+          <w:b w:val="1"/>
+          <w:bCs w:val="1"/>
+          <w:sz w:val="20"/>
+          <w:szCs w:val="20"/>
         </w:rPr>
         <w:t xml:space="preserve">CUARTO: </w:t>
       </w:r>
       <w:r>
         <w:rPr>
-          <w:rFonts w:ascii="Arial Narrow" w:eastAsia="Arial Narrow" w:hAnsi="Arial Narrow" w:cs="Arial Narrow"/>
-          <w:color w:val="000000"/>
-          <w:kern w:val="0"/>
-          <w:lang w:eastAsia="es-PE"/>
-          <w14:ligatures w14:val="none"/>
-        </w:rPr>
-        <w:t xml:space="preserve">correr traslado de la denuncia interpuesta </w:t>
-      </w:r>
-      <w:r>
+          <w:rFonts w:ascii="Arial Narrow" w:hAnsi="Arial Narrow" w:cs="Arial Narrow"/>
+          <w:sz w:val="20"/>
+          <w:szCs w:val="20"/>
+        </w:rPr>
+        <w:t xml:space="preserve">correr traslado de la presente resolución a La Positiva Seguros y Reaseguros S.A para que, de conformidad con lo dispuesto por el artículo 26° de la Ley sobre Facultades, Normas y Organización del Indecopi, aprobado por Decreto Legislativo N° 8079, presenten sus descargos sobre la imputación de cargos realizada en un plazo no mayor a cinco (5) días hábiles contado a partir del día siguiente de la notificación de la presente resolución, vencido el cual, el Secretario Técnico declarará en rebeldía a los denunciados que no lo hubieran presentado. Debe precisarse que de conformidad con lo establecido por el artículo 223° del Texto Único Ordenado de la Ley N° 27444, Ley del Procedimiento Administrativo General, las alegaciones y los hechos relevantes de la reclamación, salvo que hayan sido específicamente negadas en la contestación, se tendrán por aceptadas o meritadas como ciertas.</w:t>
+      </w:r>
+    </w:p>
+    <w:p ns2:paraId="228F876C" ns2:textId="77777777">
+      <w:pPr>
+        <w:spacing w:after="0" w:line="240" w:lineRule="auto"/>
+        <w:jc w:val="both"/>
+        <w:rPr>
+          <w:rFonts w:ascii="Arial Narrow" w:eastAsia="Arial Narrow" w:hAnsi="Arial Narrow" w:cs="Arial Narrow"/>
+          <w:color w:val="000000"/>
+          <w:kern w:val="0"/>
+          <w:lang w:eastAsia="es-PE"/>
+          <ns2:ligatures ns2:val="none"/>
+        </w:rPr>
+      </w:pPr>
+    </w:p>
+    <w:p ns2:paraId="774AFBA5" ns2:textId="7335EE87">
+      <w:pPr>
+        <w:spacing w:after="0" w:line="240" w:lineRule="auto"/>
+        <w:jc w:val="both"/>
         <w:rPr>
           <w:rFonts w:ascii="Arial Narrow" w:eastAsia="Times New Roman" w:hAnsi="Arial Narrow" w:cs="Arial"/>
           <w:color w:val="000000"/>
           <w:kern w:val="0"/>
           <w:lang w:val="es-ES" w:eastAsia="es-ES"/>
-          <w14:ligatures w14:val="none"/>
-        </w:rPr>
-        <w:t xml:space="preserve">el </w:t>
+          <ns2:ligatures ns2:val="none"/>
+        </w:rPr>
+      </w:pPr>
+      <w:r>
+        <w:rPr>
+          <w:rFonts w:ascii="Arial Narrow" w:eastAsia="Arial Narrow" w:hAnsi="Arial Narrow" w:cs="Arial Narrow"/>
+          <w:b/>
+          <w:color w:val="000000"/>
+          <w:kern w:val="0"/>
+          <w:lang w:eastAsia="es-PE"/>
+          <ns2:ligatures ns2:val="none"/>
+        </w:rPr>
+        <w:t xml:space="preserve">QUINTO: </w:t>
+      </w:r>
+      <w:bookmarkStart w:id="23" w:name="_Hlk188286813"/>
+      <w:r>
+        <w:rPr>
+          <w:rFonts w:ascii="Arial Narrow" w:eastAsia="Times New Roman" w:hAnsi="Arial Narrow" w:cs="Arial"/>
+          <w:color w:val="000000"/>
+          <w:kern w:val="0"/>
+          <w:lang w:eastAsia="es-ES"/>
+          <ns2:ligatures ns2:val="none"/>
+        </w:rPr>
+        <w:t xml:space="preserve">requerir </w:t>
       </w:r>
       <w:r>
         <w:rPr>
@@ -3540,89 +3575,142 @@
           <w:color w:val="000000"/>
           <w:kern w:val="0"/>
           <w:lang w:val="es-ES" w:eastAsia="es-ES"/>
-          <w14:ligatures w14:val="none"/>
-        </w:rPr>
-        <w:t xml:space="preserve">29 de </w:t>
-      </w:r>
+          <ns2:ligatures ns2:val="none"/>
+        </w:rPr>
+        <w:t xml:space="preserve">que, en un </w:t>
+      </w:r>
+      <w:r>
+        <w:rPr>
+          <w:rFonts w:ascii="Arial Narrow" w:eastAsia="Times New Roman" w:hAnsi="Arial Narrow" w:cs="Arial"/>
+          <w:color w:val="000000"/>
+          <w:kern w:val="0"/>
+          <w:lang w:eastAsia="es-ES"/>
+          <ns2:ligatures ns2:val="none"/>
+        </w:rPr>
+        <w:t>plazo no mayor de cinco (5) días hábiles contado a partir del día siguiente de la notificación de la presente resolución</w:t>
+      </w:r>
+      <w:bookmarkEnd w:id="23"/>
+      <w:r>
+        <w:rPr>
+          <w:rFonts w:ascii="Arial Narrow" w:eastAsia="Times New Roman" w:hAnsi="Arial Narrow" w:cs="Arial"/>
+          <w:color w:val="000000"/>
+          <w:kern w:val="0"/>
+          <w:lang w:eastAsia="es-ES"/>
+          <ns2:ligatures ns2:val="none"/>
+        </w:rPr>
+        <w:t xml:space="preserve">, </w:t>
+      </w:r>
+      <w:bookmarkStart w:id="24" w:name="_Hlk188286828"/>
+      <w:r>
+        <w:rPr>
+          <w:rFonts w:ascii="Arial Narrow" w:eastAsia="Times New Roman" w:hAnsi="Arial Narrow" w:cs="Times New Roman"/>
+          <w:color w:val="000000"/>
+          <w:kern w:val="0"/>
+          <w:shd w:val="clear" w:color="auto" w:fill="FFFFFF"/>
+          <w:lang w:eastAsia="es-PE"/>
+          <ns2:ligatures ns2:val="none"/>
+        </w:rPr>
+        <w:t>el proveedor denunciado</w:t>
+      </w:r>
+      <w:r>
+        <w:rPr>
+          <w:rFonts w:ascii="Arial Narrow" w:eastAsia="Times New Roman" w:hAnsi="Arial Narrow" w:cs="Arial"/>
+          <w:color w:val="000000"/>
+          <w:kern w:val="0"/>
+          <w:lang w:eastAsia="es-ES"/>
+          <ns2:ligatures ns2:val="none"/>
+        </w:rPr>
+        <w:t xml:space="preserve"> </w:t>
+      </w:r>
+      <w:bookmarkEnd w:id="24"/>
       <w:r>
         <w:rPr>
           <w:rFonts w:ascii="Arial Narrow" w:eastAsia="Times New Roman" w:hAnsi="Arial Narrow" w:cs="Arial"/>
           <w:color w:val="000000"/>
           <w:kern w:val="0"/>
           <w:lang w:val="es-ES" w:eastAsia="es-ES"/>
-          <w14:ligatures w14:val="none"/>
-        </w:rPr>
-        <w:t>diciembre de 2025</w:t>
-      </w:r>
-      <w:r>
-        <w:rPr>
-          <w:rFonts w:ascii="Arial Narrow" w:eastAsia="Calibri" w:hAnsi="Arial Narrow" w:cs="Arial"/>
-          <w:kern w:val="0"/>
-          <w14:ligatures w14:val="none"/>
-        </w:rPr>
-        <w:t xml:space="preserve">, </w:t>
-      </w:r>
-      <w:r>
-        <w:rPr>
-          <w:rFonts w:ascii="Arial Narrow" w:eastAsia="Arial Narrow" w:hAnsi="Arial Narrow" w:cs="Arial Narrow"/>
-          <w:color w:val="000000"/>
-          <w:kern w:val="0"/>
-          <w:lang w:eastAsia="es-PE"/>
-          <w14:ligatures w14:val="none"/>
-        </w:rPr>
-        <w:t>a</w:t>
-      </w:r>
-      <w:r>
-        <w:rPr>
-          <w:rFonts w:ascii="Arial Narrow" w:eastAsia="Times New Roman" w:hAnsi="Arial Narrow" w:cs="Times New Roman"/>
-          <w:color w:val="000000"/>
-          <w:kern w:val="0"/>
-          <w:shd w:val="clear" w:color="auto" w:fill="FFFFFF"/>
-          <w:lang w:eastAsia="es-PE"/>
-          <w14:ligatures w14:val="none"/>
+          <ns2:ligatures ns2:val="none"/>
+        </w:rPr>
+        <w:t xml:space="preserve">cumpla con: </w:t>
+      </w:r>
+      <w:r>
+        <w:rPr>
+          <w:rFonts w:ascii="Arial Narrow" w:eastAsia="Times New Roman" w:hAnsi="Arial Narrow" w:cs="Arial"/>
+          <w:color w:val="000000"/>
+          <w:kern w:val="0"/>
+          <w:lang w:val="es-ES" w:eastAsia="es-ES"/>
+          <ns2:ligatures ns2:val="none"/>
+        </w:rPr>
+        <w:t>(i) presentar una copia completa, legible y debidamente suscrita de la Póliza 340084703 del Seguro Vehicular, así como el cargo de remisión de la póliza; (ii) presentar los medios probatorios que acrediten que la negativa de otorgamiento de cobertura fue justificada; y, (iii) presentar todas las comunicaciones cursadas con la parte denunciante en virtud de los hechos materia de denuncia</w:t>
+      </w:r>
+      <w:r>
+        <w:rPr>
+          <w:rFonts w:ascii="Arial Narrow" w:eastAsia="Times New Roman" w:hAnsi="Arial Narrow" w:cs="Arial"/>
+          <w:color w:val="000000"/>
+          <w:kern w:val="0"/>
+          <w:lang w:val="es-ES" w:eastAsia="es-ES"/>
+          <ns2:ligatures ns2:val="none"/>
+        </w:rPr>
+        <w:t>.</w:t>
+      </w:r>
+    </w:p>
+    <w:p ns2:paraId="12A4D8BD" ns2:textId="77777777">
+      <w:pPr>
+        <w:spacing w:after="0" w:line="240" w:lineRule="auto"/>
+        <w:jc w:val="both"/>
+        <w:rPr>
+          <w:rFonts w:ascii="Arial Narrow" w:eastAsia="Arial Narrow" w:hAnsi="Arial Narrow" w:cs="Arial Narrow"/>
+          <w:b/>
+          <w:color w:val="000000"/>
+          <w:kern w:val="0"/>
+          <w:lang w:val="es-ES" w:eastAsia="es-PE"/>
+          <ns2:ligatures ns2:val="none"/>
+        </w:rPr>
+      </w:pPr>
+    </w:p>
+    <w:p ns2:paraId="591B7E6F" ns2:textId="77777777">
+      <w:pPr>
+        <w:spacing w:after="0" w:line="240" w:lineRule="auto"/>
+        <w:jc w:val="both"/>
+        <w:rPr>
+          <w:rFonts w:ascii="Arial Narrow" w:eastAsia="Arial Narrow" w:hAnsi="Arial Narrow" w:cs="Arial Narrow"/>
+          <w:color w:val="000000"/>
+          <w:kern w:val="0"/>
+          <w:lang w:eastAsia="es-PE"/>
+          <ns2:ligatures ns2:val="none"/>
+        </w:rPr>
+      </w:pPr>
+      <w:r>
+        <w:rPr>
+          <w:rFonts w:ascii="Arial Narrow" w:eastAsia="Arial Narrow" w:hAnsi="Arial Narrow" w:cs="Arial Narrow"/>
+          <w:b/>
+          <w:color w:val="000000"/>
+          <w:kern w:val="0"/>
+          <w:lang w:eastAsia="es-PE"/>
+          <ns2:ligatures ns2:val="none"/>
+        </w:rPr>
+        <w:t>SEXTO:</w:t>
+      </w:r>
+      <w:r>
+        <w:rPr>
+          <w:rFonts w:ascii="Arial Narrow" w:eastAsia="Arial Narrow" w:hAnsi="Arial Narrow" w:cs="Arial Narrow"/>
+          <w:color w:val="000000"/>
+          <w:kern w:val="0"/>
+          <w:lang w:eastAsia="es-PE"/>
+          <ns2:ligatures ns2:val="none"/>
         </w:rPr>
         <w:t xml:space="preserve"> </w:t>
       </w:r>
-      <w:r>
-        <w:rPr>
-          <w:rFonts w:ascii="Arial Narrow" w:eastAsia="Arial Narrow" w:hAnsi="Arial Narrow" w:cs="Arial Narrow"/>
-          <w:bCs/>
-        </w:rPr>
-        <w:t>La Positiva</w:t>
-      </w:r>
-      <w:r>
-        <w:rPr>
-          <w:rFonts w:ascii="Arial Narrow" w:eastAsia="Arial Narrow" w:hAnsi="Arial Narrow" w:cs="Arial Narrow"/>
-          <w:bCs/>
-        </w:rPr>
-        <w:t xml:space="preserve"> Seguros y Reaseguros S.</w:t>
-      </w:r>
-      <w:r>
-        <w:rPr>
-          <w:rFonts w:ascii="Arial Narrow" w:eastAsia="Arial Narrow" w:hAnsi="Arial Narrow" w:cs="Arial Narrow"/>
-          <w:bCs/>
-        </w:rPr>
-        <w:t>A.</w:t>
-      </w:r>
-      <w:r>
-        <w:rPr>
-          <w:rFonts w:ascii="Arial Narrow" w:eastAsia="Arial Narrow" w:hAnsi="Arial Narrow" w:cs="Arial Narrow"/>
-          <w:color w:val="000000"/>
-          <w:kern w:val="0"/>
-          <w:lang w:eastAsia="es-PE"/>
-          <w14:ligatures w14:val="none"/>
-        </w:rPr>
-        <w:t>, para</w:t>
-      </w:r>
-      <w:r>
-        <w:rPr>
-          <w:rFonts w:ascii="Arial Narrow" w:eastAsia="Arial Narrow" w:hAnsi="Arial Narrow" w:cs="Arial Narrow"/>
-          <w:color w:val="000000"/>
-          <w:kern w:val="0"/>
-          <w:lang w:eastAsia="es-PE"/>
-          <w14:ligatures w14:val="none"/>
-        </w:rPr>
-        <w:t xml:space="preserve"> que, de conformidad con lo dispuesto por el artículo 26</w:t>
+      <w:bookmarkStart w:id="25" w:name="_Hlk188286915"/>
+      <w:r>
+        <w:rPr>
+          <w:rFonts w:ascii="Arial Narrow" w:eastAsia="Arial Narrow" w:hAnsi="Arial Narrow" w:cs="Arial Narrow"/>
+          <w:color w:val="000000"/>
+          <w:kern w:val="0"/>
+          <w:lang w:eastAsia="es-PE"/>
+          <ns2:ligatures ns2:val="none"/>
+        </w:rPr>
+        <w:t>informar a las partes que el artículo 110</w:t>
       </w:r>
       <w:r>
         <w:rPr>
@@ -3630,7 +3718,7 @@
           <w:color w:val="000000"/>
           <w:kern w:val="0"/>
           <w:lang w:eastAsia="es-PE"/>
-          <w14:ligatures w14:val="none"/>
+          <ns2:ligatures ns2:val="none"/>
         </w:rPr>
         <w:t/>
       </w:r>
@@ -3640,218 +3728,7 @@
           <w:color w:val="000000"/>
           <w:kern w:val="0"/>
           <w:lang w:eastAsia="es-PE"/>
-          <w14:ligatures w14:val="none"/>
-        </w:rPr>
-        <w:t xml:space="preserve"> de la Ley sobre Facultades, Normas y Organización del Indecopi, aprobada por Decreto Legislativo 807, presente sus descargos en un plazo no mayor de cinco (5) días hábiles contados desde la notificación. </w:t>
-      </w:r>
-    </w:p>
-    <w:p>
-      <w:pPr>
-        <w:spacing w:after="0" w:line="240" w:lineRule="auto"/>
-        <w:jc w:val="both"/>
-        <w:rPr>
-          <w:rFonts w:ascii="Arial Narrow" w:eastAsia="Arial Narrow" w:hAnsi="Arial Narrow" w:cs="Arial Narrow"/>
-          <w:color w:val="000000"/>
-          <w:kern w:val="0"/>
-          <w:lang w:eastAsia="es-PE"/>
-          <w14:ligatures w14:val="none"/>
-        </w:rPr>
-      </w:pPr>
-    </w:p>
-    <w:p>
-      <w:pPr>
-        <w:spacing w:after="0" w:line="240" w:lineRule="auto"/>
-        <w:jc w:val="both"/>
-        <w:rPr>
-          <w:rFonts w:ascii="Arial Narrow" w:eastAsia="Times New Roman" w:hAnsi="Arial Narrow" w:cs="Arial"/>
-          <w:color w:val="000000"/>
-          <w:kern w:val="0"/>
-          <w:lang w:val="es-ES" w:eastAsia="es-ES"/>
-          <w14:ligatures w14:val="none"/>
-        </w:rPr>
-      </w:pPr>
-      <w:r>
-        <w:rPr>
-          <w:rFonts w:ascii="Arial Narrow" w:eastAsia="Arial Narrow" w:hAnsi="Arial Narrow" w:cs="Arial Narrow"/>
-          <w:b/>
-          <w:color w:val="000000"/>
-          <w:kern w:val="0"/>
-          <w:lang w:eastAsia="es-PE"/>
-          <w14:ligatures w14:val="none"/>
-        </w:rPr>
-        <w:t xml:space="preserve">QUINTO: </w:t>
-      </w:r>
-      <w:bookmarkStart w:id="23" w:name="_Hlk188286813"/>
-      <w:r>
-        <w:rPr>
-          <w:rFonts w:ascii="Arial Narrow" w:eastAsia="Times New Roman" w:hAnsi="Arial Narrow" w:cs="Arial"/>
-          <w:color w:val="000000"/>
-          <w:kern w:val="0"/>
-          <w:lang w:eastAsia="es-ES"/>
-          <w14:ligatures w14:val="none"/>
-        </w:rPr>
-        <w:t xml:space="preserve">requerir </w:t>
-      </w:r>
-      <w:r>
-        <w:rPr>
-          <w:rFonts w:ascii="Arial Narrow" w:eastAsia="Times New Roman" w:hAnsi="Arial Narrow" w:cs="Arial"/>
-          <w:color w:val="000000"/>
-          <w:kern w:val="0"/>
-          <w:lang w:val="es-ES" w:eastAsia="es-ES"/>
-          <w14:ligatures w14:val="none"/>
-        </w:rPr>
-        <w:t xml:space="preserve">que, en un </w:t>
-      </w:r>
-      <w:r>
-        <w:rPr>
-          <w:rFonts w:ascii="Arial Narrow" w:eastAsia="Times New Roman" w:hAnsi="Arial Narrow" w:cs="Arial"/>
-          <w:color w:val="000000"/>
-          <w:kern w:val="0"/>
-          <w:lang w:eastAsia="es-ES"/>
-          <w14:ligatures w14:val="none"/>
-        </w:rPr>
-        <w:t>plazo no mayor de cinco (5) días hábiles contado a partir del día siguiente de la notificación de la presente resolución</w:t>
-      </w:r>
-      <w:bookmarkEnd w:id="23"/>
-      <w:r>
-        <w:rPr>
-          <w:rFonts w:ascii="Arial Narrow" w:eastAsia="Times New Roman" w:hAnsi="Arial Narrow" w:cs="Arial"/>
-          <w:color w:val="000000"/>
-          <w:kern w:val="0"/>
-          <w:lang w:eastAsia="es-ES"/>
-          <w14:ligatures w14:val="none"/>
-        </w:rPr>
-        <w:t xml:space="preserve">, </w:t>
-      </w:r>
-      <w:bookmarkStart w:id="24" w:name="_Hlk188286828"/>
-      <w:r>
-        <w:rPr>
-          <w:rFonts w:ascii="Arial Narrow" w:eastAsia="Times New Roman" w:hAnsi="Arial Narrow" w:cs="Times New Roman"/>
-          <w:color w:val="000000"/>
-          <w:kern w:val="0"/>
-          <w:shd w:val="clear" w:color="auto" w:fill="FFFFFF"/>
-          <w:lang w:eastAsia="es-PE"/>
-          <w14:ligatures w14:val="none"/>
-        </w:rPr>
-        <w:t>el proveedor denunciado</w:t>
-      </w:r>
-      <w:r>
-        <w:rPr>
-          <w:rFonts w:ascii="Arial Narrow" w:eastAsia="Times New Roman" w:hAnsi="Arial Narrow" w:cs="Arial"/>
-          <w:color w:val="000000"/>
-          <w:kern w:val="0"/>
-          <w:lang w:eastAsia="es-ES"/>
-          <w14:ligatures w14:val="none"/>
-        </w:rPr>
-        <w:t xml:space="preserve"> </w:t>
-      </w:r>
-      <w:bookmarkEnd w:id="24"/>
-      <w:r>
-        <w:rPr>
-          <w:rFonts w:ascii="Arial Narrow" w:eastAsia="Times New Roman" w:hAnsi="Arial Narrow" w:cs="Arial"/>
-          <w:color w:val="000000"/>
-          <w:kern w:val="0"/>
-          <w:lang w:val="es-ES" w:eastAsia="es-ES"/>
-          <w14:ligatures w14:val="none"/>
-        </w:rPr>
-        <w:t xml:space="preserve">cumpla con: </w:t>
-      </w:r>
-      <w:r>
-        <w:rPr>
-          <w:rFonts w:ascii="Arial Narrow" w:eastAsia="Times New Roman" w:hAnsi="Arial Narrow" w:cs="Arial"/>
-          <w:color w:val="000000"/>
-          <w:kern w:val="0"/>
-          <w:lang w:val="es-ES" w:eastAsia="es-ES"/>
-          <w14:ligatures w14:val="none"/>
-        </w:rPr>
-        <w:t>(i) presentar una copia completa, legible y debidamente suscrita de la Póliza 340084703 del Seguro Vehicular, así como el cargo de remisión de la póliza; (ii) presentar los medios probatorios que acrediten que la negativa de otorgamiento de cobertura fue justificada; y, (iii) presentar todas las comunicaciones cursadas con la parte denunciante en virtud de los hechos materia de denuncia</w:t>
-      </w:r>
-      <w:r>
-        <w:rPr>
-          <w:rFonts w:ascii="Arial Narrow" w:eastAsia="Times New Roman" w:hAnsi="Arial Narrow" w:cs="Arial"/>
-          <w:color w:val="000000"/>
-          <w:kern w:val="0"/>
-          <w:lang w:val="es-ES" w:eastAsia="es-ES"/>
-          <w14:ligatures w14:val="none"/>
-        </w:rPr>
-        <w:t>.</w:t>
-      </w:r>
-    </w:p>
-    <w:p>
-      <w:pPr>
-        <w:spacing w:after="0" w:line="240" w:lineRule="auto"/>
-        <w:jc w:val="both"/>
-        <w:rPr>
-          <w:rFonts w:ascii="Arial Narrow" w:eastAsia="Arial Narrow" w:hAnsi="Arial Narrow" w:cs="Arial Narrow"/>
-          <w:b/>
-          <w:color w:val="000000"/>
-          <w:kern w:val="0"/>
-          <w:lang w:val="es-ES" w:eastAsia="es-PE"/>
-          <w14:ligatures w14:val="none"/>
-        </w:rPr>
-      </w:pPr>
-    </w:p>
-    <w:p>
-      <w:pPr>
-        <w:spacing w:after="0" w:line="240" w:lineRule="auto"/>
-        <w:jc w:val="both"/>
-        <w:rPr>
-          <w:rFonts w:ascii="Arial Narrow" w:eastAsia="Arial Narrow" w:hAnsi="Arial Narrow" w:cs="Arial Narrow"/>
-          <w:color w:val="000000"/>
-          <w:kern w:val="0"/>
-          <w:lang w:eastAsia="es-PE"/>
-          <w14:ligatures w14:val="none"/>
-        </w:rPr>
-      </w:pPr>
-      <w:r>
-        <w:rPr>
-          <w:rFonts w:ascii="Arial Narrow" w:eastAsia="Arial Narrow" w:hAnsi="Arial Narrow" w:cs="Arial Narrow"/>
-          <w:b/>
-          <w:color w:val="000000"/>
-          <w:kern w:val="0"/>
-          <w:lang w:eastAsia="es-PE"/>
-          <w14:ligatures w14:val="none"/>
-        </w:rPr>
-        <w:t>SEXTO:</w:t>
-      </w:r>
-      <w:r>
-        <w:rPr>
-          <w:rFonts w:ascii="Arial Narrow" w:eastAsia="Arial Narrow" w:hAnsi="Arial Narrow" w:cs="Arial Narrow"/>
-          <w:color w:val="000000"/>
-          <w:kern w:val="0"/>
-          <w:lang w:eastAsia="es-PE"/>
-          <w14:ligatures w14:val="none"/>
-        </w:rPr>
-        <w:t xml:space="preserve"> </w:t>
-      </w:r>
-      <w:bookmarkStart w:id="25" w:name="_Hlk188286915"/>
-      <w:r>
-        <w:rPr>
-          <w:rFonts w:ascii="Arial Narrow" w:eastAsia="Arial Narrow" w:hAnsi="Arial Narrow" w:cs="Arial Narrow"/>
-          <w:color w:val="000000"/>
-          <w:kern w:val="0"/>
-          <w:lang w:eastAsia="es-PE"/>
-          <w14:ligatures w14:val="none"/>
-        </w:rPr>
-        <w:t>informar a las partes que el artículo 110</w:t>
-      </w:r>
-      <w:r>
-        <w:rPr>
-          <w:rFonts w:ascii="Arial Narrow" w:eastAsia="Times New Roman" w:hAnsi="Arial Narrow" w:cs="Segoe UI"/>
-          <w:color w:val="000000"/>
-          <w:kern w:val="0"/>
-          <w:lang w:eastAsia="es-PE"/>
-          <w14:ligatures w14:val="none"/>
-        </w:rPr>
-        <w:t/>
-      </w:r>
-      <w:r>
-        <w:rPr>
-          <w:rFonts w:ascii="Arial Narrow" w:eastAsia="Arial Narrow" w:hAnsi="Arial Narrow" w:cs="Arial Narrow"/>
-          <w:color w:val="000000"/>
-          <w:kern w:val="0"/>
-          <w:lang w:eastAsia="es-PE"/>
-          <w14:ligatures w14:val="none"/>
+          <ns2:ligatures ns2:val="none"/>
         </w:rPr>
         <w:t xml:space="preserve"> de la Ley 29571, Código de Protección y Defensa del Consumidor</w:t>
       </w:r>
@@ -3863,7 +3740,7 @@
           <w:kern w:val="0"/>
           <w:vertAlign w:val="superscript"/>
           <w:lang w:eastAsia="es-PE"/>
-          <w14:ligatures w14:val="none"/>
+          <ns2:ligatures ns2:val="none"/>
         </w:rPr>
         <w:footnoteReference w:id="8"/>
       </w:r>
@@ -3873,7 +3750,7 @@
           <w:color w:val="000000"/>
           <w:kern w:val="0"/>
           <w:lang w:eastAsia="es-PE"/>
-          <w14:ligatures w14:val="none"/>
+          <ns2:ligatures ns2:val="none"/>
         </w:rPr>
         <w:t>, faculta a la Comisión a calificar las infracciones de la referida norma como leves, graves o muy graves e imponer sanciones que van desde una amonestación hasta una multa por un máximo de 450 Unidades Impositivas Tributarias, sin perjuicio de las medidas correctivas, reparadoras y complementarias, que puedan ordenarse de acuerdo a lo estipulado en los artículos 114</w:t>
       </w:r>
@@ -3883,7 +3760,7 @@
           <w:color w:val="000000"/>
           <w:kern w:val="0"/>
           <w:lang w:eastAsia="es-PE"/>
-          <w14:ligatures w14:val="none"/>
+          <ns2:ligatures ns2:val="none"/>
         </w:rPr>
         <w:t/>
       </w:r>
@@ -3893,7 +3770,7 @@
           <w:color w:val="000000"/>
           <w:kern w:val="0"/>
           <w:lang w:eastAsia="es-PE"/>
-          <w14:ligatures w14:val="none"/>
+          <ns2:ligatures ns2:val="none"/>
         </w:rPr>
         <w:t>, 115</w:t>
       </w:r>
@@ -3903,7 +3780,7 @@
           <w:color w:val="000000"/>
           <w:kern w:val="0"/>
           <w:lang w:eastAsia="es-PE"/>
-          <w14:ligatures w14:val="none"/>
+          <ns2:ligatures ns2:val="none"/>
         </w:rPr>
         <w:t/>
       </w:r>
@@ -3913,7 +3790,7 @@
           <w:color w:val="000000"/>
           <w:kern w:val="0"/>
           <w:lang w:eastAsia="es-PE"/>
-          <w14:ligatures w14:val="none"/>
+          <ns2:ligatures ns2:val="none"/>
         </w:rPr>
         <w:t xml:space="preserve"> y 116</w:t>
       </w:r>
@@ -3923,7 +3800,7 @@
           <w:color w:val="000000"/>
           <w:kern w:val="0"/>
           <w:lang w:eastAsia="es-PE"/>
-          <w14:ligatures w14:val="none"/>
+          <ns2:ligatures ns2:val="none"/>
         </w:rPr>
         <w:t/>
       </w:r>
@@ -3933,7 +3810,7 @@
           <w:color w:val="000000"/>
           <w:kern w:val="0"/>
           <w:lang w:eastAsia="es-PE"/>
-          <w14:ligatures w14:val="none"/>
+          <ns2:ligatures ns2:val="none"/>
         </w:rPr>
         <w:t xml:space="preserve"> de la referida norma</w:t>
       </w:r>
@@ -3945,7 +3822,7 @@
           <w:kern w:val="0"/>
           <w:vertAlign w:val="superscript"/>
           <w:lang w:eastAsia="es-PE"/>
-          <w14:ligatures w14:val="none"/>
+          <ns2:ligatures ns2:val="none"/>
         </w:rPr>
         <w:footnoteReference w:id="9"/>
       </w:r>
@@ -3955,7 +3832,7 @@
           <w:color w:val="000000"/>
           <w:kern w:val="0"/>
           <w:lang w:eastAsia="es-PE"/>
-          <w14:ligatures w14:val="none"/>
+          <ns2:ligatures ns2:val="none"/>
         </w:rPr>
         <w:t xml:space="preserve">. </w:t>
       </w:r>
@@ -3966,7 +3843,7 @@
           <w:color w:val="000000"/>
           <w:kern w:val="0"/>
           <w:lang w:eastAsia="es-PE"/>
-          <w14:ligatures w14:val="none"/>
+          <ns2:ligatures ns2:val="none"/>
         </w:rPr>
         <w:lastRenderedPageBreak/>
         <w:t>Asimismo, se consideran circunstancias atenuantes para la graduación de la sanción, el allanamiento de la denuncia o el reconocimiento de las pretensiones en ella contenidas, de acuerdo con el artículo 112</w:t>
@@ -3977,7 +3854,7 @@
           <w:color w:val="000000"/>
           <w:kern w:val="0"/>
           <w:lang w:eastAsia="es-PE"/>
-          <w14:ligatures w14:val="none"/>
+          <ns2:ligatures ns2:val="none"/>
         </w:rPr>
         <w:t/>
       </w:r>
@@ -3987,7 +3864,7 @@
           <w:color w:val="000000"/>
           <w:kern w:val="0"/>
           <w:lang w:eastAsia="es-PE"/>
-          <w14:ligatures w14:val="none"/>
+          <ns2:ligatures ns2:val="none"/>
         </w:rPr>
         <w:t xml:space="preserve"> del Código</w:t>
       </w:r>
@@ -3999,7 +3876,7 @@
           <w:kern w:val="0"/>
           <w:vertAlign w:val="superscript"/>
           <w:lang w:eastAsia="es-PE"/>
-          <w14:ligatures w14:val="none"/>
+          <ns2:ligatures ns2:val="none"/>
         </w:rPr>
         <w:footnoteReference w:id="10"/>
       </w:r>
@@ -4009,12 +3886,12 @@
           <w:color w:val="000000"/>
           <w:kern w:val="0"/>
           <w:lang w:eastAsia="es-PE"/>
-          <w14:ligatures w14:val="none"/>
+          <ns2:ligatures ns2:val="none"/>
         </w:rPr>
         <w:t>.</w:t>
       </w:r>
     </w:p>
-    <w:p>
+    <w:p ns2:paraId="0ECE55DF" ns2:textId="77777777">
       <w:pPr>
         <w:shd w:val="clear" w:color="auto" w:fill="FFFFFF"/>
         <w:spacing w:after="0" w:line="240" w:lineRule="auto"/>
@@ -4025,11 +3902,11 @@
           <w:color w:val="000000"/>
           <w:kern w:val="0"/>
           <w:lang w:eastAsia="es-PE"/>
-          <w14:ligatures w14:val="none"/>
-        </w:rPr>
-      </w:pPr>
-    </w:p>
-    <w:p>
+          <ns2:ligatures ns2:val="none"/>
+        </w:rPr>
+      </w:pPr>
+    </w:p>
+    <w:p ns2:paraId="1CC114EB" ns2:textId="77777777">
       <w:pPr>
         <w:shd w:val="clear" w:color="auto" w:fill="FFFFFF"/>
         <w:spacing w:after="0" w:line="240" w:lineRule="auto"/>
@@ -4039,17 +3916,17 @@
           <w:color w:val="000000"/>
           <w:kern w:val="0"/>
           <w:lang w:eastAsia="es-PE"/>
-          <w14:ligatures w14:val="none"/>
-        </w:rPr>
-      </w:pPr>
-      <w:r>
-        <w:rPr>
-          <w:rFonts w:ascii="Arial Narrow" w:eastAsia="Arial Narrow" w:hAnsi="Arial Narrow" w:cs="Arial Narrow"/>
-          <w:b/>
-          <w:color w:val="000000"/>
-          <w:kern w:val="0"/>
-          <w:lang w:eastAsia="es-PE"/>
-          <w14:ligatures w14:val="none"/>
+          <ns2:ligatures ns2:val="none"/>
+        </w:rPr>
+      </w:pPr>
+      <w:r>
+        <w:rPr>
+          <w:rFonts w:ascii="Arial Narrow" w:eastAsia="Arial Narrow" w:hAnsi="Arial Narrow" w:cs="Arial Narrow"/>
+          <w:b/>
+          <w:color w:val="000000"/>
+          <w:kern w:val="0"/>
+          <w:lang w:eastAsia="es-PE"/>
+          <ns2:ligatures ns2:val="none"/>
         </w:rPr>
         <w:t>SÉTIMO:</w:t>
       </w:r>
@@ -4059,7 +3936,7 @@
           <w:color w:val="000000"/>
           <w:kern w:val="0"/>
           <w:lang w:eastAsia="es-PE"/>
-          <w14:ligatures w14:val="none"/>
+          <ns2:ligatures ns2:val="none"/>
         </w:rPr>
         <w:t xml:space="preserve"> informar a las partes que conforme a lo establecido en el artículo 39</w:t>
       </w:r>
@@ -4069,7 +3946,7 @@
           <w:color w:val="000000"/>
           <w:kern w:val="0"/>
           <w:lang w:eastAsia="es-PE"/>
-          <w14:ligatures w14:val="none"/>
+          <ns2:ligatures ns2:val="none"/>
         </w:rPr>
         <w:t/>
       </w:r>
@@ -4079,12 +3956,12 @@
           <w:color w:val="000000"/>
           <w:kern w:val="0"/>
           <w:lang w:eastAsia="es-PE"/>
-          <w14:ligatures w14:val="none"/>
+          <ns2:ligatures ns2:val="none"/>
         </w:rPr>
         <w:t xml:space="preserve"> de la Ley sobre Facultades, Normas y Organización del Indecopi, aprobada por Decreto Legislativo 807, los gastos por los peritajes realizados, actuación de pruebas, inspecciones y otros derivados de la tramitación del proceso serán de cargo de la parte que solicita la prueba, salvo pacto en contrario. En todos los casos, la resolución final determinará si los gastos deben ser asumidos por alguna de las partes, o reembolsados a la otra parte o al Indecopi, según sea el caso, de manera adicional a la sanción que haya podido imponerse. </w:t>
       </w:r>
     </w:p>
-    <w:p>
+    <w:p ns2:paraId="364C4B19" ns2:textId="77777777">
       <w:pPr>
         <w:shd w:val="clear" w:color="auto" w:fill="FFFFFF"/>
         <w:spacing w:after="0" w:line="240" w:lineRule="auto"/>
@@ -4094,11 +3971,11 @@
           <w:color w:val="000000"/>
           <w:kern w:val="0"/>
           <w:lang w:eastAsia="es-PE"/>
-          <w14:ligatures w14:val="none"/>
-        </w:rPr>
-      </w:pPr>
-    </w:p>
-    <w:p>
+          <ns2:ligatures ns2:val="none"/>
+        </w:rPr>
+      </w:pPr>
+    </w:p>
+    <w:p ns2:paraId="27E9BBC0" ns2:textId="77777777">
       <w:pPr>
         <w:suppressAutoHyphens/>
         <w:spacing w:after="0" w:line="240" w:lineRule="auto"/>
@@ -4107,7 +3984,7 @@
           <w:rFonts w:ascii="Arial Narrow" w:eastAsia="Calibri" w:hAnsi="Arial Narrow" w:cs="Arial"/>
           <w:kern w:val="0"/>
           <w:u w:val="single"/>
-          <w14:ligatures w14:val="none"/>
+          <ns2:ligatures ns2:val="none"/>
         </w:rPr>
       </w:pPr>
       <w:r>
@@ -4116,7 +3993,7 @@
           <w:b/>
           <w:bCs/>
           <w:kern w:val="0"/>
-          <w14:ligatures w14:val="none"/>
+          <ns2:ligatures ns2:val="none"/>
         </w:rPr>
         <w:t>OCTAVO</w:t>
       </w:r>
@@ -4125,7 +4002,7 @@
           <w:rFonts w:ascii="Arial Narrow" w:eastAsia="Calibri" w:hAnsi="Arial Narrow" w:cs="Arial"/>
           <w:b/>
           <w:kern w:val="0"/>
-          <w14:ligatures w14:val="none"/>
+          <ns2:ligatures ns2:val="none"/>
         </w:rPr>
         <w:t>:</w:t>
       </w:r>
@@ -4133,7 +4010,7 @@
         <w:rPr>
           <w:rFonts w:ascii="Arial Narrow" w:eastAsia="Calibri" w:hAnsi="Arial Narrow" w:cs="Arial"/>
           <w:kern w:val="0"/>
-          <w14:ligatures w14:val="none"/>
+          <ns2:ligatures ns2:val="none"/>
         </w:rPr>
         <w:t xml:space="preserve"> comunicar a las partes que, de acuerdo a lo señalado por el artículo 29</w:t>
       </w:r>
@@ -4143,7 +4020,7 @@
           <w:color w:val="000000"/>
           <w:kern w:val="0"/>
           <w:lang w:eastAsia="es-PE"/>
-          <w14:ligatures w14:val="none"/>
+          <ns2:ligatures ns2:val="none"/>
         </w:rPr>
         <w:t/>
       </w:r>
@@ -4151,7 +4028,7 @@
         <w:rPr>
           <w:rFonts w:ascii="Arial Narrow" w:eastAsia="Calibri" w:hAnsi="Arial Narrow" w:cs="Arial"/>
           <w:kern w:val="0"/>
-          <w14:ligatures w14:val="none"/>
+          <ns2:ligatures ns2:val="none"/>
         </w:rPr>
         <w:t xml:space="preserve"> del Decreto Legislativo 807</w:t>
       </w:r>
@@ -4161,7 +4038,7 @@
           <w:rFonts w:ascii="Arial Narrow" w:eastAsia="Calibri" w:hAnsi="Arial Narrow" w:cs="Arial"/>
           <w:kern w:val="0"/>
           <w:vertAlign w:val="superscript"/>
-          <w14:ligatures w14:val="none"/>
+          <ns2:ligatures ns2:val="none"/>
         </w:rPr>
         <w:footnoteReference w:id="11"/>
       </w:r>
@@ -4169,7 +4046,7 @@
         <w:rPr>
           <w:rFonts w:ascii="Arial Narrow" w:eastAsia="Calibri" w:hAnsi="Arial Narrow" w:cs="Arial"/>
           <w:kern w:val="0"/>
-          <w14:ligatures w14:val="none"/>
+          <ns2:ligatures ns2:val="none"/>
         </w:rPr>
         <w:t xml:space="preserve">, hasta antes de la emisión de la Resolución Final tienen la posibilidad de solicitar una audiencia de conciliación. En caso deleguen a favor de una tercera persona su actuación en la diligencia programada, esta deberá presentar un poder especial con firma legalizada ante Notario Público, donde conste </w:t>
       </w:r>
@@ -4178,7 +4055,7 @@
           <w:rFonts w:ascii="Arial Narrow" w:eastAsia="Calibri" w:hAnsi="Arial Narrow" w:cs="Arial"/>
           <w:kern w:val="0"/>
           <w:u w:val="single"/>
-          <w14:ligatures w14:val="none"/>
+          <ns2:ligatures ns2:val="none"/>
         </w:rPr>
         <w:t>expresamente su facultad para asistir y conciliar en su representación</w:t>
       </w:r>
@@ -4187,7 +4064,7 @@
           <w:rFonts w:ascii="Arial Narrow" w:eastAsia="Calibri" w:hAnsi="Arial Narrow" w:cs="Arial"/>
           <w:bCs/>
           <w:kern w:val="0"/>
-          <w14:ligatures w14:val="none"/>
+          <ns2:ligatures ns2:val="none"/>
         </w:rPr>
         <w:t>.</w:t>
       </w:r>
@@ -4197,7 +4074,7 @@
           <w:b/>
           <w:bCs/>
           <w:kern w:val="0"/>
-          <w14:ligatures w14:val="none"/>
+          <ns2:ligatures ns2:val="none"/>
         </w:rPr>
         <w:t xml:space="preserve"> </w:t>
       </w:r>
@@ -4206,12 +4083,12 @@
           <w:rFonts w:ascii="Arial Narrow" w:eastAsia="Calibri" w:hAnsi="Arial Narrow" w:cs="Arial"/>
           <w:kern w:val="0"/>
           <w:u w:val="single"/>
-          <w14:ligatures w14:val="none"/>
+          <ns2:ligatures ns2:val="none"/>
         </w:rPr>
         <w:t xml:space="preserve">Ello bajo apercibimiento de no realizar la audiencia de conciliación y levantar el acta de inasistencia correspondiente. </w:t>
       </w:r>
     </w:p>
-    <w:p>
+    <w:p ns2:paraId="4CD47B08" ns2:textId="77777777">
       <w:pPr>
         <w:suppressAutoHyphens/>
         <w:spacing w:after="0" w:line="240" w:lineRule="auto"/>
@@ -4220,11 +4097,11 @@
           <w:rFonts w:ascii="Arial Narrow" w:eastAsia="Calibri" w:hAnsi="Arial Narrow" w:cs="Arial"/>
           <w:kern w:val="0"/>
           <w:u w:val="single"/>
-          <w14:ligatures w14:val="none"/>
-        </w:rPr>
-      </w:pPr>
-    </w:p>
-    <w:p>
+          <ns2:ligatures ns2:val="none"/>
+        </w:rPr>
+      </w:pPr>
+    </w:p>
+    <w:p ns2:paraId="0E80CA49" ns2:textId="77777777">
       <w:pPr>
         <w:suppressAutoHyphens/>
         <w:spacing w:after="0" w:line="240" w:lineRule="auto"/>
@@ -4234,7 +4111,7 @@
           <w:color w:val="000000"/>
           <w:kern w:val="0"/>
           <w:lang w:eastAsia="es-PE"/>
-          <w14:ligatures w14:val="none"/>
+          <ns2:ligatures ns2:val="none"/>
         </w:rPr>
       </w:pPr>
       <w:r>
@@ -4244,7 +4121,7 @@
           <w:color w:val="000000"/>
           <w:kern w:val="0"/>
           <w:lang w:eastAsia="es-PE"/>
-          <w14:ligatures w14:val="none"/>
+          <ns2:ligatures ns2:val="none"/>
         </w:rPr>
         <w:t>NOVENO:</w:t>
       </w:r>
@@ -4254,14 +4131,14 @@
           <w:color w:val="000000"/>
           <w:kern w:val="0"/>
           <w:lang w:eastAsia="es-PE"/>
-          <w14:ligatures w14:val="none"/>
+          <ns2:ligatures ns2:val="none"/>
         </w:rPr>
         <w:t xml:space="preserve"> poner en conocimiento de las partes que, antes de la emisión de la Resolución Final, tienen la posibilidad de formular su desistimiento o presentar el acuerdo arribado mediante la conciliación, mediación, transacción o cualquier otro que, de forma indubitable, deje constancia que se ha solucionado la controversia materia de denuncia.</w:t>
       </w:r>
       <w:bookmarkStart w:id="26" w:name="h.gjdgxs" w:colFirst="0" w:colLast="0"/>
       <w:bookmarkEnd w:id="26"/>
     </w:p>
-    <w:p>
+    <w:p ns2:paraId="7DDD06F7" ns2:textId="77777777">
       <w:pPr>
         <w:suppressAutoHyphens/>
         <w:spacing w:after="0" w:line="240" w:lineRule="auto"/>
@@ -4271,11 +4148,11 @@
           <w:color w:val="000000"/>
           <w:kern w:val="0"/>
           <w:lang w:eastAsia="es-PE"/>
-          <w14:ligatures w14:val="none"/>
-        </w:rPr>
-      </w:pPr>
-    </w:p>
-    <w:p>
+          <ns2:ligatures ns2:val="none"/>
+        </w:rPr>
+      </w:pPr>
+    </w:p>
+    <w:p ns2:paraId="236137A1" ns2:textId="077EB7ED">
       <w:pPr>
         <w:suppressAutoHyphens/>
         <w:spacing w:after="0" w:line="240" w:lineRule="auto"/>
@@ -4298,7 +4175,7 @@
           <w:b/>
           <w:spacing w:val="-3"/>
           <w:kern w:val="0"/>
-          <w14:ligatures w14:val="none"/>
+          <ns2:ligatures ns2:val="none"/>
         </w:rPr>
         <w:t/>
       </w:r>
@@ -4308,7 +4185,7 @@
           <w:bCs/>
           <w:spacing w:val="-3"/>
           <w:kern w:val="0"/>
-          <w14:ligatures w14:val="none"/>
+          <ns2:ligatures ns2:val="none"/>
         </w:rPr>
         <w:t xml:space="preserve"/>
       </w:r>
@@ -4318,7 +4195,7 @@
           <w:bCs/>
           <w:spacing w:val="-3"/>
           <w:kern w:val="0"/>
-          <w14:ligatures w14:val="none"/>
+          <ns2:ligatures ns2:val="none"/>
         </w:rPr>
         <w:t xml:space="preserve"/>
       </w:r>
@@ -4329,7 +4206,7 @@
           <w:kern w:val="0"/>
           <w:shd w:val="clear" w:color="auto" w:fill="FFFFFF"/>
           <w:lang w:eastAsia="es-PE"/>
-          <w14:ligatures w14:val="none"/>
+          <ns2:ligatures ns2:val="none"/>
         </w:rPr>
         <w:t xml:space="preserve"/>
       </w:r>
@@ -4367,7 +4244,7 @@
           <w:color w:val="000000"/>
           <w:kern w:val="0"/>
           <w:lang w:eastAsia="es-PE"/>
-          <w14:ligatures w14:val="none"/>
+          <ns2:ligatures ns2:val="none"/>
         </w:rPr>
         <w:t/>
       </w:r>
@@ -4384,7 +4261,7 @@
           <w:color w:val="000000"/>
           <w:kern w:val="0"/>
           <w:lang w:eastAsia="es-PE"/>
-          <w14:ligatures w14:val="none"/>
+          <ns2:ligatures ns2:val="none"/>
         </w:rPr>
         <w:t/>
       </w:r>
@@ -4419,7 +4296,7 @@
       </w:r>
     </w:p>
     <w:bookmarkEnd w:id="27"/>
-    <w:p>
+    <w:p ns2:paraId="639FE5BE" ns2:textId="77777777">
       <w:pPr>
         <w:suppressAutoHyphens/>
         <w:spacing w:after="0" w:line="240" w:lineRule="auto"/>
@@ -4429,7 +4306,7 @@
         </w:rPr>
       </w:pPr>
     </w:p>
-    <w:p>
+    <w:p ns2:paraId="083D8417" ns2:textId="732357EA">
       <w:pPr>
         <w:suppressAutoHyphens/>
         <w:spacing w:line="240" w:lineRule="auto"/>
@@ -4517,7 +4394,7 @@
       </w:r>
       <w:bookmarkStart w:id="28" w:name="_Hlk198890962"/>
     </w:p>
-    <w:p>
+    <w:p ns2:paraId="36317C11" ns2:textId="77777777">
       <w:pPr>
         <w:suppressAutoHyphens/>
         <w:spacing w:after="0" w:line="240" w:lineRule="auto"/>
@@ -4529,7 +4406,7 @@
       </w:pPr>
     </w:p>
     <w:bookmarkEnd w:id="28"/>
-    <w:p>
+    <w:p ns2:paraId="23716787" ns2:textId="77777777">
       <w:pPr>
         <w:suppressAutoHyphens/>
         <w:spacing w:after="0" w:line="240" w:lineRule="auto"/>
@@ -4539,36 +4416,36 @@
         </w:rPr>
       </w:pPr>
     </w:p>
-    <w:p>
-      <w:pPr>
-        <w:spacing w:after="0" w:line="240" w:lineRule="auto"/>
-        <w:jc w:val="both"/>
-        <w:rPr>
-          <w:rFonts w:ascii="Arial Narrow" w:eastAsia="Arial Narrow" w:hAnsi="Arial Narrow" w:cs="Arial Narrow"/>
-          <w:b/>
-          <w:color w:val="000000"/>
-          <w:kern w:val="0"/>
-          <w:lang w:eastAsia="es-PE"/>
-          <w14:ligatures w14:val="none"/>
-        </w:rPr>
-      </w:pPr>
-    </w:p>
-    <w:p>
-      <w:pPr>
-        <w:spacing w:after="0" w:line="240" w:lineRule="auto"/>
-        <w:jc w:val="both"/>
-        <w:rPr>
-          <w:rFonts w:ascii="Arial Narrow" w:eastAsia="Arial Narrow" w:hAnsi="Arial Narrow" w:cs="Arial Narrow"/>
-          <w:b/>
-          <w:color w:val="000000"/>
-          <w:kern w:val="0"/>
-          <w:lang w:eastAsia="es-PE"/>
-          <w14:ligatures w14:val="none"/>
+    <w:p ns2:paraId="509D673B" ns2:textId="77777777">
+      <w:pPr>
+        <w:spacing w:after="0" w:line="240" w:lineRule="auto"/>
+        <w:jc w:val="both"/>
+        <w:rPr>
+          <w:rFonts w:ascii="Arial Narrow" w:eastAsia="Arial Narrow" w:hAnsi="Arial Narrow" w:cs="Arial Narrow"/>
+          <w:b/>
+          <w:color w:val="000000"/>
+          <w:kern w:val="0"/>
+          <w:lang w:eastAsia="es-PE"/>
+          <ns2:ligatures ns2:val="none"/>
+        </w:rPr>
+      </w:pPr>
+    </w:p>
+    <w:p ns2:paraId="418E1D52" ns2:textId="77777777">
+      <w:pPr>
+        <w:spacing w:after="0" w:line="240" w:lineRule="auto"/>
+        <w:jc w:val="both"/>
+        <w:rPr>
+          <w:rFonts w:ascii="Arial Narrow" w:eastAsia="Arial Narrow" w:hAnsi="Arial Narrow" w:cs="Arial Narrow"/>
+          <w:b/>
+          <w:color w:val="000000"/>
+          <w:kern w:val="0"/>
+          <w:lang w:eastAsia="es-PE"/>
+          <ns2:ligatures ns2:val="none"/>
         </w:rPr>
       </w:pPr>
     </w:p>
     <w:bookmarkEnd w:id="0"/>
-    <w:p>
+    <w:p ns2:paraId="626EF8E7" ns2:textId="36A812F1">
       <w:pPr>
         <w:spacing w:after="0" w:line="240" w:lineRule="auto"/>
         <w:jc w:val="center"/>
@@ -4578,7 +4455,7 @@
           <w:color w:val="000000"/>
           <w:kern w:val="0"/>
           <w:lang w:eastAsia="es-PE"/>
-          <w14:ligatures w14:val="none"/>
+          <ns2:ligatures ns2:val="none"/>
         </w:rPr>
       </w:pPr>
       <w:r>
@@ -4588,12 +4465,12 @@
           <w:color w:val="000000"/>
           <w:kern w:val="0"/>
           <w:lang w:eastAsia="es-PE"/>
-          <w14:ligatures w14:val="none"/>
+          <ns2:ligatures ns2:val="none"/>
         </w:rPr>
         <w:t>Firmado digitalmente por</w:t>
       </w:r>
     </w:p>
-    <w:p>
+    <w:p ns2:paraId="564FA57C" ns2:textId="77777777">
       <w:pPr>
         <w:spacing w:after="0" w:line="240" w:lineRule="auto"/>
         <w:jc w:val="center"/>
@@ -4603,7 +4480,7 @@
           <w:bCs/>
           <w:color w:val="000000"/>
           <w:kern w:val="0"/>
-          <w14:ligatures w14:val="none"/>
+          <ns2:ligatures ns2:val="none"/>
         </w:rPr>
       </w:pPr>
       <w:r>
@@ -4613,12 +4490,12 @@
           <w:bCs/>
           <w:color w:val="000000"/>
           <w:kern w:val="0"/>
-          <w14:ligatures w14:val="none"/>
+          <ns2:ligatures ns2:val="none"/>
         </w:rPr>
         <w:t>EVELING ROA QUISPE</w:t>
       </w:r>
     </w:p>
-    <w:p>
+    <w:p ns2:paraId="488C71A5" ns2:textId="77777777">
       <w:pPr>
         <w:spacing w:after="0" w:line="240" w:lineRule="auto"/>
         <w:jc w:val="center"/>
@@ -4628,7 +4505,7 @@
           <w:bCs/>
           <w:color w:val="000000"/>
           <w:kern w:val="0"/>
-          <w14:ligatures w14:val="none"/>
+          <ns2:ligatures ns2:val="none"/>
         </w:rPr>
       </w:pPr>
       <w:r>
@@ -4638,12 +4515,12 @@
           <w:bCs/>
           <w:color w:val="000000"/>
           <w:kern w:val="0"/>
-          <w14:ligatures w14:val="none"/>
+          <ns2:ligatures ns2:val="none"/>
         </w:rPr>
         <w:t>Secretaria Técnica</w:t>
       </w:r>
     </w:p>
-    <w:p>
+    <w:p ns2:paraId="4EF09A7C" ns2:textId="77777777">
       <w:pPr>
         <w:spacing w:after="0" w:line="240" w:lineRule="auto"/>
         <w:jc w:val="center"/>
@@ -4653,7 +4530,7 @@
           <w:bCs/>
           <w:color w:val="000000"/>
           <w:kern w:val="0"/>
-          <w14:ligatures w14:val="none"/>
+          <ns2:ligatures ns2:val="none"/>
         </w:rPr>
       </w:pPr>
       <w:r>
@@ -4663,26 +4540,26 @@
           <w:bCs/>
           <w:color w:val="000000"/>
           <w:kern w:val="0"/>
-          <w14:ligatures w14:val="none"/>
+          <ns2:ligatures ns2:val="none"/>
         </w:rPr>
         <w:t>Comisión de Protección al Consumidor 1</w:t>
       </w:r>
     </w:p>
-    <w:p>
-      <w:pPr>
-        <w:spacing w:after="0" w:line="240" w:lineRule="auto"/>
-        <w:jc w:val="both"/>
-        <w:rPr>
-          <w:rFonts w:ascii="Arial Narrow" w:eastAsia="Arial Narrow" w:hAnsi="Arial Narrow" w:cs="Arial Narrow"/>
-          <w:b/>
-          <w:color w:val="000000"/>
-          <w:kern w:val="0"/>
-          <w:lang w:eastAsia="es-PE"/>
-          <w14:ligatures w14:val="none"/>
-        </w:rPr>
-      </w:pPr>
-    </w:p>
-    <w:p>
+    <w:p ns2:paraId="7F637530" ns2:textId="77777777">
+      <w:pPr>
+        <w:spacing w:after="0" w:line="240" w:lineRule="auto"/>
+        <w:jc w:val="both"/>
+        <w:rPr>
+          <w:rFonts w:ascii="Arial Narrow" w:eastAsia="Arial Narrow" w:hAnsi="Arial Narrow" w:cs="Arial Narrow"/>
+          <w:b/>
+          <w:color w:val="000000"/>
+          <w:kern w:val="0"/>
+          <w:lang w:eastAsia="es-PE"/>
+          <ns2:ligatures ns2:val="none"/>
+        </w:rPr>
+      </w:pPr>
+    </w:p>
+    <w:p ns2:paraId="2593B317" ns2:textId="77777777">
       <w:pPr>
         <w:spacing w:after="0" w:line="240" w:lineRule="auto"/>
         <w:jc w:val="both"/>
@@ -4700,12 +4577,12 @@
           <w:sz w:val="16"/>
           <w:szCs w:val="16"/>
           <w:lang w:eastAsia="es-PE"/>
-          <w14:ligatures w14:val="none"/>
+          <ns2:ligatures ns2:val="none"/>
         </w:rPr>
         <w:t>LSM/JCQ</w:t>
       </w:r>
     </w:p>
-    <w:p>
+    <w:p ns2:paraId="4423ADE9" ns2:textId="77777777">
       <w:pPr>
         <w:spacing w:line="240" w:lineRule="auto"/>
         <w:rPr>
@@ -4713,18 +4590,18 @@
         </w:rPr>
       </w:pPr>
     </w:p>
-    <w:p>
+    <w:p ns2:paraId="74AAB5F4" ns2:textId="77777777">
       <w:pPr>
         <w:spacing w:line="240" w:lineRule="auto"/>
       </w:pPr>
     </w:p>
     <w:sectPr>
-      <w:headerReference w:type="even" r:id="rId8"/>
-      <w:headerReference w:type="default" r:id="rId9"/>
-      <w:footerReference w:type="even" r:id="rId10"/>
-      <w:footerReference w:type="default" r:id="rId11"/>
-      <w:headerReference w:type="first" r:id="rId12"/>
-      <w:footerReference w:type="first" r:id="rId13"/>
+      <w:headerReference w:type="even" ns3:id="rId8"/>
+      <w:headerReference w:type="default" ns3:id="rId9"/>
+      <w:footerReference w:type="even" ns3:id="rId10"/>
+      <w:footerReference w:type="default" ns3:id="rId11"/>
+      <w:headerReference w:type="first" ns3:id="rId12"/>
+      <w:footerReference w:type="first" ns3:id="rId13"/>
       <w:pgSz w:w="11906" w:h="16838"/>
       <w:pgMar w:top="1417" w:right="1701" w:bottom="1417" w:left="1701" w:header="708" w:footer="708" w:gutter="0"/>
       <w:cols w:space="708"/>

--- a/plantillas_maestras/01_seguro_vehicular/negativa_cobertura/2_o_mas_ddos_varios/mujer/TPL_3441_2025_SEGURO_VEHICULAR_NEGATIVA_COBERTURA_ASEGURADORA_MUJER_R1.docx
+++ b/plantillas_maestras/01_seguro_vehicular/negativa_cobertura/2_o_mas_ddos_varios/mujer/TPL_3441_2025_SEGURO_VEHICULAR_NEGATIVA_COBERTURA_ASEGURADORA_MUJER_R1.docx
@@ -3519,7 +3519,7 @@
           <w:sz w:val="20"/>
           <w:szCs w:val="20"/>
         </w:rPr>
-        <w:t xml:space="preserve">correr traslado de la presente resolución a La Positiva Seguros y Reaseguros S.A para que, de conformidad con lo dispuesto por el artículo 26° de la Ley sobre Facultades, Normas y Organización del Indecopi, aprobado por Decreto Legislativo N° 8079, presenten sus descargos sobre la imputación de cargos realizada en un plazo no mayor a cinco (5) días hábiles contado a partir del día siguiente de la notificación de la presente resolución, vencido el cual, el Secretario Técnico declarará en rebeldía a los denunciados que no lo hubieran presentado. Debe precisarse que de conformidad con lo establecido por el artículo 223° del Texto Único Ordenado de la Ley N° 27444, Ley del Procedimiento Administrativo General, las alegaciones y los hechos relevantes de la reclamación, salvo que hayan sido específicamente negadas en la contestación, se tendrán por aceptadas o meritadas como ciertas.</w:t>
+        <w:t xml:space="preserve">correr traslado de la presente resolución a La Positiva Seguros y Reaseguros S.A. para que, de conformidad con lo dispuesto por el artículo 26 de la Ley sobre Facultades, Normas y Organización del Indecopi, aprobada por Decreto Legislativo 807, presente sus descargos sobre la imputación de cargos realizada en un plazo no mayor a cinco (5) días hábiles contado a partir del día siguiente de la notificación de la presente resolución, vencido el cual, el Secretario Técnico declarará en rebeldía al denunciado que no lo hubiera presentado. Debe precisarse que de conformidad con lo establecido por el artículo 223 del Texto Único Ordenado de la Ley 27444, Ley del Procedimiento Administrativo General, las alegaciones y los hechos relevantes de la reclamación, salvo que hayan sido específicamente negadas en la contestación, se tendrán por aceptadas o merituadas como ciertas.</w:t>
       </w:r>
     </w:p>
     <w:p ns2:paraId="228F876C" ns2:textId="77777777">

--- a/plantillas_maestras/01_seguro_vehicular/negativa_cobertura/2_o_mas_ddos_varios/mujer/TPL_3441_2025_SEGURO_VEHICULAR_NEGATIVA_COBERTURA_ASEGURADORA_MUJER_R1.docx
+++ b/plantillas_maestras/01_seguro_vehicular/negativa_cobertura/2_o_mas_ddos_varios/mujer/TPL_3441_2025_SEGURO_VEHICULAR_NEGATIVA_COBERTURA_ASEGURADORA_MUJER_R1.docx
@@ -460,7 +460,7 @@
           <w:lang w:eastAsia="es-PE"/>
           <ns2:ligatures ns2:val="none"/>
         </w:rPr>
-        <w:t>6</w:t>
+        <w:t xml:space="preserve">6 de febrero de 2026</w:t>
       </w:r>
       <w:r>
         <w:rPr>
@@ -471,7 +471,7 @@
           <w:lang w:eastAsia="es-PE"/>
           <ns2:ligatures ns2:val="none"/>
         </w:rPr>
-        <w:t xml:space="preserve"> de </w:t>
+        <w:t xml:space="preserve"/>
       </w:r>
       <w:r>
         <w:rPr>
@@ -482,7 +482,7 @@
           <w:lang w:eastAsia="es-PE"/>
           <ns2:ligatures ns2:val="none"/>
         </w:rPr>
-        <w:t>febrero</w:t>
+        <w:t xml:space="preserve"/>
       </w:r>
       <w:r>
         <w:rPr>
@@ -493,7 +493,7 @@
           <w:lang w:eastAsia="es-PE"/>
           <ns2:ligatures ns2:val="none"/>
         </w:rPr>
-        <w:t xml:space="preserve"> de 2026</w:t>
+        <w:t xml:space="preserve"/>
       </w:r>
     </w:p>
     <w:p ns2:paraId="66CE1821" ns2:textId="77777777">
@@ -4811,7 +4811,7 @@
           <w:sz w:val="16"/>
           <w:szCs w:val="16"/>
         </w:rPr>
-        <w:t>el 2 de setiembre del 2010 en el Diario Oficial El Peruano, vigente desde el 2 de octubre del 2010 y modificado por Decreto Legislativo 1308.</w:t>
+        <w:t xml:space="preserve">el 2 de setiembre de 2010 en el Diario Oficial El Peruano, vigente desde el 2 de octubre de 2010 y modificado por Decreto Legislativo 1308.</w:t>
       </w:r>
     </w:p>
     <w:p>

--- a/plantillas_maestras/01_seguro_vehicular/negativa_cobertura/2_o_mas_ddos_varios/mujer/TPL_3441_2025_SEGURO_VEHICULAR_NEGATIVA_COBERTURA_ASEGURADORA_MUJER_R1.docx
+++ b/plantillas_maestras/01_seguro_vehicular/negativa_cobertura/2_o_mas_ddos_varios/mujer/TPL_3441_2025_SEGURO_VEHICULAR_NEGATIVA_COBERTURA_ASEGURADORA_MUJER_R1.docx
@@ -1,8 +1,8 @@
 
 <file path=word/document.xml><?xml version="1.0" encoding="utf-8"?>
-<w:document xmlns:ns1="http://schemas.openxmlformats.org/markup-compatibility/2006" xmlns:ns2="http://schemas.microsoft.com/office/word/2010/wordml" xmlns:ns3="http://schemas.openxmlformats.org/officeDocument/2006/relationships" xmlns:w="http://schemas.openxmlformats.org/wordprocessingml/2006/main" ns1:Ignorable="w14 w15 w16se w16cid w16 w16cex w16sdtdh w16sdtfl w16du wp14">
+<w:document xmlns:mc="http://schemas.openxmlformats.org/markup-compatibility/2006" xmlns:r="http://schemas.openxmlformats.org/officeDocument/2006/relationships" xmlns:w="http://schemas.openxmlformats.org/wordprocessingml/2006/main" xmlns:w14="http://schemas.microsoft.com/office/word/2010/wordml" xmlns:w15="http://schemas.microsoft.com/office/word/2012/wordml" xmlns:w16="http://schemas.microsoft.com/office/word/2018/wordml" xmlns:w16cex="http://schemas.microsoft.com/office/word/2018/wordml/cex" xmlns:w16cid="http://schemas.microsoft.com/office/word/2016/wordml/cid" xmlns:w16du="http://schemas.microsoft.com/office/word/2023/wordml/word16du" xmlns:w16sdtdh="http://schemas.microsoft.com/office/word/2020/wordml/sdtdatahash" xmlns:w16se="http://schemas.microsoft.com/office/word/2015/wordml/symex" xmlns:wp14="http://schemas.microsoft.com/office/word/2010/wordprocessingDrawing" mc:Ignorable="w14 w15 w16se w16cid w16 w16cex w16sdtdh w16du wp14">
   <w:body>
-    <w:p ns2:paraId="1B509B2D" ns2:textId="10A2039D">
+    <w:p>
       <w:pPr>
         <w:tabs>
           <w:tab w:val="left" w:pos="1701"/>
@@ -14,7 +14,7 @@
           <w:color w:val="000000"/>
           <w:kern w:val="0"/>
           <w:lang w:eastAsia="es-PE"/>
-          <ns2:ligatures ns2:val="none"/>
+          <w14:ligatures w14:val="none"/>
         </w:rPr>
       </w:pPr>
       <w:bookmarkStart w:id="0" w:name="_Hlk80343540"/>
@@ -25,7 +25,7 @@
           <w:color w:val="000000"/>
           <w:kern w:val="0"/>
           <w:lang w:eastAsia="es-PE"/>
-          <ns2:ligatures ns2:val="none"/>
+          <w14:ligatures w14:val="none"/>
         </w:rPr>
         <w:t xml:space="preserve">EXPEDIENTE </w:t>
       </w:r>
@@ -36,7 +36,7 @@
           <w:color w:val="000000"/>
           <w:kern w:val="0"/>
           <w:lang w:eastAsia="es-PE"/>
-          <ns2:ligatures ns2:val="none"/>
+          <w14:ligatures w14:val="none"/>
         </w:rPr>
         <w:tab/>
         <w:t>:</w:t>
@@ -48,7 +48,7 @@
           <w:color w:val="000000"/>
           <w:kern w:val="0"/>
           <w:lang w:eastAsia="es-PE"/>
-          <ns2:ligatures ns2:val="none"/>
+          <w14:ligatures w14:val="none"/>
         </w:rPr>
         <w:tab/>
       </w:r>
@@ -61,12 +61,12 @@
           <w:kern w:val="0"/>
           <w:shd w:val="clear" w:color="auto" w:fill="FFFFFF"/>
           <w:lang w:eastAsia="es-PE"/>
-          <ns2:ligatures ns2:val="none"/>
+          <w14:ligatures w14:val="none"/>
         </w:rPr>
         <w:t>3441-2025/CC1</w:t>
       </w:r>
     </w:p>
-    <w:p ns2:paraId="7E5DC22B" ns2:textId="6AFB0CFD">
+    <w:p>
       <w:pPr>
         <w:tabs>
           <w:tab w:val="left" w:pos="1701"/>
@@ -81,89 +81,26 @@
           <w:color w:val="000000"/>
           <w:kern w:val="0"/>
           <w:lang w:eastAsia="es-PE"/>
-          <ns2:ligatures ns2:val="none"/>
-        </w:rPr>
-      </w:pPr>
-      <w:r>
-        <w:rPr>
-          <w:rFonts w:ascii="Arial Narrow" w:eastAsia="Arial Narrow" w:hAnsi="Arial Narrow" w:cs="Arial Narrow"/>
-          <w:b/>
-          <w:color w:val="000000"/>
-          <w:kern w:val="0"/>
-          <w:lang w:eastAsia="es-PE"/>
-          <ns2:ligatures ns2:val="none"/>
-        </w:rPr>
-        <w:t xml:space="preserve">DENUNCIANTE:[DENUNCIANTE] (SEÑORA [APELLIDO])</w:t>
-      </w:r>
-      <w:r>
-        <w:rPr>
-          <w:rFonts w:ascii="Arial Narrow" w:eastAsia="Arial Narrow" w:hAnsi="Arial Narrow" w:cs="Arial Narrow"/>
-          <w:b/>
-          <w:color w:val="000000"/>
-          <w:kern w:val="0"/>
-          <w:lang w:eastAsia="es-PE"/>
-          <ns2:ligatures ns2:val="none"/>
-        </w:rPr>
+          <w14:ligatures w14:val="none"/>
+        </w:rPr>
+      </w:pPr>
+      <w:r>
+        <w:rPr>
+          <w:rFonts w:ascii="Arial Narrow" w:eastAsia="Arial Narrow" w:hAnsi="Arial Narrow" w:cs="Arial Narrow"/>
+          <w:b/>
+          <w:color w:val="000000"/>
+          <w:kern w:val="0"/>
+          <w:lang w:eastAsia="es-PE"/>
+          <w14:ligatures w14:val="none"/>
+        </w:rPr>
+        <w:t>DENUNCIANTE</w:t>
         <w:tab/>
-        <w:t/>
-      </w:r>
-      <w:r>
-        <w:rPr>
-          <w:rFonts w:ascii="Arial Narrow" w:eastAsia="Arial Narrow" w:hAnsi="Arial Narrow" w:cs="Arial Narrow"/>
-          <w:b/>
-          <w:color w:val="000000"/>
-          <w:kern w:val="0"/>
-          <w:lang w:eastAsia="es-PE"/>
-          <ns2:ligatures ns2:val="none"/>
-        </w:rPr>
+        <w:t>:</w:t>
         <w:tab/>
-      </w:r>
-      <w:r>
-        <w:rPr>
-          <w:rFonts w:ascii="Arial Narrow" w:eastAsia="Arial Narrow" w:hAnsi="Arial Narrow" w:cs="Arial Narrow"/>
-          <w:b/>
-          <w:color w:val="000000"/>
-          <w:kern w:val="0"/>
-          <w:lang w:eastAsia="es-PE"/>
-          <ns2:ligatures ns2:val="none"/>
-        </w:rPr>
-        <w:t xml:space="preserve"/>
-      </w:r>
-      <w:r>
-        <w:rPr>
-          <w:rFonts w:ascii="Arial Narrow" w:eastAsia="Arial Narrow" w:hAnsi="Arial Narrow" w:cs="Arial Narrow"/>
-          <w:b/>
-          <w:color w:val="000000"/>
-          <w:kern w:val="0"/>
-          <w:lang w:eastAsia="es-PE"/>
-          <ns2:ligatures ns2:val="none"/>
-        </w:rPr>
-        <w:t xml:space="preserve"/>
-      </w:r>
-      <w:r>
-        <w:rPr>
-          <w:rFonts w:ascii="Arial Narrow" w:eastAsia="Arial Narrow" w:hAnsi="Arial Narrow" w:cs="Arial Narrow"/>
-          <w:b/>
-          <w:color w:val="000000"/>
-          <w:kern w:val="0"/>
-          <w:lang w:eastAsia="es-PE"/>
-          <ns2:ligatures ns2:val="none"/>
-        </w:rPr>
-        <w:t/>
-      </w:r>
-      <w:r>
-        <w:rPr>
-          <w:rFonts w:ascii="Arial Narrow" w:eastAsia="Arial Narrow" w:hAnsi="Arial Narrow" w:cs="Arial Narrow"/>
-          <w:b/>
-          <w:color w:val="000000"/>
-          <w:kern w:val="0"/>
-          <w:lang w:eastAsia="es-PE"/>
-          <ns2:ligatures ns2:val="none"/>
-        </w:rPr>
-        <w:t/>
-      </w:r>
-    </w:p>
-    <w:p ns2:paraId="6DEEEDFE" ns2:textId="159444B5">
+        <w:t xml:space="preserve">[DENUNCIANTE] (SEÑORA [APELLIDO])</w:t>
+      </w:r>
+    </w:p>
+    <w:p>
       <w:pPr>
         <w:tabs>
           <w:tab w:val="left" w:pos="1701"/>
@@ -178,17 +115,17 @@
           <w:color w:val="000000"/>
           <w:kern w:val="0"/>
           <w:lang w:eastAsia="es-PE"/>
-          <ns2:ligatures ns2:val="none"/>
-        </w:rPr>
-      </w:pPr>
-      <w:r>
-        <w:rPr>
-          <w:rFonts w:ascii="Arial Narrow" w:eastAsia="Arial Narrow" w:hAnsi="Arial Narrow" w:cs="Arial Narrow"/>
-          <w:b/>
-          <w:color w:val="000000"/>
-          <w:kern w:val="0"/>
-          <w:lang w:eastAsia="es-PE"/>
-          <ns2:ligatures ns2:val="none"/>
+          <w14:ligatures w14:val="none"/>
+        </w:rPr>
+      </w:pPr>
+      <w:r>
+        <w:rPr>
+          <w:rFonts w:ascii="Arial Narrow" w:eastAsia="Arial Narrow" w:hAnsi="Arial Narrow" w:cs="Arial Narrow"/>
+          <w:b/>
+          <w:color w:val="000000"/>
+          <w:kern w:val="0"/>
+          <w:lang w:eastAsia="es-PE"/>
+          <w14:ligatures w14:val="none"/>
         </w:rPr>
         <w:t>DENUNCIADO</w:t>
       </w:r>
@@ -199,7 +136,7 @@
           <w:color w:val="000000"/>
           <w:kern w:val="0"/>
           <w:lang w:eastAsia="es-PE"/>
-          <ns2:ligatures ns2:val="none"/>
+          <w14:ligatures w14:val="none"/>
         </w:rPr>
         <w:tab/>
         <w:t>:</w:t>
@@ -211,7 +148,7 @@
           <w:color w:val="000000"/>
           <w:kern w:val="0"/>
           <w:lang w:eastAsia="es-PE"/>
-          <ns2:ligatures ns2:val="none"/>
+          <w14:ligatures w14:val="none"/>
         </w:rPr>
         <w:tab/>
       </w:r>
@@ -222,7 +159,7 @@
           <w:color w:val="000000"/>
           <w:kern w:val="0"/>
           <w:lang w:eastAsia="es-PE"/>
-          <ns2:ligatures ns2:val="none"/>
+          <w14:ligatures w14:val="none"/>
         </w:rPr>
         <w:t xml:space="preserve">LA POSITIVA SEGUROS Y REASEGUROS S.A. </w:t>
       </w:r>
@@ -233,7 +170,7 @@
           <w:color w:val="000000"/>
           <w:kern w:val="0"/>
           <w:lang w:eastAsia="es-PE"/>
-          <ns2:ligatures ns2:val="none"/>
+          <w14:ligatures w14:val="none"/>
         </w:rPr>
         <w:t>(</w:t>
       </w:r>
@@ -244,7 +181,7 @@
           <w:color w:val="000000"/>
           <w:kern w:val="0"/>
           <w:lang w:eastAsia="es-PE"/>
-          <ns2:ligatures ns2:val="none"/>
+          <w14:ligatures w14:val="none"/>
         </w:rPr>
         <w:t>LA POSITIVA</w:t>
       </w:r>
@@ -255,12 +192,12 @@
           <w:color w:val="000000"/>
           <w:kern w:val="0"/>
           <w:lang w:eastAsia="es-PE"/>
-          <ns2:ligatures ns2:val="none"/>
+          <w14:ligatures w14:val="none"/>
         </w:rPr>
         <w:t>)</w:t>
       </w:r>
     </w:p>
-    <w:p ns2:paraId="022D2B94" ns2:textId="77777777">
+    <w:p>
       <w:pPr>
         <w:tabs>
           <w:tab w:val="left" w:pos="1701"/>
@@ -275,17 +212,17 @@
           <w:color w:val="000000"/>
           <w:kern w:val="0"/>
           <w:lang w:eastAsia="es-PE"/>
-          <ns2:ligatures ns2:val="none"/>
-        </w:rPr>
-      </w:pPr>
-      <w:r>
-        <w:rPr>
-          <w:rFonts w:ascii="Arial Narrow" w:eastAsia="Arial Narrow" w:hAnsi="Arial Narrow" w:cs="Arial Narrow"/>
-          <w:b/>
-          <w:color w:val="000000"/>
-          <w:kern w:val="0"/>
-          <w:lang w:eastAsia="es-PE"/>
-          <ns2:ligatures ns2:val="none"/>
+          <w14:ligatures w14:val="none"/>
+        </w:rPr>
+      </w:pPr>
+      <w:r>
+        <w:rPr>
+          <w:rFonts w:ascii="Arial Narrow" w:eastAsia="Arial Narrow" w:hAnsi="Arial Narrow" w:cs="Arial Narrow"/>
+          <w:b/>
+          <w:color w:val="000000"/>
+          <w:kern w:val="0"/>
+          <w:lang w:eastAsia="es-PE"/>
+          <w14:ligatures w14:val="none"/>
         </w:rPr>
         <w:t>MATERIAS</w:t>
       </w:r>
@@ -296,7 +233,7 @@
           <w:color w:val="000000"/>
           <w:kern w:val="0"/>
           <w:lang w:eastAsia="es-PE"/>
-          <ns2:ligatures ns2:val="none"/>
+          <w14:ligatures w14:val="none"/>
         </w:rPr>
         <w:tab/>
         <w:t xml:space="preserve">: </w:t>
@@ -308,13 +245,13 @@
           <w:color w:val="000000"/>
           <w:kern w:val="0"/>
           <w:lang w:eastAsia="es-PE"/>
-          <ns2:ligatures ns2:val="none"/>
+          <w14:ligatures w14:val="none"/>
         </w:rPr>
         <w:tab/>
         <w:t>ADMISIÓN A TRÁMITE</w:t>
       </w:r>
     </w:p>
-    <w:p ns2:paraId="19ED7B73" ns2:textId="77777777">
+    <w:p>
       <w:pPr>
         <w:tabs>
           <w:tab w:val="left" w:pos="1701"/>
@@ -329,22 +266,22 @@
           <w:color w:val="000000"/>
           <w:kern w:val="0"/>
           <w:lang w:eastAsia="es-PE"/>
-          <ns2:ligatures ns2:val="none"/>
-        </w:rPr>
-      </w:pPr>
-      <w:r>
-        <w:rPr>
-          <w:rFonts w:ascii="Arial Narrow" w:eastAsia="Arial Narrow" w:hAnsi="Arial Narrow" w:cs="Arial Narrow"/>
-          <w:b/>
-          <w:color w:val="000000"/>
-          <w:kern w:val="0"/>
-          <w:lang w:eastAsia="es-PE"/>
-          <ns2:ligatures ns2:val="none"/>
+          <w14:ligatures w14:val="none"/>
+        </w:rPr>
+      </w:pPr>
+      <w:r>
+        <w:rPr>
+          <w:rFonts w:ascii="Arial Narrow" w:eastAsia="Arial Narrow" w:hAnsi="Arial Narrow" w:cs="Arial Narrow"/>
+          <w:b/>
+          <w:color w:val="000000"/>
+          <w:kern w:val="0"/>
+          <w:lang w:eastAsia="es-PE"/>
+          <w14:ligatures w14:val="none"/>
         </w:rPr>
         <w:t xml:space="preserve">REQUERIMIENTO DE INFORMACIÓN </w:t>
       </w:r>
     </w:p>
-    <w:p ns2:paraId="46A5A479" ns2:textId="58DB5DDF">
+    <w:p>
       <w:pPr>
         <w:tabs>
           <w:tab w:val="left" w:pos="1701"/>
@@ -358,17 +295,17 @@
           <w:color w:val="000000"/>
           <w:kern w:val="0"/>
           <w:lang w:eastAsia="es-PE"/>
-          <ns2:ligatures ns2:val="none"/>
-        </w:rPr>
-      </w:pPr>
-      <w:r>
-        <w:rPr>
-          <w:rFonts w:ascii="Arial Narrow" w:eastAsia="Arial Narrow" w:hAnsi="Arial Narrow" w:cs="Arial Narrow"/>
-          <w:b/>
-          <w:color w:val="000000"/>
-          <w:kern w:val="0"/>
-          <w:lang w:eastAsia="es-PE"/>
-          <ns2:ligatures ns2:val="none"/>
+          <w14:ligatures w14:val="none"/>
+        </w:rPr>
+      </w:pPr>
+      <w:r>
+        <w:rPr>
+          <w:rFonts w:ascii="Arial Narrow" w:eastAsia="Arial Narrow" w:hAnsi="Arial Narrow" w:cs="Arial Narrow"/>
+          <w:b/>
+          <w:color w:val="000000"/>
+          <w:kern w:val="0"/>
+          <w:lang w:eastAsia="es-PE"/>
+          <w14:ligatures w14:val="none"/>
         </w:rPr>
         <w:t xml:space="preserve">RESOLUCIÓN </w:t>
       </w:r>
@@ -379,7 +316,7 @@
           <w:color w:val="000000"/>
           <w:kern w:val="0"/>
           <w:lang w:eastAsia="es-PE"/>
-          <ns2:ligatures ns2:val="none"/>
+          <w14:ligatures w14:val="none"/>
         </w:rPr>
         <w:tab/>
         <w:t>:</w:t>
@@ -391,7 +328,7 @@
           <w:color w:val="000000"/>
           <w:kern w:val="0"/>
           <w:lang w:eastAsia="es-PE"/>
-          <ns2:ligatures ns2:val="none"/>
+          <w14:ligatures w14:val="none"/>
         </w:rPr>
         <w:tab/>
       </w:r>
@@ -402,12 +339,12 @@
           <w:color w:val="000000"/>
           <w:kern w:val="0"/>
           <w:lang w:eastAsia="es-PE"/>
-          <ns2:ligatures ns2:val="none"/>
+          <w14:ligatures w14:val="none"/>
         </w:rPr>
         <w:t>1</w:t>
       </w:r>
     </w:p>
-    <w:p ns2:paraId="5BA3A18D" ns2:textId="77777777">
+    <w:p>
       <w:pPr>
         <w:tabs>
           <w:tab w:val="left" w:pos="1014"/>
@@ -420,11 +357,11 @@
           <w:kern w:val="0"/>
           <w:shd w:val="clear" w:color="auto" w:fill="FFFFFF"/>
           <w:lang w:eastAsia="es-PE"/>
-          <ns2:ligatures ns2:val="none"/>
-        </w:rPr>
-      </w:pPr>
-    </w:p>
-    <w:p ns2:paraId="2F799822" ns2:textId="15B8DD63">
+          <w14:ligatures w14:val="none"/>
+        </w:rPr>
+      </w:pPr>
+    </w:p>
+    <w:p>
       <w:pPr>
         <w:tabs>
           <w:tab w:val="left" w:pos="1014"/>
@@ -437,7 +374,7 @@
           <w:kern w:val="0"/>
           <w:shd w:val="clear" w:color="auto" w:fill="FFFFFF"/>
           <w:lang w:eastAsia="es-PE"/>
-          <ns2:ligatures ns2:val="none"/>
+          <w14:ligatures w14:val="none"/>
         </w:rPr>
       </w:pPr>
       <w:r>
@@ -447,7 +384,7 @@
           <w:kern w:val="0"/>
           <w:shd w:val="clear" w:color="auto" w:fill="FFFFFF"/>
           <w:lang w:eastAsia="es-PE"/>
-          <ns2:ligatures ns2:val="none"/>
+          <w14:ligatures w14:val="none"/>
         </w:rPr>
         <w:t xml:space="preserve">Lima, </w:t>
       </w:r>
@@ -458,7 +395,7 @@
           <w:kern w:val="0"/>
           <w:shd w:val="clear" w:color="auto" w:fill="FFFFFF"/>
           <w:lang w:eastAsia="es-PE"/>
-          <ns2:ligatures ns2:val="none"/>
+          <w14:ligatures w14:val="none"/>
         </w:rPr>
         <w:t xml:space="preserve">6 de febrero de 2026</w:t>
       </w:r>
@@ -469,7 +406,7 @@
           <w:kern w:val="0"/>
           <w:shd w:val="clear" w:color="auto" w:fill="FFFFFF"/>
           <w:lang w:eastAsia="es-PE"/>
-          <ns2:ligatures ns2:val="none"/>
+          <w14:ligatures w14:val="none"/>
         </w:rPr>
         <w:t xml:space="preserve"/>
       </w:r>
@@ -480,7 +417,7 @@
           <w:kern w:val="0"/>
           <w:shd w:val="clear" w:color="auto" w:fill="FFFFFF"/>
           <w:lang w:eastAsia="es-PE"/>
-          <ns2:ligatures ns2:val="none"/>
+          <w14:ligatures w14:val="none"/>
         </w:rPr>
         <w:t xml:space="preserve"/>
       </w:r>
@@ -491,12 +428,12 @@
           <w:kern w:val="0"/>
           <w:shd w:val="clear" w:color="auto" w:fill="FFFFFF"/>
           <w:lang w:eastAsia="es-PE"/>
-          <ns2:ligatures ns2:val="none"/>
+          <w14:ligatures w14:val="none"/>
         </w:rPr>
         <w:t xml:space="preserve"/>
       </w:r>
     </w:p>
-    <w:p ns2:paraId="66CE1821" ns2:textId="77777777">
+    <w:p>
       <w:pPr>
         <w:tabs>
           <w:tab w:val="left" w:pos="1014"/>
@@ -508,11 +445,11 @@
           <w:color w:val="000000"/>
           <w:kern w:val="0"/>
           <w:lang w:eastAsia="es-PE"/>
-          <ns2:ligatures ns2:val="none"/>
-        </w:rPr>
-      </w:pPr>
-    </w:p>
-    <w:p ns2:paraId="0B80AAA5" ns2:textId="77777777">
+          <w14:ligatures w14:val="none"/>
+        </w:rPr>
+      </w:pPr>
+    </w:p>
+    <w:p>
       <w:pPr>
         <w:numPr>
           <w:ilvl w:val="0"/>
@@ -526,22 +463,22 @@
           <w:color w:val="000000"/>
           <w:kern w:val="0"/>
           <w:lang w:eastAsia="es-PE"/>
-          <ns2:ligatures ns2:val="none"/>
-        </w:rPr>
-      </w:pPr>
-      <w:r>
-        <w:rPr>
-          <w:rFonts w:ascii="Arial Narrow" w:eastAsia="Arial Narrow" w:hAnsi="Arial Narrow" w:cs="Arial Narrow"/>
-          <w:b/>
-          <w:color w:val="000000"/>
-          <w:kern w:val="0"/>
-          <w:lang w:eastAsia="es-PE"/>
-          <ns2:ligatures ns2:val="none"/>
+          <w14:ligatures w14:val="none"/>
+        </w:rPr>
+      </w:pPr>
+      <w:r>
+        <w:rPr>
+          <w:rFonts w:ascii="Arial Narrow" w:eastAsia="Arial Narrow" w:hAnsi="Arial Narrow" w:cs="Arial Narrow"/>
+          <w:b/>
+          <w:color w:val="000000"/>
+          <w:kern w:val="0"/>
+          <w:lang w:eastAsia="es-PE"/>
+          <w14:ligatures w14:val="none"/>
         </w:rPr>
         <w:t xml:space="preserve">HECHOS </w:t>
       </w:r>
     </w:p>
-    <w:p ns2:paraId="621F2AB2" ns2:textId="77777777">
+    <w:p>
       <w:pPr>
         <w:spacing w:after="0" w:line="240" w:lineRule="auto"/>
         <w:jc w:val="both"/>
@@ -550,11 +487,11 @@
           <w:color w:val="000000"/>
           <w:kern w:val="0"/>
           <w:lang w:eastAsia="es-PE"/>
-          <ns2:ligatures ns2:val="none"/>
-        </w:rPr>
-      </w:pPr>
-    </w:p>
-    <w:p ns2:paraId="60B5D5B0" ns2:textId="3B47C87B">
+          <w14:ligatures w14:val="none"/>
+        </w:rPr>
+      </w:pPr>
+    </w:p>
+    <w:p>
       <w:pPr>
         <w:numPr>
           <w:ilvl w:val="1"/>
@@ -568,7 +505,7 @@
           <w:color w:val="000000"/>
           <w:kern w:val="0"/>
           <w:lang w:val="es-ES" w:eastAsia="es-ES"/>
-          <ns2:ligatures ns2:val="none"/>
+          <w14:ligatures w14:val="none"/>
         </w:rPr>
       </w:pPr>
       <w:r>
@@ -577,7 +514,7 @@
           <w:color w:val="000000"/>
           <w:kern w:val="0"/>
           <w:lang w:val="es-ES" w:eastAsia="es-ES"/>
-          <ns2:ligatures ns2:val="none"/>
+          <w14:ligatures w14:val="none"/>
         </w:rPr>
         <w:t xml:space="preserve">Mediante el escrito del 29 de diciembre de 2025, la señora [APELLIDO] denunció a La Positiva por presuntas infracciones a la Ley 29571, Código de Protección y Defensa del Consumidor (en adelante, Código), señalando lo siguiente:</w:t>
       </w:r>
@@ -587,7 +524,7 @@
           <w:color w:val="000000"/>
           <w:kern w:val="0"/>
           <w:lang w:val="es-ES" w:eastAsia="es-ES"/>
-          <ns2:ligatures ns2:val="none"/>
+          <w14:ligatures w14:val="none"/>
         </w:rPr>
         <w:t/>
       </w:r>
@@ -595,7 +532,7 @@
         <w:rPr>
           <w:rFonts w:ascii="Arial Narrow" w:eastAsia="Calibri" w:hAnsi="Arial Narrow" w:cs="Arial"/>
           <w:kern w:val="0"/>
-          <ns2:ligatures ns2:val="none"/>
+          <w14:ligatures w14:val="none"/>
         </w:rPr>
         <w:t/>
       </w:r>
@@ -603,7 +540,7 @@
         <w:rPr>
           <w:rFonts w:ascii="Arial Narrow" w:eastAsia="Calibri" w:hAnsi="Arial Narrow" w:cs="Arial"/>
           <w:kern w:val="0"/>
-          <ns2:ligatures ns2:val="none"/>
+          <w14:ligatures w14:val="none"/>
         </w:rPr>
         <w:t xml:space="preserve"/>
       </w:r>
@@ -611,7 +548,7 @@
         <w:rPr>
           <w:rFonts w:ascii="Arial Narrow" w:eastAsia="Calibri" w:hAnsi="Arial Narrow" w:cs="Arial"/>
           <w:kern w:val="0"/>
-          <ns2:ligatures ns2:val="none"/>
+          <w14:ligatures w14:val="none"/>
         </w:rPr>
         <w:t xml:space="preserve"/>
       </w:r>
@@ -619,7 +556,7 @@
         <w:rPr>
           <w:rFonts w:ascii="Arial Narrow" w:eastAsia="Calibri" w:hAnsi="Arial Narrow" w:cs="Arial"/>
           <w:kern w:val="0"/>
-          <ns2:ligatures ns2:val="none"/>
+          <w14:ligatures w14:val="none"/>
         </w:rPr>
         <w:t/>
       </w:r>
@@ -629,7 +566,7 @@
           <w:color w:val="000000"/>
           <w:kern w:val="0"/>
           <w:lang w:val="es-ES" w:eastAsia="es-ES"/>
-          <ns2:ligatures ns2:val="none"/>
+          <w14:ligatures w14:val="none"/>
         </w:rPr>
         <w:t xml:space="preserve"/>
       </w:r>
@@ -639,7 +576,7 @@
           <w:color w:val="000000"/>
           <w:kern w:val="0"/>
           <w:lang w:val="es-ES" w:eastAsia="es-ES"/>
-          <ns2:ligatures ns2:val="none"/>
+          <w14:ligatures w14:val="none"/>
         </w:rPr>
         <w:t xml:space="preserve"/>
       </w:r>
@@ -649,7 +586,7 @@
           <w:color w:val="000000"/>
           <w:kern w:val="0"/>
           <w:lang w:val="es-ES" w:eastAsia="es-ES"/>
-          <ns2:ligatures ns2:val="none"/>
+          <w14:ligatures w14:val="none"/>
         </w:rPr>
         <w:t xml:space="preserve"/>
       </w:r>
@@ -659,7 +596,7 @@
           <w:color w:val="000000"/>
           <w:kern w:val="0"/>
           <w:lang w:val="es-ES" w:eastAsia="es-ES"/>
-          <ns2:ligatures ns2:val="none"/>
+          <w14:ligatures w14:val="none"/>
         </w:rPr>
         <w:t/>
       </w:r>
@@ -669,7 +606,7 @@
           <w:color w:val="000000"/>
           <w:kern w:val="0"/>
           <w:lang w:val="es-ES" w:eastAsia="es-ES"/>
-          <ns2:ligatures ns2:val="none"/>
+          <w14:ligatures w14:val="none"/>
         </w:rPr>
         <w:t/>
       </w:r>
@@ -681,7 +618,7 @@
           <w:kern w:val="0"/>
           <w:vertAlign w:val="superscript"/>
           <w:lang w:val="es-ES" w:eastAsia="es-ES"/>
-          <ns2:ligatures ns2:val="none"/>
+          <w14:ligatures w14:val="none"/>
         </w:rPr>
         <w:footnoteReference w:id="1"/>
       </w:r>
@@ -691,7 +628,7 @@
           <w:color w:val="000000"/>
           <w:kern w:val="0"/>
           <w:lang w:val="es-ES" w:eastAsia="es-ES"/>
-          <ns2:ligatures ns2:val="none"/>
+          <w14:ligatures w14:val="none"/>
         </w:rPr>
         <w:t xml:space="preserve"/>
       </w:r>
@@ -702,12 +639,12 @@
           <w:color w:val="000000"/>
           <w:kern w:val="0"/>
           <w:lang w:val="es-ES" w:eastAsia="es-ES"/>
-          <ns2:ligatures ns2:val="none"/>
+          <w14:ligatures w14:val="none"/>
         </w:rPr>
         <w:t/>
       </w:r>
     </w:p>
-    <w:p ns2:paraId="512911CE" ns2:textId="06EDCED1">
+    <w:p>
       <w:pPr>
         <w:spacing w:after="0" w:line="240" w:lineRule="auto"/>
         <w:jc w:val="both"/>
@@ -716,11 +653,11 @@
           <w:color w:val="000000"/>
           <w:kern w:val="0"/>
           <w:lang w:eastAsia="es-ES"/>
-          <ns2:ligatures ns2:val="none"/>
-        </w:rPr>
-      </w:pPr>
-    </w:p>
-    <w:p ns2:paraId="67C86C5D" ns2:textId="49359157">
+          <w14:ligatures w14:val="none"/>
+        </w:rPr>
+      </w:pPr>
+    </w:p>
+    <w:p>
       <w:pPr>
         <w:pStyle w:val="Prrafodelista"/>
         <w:numPr>
@@ -738,7 +675,7 @@
           <w:color w:val="000000"/>
           <w:kern w:val="0"/>
           <w:lang w:eastAsia="es-ES"/>
-          <ns2:ligatures ns2:val="none"/>
+          <w14:ligatures w14:val="none"/>
         </w:rPr>
       </w:pPr>
       <w:r>
@@ -747,7 +684,7 @@
           <w:color w:val="000000"/>
           <w:kern w:val="0"/>
           <w:lang w:eastAsia="es-ES"/>
-          <ns2:ligatures ns2:val="none"/>
+          <w14:ligatures w14:val="none"/>
         </w:rPr>
         <w:t xml:space="preserve">El 2 de junio de 2023, </w:t>
       </w:r>
@@ -757,7 +694,7 @@
           <w:color w:val="000000"/>
           <w:kern w:val="0"/>
           <w:lang w:eastAsia="es-ES"/>
-          <ns2:ligatures ns2:val="none"/>
+          <w14:ligatures w14:val="none"/>
         </w:rPr>
         <w:t xml:space="preserve">Servicio de Consultores Andinos S.A. </w:t>
       </w:r>
@@ -767,7 +704,7 @@
           <w:color w:val="000000"/>
           <w:kern w:val="0"/>
           <w:lang w:eastAsia="es-ES"/>
-          <ns2:ligatures ns2:val="none"/>
+          <w14:ligatures w14:val="none"/>
         </w:rPr>
         <w:t>contrató con La Positiva el Seguro Vehicular – Póliza 340084703 (en adelante, “Seguro Vehicular”) para el vehículo con Placa de Rodaje BCE-770</w:t>
       </w:r>
@@ -777,7 +714,7 @@
           <w:color w:val="000000"/>
           <w:kern w:val="0"/>
           <w:lang w:eastAsia="es-ES"/>
-          <ns2:ligatures ns2:val="none"/>
+          <w14:ligatures w14:val="none"/>
         </w:rPr>
         <w:t xml:space="preserve"> (en adelante, vehículo asegurado)</w:t>
       </w:r>
@@ -787,12 +724,12 @@
           <w:color w:val="000000"/>
           <w:kern w:val="0"/>
           <w:lang w:eastAsia="es-ES"/>
-          <ns2:ligatures ns2:val="none"/>
+          <w14:ligatures w14:val="none"/>
         </w:rPr>
         <w:t xml:space="preserve">. La póliza incluía la “Condición Especial 011: Garantía de Inspección”, que establecía como requisito la inspección del vehículo por parte de la compañía aseguradora. </w:t>
       </w:r>
     </w:p>
-    <w:p ns2:paraId="0EF21FED" ns2:textId="77777777">
+    <w:p>
       <w:pPr>
         <w:pStyle w:val="Prrafodelista"/>
         <w:spacing w:after="0" w:line="240" w:lineRule="auto"/>
@@ -803,11 +740,11 @@
           <w:color w:val="000000"/>
           <w:kern w:val="0"/>
           <w:lang w:eastAsia="es-ES"/>
-          <ns2:ligatures ns2:val="none"/>
-        </w:rPr>
-      </w:pPr>
-    </w:p>
-    <w:p ns2:paraId="79BF8F66" ns2:textId="11B49195">
+          <w14:ligatures w14:val="none"/>
+        </w:rPr>
+      </w:pPr>
+    </w:p>
+    <w:p>
       <w:pPr>
         <w:pStyle w:val="Prrafodelista"/>
         <w:numPr>
@@ -825,7 +762,7 @@
           <w:color w:val="000000"/>
           <w:kern w:val="0"/>
           <w:lang w:eastAsia="es-ES"/>
-          <ns2:ligatures ns2:val="none"/>
+          <w14:ligatures w14:val="none"/>
         </w:rPr>
       </w:pPr>
       <w:r>
@@ -834,7 +771,7 @@
           <w:color w:val="000000"/>
           <w:kern w:val="0"/>
           <w:lang w:eastAsia="es-ES"/>
-          <ns2:ligatures ns2:val="none"/>
+          <w14:ligatures w14:val="none"/>
         </w:rPr>
         <w:t>En esa fecha</w:t>
       </w:r>
@@ -844,7 +781,7 @@
           <w:color w:val="000000"/>
           <w:kern w:val="0"/>
           <w:lang w:eastAsia="es-ES"/>
-          <ns2:ligatures ns2:val="none"/>
+          <w14:ligatures w14:val="none"/>
         </w:rPr>
         <w:t xml:space="preserve">, </w:t>
       </w:r>
@@ -854,7 +791,7 @@
           <w:color w:val="000000"/>
           <w:kern w:val="0"/>
           <w:lang w:eastAsia="es-ES"/>
-          <ns2:ligatures ns2:val="none"/>
+          <w14:ligatures w14:val="none"/>
         </w:rPr>
         <w:t xml:space="preserve">se </w:t>
       </w:r>
@@ -864,7 +801,7 @@
           <w:color w:val="000000"/>
           <w:kern w:val="0"/>
           <w:lang w:eastAsia="es-ES"/>
-          <ns2:ligatures ns2:val="none"/>
+          <w14:ligatures w14:val="none"/>
         </w:rPr>
         <w:t xml:space="preserve">coordinó una cita para la inspección del vehículo asegurado, a la cual La Positiva no asistió. </w:t>
       </w:r>
@@ -874,7 +811,7 @@
           <w:color w:val="000000"/>
           <w:kern w:val="0"/>
           <w:lang w:eastAsia="es-ES"/>
-          <ns2:ligatures ns2:val="none"/>
+          <w14:ligatures w14:val="none"/>
         </w:rPr>
         <w:t>En cuanto a la</w:t>
       </w:r>
@@ -884,7 +821,7 @@
           <w:color w:val="000000"/>
           <w:kern w:val="0"/>
           <w:lang w:eastAsia="es-ES"/>
-          <ns2:ligatures ns2:val="none"/>
+          <w14:ligatures w14:val="none"/>
         </w:rPr>
         <w:t xml:space="preserve"> reprogramación de la inspección</w:t>
       </w:r>
@@ -894,7 +831,7 @@
           <w:color w:val="000000"/>
           <w:kern w:val="0"/>
           <w:lang w:eastAsia="es-ES"/>
-          <ns2:ligatures ns2:val="none"/>
+          <w14:ligatures w14:val="none"/>
         </w:rPr>
         <w:t xml:space="preserve">, no </w:t>
       </w:r>
@@ -904,7 +841,7 @@
           <w:color w:val="000000"/>
           <w:kern w:val="0"/>
           <w:lang w:eastAsia="es-ES"/>
-          <ns2:ligatures ns2:val="none"/>
+          <w14:ligatures w14:val="none"/>
         </w:rPr>
         <w:t xml:space="preserve">hubo gestión efectiva </w:t>
       </w:r>
@@ -914,7 +851,7 @@
           <w:color w:val="000000"/>
           <w:kern w:val="0"/>
           <w:lang w:eastAsia="es-ES"/>
-          <ns2:ligatures ns2:val="none"/>
+          <w14:ligatures w14:val="none"/>
         </w:rPr>
         <w:t xml:space="preserve">por parte de </w:t>
       </w:r>
@@ -924,7 +861,7 @@
           <w:color w:val="000000"/>
           <w:kern w:val="0"/>
           <w:lang w:eastAsia="es-ES"/>
-          <ns2:ligatures ns2:val="none"/>
+          <w14:ligatures w14:val="none"/>
         </w:rPr>
         <w:t>la compañía aseguradora</w:t>
       </w:r>
@@ -934,7 +871,7 @@
           <w:color w:val="000000"/>
           <w:kern w:val="0"/>
           <w:lang w:eastAsia="es-ES"/>
-          <ns2:ligatures ns2:val="none"/>
+          <w14:ligatures w14:val="none"/>
         </w:rPr>
         <w:t xml:space="preserve"> </w:t>
       </w:r>
@@ -944,7 +881,7 @@
           <w:color w:val="000000"/>
           <w:kern w:val="0"/>
           <w:lang w:eastAsia="es-ES"/>
-          <ns2:ligatures ns2:val="none"/>
+          <w14:ligatures w14:val="none"/>
         </w:rPr>
         <w:t>para que se realice la inspección del vehículo asegurado</w:t>
       </w:r>
@@ -954,12 +891,12 @@
           <w:color w:val="000000"/>
           <w:kern w:val="0"/>
           <w:lang w:eastAsia="es-ES"/>
-          <ns2:ligatures ns2:val="none"/>
+          <w14:ligatures w14:val="none"/>
         </w:rPr>
         <w:t>.</w:t>
       </w:r>
     </w:p>
-    <w:p ns2:paraId="039AE008" ns2:textId="77777777">
+    <w:p>
       <w:pPr>
         <w:pStyle w:val="Prrafodelista"/>
         <w:spacing w:line="240" w:lineRule="auto"/>
@@ -968,11 +905,11 @@
           <w:color w:val="000000"/>
           <w:kern w:val="0"/>
           <w:lang w:eastAsia="es-ES"/>
-          <ns2:ligatures ns2:val="none"/>
-        </w:rPr>
-      </w:pPr>
-    </w:p>
-    <w:p ns2:paraId="5F3EB461" ns2:textId="5AE159AF">
+          <w14:ligatures w14:val="none"/>
+        </w:rPr>
+      </w:pPr>
+    </w:p>
+    <w:p>
       <w:pPr>
         <w:pStyle w:val="Prrafodelista"/>
         <w:numPr>
@@ -990,7 +927,7 @@
           <w:color w:val="000000"/>
           <w:kern w:val="0"/>
           <w:lang w:eastAsia="es-ES"/>
-          <ns2:ligatures ns2:val="none"/>
+          <w14:ligatures w14:val="none"/>
         </w:rPr>
       </w:pPr>
       <w:r>
@@ -999,12 +936,12 @@
           <w:color w:val="000000"/>
           <w:kern w:val="0"/>
           <w:lang w:eastAsia="es-ES"/>
-          <ns2:ligatures ns2:val="none"/>
+          <w14:ligatures w14:val="none"/>
         </w:rPr>
         <w:t>Asimismo, La Positiva utilizó números telefónicos que no figuraban como canales formales consignados en el Seguro Vehicular para intentar realizar coordinaciones relacionadas con la inspección, incluyendo los números 934****41 y 995****55, distintos de los datos de contacto declarados en la póliza.</w:t>
       </w:r>
     </w:p>
-    <w:p ns2:paraId="44ED471F" ns2:textId="77777777">
+    <w:p>
       <w:pPr>
         <w:pStyle w:val="Prrafodelista"/>
         <w:spacing w:after="0" w:line="240" w:lineRule="auto"/>
@@ -1015,11 +952,11 @@
           <w:color w:val="000000"/>
           <w:kern w:val="0"/>
           <w:lang w:eastAsia="es-ES"/>
-          <ns2:ligatures ns2:val="none"/>
-        </w:rPr>
-      </w:pPr>
-    </w:p>
-    <w:p ns2:paraId="5DCE4EE5" ns2:textId="65961F2D">
+          <w14:ligatures w14:val="none"/>
+        </w:rPr>
+      </w:pPr>
+    </w:p>
+    <w:p>
       <w:pPr>
         <w:pStyle w:val="Prrafodelista"/>
         <w:numPr>
@@ -1037,7 +974,7 @@
           <w:color w:val="000000"/>
           <w:kern w:val="0"/>
           <w:lang w:eastAsia="es-ES"/>
-          <ns2:ligatures ns2:val="none"/>
+          <w14:ligatures w14:val="none"/>
         </w:rPr>
       </w:pPr>
       <w:r>
@@ -1046,12 +983,12 @@
           <w:color w:val="000000"/>
           <w:kern w:val="0"/>
           <w:lang w:eastAsia="es-ES"/>
-          <ns2:ligatures ns2:val="none"/>
+          <w14:ligatures w14:val="none"/>
         </w:rPr>
         <w:t>El 8 de mayo de 2024, ocurrió el robo total del vehículo asegurado, mientras era utilizado para fines personales, cuando se encontraba realizando compras en un establecimiento comercial del distrito de San Borja, acompañada de su cónyuge y un familiar de tercera edad, constatándose posteriormente que el vehículo no se encontraba en el lugar donde lo había estacionado. Se generó el registro Siniestro 341036606, consignándose las circunstancias del hecho.</w:t>
       </w:r>
     </w:p>
-    <w:p ns2:paraId="4EB590D7" ns2:textId="77777777">
+    <w:p>
       <w:pPr>
         <w:spacing w:after="0" w:line="240" w:lineRule="auto"/>
         <w:jc w:val="both"/>
@@ -1060,11 +997,11 @@
           <w:color w:val="000000"/>
           <w:kern w:val="0"/>
           <w:lang w:eastAsia="es-ES"/>
-          <ns2:ligatures ns2:val="none"/>
-        </w:rPr>
-      </w:pPr>
-    </w:p>
-    <w:p ns2:paraId="2682664B" ns2:textId="77777777">
+          <w14:ligatures w14:val="none"/>
+        </w:rPr>
+      </w:pPr>
+    </w:p>
+    <w:p>
       <w:pPr>
         <w:pStyle w:val="Prrafodelista"/>
         <w:numPr>
@@ -1082,7 +1019,7 @@
           <w:color w:val="000000"/>
           <w:kern w:val="0"/>
           <w:lang w:eastAsia="es-ES"/>
-          <ns2:ligatures ns2:val="none"/>
+          <w14:ligatures w14:val="none"/>
         </w:rPr>
       </w:pPr>
       <w:r>
@@ -1091,12 +1028,12 @@
           <w:color w:val="000000"/>
           <w:kern w:val="0"/>
           <w:lang w:eastAsia="es-ES"/>
-          <ns2:ligatures ns2:val="none"/>
+          <w14:ligatures w14:val="none"/>
         </w:rPr>
         <w:t>El 6 de junio de 2024, La Positiva emitió la Carta de Rechazo de Siniestro LPG.SINIESTROS.RCH IR 000000815-2024, denegando la cobertura del siniestro por la falta de inspección vehicular, invocando la “Condición Especial 011”.</w:t>
       </w:r>
     </w:p>
-    <w:p ns2:paraId="739B0B15" ns2:textId="77777777">
+    <w:p>
       <w:pPr>
         <w:pStyle w:val="Prrafodelista"/>
         <w:spacing w:after="0" w:line="240" w:lineRule="auto"/>
@@ -1107,11 +1044,11 @@
           <w:color w:val="000000"/>
           <w:kern w:val="0"/>
           <w:lang w:eastAsia="es-ES"/>
-          <ns2:ligatures ns2:val="none"/>
-        </w:rPr>
-      </w:pPr>
-    </w:p>
-    <w:p ns2:paraId="0D4B7116" ns2:textId="0A17A72F">
+          <w14:ligatures w14:val="none"/>
+        </w:rPr>
+      </w:pPr>
+    </w:p>
+    <w:p>
       <w:pPr>
         <w:pStyle w:val="Prrafodelista"/>
         <w:numPr>
@@ -1129,7 +1066,7 @@
           <w:color w:val="000000"/>
           <w:kern w:val="0"/>
           <w:lang w:eastAsia="es-ES"/>
-          <ns2:ligatures ns2:val="none"/>
+          <w14:ligatures w14:val="none"/>
         </w:rPr>
       </w:pPr>
       <w:r>
@@ -1138,7 +1075,7 @@
           <w:color w:val="000000"/>
           <w:kern w:val="0"/>
           <w:lang w:eastAsia="es-ES"/>
-          <ns2:ligatures ns2:val="none"/>
+          <w14:ligatures w14:val="none"/>
         </w:rPr>
         <w:t>Posteriormente</w:t>
       </w:r>
@@ -1148,7 +1085,7 @@
           <w:color w:val="000000"/>
           <w:kern w:val="0"/>
           <w:lang w:eastAsia="es-ES"/>
-          <ns2:ligatures ns2:val="none"/>
+          <w14:ligatures w14:val="none"/>
         </w:rPr>
         <w:t xml:space="preserve">, </w:t>
       </w:r>
@@ -1158,7 +1095,7 @@
           <w:color w:val="000000"/>
           <w:kern w:val="0"/>
           <w:lang w:eastAsia="es-ES"/>
-          <ns2:ligatures ns2:val="none"/>
+          <w14:ligatures w14:val="none"/>
         </w:rPr>
         <w:t xml:space="preserve">se </w:t>
       </w:r>
@@ -1168,12 +1105,12 @@
           <w:color w:val="000000"/>
           <w:kern w:val="0"/>
           <w:lang w:eastAsia="es-ES"/>
-          <ns2:ligatures ns2:val="none"/>
+          <w14:ligatures w14:val="none"/>
         </w:rPr>
         <w:t>presentó un reclamo ante la Defensoría del Asegurado (en adelante, DEFASEG), reiterando los argumentos sobre el incumplimiento de La Positiva en la inspección inicial y los intentos de reprogramación.</w:t>
       </w:r>
     </w:p>
-    <w:p ns2:paraId="5D14043C" ns2:textId="77777777">
+    <w:p>
       <w:pPr>
         <w:pStyle w:val="Prrafodelista"/>
         <w:spacing w:after="0" w:line="240" w:lineRule="auto"/>
@@ -1184,11 +1121,11 @@
           <w:color w:val="000000"/>
           <w:kern w:val="0"/>
           <w:lang w:eastAsia="es-ES"/>
-          <ns2:ligatures ns2:val="none"/>
-        </w:rPr>
-      </w:pPr>
-    </w:p>
-    <w:p ns2:paraId="33E14FF7" ns2:textId="1777415D">
+          <w14:ligatures w14:val="none"/>
+        </w:rPr>
+      </w:pPr>
+    </w:p>
+    <w:p>
       <w:pPr>
         <w:pStyle w:val="Prrafodelista"/>
         <w:numPr>
@@ -1206,7 +1143,7 @@
           <w:color w:val="000000"/>
           <w:kern w:val="0"/>
           <w:lang w:eastAsia="es-ES"/>
-          <ns2:ligatures ns2:val="none"/>
+          <w14:ligatures w14:val="none"/>
         </w:rPr>
       </w:pPr>
       <w:r>
@@ -1215,7 +1152,7 @@
           <w:color w:val="000000"/>
           <w:kern w:val="0"/>
           <w:lang w:eastAsia="es-ES"/>
-          <ns2:ligatures ns2:val="none"/>
+          <w14:ligatures w14:val="none"/>
         </w:rPr>
         <w:lastRenderedPageBreak/>
         <w:t>Luego</w:t>
@@ -1226,12 +1163,12 @@
           <w:color w:val="000000"/>
           <w:kern w:val="0"/>
           <w:lang w:eastAsia="es-ES"/>
-          <ns2:ligatures ns2:val="none"/>
+          <w14:ligatures w14:val="none"/>
         </w:rPr>
         <w:t xml:space="preserve">, la Defensoría del Asegurado emitió la Resolución de Recurso Impugnativo 020/25, mediante la cual declaró infundado el reclamo, señalando que, pese a que la inasistencia inicial de La Positiva a la cita del 2 de junio de 2023 le era imputable, correspondía al asegurado gestionar una nueva fecha de inspección durante el periodo de vigencia del Seguro Vehicular. </w:t>
       </w:r>
     </w:p>
-    <w:p ns2:paraId="338C2531" ns2:textId="77777777">
+    <w:p>
       <w:pPr>
         <w:pStyle w:val="Prrafodelista"/>
         <w:spacing w:line="240" w:lineRule="auto"/>
@@ -1240,11 +1177,11 @@
           <w:color w:val="000000"/>
           <w:kern w:val="0"/>
           <w:lang w:eastAsia="es-ES"/>
-          <ns2:ligatures ns2:val="none"/>
-        </w:rPr>
-      </w:pPr>
-    </w:p>
-    <w:p ns2:paraId="220BA380" ns2:textId="4E327074">
+          <w14:ligatures w14:val="none"/>
+        </w:rPr>
+      </w:pPr>
+    </w:p>
+    <w:p>
       <w:pPr>
         <w:pStyle w:val="Prrafodelista"/>
         <w:numPr>
@@ -1262,7 +1199,7 @@
           <w:color w:val="000000"/>
           <w:kern w:val="0"/>
           <w:lang w:eastAsia="es-ES"/>
-          <ns2:ligatures ns2:val="none"/>
+          <w14:ligatures w14:val="none"/>
         </w:rPr>
       </w:pPr>
       <w:r>
@@ -1271,7 +1208,7 @@
           <w:color w:val="000000"/>
           <w:kern w:val="0"/>
           <w:lang w:eastAsia="es-ES"/>
-          <ns2:ligatures ns2:val="none"/>
+          <w14:ligatures w14:val="none"/>
         </w:rPr>
         <w:t xml:space="preserve">Servicio de Consultores Andinos S.A. </w:t>
       </w:r>
@@ -1281,7 +1218,7 @@
           <w:color w:val="000000"/>
           <w:kern w:val="0"/>
           <w:lang w:eastAsia="es-ES"/>
-          <ns2:ligatures ns2:val="none"/>
+          <w14:ligatures w14:val="none"/>
         </w:rPr>
         <w:t xml:space="preserve">presentó una </w:t>
       </w:r>
@@ -1291,7 +1228,7 @@
           <w:color w:val="000000"/>
           <w:kern w:val="0"/>
           <w:lang w:eastAsia="es-ES"/>
-          <ns2:ligatures ns2:val="none"/>
+          <w14:ligatures w14:val="none"/>
         </w:rPr>
         <w:t>denuncia administrativa previa</w:t>
       </w:r>
@@ -1301,7 +1238,7 @@
           <w:color w:val="000000"/>
           <w:kern w:val="0"/>
           <w:lang w:eastAsia="es-ES"/>
-          <ns2:ligatures ns2:val="none"/>
+          <w14:ligatures w14:val="none"/>
         </w:rPr>
         <w:t xml:space="preserve"> contra La Positiva</w:t>
       </w:r>
@@ -1311,7 +1248,7 @@
           <w:color w:val="000000"/>
           <w:kern w:val="0"/>
           <w:lang w:eastAsia="es-ES"/>
-          <ns2:ligatures ns2:val="none"/>
+          <w14:ligatures w14:val="none"/>
         </w:rPr>
         <w:t xml:space="preserve"> </w:t>
       </w:r>
@@ -1321,7 +1258,7 @@
           <w:color w:val="000000"/>
           <w:kern w:val="0"/>
           <w:lang w:eastAsia="es-ES"/>
-          <ns2:ligatures ns2:val="none"/>
+          <w14:ligatures w14:val="none"/>
         </w:rPr>
         <w:t xml:space="preserve">que </w:t>
       </w:r>
@@ -1331,7 +1268,7 @@
           <w:color w:val="000000"/>
           <w:kern w:val="0"/>
           <w:lang w:eastAsia="es-ES"/>
-          <ns2:ligatures ns2:val="none"/>
+          <w14:ligatures w14:val="none"/>
         </w:rPr>
         <w:t xml:space="preserve">fue declarada improcedente por </w:t>
       </w:r>
@@ -1341,7 +1278,7 @@
           <w:color w:val="000000"/>
           <w:kern w:val="0"/>
           <w:lang w:eastAsia="es-ES"/>
-          <ns2:ligatures ns2:val="none"/>
+          <w14:ligatures w14:val="none"/>
         </w:rPr>
         <w:t xml:space="preserve">el </w:t>
       </w:r>
@@ -1351,7 +1288,7 @@
           <w:color w:val="000000"/>
           <w:kern w:val="0"/>
           <w:lang w:eastAsia="es-ES"/>
-          <ns2:ligatures ns2:val="none"/>
+          <w14:ligatures w14:val="none"/>
         </w:rPr>
         <w:t>Indecopi en el expediente</w:t>
       </w:r>
@@ -1361,7 +1298,7 @@
           <w:color w:val="000000"/>
           <w:kern w:val="0"/>
           <w:lang w:eastAsia="es-ES"/>
-          <ns2:ligatures ns2:val="none"/>
+          <w14:ligatures w14:val="none"/>
         </w:rPr>
         <w:t xml:space="preserve"> 1508-2025/CC1</w:t>
       </w:r>
@@ -1371,7 +1308,7 @@
           <w:color w:val="000000"/>
           <w:kern w:val="0"/>
           <w:lang w:eastAsia="es-ES"/>
-          <ns2:ligatures ns2:val="none"/>
+          <w14:ligatures w14:val="none"/>
         </w:rPr>
         <w:t xml:space="preserve"> </w:t>
       </w:r>
@@ -1381,7 +1318,7 @@
           <w:color w:val="000000"/>
           <w:kern w:val="0"/>
           <w:lang w:eastAsia="es-ES"/>
-          <ns2:ligatures ns2:val="none"/>
+          <w14:ligatures w14:val="none"/>
         </w:rPr>
         <w:t>debido a que el contratante</w:t>
       </w:r>
@@ -1391,7 +1328,7 @@
           <w:color w:val="000000"/>
           <w:kern w:val="0"/>
           <w:lang w:eastAsia="es-ES"/>
-          <ns2:ligatures ns2:val="none"/>
+          <w14:ligatures w14:val="none"/>
         </w:rPr>
         <w:t xml:space="preserve"> del Seguro Vehicular</w:t>
       </w:r>
@@ -1401,7 +1338,7 @@
           <w:color w:val="000000"/>
           <w:kern w:val="0"/>
           <w:lang w:eastAsia="es-ES"/>
-          <ns2:ligatures ns2:val="none"/>
+          <w14:ligatures w14:val="none"/>
         </w:rPr>
         <w:t xml:space="preserve">, Servicio de Consultores Andinos S.A., </w:t>
       </w:r>
@@ -1411,7 +1348,7 @@
           <w:color w:val="000000"/>
           <w:kern w:val="0"/>
           <w:lang w:eastAsia="es-ES"/>
-          <ns2:ligatures ns2:val="none"/>
+          <w14:ligatures w14:val="none"/>
         </w:rPr>
         <w:t xml:space="preserve">no calificaba como consumidor. No obstante, </w:t>
       </w:r>
@@ -1421,7 +1358,7 @@
           <w:color w:val="000000"/>
           <w:kern w:val="0"/>
           <w:lang w:eastAsia="es-ES"/>
-          <ns2:ligatures ns2:val="none"/>
+          <w14:ligatures w14:val="none"/>
         </w:rPr>
         <w:t xml:space="preserve">interpone la presente denuncia </w:t>
       </w:r>
@@ -1431,7 +1368,7 @@
           <w:color w:val="000000"/>
           <w:kern w:val="0"/>
           <w:lang w:eastAsia="es-ES"/>
-          <ns2:ligatures ns2:val="none"/>
+          <w14:ligatures w14:val="none"/>
         </w:rPr>
         <w:t xml:space="preserve">contra La Positiva </w:t>
       </w:r>
@@ -1441,7 +1378,7 @@
           <w:color w:val="000000"/>
           <w:kern w:val="0"/>
           <w:lang w:eastAsia="es-ES"/>
-          <ns2:ligatures ns2:val="none"/>
+          <w14:ligatures w14:val="none"/>
         </w:rPr>
         <w:t>en su calidad de consumidora final</w:t>
       </w:r>
@@ -1451,12 +1388,12 @@
           <w:color w:val="000000"/>
           <w:kern w:val="0"/>
           <w:lang w:eastAsia="es-ES"/>
-          <ns2:ligatures ns2:val="none"/>
+          <w14:ligatures w14:val="none"/>
         </w:rPr>
         <w:t>.</w:t>
       </w:r>
     </w:p>
-    <w:p ns2:paraId="60EB93B2" ns2:textId="77777777">
+    <w:p>
       <w:pPr>
         <w:spacing w:after="0" w:line="240" w:lineRule="auto"/>
         <w:jc w:val="both"/>
@@ -1465,11 +1402,11 @@
           <w:color w:val="000000"/>
           <w:kern w:val="0"/>
           <w:lang w:eastAsia="es-ES"/>
-          <ns2:ligatures ns2:val="none"/>
-        </w:rPr>
-      </w:pPr>
-    </w:p>
-    <w:p ns2:paraId="65C58807" ns2:textId="2CD3C643">
+          <w14:ligatures w14:val="none"/>
+        </w:rPr>
+      </w:pPr>
+    </w:p>
+    <w:p>
       <w:pPr>
         <w:numPr>
           <w:ilvl w:val="1"/>
@@ -1487,7 +1424,7 @@
           <w:color w:val="000000"/>
           <w:kern w:val="0"/>
           <w:lang w:val="es-ES" w:eastAsia="es-ES"/>
-          <ns2:ligatures ns2:val="none"/>
+          <w14:ligatures w14:val="none"/>
         </w:rPr>
       </w:pPr>
       <w:r>
@@ -1496,7 +1433,7 @@
           <w:color w:val="000000"/>
           <w:kern w:val="0"/>
           <w:lang w:val="es-ES" w:eastAsia="es-ES"/>
-          <ns2:ligatures ns2:val="none"/>
+          <w14:ligatures w14:val="none"/>
         </w:rPr>
         <w:t xml:space="preserve">La señora [APELLIDO] solicitó, en calidad de medida correctiva, que La Positiva cumpla con otorgar la cobertura correspondiente al siniestro 341036606 del vehículo de placa BCE-770 y pagar la indemnización correspondiente. Asimismo, requirió el reembolso de costos y costas del presente procedimiento.</w:t>
       </w:r>
@@ -1504,7 +1441,7 @@
         <w:rPr>
           <w:rFonts w:ascii="Arial Narrow" w:eastAsia="Calibri" w:hAnsi="Arial Narrow" w:cs="Arial"/>
           <w:kern w:val="0"/>
-          <ns2:ligatures ns2:val="none"/>
+          <w14:ligatures w14:val="none"/>
         </w:rPr>
         <w:t xml:space="preserve"/>
       </w:r>
@@ -1514,7 +1451,7 @@
           <w:color w:val="000000"/>
           <w:kern w:val="0"/>
           <w:lang w:val="es-ES" w:eastAsia="es-ES"/>
-          <ns2:ligatures ns2:val="none"/>
+          <w14:ligatures w14:val="none"/>
         </w:rPr>
         <w:t xml:space="preserve"/>
       </w:r>
@@ -1524,7 +1461,7 @@
           <w:color w:val="000000"/>
           <w:kern w:val="0"/>
           <w:lang w:val="es-ES" w:eastAsia="es-ES"/>
-          <ns2:ligatures ns2:val="none"/>
+          <w14:ligatures w14:val="none"/>
         </w:rPr>
         <w:t xml:space="preserve"/>
       </w:r>
@@ -1534,7 +1471,7 @@
           <w:color w:val="000000"/>
           <w:kern w:val="0"/>
           <w:lang w:val="es-ES" w:eastAsia="es-ES"/>
-          <ns2:ligatures ns2:val="none"/>
+          <w14:ligatures w14:val="none"/>
         </w:rPr>
         <w:t/>
       </w:r>
@@ -1544,7 +1481,7 @@
           <w:color w:val="000000"/>
           <w:kern w:val="0"/>
           <w:lang w:val="es-ES" w:eastAsia="es-ES"/>
-          <ns2:ligatures ns2:val="none"/>
+          <w14:ligatures w14:val="none"/>
         </w:rPr>
         <w:t xml:space="preserve"/>
       </w:r>
@@ -1554,7 +1491,7 @@
           <w:color w:val="000000"/>
           <w:kern w:val="0"/>
           <w:lang w:val="es-ES" w:eastAsia="es-ES"/>
-          <ns2:ligatures ns2:val="none"/>
+          <w14:ligatures w14:val="none"/>
         </w:rPr>
         <w:t/>
       </w:r>
@@ -1564,7 +1501,7 @@
           <w:color w:val="000000"/>
           <w:kern w:val="0"/>
           <w:lang w:val="es-ES" w:eastAsia="es-ES"/>
-          <ns2:ligatures ns2:val="none"/>
+          <w14:ligatures w14:val="none"/>
         </w:rPr>
         <w:t xml:space="preserve"/>
       </w:r>
@@ -1574,7 +1511,7 @@
           <w:color w:val="000000"/>
           <w:kern w:val="0"/>
           <w:lang w:val="es-ES" w:eastAsia="es-ES"/>
-          <ns2:ligatures ns2:val="none"/>
+          <w14:ligatures w14:val="none"/>
         </w:rPr>
         <w:t xml:space="preserve"/>
       </w:r>
@@ -1584,7 +1521,7 @@
           <w:color w:val="000000"/>
           <w:kern w:val="0"/>
           <w:lang w:val="es-ES" w:eastAsia="es-ES"/>
-          <ns2:ligatures ns2:val="none"/>
+          <w14:ligatures w14:val="none"/>
         </w:rPr>
         <w:t/>
       </w:r>
@@ -1594,7 +1531,7 @@
           <w:color w:val="000000"/>
           <w:kern w:val="0"/>
           <w:lang w:val="es-ES" w:eastAsia="es-ES"/>
-          <ns2:ligatures ns2:val="none"/>
+          <w14:ligatures w14:val="none"/>
         </w:rPr>
         <w:t/>
       </w:r>
@@ -1604,12 +1541,12 @@
           <w:color w:val="000000"/>
           <w:kern w:val="0"/>
           <w:lang w:val="es-ES" w:eastAsia="es-ES"/>
-          <ns2:ligatures ns2:val="none"/>
+          <w14:ligatures w14:val="none"/>
         </w:rPr>
         <w:t/>
       </w:r>
     </w:p>
-    <w:p ns2:paraId="66005174" ns2:textId="77777777">
+    <w:p>
       <w:pPr>
         <w:spacing w:after="0" w:line="240" w:lineRule="auto"/>
         <w:contextualSpacing/>
@@ -1620,11 +1557,11 @@
           <w:color w:val="000000"/>
           <w:kern w:val="0"/>
           <w:lang w:eastAsia="es-PE"/>
-          <ns2:ligatures ns2:val="none"/>
-        </w:rPr>
-      </w:pPr>
-    </w:p>
-    <w:p ns2:paraId="3541B1F9" ns2:textId="77777777">
+          <w14:ligatures w14:val="none"/>
+        </w:rPr>
+      </w:pPr>
+    </w:p>
+    <w:p>
       <w:pPr>
         <w:pStyle w:val="Prrafodelista"/>
         <w:numPr>
@@ -1644,22 +1581,22 @@
           <w:color w:val="000000"/>
           <w:kern w:val="0"/>
           <w:lang w:eastAsia="es-PE"/>
-          <ns2:ligatures ns2:val="none"/>
-        </w:rPr>
-      </w:pPr>
-      <w:r>
-        <w:rPr>
-          <w:rFonts w:ascii="Arial Narrow" w:eastAsia="Arial Narrow" w:hAnsi="Arial Narrow" w:cs="Arial Narrow"/>
-          <w:b/>
-          <w:color w:val="000000"/>
-          <w:kern w:val="0"/>
-          <w:lang w:eastAsia="es-PE"/>
-          <ns2:ligatures ns2:val="none"/>
+          <w14:ligatures w14:val="none"/>
+        </w:rPr>
+      </w:pPr>
+      <w:r>
+        <w:rPr>
+          <w:rFonts w:ascii="Arial Narrow" w:eastAsia="Arial Narrow" w:hAnsi="Arial Narrow" w:cs="Arial Narrow"/>
+          <w:b/>
+          <w:color w:val="000000"/>
+          <w:kern w:val="0"/>
+          <w:lang w:eastAsia="es-PE"/>
+          <w14:ligatures w14:val="none"/>
         </w:rPr>
         <w:t>DE LA ADMISIÓN A TRÁMITE DE LA DENUNCIA</w:t>
       </w:r>
     </w:p>
-    <w:p ns2:paraId="34556756" ns2:textId="77777777">
+    <w:p>
       <w:pPr>
         <w:spacing w:after="0" w:line="240" w:lineRule="auto"/>
         <w:contextualSpacing/>
@@ -1670,13 +1607,13 @@
           <w:color w:val="000000"/>
           <w:kern w:val="0"/>
           <w:lang w:eastAsia="es-PE"/>
-          <ns2:ligatures ns2:val="none"/>
+          <w14:ligatures w14:val="none"/>
         </w:rPr>
       </w:pPr>
       <w:bookmarkStart w:id="1" w:name="_Hlk212795168"/>
       <w:bookmarkStart w:id="2" w:name="_Hlk218848146"/>
     </w:p>
-    <w:p ns2:paraId="5F4266A4" ns2:textId="53E5706A">
+    <w:p>
       <w:pPr>
         <w:pStyle w:val="Prrafodelista"/>
         <w:numPr>
@@ -1689,7 +1626,7 @@
         <w:rPr>
           <w:rFonts w:ascii="Arial Narrow" w:eastAsia="Arial Narrow" w:hAnsi="Arial Narrow" w:cs="Arial Narrow"/>
           <w:kern w:val="0"/>
-          <ns2:ligatures ns2:val="none"/>
+          <w14:ligatures w14:val="none"/>
         </w:rPr>
       </w:pPr>
       <w:bookmarkStart w:id="3" w:name="_Hlk140755208"/>
@@ -1701,7 +1638,7 @@
           <w:color w:val="000000"/>
           <w:kern w:val="0"/>
           <w:lang w:eastAsia="es-PE"/>
-          <ns2:ligatures ns2:val="none"/>
+          <w14:ligatures w14:val="none"/>
         </w:rPr>
         <w:t>La Secretaría Técnica de la Comisión de Protección al Consumidor 1 (en adelante, la Secretaría Técnica), en ejercicio de sus facultades</w:t>
       </w:r>
@@ -1714,7 +1651,7 @@
           <w:rFonts w:ascii="Arial Narrow" w:eastAsia="Arial Narrow" w:hAnsi="Arial Narrow" w:cs="Arial Narrow"/>
           <w:kern w:val="0"/>
           <w:vertAlign w:val="superscript"/>
-          <ns2:ligatures ns2:val="none"/>
+          <w14:ligatures w14:val="none"/>
         </w:rPr>
         <w:footnoteReference w:id="2"/>
       </w:r>
@@ -1724,7 +1661,7 @@
           <w:color w:val="000000"/>
           <w:kern w:val="0"/>
           <w:lang w:eastAsia="es-PE"/>
-          <ns2:ligatures ns2:val="none"/>
+          <w14:ligatures w14:val="none"/>
         </w:rPr>
         <w:t xml:space="preserve">, </w:t>
       </w:r>
@@ -1734,7 +1671,7 @@
           <w:color w:val="000000"/>
           <w:kern w:val="0"/>
           <w:lang w:eastAsia="es-PE"/>
-          <ns2:ligatures ns2:val="none"/>
+          <w14:ligatures w14:val="none"/>
         </w:rPr>
         <w:t xml:space="preserve">considera </w:t>
       </w:r>
@@ -1742,7 +1679,7 @@
         <w:rPr>
           <w:rFonts w:ascii="Arial Narrow" w:eastAsia="Arial Narrow" w:hAnsi="Arial Narrow" w:cs="Arial Narrow"/>
           <w:kern w:val="0"/>
-          <ns2:ligatures ns2:val="none"/>
+          <w14:ligatures w14:val="none"/>
         </w:rPr>
         <w:t xml:space="preserve">que el hecho denunciado, </w:t>
       </w:r>
@@ -1751,7 +1688,7 @@
         <w:rPr>
           <w:rFonts w:ascii="Arial Narrow" w:eastAsia="Arial Narrow" w:hAnsi="Arial Narrow" w:cs="Arial Narrow"/>
           <w:kern w:val="0"/>
-          <ns2:ligatures ns2:val="none"/>
+          <w14:ligatures w14:val="none"/>
         </w:rPr>
         <w:t xml:space="preserve">consistente en que </w:t>
       </w:r>
@@ -1765,7 +1702,7 @@
           <w:kern w:val="0"/>
           <w:shd w:val="clear" w:color="auto" w:fill="FFFFFF"/>
           <w:lang w:eastAsia="es-PE"/>
-          <ns2:ligatures ns2:val="none"/>
+          <w14:ligatures w14:val="none"/>
         </w:rPr>
         <w:t>la compañía aseguradora habría rechazado injustificadamente a la denunciante la cobertura del Seguro Vehicular – Póliza 340084703 por el robo total del vehículo con Placa de Rodaje BCE-770</w:t>
       </w:r>
@@ -1773,7 +1710,7 @@
         <w:rPr>
           <w:rFonts w:ascii="Arial Narrow" w:eastAsia="Arial Narrow" w:hAnsi="Arial Narrow" w:cs="Arial Narrow"/>
           <w:kern w:val="0"/>
-          <ns2:ligatures ns2:val="none"/>
+          <w14:ligatures w14:val="none"/>
         </w:rPr>
         <w:t>; involucraría una presunta afectación a sus expectativas, quien no habría encontrado una correspondencia entre lo que esperaba recibir de parte del proveedor y lo que realmente recibió. Por consiguiente, corresponde calificar el hecho materia de denuncia como una presunta infracción al deber de idoneidad, tipificado en los artículos 18</w:t>
       </w:r>
@@ -1783,7 +1720,7 @@
           <w:color w:val="000000"/>
           <w:kern w:val="0"/>
           <w:lang w:eastAsia="es-PE"/>
-          <ns2:ligatures ns2:val="none"/>
+          <w14:ligatures w14:val="none"/>
         </w:rPr>
         <w:t/>
       </w:r>
@@ -1791,7 +1728,7 @@
         <w:rPr>
           <w:rFonts w:ascii="Arial Narrow" w:eastAsia="Arial Narrow" w:hAnsi="Arial Narrow" w:cs="Arial Narrow"/>
           <w:kern w:val="0"/>
-          <ns2:ligatures ns2:val="none"/>
+          <w14:ligatures w14:val="none"/>
         </w:rPr>
         <w:t xml:space="preserve"> y 19</w:t>
       </w:r>
@@ -1801,7 +1738,7 @@
           <w:color w:val="000000"/>
           <w:kern w:val="0"/>
           <w:lang w:eastAsia="es-PE"/>
-          <ns2:ligatures ns2:val="none"/>
+          <w14:ligatures w14:val="none"/>
         </w:rPr>
         <w:t/>
       </w:r>
@@ -1809,7 +1746,7 @@
         <w:rPr>
           <w:rFonts w:ascii="Arial Narrow" w:eastAsia="Arial Narrow" w:hAnsi="Arial Narrow" w:cs="Arial Narrow"/>
           <w:kern w:val="0"/>
-          <ns2:ligatures ns2:val="none"/>
+          <w14:ligatures w14:val="none"/>
         </w:rPr>
         <w:t xml:space="preserve"> del Código</w:t>
       </w:r>
@@ -1821,7 +1758,7 @@
           <w:rFonts w:ascii="Arial Narrow" w:eastAsia="Arial Narrow" w:hAnsi="Arial Narrow" w:cs="Arial"/>
           <w:kern w:val="0"/>
           <w:vertAlign w:val="superscript"/>
-          <ns2:ligatures ns2:val="none"/>
+          <w14:ligatures w14:val="none"/>
         </w:rPr>
         <w:footnoteReference w:id="3"/>
       </w:r>
@@ -1830,13 +1767,13 @@
         <w:rPr>
           <w:rFonts w:ascii="Arial Narrow" w:eastAsia="Arial Narrow" w:hAnsi="Arial Narrow" w:cs="Arial Narrow"/>
           <w:kern w:val="0"/>
-          <ns2:ligatures ns2:val="none"/>
+          <w14:ligatures w14:val="none"/>
         </w:rPr>
         <w:t>.</w:t>
       </w:r>
       <w:bookmarkEnd w:id="8"/>
     </w:p>
-    <w:p ns2:paraId="116891C0" ns2:textId="77777777">
+    <w:p>
       <w:pPr>
         <w:pStyle w:val="Prrafodelista"/>
         <w:spacing w:after="0" w:line="240" w:lineRule="auto"/>
@@ -1845,11 +1782,11 @@
         <w:rPr>
           <w:rFonts w:ascii="Arial Narrow" w:eastAsia="Arial Narrow" w:hAnsi="Arial Narrow" w:cs="Arial Narrow"/>
           <w:kern w:val="0"/>
-          <ns2:ligatures ns2:val="none"/>
-        </w:rPr>
-      </w:pPr>
-    </w:p>
-    <w:p ns2:paraId="797C69B2" ns2:textId="4EBEA40F">
+          <w14:ligatures w14:val="none"/>
+        </w:rPr>
+      </w:pPr>
+    </w:p>
+    <w:p>
       <w:pPr>
         <w:pStyle w:val="Prrafodelista"/>
         <w:numPr>
@@ -1862,7 +1799,7 @@
         <w:rPr>
           <w:rFonts w:ascii="Arial Narrow" w:eastAsia="Arial Narrow" w:hAnsi="Arial Narrow" w:cs="Arial Narrow"/>
           <w:kern w:val="0"/>
-          <ns2:ligatures ns2:val="none"/>
+          <w14:ligatures w14:val="none"/>
         </w:rPr>
       </w:pPr>
       <w:bookmarkStart w:id="11" w:name="_Hlk213150180"/>
@@ -1870,7 +1807,7 @@
         <w:rPr>
           <w:rFonts w:ascii="Arial Narrow" w:eastAsia="Arial Narrow" w:hAnsi="Arial Narrow" w:cs="Arial Narrow"/>
           <w:kern w:val="0"/>
-          <ns2:ligatures ns2:val="none"/>
+          <w14:ligatures w14:val="none"/>
         </w:rPr>
         <w:t xml:space="preserve">Así también, la Secretaría Técnica, en ejercicio de sus facultades, </w:t>
       </w:r>
@@ -1880,7 +1817,7 @@
           <w:color w:val="000000"/>
           <w:kern w:val="0"/>
           <w:lang w:eastAsia="es-PE"/>
-          <ns2:ligatures ns2:val="none"/>
+          <w14:ligatures w14:val="none"/>
         </w:rPr>
         <w:t xml:space="preserve">considera </w:t>
       </w:r>
@@ -1888,7 +1825,7 @@
         <w:rPr>
           <w:rFonts w:ascii="Arial Narrow" w:eastAsia="Arial Narrow" w:hAnsi="Arial Narrow" w:cs="Arial Narrow"/>
           <w:kern w:val="0"/>
-          <ns2:ligatures ns2:val="none"/>
+          <w14:ligatures w14:val="none"/>
         </w:rPr>
         <w:t xml:space="preserve">que el hecho denunciado, consistente en que </w:t>
       </w:r>
@@ -1900,7 +1837,7 @@
           <w:kern w:val="0"/>
           <w:shd w:val="clear" w:color="auto" w:fill="FFFFFF"/>
           <w:lang w:eastAsia="es-PE"/>
-          <ns2:ligatures ns2:val="none"/>
+          <w14:ligatures w14:val="none"/>
         </w:rPr>
         <w:t>la compañía aseguradora habría rechazado injustificadamente la cobertura del Seguro Vehicular – Póliza 340084703 a la denunciante, por el robo total del vehículo con Placa de Rodaje BCE-770 ocurrido el 8 de mayo de 2024</w:t>
       </w:r>
@@ -1908,7 +1845,7 @@
         <w:rPr>
           <w:rFonts w:ascii="Arial Narrow" w:eastAsia="Arial Narrow" w:hAnsi="Arial Narrow" w:cs="Arial Narrow"/>
           <w:kern w:val="0"/>
-          <ns2:ligatures ns2:val="none"/>
+          <w14:ligatures w14:val="none"/>
         </w:rPr>
         <w:t>; involucraría una presunta afectación a sus expectativas, quien no habría encontrado una correspondencia entre lo que esperaba recibir de parte del proveedor y lo que realmente recibió. Por consiguiente, corresponde calificar el hecho materia de denuncia como una presunta infracción al deber de idoneidad, tipificado en los artículos 18</w:t>
       </w:r>
@@ -1918,7 +1855,7 @@
           <w:color w:val="000000"/>
           <w:kern w:val="0"/>
           <w:lang w:eastAsia="es-PE"/>
-          <ns2:ligatures ns2:val="none"/>
+          <w14:ligatures w14:val="none"/>
         </w:rPr>
         <w:t/>
       </w:r>
@@ -1926,7 +1863,7 @@
         <w:rPr>
           <w:rFonts w:ascii="Arial Narrow" w:eastAsia="Arial Narrow" w:hAnsi="Arial Narrow" w:cs="Arial Narrow"/>
           <w:kern w:val="0"/>
-          <ns2:ligatures ns2:val="none"/>
+          <w14:ligatures w14:val="none"/>
         </w:rPr>
         <w:t xml:space="preserve"> y 19</w:t>
       </w:r>
@@ -1936,7 +1873,7 @@
           <w:color w:val="000000"/>
           <w:kern w:val="0"/>
           <w:lang w:eastAsia="es-PE"/>
-          <ns2:ligatures ns2:val="none"/>
+          <w14:ligatures w14:val="none"/>
         </w:rPr>
         <w:t/>
       </w:r>
@@ -1944,7 +1881,7 @@
         <w:rPr>
           <w:rFonts w:ascii="Arial Narrow" w:eastAsia="Arial Narrow" w:hAnsi="Arial Narrow" w:cs="Arial Narrow"/>
           <w:kern w:val="0"/>
-          <ns2:ligatures ns2:val="none"/>
+          <w14:ligatures w14:val="none"/>
         </w:rPr>
         <w:t xml:space="preserve"> del Código</w:t>
       </w:r>
@@ -1955,24 +1892,24 @@
           <w:color w:val="000000"/>
           <w:kern w:val="0"/>
           <w:lang w:eastAsia="es-PE"/>
-          <ns2:ligatures ns2:val="none"/>
+          <w14:ligatures w14:val="none"/>
         </w:rPr>
         <w:t xml:space="preserve">. </w:t>
       </w:r>
       <w:bookmarkStart w:id="12" w:name="_Hlk212534267"/>
       <w:bookmarkEnd w:id="1"/>
     </w:p>
-    <w:p ns2:paraId="55417831" ns2:textId="77777777">
+    <w:p>
       <w:pPr>
         <w:pStyle w:val="Prrafodelista"/>
         <w:rPr>
           <w:rFonts w:ascii="Arial Narrow" w:eastAsia="Arial Narrow" w:hAnsi="Arial Narrow" w:cs="Arial Narrow"/>
           <w:kern w:val="0"/>
-          <ns2:ligatures ns2:val="none"/>
-        </w:rPr>
-      </w:pPr>
-    </w:p>
-    <w:p ns2:paraId="6AFBB451" ns2:textId="23F08399">
+          <w14:ligatures w14:val="none"/>
+        </w:rPr>
+      </w:pPr>
+    </w:p>
+    <w:p>
       <w:pPr>
         <w:pStyle w:val="Prrafodelista"/>
         <w:numPr>
@@ -1985,14 +1922,14 @@
         <w:rPr>
           <w:rFonts w:ascii="Arial Narrow" w:eastAsia="Arial Narrow" w:hAnsi="Arial Narrow" w:cs="Arial Narrow"/>
           <w:kern w:val="0"/>
-          <ns2:ligatures ns2:val="none"/>
-        </w:rPr>
-      </w:pPr>
-      <w:r>
-        <w:rPr>
-          <w:rFonts w:ascii="Arial Narrow" w:eastAsia="Arial Narrow" w:hAnsi="Arial Narrow" w:cs="Arial Narrow"/>
-          <w:kern w:val="0"/>
-          <ns2:ligatures ns2:val="none"/>
+          <w14:ligatures w14:val="none"/>
+        </w:rPr>
+      </w:pPr>
+      <w:r>
+        <w:rPr>
+          <w:rFonts w:ascii="Arial Narrow" w:eastAsia="Arial Narrow" w:hAnsi="Arial Narrow" w:cs="Arial Narrow"/>
+          <w:kern w:val="0"/>
+          <w14:ligatures w14:val="none"/>
         </w:rPr>
         <w:t xml:space="preserve">Además, </w:t>
       </w:r>
@@ -2000,7 +1937,7 @@
         <w:rPr>
           <w:rFonts w:ascii="Arial Narrow" w:eastAsia="Arial Narrow" w:hAnsi="Arial Narrow" w:cs="Arial Narrow"/>
           <w:kern w:val="0"/>
-          <ns2:ligatures ns2:val="none"/>
+          <w14:ligatures w14:val="none"/>
         </w:rPr>
         <w:t xml:space="preserve">la Secretaría Técnica, en ejercicio de sus facultades, </w:t>
       </w:r>
@@ -2010,7 +1947,7 @@
           <w:color w:val="000000"/>
           <w:kern w:val="0"/>
           <w:lang w:eastAsia="es-PE"/>
-          <ns2:ligatures ns2:val="none"/>
+          <w14:ligatures w14:val="none"/>
         </w:rPr>
         <w:t xml:space="preserve">considera </w:t>
       </w:r>
@@ -2018,7 +1955,7 @@
         <w:rPr>
           <w:rFonts w:ascii="Arial Narrow" w:eastAsia="Arial Narrow" w:hAnsi="Arial Narrow" w:cs="Arial Narrow"/>
           <w:kern w:val="0"/>
-          <ns2:ligatures ns2:val="none"/>
+          <w14:ligatures w14:val="none"/>
         </w:rPr>
         <w:t xml:space="preserve">que el hecho denunciado, consistente en que </w:t>
       </w:r>
@@ -2029,7 +1966,7 @@
           <w:kern w:val="0"/>
           <w:shd w:val="clear" w:color="auto" w:fill="FFFFFF"/>
           <w:lang w:eastAsia="es-PE"/>
-          <ns2:ligatures ns2:val="none"/>
+          <w14:ligatures w14:val="none"/>
         </w:rPr>
         <w:t>la compañía aseguradora no habría adoptado las medidas necesarias para que el denunciante cumpla con la formalidad de la inspección vehicular prevista en la Condición Especial 011 del Seguro Vehicular – Póliza 340084703</w:t>
       </w:r>
@@ -2037,7 +1974,7 @@
         <w:rPr>
           <w:rFonts w:ascii="Arial Narrow" w:eastAsia="Arial Narrow" w:hAnsi="Arial Narrow" w:cs="Arial Narrow"/>
           <w:kern w:val="0"/>
-          <ns2:ligatures ns2:val="none"/>
+          <w14:ligatures w14:val="none"/>
         </w:rPr>
         <w:t>; involucraría una presunta afectación a sus expectativas, quien no habría encontrado una correspondencia entre lo que esperaba recibir de parte del proveedor y lo que realmente recibió. Por consiguiente, corresponde calificar el hecho materia de denuncia como una presunta infracción al deber de idoneidad, tipificado en los artículos 18</w:t>
       </w:r>
@@ -2047,7 +1984,7 @@
           <w:color w:val="000000"/>
           <w:kern w:val="0"/>
           <w:lang w:eastAsia="es-PE"/>
-          <ns2:ligatures ns2:val="none"/>
+          <w14:ligatures w14:val="none"/>
         </w:rPr>
         <w:t/>
       </w:r>
@@ -2055,7 +1992,7 @@
         <w:rPr>
           <w:rFonts w:ascii="Arial Narrow" w:eastAsia="Arial Narrow" w:hAnsi="Arial Narrow" w:cs="Arial Narrow"/>
           <w:kern w:val="0"/>
-          <ns2:ligatures ns2:val="none"/>
+          <w14:ligatures w14:val="none"/>
         </w:rPr>
         <w:t xml:space="preserve"> y 19</w:t>
       </w:r>
@@ -2065,7 +2002,7 @@
           <w:color w:val="000000"/>
           <w:kern w:val="0"/>
           <w:lang w:eastAsia="es-PE"/>
-          <ns2:ligatures ns2:val="none"/>
+          <w14:ligatures w14:val="none"/>
         </w:rPr>
         <w:t/>
       </w:r>
@@ -2073,7 +2010,7 @@
         <w:rPr>
           <w:rFonts w:ascii="Arial Narrow" w:eastAsia="Arial Narrow" w:hAnsi="Arial Narrow" w:cs="Arial Narrow"/>
           <w:kern w:val="0"/>
-          <ns2:ligatures ns2:val="none"/>
+          <w14:ligatures w14:val="none"/>
         </w:rPr>
         <w:t xml:space="preserve"> del Código</w:t>
       </w:r>
@@ -2084,12 +2021,12 @@
           <w:color w:val="000000"/>
           <w:kern w:val="0"/>
           <w:lang w:eastAsia="es-PE"/>
-          <ns2:ligatures ns2:val="none"/>
+          <w14:ligatures w14:val="none"/>
         </w:rPr>
         <w:t xml:space="preserve">. </w:t>
       </w:r>
     </w:p>
-    <w:p ns2:paraId="638B2AAC" ns2:textId="77777777">
+    <w:p>
       <w:pPr>
         <w:pStyle w:val="Prrafodelista"/>
         <w:spacing w:after="0" w:line="240" w:lineRule="auto"/>
@@ -2098,12 +2035,12 @@
         <w:rPr>
           <w:rFonts w:ascii="Arial Narrow" w:eastAsia="Arial Narrow" w:hAnsi="Arial Narrow" w:cs="Arial Narrow"/>
           <w:kern w:val="0"/>
-          <ns2:ligatures ns2:val="none"/>
+          <w14:ligatures w14:val="none"/>
         </w:rPr>
       </w:pPr>
       <w:bookmarkStart w:id="13" w:name="_Hlk210652752"/>
     </w:p>
-    <w:p ns2:paraId="7A2CF596" ns2:textId="2F1BE3CC">
+    <w:p>
       <w:pPr>
         <w:pStyle w:val="Prrafodelista"/>
         <w:numPr>
@@ -2116,14 +2053,14 @@
         <w:rPr>
           <w:rFonts w:ascii="Arial Narrow" w:eastAsia="Arial Narrow" w:hAnsi="Arial Narrow" w:cs="Arial Narrow"/>
           <w:kern w:val="0"/>
-          <ns2:ligatures ns2:val="none"/>
-        </w:rPr>
-      </w:pPr>
-      <w:r>
-        <w:rPr>
-          <w:rFonts w:ascii="Arial Narrow" w:eastAsia="Arial Narrow" w:hAnsi="Arial Narrow" w:cs="Arial Narrow"/>
-          <w:kern w:val="0"/>
-          <ns2:ligatures ns2:val="none"/>
+          <w14:ligatures w14:val="none"/>
+        </w:rPr>
+      </w:pPr>
+      <w:r>
+        <w:rPr>
+          <w:rFonts w:ascii="Arial Narrow" w:eastAsia="Arial Narrow" w:hAnsi="Arial Narrow" w:cs="Arial Narrow"/>
+          <w:kern w:val="0"/>
+          <w14:ligatures w14:val="none"/>
         </w:rPr>
         <w:t xml:space="preserve">Así también, </w:t>
       </w:r>
@@ -2132,7 +2069,7 @@
         <w:rPr>
           <w:rFonts w:ascii="Arial Narrow" w:eastAsia="Arial Narrow" w:hAnsi="Arial Narrow" w:cs="Arial Narrow"/>
           <w:kern w:val="0"/>
-          <ns2:ligatures ns2:val="none"/>
+          <w14:ligatures w14:val="none"/>
         </w:rPr>
         <w:t xml:space="preserve">la Secretaría Técnica, en ejercicio de sus facultades, considera que el hecho denunciado, consistente en que </w:t>
       </w:r>
@@ -2142,7 +2079,7 @@
           <w:color w:val="000000"/>
           <w:kern w:val="0"/>
           <w:lang w:val="es-ES" w:eastAsia="es-ES"/>
-          <ns2:ligatures ns2:val="none"/>
+          <w14:ligatures w14:val="none"/>
         </w:rPr>
         <w:t>la compañía aseguradora habría incluido una cláusula abusiva en el Seguro Vehicular – Póliza 340084703, la cual se encontraba referida “Condición Especial 011: Garantía de Inspección”</w:t>
       </w:r>
@@ -2150,7 +2087,7 @@
         <w:rPr>
           <w:rFonts w:ascii="Arial Narrow" w:eastAsia="Arial Narrow" w:hAnsi="Arial Narrow" w:cs="Arial Narrow"/>
           <w:kern w:val="0"/>
-          <ns2:ligatures ns2:val="none"/>
+          <w14:ligatures w14:val="none"/>
         </w:rPr>
         <w:t xml:space="preserve">. Por consiguiente, corresponde calificar el hecho materia de denuncia como una presunta infracción a la disposición sobre cláusulas abusivas, tipificado en </w:t>
       </w:r>
@@ -2166,7 +2103,7 @@
           <w:rFonts w:ascii="Arial Narrow" w:eastAsia="Arial Narrow" w:hAnsi="Arial Narrow" w:cs="Arial"/>
           <w:kern w:val="0"/>
           <w:vertAlign w:val="superscript"/>
-          <ns2:ligatures ns2:val="none"/>
+          <w14:ligatures w14:val="none"/>
         </w:rPr>
         <w:footnoteReference w:id="4"/>
       </w:r>
@@ -2174,7 +2111,7 @@
         <w:rPr>
           <w:rFonts w:ascii="Arial Narrow" w:eastAsia="Arial Narrow" w:hAnsi="Arial Narrow" w:cs="Arial Narrow"/>
           <w:kern w:val="0"/>
-          <ns2:ligatures ns2:val="none"/>
+          <w14:ligatures w14:val="none"/>
         </w:rPr>
         <w:t>.</w:t>
       </w:r>
@@ -2186,7 +2123,7 @@
     <w:bookmarkEnd w:id="6"/>
     <w:bookmarkEnd w:id="9"/>
     <w:bookmarkEnd w:id="15"/>
-    <w:p ns2:paraId="432038D6" ns2:textId="0A9F6D75">
+    <w:p>
       <w:pPr>
         <w:spacing w:after="0" w:line="240" w:lineRule="auto"/>
         <w:jc w:val="both"/>
@@ -2194,12 +2131,12 @@
           <w:rFonts w:ascii="Arial Narrow" w:eastAsia="Calibri" w:hAnsi="Arial Narrow" w:cs="Arial Narrow"/>
           <w:kern w:val="0"/>
           <w:lang w:eastAsia="es-PE"/>
-          <ns2:ligatures ns2:val="none"/>
+          <w14:ligatures w14:val="none"/>
         </w:rPr>
       </w:pPr>
     </w:p>
     <w:bookmarkEnd w:id="2"/>
-    <w:p ns2:paraId="463134E5" ns2:textId="77777777">
+    <w:p>
       <w:pPr>
         <w:pStyle w:val="Prrafodelista"/>
         <w:numPr>
@@ -2213,7 +2150,7 @@
           <w:rFonts w:ascii="Arial Narrow" w:eastAsia="Calibri" w:hAnsi="Arial Narrow" w:cs="Arial Narrow"/>
           <w:kern w:val="0"/>
           <w:lang w:eastAsia="es-PE"/>
-          <ns2:ligatures ns2:val="none"/>
+          <w14:ligatures w14:val="none"/>
         </w:rPr>
       </w:pPr>
       <w:r>
@@ -2222,7 +2159,7 @@
           <w:color w:val="000000"/>
           <w:kern w:val="0"/>
           <w:lang w:eastAsia="es-PE"/>
-          <ns2:ligatures ns2:val="none"/>
+          <w14:ligatures w14:val="none"/>
         </w:rPr>
         <w:t>En tanto la denuncia reúne los requisitos establecidos por la norma citada, corresponde admitirla a trámite</w:t>
       </w:r>
@@ -2232,7 +2169,7 @@
           <w:rFonts w:ascii="Arial Narrow" w:eastAsia="Arial Narrow" w:hAnsi="Arial Narrow" w:cs="Arial Narrow"/>
           <w:kern w:val="0"/>
           <w:vertAlign w:val="superscript"/>
-          <ns2:ligatures ns2:val="none"/>
+          <w14:ligatures w14:val="none"/>
         </w:rPr>
         <w:footnoteReference w:id="5"/>
       </w:r>
@@ -2242,13 +2179,13 @@
           <w:color w:val="000000"/>
           <w:kern w:val="0"/>
           <w:lang w:eastAsia="es-PE"/>
-          <ns2:ligatures ns2:val="none"/>
+          <w14:ligatures w14:val="none"/>
         </w:rPr>
         <w:t>.</w:t>
       </w:r>
       <w:bookmarkStart w:id="16" w:name="_Hlk214963039"/>
     </w:p>
-    <w:p ns2:paraId="68C71625" ns2:textId="77777777">
+    <w:p>
       <w:pPr>
         <w:spacing w:after="0" w:line="240" w:lineRule="auto"/>
         <w:ind w:left="567"/>
@@ -2259,12 +2196,12 @@
           <w:color w:val="000000"/>
           <w:kern w:val="0"/>
           <w:lang w:eastAsia="es-PE"/>
-          <ns2:ligatures ns2:val="none"/>
+          <w14:ligatures w14:val="none"/>
         </w:rPr>
       </w:pPr>
       <w:bookmarkStart w:id="17" w:name="_Hlk214963071"/>
     </w:p>
-    <w:p ns2:paraId="38A98B4B" ns2:textId="77777777">
+    <w:p>
       <w:pPr>
         <w:pStyle w:val="Prrafodelista"/>
         <w:numPr>
@@ -2284,22 +2221,22 @@
           <w:color w:val="000000"/>
           <w:kern w:val="0"/>
           <w:lang w:eastAsia="es-PE"/>
-          <ns2:ligatures ns2:val="none"/>
-        </w:rPr>
-      </w:pPr>
-      <w:r>
-        <w:rPr>
-          <w:rFonts w:ascii="Arial Narrow" w:eastAsia="Arial Narrow" w:hAnsi="Arial Narrow" w:cs="Arial Narrow"/>
-          <w:b/>
-          <w:color w:val="000000"/>
-          <w:kern w:val="0"/>
-          <w:lang w:eastAsia="es-PE"/>
-          <ns2:ligatures ns2:val="none"/>
+          <w14:ligatures w14:val="none"/>
+        </w:rPr>
+      </w:pPr>
+      <w:r>
+        <w:rPr>
+          <w:rFonts w:ascii="Arial Narrow" w:eastAsia="Arial Narrow" w:hAnsi="Arial Narrow" w:cs="Arial Narrow"/>
+          <w:b/>
+          <w:color w:val="000000"/>
+          <w:kern w:val="0"/>
+          <w:lang w:eastAsia="es-PE"/>
+          <w14:ligatures w14:val="none"/>
         </w:rPr>
         <w:t>REQUERIMIENTO DE INFORMACIÓN</w:t>
       </w:r>
     </w:p>
-    <w:p ns2:paraId="5B518DC4" ns2:textId="77777777">
+    <w:p>
       <w:pPr>
         <w:spacing w:after="0" w:line="240" w:lineRule="auto"/>
         <w:jc w:val="both"/>
@@ -2308,11 +2245,11 @@
           <w:color w:val="000000"/>
           <w:kern w:val="0"/>
           <w:lang w:val="es-ES" w:eastAsia="es-ES"/>
-          <ns2:ligatures ns2:val="none"/>
-        </w:rPr>
-      </w:pPr>
-    </w:p>
-    <w:p ns2:paraId="62B88A04" ns2:textId="46C24EE0">
+          <w14:ligatures w14:val="none"/>
+        </w:rPr>
+      </w:pPr>
+    </w:p>
+    <w:p>
       <w:pPr>
         <w:pStyle w:val="Prrafodelista"/>
         <w:numPr>
@@ -2327,7 +2264,7 @@
           <w:color w:val="000000"/>
           <w:kern w:val="0"/>
           <w:lang w:val="es-ES" w:eastAsia="es-ES"/>
-          <ns2:ligatures ns2:val="none"/>
+          <w14:ligatures w14:val="none"/>
         </w:rPr>
       </w:pPr>
       <w:r>
@@ -2336,7 +2273,7 @@
           <w:color w:val="000000"/>
           <w:kern w:val="0"/>
           <w:lang w:val="es-ES" w:eastAsia="es-ES"/>
-          <ns2:ligatures ns2:val="none"/>
+          <w14:ligatures w14:val="none"/>
         </w:rPr>
         <w:t xml:space="preserve">A efectos de tener mayores elementos </w:t>
       </w:r>
@@ -2347,7 +2284,7 @@
           <w:color w:val="000000"/>
           <w:kern w:val="0"/>
           <w:lang w:val="es-ES" w:eastAsia="es-ES"/>
-          <ns2:ligatures ns2:val="none"/>
+          <w14:ligatures w14:val="none"/>
         </w:rPr>
         <w:t xml:space="preserve">que sirvan para la resolución definitiva del presente caso, la Secretaría Técnica, en ejercicio de las facultades que la ley le confiere, conviene requerir </w:t>
       </w:r>
@@ -2357,7 +2294,7 @@
           <w:color w:val="000000"/>
           <w:kern w:val="0"/>
           <w:lang w:val="es-ES" w:eastAsia="es-ES"/>
-          <ns2:ligatures ns2:val="none"/>
+          <w14:ligatures w14:val="none"/>
         </w:rPr>
         <w:t xml:space="preserve">a la compañía aseguradora </w:t>
       </w:r>
@@ -2367,7 +2304,7 @@
           <w:color w:val="000000"/>
           <w:kern w:val="0"/>
           <w:lang w:val="es-ES" w:eastAsia="es-ES"/>
-          <ns2:ligatures ns2:val="none"/>
+          <w14:ligatures w14:val="none"/>
         </w:rPr>
         <w:t xml:space="preserve">que, en un plazo no mayor de cinco (5) días hábiles contado a partir del día siguiente de la notificación de la presente resolución, cumpla con lo siguiente: </w:t>
       </w:r>
@@ -2377,7 +2314,7 @@
           <w:color w:val="000000"/>
           <w:kern w:val="0"/>
           <w:lang w:val="es-ES" w:eastAsia="es-ES"/>
-          <ns2:ligatures ns2:val="none"/>
+          <w14:ligatures w14:val="none"/>
         </w:rPr>
         <w:t>(i) presentar una copia completa, legible y debidamente suscrita de la Póliza 340084703 del Seguro Vehicular, así como el cargo de remisión de la póliza; (ii) presentar los medios probatorios que acrediten que la negativa de otorgamiento de cobertura fue justificada; y, (iii) presentar todas las comunicaciones cursadas con la parte denunciante en virtud de los hechos materia de denuncia</w:t>
       </w:r>
@@ -2387,7 +2324,7 @@
           <w:color w:val="000000"/>
           <w:kern w:val="0"/>
           <w:lang w:val="es-ES" w:eastAsia="es-ES"/>
-          <ns2:ligatures ns2:val="none"/>
+          <w14:ligatures w14:val="none"/>
         </w:rPr>
         <w:t>.</w:t>
       </w:r>
@@ -2397,13 +2334,13 @@
           <w:color w:val="000000"/>
           <w:kern w:val="0"/>
           <w:lang w:eastAsia="es-ES"/>
-          <ns2:ligatures ns2:val="none"/>
+          <w14:ligatures w14:val="none"/>
         </w:rPr>
         <w:t xml:space="preserve"> </w:t>
       </w:r>
     </w:p>
     <w:bookmarkEnd w:id="17"/>
-    <w:p ns2:paraId="5C93B848" ns2:textId="77777777">
+    <w:p>
       <w:pPr>
         <w:pStyle w:val="Prrafodelista"/>
         <w:spacing w:after="0" w:line="240" w:lineRule="auto"/>
@@ -2414,11 +2351,11 @@
           <w:color w:val="000000"/>
           <w:kern w:val="0"/>
           <w:lang w:val="es-ES" w:eastAsia="es-ES"/>
-          <ns2:ligatures ns2:val="none"/>
-        </w:rPr>
-      </w:pPr>
-    </w:p>
-    <w:p ns2:paraId="2A119386" ns2:textId="77777777">
+          <w14:ligatures w14:val="none"/>
+        </w:rPr>
+      </w:pPr>
+    </w:p>
+    <w:p>
       <w:pPr>
         <w:pStyle w:val="Prrafodelista"/>
         <w:numPr>
@@ -2438,36 +2375,36 @@
           <w:color w:val="000000"/>
           <w:kern w:val="0"/>
           <w:lang w:eastAsia="es-PE"/>
-          <ns2:ligatures ns2:val="none"/>
-        </w:rPr>
-      </w:pPr>
-      <w:r>
-        <w:rPr>
-          <w:rFonts w:ascii="Arial Narrow" w:eastAsia="Arial Narrow" w:hAnsi="Arial Narrow" w:cs="Arial Narrow"/>
-          <w:b/>
-          <w:color w:val="000000"/>
-          <w:kern w:val="0"/>
-          <w:lang w:eastAsia="es-PE"/>
-          <ns2:ligatures ns2:val="none"/>
+          <w14:ligatures w14:val="none"/>
+        </w:rPr>
+      </w:pPr>
+      <w:r>
+        <w:rPr>
+          <w:rFonts w:ascii="Arial Narrow" w:eastAsia="Arial Narrow" w:hAnsi="Arial Narrow" w:cs="Arial Narrow"/>
+          <w:b/>
+          <w:color w:val="000000"/>
+          <w:kern w:val="0"/>
+          <w:lang w:eastAsia="es-PE"/>
+          <w14:ligatures w14:val="none"/>
         </w:rPr>
         <w:t xml:space="preserve">RESOLUCIÓN DE LA SECRETARÍA TÉCNICA </w:t>
       </w:r>
     </w:p>
-    <w:p ns2:paraId="7F554EB2" ns2:textId="77777777">
-      <w:pPr>
-        <w:spacing w:after="0" w:line="240" w:lineRule="auto"/>
-        <w:jc w:val="both"/>
-        <w:rPr>
-          <w:rFonts w:ascii="Arial Narrow" w:eastAsia="Arial Narrow" w:hAnsi="Arial Narrow" w:cs="Arial Narrow"/>
-          <w:b/>
-          <w:color w:val="000000"/>
-          <w:kern w:val="0"/>
-          <w:lang w:eastAsia="es-PE"/>
-          <ns2:ligatures ns2:val="none"/>
-        </w:rPr>
-      </w:pPr>
-    </w:p>
-    <w:p ns2:paraId="4D5D29A4" ns2:textId="5741CB15">
+    <w:p>
+      <w:pPr>
+        <w:spacing w:after="0" w:line="240" w:lineRule="auto"/>
+        <w:jc w:val="both"/>
+        <w:rPr>
+          <w:rFonts w:ascii="Arial Narrow" w:eastAsia="Arial Narrow" w:hAnsi="Arial Narrow" w:cs="Arial Narrow"/>
+          <w:b/>
+          <w:color w:val="000000"/>
+          <w:kern w:val="0"/>
+          <w:lang w:eastAsia="es-PE"/>
+          <w14:ligatures w14:val="none"/>
+        </w:rPr>
+      </w:pPr>
+    </w:p>
+    <w:p>
       <w:pPr>
         <w:spacing w:after="0" w:line="240" w:lineRule="auto"/>
         <w:jc w:val="both"/>
@@ -2476,17 +2413,17 @@
           <w:color w:val="000000"/>
           <w:kern w:val="0"/>
           <w:lang w:eastAsia="es-PE"/>
-          <ns2:ligatures ns2:val="none"/>
-        </w:rPr>
-      </w:pPr>
-      <w:r>
-        <w:rPr>
-          <w:rFonts w:ascii="Arial Narrow" w:eastAsia="Arial Narrow" w:hAnsi="Arial Narrow" w:cs="Arial Narrow"/>
-          <w:b/>
-          <w:color w:val="000000"/>
-          <w:kern w:val="0"/>
-          <w:lang w:eastAsia="es-PE"/>
-          <ns2:ligatures ns2:val="none"/>
+          <w14:ligatures w14:val="none"/>
+        </w:rPr>
+      </w:pPr>
+      <w:r>
+        <w:rPr>
+          <w:rFonts w:ascii="Arial Narrow" w:eastAsia="Arial Narrow" w:hAnsi="Arial Narrow" w:cs="Arial Narrow"/>
+          <w:b/>
+          <w:color w:val="000000"/>
+          <w:kern w:val="0"/>
+          <w:lang w:eastAsia="es-PE"/>
+          <w14:ligatures w14:val="none"/>
         </w:rPr>
         <w:t xml:space="preserve">PRIMERO: admitir a trámite la denuncia del 29 de diciembre de 2025 interpuesta por la señora [DENUNCIANTE] contra La Positiva Seguros y Reaseguros S.A., por lo siguiente:</w:t>
       </w:r>
@@ -2497,7 +2434,7 @@
           <w:kern w:val="0"/>
           <w:shd w:val="clear" w:color="auto" w:fill="FFFFFF"/>
           <w:lang w:eastAsia="es-PE"/>
-          <ns2:ligatures ns2:val="none"/>
+          <w14:ligatures w14:val="none"/>
         </w:rPr>
         <w:t xml:space="preserve"/>
       </w:r>
@@ -2507,7 +2444,7 @@
           <w:color w:val="000000"/>
           <w:kern w:val="0"/>
           <w:lang w:val="es-ES" w:eastAsia="es-ES"/>
-          <ns2:ligatures ns2:val="none"/>
+          <w14:ligatures w14:val="none"/>
         </w:rPr>
         <w:t xml:space="preserve"/>
       </w:r>
@@ -2517,7 +2454,7 @@
           <w:color w:val="000000"/>
           <w:kern w:val="0"/>
           <w:lang w:val="es-ES" w:eastAsia="es-ES"/>
-          <ns2:ligatures ns2:val="none"/>
+          <w14:ligatures w14:val="none"/>
         </w:rPr>
         <w:t xml:space="preserve"/>
       </w:r>
@@ -2528,7 +2465,7 @@
           <w:kern w:val="0"/>
           <w:shd w:val="clear" w:color="auto" w:fill="FFFFFF"/>
           <w:lang w:eastAsia="es-PE"/>
-          <ns2:ligatures ns2:val="none"/>
+          <w14:ligatures w14:val="none"/>
         </w:rPr>
         <w:t xml:space="preserve"/>
       </w:r>
@@ -2539,7 +2476,7 @@
           <w:kern w:val="0"/>
           <w:shd w:val="clear" w:color="auto" w:fill="FFFFFF"/>
           <w:lang w:eastAsia="es-PE"/>
-          <ns2:ligatures ns2:val="none"/>
+          <w14:ligatures w14:val="none"/>
         </w:rPr>
         <w:t/>
       </w:r>
@@ -2550,7 +2487,7 @@
           <w:kern w:val="0"/>
           <w:shd w:val="clear" w:color="auto" w:fill="FFFFFF"/>
           <w:lang w:eastAsia="es-PE"/>
-          <ns2:ligatures ns2:val="none"/>
+          <w14:ligatures w14:val="none"/>
         </w:rPr>
         <w:t xml:space="preserve"/>
       </w:r>
@@ -2560,7 +2497,7 @@
           <w:bCs/>
           <w:spacing w:val="-3"/>
           <w:kern w:val="0"/>
-          <ns2:ligatures ns2:val="none"/>
+          <w14:ligatures w14:val="none"/>
         </w:rPr>
         <w:t xml:space="preserve"/>
       </w:r>
@@ -2571,7 +2508,7 @@
           <w:kern w:val="0"/>
           <w:shd w:val="clear" w:color="auto" w:fill="FFFFFF"/>
           <w:lang w:eastAsia="es-PE"/>
-          <ns2:ligatures ns2:val="none"/>
+          <w14:ligatures w14:val="none"/>
         </w:rPr>
         <w:t xml:space="preserve"/>
       </w:r>
@@ -2582,7 +2519,7 @@
           <w:kern w:val="0"/>
           <w:shd w:val="clear" w:color="auto" w:fill="FFFFFF"/>
           <w:lang w:eastAsia="es-PE"/>
-          <ns2:ligatures ns2:val="none"/>
+          <w14:ligatures w14:val="none"/>
         </w:rPr>
         <w:t xml:space="preserve"/>
       </w:r>
@@ -2600,7 +2537,7 @@
           <w:kern w:val="0"/>
           <w:shd w:val="clear" w:color="auto" w:fill="FFFFFF"/>
           <w:lang w:eastAsia="es-PE"/>
-          <ns2:ligatures ns2:val="none"/>
+          <w14:ligatures w14:val="none"/>
         </w:rPr>
         <w:t xml:space="preserve"/>
       </w:r>
@@ -2612,13 +2549,13 @@
           <w:kern w:val="0"/>
           <w:shd w:val="clear" w:color="auto" w:fill="FFFFFF"/>
           <w:lang w:eastAsia="es-PE"/>
-          <ns2:ligatures ns2:val="none"/>
+          <w14:ligatures w14:val="none"/>
         </w:rPr>
         <w:t/>
       </w:r>
       <w:bookmarkStart w:id="19" w:name="_Hlk215162047"/>
     </w:p>
-    <w:p ns2:paraId="5BEAE0C5" ns2:textId="77777777">
+    <w:p>
       <w:pPr>
         <w:spacing w:after="0" w:line="240" w:lineRule="auto"/>
         <w:jc w:val="both"/>
@@ -2627,11 +2564,11 @@
           <w:color w:val="000000"/>
           <w:kern w:val="0"/>
           <w:lang w:eastAsia="es-PE"/>
-          <ns2:ligatures ns2:val="none"/>
-        </w:rPr>
-      </w:pPr>
-    </w:p>
-    <w:p ns2:paraId="22085424" ns2:textId="3DE662FF">
+          <w14:ligatures w14:val="none"/>
+        </w:rPr>
+      </w:pPr>
+    </w:p>
+    <w:p>
       <w:pPr>
         <w:pStyle w:val="Prrafodelista"/>
         <w:numPr>
@@ -2648,14 +2585,14 @@
         <w:rPr>
           <w:rFonts w:ascii="Arial Narrow" w:eastAsia="Arial Narrow" w:hAnsi="Arial Narrow" w:cs="Arial Narrow"/>
           <w:kern w:val="0"/>
-          <ns2:ligatures ns2:val="none"/>
-        </w:rPr>
-      </w:pPr>
-      <w:r>
-        <w:rPr>
-          <w:rFonts w:ascii="Arial Narrow" w:eastAsia="Arial Narrow" w:hAnsi="Arial Narrow" w:cs="Arial Narrow"/>
-          <w:kern w:val="0"/>
-          <ns2:ligatures ns2:val="none"/>
+          <w14:ligatures w14:val="none"/>
+        </w:rPr>
+      </w:pPr>
+      <w:r>
+        <w:rPr>
+          <w:rFonts w:ascii="Arial Narrow" w:eastAsia="Arial Narrow" w:hAnsi="Arial Narrow" w:cs="Arial Narrow"/>
+          <w:kern w:val="0"/>
+          <w14:ligatures w14:val="none"/>
         </w:rPr>
         <w:t xml:space="preserve">Presunta infracción a los artículos 18 y 19 de la Ley 29571, Código de Protección y Defensa del Consumidor, en tanto </w:t>
       </w:r>
@@ -2663,7 +2600,7 @@
         <w:rPr>
           <w:rFonts w:ascii="Arial Narrow" w:eastAsia="Arial Narrow" w:hAnsi="Arial Narrow" w:cs="Arial Narrow"/>
           <w:kern w:val="0"/>
-          <ns2:ligatures ns2:val="none"/>
+          <w14:ligatures w14:val="none"/>
         </w:rPr>
         <w:t xml:space="preserve">la compañía aseguradora habría rechazado injustificadamente a la denunciante la cobertura del Seguro Vehicular – Póliza 340084703 por el robo total del </w:t>
       </w:r>
@@ -2673,7 +2610,7 @@
           <w:color w:val="000000"/>
           <w:kern w:val="0"/>
           <w:lang w:eastAsia="es-ES"/>
-          <ns2:ligatures ns2:val="none"/>
+          <w14:ligatures w14:val="none"/>
         </w:rPr>
         <w:t>vehículo con Placa de Rodaje BCE-770</w:t>
       </w:r>
@@ -2683,12 +2620,12 @@
           <w:color w:val="000000"/>
           <w:kern w:val="0"/>
           <w:lang w:eastAsia="es-ES"/>
-          <ns2:ligatures ns2:val="none"/>
+          <w14:ligatures w14:val="none"/>
         </w:rPr>
         <w:t xml:space="preserve">. </w:t>
       </w:r>
     </w:p>
-    <w:p ns2:paraId="00E666F4" ns2:textId="77777777">
+    <w:p>
       <w:pPr>
         <w:spacing w:after="0" w:line="240" w:lineRule="auto"/>
         <w:jc w:val="both"/>
@@ -2697,11 +2634,11 @@
           <w:color w:val="000000"/>
           <w:kern w:val="0"/>
           <w:lang w:eastAsia="es-PE"/>
-          <ns2:ligatures ns2:val="none"/>
-        </w:rPr>
-      </w:pPr>
-    </w:p>
-    <w:p ns2:paraId="7CC427F8" ns2:textId="758FA387">
+          <w14:ligatures w14:val="none"/>
+        </w:rPr>
+      </w:pPr>
+    </w:p>
+    <w:p>
       <w:pPr>
         <w:pStyle w:val="Prrafodelista"/>
         <w:numPr>
@@ -2718,14 +2655,14 @@
         <w:rPr>
           <w:rFonts w:ascii="Arial Narrow" w:eastAsia="Arial Narrow" w:hAnsi="Arial Narrow" w:cs="Arial Narrow"/>
           <w:kern w:val="0"/>
-          <ns2:ligatures ns2:val="none"/>
-        </w:rPr>
-      </w:pPr>
-      <w:r>
-        <w:rPr>
-          <w:rFonts w:ascii="Arial Narrow" w:eastAsia="Arial Narrow" w:hAnsi="Arial Narrow" w:cs="Arial Narrow"/>
-          <w:kern w:val="0"/>
-          <ns2:ligatures ns2:val="none"/>
+          <w14:ligatures w14:val="none"/>
+        </w:rPr>
+      </w:pPr>
+      <w:r>
+        <w:rPr>
+          <w:rFonts w:ascii="Arial Narrow" w:eastAsia="Arial Narrow" w:hAnsi="Arial Narrow" w:cs="Arial Narrow"/>
+          <w:kern w:val="0"/>
+          <w14:ligatures w14:val="none"/>
         </w:rPr>
         <w:t xml:space="preserve">Presunta </w:t>
       </w:r>
@@ -2733,7 +2670,7 @@
         <w:rPr>
           <w:rFonts w:ascii="Arial Narrow" w:eastAsia="Arial Narrow" w:hAnsi="Arial Narrow" w:cs="Arial Narrow"/>
           <w:kern w:val="0"/>
-          <ns2:ligatures ns2:val="none"/>
+          <w14:ligatures w14:val="none"/>
         </w:rPr>
         <w:t>infracción a los artículos 18 y 19 de la Ley 29571, Código de Protección y Defensa del Consumidor</w:t>
       </w:r>
@@ -2741,7 +2678,7 @@
         <w:rPr>
           <w:rFonts w:ascii="Arial Narrow" w:eastAsia="Arial Narrow" w:hAnsi="Arial Narrow" w:cs="Arial Narrow"/>
           <w:kern w:val="0"/>
-          <ns2:ligatures ns2:val="none"/>
+          <w14:ligatures w14:val="none"/>
         </w:rPr>
         <w:t xml:space="preserve">, en tanto </w:t>
       </w:r>
@@ -2749,7 +2686,7 @@
         <w:rPr>
           <w:rFonts w:ascii="Arial Narrow" w:eastAsia="Arial Narrow" w:hAnsi="Arial Narrow" w:cs="Arial Narrow"/>
           <w:kern w:val="0"/>
-          <ns2:ligatures ns2:val="none"/>
+          <w14:ligatures w14:val="none"/>
         </w:rPr>
         <w:t xml:space="preserve">la compañía aseguradora </w:t>
       </w:r>
@@ -2757,7 +2694,7 @@
         <w:rPr>
           <w:rFonts w:ascii="Arial Narrow" w:eastAsia="Arial Narrow" w:hAnsi="Arial Narrow" w:cs="Arial Narrow"/>
           <w:kern w:val="0"/>
-          <ns2:ligatures ns2:val="none"/>
+          <w14:ligatures w14:val="none"/>
         </w:rPr>
         <w:t>habría rechazado injustificadamente la cobertura del Seguro Vehicular – Póliza 340084703</w:t>
       </w:r>
@@ -2765,7 +2702,7 @@
         <w:rPr>
           <w:rFonts w:ascii="Arial Narrow" w:eastAsia="Arial Narrow" w:hAnsi="Arial Narrow" w:cs="Arial Narrow"/>
           <w:kern w:val="0"/>
-          <ns2:ligatures ns2:val="none"/>
+          <w14:ligatures w14:val="none"/>
         </w:rPr>
         <w:t xml:space="preserve"> a la denunciante</w:t>
       </w:r>
@@ -2773,7 +2710,7 @@
         <w:rPr>
           <w:rFonts w:ascii="Arial Narrow" w:eastAsia="Arial Narrow" w:hAnsi="Arial Narrow" w:cs="Arial Narrow"/>
           <w:kern w:val="0"/>
-          <ns2:ligatures ns2:val="none"/>
+          <w14:ligatures w14:val="none"/>
         </w:rPr>
         <w:t xml:space="preserve">, por el robo total </w:t>
       </w:r>
@@ -2781,7 +2718,7 @@
         <w:rPr>
           <w:rFonts w:ascii="Arial Narrow" w:eastAsia="Arial Narrow" w:hAnsi="Arial Narrow" w:cs="Arial Narrow"/>
           <w:kern w:val="0"/>
-          <ns2:ligatures ns2:val="none"/>
+          <w14:ligatures w14:val="none"/>
         </w:rPr>
         <w:t xml:space="preserve">del </w:t>
       </w:r>
@@ -2791,7 +2728,7 @@
           <w:color w:val="000000"/>
           <w:kern w:val="0"/>
           <w:lang w:eastAsia="es-ES"/>
-          <ns2:ligatures ns2:val="none"/>
+          <w14:ligatures w14:val="none"/>
         </w:rPr>
         <w:t xml:space="preserve">vehículo con Placa de Rodaje BCE-770 </w:t>
       </w:r>
@@ -2799,7 +2736,7 @@
         <w:rPr>
           <w:rFonts w:ascii="Arial Narrow" w:eastAsia="Arial Narrow" w:hAnsi="Arial Narrow" w:cs="Arial Narrow"/>
           <w:kern w:val="0"/>
-          <ns2:ligatures ns2:val="none"/>
+          <w14:ligatures w14:val="none"/>
         </w:rPr>
         <w:t>ocurrido el 8 de mayo de 2024</w:t>
       </w:r>
@@ -2807,23 +2744,23 @@
         <w:rPr>
           <w:rFonts w:ascii="Arial Narrow" w:eastAsia="Arial Narrow" w:hAnsi="Arial Narrow" w:cs="Arial Narrow"/>
           <w:kern w:val="0"/>
-          <ns2:ligatures ns2:val="none"/>
+          <w14:ligatures w14:val="none"/>
         </w:rPr>
         <w:t xml:space="preserve">. </w:t>
       </w:r>
     </w:p>
-    <w:p ns2:paraId="0C3E421E" ns2:textId="77777777">
+    <w:p>
       <w:pPr>
         <w:pStyle w:val="Prrafodelista"/>
         <w:spacing w:line="240" w:lineRule="auto"/>
         <w:rPr>
           <w:rFonts w:ascii="Arial Narrow" w:eastAsia="Arial Narrow" w:hAnsi="Arial Narrow" w:cs="Arial Narrow"/>
           <w:kern w:val="0"/>
-          <ns2:ligatures ns2:val="none"/>
-        </w:rPr>
-      </w:pPr>
-    </w:p>
-    <w:p ns2:paraId="52C0CF47" ns2:textId="2C1A8C8C">
+          <w14:ligatures w14:val="none"/>
+        </w:rPr>
+      </w:pPr>
+    </w:p>
+    <w:p>
       <w:pPr>
         <w:pStyle w:val="Prrafodelista"/>
         <w:numPr>
@@ -2840,14 +2777,14 @@
         <w:rPr>
           <w:rFonts w:ascii="Arial Narrow" w:eastAsia="Arial Narrow" w:hAnsi="Arial Narrow" w:cs="Arial Narrow"/>
           <w:kern w:val="0"/>
-          <ns2:ligatures ns2:val="none"/>
-        </w:rPr>
-      </w:pPr>
-      <w:r>
-        <w:rPr>
-          <w:rFonts w:ascii="Arial Narrow" w:eastAsia="Arial Narrow" w:hAnsi="Arial Narrow" w:cs="Arial Narrow"/>
-          <w:kern w:val="0"/>
-          <ns2:ligatures ns2:val="none"/>
+          <w14:ligatures w14:val="none"/>
+        </w:rPr>
+      </w:pPr>
+      <w:r>
+        <w:rPr>
+          <w:rFonts w:ascii="Arial Narrow" w:eastAsia="Arial Narrow" w:hAnsi="Arial Narrow" w:cs="Arial Narrow"/>
+          <w:kern w:val="0"/>
+          <w14:ligatures w14:val="none"/>
         </w:rPr>
         <w:t xml:space="preserve">Presunta </w:t>
       </w:r>
@@ -2855,7 +2792,7 @@
         <w:rPr>
           <w:rFonts w:ascii="Arial Narrow" w:eastAsia="Arial Narrow" w:hAnsi="Arial Narrow" w:cs="Arial Narrow"/>
           <w:kern w:val="0"/>
-          <ns2:ligatures ns2:val="none"/>
+          <w14:ligatures w14:val="none"/>
         </w:rPr>
         <w:t>infracción a los artículos 18 y 19 de la Ley 29571, Código de Protección y Defensa del Consumidor</w:t>
       </w:r>
@@ -2863,7 +2800,7 @@
         <w:rPr>
           <w:rFonts w:ascii="Arial Narrow" w:eastAsia="Arial Narrow" w:hAnsi="Arial Narrow" w:cs="Arial Narrow"/>
           <w:kern w:val="0"/>
-          <ns2:ligatures ns2:val="none"/>
+          <w14:ligatures w14:val="none"/>
         </w:rPr>
         <w:t xml:space="preserve">, en tanto </w:t>
       </w:r>
@@ -2871,7 +2808,7 @@
         <w:rPr>
           <w:rFonts w:ascii="Arial Narrow" w:eastAsia="Arial Narrow" w:hAnsi="Arial Narrow" w:cs="Arial Narrow"/>
           <w:kern w:val="0"/>
-          <ns2:ligatures ns2:val="none"/>
+          <w14:ligatures w14:val="none"/>
         </w:rPr>
         <w:t xml:space="preserve">la compañía aseguradora </w:t>
       </w:r>
@@ -2879,7 +2816,7 @@
         <w:rPr>
           <w:rFonts w:ascii="Arial Narrow" w:eastAsia="Arial Narrow" w:hAnsi="Arial Narrow" w:cs="Arial Narrow"/>
           <w:kern w:val="0"/>
-          <ns2:ligatures ns2:val="none"/>
+          <w14:ligatures w14:val="none"/>
         </w:rPr>
         <w:t xml:space="preserve">no habría adoptado las medidas necesarias para </w:t>
       </w:r>
@@ -2887,7 +2824,7 @@
         <w:rPr>
           <w:rFonts w:ascii="Arial Narrow" w:eastAsia="Arial Narrow" w:hAnsi="Arial Narrow" w:cs="Arial Narrow"/>
           <w:kern w:val="0"/>
-          <ns2:ligatures ns2:val="none"/>
+          <w14:ligatures w14:val="none"/>
         </w:rPr>
         <w:t>que el denunciante cumpla</w:t>
       </w:r>
@@ -2895,7 +2832,7 @@
         <w:rPr>
           <w:rFonts w:ascii="Arial Narrow" w:eastAsia="Arial Narrow" w:hAnsi="Arial Narrow" w:cs="Arial Narrow"/>
           <w:kern w:val="0"/>
-          <ns2:ligatures ns2:val="none"/>
+          <w14:ligatures w14:val="none"/>
         </w:rPr>
         <w:t xml:space="preserve"> con la </w:t>
       </w:r>
@@ -2903,7 +2840,7 @@
         <w:rPr>
           <w:rFonts w:ascii="Arial Narrow" w:eastAsia="Arial Narrow" w:hAnsi="Arial Narrow" w:cs="Arial Narrow"/>
           <w:kern w:val="0"/>
-          <ns2:ligatures ns2:val="none"/>
+          <w14:ligatures w14:val="none"/>
         </w:rPr>
         <w:t xml:space="preserve">formalidad de la </w:t>
       </w:r>
@@ -2911,7 +2848,7 @@
         <w:rPr>
           <w:rFonts w:ascii="Arial Narrow" w:eastAsia="Arial Narrow" w:hAnsi="Arial Narrow" w:cs="Arial Narrow"/>
           <w:kern w:val="0"/>
-          <ns2:ligatures ns2:val="none"/>
+          <w14:ligatures w14:val="none"/>
         </w:rPr>
         <w:t>inspección vehicular prevista en la Condición Especial 011 del Seguro Vehicular – Póliza 340084703</w:t>
       </w:r>
@@ -2922,23 +2859,23 @@
         <w:rPr>
           <w:rFonts w:ascii="Arial Narrow" w:eastAsia="Arial Narrow" w:hAnsi="Arial Narrow" w:cs="Arial Narrow"/>
           <w:kern w:val="0"/>
-          <ns2:ligatures ns2:val="none"/>
+          <w14:ligatures w14:val="none"/>
         </w:rPr>
         <w:t>.</w:t>
       </w:r>
     </w:p>
-    <w:p ns2:paraId="37235F5C" ns2:textId="77777777">
-      <w:pPr>
-        <w:spacing w:after="0" w:line="240" w:lineRule="auto"/>
-        <w:jc w:val="both"/>
-        <w:rPr>
-          <w:rFonts w:ascii="Arial Narrow" w:eastAsia="Arial Narrow" w:hAnsi="Arial Narrow" w:cs="Arial Narrow"/>
-          <w:kern w:val="0"/>
-          <ns2:ligatures ns2:val="none"/>
-        </w:rPr>
-      </w:pPr>
-    </w:p>
-    <w:p ns2:paraId="01EB7AF9" ns2:textId="0931B8C0">
+    <w:p>
+      <w:pPr>
+        <w:spacing w:after="0" w:line="240" w:lineRule="auto"/>
+        <w:jc w:val="both"/>
+        <w:rPr>
+          <w:rFonts w:ascii="Arial Narrow" w:eastAsia="Arial Narrow" w:hAnsi="Arial Narrow" w:cs="Arial Narrow"/>
+          <w:kern w:val="0"/>
+          <w14:ligatures w14:val="none"/>
+        </w:rPr>
+      </w:pPr>
+    </w:p>
+    <w:p>
       <w:pPr>
         <w:pStyle w:val="Prrafodelista"/>
         <w:numPr>
@@ -2955,7 +2892,7 @@
         <w:rPr>
           <w:rFonts w:ascii="Arial Narrow" w:eastAsia="Arial Narrow" w:hAnsi="Arial Narrow" w:cs="Arial Narrow"/>
           <w:kern w:val="0"/>
-          <ns2:ligatures ns2:val="none"/>
+          <w14:ligatures w14:val="none"/>
         </w:rPr>
       </w:pPr>
       <w:r>
@@ -3026,7 +2963,7 @@
           <w:color w:val="000000"/>
           <w:kern w:val="0"/>
           <w:lang w:val="es-ES" w:eastAsia="es-ES"/>
-          <ns2:ligatures ns2:val="none"/>
+          <w14:ligatures w14:val="none"/>
         </w:rPr>
         <w:t xml:space="preserve">la compañía aseguradora </w:t>
       </w:r>
@@ -3034,7 +2971,7 @@
         <w:rPr>
           <w:rFonts w:ascii="Arial Narrow" w:eastAsia="Arial Narrow" w:hAnsi="Arial Narrow" w:cs="Arial Narrow"/>
           <w:kern w:val="0"/>
-          <ns2:ligatures ns2:val="none"/>
+          <w14:ligatures w14:val="none"/>
         </w:rPr>
         <w:t xml:space="preserve">habría incluido una cláusula abusiva en </w:t>
       </w:r>
@@ -3042,7 +2979,7 @@
         <w:rPr>
           <w:rFonts w:ascii="Arial Narrow" w:eastAsia="Arial Narrow" w:hAnsi="Arial Narrow" w:cs="Arial Narrow"/>
           <w:kern w:val="0"/>
-          <ns2:ligatures ns2:val="none"/>
+          <w14:ligatures w14:val="none"/>
         </w:rPr>
         <w:t>el Seguro Vehicular – Póliza 340084703</w:t>
       </w:r>
@@ -3052,7 +2989,7 @@
           <w:color w:val="000000"/>
           <w:kern w:val="0"/>
           <w:lang w:eastAsia="es-PE"/>
-          <ns2:ligatures ns2:val="none"/>
+          <w14:ligatures w14:val="none"/>
         </w:rPr>
         <w:t xml:space="preserve">, la cual se encontraba referida </w:t>
       </w:r>
@@ -3063,7 +3000,7 @@
           <w:color w:val="000000"/>
           <w:kern w:val="0"/>
           <w:lang w:eastAsia="es-PE"/>
-          <ns2:ligatures ns2:val="none"/>
+          <w14:ligatures w14:val="none"/>
         </w:rPr>
         <w:t>“Condición Especial 011: Garantía de Inspección”</w:t>
       </w:r>
@@ -3073,25 +3010,25 @@
           <w:color w:val="000000"/>
           <w:kern w:val="0"/>
           <w:lang w:eastAsia="es-PE"/>
-          <ns2:ligatures ns2:val="none"/>
+          <w14:ligatures w14:val="none"/>
         </w:rPr>
         <w:t>.</w:t>
       </w:r>
     </w:p>
     <w:bookmarkEnd w:id="18"/>
     <w:bookmarkEnd w:id="19"/>
-    <w:p ns2:paraId="00944863" ns2:textId="77777777">
-      <w:pPr>
-        <w:spacing w:after="0" w:line="240" w:lineRule="auto"/>
-        <w:jc w:val="both"/>
-        <w:rPr>
-          <w:rFonts w:ascii="Arial Narrow" w:eastAsia="Arial Narrow" w:hAnsi="Arial Narrow" w:cs="Arial Narrow"/>
-          <w:kern w:val="0"/>
-          <ns2:ligatures ns2:val="none"/>
-        </w:rPr>
-      </w:pPr>
-    </w:p>
-    <w:p ns2:paraId="0A292C9F" ns2:textId="513DE648">
+    <w:p>
+      <w:pPr>
+        <w:spacing w:after="0" w:line="240" w:lineRule="auto"/>
+        <w:jc w:val="both"/>
+        <w:rPr>
+          <w:rFonts w:ascii="Arial Narrow" w:eastAsia="Arial Narrow" w:hAnsi="Arial Narrow" w:cs="Arial Narrow"/>
+          <w:kern w:val="0"/>
+          <w14:ligatures w14:val="none"/>
+        </w:rPr>
+      </w:pPr>
+    </w:p>
+    <w:p>
       <w:pPr>
         <w:spacing w:line="240" w:lineRule="auto"/>
         <w:contextualSpacing/>
@@ -3099,17 +3036,17 @@
         <w:rPr>
           <w:rFonts w:ascii="Arial Narrow" w:eastAsia="Calibri" w:hAnsi="Arial Narrow" w:cs="Arial"/>
           <w:kern w:val="0"/>
-          <ns2:ligatures ns2:val="none"/>
-        </w:rPr>
-      </w:pPr>
-      <w:r>
-        <w:rPr>
-          <w:rFonts w:ascii="Arial Narrow" w:eastAsia="Arial Narrow" w:hAnsi="Arial Narrow" w:cs="Arial Narrow"/>
-          <w:b/>
-          <w:color w:val="000000"/>
-          <w:kern w:val="0"/>
-          <w:lang w:eastAsia="es-PE"/>
-          <ns2:ligatures ns2:val="none"/>
+          <w14:ligatures w14:val="none"/>
+        </w:rPr>
+      </w:pPr>
+      <w:r>
+        <w:rPr>
+          <w:rFonts w:ascii="Arial Narrow" w:eastAsia="Arial Narrow" w:hAnsi="Arial Narrow" w:cs="Arial Narrow"/>
+          <w:b/>
+          <w:color w:val="000000"/>
+          <w:kern w:val="0"/>
+          <w:lang w:eastAsia="es-PE"/>
+          <w14:ligatures w14:val="none"/>
         </w:rPr>
         <w:t>SEGUNDO:</w:t>
       </w:r>
@@ -3119,7 +3056,7 @@
           <w:color w:val="000000"/>
           <w:kern w:val="0"/>
           <w:lang w:eastAsia="es-PE"/>
-          <ns2:ligatures ns2:val="none"/>
+          <w14:ligatures w14:val="none"/>
         </w:rPr>
         <w:t xml:space="preserve"> tener por ofrecidos los medios probatorios presentados</w:t>
       </w:r>
@@ -3129,7 +3066,7 @@
           <w:color w:val="000000"/>
           <w:kern w:val="0"/>
           <w:lang w:eastAsia="es-PE"/>
-          <ns2:ligatures ns2:val="none"/>
+          <w14:ligatures w14:val="none"/>
         </w:rPr>
         <w:t xml:space="preserve"> en el escrito de denuncia </w:t>
       </w:r>
@@ -3139,7 +3076,7 @@
           <w:color w:val="000000"/>
           <w:kern w:val="0"/>
           <w:lang w:val="es-ES" w:eastAsia="es-ES"/>
-          <ns2:ligatures ns2:val="none"/>
+          <w14:ligatures w14:val="none"/>
         </w:rPr>
         <w:t xml:space="preserve">del </w:t>
       </w:r>
@@ -3149,7 +3086,7 @@
           <w:color w:val="000000"/>
           <w:kern w:val="0"/>
           <w:lang w:val="es-ES" w:eastAsia="es-ES"/>
-          <ns2:ligatures ns2:val="none"/>
+          <w14:ligatures w14:val="none"/>
         </w:rPr>
         <w:t>29 de diciembre de 2025</w:t>
       </w:r>
@@ -3157,12 +3094,12 @@
         <w:rPr>
           <w:rFonts w:ascii="Arial Narrow" w:eastAsia="Calibri" w:hAnsi="Arial Narrow" w:cs="Arial"/>
           <w:kern w:val="0"/>
-          <ns2:ligatures ns2:val="none"/>
+          <w14:ligatures w14:val="none"/>
         </w:rPr>
         <w:t>.</w:t>
       </w:r>
     </w:p>
-    <w:p ns2:paraId="68A17E97" ns2:textId="77777777">
+    <w:p>
       <w:pPr>
         <w:spacing w:line="240" w:lineRule="auto"/>
         <w:contextualSpacing/>
@@ -3172,30 +3109,30 @@
           <w:color w:val="000000"/>
           <w:kern w:val="0"/>
           <w:lang w:eastAsia="es-PE"/>
-          <ns2:ligatures ns2:val="none"/>
-        </w:rPr>
-      </w:pPr>
-    </w:p>
-    <w:p ns2:paraId="168254DA" ns2:textId="4E900676">
-      <w:pPr>
-        <w:spacing w:after="0" w:line="240" w:lineRule="auto"/>
-        <w:jc w:val="both"/>
-        <w:rPr>
-          <w:rFonts w:ascii="Arial Narrow" w:eastAsia="Arial Narrow" w:hAnsi="Arial Narrow" w:cs="Arial Narrow"/>
-          <w:color w:val="000000"/>
-          <w:kern w:val="0"/>
-          <w:lang w:eastAsia="es-PE"/>
-          <ns2:ligatures ns2:val="none"/>
-        </w:rPr>
-      </w:pPr>
-      <w:r>
-        <w:rPr>
-          <w:rFonts w:ascii="Arial Narrow" w:eastAsia="Arial Narrow" w:hAnsi="Arial Narrow" w:cs="Arial Narrow"/>
-          <w:b/>
-          <w:color w:val="000000"/>
-          <w:kern w:val="0"/>
-          <w:lang w:eastAsia="es-PE"/>
-          <ns2:ligatures ns2:val="none"/>
+          <w14:ligatures w14:val="none"/>
+        </w:rPr>
+      </w:pPr>
+    </w:p>
+    <w:p>
+      <w:pPr>
+        <w:spacing w:after="0" w:line="240" w:lineRule="auto"/>
+        <w:jc w:val="both"/>
+        <w:rPr>
+          <w:rFonts w:ascii="Arial Narrow" w:eastAsia="Arial Narrow" w:hAnsi="Arial Narrow" w:cs="Arial Narrow"/>
+          <w:color w:val="000000"/>
+          <w:kern w:val="0"/>
+          <w:lang w:eastAsia="es-PE"/>
+          <w14:ligatures w14:val="none"/>
+        </w:rPr>
+      </w:pPr>
+      <w:r>
+        <w:rPr>
+          <w:rFonts w:ascii="Arial Narrow" w:eastAsia="Arial Narrow" w:hAnsi="Arial Narrow" w:cs="Arial Narrow"/>
+          <w:b/>
+          <w:color w:val="000000"/>
+          <w:kern w:val="0"/>
+          <w:lang w:eastAsia="es-PE"/>
+          <w14:ligatures w14:val="none"/>
         </w:rPr>
         <w:t xml:space="preserve">TERCERO: </w:t>
       </w:r>
@@ -3205,7 +3142,7 @@
           <w:color w:val="000000"/>
           <w:kern w:val="0"/>
           <w:lang w:eastAsia="es-PE"/>
-          <ns2:ligatures ns2:val="none"/>
+          <w14:ligatures w14:val="none"/>
         </w:rPr>
         <w:t xml:space="preserve">requerir a </w:t>
       </w:r>
@@ -3222,12 +3159,12 @@
           <w:color w:val="000000"/>
           <w:kern w:val="0"/>
           <w:lang w:eastAsia="es-PE"/>
-          <ns2:ligatures ns2:val="none"/>
+          <w14:ligatures w14:val="none"/>
         </w:rPr>
         <w:t>que cumpla con lo siguiente:</w:t>
       </w:r>
     </w:p>
-    <w:p ns2:paraId="20FDFB8D" ns2:textId="77777777">
+    <w:p>
       <w:pPr>
         <w:spacing w:after="0" w:line="240" w:lineRule="auto"/>
         <w:jc w:val="both"/>
@@ -3236,11 +3173,11 @@
           <w:color w:val="000000"/>
           <w:kern w:val="0"/>
           <w:lang w:eastAsia="es-PE"/>
-          <ns2:ligatures ns2:val="none"/>
-        </w:rPr>
-      </w:pPr>
-    </w:p>
-    <w:p ns2:paraId="4AA80738" ns2:textId="77777777">
+          <w14:ligatures w14:val="none"/>
+        </w:rPr>
+      </w:pPr>
+    </w:p>
+    <w:p>
       <w:pPr>
         <w:numPr>
           <w:ilvl w:val="0"/>
@@ -3254,21 +3191,21 @@
           <w:color w:val="000000"/>
           <w:kern w:val="0"/>
           <w:lang w:eastAsia="es-PE"/>
-          <ns2:ligatures ns2:val="none"/>
-        </w:rPr>
-      </w:pPr>
-      <w:r>
-        <w:rPr>
-          <w:rFonts w:ascii="Arial Narrow" w:eastAsia="Arial Narrow" w:hAnsi="Arial Narrow" w:cs="Arial Narrow"/>
-          <w:color w:val="000000"/>
-          <w:kern w:val="0"/>
-          <w:lang w:eastAsia="es-PE"/>
-          <ns2:ligatures ns2:val="none"/>
+          <w14:ligatures w14:val="none"/>
+        </w:rPr>
+      </w:pPr>
+      <w:r>
+        <w:rPr>
+          <w:rFonts w:ascii="Arial Narrow" w:eastAsia="Arial Narrow" w:hAnsi="Arial Narrow" w:cs="Arial Narrow"/>
+          <w:color w:val="000000"/>
+          <w:kern w:val="0"/>
+          <w:lang w:eastAsia="es-PE"/>
+          <w14:ligatures w14:val="none"/>
         </w:rPr>
         <w:t>presentar documentos que acrediten su inscripción en los Registros Públicos o una declaración jurada que indique que cuenta con dicha inscripción;</w:t>
       </w:r>
     </w:p>
-    <w:p ns2:paraId="2B29D59F" ns2:textId="77777777">
+    <w:p>
       <w:pPr>
         <w:numPr>
           <w:ilvl w:val="0"/>
@@ -3282,21 +3219,21 @@
           <w:color w:val="000000"/>
           <w:kern w:val="0"/>
           <w:lang w:eastAsia="es-PE"/>
-          <ns2:ligatures ns2:val="none"/>
-        </w:rPr>
-      </w:pPr>
-      <w:r>
-        <w:rPr>
-          <w:rFonts w:ascii="Arial Narrow" w:eastAsia="Arial Narrow" w:hAnsi="Arial Narrow" w:cs="Arial Narrow"/>
-          <w:color w:val="000000"/>
-          <w:kern w:val="0"/>
-          <w:lang w:eastAsia="es-PE"/>
-          <ns2:ligatures ns2:val="none"/>
+          <w14:ligatures w14:val="none"/>
+        </w:rPr>
+      </w:pPr>
+      <w:r>
+        <w:rPr>
+          <w:rFonts w:ascii="Arial Narrow" w:eastAsia="Arial Narrow" w:hAnsi="Arial Narrow" w:cs="Arial Narrow"/>
+          <w:color w:val="000000"/>
+          <w:kern w:val="0"/>
+          <w:lang w:eastAsia="es-PE"/>
+          <w14:ligatures w14:val="none"/>
         </w:rPr>
         <w:t>presentar copia simple de las facultades de representación de su representante legal en el presente procedimiento o la declaración jurada que indique que cuenta con dichas facultades y que estas se encuentran vigentes;</w:t>
       </w:r>
     </w:p>
-    <w:p ns2:paraId="7EF50C46" ns2:textId="77777777">
+    <w:p>
       <w:pPr>
         <w:numPr>
           <w:ilvl w:val="0"/>
@@ -3310,21 +3247,21 @@
           <w:color w:val="000000"/>
           <w:kern w:val="0"/>
           <w:lang w:eastAsia="es-PE"/>
-          <ns2:ligatures ns2:val="none"/>
-        </w:rPr>
-      </w:pPr>
-      <w:r>
-        <w:rPr>
-          <w:rFonts w:ascii="Arial Narrow" w:eastAsia="Arial Narrow" w:hAnsi="Arial Narrow" w:cs="Arial Narrow"/>
-          <w:color w:val="000000"/>
-          <w:kern w:val="0"/>
-          <w:lang w:eastAsia="es-PE"/>
-          <ns2:ligatures ns2:val="none"/>
+          <w14:ligatures w14:val="none"/>
+        </w:rPr>
+      </w:pPr>
+      <w:r>
+        <w:rPr>
+          <w:rFonts w:ascii="Arial Narrow" w:eastAsia="Arial Narrow" w:hAnsi="Arial Narrow" w:cs="Arial Narrow"/>
+          <w:color w:val="000000"/>
+          <w:kern w:val="0"/>
+          <w:lang w:eastAsia="es-PE"/>
+          <w14:ligatures w14:val="none"/>
         </w:rPr>
         <w:t>consignar el Número de Registro Único de Contribuyentes (RUC); y,</w:t>
       </w:r>
     </w:p>
-    <w:p ns2:paraId="19E4DFA1" ns2:textId="77777777">
+    <w:p>
       <w:pPr>
         <w:numPr>
           <w:ilvl w:val="0"/>
@@ -3336,16 +3273,16 @@
         <w:rPr>
           <w:rFonts w:ascii="Arial Narrow" w:eastAsia="Calibri" w:hAnsi="Arial Narrow" w:cs="Arial"/>
           <w:kern w:val="0"/>
-          <ns2:ligatures ns2:val="none"/>
-        </w:rPr>
-      </w:pPr>
-      <w:r>
-        <w:rPr>
-          <w:rFonts w:ascii="Arial Narrow" w:eastAsia="Arial Narrow" w:hAnsi="Arial Narrow" w:cs="Arial Narrow"/>
-          <w:color w:val="000000"/>
-          <w:kern w:val="0"/>
-          <w:lang w:eastAsia="es-PE"/>
-          <ns2:ligatures ns2:val="none"/>
+          <w14:ligatures w14:val="none"/>
+        </w:rPr>
+      </w:pPr>
+      <w:r>
+        <w:rPr>
+          <w:rFonts w:ascii="Arial Narrow" w:eastAsia="Arial Narrow" w:hAnsi="Arial Narrow" w:cs="Arial Narrow"/>
+          <w:color w:val="000000"/>
+          <w:kern w:val="0"/>
+          <w:lang w:eastAsia="es-PE"/>
+          <w14:ligatures w14:val="none"/>
         </w:rPr>
         <w:t>fijar domicilio procesal para el procedimiento, de conformidad con el numeral 1 del artículo 442</w:t>
       </w:r>
@@ -3355,7 +3292,7 @@
           <w:color w:val="000000"/>
           <w:kern w:val="0"/>
           <w:lang w:eastAsia="es-PE"/>
-          <ns2:ligatures ns2:val="none"/>
+          <w14:ligatures w14:val="none"/>
         </w:rPr>
         <w:t/>
       </w:r>
@@ -3365,7 +3302,7 @@
           <w:color w:val="000000"/>
           <w:kern w:val="0"/>
           <w:lang w:eastAsia="es-PE"/>
-          <ns2:ligatures ns2:val="none"/>
+          <w14:ligatures w14:val="none"/>
         </w:rPr>
         <w:t xml:space="preserve"> del Código Procesal Civil. </w:t>
       </w:r>
@@ -3373,7 +3310,7 @@
         <w:rPr>
           <w:rFonts w:ascii="Arial Narrow" w:eastAsia="Calibri" w:hAnsi="Arial Narrow" w:cs="Arial"/>
           <w:kern w:val="0"/>
-          <ns2:ligatures ns2:val="none"/>
+          <w14:ligatures w14:val="none"/>
         </w:rPr>
         <w:t>Para ello podrá señalar domicilio físico o una dirección electrónica a la que pueda remitirse las notificaciones</w:t>
       </w:r>
@@ -3382,12 +3319,12 @@
           <w:rFonts w:ascii="Arial Narrow" w:eastAsia="Arial" w:hAnsi="Arial Narrow" w:cs="Arial"/>
           <w:kern w:val="0"/>
           <w:lang w:val="es"/>
-          <ns2:ligatures ns2:val="none"/>
+          <w14:ligatures w14:val="none"/>
         </w:rPr>
         <w:t>;</w:t>
       </w:r>
     </w:p>
-    <w:p ns2:paraId="7C63E340" ns2:textId="77777777">
+    <w:p>
       <w:pPr>
         <w:numPr>
           <w:ilvl w:val="0"/>
@@ -3399,14 +3336,14 @@
         <w:rPr>
           <w:rFonts w:ascii="Arial Narrow" w:eastAsia="Calibri" w:hAnsi="Arial Narrow" w:cs="Arial"/>
           <w:kern w:val="0"/>
-          <ns2:ligatures ns2:val="none"/>
+          <w14:ligatures w14:val="none"/>
         </w:rPr>
       </w:pPr>
       <w:r>
         <w:rPr>
           <w:rFonts w:ascii="Arial Narrow" w:eastAsia="Calibri" w:hAnsi="Arial Narrow" w:cs="Arial"/>
           <w:kern w:val="0"/>
-          <ns2:ligatures ns2:val="none"/>
+          <w14:ligatures w14:val="none"/>
         </w:rPr>
         <w:lastRenderedPageBreak/>
         <w:t>en caso califique como micro empresa o pequeña empresa, presentar los documentos que acrediten su volumen de ventas o ingresos brutos percibidos el año anterior relativo a todas sus actividades económicas y el número de trabajadores con el que cuenta</w:t>
@@ -3417,7 +3354,7 @@
           <w:rFonts w:ascii="Arial Narrow" w:eastAsia="Calibri" w:hAnsi="Arial Narrow" w:cs="Arial"/>
           <w:kern w:val="0"/>
           <w:vertAlign w:val="superscript"/>
-          <ns2:ligatures ns2:val="none"/>
+          <w14:ligatures w14:val="none"/>
         </w:rPr>
         <w:footnoteReference w:id="6"/>
       </w:r>
@@ -3425,7 +3362,7 @@
         <w:rPr>
           <w:rFonts w:ascii="Arial Narrow" w:eastAsia="Calibri" w:hAnsi="Arial Narrow" w:cs="Arial"/>
           <w:kern w:val="0"/>
-          <ns2:ligatures ns2:val="none"/>
+          <w14:ligatures w14:val="none"/>
         </w:rPr>
         <w:t>. Ello, a fin de que la Comisión pueda meritar dicha documentación, conforme lo establece el artículo 110</w:t>
       </w:r>
@@ -3435,7 +3372,7 @@
           <w:color w:val="000000"/>
           <w:kern w:val="0"/>
           <w:lang w:eastAsia="es-PE"/>
-          <ns2:ligatures ns2:val="none"/>
+          <w14:ligatures w14:val="none"/>
         </w:rPr>
         <w:t/>
       </w:r>
@@ -3443,7 +3380,7 @@
         <w:rPr>
           <w:rFonts w:ascii="Arial Narrow" w:eastAsia="Calibri" w:hAnsi="Arial Narrow" w:cs="Arial"/>
           <w:kern w:val="0"/>
-          <ns2:ligatures ns2:val="none"/>
+          <w14:ligatures w14:val="none"/>
         </w:rPr>
         <w:t xml:space="preserve"> del </w:t>
       </w:r>
@@ -3452,7 +3389,7 @@
           <w:rFonts w:ascii="Arial Narrow" w:eastAsia="Calibri" w:hAnsi="Arial Narrow" w:cs="Arial"/>
           <w:spacing w:val="-2"/>
           <w:kern w:val="0"/>
-          <ns2:ligatures ns2:val="none"/>
+          <w14:ligatures w14:val="none"/>
         </w:rPr>
         <w:t>Código</w:t>
       </w:r>
@@ -3463,7 +3400,7 @@
           <w:spacing w:val="-2"/>
           <w:kern w:val="0"/>
           <w:vertAlign w:val="superscript"/>
-          <ns2:ligatures ns2:val="none"/>
+          <w14:ligatures w14:val="none"/>
         </w:rPr>
         <w:footnoteReference w:id="7"/>
       </w:r>
@@ -3472,12 +3409,12 @@
           <w:rFonts w:ascii="Arial Narrow" w:eastAsia="Calibri" w:hAnsi="Arial Narrow" w:cs="Arial"/>
           <w:spacing w:val="-2"/>
           <w:kern w:val="0"/>
-          <ns2:ligatures ns2:val="none"/>
+          <w14:ligatures w14:val="none"/>
         </w:rPr>
         <w:t>.</w:t>
       </w:r>
     </w:p>
-    <w:p ns2:paraId="1F11FE32" ns2:textId="77777777">
+    <w:p>
       <w:pPr>
         <w:spacing w:after="0" w:line="240" w:lineRule="auto"/>
         <w:ind w:left="567"/>
@@ -3487,20 +3424,20 @@
           <w:color w:val="000000"/>
           <w:kern w:val="0"/>
           <w:lang w:eastAsia="es-PE"/>
-          <ns2:ligatures ns2:val="none"/>
-        </w:rPr>
-      </w:pPr>
-    </w:p>
-    <w:p>
-      <w:pPr>
-        <w:spacing w:after="0" w:line="240" w:lineRule="auto"/>
-        <w:jc w:val="both"/>
-        <w:rPr>
-          <w:rFonts w:ascii="Arial Narrow" w:eastAsia="Arial Narrow" w:hAnsi="Arial Narrow" w:cs="Arial Narrow"/>
-          <w:color w:val="000000"/>
-          <w:kern w:val="0"/>
-          <w:lang w:eastAsia="es-PE"/>
-          <ns2:ligatures ns2:val="none"/>
+          <w14:ligatures w14:val="none"/>
+        </w:rPr>
+      </w:pPr>
+    </w:p>
+    <w:p>
+      <w:pPr>
+        <w:spacing w:after="0" w:line="240" w:lineRule="auto"/>
+        <w:jc w:val="both"/>
+        <w:rPr>
+          <w:rFonts w:ascii="Arial Narrow" w:eastAsia="Arial Narrow" w:hAnsi="Arial Narrow" w:cs="Arial Narrow"/>
+          <w:color w:val="000000"/>
+          <w:kern w:val="0"/>
+          <w:lang w:eastAsia="es-PE"/>
+          <w14:ligatures w14:val="none"/>
         </w:rPr>
       </w:pPr>
       <w:r>
@@ -3519,42 +3456,82 @@
           <w:sz w:val="20"/>
           <w:szCs w:val="20"/>
         </w:rPr>
-        <w:t xml:space="preserve">correr traslado de la presente resolución a La Positiva Seguros y Reaseguros S.A. para que, de conformidad con lo dispuesto por el artículo 26 de la Ley sobre Facultades, Normas y Organización del Indecopi, aprobada por Decreto Legislativo 807, presente sus descargos sobre la imputación de cargos realizada en un plazo no mayor a cinco (5) días hábiles contado a partir del día siguiente de la notificación de la presente resolución, vencido el cual, el Secretario Técnico declarará en rebeldía al denunciado que no lo hubiera presentado. Debe precisarse que de conformidad con lo establecido por el artículo 223 del Texto Único Ordenado de la Ley 27444, Ley del Procedimiento Administrativo General, las alegaciones y los hechos relevantes de la reclamación, salvo que hayan sido específicamente negadas en la contestación, se tendrán por aceptadas o merituadas como ciertas.</w:t>
-      </w:r>
-    </w:p>
-    <w:p ns2:paraId="228F876C" ns2:textId="77777777">
-      <w:pPr>
-        <w:spacing w:after="0" w:line="240" w:lineRule="auto"/>
-        <w:jc w:val="both"/>
-        <w:rPr>
-          <w:rFonts w:ascii="Arial Narrow" w:eastAsia="Arial Narrow" w:hAnsi="Arial Narrow" w:cs="Arial Narrow"/>
-          <w:color w:val="000000"/>
-          <w:kern w:val="0"/>
-          <w:lang w:eastAsia="es-PE"/>
-          <ns2:ligatures ns2:val="none"/>
-        </w:rPr>
-      </w:pPr>
-    </w:p>
-    <w:p ns2:paraId="774AFBA5" ns2:textId="7335EE87">
-      <w:pPr>
-        <w:spacing w:after="0" w:line="240" w:lineRule="auto"/>
-        <w:jc w:val="both"/>
-        <w:rPr>
-          <w:rFonts w:ascii="Arial Narrow" w:eastAsia="Times New Roman" w:hAnsi="Arial Narrow" w:cs="Arial"/>
-          <w:color w:val="000000"/>
-          <w:kern w:val="0"/>
+        <w:t xml:space="preserve">correr traslado de la presente resolución a La Positiva Seguros y Reaseguros S.A. para que, de conformidad con lo dispuesto por el artículo 26 de la Ley sobre Facultades, Normas y Organización del Indecopi, aprobada por Decreto Legislativo 807</w:t>
+      </w:r>
+      <w:r>
+        <w:rPr>
+          <w:rStyle w:val="Refdenotaalpie"/>
+          <w:rFonts w:ascii="Arial Narrow" w:eastAsia="Times New Roman" w:hAnsi="Arial Narrow" w:cs="Times New Roman"/>
+          <w:color w:val="000000"/>
+          <w:kern w:val="0"/>
+          <w:vertAlign w:val="superscript"/>
           <w:lang w:val="es-ES" w:eastAsia="es-ES"/>
-          <ns2:ligatures ns2:val="none"/>
-        </w:rPr>
-      </w:pPr>
-      <w:r>
-        <w:rPr>
-          <w:rFonts w:ascii="Arial Narrow" w:eastAsia="Arial Narrow" w:hAnsi="Arial Narrow" w:cs="Arial Narrow"/>
-          <w:b/>
-          <w:color w:val="000000"/>
-          <w:kern w:val="0"/>
-          <w:lang w:eastAsia="es-PE"/>
-          <ns2:ligatures ns2:val="none"/>
+          <w14:ligatures w14:val="none"/>
+        </w:rPr>
+        <w:footnoteReference w:id="13"/>
+      </w:r>
+      <w:r>
+        <w:rPr>
+          <w:rFonts w:ascii="Arial Narrow" w:hAnsi="Arial Narrow" w:cs="Arial Narrow"/>
+          <w:sz w:val="20"/>
+          <w:szCs w:val="20"/>
+        </w:rPr>
+        <w:t xml:space="preserve">, presente sus descargos sobre la imputación de cargos realizada en un plazo no mayor a cinco (5) días hábiles contado a partir del día siguiente de la notificación de la presente resolución, vencido el cual, el Secretario Técnico declarará en rebeldía al denunciado que no lo hubiera presentado. Debe precisarse que de conformidad con lo establecido por el artículo 223 del Texto Único Ordenado de la Ley 27444, Ley del Procedimiento Administrativo General</w:t>
+      </w:r>
+      <w:r>
+        <w:rPr>
+          <w:rStyle w:val="Refdenotaalpie"/>
+          <w:rFonts w:ascii="Arial Narrow" w:eastAsia="Times New Roman" w:hAnsi="Arial Narrow" w:cs="Times New Roman"/>
+          <w:color w:val="000000"/>
+          <w:kern w:val="0"/>
+          <w:vertAlign w:val="superscript"/>
+          <w:lang w:val="es-ES" w:eastAsia="es-ES"/>
+          <w14:ligatures w14:val="none"/>
+        </w:rPr>
+        <w:footnoteReference w:id="14"/>
+      </w:r>
+      <w:r>
+        <w:rPr>
+          <w:rFonts w:ascii="Arial Narrow" w:hAnsi="Arial Narrow" w:cs="Arial Narrow"/>
+          <w:sz w:val="20"/>
+          <w:szCs w:val="20"/>
+        </w:rPr>
+        <w:t xml:space="preserve">, las alegaciones y los hechos relevantes de la reclamación, salvo que hayan sido específicamente negadas en la contestación, se tendrán por aceptadas o merituadas como ciertas.</w:t>
+      </w:r>
+    </w:p>
+    <w:p>
+      <w:pPr>
+        <w:spacing w:after="0" w:line="240" w:lineRule="auto"/>
+        <w:jc w:val="both"/>
+        <w:rPr>
+          <w:rFonts w:ascii="Arial Narrow" w:eastAsia="Arial Narrow" w:hAnsi="Arial Narrow" w:cs="Arial Narrow"/>
+          <w:color w:val="000000"/>
+          <w:kern w:val="0"/>
+          <w:lang w:eastAsia="es-PE"/>
+          <w14:ligatures w14:val="none"/>
+        </w:rPr>
+      </w:pPr>
+    </w:p>
+    <w:p>
+      <w:pPr>
+        <w:spacing w:after="0" w:line="240" w:lineRule="auto"/>
+        <w:jc w:val="both"/>
+        <w:rPr>
+          <w:rFonts w:ascii="Arial Narrow" w:eastAsia="Times New Roman" w:hAnsi="Arial Narrow" w:cs="Arial"/>
+          <w:color w:val="000000"/>
+          <w:kern w:val="0"/>
+          <w:lang w:val="es-ES" w:eastAsia="es-ES"/>
+          <w14:ligatures w14:val="none"/>
+        </w:rPr>
+      </w:pPr>
+      <w:r>
+        <w:rPr>
+          <w:rFonts w:ascii="Arial Narrow" w:eastAsia="Arial Narrow" w:hAnsi="Arial Narrow" w:cs="Arial Narrow"/>
+          <w:b/>
+          <w:color w:val="000000"/>
+          <w:kern w:val="0"/>
+          <w:lang w:eastAsia="es-PE"/>
+          <w14:ligatures w14:val="none"/>
         </w:rPr>
         <w:t xml:space="preserve">QUINTO: </w:t>
       </w:r>
@@ -3565,7 +3542,7 @@
           <w:color w:val="000000"/>
           <w:kern w:val="0"/>
           <w:lang w:eastAsia="es-ES"/>
-          <ns2:ligatures ns2:val="none"/>
+          <w14:ligatures w14:val="none"/>
         </w:rPr>
         <w:t xml:space="preserve">requerir </w:t>
       </w:r>
@@ -3575,7 +3552,7 @@
           <w:color w:val="000000"/>
           <w:kern w:val="0"/>
           <w:lang w:val="es-ES" w:eastAsia="es-ES"/>
-          <ns2:ligatures ns2:val="none"/>
+          <w14:ligatures w14:val="none"/>
         </w:rPr>
         <w:t xml:space="preserve">que, en un </w:t>
       </w:r>
@@ -3585,7 +3562,7 @@
           <w:color w:val="000000"/>
           <w:kern w:val="0"/>
           <w:lang w:eastAsia="es-ES"/>
-          <ns2:ligatures ns2:val="none"/>
+          <w14:ligatures w14:val="none"/>
         </w:rPr>
         <w:t>plazo no mayor de cinco (5) días hábiles contado a partir del día siguiente de la notificación de la presente resolución</w:t>
       </w:r>
@@ -3596,7 +3573,7 @@
           <w:color w:val="000000"/>
           <w:kern w:val="0"/>
           <w:lang w:eastAsia="es-ES"/>
-          <ns2:ligatures ns2:val="none"/>
+          <w14:ligatures w14:val="none"/>
         </w:rPr>
         <w:t xml:space="preserve">, </w:t>
       </w:r>
@@ -3608,7 +3585,7 @@
           <w:kern w:val="0"/>
           <w:shd w:val="clear" w:color="auto" w:fill="FFFFFF"/>
           <w:lang w:eastAsia="es-PE"/>
-          <ns2:ligatures ns2:val="none"/>
+          <w14:ligatures w14:val="none"/>
         </w:rPr>
         <w:t>el proveedor denunciado</w:t>
       </w:r>
@@ -3618,7 +3595,7 @@
           <w:color w:val="000000"/>
           <w:kern w:val="0"/>
           <w:lang w:eastAsia="es-ES"/>
-          <ns2:ligatures ns2:val="none"/>
+          <w14:ligatures w14:val="none"/>
         </w:rPr>
         <w:t xml:space="preserve"> </w:t>
       </w:r>
@@ -3629,7 +3606,7 @@
           <w:color w:val="000000"/>
           <w:kern w:val="0"/>
           <w:lang w:val="es-ES" w:eastAsia="es-ES"/>
-          <ns2:ligatures ns2:val="none"/>
+          <w14:ligatures w14:val="none"/>
         </w:rPr>
         <w:t xml:space="preserve">cumpla con: </w:t>
       </w:r>
@@ -3639,7 +3616,7 @@
           <w:color w:val="000000"/>
           <w:kern w:val="0"/>
           <w:lang w:val="es-ES" w:eastAsia="es-ES"/>
-          <ns2:ligatures ns2:val="none"/>
+          <w14:ligatures w14:val="none"/>
         </w:rPr>
         <w:t>(i) presentar una copia completa, legible y debidamente suscrita de la Póliza 340084703 del Seguro Vehicular, así como el cargo de remisión de la póliza; (ii) presentar los medios probatorios que acrediten que la negativa de otorgamiento de cobertura fue justificada; y, (iii) presentar todas las comunicaciones cursadas con la parte denunciante en virtud de los hechos materia de denuncia</w:t>
       </w:r>
@@ -3649,12 +3626,12 @@
           <w:color w:val="000000"/>
           <w:kern w:val="0"/>
           <w:lang w:val="es-ES" w:eastAsia="es-ES"/>
-          <ns2:ligatures ns2:val="none"/>
+          <w14:ligatures w14:val="none"/>
         </w:rPr>
         <w:t>.</w:t>
       </w:r>
     </w:p>
-    <w:p ns2:paraId="12A4D8BD" ns2:textId="77777777">
+    <w:p>
       <w:pPr>
         <w:spacing w:after="0" w:line="240" w:lineRule="auto"/>
         <w:jc w:val="both"/>
@@ -3664,30 +3641,30 @@
           <w:color w:val="000000"/>
           <w:kern w:val="0"/>
           <w:lang w:val="es-ES" w:eastAsia="es-PE"/>
-          <ns2:ligatures ns2:val="none"/>
-        </w:rPr>
-      </w:pPr>
-    </w:p>
-    <w:p ns2:paraId="591B7E6F" ns2:textId="77777777">
-      <w:pPr>
-        <w:spacing w:after="0" w:line="240" w:lineRule="auto"/>
-        <w:jc w:val="both"/>
-        <w:rPr>
-          <w:rFonts w:ascii="Arial Narrow" w:eastAsia="Arial Narrow" w:hAnsi="Arial Narrow" w:cs="Arial Narrow"/>
-          <w:color w:val="000000"/>
-          <w:kern w:val="0"/>
-          <w:lang w:eastAsia="es-PE"/>
-          <ns2:ligatures ns2:val="none"/>
-        </w:rPr>
-      </w:pPr>
-      <w:r>
-        <w:rPr>
-          <w:rFonts w:ascii="Arial Narrow" w:eastAsia="Arial Narrow" w:hAnsi="Arial Narrow" w:cs="Arial Narrow"/>
-          <w:b/>
-          <w:color w:val="000000"/>
-          <w:kern w:val="0"/>
-          <w:lang w:eastAsia="es-PE"/>
-          <ns2:ligatures ns2:val="none"/>
+          <w14:ligatures w14:val="none"/>
+        </w:rPr>
+      </w:pPr>
+    </w:p>
+    <w:p>
+      <w:pPr>
+        <w:spacing w:after="0" w:line="240" w:lineRule="auto"/>
+        <w:jc w:val="both"/>
+        <w:rPr>
+          <w:rFonts w:ascii="Arial Narrow" w:eastAsia="Arial Narrow" w:hAnsi="Arial Narrow" w:cs="Arial Narrow"/>
+          <w:color w:val="000000"/>
+          <w:kern w:val="0"/>
+          <w:lang w:eastAsia="es-PE"/>
+          <w14:ligatures w14:val="none"/>
+        </w:rPr>
+      </w:pPr>
+      <w:r>
+        <w:rPr>
+          <w:rFonts w:ascii="Arial Narrow" w:eastAsia="Arial Narrow" w:hAnsi="Arial Narrow" w:cs="Arial Narrow"/>
+          <w:b/>
+          <w:color w:val="000000"/>
+          <w:kern w:val="0"/>
+          <w:lang w:eastAsia="es-PE"/>
+          <w14:ligatures w14:val="none"/>
         </w:rPr>
         <w:t>SEXTO:</w:t>
       </w:r>
@@ -3697,7 +3674,7 @@
           <w:color w:val="000000"/>
           <w:kern w:val="0"/>
           <w:lang w:eastAsia="es-PE"/>
-          <ns2:ligatures ns2:val="none"/>
+          <w14:ligatures w14:val="none"/>
         </w:rPr>
         <w:t xml:space="preserve"> </w:t>
       </w:r>
@@ -3708,7 +3685,7 @@
           <w:color w:val="000000"/>
           <w:kern w:val="0"/>
           <w:lang w:eastAsia="es-PE"/>
-          <ns2:ligatures ns2:val="none"/>
+          <w14:ligatures w14:val="none"/>
         </w:rPr>
         <w:t>informar a las partes que el artículo 110</w:t>
       </w:r>
@@ -3718,7 +3695,7 @@
           <w:color w:val="000000"/>
           <w:kern w:val="0"/>
           <w:lang w:eastAsia="es-PE"/>
-          <ns2:ligatures ns2:val="none"/>
+          <w14:ligatures w14:val="none"/>
         </w:rPr>
         <w:t/>
       </w:r>
@@ -3728,7 +3705,7 @@
           <w:color w:val="000000"/>
           <w:kern w:val="0"/>
           <w:lang w:eastAsia="es-PE"/>
-          <ns2:ligatures ns2:val="none"/>
+          <w14:ligatures w14:val="none"/>
         </w:rPr>
         <w:t xml:space="preserve"> de la Ley 29571, Código de Protección y Defensa del Consumidor</w:t>
       </w:r>
@@ -3740,7 +3717,7 @@
           <w:kern w:val="0"/>
           <w:vertAlign w:val="superscript"/>
           <w:lang w:eastAsia="es-PE"/>
-          <ns2:ligatures ns2:val="none"/>
+          <w14:ligatures w14:val="none"/>
         </w:rPr>
         <w:footnoteReference w:id="8"/>
       </w:r>
@@ -3750,7 +3727,7 @@
           <w:color w:val="000000"/>
           <w:kern w:val="0"/>
           <w:lang w:eastAsia="es-PE"/>
-          <ns2:ligatures ns2:val="none"/>
+          <w14:ligatures w14:val="none"/>
         </w:rPr>
         <w:t>, faculta a la Comisión a calificar las infracciones de la referida norma como leves, graves o muy graves e imponer sanciones que van desde una amonestación hasta una multa por un máximo de 450 Unidades Impositivas Tributarias, sin perjuicio de las medidas correctivas, reparadoras y complementarias, que puedan ordenarse de acuerdo a lo estipulado en los artículos 114</w:t>
       </w:r>
@@ -3760,7 +3737,7 @@
           <w:color w:val="000000"/>
           <w:kern w:val="0"/>
           <w:lang w:eastAsia="es-PE"/>
-          <ns2:ligatures ns2:val="none"/>
+          <w14:ligatures w14:val="none"/>
         </w:rPr>
         <w:t/>
       </w:r>
@@ -3770,7 +3747,7 @@
           <w:color w:val="000000"/>
           <w:kern w:val="0"/>
           <w:lang w:eastAsia="es-PE"/>
-          <ns2:ligatures ns2:val="none"/>
+          <w14:ligatures w14:val="none"/>
         </w:rPr>
         <w:t>, 115</w:t>
       </w:r>
@@ -3780,7 +3757,7 @@
           <w:color w:val="000000"/>
           <w:kern w:val="0"/>
           <w:lang w:eastAsia="es-PE"/>
-          <ns2:ligatures ns2:val="none"/>
+          <w14:ligatures w14:val="none"/>
         </w:rPr>
         <w:t/>
       </w:r>
@@ -3790,7 +3767,7 @@
           <w:color w:val="000000"/>
           <w:kern w:val="0"/>
           <w:lang w:eastAsia="es-PE"/>
-          <ns2:ligatures ns2:val="none"/>
+          <w14:ligatures w14:val="none"/>
         </w:rPr>
         <w:t xml:space="preserve"> y 116</w:t>
       </w:r>
@@ -3800,7 +3777,7 @@
           <w:color w:val="000000"/>
           <w:kern w:val="0"/>
           <w:lang w:eastAsia="es-PE"/>
-          <ns2:ligatures ns2:val="none"/>
+          <w14:ligatures w14:val="none"/>
         </w:rPr>
         <w:t/>
       </w:r>
@@ -3810,7 +3787,7 @@
           <w:color w:val="000000"/>
           <w:kern w:val="0"/>
           <w:lang w:eastAsia="es-PE"/>
-          <ns2:ligatures ns2:val="none"/>
+          <w14:ligatures w14:val="none"/>
         </w:rPr>
         <w:t xml:space="preserve"> de la referida norma</w:t>
       </w:r>
@@ -3822,7 +3799,7 @@
           <w:kern w:val="0"/>
           <w:vertAlign w:val="superscript"/>
           <w:lang w:eastAsia="es-PE"/>
-          <ns2:ligatures ns2:val="none"/>
+          <w14:ligatures w14:val="none"/>
         </w:rPr>
         <w:footnoteReference w:id="9"/>
       </w:r>
@@ -3832,7 +3809,7 @@
           <w:color w:val="000000"/>
           <w:kern w:val="0"/>
           <w:lang w:eastAsia="es-PE"/>
-          <ns2:ligatures ns2:val="none"/>
+          <w14:ligatures w14:val="none"/>
         </w:rPr>
         <w:t xml:space="preserve">. </w:t>
       </w:r>
@@ -3843,7 +3820,7 @@
           <w:color w:val="000000"/>
           <w:kern w:val="0"/>
           <w:lang w:eastAsia="es-PE"/>
-          <ns2:ligatures ns2:val="none"/>
+          <w14:ligatures w14:val="none"/>
         </w:rPr>
         <w:lastRenderedPageBreak/>
         <w:t>Asimismo, se consideran circunstancias atenuantes para la graduación de la sanción, el allanamiento de la denuncia o el reconocimiento de las pretensiones en ella contenidas, de acuerdo con el artículo 112</w:t>
@@ -3854,7 +3831,7 @@
           <w:color w:val="000000"/>
           <w:kern w:val="0"/>
           <w:lang w:eastAsia="es-PE"/>
-          <ns2:ligatures ns2:val="none"/>
+          <w14:ligatures w14:val="none"/>
         </w:rPr>
         <w:t/>
       </w:r>
@@ -3864,7 +3841,7 @@
           <w:color w:val="000000"/>
           <w:kern w:val="0"/>
           <w:lang w:eastAsia="es-PE"/>
-          <ns2:ligatures ns2:val="none"/>
+          <w14:ligatures w14:val="none"/>
         </w:rPr>
         <w:t xml:space="preserve"> del Código</w:t>
       </w:r>
@@ -3876,7 +3853,7 @@
           <w:kern w:val="0"/>
           <w:vertAlign w:val="superscript"/>
           <w:lang w:eastAsia="es-PE"/>
-          <ns2:ligatures ns2:val="none"/>
+          <w14:ligatures w14:val="none"/>
         </w:rPr>
         <w:footnoteReference w:id="10"/>
       </w:r>
@@ -3886,12 +3863,12 @@
           <w:color w:val="000000"/>
           <w:kern w:val="0"/>
           <w:lang w:eastAsia="es-PE"/>
-          <ns2:ligatures ns2:val="none"/>
+          <w14:ligatures w14:val="none"/>
         </w:rPr>
         <w:t>.</w:t>
       </w:r>
     </w:p>
-    <w:p ns2:paraId="0ECE55DF" ns2:textId="77777777">
+    <w:p>
       <w:pPr>
         <w:shd w:val="clear" w:color="auto" w:fill="FFFFFF"/>
         <w:spacing w:after="0" w:line="240" w:lineRule="auto"/>
@@ -3902,11 +3879,11 @@
           <w:color w:val="000000"/>
           <w:kern w:val="0"/>
           <w:lang w:eastAsia="es-PE"/>
-          <ns2:ligatures ns2:val="none"/>
-        </w:rPr>
-      </w:pPr>
-    </w:p>
-    <w:p ns2:paraId="1CC114EB" ns2:textId="77777777">
+          <w14:ligatures w14:val="none"/>
+        </w:rPr>
+      </w:pPr>
+    </w:p>
+    <w:p>
       <w:pPr>
         <w:shd w:val="clear" w:color="auto" w:fill="FFFFFF"/>
         <w:spacing w:after="0" w:line="240" w:lineRule="auto"/>
@@ -3916,17 +3893,17 @@
           <w:color w:val="000000"/>
           <w:kern w:val="0"/>
           <w:lang w:eastAsia="es-PE"/>
-          <ns2:ligatures ns2:val="none"/>
-        </w:rPr>
-      </w:pPr>
-      <w:r>
-        <w:rPr>
-          <w:rFonts w:ascii="Arial Narrow" w:eastAsia="Arial Narrow" w:hAnsi="Arial Narrow" w:cs="Arial Narrow"/>
-          <w:b/>
-          <w:color w:val="000000"/>
-          <w:kern w:val="0"/>
-          <w:lang w:eastAsia="es-PE"/>
-          <ns2:ligatures ns2:val="none"/>
+          <w14:ligatures w14:val="none"/>
+        </w:rPr>
+      </w:pPr>
+      <w:r>
+        <w:rPr>
+          <w:rFonts w:ascii="Arial Narrow" w:eastAsia="Arial Narrow" w:hAnsi="Arial Narrow" w:cs="Arial Narrow"/>
+          <w:b/>
+          <w:color w:val="000000"/>
+          <w:kern w:val="0"/>
+          <w:lang w:eastAsia="es-PE"/>
+          <w14:ligatures w14:val="none"/>
         </w:rPr>
         <w:t>SÉTIMO:</w:t>
       </w:r>
@@ -3936,7 +3913,7 @@
           <w:color w:val="000000"/>
           <w:kern w:val="0"/>
           <w:lang w:eastAsia="es-PE"/>
-          <ns2:ligatures ns2:val="none"/>
+          <w14:ligatures w14:val="none"/>
         </w:rPr>
         <w:t xml:space="preserve"> informar a las partes que conforme a lo establecido en el artículo 39</w:t>
       </w:r>
@@ -3946,7 +3923,7 @@
           <w:color w:val="000000"/>
           <w:kern w:val="0"/>
           <w:lang w:eastAsia="es-PE"/>
-          <ns2:ligatures ns2:val="none"/>
+          <w14:ligatures w14:val="none"/>
         </w:rPr>
         <w:t/>
       </w:r>
@@ -3956,12 +3933,12 @@
           <w:color w:val="000000"/>
           <w:kern w:val="0"/>
           <w:lang w:eastAsia="es-PE"/>
-          <ns2:ligatures ns2:val="none"/>
+          <w14:ligatures w14:val="none"/>
         </w:rPr>
         <w:t xml:space="preserve"> de la Ley sobre Facultades, Normas y Organización del Indecopi, aprobada por Decreto Legislativo 807, los gastos por los peritajes realizados, actuación de pruebas, inspecciones y otros derivados de la tramitación del proceso serán de cargo de la parte que solicita la prueba, salvo pacto en contrario. En todos los casos, la resolución final determinará si los gastos deben ser asumidos por alguna de las partes, o reembolsados a la otra parte o al Indecopi, según sea el caso, de manera adicional a la sanción que haya podido imponerse. </w:t>
       </w:r>
     </w:p>
-    <w:p ns2:paraId="364C4B19" ns2:textId="77777777">
+    <w:p>
       <w:pPr>
         <w:shd w:val="clear" w:color="auto" w:fill="FFFFFF"/>
         <w:spacing w:after="0" w:line="240" w:lineRule="auto"/>
@@ -3971,11 +3948,11 @@
           <w:color w:val="000000"/>
           <w:kern w:val="0"/>
           <w:lang w:eastAsia="es-PE"/>
-          <ns2:ligatures ns2:val="none"/>
-        </w:rPr>
-      </w:pPr>
-    </w:p>
-    <w:p ns2:paraId="27E9BBC0" ns2:textId="77777777">
+          <w14:ligatures w14:val="none"/>
+        </w:rPr>
+      </w:pPr>
+    </w:p>
+    <w:p>
       <w:pPr>
         <w:suppressAutoHyphens/>
         <w:spacing w:after="0" w:line="240" w:lineRule="auto"/>
@@ -3984,7 +3961,7 @@
           <w:rFonts w:ascii="Arial Narrow" w:eastAsia="Calibri" w:hAnsi="Arial Narrow" w:cs="Arial"/>
           <w:kern w:val="0"/>
           <w:u w:val="single"/>
-          <ns2:ligatures ns2:val="none"/>
+          <w14:ligatures w14:val="none"/>
         </w:rPr>
       </w:pPr>
       <w:r>
@@ -3993,7 +3970,7 @@
           <w:b/>
           <w:bCs/>
           <w:kern w:val="0"/>
-          <ns2:ligatures ns2:val="none"/>
+          <w14:ligatures w14:val="none"/>
         </w:rPr>
         <w:t>OCTAVO</w:t>
       </w:r>
@@ -4002,7 +3979,7 @@
           <w:rFonts w:ascii="Arial Narrow" w:eastAsia="Calibri" w:hAnsi="Arial Narrow" w:cs="Arial"/>
           <w:b/>
           <w:kern w:val="0"/>
-          <ns2:ligatures ns2:val="none"/>
+          <w14:ligatures w14:val="none"/>
         </w:rPr>
         <w:t>:</w:t>
       </w:r>
@@ -4010,7 +3987,7 @@
         <w:rPr>
           <w:rFonts w:ascii="Arial Narrow" w:eastAsia="Calibri" w:hAnsi="Arial Narrow" w:cs="Arial"/>
           <w:kern w:val="0"/>
-          <ns2:ligatures ns2:val="none"/>
+          <w14:ligatures w14:val="none"/>
         </w:rPr>
         <w:t xml:space="preserve"> comunicar a las partes que, de acuerdo a lo señalado por el artículo 29</w:t>
       </w:r>
@@ -4020,7 +3997,7 @@
           <w:color w:val="000000"/>
           <w:kern w:val="0"/>
           <w:lang w:eastAsia="es-PE"/>
-          <ns2:ligatures ns2:val="none"/>
+          <w14:ligatures w14:val="none"/>
         </w:rPr>
         <w:t/>
       </w:r>
@@ -4028,7 +4005,7 @@
         <w:rPr>
           <w:rFonts w:ascii="Arial Narrow" w:eastAsia="Calibri" w:hAnsi="Arial Narrow" w:cs="Arial"/>
           <w:kern w:val="0"/>
-          <ns2:ligatures ns2:val="none"/>
+          <w14:ligatures w14:val="none"/>
         </w:rPr>
         <w:t xml:space="preserve"> del Decreto Legislativo 807</w:t>
       </w:r>
@@ -4038,7 +4015,7 @@
           <w:rFonts w:ascii="Arial Narrow" w:eastAsia="Calibri" w:hAnsi="Arial Narrow" w:cs="Arial"/>
           <w:kern w:val="0"/>
           <w:vertAlign w:val="superscript"/>
-          <ns2:ligatures ns2:val="none"/>
+          <w14:ligatures w14:val="none"/>
         </w:rPr>
         <w:footnoteReference w:id="11"/>
       </w:r>
@@ -4046,7 +4023,7 @@
         <w:rPr>
           <w:rFonts w:ascii="Arial Narrow" w:eastAsia="Calibri" w:hAnsi="Arial Narrow" w:cs="Arial"/>
           <w:kern w:val="0"/>
-          <ns2:ligatures ns2:val="none"/>
+          <w14:ligatures w14:val="none"/>
         </w:rPr>
         <w:t xml:space="preserve">, hasta antes de la emisión de la Resolución Final tienen la posibilidad de solicitar una audiencia de conciliación. En caso deleguen a favor de una tercera persona su actuación en la diligencia programada, esta deberá presentar un poder especial con firma legalizada ante Notario Público, donde conste </w:t>
       </w:r>
@@ -4055,7 +4032,7 @@
           <w:rFonts w:ascii="Arial Narrow" w:eastAsia="Calibri" w:hAnsi="Arial Narrow" w:cs="Arial"/>
           <w:kern w:val="0"/>
           <w:u w:val="single"/>
-          <ns2:ligatures ns2:val="none"/>
+          <w14:ligatures w14:val="none"/>
         </w:rPr>
         <w:t>expresamente su facultad para asistir y conciliar en su representación</w:t>
       </w:r>
@@ -4064,7 +4041,7 @@
           <w:rFonts w:ascii="Arial Narrow" w:eastAsia="Calibri" w:hAnsi="Arial Narrow" w:cs="Arial"/>
           <w:bCs/>
           <w:kern w:val="0"/>
-          <ns2:ligatures ns2:val="none"/>
+          <w14:ligatures w14:val="none"/>
         </w:rPr>
         <w:t>.</w:t>
       </w:r>
@@ -4074,7 +4051,7 @@
           <w:b/>
           <w:bCs/>
           <w:kern w:val="0"/>
-          <ns2:ligatures ns2:val="none"/>
+          <w14:ligatures w14:val="none"/>
         </w:rPr>
         <w:t xml:space="preserve"> </w:t>
       </w:r>
@@ -4083,12 +4060,12 @@
           <w:rFonts w:ascii="Arial Narrow" w:eastAsia="Calibri" w:hAnsi="Arial Narrow" w:cs="Arial"/>
           <w:kern w:val="0"/>
           <w:u w:val="single"/>
-          <ns2:ligatures ns2:val="none"/>
+          <w14:ligatures w14:val="none"/>
         </w:rPr>
         <w:t xml:space="preserve">Ello bajo apercibimiento de no realizar la audiencia de conciliación y levantar el acta de inasistencia correspondiente. </w:t>
       </w:r>
     </w:p>
-    <w:p ns2:paraId="4CD47B08" ns2:textId="77777777">
+    <w:p>
       <w:pPr>
         <w:suppressAutoHyphens/>
         <w:spacing w:after="0" w:line="240" w:lineRule="auto"/>
@@ -4097,11 +4074,11 @@
           <w:rFonts w:ascii="Arial Narrow" w:eastAsia="Calibri" w:hAnsi="Arial Narrow" w:cs="Arial"/>
           <w:kern w:val="0"/>
           <w:u w:val="single"/>
-          <ns2:ligatures ns2:val="none"/>
-        </w:rPr>
-      </w:pPr>
-    </w:p>
-    <w:p ns2:paraId="0E80CA49" ns2:textId="77777777">
+          <w14:ligatures w14:val="none"/>
+        </w:rPr>
+      </w:pPr>
+    </w:p>
+    <w:p>
       <w:pPr>
         <w:suppressAutoHyphens/>
         <w:spacing w:after="0" w:line="240" w:lineRule="auto"/>
@@ -4111,7 +4088,7 @@
           <w:color w:val="000000"/>
           <w:kern w:val="0"/>
           <w:lang w:eastAsia="es-PE"/>
-          <ns2:ligatures ns2:val="none"/>
+          <w14:ligatures w14:val="none"/>
         </w:rPr>
       </w:pPr>
       <w:r>
@@ -4121,7 +4098,7 @@
           <w:color w:val="000000"/>
           <w:kern w:val="0"/>
           <w:lang w:eastAsia="es-PE"/>
-          <ns2:ligatures ns2:val="none"/>
+          <w14:ligatures w14:val="none"/>
         </w:rPr>
         <w:t>NOVENO:</w:t>
       </w:r>
@@ -4131,14 +4108,14 @@
           <w:color w:val="000000"/>
           <w:kern w:val="0"/>
           <w:lang w:eastAsia="es-PE"/>
-          <ns2:ligatures ns2:val="none"/>
+          <w14:ligatures w14:val="none"/>
         </w:rPr>
         <w:t xml:space="preserve"> poner en conocimiento de las partes que, antes de la emisión de la Resolución Final, tienen la posibilidad de formular su desistimiento o presentar el acuerdo arribado mediante la conciliación, mediación, transacción o cualquier otro que, de forma indubitable, deje constancia que se ha solucionado la controversia materia de denuncia.</w:t>
       </w:r>
       <w:bookmarkStart w:id="26" w:name="h.gjdgxs" w:colFirst="0" w:colLast="0"/>
       <w:bookmarkEnd w:id="26"/>
     </w:p>
-    <w:p ns2:paraId="7DDD06F7" ns2:textId="77777777">
+    <w:p>
       <w:pPr>
         <w:suppressAutoHyphens/>
         <w:spacing w:after="0" w:line="240" w:lineRule="auto"/>
@@ -4148,11 +4125,11 @@
           <w:color w:val="000000"/>
           <w:kern w:val="0"/>
           <w:lang w:eastAsia="es-PE"/>
-          <ns2:ligatures ns2:val="none"/>
-        </w:rPr>
-      </w:pPr>
-    </w:p>
-    <w:p ns2:paraId="236137A1" ns2:textId="077EB7ED">
+          <w14:ligatures w14:val="none"/>
+        </w:rPr>
+      </w:pPr>
+    </w:p>
+    <w:p>
       <w:pPr>
         <w:suppressAutoHyphens/>
         <w:spacing w:after="0" w:line="240" w:lineRule="auto"/>
@@ -4175,7 +4152,7 @@
           <w:b/>
           <w:spacing w:val="-3"/>
           <w:kern w:val="0"/>
-          <ns2:ligatures ns2:val="none"/>
+          <w14:ligatures w14:val="none"/>
         </w:rPr>
         <w:t/>
       </w:r>
@@ -4185,7 +4162,7 @@
           <w:bCs/>
           <w:spacing w:val="-3"/>
           <w:kern w:val="0"/>
-          <ns2:ligatures ns2:val="none"/>
+          <w14:ligatures w14:val="none"/>
         </w:rPr>
         <w:t xml:space="preserve"/>
       </w:r>
@@ -4195,7 +4172,7 @@
           <w:bCs/>
           <w:spacing w:val="-3"/>
           <w:kern w:val="0"/>
-          <ns2:ligatures ns2:val="none"/>
+          <w14:ligatures w14:val="none"/>
         </w:rPr>
         <w:t xml:space="preserve"/>
       </w:r>
@@ -4206,7 +4183,7 @@
           <w:kern w:val="0"/>
           <w:shd w:val="clear" w:color="auto" w:fill="FFFFFF"/>
           <w:lang w:eastAsia="es-PE"/>
-          <ns2:ligatures ns2:val="none"/>
+          <w14:ligatures w14:val="none"/>
         </w:rPr>
         <w:t xml:space="preserve"/>
       </w:r>
@@ -4244,7 +4221,7 @@
           <w:color w:val="000000"/>
           <w:kern w:val="0"/>
           <w:lang w:eastAsia="es-PE"/>
-          <ns2:ligatures ns2:val="none"/>
+          <w14:ligatures w14:val="none"/>
         </w:rPr>
         <w:t/>
       </w:r>
@@ -4261,7 +4238,7 @@
           <w:color w:val="000000"/>
           <w:kern w:val="0"/>
           <w:lang w:eastAsia="es-PE"/>
-          <ns2:ligatures ns2:val="none"/>
+          <w14:ligatures w14:val="none"/>
         </w:rPr>
         <w:t/>
       </w:r>
@@ -4296,7 +4273,7 @@
       </w:r>
     </w:p>
     <w:bookmarkEnd w:id="27"/>
-    <w:p ns2:paraId="639FE5BE" ns2:textId="77777777">
+    <w:p>
       <w:pPr>
         <w:suppressAutoHyphens/>
         <w:spacing w:after="0" w:line="240" w:lineRule="auto"/>
@@ -4306,7 +4283,7 @@
         </w:rPr>
       </w:pPr>
     </w:p>
-    <w:p ns2:paraId="083D8417" ns2:textId="732357EA">
+    <w:p>
       <w:pPr>
         <w:suppressAutoHyphens/>
         <w:spacing w:line="240" w:lineRule="auto"/>
@@ -4394,7 +4371,7 @@
       </w:r>
       <w:bookmarkStart w:id="28" w:name="_Hlk198890962"/>
     </w:p>
-    <w:p ns2:paraId="36317C11" ns2:textId="77777777">
+    <w:p>
       <w:pPr>
         <w:suppressAutoHyphens/>
         <w:spacing w:after="0" w:line="240" w:lineRule="auto"/>
@@ -4406,7 +4383,7 @@
       </w:pPr>
     </w:p>
     <w:bookmarkEnd w:id="28"/>
-    <w:p ns2:paraId="23716787" ns2:textId="77777777">
+    <w:p>
       <w:pPr>
         <w:suppressAutoHyphens/>
         <w:spacing w:after="0" w:line="240" w:lineRule="auto"/>
@@ -4416,36 +4393,36 @@
         </w:rPr>
       </w:pPr>
     </w:p>
-    <w:p ns2:paraId="509D673B" ns2:textId="77777777">
-      <w:pPr>
-        <w:spacing w:after="0" w:line="240" w:lineRule="auto"/>
-        <w:jc w:val="both"/>
-        <w:rPr>
-          <w:rFonts w:ascii="Arial Narrow" w:eastAsia="Arial Narrow" w:hAnsi="Arial Narrow" w:cs="Arial Narrow"/>
-          <w:b/>
-          <w:color w:val="000000"/>
-          <w:kern w:val="0"/>
-          <w:lang w:eastAsia="es-PE"/>
-          <ns2:ligatures ns2:val="none"/>
-        </w:rPr>
-      </w:pPr>
-    </w:p>
-    <w:p ns2:paraId="418E1D52" ns2:textId="77777777">
-      <w:pPr>
-        <w:spacing w:after="0" w:line="240" w:lineRule="auto"/>
-        <w:jc w:val="both"/>
-        <w:rPr>
-          <w:rFonts w:ascii="Arial Narrow" w:eastAsia="Arial Narrow" w:hAnsi="Arial Narrow" w:cs="Arial Narrow"/>
-          <w:b/>
-          <w:color w:val="000000"/>
-          <w:kern w:val="0"/>
-          <w:lang w:eastAsia="es-PE"/>
-          <ns2:ligatures ns2:val="none"/>
+    <w:p>
+      <w:pPr>
+        <w:spacing w:after="0" w:line="240" w:lineRule="auto"/>
+        <w:jc w:val="both"/>
+        <w:rPr>
+          <w:rFonts w:ascii="Arial Narrow" w:eastAsia="Arial Narrow" w:hAnsi="Arial Narrow" w:cs="Arial Narrow"/>
+          <w:b/>
+          <w:color w:val="000000"/>
+          <w:kern w:val="0"/>
+          <w:lang w:eastAsia="es-PE"/>
+          <w14:ligatures w14:val="none"/>
+        </w:rPr>
+      </w:pPr>
+    </w:p>
+    <w:p>
+      <w:pPr>
+        <w:spacing w:after="0" w:line="240" w:lineRule="auto"/>
+        <w:jc w:val="both"/>
+        <w:rPr>
+          <w:rFonts w:ascii="Arial Narrow" w:eastAsia="Arial Narrow" w:hAnsi="Arial Narrow" w:cs="Arial Narrow"/>
+          <w:b/>
+          <w:color w:val="000000"/>
+          <w:kern w:val="0"/>
+          <w:lang w:eastAsia="es-PE"/>
+          <w14:ligatures w14:val="none"/>
         </w:rPr>
       </w:pPr>
     </w:p>
     <w:bookmarkEnd w:id="0"/>
-    <w:p ns2:paraId="626EF8E7" ns2:textId="36A812F1">
+    <w:p>
       <w:pPr>
         <w:spacing w:after="0" w:line="240" w:lineRule="auto"/>
         <w:jc w:val="center"/>
@@ -4455,7 +4432,7 @@
           <w:color w:val="000000"/>
           <w:kern w:val="0"/>
           <w:lang w:eastAsia="es-PE"/>
-          <ns2:ligatures ns2:val="none"/>
+          <w14:ligatures w14:val="none"/>
         </w:rPr>
       </w:pPr>
       <w:r>
@@ -4465,12 +4442,12 @@
           <w:color w:val="000000"/>
           <w:kern w:val="0"/>
           <w:lang w:eastAsia="es-PE"/>
-          <ns2:ligatures ns2:val="none"/>
+          <w14:ligatures w14:val="none"/>
         </w:rPr>
         <w:t>Firmado digitalmente por</w:t>
       </w:r>
     </w:p>
-    <w:p ns2:paraId="564FA57C" ns2:textId="77777777">
+    <w:p>
       <w:pPr>
         <w:spacing w:after="0" w:line="240" w:lineRule="auto"/>
         <w:jc w:val="center"/>
@@ -4480,7 +4457,7 @@
           <w:bCs/>
           <w:color w:val="000000"/>
           <w:kern w:val="0"/>
-          <ns2:ligatures ns2:val="none"/>
+          <w14:ligatures w14:val="none"/>
         </w:rPr>
       </w:pPr>
       <w:r>
@@ -4490,12 +4467,12 @@
           <w:bCs/>
           <w:color w:val="000000"/>
           <w:kern w:val="0"/>
-          <ns2:ligatures ns2:val="none"/>
+          <w14:ligatures w14:val="none"/>
         </w:rPr>
         <w:t>EVELING ROA QUISPE</w:t>
       </w:r>
     </w:p>
-    <w:p ns2:paraId="488C71A5" ns2:textId="77777777">
+    <w:p>
       <w:pPr>
         <w:spacing w:after="0" w:line="240" w:lineRule="auto"/>
         <w:jc w:val="center"/>
@@ -4505,7 +4482,7 @@
           <w:bCs/>
           <w:color w:val="000000"/>
           <w:kern w:val="0"/>
-          <ns2:ligatures ns2:val="none"/>
+          <w14:ligatures w14:val="none"/>
         </w:rPr>
       </w:pPr>
       <w:r>
@@ -4515,12 +4492,12 @@
           <w:bCs/>
           <w:color w:val="000000"/>
           <w:kern w:val="0"/>
-          <ns2:ligatures ns2:val="none"/>
+          <w14:ligatures w14:val="none"/>
         </w:rPr>
         <w:t>Secretaria Técnica</w:t>
       </w:r>
     </w:p>
-    <w:p ns2:paraId="4EF09A7C" ns2:textId="77777777">
+    <w:p>
       <w:pPr>
         <w:spacing w:after="0" w:line="240" w:lineRule="auto"/>
         <w:jc w:val="center"/>
@@ -4530,7 +4507,7 @@
           <w:bCs/>
           <w:color w:val="000000"/>
           <w:kern w:val="0"/>
-          <ns2:ligatures ns2:val="none"/>
+          <w14:ligatures w14:val="none"/>
         </w:rPr>
       </w:pPr>
       <w:r>
@@ -4540,26 +4517,26 @@
           <w:bCs/>
           <w:color w:val="000000"/>
           <w:kern w:val="0"/>
-          <ns2:ligatures ns2:val="none"/>
+          <w14:ligatures w14:val="none"/>
         </w:rPr>
         <w:t>Comisión de Protección al Consumidor 1</w:t>
       </w:r>
     </w:p>
-    <w:p ns2:paraId="7F637530" ns2:textId="77777777">
-      <w:pPr>
-        <w:spacing w:after="0" w:line="240" w:lineRule="auto"/>
-        <w:jc w:val="both"/>
-        <w:rPr>
-          <w:rFonts w:ascii="Arial Narrow" w:eastAsia="Arial Narrow" w:hAnsi="Arial Narrow" w:cs="Arial Narrow"/>
-          <w:b/>
-          <w:color w:val="000000"/>
-          <w:kern w:val="0"/>
-          <w:lang w:eastAsia="es-PE"/>
-          <ns2:ligatures ns2:val="none"/>
-        </w:rPr>
-      </w:pPr>
-    </w:p>
-    <w:p ns2:paraId="2593B317" ns2:textId="77777777">
+    <w:p>
+      <w:pPr>
+        <w:spacing w:after="0" w:line="240" w:lineRule="auto"/>
+        <w:jc w:val="both"/>
+        <w:rPr>
+          <w:rFonts w:ascii="Arial Narrow" w:eastAsia="Arial Narrow" w:hAnsi="Arial Narrow" w:cs="Arial Narrow"/>
+          <w:b/>
+          <w:color w:val="000000"/>
+          <w:kern w:val="0"/>
+          <w:lang w:eastAsia="es-PE"/>
+          <w14:ligatures w14:val="none"/>
+        </w:rPr>
+      </w:pPr>
+    </w:p>
+    <w:p>
       <w:pPr>
         <w:spacing w:after="0" w:line="240" w:lineRule="auto"/>
         <w:jc w:val="both"/>
@@ -4577,12 +4554,12 @@
           <w:sz w:val="16"/>
           <w:szCs w:val="16"/>
           <w:lang w:eastAsia="es-PE"/>
-          <ns2:ligatures ns2:val="none"/>
+          <w14:ligatures w14:val="none"/>
         </w:rPr>
         <w:t>LSM/JCQ</w:t>
       </w:r>
     </w:p>
-    <w:p ns2:paraId="4423ADE9" ns2:textId="77777777">
+    <w:p>
       <w:pPr>
         <w:spacing w:line="240" w:lineRule="auto"/>
         <w:rPr>
@@ -4590,18 +4567,18 @@
         </w:rPr>
       </w:pPr>
     </w:p>
-    <w:p ns2:paraId="74AAB5F4" ns2:textId="77777777">
+    <w:p>
       <w:pPr>
         <w:spacing w:line="240" w:lineRule="auto"/>
       </w:pPr>
     </w:p>
     <w:sectPr>
-      <w:headerReference w:type="even" ns3:id="rId8"/>
-      <w:headerReference w:type="default" ns3:id="rId9"/>
-      <w:footerReference w:type="even" ns3:id="rId10"/>
-      <w:footerReference w:type="default" ns3:id="rId11"/>
-      <w:headerReference w:type="first" ns3:id="rId12"/>
-      <w:footerReference w:type="first" ns3:id="rId13"/>
+      <w:headerReference w:type="even" r:id="rId8"/>
+      <w:headerReference w:type="default" r:id="rId9"/>
+      <w:footerReference w:type="even" r:id="rId10"/>
+      <w:footerReference w:type="default" r:id="rId11"/>
+      <w:headerReference w:type="first" r:id="rId12"/>
+      <w:footerReference w:type="first" r:id="rId13"/>
       <w:pgSz w:w="11906" w:h="16838"/>
       <w:pgMar w:top="1417" w:right="1701" w:bottom="1417" w:left="1701" w:header="708" w:footer="708" w:gutter="0"/>
       <w:cols w:space="708"/>
@@ -4612,7 +4589,7 @@
 </file>
 
 <file path=word/endnotes.xml><?xml version="1.0" encoding="utf-8"?>
-<w:endnotes xmlns:wpc="http://schemas.microsoft.com/office/word/2010/wordprocessingCanvas" xmlns:cx="http://schemas.microsoft.com/office/drawing/2014/chartex" xmlns:cx1="http://schemas.microsoft.com/office/drawing/2015/9/8/chartex" xmlns:cx2="http://schemas.microsoft.com/office/drawing/2015/10/21/chartex" xmlns:cx3="http://schemas.microsoft.com/office/drawing/2016/5/9/chartex" xmlns:cx4="http://schemas.microsoft.com/office/drawing/2016/5/10/chartex" xmlns:cx5="http://schemas.microsoft.com/office/drawing/2016/5/11/chartex" xmlns:cx6="http://schemas.microsoft.com/office/drawing/2016/5/12/chartex" xmlns:cx7="http://schemas.microsoft.com/office/drawing/2016/5/13/chartex" xmlns:cx8="http://schemas.microsoft.com/office/drawing/2016/5/14/chartex" xmlns:mc="http://schemas.openxmlformats.org/markup-compatibility/2006" xmlns:aink="http://schemas.microsoft.com/office/drawing/2016/ink" xmlns:am3d="http://schemas.microsoft.com/office/drawing/2017/model3d" xmlns:o="urn:schemas-microsoft-com:office:office" xmlns:oel="http://schemas.microsoft.com/office/2019/extlst" xmlns:r="http://schemas.openxmlformats.org/officeDocument/2006/relationships" xmlns:m="http://schemas.openxmlformats.org/officeDocument/2006/math" xmlns:v="urn:schemas-microsoft-com:vml" xmlns:wp14="http://schemas.microsoft.com/office/word/2010/wordprocessingDrawing" xmlns:wp="http://schemas.openxmlformats.org/drawingml/2006/wordprocessingDrawing" xmlns:w10="urn:schemas-microsoft-com:office:word" xmlns:w="http://schemas.openxmlformats.org/wordprocessingml/2006/main" xmlns:w14="http://schemas.microsoft.com/office/word/2010/wordml" xmlns:w15="http://schemas.microsoft.com/office/word/2012/wordml" xmlns:w16cex="http://schemas.microsoft.com/office/word/2018/wordml/cex" xmlns:w16cid="http://schemas.microsoft.com/office/word/2016/wordml/cid" xmlns:w16="http://schemas.microsoft.com/office/word/2018/wordml" xmlns:w16du="http://schemas.microsoft.com/office/word/2023/wordml/word16du" xmlns:w16sdtdh="http://schemas.microsoft.com/office/word/2020/wordml/sdtdatahash" xmlns:w16sdtfl="http://schemas.microsoft.com/office/word/2024/wordml/sdtformatlock" xmlns:w16se="http://schemas.microsoft.com/office/word/2015/wordml/symex" xmlns:wpg="http://schemas.microsoft.com/office/word/2010/wordprocessingGroup" xmlns:wpi="http://schemas.microsoft.com/office/word/2010/wordprocessingInk" xmlns:wne="http://schemas.microsoft.com/office/word/2006/wordml" xmlns:wps="http://schemas.microsoft.com/office/word/2010/wordprocessingShape" mc:Ignorable="w14 w15 w16se w16cid w16 w16cex w16sdtdh w16sdtfl w16du wp14">
+<w:endnotes xmlns:mc="http://schemas.openxmlformats.org/markup-compatibility/2006" xmlns:r="http://schemas.openxmlformats.org/officeDocument/2006/relationships" xmlns:w="http://schemas.openxmlformats.org/wordprocessingml/2006/main" xmlns:w14="http://schemas.microsoft.com/office/word/2010/wordml" xmlns:w15="http://schemas.microsoft.com/office/word/2012/wordml" xmlns:w16="http://schemas.microsoft.com/office/word/2018/wordml" xmlns:w16cex="http://schemas.microsoft.com/office/word/2018/wordml/cex" xmlns:w16cid="http://schemas.microsoft.com/office/word/2016/wordml/cid" xmlns:w16du="http://schemas.microsoft.com/office/word/2023/wordml/word16du" xmlns:w16sdtdh="http://schemas.microsoft.com/office/word/2020/wordml/sdtdatahash" xmlns:w16se="http://schemas.microsoft.com/office/word/2015/wordml/symex" xmlns:wp14="http://schemas.microsoft.com/office/word/2010/wordprocessingDrawing" mc:Ignorable="w14 w15 w16se w16cid w16 w16cex w16sdtdh w16du wp14">
   <w:endnote w:type="separator" w:id="-1">
     <w:p>
       <w:pPr>
@@ -4637,7 +4614,7 @@
 </file>
 
 <file path=word/footer1.xml><?xml version="1.0" encoding="utf-8"?>
-<w:ftr xmlns:wpc="http://schemas.microsoft.com/office/word/2010/wordprocessingCanvas" xmlns:cx="http://schemas.microsoft.com/office/drawing/2014/chartex" xmlns:cx1="http://schemas.microsoft.com/office/drawing/2015/9/8/chartex" xmlns:cx2="http://schemas.microsoft.com/office/drawing/2015/10/21/chartex" xmlns:cx3="http://schemas.microsoft.com/office/drawing/2016/5/9/chartex" xmlns:cx4="http://schemas.microsoft.com/office/drawing/2016/5/10/chartex" xmlns:cx5="http://schemas.microsoft.com/office/drawing/2016/5/11/chartex" xmlns:cx6="http://schemas.microsoft.com/office/drawing/2016/5/12/chartex" xmlns:cx7="http://schemas.microsoft.com/office/drawing/2016/5/13/chartex" xmlns:cx8="http://schemas.microsoft.com/office/drawing/2016/5/14/chartex" xmlns:mc="http://schemas.openxmlformats.org/markup-compatibility/2006" xmlns:aink="http://schemas.microsoft.com/office/drawing/2016/ink" xmlns:am3d="http://schemas.microsoft.com/office/drawing/2017/model3d" xmlns:o="urn:schemas-microsoft-com:office:office" xmlns:oel="http://schemas.microsoft.com/office/2019/extlst" xmlns:r="http://schemas.openxmlformats.org/officeDocument/2006/relationships" xmlns:m="http://schemas.openxmlformats.org/officeDocument/2006/math" xmlns:v="urn:schemas-microsoft-com:vml" xmlns:wp14="http://schemas.microsoft.com/office/word/2010/wordprocessingDrawing" xmlns:wp="http://schemas.openxmlformats.org/drawingml/2006/wordprocessingDrawing" xmlns:w10="urn:schemas-microsoft-com:office:word" xmlns:w="http://schemas.openxmlformats.org/wordprocessingml/2006/main" xmlns:w14="http://schemas.microsoft.com/office/word/2010/wordml" xmlns:w15="http://schemas.microsoft.com/office/word/2012/wordml" xmlns:w16cex="http://schemas.microsoft.com/office/word/2018/wordml/cex" xmlns:w16cid="http://schemas.microsoft.com/office/word/2016/wordml/cid" xmlns:w16="http://schemas.microsoft.com/office/word/2018/wordml" xmlns:w16du="http://schemas.microsoft.com/office/word/2023/wordml/word16du" xmlns:w16sdtdh="http://schemas.microsoft.com/office/word/2020/wordml/sdtdatahash" xmlns:w16sdtfl="http://schemas.microsoft.com/office/word/2024/wordml/sdtformatlock" xmlns:w16se="http://schemas.microsoft.com/office/word/2015/wordml/symex" xmlns:wpg="http://schemas.microsoft.com/office/word/2010/wordprocessingGroup" xmlns:wpi="http://schemas.microsoft.com/office/word/2010/wordprocessingInk" xmlns:wne="http://schemas.microsoft.com/office/word/2006/wordml" xmlns:wps="http://schemas.microsoft.com/office/word/2010/wordprocessingShape" mc:Ignorable="w14 w15 w16se w16cid w16 w16cex w16sdtdh w16sdtfl w16du wp14">
+<w:ftr xmlns:mc="http://schemas.openxmlformats.org/markup-compatibility/2006" xmlns:r="http://schemas.openxmlformats.org/officeDocument/2006/relationships" xmlns:w="http://schemas.openxmlformats.org/wordprocessingml/2006/main" xmlns:w14="http://schemas.microsoft.com/office/word/2010/wordml" xmlns:w15="http://schemas.microsoft.com/office/word/2012/wordml" xmlns:w16="http://schemas.microsoft.com/office/word/2018/wordml" xmlns:w16cex="http://schemas.microsoft.com/office/word/2018/wordml/cex" xmlns:w16cid="http://schemas.microsoft.com/office/word/2016/wordml/cid" xmlns:w16du="http://schemas.microsoft.com/office/word/2023/wordml/word16du" xmlns:w16sdtdh="http://schemas.microsoft.com/office/word/2020/wordml/sdtdatahash" xmlns:w16se="http://schemas.microsoft.com/office/word/2015/wordml/symex" xmlns:wp14="http://schemas.microsoft.com/office/word/2010/wordprocessingDrawing" mc:Ignorable="w14 w15 w16se w16cid w16 w16cex w16sdtdh w16du wp14">
   <w:p>
     <w:pPr>
       <w:pStyle w:val="Piedepgina"/>
@@ -4736,7 +4713,7 @@
 </file>
 
 <file path=word/footnotes.xml><?xml version="1.0" encoding="utf-8"?>
-<w:footnotes xmlns:wpc="http://schemas.microsoft.com/office/word/2010/wordprocessingCanvas" xmlns:cx="http://schemas.microsoft.com/office/drawing/2014/chartex" xmlns:cx1="http://schemas.microsoft.com/office/drawing/2015/9/8/chartex" xmlns:cx2="http://schemas.microsoft.com/office/drawing/2015/10/21/chartex" xmlns:cx3="http://schemas.microsoft.com/office/drawing/2016/5/9/chartex" xmlns:cx4="http://schemas.microsoft.com/office/drawing/2016/5/10/chartex" xmlns:cx5="http://schemas.microsoft.com/office/drawing/2016/5/11/chartex" xmlns:cx6="http://schemas.microsoft.com/office/drawing/2016/5/12/chartex" xmlns:cx7="http://schemas.microsoft.com/office/drawing/2016/5/13/chartex" xmlns:cx8="http://schemas.microsoft.com/office/drawing/2016/5/14/chartex" xmlns:mc="http://schemas.openxmlformats.org/markup-compatibility/2006" xmlns:aink="http://schemas.microsoft.com/office/drawing/2016/ink" xmlns:am3d="http://schemas.microsoft.com/office/drawing/2017/model3d" xmlns:o="urn:schemas-microsoft-com:office:office" xmlns:oel="http://schemas.microsoft.com/office/2019/extlst" xmlns:r="http://schemas.openxmlformats.org/officeDocument/2006/relationships" xmlns:m="http://schemas.openxmlformats.org/officeDocument/2006/math" xmlns:v="urn:schemas-microsoft-com:vml" xmlns:wp14="http://schemas.microsoft.com/office/word/2010/wordprocessingDrawing" xmlns:wp="http://schemas.openxmlformats.org/drawingml/2006/wordprocessingDrawing" xmlns:w10="urn:schemas-microsoft-com:office:word" xmlns:w="http://schemas.openxmlformats.org/wordprocessingml/2006/main" xmlns:w14="http://schemas.microsoft.com/office/word/2010/wordml" xmlns:w15="http://schemas.microsoft.com/office/word/2012/wordml" xmlns:w16cex="http://schemas.microsoft.com/office/word/2018/wordml/cex" xmlns:w16cid="http://schemas.microsoft.com/office/word/2016/wordml/cid" xmlns:w16="http://schemas.microsoft.com/office/word/2018/wordml" xmlns:w16du="http://schemas.microsoft.com/office/word/2023/wordml/word16du" xmlns:w16sdtdh="http://schemas.microsoft.com/office/word/2020/wordml/sdtdatahash" xmlns:w16sdtfl="http://schemas.microsoft.com/office/word/2024/wordml/sdtformatlock" xmlns:w16se="http://schemas.microsoft.com/office/word/2015/wordml/symex" xmlns:wpg="http://schemas.microsoft.com/office/word/2010/wordprocessingGroup" xmlns:wpi="http://schemas.microsoft.com/office/word/2010/wordprocessingInk" xmlns:wne="http://schemas.microsoft.com/office/word/2006/wordml" xmlns:wps="http://schemas.microsoft.com/office/word/2010/wordprocessingShape" mc:Ignorable="w14 w15 w16se w16cid w16 w16cex w16sdtdh w16sdtfl w16du wp14">
+<w:footnotes xmlns:mc="http://schemas.openxmlformats.org/markup-compatibility/2006" xmlns:r="http://schemas.openxmlformats.org/officeDocument/2006/relationships" xmlns:w="http://schemas.openxmlformats.org/wordprocessingml/2006/main" xmlns:w14="http://schemas.microsoft.com/office/word/2010/wordml" xmlns:w15="http://schemas.microsoft.com/office/word/2012/wordml" xmlns:w16="http://schemas.microsoft.com/office/word/2018/wordml" xmlns:w16cex="http://schemas.microsoft.com/office/word/2018/wordml/cex" xmlns:w16cid="http://schemas.microsoft.com/office/word/2016/wordml/cid" xmlns:w16du="http://schemas.microsoft.com/office/word/2023/wordml/word16du" xmlns:w16sdtdh="http://schemas.microsoft.com/office/word/2020/wordml/sdtdatahash" xmlns:w16se="http://schemas.microsoft.com/office/word/2015/wordml/symex" xmlns:wp14="http://schemas.microsoft.com/office/word/2010/wordprocessingDrawing" mc:Ignorable="w14 w15 w16se w16cid w16 w16cex w16sdtdh w16du wp14">
   <w:footnote w:type="separator" w:id="-1">
     <w:p>
       <w:pPr>
@@ -5917,6 +5894,161 @@
       </w:pPr>
     </w:p>
   </w:footnote>
+  <w:footnote w:id="13">
+    <w:p>
+      <w:pPr>
+        <w:pStyle w:val="Textonotapie"/>
+        <w:ind w:left="567" w:hanging="567"/>
+        <w:jc w:val="both"/>
+      </w:pPr>
+      <w:r>
+        <w:rPr>
+          <w:rStyle w:val="Refdenotaalpie"/>
+          <w:rFonts w:ascii="Arial Narrow" w:hAnsi="Arial Narrow" w:cs="Arial"/>
+          <w:sz w:val="16"/>
+          <w:szCs w:val="16"/>
+          <w:vertAlign w:val="superscript"/>
+        </w:rPr>
+        <w:footnoteRef/>
+      </w:r>
+      <w:r>
+        <w:rPr>
+          <w:rFonts w:ascii="Arial Narrow" w:hAnsi="Arial Narrow" w:cs="Arial"/>
+          <w:sz w:val="16"/>
+          <w:szCs w:val="16"/>
+        </w:rPr>
+        <w:tab/>
+      </w:r>
+      <w:r>
+        <w:rPr>
+          <w:rFonts w:ascii="Arial Narrow" w:hAnsi="Arial Narrow" w:cs="Arial"/>
+          <w:b/>
+          <w:bCs/>
+          <w:sz w:val="16"/>
+          <w:szCs w:val="16"/>
+        </w:rPr>
+        <w:t xml:space="preserve">DECRETO LEGISLATIVO 807, LEY SOBRE FACULTADES, NORMAS Y ORGANIZACIÓN DEL INDECOPI, publicado el 18 de abril de 1996</w:t>
+      </w:r>
+    </w:p>
+    <w:p>
+      <w:pPr>
+        <w:pStyle w:val="Textonotapie"/>
+        <w:ind w:left="567" w:hanging="567"/>
+        <w:jc w:val="both"/>
+      </w:pPr>
+      <w:r>
+        <w:rPr>
+          <w:rFonts w:ascii="Arial Narrow" w:hAnsi="Arial Narrow" w:cs="Arial"/>
+          <w:sz w:val="16"/>
+          <w:szCs w:val="16"/>
+        </w:rPr>
+        <w:tab/>
+      </w:r>
+      <w:r>
+        <w:rPr>
+          <w:rFonts w:ascii="Arial Narrow" w:hAnsi="Arial Narrow" w:cs="Arial"/>
+          <w:b/>
+          <w:bCs/>
+          <w:sz w:val="16"/>
+          <w:szCs w:val="16"/>
+        </w:rPr>
+        <w:t xml:space="preserve">Artículo 26.-</w:t>
+      </w:r>
+      <w:r>
+        <w:rPr>
+          <w:rFonts w:ascii="Arial Narrow" w:hAnsi="Arial Narrow" w:cs="Arial"/>
+          <w:sz w:val="16"/>
+          <w:szCs w:val="16"/>
+        </w:rPr>
+        <w:t xml:space="preserve"> Una vez admitida a trámite la denuncia, se correrá traslado de la misma al denunciado, a fin de que éste presente su descargo. El plazo para la presentación del descargo será de cinco (5) días contados desde la notificación, vencido el cual, el Secretario Técnico declarará en rebeldía al denunciado que no lo hubiera presentado.</w:t>
+      </w:r>
+    </w:p>
+  </w:footnote>
+  <w:footnote w:id="14">
+    <w:p>
+      <w:pPr>
+        <w:pStyle w:val="Textonotapie"/>
+        <w:ind w:left="567" w:hanging="567"/>
+        <w:jc w:val="both"/>
+      </w:pPr>
+      <w:r>
+        <w:rPr>
+          <w:rStyle w:val="Refdenotaalpie"/>
+          <w:rFonts w:ascii="Arial Narrow" w:hAnsi="Arial Narrow" w:cs="Arial"/>
+          <w:sz w:val="16"/>
+          <w:szCs w:val="16"/>
+          <w:vertAlign w:val="superscript"/>
+        </w:rPr>
+        <w:footnoteRef/>
+      </w:r>
+      <w:r>
+        <w:rPr>
+          <w:rFonts w:ascii="Arial Narrow" w:hAnsi="Arial Narrow" w:cs="Arial"/>
+          <w:sz w:val="16"/>
+          <w:szCs w:val="16"/>
+        </w:rPr>
+        <w:tab/>
+      </w:r>
+      <w:r>
+        <w:rPr>
+          <w:rFonts w:ascii="Arial Narrow" w:hAnsi="Arial Narrow" w:cs="Arial"/>
+          <w:b/>
+          <w:bCs/>
+          <w:sz w:val="16"/>
+          <w:szCs w:val="16"/>
+        </w:rPr>
+        <w:t xml:space="preserve">DECRETO SUPREMO 006-2026-JUS, TEXTO ÚNICO ORDENADO DE LA LEY 27444, LEY DEL PROCEDIMIENTO ADMINISTRATIVO GENERAL, publicado el 30 de abril de 2026</w:t>
+      </w:r>
+    </w:p>
+    <w:p>
+      <w:pPr>
+        <w:pStyle w:val="Textonotapie"/>
+        <w:ind w:left="567" w:hanging="567"/>
+        <w:jc w:val="both"/>
+      </w:pPr>
+      <w:r>
+        <w:rPr>
+          <w:rFonts w:ascii="Arial Narrow" w:hAnsi="Arial Narrow" w:cs="Arial"/>
+          <w:sz w:val="16"/>
+          <w:szCs w:val="16"/>
+        </w:rPr>
+        <w:tab/>
+      </w:r>
+      <w:r>
+        <w:rPr>
+          <w:rFonts w:ascii="Arial Narrow" w:hAnsi="Arial Narrow" w:cs="Arial"/>
+          <w:b/>
+          <w:bCs/>
+          <w:sz w:val="16"/>
+          <w:szCs w:val="16"/>
+        </w:rPr>
+        <w:t xml:space="preserve">Artículo 223.- Contestación de la reclamación</w:t>
+      </w:r>
+    </w:p>
+    <w:p>
+      <w:pPr>
+        <w:pStyle w:val="Textonotapie"/>
+        <w:ind w:left="567" w:hanging="567"/>
+        <w:jc w:val="both"/>
+      </w:pPr>
+      <w:r>
+        <w:rPr>
+          <w:rFonts w:ascii="Arial Narrow" w:hAnsi="Arial Narrow" w:cs="Arial"/>
+          <w:sz w:val="16"/>
+          <w:szCs w:val="16"/>
+        </w:rPr>
+        <w:tab/>
+      </w:r>
+      <w:r>
+        <w:rPr>
+          <w:rFonts w:ascii="Arial Narrow" w:hAnsi="Arial Narrow" w:cs="Arial"/>
+          <w:sz w:val="16"/>
+          <w:szCs w:val="16"/>
+        </w:rPr>
+        <w:t xml:space="preserve">223.1 El reclamado deberá presentar la contestación de la reclamación dentro de los quince (15) días posteriores a la notificación de ésta; vencido este plazo, la Administración declarará en rebeldía al reclamado que no la hubiera presentado. La contestación deberá contener los requisitos de los escritos previstos en el artículo 113 de la presente Ley, así como la absolución de todos los asuntos controvertidos de hecho y de derecho, Las alegaciones y los hechos relevantes de la reclamación, salvo que hayan sido específicamente negadas en la contestación, se tendrán por aceptadas o merituadas como ciertas.</w:t>
+      </w:r>
+    </w:p>
+  </w:footnote>
   <w:footnote w:id="8">
     <w:p>
       <w:pPr>
@@ -7329,7 +7461,7 @@
 </file>
 
 <file path=word/header1.xml><?xml version="1.0" encoding="utf-8"?>
-<w:hdr xmlns:wpc="http://schemas.microsoft.com/office/word/2010/wordprocessingCanvas" xmlns:cx="http://schemas.microsoft.com/office/drawing/2014/chartex" xmlns:cx1="http://schemas.microsoft.com/office/drawing/2015/9/8/chartex" xmlns:cx2="http://schemas.microsoft.com/office/drawing/2015/10/21/chartex" xmlns:cx3="http://schemas.microsoft.com/office/drawing/2016/5/9/chartex" xmlns:cx4="http://schemas.microsoft.com/office/drawing/2016/5/10/chartex" xmlns:cx5="http://schemas.microsoft.com/office/drawing/2016/5/11/chartex" xmlns:cx6="http://schemas.microsoft.com/office/drawing/2016/5/12/chartex" xmlns:cx7="http://schemas.microsoft.com/office/drawing/2016/5/13/chartex" xmlns:cx8="http://schemas.microsoft.com/office/drawing/2016/5/14/chartex" xmlns:mc="http://schemas.openxmlformats.org/markup-compatibility/2006" xmlns:aink="http://schemas.microsoft.com/office/drawing/2016/ink" xmlns:am3d="http://schemas.microsoft.com/office/drawing/2017/model3d" xmlns:o="urn:schemas-microsoft-com:office:office" xmlns:oel="http://schemas.microsoft.com/office/2019/extlst" xmlns:r="http://schemas.openxmlformats.org/officeDocument/2006/relationships" xmlns:m="http://schemas.openxmlformats.org/officeDocument/2006/math" xmlns:v="urn:schemas-microsoft-com:vml" xmlns:wp14="http://schemas.microsoft.com/office/word/2010/wordprocessingDrawing" xmlns:wp="http://schemas.openxmlformats.org/drawingml/2006/wordprocessingDrawing" xmlns:w10="urn:schemas-microsoft-com:office:word" xmlns:w="http://schemas.openxmlformats.org/wordprocessingml/2006/main" xmlns:w14="http://schemas.microsoft.com/office/word/2010/wordml" xmlns:w15="http://schemas.microsoft.com/office/word/2012/wordml" xmlns:w16cex="http://schemas.microsoft.com/office/word/2018/wordml/cex" xmlns:w16cid="http://schemas.microsoft.com/office/word/2016/wordml/cid" xmlns:w16="http://schemas.microsoft.com/office/word/2018/wordml" xmlns:w16du="http://schemas.microsoft.com/office/word/2023/wordml/word16du" xmlns:w16sdtdh="http://schemas.microsoft.com/office/word/2020/wordml/sdtdatahash" xmlns:w16sdtfl="http://schemas.microsoft.com/office/word/2024/wordml/sdtformatlock" xmlns:w16se="http://schemas.microsoft.com/office/word/2015/wordml/symex" xmlns:wpg="http://schemas.microsoft.com/office/word/2010/wordprocessingGroup" xmlns:wpi="http://schemas.microsoft.com/office/word/2010/wordprocessingInk" xmlns:wne="http://schemas.microsoft.com/office/word/2006/wordml" xmlns:wps="http://schemas.microsoft.com/office/word/2010/wordprocessingShape" mc:Ignorable="w14 w15 w16se w16cid w16 w16cex w16sdtdh w16sdtfl w16du wp14">
+<w:hdr xmlns:mc="http://schemas.openxmlformats.org/markup-compatibility/2006" xmlns:r="http://schemas.openxmlformats.org/officeDocument/2006/relationships" xmlns:w="http://schemas.openxmlformats.org/wordprocessingml/2006/main" xmlns:w14="http://schemas.microsoft.com/office/word/2010/wordml" xmlns:w15="http://schemas.microsoft.com/office/word/2012/wordml" xmlns:w16="http://schemas.microsoft.com/office/word/2018/wordml" xmlns:w16cex="http://schemas.microsoft.com/office/word/2018/wordml/cex" xmlns:w16cid="http://schemas.microsoft.com/office/word/2016/wordml/cid" xmlns:w16du="http://schemas.microsoft.com/office/word/2023/wordml/word16du" xmlns:w16sdtdh="http://schemas.microsoft.com/office/word/2020/wordml/sdtdatahash" xmlns:w16se="http://schemas.microsoft.com/office/word/2015/wordml/symex" xmlns:wp14="http://schemas.microsoft.com/office/word/2010/wordprocessingDrawing" mc:Ignorable="w14 w15 w16se w16cid w16 w16cex w16sdtdh w16du wp14">
   <w:p>
     <w:pPr>
       <w:pStyle w:val="Encabezado"/>

--- a/plantillas_maestras/01_seguro_vehicular/negativa_cobertura/2_o_mas_ddos_varios/mujer/TPL_3441_2025_SEGURO_VEHICULAR_NEGATIVA_COBERTURA_ASEGURADORA_MUJER_R1.docx
+++ b/plantillas_maestras/01_seguro_vehicular/negativa_cobertura/2_o_mas_ddos_varios/mujer/TPL_3441_2025_SEGURO_VEHICULAR_NEGATIVA_COBERTURA_ASEGURADORA_MUJER_R1.docx
@@ -10,9 +10,11 @@
         <w:spacing w:after="0" w:line="240" w:lineRule="auto"/>
         <w:jc w:val="both"/>
         <w:rPr>
-          <w:rFonts w:ascii="Arial Narrow" w:eastAsia="Times New Roman" w:hAnsi="Arial Narrow" w:cs="Times New Roman"/>
-          <w:color w:val="000000"/>
-          <w:kern w:val="0"/>
+          <w:rFonts w:ascii="Arial Narrow" w:eastAsia="Arial Narrow" w:hAnsi="Arial Narrow" w:cs="Arial Narrow"/>
+          <w:color w:val="000000"/>
+          <w:kern w:val="0"/>
+          <w:sz w:val="22"/>
+          <w:szCs w:val="22"/>
           <w:lang w:eastAsia="es-PE"/>
           <w14:ligatures w14:val="none"/>
         </w:rPr>
@@ -24,6 +26,8 @@
           <w:b/>
           <w:color w:val="000000"/>
           <w:kern w:val="0"/>
+          <w:sz w:val="22"/>
+          <w:szCs w:val="22"/>
           <w:lang w:eastAsia="es-PE"/>
           <w14:ligatures w14:val="none"/>
         </w:rPr>
@@ -35,6 +39,8 @@
           <w:b/>
           <w:color w:val="000000"/>
           <w:kern w:val="0"/>
+          <w:sz w:val="22"/>
+          <w:szCs w:val="22"/>
           <w:lang w:eastAsia="es-PE"/>
           <w14:ligatures w14:val="none"/>
         </w:rPr>
@@ -47,6 +53,8 @@
           <w:b/>
           <w:color w:val="000000"/>
           <w:kern w:val="0"/>
+          <w:sz w:val="22"/>
+          <w:szCs w:val="22"/>
           <w:lang w:eastAsia="es-PE"/>
           <w14:ligatures w14:val="none"/>
         </w:rPr>
@@ -54,11 +62,13 @@
       </w:r>
       <w:r>
         <w:rPr>
-          <w:rFonts w:ascii="Arial Narrow" w:eastAsia="Times New Roman" w:hAnsi="Arial Narrow" w:cs="Times New Roman"/>
+          <w:rFonts w:ascii="Arial Narrow" w:eastAsia="Arial Narrow" w:hAnsi="Arial Narrow" w:cs="Arial Narrow"/>
           <w:b/>
           <w:bCs/>
           <w:color w:val="000000"/>
           <w:kern w:val="0"/>
+          <w:sz w:val="22"/>
+          <w:szCs w:val="22"/>
           <w:shd w:val="clear" w:color="auto" w:fill="FFFFFF"/>
           <w:lang w:eastAsia="es-PE"/>
           <w14:ligatures w14:val="none"/>
@@ -80,16 +90,20 @@
           <w:b/>
           <w:color w:val="000000"/>
           <w:kern w:val="0"/>
-          <w:lang w:eastAsia="es-PE"/>
-          <w14:ligatures w14:val="none"/>
-        </w:rPr>
-      </w:pPr>
-      <w:r>
-        <w:rPr>
-          <w:rFonts w:ascii="Arial Narrow" w:eastAsia="Arial Narrow" w:hAnsi="Arial Narrow" w:cs="Arial Narrow"/>
-          <w:b/>
-          <w:color w:val="000000"/>
-          <w:kern w:val="0"/>
+          <w:sz w:val="22"/>
+          <w:szCs w:val="22"/>
+          <w:lang w:eastAsia="es-PE"/>
+          <w14:ligatures w14:val="none"/>
+        </w:rPr>
+      </w:pPr>
+      <w:r>
+        <w:rPr>
+          <w:rFonts w:ascii="Arial Narrow" w:eastAsia="Arial Narrow" w:hAnsi="Arial Narrow" w:cs="Arial Narrow"/>
+          <w:b/>
+          <w:color w:val="000000"/>
+          <w:kern w:val="0"/>
+          <w:sz w:val="22"/>
+          <w:szCs w:val="22"/>
           <w:lang w:eastAsia="es-PE"/>
           <w14:ligatures w14:val="none"/>
         </w:rPr>
@@ -114,16 +128,20 @@
           <w:b/>
           <w:color w:val="000000"/>
           <w:kern w:val="0"/>
-          <w:lang w:eastAsia="es-PE"/>
-          <w14:ligatures w14:val="none"/>
-        </w:rPr>
-      </w:pPr>
-      <w:r>
-        <w:rPr>
-          <w:rFonts w:ascii="Arial Narrow" w:eastAsia="Arial Narrow" w:hAnsi="Arial Narrow" w:cs="Arial Narrow"/>
-          <w:b/>
-          <w:color w:val="000000"/>
-          <w:kern w:val="0"/>
+          <w:sz w:val="22"/>
+          <w:szCs w:val="22"/>
+          <w:lang w:eastAsia="es-PE"/>
+          <w14:ligatures w14:val="none"/>
+        </w:rPr>
+      </w:pPr>
+      <w:r>
+        <w:rPr>
+          <w:rFonts w:ascii="Arial Narrow" w:eastAsia="Arial Narrow" w:hAnsi="Arial Narrow" w:cs="Arial Narrow"/>
+          <w:b/>
+          <w:color w:val="000000"/>
+          <w:kern w:val="0"/>
+          <w:sz w:val="22"/>
+          <w:szCs w:val="22"/>
           <w:lang w:eastAsia="es-PE"/>
           <w14:ligatures w14:val="none"/>
         </w:rPr>
@@ -135,6 +153,8 @@
           <w:b/>
           <w:color w:val="000000"/>
           <w:kern w:val="0"/>
+          <w:sz w:val="22"/>
+          <w:szCs w:val="22"/>
           <w:lang w:eastAsia="es-PE"/>
           <w14:ligatures w14:val="none"/>
         </w:rPr>
@@ -147,6 +167,8 @@
           <w:b/>
           <w:color w:val="000000"/>
           <w:kern w:val="0"/>
+          <w:sz w:val="22"/>
+          <w:szCs w:val="22"/>
           <w:lang w:eastAsia="es-PE"/>
           <w14:ligatures w14:val="none"/>
         </w:rPr>
@@ -158,6 +180,8 @@
           <w:b/>
           <w:color w:val="000000"/>
           <w:kern w:val="0"/>
+          <w:sz w:val="22"/>
+          <w:szCs w:val="22"/>
           <w:lang w:eastAsia="es-PE"/>
           <w14:ligatures w14:val="none"/>
         </w:rPr>
@@ -169,6 +193,8 @@
           <w:b/>
           <w:color w:val="000000"/>
           <w:kern w:val="0"/>
+          <w:sz w:val="22"/>
+          <w:szCs w:val="22"/>
           <w:lang w:eastAsia="es-PE"/>
           <w14:ligatures w14:val="none"/>
         </w:rPr>
@@ -180,6 +206,8 @@
           <w:b/>
           <w:color w:val="000000"/>
           <w:kern w:val="0"/>
+          <w:sz w:val="22"/>
+          <w:szCs w:val="22"/>
           <w:lang w:eastAsia="es-PE"/>
           <w14:ligatures w14:val="none"/>
         </w:rPr>
@@ -191,6 +219,8 @@
           <w:b/>
           <w:color w:val="000000"/>
           <w:kern w:val="0"/>
+          <w:sz w:val="22"/>
+          <w:szCs w:val="22"/>
           <w:lang w:eastAsia="es-PE"/>
           <w14:ligatures w14:val="none"/>
         </w:rPr>
@@ -211,16 +241,20 @@
           <w:b/>
           <w:color w:val="000000"/>
           <w:kern w:val="0"/>
-          <w:lang w:eastAsia="es-PE"/>
-          <w14:ligatures w14:val="none"/>
-        </w:rPr>
-      </w:pPr>
-      <w:r>
-        <w:rPr>
-          <w:rFonts w:ascii="Arial Narrow" w:eastAsia="Arial Narrow" w:hAnsi="Arial Narrow" w:cs="Arial Narrow"/>
-          <w:b/>
-          <w:color w:val="000000"/>
-          <w:kern w:val="0"/>
+          <w:sz w:val="22"/>
+          <w:szCs w:val="22"/>
+          <w:lang w:eastAsia="es-PE"/>
+          <w14:ligatures w14:val="none"/>
+        </w:rPr>
+      </w:pPr>
+      <w:r>
+        <w:rPr>
+          <w:rFonts w:ascii="Arial Narrow" w:eastAsia="Arial Narrow" w:hAnsi="Arial Narrow" w:cs="Arial Narrow"/>
+          <w:b/>
+          <w:color w:val="000000"/>
+          <w:kern w:val="0"/>
+          <w:sz w:val="22"/>
+          <w:szCs w:val="22"/>
           <w:lang w:eastAsia="es-PE"/>
           <w14:ligatures w14:val="none"/>
         </w:rPr>
@@ -232,6 +266,8 @@
           <w:b/>
           <w:color w:val="000000"/>
           <w:kern w:val="0"/>
+          <w:sz w:val="22"/>
+          <w:szCs w:val="22"/>
           <w:lang w:eastAsia="es-PE"/>
           <w14:ligatures w14:val="none"/>
         </w:rPr>
@@ -244,6 +280,8 @@
           <w:b/>
           <w:color w:val="000000"/>
           <w:kern w:val="0"/>
+          <w:sz w:val="22"/>
+          <w:szCs w:val="22"/>
           <w:lang w:eastAsia="es-PE"/>
           <w14:ligatures w14:val="none"/>
         </w:rPr>
@@ -265,16 +303,20 @@
           <w:b/>
           <w:color w:val="000000"/>
           <w:kern w:val="0"/>
-          <w:lang w:eastAsia="es-PE"/>
-          <w14:ligatures w14:val="none"/>
-        </w:rPr>
-      </w:pPr>
-      <w:r>
-        <w:rPr>
-          <w:rFonts w:ascii="Arial Narrow" w:eastAsia="Arial Narrow" w:hAnsi="Arial Narrow" w:cs="Arial Narrow"/>
-          <w:b/>
-          <w:color w:val="000000"/>
-          <w:kern w:val="0"/>
+          <w:sz w:val="22"/>
+          <w:szCs w:val="22"/>
+          <w:lang w:eastAsia="es-PE"/>
+          <w14:ligatures w14:val="none"/>
+        </w:rPr>
+      </w:pPr>
+      <w:r>
+        <w:rPr>
+          <w:rFonts w:ascii="Arial Narrow" w:eastAsia="Arial Narrow" w:hAnsi="Arial Narrow" w:cs="Arial Narrow"/>
+          <w:b/>
+          <w:color w:val="000000"/>
+          <w:kern w:val="0"/>
+          <w:sz w:val="22"/>
+          <w:szCs w:val="22"/>
           <w:lang w:eastAsia="es-PE"/>
           <w14:ligatures w14:val="none"/>
         </w:rPr>
@@ -294,16 +336,20 @@
           <w:b/>
           <w:color w:val="000000"/>
           <w:kern w:val="0"/>
-          <w:lang w:eastAsia="es-PE"/>
-          <w14:ligatures w14:val="none"/>
-        </w:rPr>
-      </w:pPr>
-      <w:r>
-        <w:rPr>
-          <w:rFonts w:ascii="Arial Narrow" w:eastAsia="Arial Narrow" w:hAnsi="Arial Narrow" w:cs="Arial Narrow"/>
-          <w:b/>
-          <w:color w:val="000000"/>
-          <w:kern w:val="0"/>
+          <w:sz w:val="22"/>
+          <w:szCs w:val="22"/>
+          <w:lang w:eastAsia="es-PE"/>
+          <w14:ligatures w14:val="none"/>
+        </w:rPr>
+      </w:pPr>
+      <w:r>
+        <w:rPr>
+          <w:rFonts w:ascii="Arial Narrow" w:eastAsia="Arial Narrow" w:hAnsi="Arial Narrow" w:cs="Arial Narrow"/>
+          <w:b/>
+          <w:color w:val="000000"/>
+          <w:kern w:val="0"/>
+          <w:sz w:val="22"/>
+          <w:szCs w:val="22"/>
           <w:lang w:eastAsia="es-PE"/>
           <w14:ligatures w14:val="none"/>
         </w:rPr>
@@ -315,6 +361,8 @@
           <w:b/>
           <w:color w:val="000000"/>
           <w:kern w:val="0"/>
+          <w:sz w:val="22"/>
+          <w:szCs w:val="22"/>
           <w:lang w:eastAsia="es-PE"/>
           <w14:ligatures w14:val="none"/>
         </w:rPr>
@@ -327,6 +375,8 @@
           <w:b/>
           <w:color w:val="000000"/>
           <w:kern w:val="0"/>
+          <w:sz w:val="22"/>
+          <w:szCs w:val="22"/>
           <w:lang w:eastAsia="es-PE"/>
           <w14:ligatures w14:val="none"/>
         </w:rPr>
@@ -338,6 +388,8 @@
           <w:b/>
           <w:color w:val="000000"/>
           <w:kern w:val="0"/>
+          <w:sz w:val="22"/>
+          <w:szCs w:val="22"/>
           <w:lang w:eastAsia="es-PE"/>
           <w14:ligatures w14:val="none"/>
         </w:rPr>
@@ -352,9 +404,11 @@
         <w:spacing w:after="0" w:line="240" w:lineRule="auto"/>
         <w:jc w:val="both"/>
         <w:rPr>
-          <w:rFonts w:ascii="Arial Narrow" w:eastAsia="Times New Roman" w:hAnsi="Arial Narrow" w:cs="Times New Roman"/>
-          <w:color w:val="000000"/>
-          <w:kern w:val="0"/>
+          <w:rFonts w:ascii="Arial Narrow" w:eastAsia="Arial Narrow" w:hAnsi="Arial Narrow" w:cs="Arial Narrow"/>
+          <w:color w:val="000000"/>
+          <w:kern w:val="0"/>
+          <w:sz w:val="22"/>
+          <w:szCs w:val="22"/>
           <w:shd w:val="clear" w:color="auto" w:fill="FFFFFF"/>
           <w:lang w:eastAsia="es-PE"/>
           <w14:ligatures w14:val="none"/>
@@ -369,9 +423,11 @@
         <w:spacing w:after="0" w:line="240" w:lineRule="auto"/>
         <w:jc w:val="both"/>
         <w:rPr>
-          <w:rFonts w:ascii="Arial Narrow" w:eastAsia="Times New Roman" w:hAnsi="Arial Narrow" w:cs="Times New Roman"/>
-          <w:color w:val="000000"/>
-          <w:kern w:val="0"/>
+          <w:rFonts w:ascii="Arial Narrow" w:eastAsia="Arial Narrow" w:hAnsi="Arial Narrow" w:cs="Arial Narrow"/>
+          <w:color w:val="000000"/>
+          <w:kern w:val="0"/>
+          <w:sz w:val="22"/>
+          <w:szCs w:val="22"/>
           <w:shd w:val="clear" w:color="auto" w:fill="FFFFFF"/>
           <w:lang w:eastAsia="es-PE"/>
           <w14:ligatures w14:val="none"/>
@@ -379,9 +435,11 @@
       </w:pPr>
       <w:r>
         <w:rPr>
-          <w:rFonts w:ascii="Arial Narrow" w:eastAsia="Times New Roman" w:hAnsi="Arial Narrow" w:cs="Times New Roman"/>
-          <w:color w:val="000000"/>
-          <w:kern w:val="0"/>
+          <w:rFonts w:ascii="Arial Narrow" w:eastAsia="Arial Narrow" w:hAnsi="Arial Narrow" w:cs="Arial Narrow"/>
+          <w:color w:val="000000"/>
+          <w:kern w:val="0"/>
+          <w:sz w:val="22"/>
+          <w:szCs w:val="22"/>
           <w:shd w:val="clear" w:color="auto" w:fill="FFFFFF"/>
           <w:lang w:eastAsia="es-PE"/>
           <w14:ligatures w14:val="none"/>
@@ -390,9 +448,11 @@
       </w:r>
       <w:r>
         <w:rPr>
-          <w:rFonts w:ascii="Arial Narrow" w:eastAsia="Times New Roman" w:hAnsi="Arial Narrow" w:cs="Times New Roman"/>
-          <w:color w:val="000000"/>
-          <w:kern w:val="0"/>
+          <w:rFonts w:ascii="Arial Narrow" w:eastAsia="Arial Narrow" w:hAnsi="Arial Narrow" w:cs="Arial Narrow"/>
+          <w:color w:val="000000"/>
+          <w:kern w:val="0"/>
+          <w:sz w:val="22"/>
+          <w:szCs w:val="22"/>
           <w:shd w:val="clear" w:color="auto" w:fill="FFFFFF"/>
           <w:lang w:eastAsia="es-PE"/>
           <w14:ligatures w14:val="none"/>
@@ -401,9 +461,11 @@
       </w:r>
       <w:r>
         <w:rPr>
-          <w:rFonts w:ascii="Arial Narrow" w:eastAsia="Times New Roman" w:hAnsi="Arial Narrow" w:cs="Times New Roman"/>
-          <w:color w:val="000000"/>
-          <w:kern w:val="0"/>
+          <w:rFonts w:ascii="Arial Narrow" w:eastAsia="Arial Narrow" w:hAnsi="Arial Narrow" w:cs="Arial Narrow"/>
+          <w:color w:val="000000"/>
+          <w:kern w:val="0"/>
+          <w:sz w:val="22"/>
+          <w:szCs w:val="22"/>
           <w:shd w:val="clear" w:color="auto" w:fill="FFFFFF"/>
           <w:lang w:eastAsia="es-PE"/>
           <w14:ligatures w14:val="none"/>
@@ -412,9 +474,11 @@
       </w:r>
       <w:r>
         <w:rPr>
-          <w:rFonts w:ascii="Arial Narrow" w:eastAsia="Times New Roman" w:hAnsi="Arial Narrow" w:cs="Times New Roman"/>
-          <w:color w:val="000000"/>
-          <w:kern w:val="0"/>
+          <w:rFonts w:ascii="Arial Narrow" w:eastAsia="Arial Narrow" w:hAnsi="Arial Narrow" w:cs="Arial Narrow"/>
+          <w:color w:val="000000"/>
+          <w:kern w:val="0"/>
+          <w:sz w:val="22"/>
+          <w:szCs w:val="22"/>
           <w:shd w:val="clear" w:color="auto" w:fill="FFFFFF"/>
           <w:lang w:eastAsia="es-PE"/>
           <w14:ligatures w14:val="none"/>
@@ -423,9 +487,11 @@
       </w:r>
       <w:r>
         <w:rPr>
-          <w:rFonts w:ascii="Arial Narrow" w:eastAsia="Times New Roman" w:hAnsi="Arial Narrow" w:cs="Times New Roman"/>
-          <w:color w:val="000000"/>
-          <w:kern w:val="0"/>
+          <w:rFonts w:ascii="Arial Narrow" w:eastAsia="Arial Narrow" w:hAnsi="Arial Narrow" w:cs="Arial Narrow"/>
+          <w:color w:val="000000"/>
+          <w:kern w:val="0"/>
+          <w:sz w:val="22"/>
+          <w:szCs w:val="22"/>
           <w:shd w:val="clear" w:color="auto" w:fill="FFFFFF"/>
           <w:lang w:eastAsia="es-PE"/>
           <w14:ligatures w14:val="none"/>
@@ -441,9 +507,11 @@
         <w:spacing w:after="0" w:line="240" w:lineRule="auto"/>
         <w:jc w:val="both"/>
         <w:rPr>
-          <w:rFonts w:ascii="Arial Narrow" w:eastAsia="Times New Roman" w:hAnsi="Arial Narrow" w:cs="Times New Roman"/>
-          <w:color w:val="000000"/>
-          <w:kern w:val="0"/>
+          <w:rFonts w:ascii="Arial Narrow" w:eastAsia="Arial Narrow" w:hAnsi="Arial Narrow" w:cs="Arial Narrow"/>
+          <w:color w:val="000000"/>
+          <w:kern w:val="0"/>
+          <w:sz w:val="22"/>
+          <w:szCs w:val="22"/>
           <w:lang w:eastAsia="es-PE"/>
           <w14:ligatures w14:val="none"/>
         </w:rPr>
@@ -459,19 +527,23 @@
         <w:ind w:left="567" w:hanging="567"/>
         <w:jc w:val="both"/>
         <w:rPr>
-          <w:rFonts w:ascii="Arial Narrow" w:eastAsia="Times New Roman" w:hAnsi="Arial Narrow" w:cs="Times New Roman"/>
-          <w:color w:val="000000"/>
-          <w:kern w:val="0"/>
-          <w:lang w:eastAsia="es-PE"/>
-          <w14:ligatures w14:val="none"/>
-        </w:rPr>
-      </w:pPr>
-      <w:r>
-        <w:rPr>
-          <w:rFonts w:ascii="Arial Narrow" w:eastAsia="Arial Narrow" w:hAnsi="Arial Narrow" w:cs="Arial Narrow"/>
-          <w:b/>
-          <w:color w:val="000000"/>
-          <w:kern w:val="0"/>
+          <w:rFonts w:ascii="Arial Narrow" w:eastAsia="Arial Narrow" w:hAnsi="Arial Narrow" w:cs="Arial Narrow"/>
+          <w:color w:val="000000"/>
+          <w:kern w:val="0"/>
+          <w:sz w:val="22"/>
+          <w:szCs w:val="22"/>
+          <w:lang w:eastAsia="es-PE"/>
+          <w14:ligatures w14:val="none"/>
+        </w:rPr>
+      </w:pPr>
+      <w:r>
+        <w:rPr>
+          <w:rFonts w:ascii="Arial Narrow" w:eastAsia="Arial Narrow" w:hAnsi="Arial Narrow" w:cs="Arial Narrow"/>
+          <w:b/>
+          <w:color w:val="000000"/>
+          <w:kern w:val="0"/>
+          <w:sz w:val="22"/>
+          <w:szCs w:val="22"/>
           <w:lang w:eastAsia="es-PE"/>
           <w14:ligatures w14:val="none"/>
         </w:rPr>
@@ -483,9 +555,11 @@
         <w:spacing w:after="0" w:line="240" w:lineRule="auto"/>
         <w:jc w:val="both"/>
         <w:rPr>
-          <w:rFonts w:ascii="Arial Narrow" w:eastAsia="Times New Roman" w:hAnsi="Arial Narrow" w:cs="Times New Roman"/>
-          <w:color w:val="000000"/>
-          <w:kern w:val="0"/>
+          <w:rFonts w:ascii="Arial Narrow" w:eastAsia="Arial Narrow" w:hAnsi="Arial Narrow" w:cs="Arial Narrow"/>
+          <w:color w:val="000000"/>
+          <w:kern w:val="0"/>
+          <w:sz w:val="22"/>
+          <w:szCs w:val="22"/>
           <w:lang w:eastAsia="es-PE"/>
           <w14:ligatures w14:val="none"/>
         </w:rPr>
@@ -501,18 +575,22 @@
         <w:ind w:left="567" w:hanging="567"/>
         <w:jc w:val="both"/>
         <w:rPr>
-          <w:rFonts w:ascii="Arial Narrow" w:eastAsia="Times New Roman" w:hAnsi="Arial Narrow" w:cs="Arial"/>
-          <w:color w:val="000000"/>
-          <w:kern w:val="0"/>
+          <w:rFonts w:ascii="Arial Narrow" w:eastAsia="Arial Narrow" w:hAnsi="Arial Narrow" w:cs="Arial Narrow"/>
+          <w:color w:val="000000"/>
+          <w:kern w:val="0"/>
+          <w:sz w:val="22"/>
+          <w:szCs w:val="22"/>
           <w:lang w:val="es-ES" w:eastAsia="es-ES"/>
           <w14:ligatures w14:val="none"/>
         </w:rPr>
       </w:pPr>
       <w:r>
         <w:rPr>
-          <w:rFonts w:ascii="Arial Narrow" w:eastAsia="Times New Roman" w:hAnsi="Arial Narrow" w:cs="Arial"/>
-          <w:color w:val="000000"/>
-          <w:kern w:val="0"/>
+          <w:rFonts w:ascii="Arial Narrow" w:eastAsia="Arial Narrow" w:hAnsi="Arial Narrow" w:cs="Arial Narrow"/>
+          <w:color w:val="000000"/>
+          <w:kern w:val="0"/>
+          <w:sz w:val="22"/>
+          <w:szCs w:val="22"/>
           <w:lang w:val="es-ES" w:eastAsia="es-ES"/>
           <w14:ligatures w14:val="none"/>
         </w:rPr>
@@ -520,9 +598,11 @@
       </w:r>
       <w:r>
         <w:rPr>
-          <w:rFonts w:ascii="Arial Narrow" w:eastAsia="Times New Roman" w:hAnsi="Arial Narrow" w:cs="Arial"/>
-          <w:color w:val="000000"/>
-          <w:kern w:val="0"/>
+          <w:rFonts w:ascii="Arial Narrow" w:eastAsia="Arial Narrow" w:hAnsi="Arial Narrow" w:cs="Arial Narrow"/>
+          <w:color w:val="000000"/>
+          <w:kern w:val="0"/>
+          <w:sz w:val="22"/>
+          <w:szCs w:val="22"/>
           <w:lang w:val="es-ES" w:eastAsia="es-ES"/>
           <w14:ligatures w14:val="none"/>
         </w:rPr>
@@ -530,41 +610,51 @@
       </w:r>
       <w:r>
         <w:rPr>
-          <w:rFonts w:ascii="Arial Narrow" w:eastAsia="Calibri" w:hAnsi="Arial Narrow" w:cs="Arial"/>
-          <w:kern w:val="0"/>
-          <w14:ligatures w14:val="none"/>
+          <w:rFonts w:ascii="Arial Narrow" w:eastAsia="Arial Narrow" w:hAnsi="Arial Narrow" w:cs="Arial Narrow"/>
+          <w:kern w:val="0"/>
+          <w14:ligatures w14:val="none"/>
+          <w:sz w:val="22"/>
+          <w:szCs w:val="22"/>
         </w:rPr>
         <w:t/>
       </w:r>
       <w:r>
         <w:rPr>
-          <w:rFonts w:ascii="Arial Narrow" w:eastAsia="Calibri" w:hAnsi="Arial Narrow" w:cs="Arial"/>
-          <w:kern w:val="0"/>
-          <w14:ligatures w14:val="none"/>
+          <w:rFonts w:ascii="Arial Narrow" w:eastAsia="Arial Narrow" w:hAnsi="Arial Narrow" w:cs="Arial Narrow"/>
+          <w:kern w:val="0"/>
+          <w14:ligatures w14:val="none"/>
+          <w:sz w:val="22"/>
+          <w:szCs w:val="22"/>
         </w:rPr>
         <w:t xml:space="preserve"/>
       </w:r>
       <w:r>
         <w:rPr>
-          <w:rFonts w:ascii="Arial Narrow" w:eastAsia="Calibri" w:hAnsi="Arial Narrow" w:cs="Arial"/>
-          <w:kern w:val="0"/>
-          <w14:ligatures w14:val="none"/>
+          <w:rFonts w:ascii="Arial Narrow" w:eastAsia="Arial Narrow" w:hAnsi="Arial Narrow" w:cs="Arial Narrow"/>
+          <w:kern w:val="0"/>
+          <w14:ligatures w14:val="none"/>
+          <w:sz w:val="22"/>
+          <w:szCs w:val="22"/>
         </w:rPr>
         <w:t xml:space="preserve"/>
       </w:r>
       <w:r>
         <w:rPr>
-          <w:rFonts w:ascii="Arial Narrow" w:eastAsia="Calibri" w:hAnsi="Arial Narrow" w:cs="Arial"/>
-          <w:kern w:val="0"/>
-          <w14:ligatures w14:val="none"/>
+          <w:rFonts w:ascii="Arial Narrow" w:eastAsia="Arial Narrow" w:hAnsi="Arial Narrow" w:cs="Arial Narrow"/>
+          <w:kern w:val="0"/>
+          <w14:ligatures w14:val="none"/>
+          <w:sz w:val="22"/>
+          <w:szCs w:val="22"/>
         </w:rPr>
         <w:t/>
       </w:r>
       <w:r>
         <w:rPr>
-          <w:rFonts w:ascii="Arial Narrow" w:eastAsia="Times New Roman" w:hAnsi="Arial Narrow" w:cs="Arial"/>
-          <w:color w:val="000000"/>
-          <w:kern w:val="0"/>
+          <w:rFonts w:ascii="Arial Narrow" w:eastAsia="Arial Narrow" w:hAnsi="Arial Narrow" w:cs="Arial Narrow"/>
+          <w:color w:val="000000"/>
+          <w:kern w:val="0"/>
+          <w:sz w:val="22"/>
+          <w:szCs w:val="22"/>
           <w:lang w:val="es-ES" w:eastAsia="es-ES"/>
           <w14:ligatures w14:val="none"/>
         </w:rPr>
@@ -572,9 +662,11 @@
       </w:r>
       <w:r>
         <w:rPr>
-          <w:rFonts w:ascii="Arial Narrow" w:eastAsia="Times New Roman" w:hAnsi="Arial Narrow" w:cs="Arial"/>
-          <w:color w:val="000000"/>
-          <w:kern w:val="0"/>
+          <w:rFonts w:ascii="Arial Narrow" w:eastAsia="Arial Narrow" w:hAnsi="Arial Narrow" w:cs="Arial Narrow"/>
+          <w:color w:val="000000"/>
+          <w:kern w:val="0"/>
+          <w:sz w:val="22"/>
+          <w:szCs w:val="22"/>
           <w:lang w:val="es-ES" w:eastAsia="es-ES"/>
           <w14:ligatures w14:val="none"/>
         </w:rPr>
@@ -582,9 +674,11 @@
       </w:r>
       <w:r>
         <w:rPr>
-          <w:rFonts w:ascii="Arial Narrow" w:eastAsia="Times New Roman" w:hAnsi="Arial Narrow" w:cs="Arial"/>
-          <w:color w:val="000000"/>
-          <w:kern w:val="0"/>
+          <w:rFonts w:ascii="Arial Narrow" w:eastAsia="Arial Narrow" w:hAnsi="Arial Narrow" w:cs="Arial Narrow"/>
+          <w:color w:val="000000"/>
+          <w:kern w:val="0"/>
+          <w:sz w:val="22"/>
+          <w:szCs w:val="22"/>
           <w:lang w:val="es-ES" w:eastAsia="es-ES"/>
           <w14:ligatures w14:val="none"/>
         </w:rPr>
@@ -592,9 +686,11 @@
       </w:r>
       <w:r>
         <w:rPr>
-          <w:rFonts w:ascii="Arial Narrow" w:eastAsia="Times New Roman" w:hAnsi="Arial Narrow" w:cs="Arial"/>
-          <w:color w:val="000000"/>
-          <w:kern w:val="0"/>
+          <w:rFonts w:ascii="Arial Narrow" w:eastAsia="Arial Narrow" w:hAnsi="Arial Narrow" w:cs="Arial Narrow"/>
+          <w:color w:val="000000"/>
+          <w:kern w:val="0"/>
+          <w:sz w:val="22"/>
+          <w:szCs w:val="22"/>
           <w:lang w:val="es-ES" w:eastAsia="es-ES"/>
           <w14:ligatures w14:val="none"/>
         </w:rPr>
@@ -602,9 +698,11 @@
       </w:r>
       <w:r>
         <w:rPr>
-          <w:rFonts w:ascii="Arial Narrow" w:eastAsia="Times New Roman" w:hAnsi="Arial Narrow" w:cs="Arial"/>
-          <w:color w:val="000000"/>
-          <w:kern w:val="0"/>
+          <w:rFonts w:ascii="Arial Narrow" w:eastAsia="Arial Narrow" w:hAnsi="Arial Narrow" w:cs="Arial Narrow"/>
+          <w:color w:val="000000"/>
+          <w:kern w:val="0"/>
+          <w:sz w:val="22"/>
+          <w:szCs w:val="22"/>
           <w:lang w:val="es-ES" w:eastAsia="es-ES"/>
           <w14:ligatures w14:val="none"/>
         </w:rPr>
@@ -613,9 +711,11 @@
       <w:r>
         <w:rPr>
           <w:rStyle w:val="Refdenotaalpie"/>
-          <w:rFonts w:ascii="Arial Narrow" w:eastAsia="Times New Roman" w:hAnsi="Arial Narrow" w:cs="Times New Roman"/>
-          <w:color w:val="000000"/>
-          <w:kern w:val="0"/>
+          <w:rFonts w:ascii="Arial Narrow" w:eastAsia="Arial Narrow" w:hAnsi="Arial Narrow" w:cs="Arial Narrow"/>
+          <w:color w:val="000000"/>
+          <w:kern w:val="0"/>
+          <w:sz w:val="22"/>
+          <w:szCs w:val="22"/>
           <w:vertAlign w:val="superscript"/>
           <w:lang w:val="es-ES" w:eastAsia="es-ES"/>
           <w14:ligatures w14:val="none"/>
@@ -624,9 +724,11 @@
       </w:r>
       <w:r>
         <w:rPr>
-          <w:rFonts w:ascii="Arial Narrow" w:eastAsia="Times New Roman" w:hAnsi="Arial Narrow" w:cs="Arial"/>
-          <w:color w:val="000000"/>
-          <w:kern w:val="0"/>
+          <w:rFonts w:ascii="Arial Narrow" w:eastAsia="Arial Narrow" w:hAnsi="Arial Narrow" w:cs="Arial Narrow"/>
+          <w:color w:val="000000"/>
+          <w:kern w:val="0"/>
+          <w:sz w:val="22"/>
+          <w:szCs w:val="22"/>
           <w:lang w:val="es-ES" w:eastAsia="es-ES"/>
           <w14:ligatures w14:val="none"/>
         </w:rPr>
@@ -634,10 +736,12 @@
       </w:r>
       <w:r>
         <w:rPr>
-          <w:rFonts w:ascii="Arial Narrow" w:eastAsia="Times New Roman" w:hAnsi="Arial Narrow" w:cs="Arial"/>
+          <w:rFonts w:ascii="Arial Narrow" w:eastAsia="Arial Narrow" w:hAnsi="Arial Narrow" w:cs="Arial Narrow"/>
           <w:bCs/>
           <w:color w:val="000000"/>
           <w:kern w:val="0"/>
+          <w:sz w:val="22"/>
+          <w:szCs w:val="22"/>
           <w:lang w:val="es-ES" w:eastAsia="es-ES"/>
           <w14:ligatures w14:val="none"/>
         </w:rPr>
@@ -649,9 +753,11 @@
         <w:spacing w:after="0" w:line="240" w:lineRule="auto"/>
         <w:jc w:val="both"/>
         <w:rPr>
-          <w:rFonts w:ascii="Arial Narrow" w:eastAsia="Times New Roman" w:hAnsi="Arial Narrow" w:cs="Arial"/>
-          <w:color w:val="000000"/>
-          <w:kern w:val="0"/>
+          <w:rFonts w:ascii="Arial Narrow" w:eastAsia="Arial Narrow" w:hAnsi="Arial Narrow" w:cs="Arial Narrow"/>
+          <w:color w:val="000000"/>
+          <w:kern w:val="0"/>
+          <w:sz w:val="22"/>
+          <w:szCs w:val="22"/>
           <w:lang w:eastAsia="es-ES"/>
           <w14:ligatures w14:val="none"/>
         </w:rPr>
@@ -671,18 +777,22 @@
         <w:ind w:left="1134" w:hanging="567"/>
         <w:jc w:val="both"/>
         <w:rPr>
-          <w:rFonts w:ascii="Arial Narrow" w:eastAsia="Times New Roman" w:hAnsi="Arial Narrow" w:cs="Arial"/>
-          <w:color w:val="000000"/>
-          <w:kern w:val="0"/>
+          <w:rFonts w:ascii="Arial Narrow" w:eastAsia="Arial Narrow" w:hAnsi="Arial Narrow" w:cs="Arial Narrow"/>
+          <w:color w:val="000000"/>
+          <w:kern w:val="0"/>
+          <w:sz w:val="22"/>
+          <w:szCs w:val="22"/>
           <w:lang w:eastAsia="es-ES"/>
           <w14:ligatures w14:val="none"/>
         </w:rPr>
       </w:pPr>
       <w:r>
         <w:rPr>
-          <w:rFonts w:ascii="Arial Narrow" w:eastAsia="Times New Roman" w:hAnsi="Arial Narrow" w:cs="Arial"/>
-          <w:color w:val="000000"/>
-          <w:kern w:val="0"/>
+          <w:rFonts w:ascii="Arial Narrow" w:eastAsia="Arial Narrow" w:hAnsi="Arial Narrow" w:cs="Arial Narrow"/>
+          <w:color w:val="000000"/>
+          <w:kern w:val="0"/>
+          <w:sz w:val="22"/>
+          <w:szCs w:val="22"/>
           <w:lang w:eastAsia="es-ES"/>
           <w14:ligatures w14:val="none"/>
         </w:rPr>
@@ -690,9 +800,11 @@
       </w:r>
       <w:r>
         <w:rPr>
-          <w:rFonts w:ascii="Arial Narrow" w:eastAsia="Times New Roman" w:hAnsi="Arial Narrow" w:cs="Arial"/>
-          <w:color w:val="000000"/>
-          <w:kern w:val="0"/>
+          <w:rFonts w:ascii="Arial Narrow" w:eastAsia="Arial Narrow" w:hAnsi="Arial Narrow" w:cs="Arial Narrow"/>
+          <w:color w:val="000000"/>
+          <w:kern w:val="0"/>
+          <w:sz w:val="22"/>
+          <w:szCs w:val="22"/>
           <w:lang w:eastAsia="es-ES"/>
           <w14:ligatures w14:val="none"/>
         </w:rPr>
@@ -700,9 +812,11 @@
       </w:r>
       <w:r>
         <w:rPr>
-          <w:rFonts w:ascii="Arial Narrow" w:eastAsia="Times New Roman" w:hAnsi="Arial Narrow" w:cs="Arial"/>
-          <w:color w:val="000000"/>
-          <w:kern w:val="0"/>
+          <w:rFonts w:ascii="Arial Narrow" w:eastAsia="Arial Narrow" w:hAnsi="Arial Narrow" w:cs="Arial Narrow"/>
+          <w:color w:val="000000"/>
+          <w:kern w:val="0"/>
+          <w:sz w:val="22"/>
+          <w:szCs w:val="22"/>
           <w:lang w:eastAsia="es-ES"/>
           <w14:ligatures w14:val="none"/>
         </w:rPr>
@@ -710,9 +824,11 @@
       </w:r>
       <w:r>
         <w:rPr>
-          <w:rFonts w:ascii="Arial Narrow" w:eastAsia="Times New Roman" w:hAnsi="Arial Narrow" w:cs="Arial"/>
-          <w:color w:val="000000"/>
-          <w:kern w:val="0"/>
+          <w:rFonts w:ascii="Arial Narrow" w:eastAsia="Arial Narrow" w:hAnsi="Arial Narrow" w:cs="Arial Narrow"/>
+          <w:color w:val="000000"/>
+          <w:kern w:val="0"/>
+          <w:sz w:val="22"/>
+          <w:szCs w:val="22"/>
           <w:lang w:eastAsia="es-ES"/>
           <w14:ligatures w14:val="none"/>
         </w:rPr>
@@ -720,9 +836,11 @@
       </w:r>
       <w:r>
         <w:rPr>
-          <w:rFonts w:ascii="Arial Narrow" w:eastAsia="Times New Roman" w:hAnsi="Arial Narrow" w:cs="Arial"/>
-          <w:color w:val="000000"/>
-          <w:kern w:val="0"/>
+          <w:rFonts w:ascii="Arial Narrow" w:eastAsia="Arial Narrow" w:hAnsi="Arial Narrow" w:cs="Arial Narrow"/>
+          <w:color w:val="000000"/>
+          <w:kern w:val="0"/>
+          <w:sz w:val="22"/>
+          <w:szCs w:val="22"/>
           <w:lang w:eastAsia="es-ES"/>
           <w14:ligatures w14:val="none"/>
         </w:rPr>
@@ -736,9 +854,11 @@
         <w:ind w:left="1134"/>
         <w:jc w:val="both"/>
         <w:rPr>
-          <w:rFonts w:ascii="Arial Narrow" w:eastAsia="Times New Roman" w:hAnsi="Arial Narrow" w:cs="Arial"/>
-          <w:color w:val="000000"/>
-          <w:kern w:val="0"/>
+          <w:rFonts w:ascii="Arial Narrow" w:eastAsia="Arial Narrow" w:hAnsi="Arial Narrow" w:cs="Arial Narrow"/>
+          <w:color w:val="000000"/>
+          <w:kern w:val="0"/>
+          <w:sz w:val="22"/>
+          <w:szCs w:val="22"/>
           <w:lang w:eastAsia="es-ES"/>
           <w14:ligatures w14:val="none"/>
         </w:rPr>
@@ -758,18 +878,22 @@
         <w:ind w:left="1134" w:hanging="567"/>
         <w:jc w:val="both"/>
         <w:rPr>
-          <w:rFonts w:ascii="Arial Narrow" w:eastAsia="Times New Roman" w:hAnsi="Arial Narrow" w:cs="Arial"/>
-          <w:color w:val="000000"/>
-          <w:kern w:val="0"/>
+          <w:rFonts w:ascii="Arial Narrow" w:eastAsia="Arial Narrow" w:hAnsi="Arial Narrow" w:cs="Arial Narrow"/>
+          <w:color w:val="000000"/>
+          <w:kern w:val="0"/>
+          <w:sz w:val="22"/>
+          <w:szCs w:val="22"/>
           <w:lang w:eastAsia="es-ES"/>
           <w14:ligatures w14:val="none"/>
         </w:rPr>
       </w:pPr>
       <w:r>
         <w:rPr>
-          <w:rFonts w:ascii="Arial Narrow" w:eastAsia="Times New Roman" w:hAnsi="Arial Narrow" w:cs="Arial"/>
-          <w:color w:val="000000"/>
-          <w:kern w:val="0"/>
+          <w:rFonts w:ascii="Arial Narrow" w:eastAsia="Arial Narrow" w:hAnsi="Arial Narrow" w:cs="Arial Narrow"/>
+          <w:color w:val="000000"/>
+          <w:kern w:val="0"/>
+          <w:sz w:val="22"/>
+          <w:szCs w:val="22"/>
           <w:lang w:eastAsia="es-ES"/>
           <w14:ligatures w14:val="none"/>
         </w:rPr>
@@ -777,9 +901,11 @@
       </w:r>
       <w:r>
         <w:rPr>
-          <w:rFonts w:ascii="Arial Narrow" w:eastAsia="Times New Roman" w:hAnsi="Arial Narrow" w:cs="Arial"/>
-          <w:color w:val="000000"/>
-          <w:kern w:val="0"/>
+          <w:rFonts w:ascii="Arial Narrow" w:eastAsia="Arial Narrow" w:hAnsi="Arial Narrow" w:cs="Arial Narrow"/>
+          <w:color w:val="000000"/>
+          <w:kern w:val="0"/>
+          <w:sz w:val="22"/>
+          <w:szCs w:val="22"/>
           <w:lang w:eastAsia="es-ES"/>
           <w14:ligatures w14:val="none"/>
         </w:rPr>
@@ -787,9 +913,11 @@
       </w:r>
       <w:r>
         <w:rPr>
-          <w:rFonts w:ascii="Arial Narrow" w:eastAsia="Times New Roman" w:hAnsi="Arial Narrow" w:cs="Arial"/>
-          <w:color w:val="000000"/>
-          <w:kern w:val="0"/>
+          <w:rFonts w:ascii="Arial Narrow" w:eastAsia="Arial Narrow" w:hAnsi="Arial Narrow" w:cs="Arial Narrow"/>
+          <w:color w:val="000000"/>
+          <w:kern w:val="0"/>
+          <w:sz w:val="22"/>
+          <w:szCs w:val="22"/>
           <w:lang w:eastAsia="es-ES"/>
           <w14:ligatures w14:val="none"/>
         </w:rPr>
@@ -797,9 +925,11 @@
       </w:r>
       <w:r>
         <w:rPr>
-          <w:rFonts w:ascii="Arial Narrow" w:eastAsia="Times New Roman" w:hAnsi="Arial Narrow" w:cs="Arial"/>
-          <w:color w:val="000000"/>
-          <w:kern w:val="0"/>
+          <w:rFonts w:ascii="Arial Narrow" w:eastAsia="Arial Narrow" w:hAnsi="Arial Narrow" w:cs="Arial Narrow"/>
+          <w:color w:val="000000"/>
+          <w:kern w:val="0"/>
+          <w:sz w:val="22"/>
+          <w:szCs w:val="22"/>
           <w:lang w:eastAsia="es-ES"/>
           <w14:ligatures w14:val="none"/>
         </w:rPr>
@@ -807,9 +937,11 @@
       </w:r>
       <w:r>
         <w:rPr>
-          <w:rFonts w:ascii="Arial Narrow" w:eastAsia="Times New Roman" w:hAnsi="Arial Narrow" w:cs="Arial"/>
-          <w:color w:val="000000"/>
-          <w:kern w:val="0"/>
+          <w:rFonts w:ascii="Arial Narrow" w:eastAsia="Arial Narrow" w:hAnsi="Arial Narrow" w:cs="Arial Narrow"/>
+          <w:color w:val="000000"/>
+          <w:kern w:val="0"/>
+          <w:sz w:val="22"/>
+          <w:szCs w:val="22"/>
           <w:lang w:eastAsia="es-ES"/>
           <w14:ligatures w14:val="none"/>
         </w:rPr>
@@ -817,9 +949,11 @@
       </w:r>
       <w:r>
         <w:rPr>
-          <w:rFonts w:ascii="Arial Narrow" w:eastAsia="Times New Roman" w:hAnsi="Arial Narrow" w:cs="Arial"/>
-          <w:color w:val="000000"/>
-          <w:kern w:val="0"/>
+          <w:rFonts w:ascii="Arial Narrow" w:eastAsia="Arial Narrow" w:hAnsi="Arial Narrow" w:cs="Arial Narrow"/>
+          <w:color w:val="000000"/>
+          <w:kern w:val="0"/>
+          <w:sz w:val="22"/>
+          <w:szCs w:val="22"/>
           <w:lang w:eastAsia="es-ES"/>
           <w14:ligatures w14:val="none"/>
         </w:rPr>
@@ -827,9 +961,11 @@
       </w:r>
       <w:r>
         <w:rPr>
-          <w:rFonts w:ascii="Arial Narrow" w:eastAsia="Times New Roman" w:hAnsi="Arial Narrow" w:cs="Arial"/>
-          <w:color w:val="000000"/>
-          <w:kern w:val="0"/>
+          <w:rFonts w:ascii="Arial Narrow" w:eastAsia="Arial Narrow" w:hAnsi="Arial Narrow" w:cs="Arial Narrow"/>
+          <w:color w:val="000000"/>
+          <w:kern w:val="0"/>
+          <w:sz w:val="22"/>
+          <w:szCs w:val="22"/>
           <w:lang w:eastAsia="es-ES"/>
           <w14:ligatures w14:val="none"/>
         </w:rPr>
@@ -837,9 +973,11 @@
       </w:r>
       <w:r>
         <w:rPr>
-          <w:rFonts w:ascii="Arial Narrow" w:eastAsia="Times New Roman" w:hAnsi="Arial Narrow" w:cs="Arial"/>
-          <w:color w:val="000000"/>
-          <w:kern w:val="0"/>
+          <w:rFonts w:ascii="Arial Narrow" w:eastAsia="Arial Narrow" w:hAnsi="Arial Narrow" w:cs="Arial Narrow"/>
+          <w:color w:val="000000"/>
+          <w:kern w:val="0"/>
+          <w:sz w:val="22"/>
+          <w:szCs w:val="22"/>
           <w:lang w:eastAsia="es-ES"/>
           <w14:ligatures w14:val="none"/>
         </w:rPr>
@@ -847,9 +985,11 @@
       </w:r>
       <w:r>
         <w:rPr>
-          <w:rFonts w:ascii="Arial Narrow" w:eastAsia="Times New Roman" w:hAnsi="Arial Narrow" w:cs="Arial"/>
-          <w:color w:val="000000"/>
-          <w:kern w:val="0"/>
+          <w:rFonts w:ascii="Arial Narrow" w:eastAsia="Arial Narrow" w:hAnsi="Arial Narrow" w:cs="Arial Narrow"/>
+          <w:color w:val="000000"/>
+          <w:kern w:val="0"/>
+          <w:sz w:val="22"/>
+          <w:szCs w:val="22"/>
           <w:lang w:eastAsia="es-ES"/>
           <w14:ligatures w14:val="none"/>
         </w:rPr>
@@ -857,9 +997,11 @@
       </w:r>
       <w:r>
         <w:rPr>
-          <w:rFonts w:ascii="Arial Narrow" w:eastAsia="Times New Roman" w:hAnsi="Arial Narrow" w:cs="Arial"/>
-          <w:color w:val="000000"/>
-          <w:kern w:val="0"/>
+          <w:rFonts w:ascii="Arial Narrow" w:eastAsia="Arial Narrow" w:hAnsi="Arial Narrow" w:cs="Arial Narrow"/>
+          <w:color w:val="000000"/>
+          <w:kern w:val="0"/>
+          <w:sz w:val="22"/>
+          <w:szCs w:val="22"/>
           <w:lang w:eastAsia="es-ES"/>
           <w14:ligatures w14:val="none"/>
         </w:rPr>
@@ -867,9 +1009,11 @@
       </w:r>
       <w:r>
         <w:rPr>
-          <w:rFonts w:ascii="Arial Narrow" w:eastAsia="Times New Roman" w:hAnsi="Arial Narrow" w:cs="Arial"/>
-          <w:color w:val="000000"/>
-          <w:kern w:val="0"/>
+          <w:rFonts w:ascii="Arial Narrow" w:eastAsia="Arial Narrow" w:hAnsi="Arial Narrow" w:cs="Arial Narrow"/>
+          <w:color w:val="000000"/>
+          <w:kern w:val="0"/>
+          <w:sz w:val="22"/>
+          <w:szCs w:val="22"/>
           <w:lang w:eastAsia="es-ES"/>
           <w14:ligatures w14:val="none"/>
         </w:rPr>
@@ -877,9 +1021,11 @@
       </w:r>
       <w:r>
         <w:rPr>
-          <w:rFonts w:ascii="Arial Narrow" w:eastAsia="Times New Roman" w:hAnsi="Arial Narrow" w:cs="Arial"/>
-          <w:color w:val="000000"/>
-          <w:kern w:val="0"/>
+          <w:rFonts w:ascii="Arial Narrow" w:eastAsia="Arial Narrow" w:hAnsi="Arial Narrow" w:cs="Arial Narrow"/>
+          <w:color w:val="000000"/>
+          <w:kern w:val="0"/>
+          <w:sz w:val="22"/>
+          <w:szCs w:val="22"/>
           <w:lang w:eastAsia="es-ES"/>
           <w14:ligatures w14:val="none"/>
         </w:rPr>
@@ -887,9 +1033,11 @@
       </w:r>
       <w:r>
         <w:rPr>
-          <w:rFonts w:ascii="Arial Narrow" w:eastAsia="Times New Roman" w:hAnsi="Arial Narrow" w:cs="Arial"/>
-          <w:color w:val="000000"/>
-          <w:kern w:val="0"/>
+          <w:rFonts w:ascii="Arial Narrow" w:eastAsia="Arial Narrow" w:hAnsi="Arial Narrow" w:cs="Arial Narrow"/>
+          <w:color w:val="000000"/>
+          <w:kern w:val="0"/>
+          <w:sz w:val="22"/>
+          <w:szCs w:val="22"/>
           <w:lang w:eastAsia="es-ES"/>
           <w14:ligatures w14:val="none"/>
         </w:rPr>
@@ -901,9 +1049,11 @@
         <w:pStyle w:val="Prrafodelista"/>
         <w:spacing w:line="240" w:lineRule="auto"/>
         <w:rPr>
-          <w:rFonts w:ascii="Arial Narrow" w:eastAsia="Times New Roman" w:hAnsi="Arial Narrow" w:cs="Arial"/>
-          <w:color w:val="000000"/>
-          <w:kern w:val="0"/>
+          <w:rFonts w:ascii="Arial Narrow" w:eastAsia="Arial Narrow" w:hAnsi="Arial Narrow" w:cs="Arial Narrow"/>
+          <w:color w:val="000000"/>
+          <w:kern w:val="0"/>
+          <w:sz w:val="22"/>
+          <w:szCs w:val="22"/>
           <w:lang w:eastAsia="es-ES"/>
           <w14:ligatures w14:val="none"/>
         </w:rPr>
@@ -923,18 +1073,22 @@
         <w:ind w:left="1134" w:hanging="567"/>
         <w:jc w:val="both"/>
         <w:rPr>
-          <w:rFonts w:ascii="Arial Narrow" w:eastAsia="Times New Roman" w:hAnsi="Arial Narrow" w:cs="Arial"/>
-          <w:color w:val="000000"/>
-          <w:kern w:val="0"/>
+          <w:rFonts w:ascii="Arial Narrow" w:eastAsia="Arial Narrow" w:hAnsi="Arial Narrow" w:cs="Arial Narrow"/>
+          <w:color w:val="000000"/>
+          <w:kern w:val="0"/>
+          <w:sz w:val="22"/>
+          <w:szCs w:val="22"/>
           <w:lang w:eastAsia="es-ES"/>
           <w14:ligatures w14:val="none"/>
         </w:rPr>
       </w:pPr>
       <w:r>
         <w:rPr>
-          <w:rFonts w:ascii="Arial Narrow" w:eastAsia="Times New Roman" w:hAnsi="Arial Narrow" w:cs="Arial"/>
-          <w:color w:val="000000"/>
-          <w:kern w:val="0"/>
+          <w:rFonts w:ascii="Arial Narrow" w:eastAsia="Arial Narrow" w:hAnsi="Arial Narrow" w:cs="Arial Narrow"/>
+          <w:color w:val="000000"/>
+          <w:kern w:val="0"/>
+          <w:sz w:val="22"/>
+          <w:szCs w:val="22"/>
           <w:lang w:eastAsia="es-ES"/>
           <w14:ligatures w14:val="none"/>
         </w:rPr>
@@ -948,9 +1102,11 @@
         <w:ind w:left="1134"/>
         <w:jc w:val="both"/>
         <w:rPr>
-          <w:rFonts w:ascii="Arial Narrow" w:eastAsia="Times New Roman" w:hAnsi="Arial Narrow" w:cs="Arial"/>
-          <w:color w:val="000000"/>
-          <w:kern w:val="0"/>
+          <w:rFonts w:ascii="Arial Narrow" w:eastAsia="Arial Narrow" w:hAnsi="Arial Narrow" w:cs="Arial Narrow"/>
+          <w:color w:val="000000"/>
+          <w:kern w:val="0"/>
+          <w:sz w:val="22"/>
+          <w:szCs w:val="22"/>
           <w:lang w:eastAsia="es-ES"/>
           <w14:ligatures w14:val="none"/>
         </w:rPr>
@@ -970,18 +1126,22 @@
         <w:ind w:left="1134" w:hanging="567"/>
         <w:jc w:val="both"/>
         <w:rPr>
-          <w:rFonts w:ascii="Arial Narrow" w:eastAsia="Times New Roman" w:hAnsi="Arial Narrow" w:cs="Arial"/>
-          <w:color w:val="000000"/>
-          <w:kern w:val="0"/>
+          <w:rFonts w:ascii="Arial Narrow" w:eastAsia="Arial Narrow" w:hAnsi="Arial Narrow" w:cs="Arial Narrow"/>
+          <w:color w:val="000000"/>
+          <w:kern w:val="0"/>
+          <w:sz w:val="22"/>
+          <w:szCs w:val="22"/>
           <w:lang w:eastAsia="es-ES"/>
           <w14:ligatures w14:val="none"/>
         </w:rPr>
       </w:pPr>
       <w:r>
         <w:rPr>
-          <w:rFonts w:ascii="Arial Narrow" w:eastAsia="Times New Roman" w:hAnsi="Arial Narrow" w:cs="Arial"/>
-          <w:color w:val="000000"/>
-          <w:kern w:val="0"/>
+          <w:rFonts w:ascii="Arial Narrow" w:eastAsia="Arial Narrow" w:hAnsi="Arial Narrow" w:cs="Arial Narrow"/>
+          <w:color w:val="000000"/>
+          <w:kern w:val="0"/>
+          <w:sz w:val="22"/>
+          <w:szCs w:val="22"/>
           <w:lang w:eastAsia="es-ES"/>
           <w14:ligatures w14:val="none"/>
         </w:rPr>
@@ -993,9 +1153,11 @@
         <w:spacing w:after="0" w:line="240" w:lineRule="auto"/>
         <w:jc w:val="both"/>
         <w:rPr>
-          <w:rFonts w:ascii="Arial Narrow" w:eastAsia="Times New Roman" w:hAnsi="Arial Narrow" w:cs="Arial"/>
-          <w:color w:val="000000"/>
-          <w:kern w:val="0"/>
+          <w:rFonts w:ascii="Arial Narrow" w:eastAsia="Arial Narrow" w:hAnsi="Arial Narrow" w:cs="Arial Narrow"/>
+          <w:color w:val="000000"/>
+          <w:kern w:val="0"/>
+          <w:sz w:val="22"/>
+          <w:szCs w:val="22"/>
           <w:lang w:eastAsia="es-ES"/>
           <w14:ligatures w14:val="none"/>
         </w:rPr>
@@ -1015,18 +1177,22 @@
         <w:ind w:left="1134" w:hanging="567"/>
         <w:jc w:val="both"/>
         <w:rPr>
-          <w:rFonts w:ascii="Arial Narrow" w:eastAsia="Times New Roman" w:hAnsi="Arial Narrow" w:cs="Arial"/>
-          <w:color w:val="000000"/>
-          <w:kern w:val="0"/>
+          <w:rFonts w:ascii="Arial Narrow" w:eastAsia="Arial Narrow" w:hAnsi="Arial Narrow" w:cs="Arial Narrow"/>
+          <w:color w:val="000000"/>
+          <w:kern w:val="0"/>
+          <w:sz w:val="22"/>
+          <w:szCs w:val="22"/>
           <w:lang w:eastAsia="es-ES"/>
           <w14:ligatures w14:val="none"/>
         </w:rPr>
       </w:pPr>
       <w:r>
         <w:rPr>
-          <w:rFonts w:ascii="Arial Narrow" w:eastAsia="Times New Roman" w:hAnsi="Arial Narrow" w:cs="Arial"/>
-          <w:color w:val="000000"/>
-          <w:kern w:val="0"/>
+          <w:rFonts w:ascii="Arial Narrow" w:eastAsia="Arial Narrow" w:hAnsi="Arial Narrow" w:cs="Arial Narrow"/>
+          <w:color w:val="000000"/>
+          <w:kern w:val="0"/>
+          <w:sz w:val="22"/>
+          <w:szCs w:val="22"/>
           <w:lang w:eastAsia="es-ES"/>
           <w14:ligatures w14:val="none"/>
         </w:rPr>
@@ -1040,9 +1206,11 @@
         <w:ind w:left="1134"/>
         <w:jc w:val="both"/>
         <w:rPr>
-          <w:rFonts w:ascii="Arial Narrow" w:eastAsia="Times New Roman" w:hAnsi="Arial Narrow" w:cs="Arial"/>
-          <w:color w:val="000000"/>
-          <w:kern w:val="0"/>
+          <w:rFonts w:ascii="Arial Narrow" w:eastAsia="Arial Narrow" w:hAnsi="Arial Narrow" w:cs="Arial Narrow"/>
+          <w:color w:val="000000"/>
+          <w:kern w:val="0"/>
+          <w:sz w:val="22"/>
+          <w:szCs w:val="22"/>
           <w:lang w:eastAsia="es-ES"/>
           <w14:ligatures w14:val="none"/>
         </w:rPr>
@@ -1062,18 +1230,22 @@
         <w:ind w:left="1134" w:hanging="567"/>
         <w:jc w:val="both"/>
         <w:rPr>
-          <w:rFonts w:ascii="Arial Narrow" w:eastAsia="Times New Roman" w:hAnsi="Arial Narrow" w:cs="Arial"/>
-          <w:color w:val="000000"/>
-          <w:kern w:val="0"/>
+          <w:rFonts w:ascii="Arial Narrow" w:eastAsia="Arial Narrow" w:hAnsi="Arial Narrow" w:cs="Arial Narrow"/>
+          <w:color w:val="000000"/>
+          <w:kern w:val="0"/>
+          <w:sz w:val="22"/>
+          <w:szCs w:val="22"/>
           <w:lang w:eastAsia="es-ES"/>
           <w14:ligatures w14:val="none"/>
         </w:rPr>
       </w:pPr>
       <w:r>
         <w:rPr>
-          <w:rFonts w:ascii="Arial Narrow" w:eastAsia="Times New Roman" w:hAnsi="Arial Narrow" w:cs="Arial"/>
-          <w:color w:val="000000"/>
-          <w:kern w:val="0"/>
+          <w:rFonts w:ascii="Arial Narrow" w:eastAsia="Arial Narrow" w:hAnsi="Arial Narrow" w:cs="Arial Narrow"/>
+          <w:color w:val="000000"/>
+          <w:kern w:val="0"/>
+          <w:sz w:val="22"/>
+          <w:szCs w:val="22"/>
           <w:lang w:eastAsia="es-ES"/>
           <w14:ligatures w14:val="none"/>
         </w:rPr>
@@ -1081,9 +1253,11 @@
       </w:r>
       <w:r>
         <w:rPr>
-          <w:rFonts w:ascii="Arial Narrow" w:eastAsia="Times New Roman" w:hAnsi="Arial Narrow" w:cs="Arial"/>
-          <w:color w:val="000000"/>
-          <w:kern w:val="0"/>
+          <w:rFonts w:ascii="Arial Narrow" w:eastAsia="Arial Narrow" w:hAnsi="Arial Narrow" w:cs="Arial Narrow"/>
+          <w:color w:val="000000"/>
+          <w:kern w:val="0"/>
+          <w:sz w:val="22"/>
+          <w:szCs w:val="22"/>
           <w:lang w:eastAsia="es-ES"/>
           <w14:ligatures w14:val="none"/>
         </w:rPr>
@@ -1091,9 +1265,11 @@
       </w:r>
       <w:r>
         <w:rPr>
-          <w:rFonts w:ascii="Arial Narrow" w:eastAsia="Times New Roman" w:hAnsi="Arial Narrow" w:cs="Arial"/>
-          <w:color w:val="000000"/>
-          <w:kern w:val="0"/>
+          <w:rFonts w:ascii="Arial Narrow" w:eastAsia="Arial Narrow" w:hAnsi="Arial Narrow" w:cs="Arial Narrow"/>
+          <w:color w:val="000000"/>
+          <w:kern w:val="0"/>
+          <w:sz w:val="22"/>
+          <w:szCs w:val="22"/>
           <w:lang w:eastAsia="es-ES"/>
           <w14:ligatures w14:val="none"/>
         </w:rPr>
@@ -1101,9 +1277,11 @@
       </w:r>
       <w:r>
         <w:rPr>
-          <w:rFonts w:ascii="Arial Narrow" w:eastAsia="Times New Roman" w:hAnsi="Arial Narrow" w:cs="Arial"/>
-          <w:color w:val="000000"/>
-          <w:kern w:val="0"/>
+          <w:rFonts w:ascii="Arial Narrow" w:eastAsia="Arial Narrow" w:hAnsi="Arial Narrow" w:cs="Arial Narrow"/>
+          <w:color w:val="000000"/>
+          <w:kern w:val="0"/>
+          <w:sz w:val="22"/>
+          <w:szCs w:val="22"/>
           <w:lang w:eastAsia="es-ES"/>
           <w14:ligatures w14:val="none"/>
         </w:rPr>
@@ -1117,9 +1295,11 @@
         <w:ind w:left="1134"/>
         <w:jc w:val="both"/>
         <w:rPr>
-          <w:rFonts w:ascii="Arial Narrow" w:eastAsia="Times New Roman" w:hAnsi="Arial Narrow" w:cs="Arial"/>
-          <w:color w:val="000000"/>
-          <w:kern w:val="0"/>
+          <w:rFonts w:ascii="Arial Narrow" w:eastAsia="Arial Narrow" w:hAnsi="Arial Narrow" w:cs="Arial Narrow"/>
+          <w:color w:val="000000"/>
+          <w:kern w:val="0"/>
+          <w:sz w:val="22"/>
+          <w:szCs w:val="22"/>
           <w:lang w:eastAsia="es-ES"/>
           <w14:ligatures w14:val="none"/>
         </w:rPr>
@@ -1139,18 +1319,22 @@
         <w:ind w:left="1134" w:hanging="567"/>
         <w:jc w:val="both"/>
         <w:rPr>
-          <w:rFonts w:ascii="Arial Narrow" w:eastAsia="Times New Roman" w:hAnsi="Arial Narrow" w:cs="Arial"/>
-          <w:color w:val="000000"/>
-          <w:kern w:val="0"/>
+          <w:rFonts w:ascii="Arial Narrow" w:eastAsia="Arial Narrow" w:hAnsi="Arial Narrow" w:cs="Arial Narrow"/>
+          <w:color w:val="000000"/>
+          <w:kern w:val="0"/>
+          <w:sz w:val="22"/>
+          <w:szCs w:val="22"/>
           <w:lang w:eastAsia="es-ES"/>
           <w14:ligatures w14:val="none"/>
         </w:rPr>
       </w:pPr>
       <w:r>
         <w:rPr>
-          <w:rFonts w:ascii="Arial Narrow" w:eastAsia="Times New Roman" w:hAnsi="Arial Narrow" w:cs="Arial"/>
-          <w:color w:val="000000"/>
-          <w:kern w:val="0"/>
+          <w:rFonts w:ascii="Arial Narrow" w:eastAsia="Arial Narrow" w:hAnsi="Arial Narrow" w:cs="Arial Narrow"/>
+          <w:color w:val="000000"/>
+          <w:kern w:val="0"/>
+          <w:sz w:val="22"/>
+          <w:szCs w:val="22"/>
           <w:lang w:eastAsia="es-ES"/>
           <w14:ligatures w14:val="none"/>
         </w:rPr>
@@ -1159,9 +1343,11 @@
       </w:r>
       <w:r>
         <w:rPr>
-          <w:rFonts w:ascii="Arial Narrow" w:eastAsia="Times New Roman" w:hAnsi="Arial Narrow" w:cs="Arial"/>
-          <w:color w:val="000000"/>
-          <w:kern w:val="0"/>
+          <w:rFonts w:ascii="Arial Narrow" w:eastAsia="Arial Narrow" w:hAnsi="Arial Narrow" w:cs="Arial Narrow"/>
+          <w:color w:val="000000"/>
+          <w:kern w:val="0"/>
+          <w:sz w:val="22"/>
+          <w:szCs w:val="22"/>
           <w:lang w:eastAsia="es-ES"/>
           <w14:ligatures w14:val="none"/>
         </w:rPr>
@@ -1173,9 +1359,11 @@
         <w:pStyle w:val="Prrafodelista"/>
         <w:spacing w:line="240" w:lineRule="auto"/>
         <w:rPr>
-          <w:rFonts w:ascii="Arial Narrow" w:eastAsia="Times New Roman" w:hAnsi="Arial Narrow" w:cs="Arial"/>
-          <w:color w:val="000000"/>
-          <w:kern w:val="0"/>
+          <w:rFonts w:ascii="Arial Narrow" w:eastAsia="Arial Narrow" w:hAnsi="Arial Narrow" w:cs="Arial Narrow"/>
+          <w:color w:val="000000"/>
+          <w:kern w:val="0"/>
+          <w:sz w:val="22"/>
+          <w:szCs w:val="22"/>
           <w:lang w:eastAsia="es-ES"/>
           <w14:ligatures w14:val="none"/>
         </w:rPr>
@@ -1195,18 +1383,22 @@
         <w:ind w:left="1134" w:hanging="567"/>
         <w:jc w:val="both"/>
         <w:rPr>
-          <w:rFonts w:ascii="Arial Narrow" w:eastAsia="Times New Roman" w:hAnsi="Arial Narrow" w:cs="Arial"/>
-          <w:color w:val="000000"/>
-          <w:kern w:val="0"/>
+          <w:rFonts w:ascii="Arial Narrow" w:eastAsia="Arial Narrow" w:hAnsi="Arial Narrow" w:cs="Arial Narrow"/>
+          <w:color w:val="000000"/>
+          <w:kern w:val="0"/>
+          <w:sz w:val="22"/>
+          <w:szCs w:val="22"/>
           <w:lang w:eastAsia="es-ES"/>
           <w14:ligatures w14:val="none"/>
         </w:rPr>
       </w:pPr>
       <w:r>
         <w:rPr>
-          <w:rFonts w:ascii="Arial Narrow" w:eastAsia="Times New Roman" w:hAnsi="Arial Narrow" w:cs="Arial"/>
-          <w:color w:val="000000"/>
-          <w:kern w:val="0"/>
+          <w:rFonts w:ascii="Arial Narrow" w:eastAsia="Arial Narrow" w:hAnsi="Arial Narrow" w:cs="Arial Narrow"/>
+          <w:color w:val="000000"/>
+          <w:kern w:val="0"/>
+          <w:sz w:val="22"/>
+          <w:szCs w:val="22"/>
           <w:lang w:eastAsia="es-ES"/>
           <w14:ligatures w14:val="none"/>
         </w:rPr>
@@ -1214,9 +1406,11 @@
       </w:r>
       <w:r>
         <w:rPr>
-          <w:rFonts w:ascii="Arial Narrow" w:eastAsia="Times New Roman" w:hAnsi="Arial Narrow" w:cs="Arial"/>
-          <w:color w:val="000000"/>
-          <w:kern w:val="0"/>
+          <w:rFonts w:ascii="Arial Narrow" w:eastAsia="Arial Narrow" w:hAnsi="Arial Narrow" w:cs="Arial Narrow"/>
+          <w:color w:val="000000"/>
+          <w:kern w:val="0"/>
+          <w:sz w:val="22"/>
+          <w:szCs w:val="22"/>
           <w:lang w:eastAsia="es-ES"/>
           <w14:ligatures w14:val="none"/>
         </w:rPr>
@@ -1224,9 +1418,11 @@
       </w:r>
       <w:r>
         <w:rPr>
-          <w:rFonts w:ascii="Arial Narrow" w:eastAsia="Times New Roman" w:hAnsi="Arial Narrow" w:cs="Arial"/>
-          <w:color w:val="000000"/>
-          <w:kern w:val="0"/>
+          <w:rFonts w:ascii="Arial Narrow" w:eastAsia="Arial Narrow" w:hAnsi="Arial Narrow" w:cs="Arial Narrow"/>
+          <w:color w:val="000000"/>
+          <w:kern w:val="0"/>
+          <w:sz w:val="22"/>
+          <w:szCs w:val="22"/>
           <w:lang w:eastAsia="es-ES"/>
           <w14:ligatures w14:val="none"/>
         </w:rPr>
@@ -1234,9 +1430,11 @@
       </w:r>
       <w:r>
         <w:rPr>
-          <w:rFonts w:ascii="Arial Narrow" w:eastAsia="Times New Roman" w:hAnsi="Arial Narrow" w:cs="Arial"/>
-          <w:color w:val="000000"/>
-          <w:kern w:val="0"/>
+          <w:rFonts w:ascii="Arial Narrow" w:eastAsia="Arial Narrow" w:hAnsi="Arial Narrow" w:cs="Arial Narrow"/>
+          <w:color w:val="000000"/>
+          <w:kern w:val="0"/>
+          <w:sz w:val="22"/>
+          <w:szCs w:val="22"/>
           <w:lang w:eastAsia="es-ES"/>
           <w14:ligatures w14:val="none"/>
         </w:rPr>
@@ -1244,9 +1442,11 @@
       </w:r>
       <w:r>
         <w:rPr>
-          <w:rFonts w:ascii="Arial Narrow" w:eastAsia="Times New Roman" w:hAnsi="Arial Narrow" w:cs="Arial"/>
-          <w:color w:val="000000"/>
-          <w:kern w:val="0"/>
+          <w:rFonts w:ascii="Arial Narrow" w:eastAsia="Arial Narrow" w:hAnsi="Arial Narrow" w:cs="Arial Narrow"/>
+          <w:color w:val="000000"/>
+          <w:kern w:val="0"/>
+          <w:sz w:val="22"/>
+          <w:szCs w:val="22"/>
           <w:lang w:eastAsia="es-ES"/>
           <w14:ligatures w14:val="none"/>
         </w:rPr>
@@ -1254,9 +1454,11 @@
       </w:r>
       <w:r>
         <w:rPr>
-          <w:rFonts w:ascii="Arial Narrow" w:eastAsia="Times New Roman" w:hAnsi="Arial Narrow" w:cs="Arial"/>
-          <w:color w:val="000000"/>
-          <w:kern w:val="0"/>
+          <w:rFonts w:ascii="Arial Narrow" w:eastAsia="Arial Narrow" w:hAnsi="Arial Narrow" w:cs="Arial Narrow"/>
+          <w:color w:val="000000"/>
+          <w:kern w:val="0"/>
+          <w:sz w:val="22"/>
+          <w:szCs w:val="22"/>
           <w:lang w:eastAsia="es-ES"/>
           <w14:ligatures w14:val="none"/>
         </w:rPr>
@@ -1264,9 +1466,11 @@
       </w:r>
       <w:r>
         <w:rPr>
-          <w:rFonts w:ascii="Arial Narrow" w:eastAsia="Times New Roman" w:hAnsi="Arial Narrow" w:cs="Arial"/>
-          <w:color w:val="000000"/>
-          <w:kern w:val="0"/>
+          <w:rFonts w:ascii="Arial Narrow" w:eastAsia="Arial Narrow" w:hAnsi="Arial Narrow" w:cs="Arial Narrow"/>
+          <w:color w:val="000000"/>
+          <w:kern w:val="0"/>
+          <w:sz w:val="22"/>
+          <w:szCs w:val="22"/>
           <w:lang w:eastAsia="es-ES"/>
           <w14:ligatures w14:val="none"/>
         </w:rPr>
@@ -1274,9 +1478,11 @@
       </w:r>
       <w:r>
         <w:rPr>
-          <w:rFonts w:ascii="Arial Narrow" w:eastAsia="Times New Roman" w:hAnsi="Arial Narrow" w:cs="Arial"/>
-          <w:color w:val="000000"/>
-          <w:kern w:val="0"/>
+          <w:rFonts w:ascii="Arial Narrow" w:eastAsia="Arial Narrow" w:hAnsi="Arial Narrow" w:cs="Arial Narrow"/>
+          <w:color w:val="000000"/>
+          <w:kern w:val="0"/>
+          <w:sz w:val="22"/>
+          <w:szCs w:val="22"/>
           <w:lang w:eastAsia="es-ES"/>
           <w14:ligatures w14:val="none"/>
         </w:rPr>
@@ -1284,9 +1490,11 @@
       </w:r>
       <w:r>
         <w:rPr>
-          <w:rFonts w:ascii="Arial Narrow" w:eastAsia="Times New Roman" w:hAnsi="Arial Narrow" w:cs="Arial"/>
-          <w:color w:val="000000"/>
-          <w:kern w:val="0"/>
+          <w:rFonts w:ascii="Arial Narrow" w:eastAsia="Arial Narrow" w:hAnsi="Arial Narrow" w:cs="Arial Narrow"/>
+          <w:color w:val="000000"/>
+          <w:kern w:val="0"/>
+          <w:sz w:val="22"/>
+          <w:szCs w:val="22"/>
           <w:lang w:eastAsia="es-ES"/>
           <w14:ligatures w14:val="none"/>
         </w:rPr>
@@ -1294,9 +1502,11 @@
       </w:r>
       <w:r>
         <w:rPr>
-          <w:rFonts w:ascii="Arial Narrow" w:eastAsia="Times New Roman" w:hAnsi="Arial Narrow" w:cs="Arial"/>
-          <w:color w:val="000000"/>
-          <w:kern w:val="0"/>
+          <w:rFonts w:ascii="Arial Narrow" w:eastAsia="Arial Narrow" w:hAnsi="Arial Narrow" w:cs="Arial Narrow"/>
+          <w:color w:val="000000"/>
+          <w:kern w:val="0"/>
+          <w:sz w:val="22"/>
+          <w:szCs w:val="22"/>
           <w:lang w:eastAsia="es-ES"/>
           <w14:ligatures w14:val="none"/>
         </w:rPr>
@@ -1304,9 +1514,11 @@
       </w:r>
       <w:r>
         <w:rPr>
-          <w:rFonts w:ascii="Arial Narrow" w:eastAsia="Times New Roman" w:hAnsi="Arial Narrow" w:cs="Arial"/>
-          <w:color w:val="000000"/>
-          <w:kern w:val="0"/>
+          <w:rFonts w:ascii="Arial Narrow" w:eastAsia="Arial Narrow" w:hAnsi="Arial Narrow" w:cs="Arial Narrow"/>
+          <w:color w:val="000000"/>
+          <w:kern w:val="0"/>
+          <w:sz w:val="22"/>
+          <w:szCs w:val="22"/>
           <w:lang w:eastAsia="es-ES"/>
           <w14:ligatures w14:val="none"/>
         </w:rPr>
@@ -1314,9 +1526,11 @@
       </w:r>
       <w:r>
         <w:rPr>
-          <w:rFonts w:ascii="Arial Narrow" w:eastAsia="Times New Roman" w:hAnsi="Arial Narrow" w:cs="Arial"/>
-          <w:color w:val="000000"/>
-          <w:kern w:val="0"/>
+          <w:rFonts w:ascii="Arial Narrow" w:eastAsia="Arial Narrow" w:hAnsi="Arial Narrow" w:cs="Arial Narrow"/>
+          <w:color w:val="000000"/>
+          <w:kern w:val="0"/>
+          <w:sz w:val="22"/>
+          <w:szCs w:val="22"/>
           <w:lang w:eastAsia="es-ES"/>
           <w14:ligatures w14:val="none"/>
         </w:rPr>
@@ -1324,9 +1538,11 @@
       </w:r>
       <w:r>
         <w:rPr>
-          <w:rFonts w:ascii="Arial Narrow" w:eastAsia="Times New Roman" w:hAnsi="Arial Narrow" w:cs="Arial"/>
-          <w:color w:val="000000"/>
-          <w:kern w:val="0"/>
+          <w:rFonts w:ascii="Arial Narrow" w:eastAsia="Arial Narrow" w:hAnsi="Arial Narrow" w:cs="Arial Narrow"/>
+          <w:color w:val="000000"/>
+          <w:kern w:val="0"/>
+          <w:sz w:val="22"/>
+          <w:szCs w:val="22"/>
           <w:lang w:eastAsia="es-ES"/>
           <w14:ligatures w14:val="none"/>
         </w:rPr>
@@ -1334,9 +1550,11 @@
       </w:r>
       <w:r>
         <w:rPr>
-          <w:rFonts w:ascii="Arial Narrow" w:eastAsia="Times New Roman" w:hAnsi="Arial Narrow" w:cs="Arial"/>
-          <w:color w:val="000000"/>
-          <w:kern w:val="0"/>
+          <w:rFonts w:ascii="Arial Narrow" w:eastAsia="Arial Narrow" w:hAnsi="Arial Narrow" w:cs="Arial Narrow"/>
+          <w:color w:val="000000"/>
+          <w:kern w:val="0"/>
+          <w:sz w:val="22"/>
+          <w:szCs w:val="22"/>
           <w:lang w:eastAsia="es-ES"/>
           <w14:ligatures w14:val="none"/>
         </w:rPr>
@@ -1344,9 +1562,11 @@
       </w:r>
       <w:r>
         <w:rPr>
-          <w:rFonts w:ascii="Arial Narrow" w:eastAsia="Times New Roman" w:hAnsi="Arial Narrow" w:cs="Arial"/>
-          <w:color w:val="000000"/>
-          <w:kern w:val="0"/>
+          <w:rFonts w:ascii="Arial Narrow" w:eastAsia="Arial Narrow" w:hAnsi="Arial Narrow" w:cs="Arial Narrow"/>
+          <w:color w:val="000000"/>
+          <w:kern w:val="0"/>
+          <w:sz w:val="22"/>
+          <w:szCs w:val="22"/>
           <w:lang w:eastAsia="es-ES"/>
           <w14:ligatures w14:val="none"/>
         </w:rPr>
@@ -1354,9 +1574,11 @@
       </w:r>
       <w:r>
         <w:rPr>
-          <w:rFonts w:ascii="Arial Narrow" w:eastAsia="Times New Roman" w:hAnsi="Arial Narrow" w:cs="Arial"/>
-          <w:color w:val="000000"/>
-          <w:kern w:val="0"/>
+          <w:rFonts w:ascii="Arial Narrow" w:eastAsia="Arial Narrow" w:hAnsi="Arial Narrow" w:cs="Arial Narrow"/>
+          <w:color w:val="000000"/>
+          <w:kern w:val="0"/>
+          <w:sz w:val="22"/>
+          <w:szCs w:val="22"/>
           <w:lang w:eastAsia="es-ES"/>
           <w14:ligatures w14:val="none"/>
         </w:rPr>
@@ -1364,9 +1586,11 @@
       </w:r>
       <w:r>
         <w:rPr>
-          <w:rFonts w:ascii="Arial Narrow" w:eastAsia="Times New Roman" w:hAnsi="Arial Narrow" w:cs="Arial"/>
-          <w:color w:val="000000"/>
-          <w:kern w:val="0"/>
+          <w:rFonts w:ascii="Arial Narrow" w:eastAsia="Arial Narrow" w:hAnsi="Arial Narrow" w:cs="Arial Narrow"/>
+          <w:color w:val="000000"/>
+          <w:kern w:val="0"/>
+          <w:sz w:val="22"/>
+          <w:szCs w:val="22"/>
           <w:lang w:eastAsia="es-ES"/>
           <w14:ligatures w14:val="none"/>
         </w:rPr>
@@ -1374,9 +1598,11 @@
       </w:r>
       <w:r>
         <w:rPr>
-          <w:rFonts w:ascii="Arial Narrow" w:eastAsia="Times New Roman" w:hAnsi="Arial Narrow" w:cs="Arial"/>
-          <w:color w:val="000000"/>
-          <w:kern w:val="0"/>
+          <w:rFonts w:ascii="Arial Narrow" w:eastAsia="Arial Narrow" w:hAnsi="Arial Narrow" w:cs="Arial Narrow"/>
+          <w:color w:val="000000"/>
+          <w:kern w:val="0"/>
+          <w:sz w:val="22"/>
+          <w:szCs w:val="22"/>
           <w:lang w:eastAsia="es-ES"/>
           <w14:ligatures w14:val="none"/>
         </w:rPr>
@@ -1384,9 +1610,11 @@
       </w:r>
       <w:r>
         <w:rPr>
-          <w:rFonts w:ascii="Arial Narrow" w:eastAsia="Times New Roman" w:hAnsi="Arial Narrow" w:cs="Arial"/>
-          <w:color w:val="000000"/>
-          <w:kern w:val="0"/>
+          <w:rFonts w:ascii="Arial Narrow" w:eastAsia="Arial Narrow" w:hAnsi="Arial Narrow" w:cs="Arial Narrow"/>
+          <w:color w:val="000000"/>
+          <w:kern w:val="0"/>
+          <w:sz w:val="22"/>
+          <w:szCs w:val="22"/>
           <w:lang w:eastAsia="es-ES"/>
           <w14:ligatures w14:val="none"/>
         </w:rPr>
@@ -1398,9 +1626,11 @@
         <w:spacing w:after="0" w:line="240" w:lineRule="auto"/>
         <w:jc w:val="both"/>
         <w:rPr>
-          <w:rFonts w:ascii="Arial Narrow" w:eastAsia="Times New Roman" w:hAnsi="Arial Narrow" w:cs="Arial"/>
-          <w:color w:val="000000"/>
-          <w:kern w:val="0"/>
+          <w:rFonts w:ascii="Arial Narrow" w:eastAsia="Arial Narrow" w:hAnsi="Arial Narrow" w:cs="Arial Narrow"/>
+          <w:color w:val="000000"/>
+          <w:kern w:val="0"/>
+          <w:sz w:val="22"/>
+          <w:szCs w:val="22"/>
           <w:lang w:eastAsia="es-ES"/>
           <w14:ligatures w14:val="none"/>
         </w:rPr>
@@ -1420,18 +1650,22 @@
         <w:contextualSpacing/>
         <w:jc w:val="both"/>
         <w:rPr>
-          <w:rFonts w:ascii="Arial Narrow" w:eastAsia="Times New Roman" w:hAnsi="Arial Narrow" w:cs="Arial"/>
-          <w:color w:val="000000"/>
-          <w:kern w:val="0"/>
+          <w:rFonts w:ascii="Arial Narrow" w:eastAsia="Arial Narrow" w:hAnsi="Arial Narrow" w:cs="Arial Narrow"/>
+          <w:color w:val="000000"/>
+          <w:kern w:val="0"/>
+          <w:sz w:val="22"/>
+          <w:szCs w:val="22"/>
           <w:lang w:val="es-ES" w:eastAsia="es-ES"/>
           <w14:ligatures w14:val="none"/>
         </w:rPr>
       </w:pPr>
       <w:r>
         <w:rPr>
-          <w:rFonts w:ascii="Arial Narrow" w:eastAsia="Times New Roman" w:hAnsi="Arial Narrow" w:cs="Arial"/>
-          <w:color w:val="000000"/>
-          <w:kern w:val="0"/>
+          <w:rFonts w:ascii="Arial Narrow" w:eastAsia="Arial Narrow" w:hAnsi="Arial Narrow" w:cs="Arial Narrow"/>
+          <w:color w:val="000000"/>
+          <w:kern w:val="0"/>
+          <w:sz w:val="22"/>
+          <w:szCs w:val="22"/>
           <w:lang w:val="es-ES" w:eastAsia="es-ES"/>
           <w14:ligatures w14:val="none"/>
         </w:rPr>
@@ -1439,17 +1673,21 @@
       </w:r>
       <w:r>
         <w:rPr>
-          <w:rFonts w:ascii="Arial Narrow" w:eastAsia="Calibri" w:hAnsi="Arial Narrow" w:cs="Arial"/>
-          <w:kern w:val="0"/>
-          <w14:ligatures w14:val="none"/>
+          <w:rFonts w:ascii="Arial Narrow" w:eastAsia="Arial Narrow" w:hAnsi="Arial Narrow" w:cs="Arial Narrow"/>
+          <w:kern w:val="0"/>
+          <w14:ligatures w14:val="none"/>
+          <w:sz w:val="22"/>
+          <w:szCs w:val="22"/>
         </w:rPr>
         <w:t xml:space="preserve"/>
       </w:r>
       <w:r>
         <w:rPr>
-          <w:rFonts w:ascii="Arial Narrow" w:eastAsia="Times New Roman" w:hAnsi="Arial Narrow" w:cs="Arial"/>
-          <w:color w:val="000000"/>
-          <w:kern w:val="0"/>
+          <w:rFonts w:ascii="Arial Narrow" w:eastAsia="Arial Narrow" w:hAnsi="Arial Narrow" w:cs="Arial Narrow"/>
+          <w:color w:val="000000"/>
+          <w:kern w:val="0"/>
+          <w:sz w:val="22"/>
+          <w:szCs w:val="22"/>
           <w:lang w:val="es-ES" w:eastAsia="es-ES"/>
           <w14:ligatures w14:val="none"/>
         </w:rPr>
@@ -1457,9 +1695,11 @@
       </w:r>
       <w:r>
         <w:rPr>
-          <w:rFonts w:ascii="Arial Narrow" w:eastAsia="Times New Roman" w:hAnsi="Arial Narrow" w:cs="Arial"/>
-          <w:color w:val="000000"/>
-          <w:kern w:val="0"/>
+          <w:rFonts w:ascii="Arial Narrow" w:eastAsia="Arial Narrow" w:hAnsi="Arial Narrow" w:cs="Arial Narrow"/>
+          <w:color w:val="000000"/>
+          <w:kern w:val="0"/>
+          <w:sz w:val="22"/>
+          <w:szCs w:val="22"/>
           <w:lang w:val="es-ES" w:eastAsia="es-ES"/>
           <w14:ligatures w14:val="none"/>
         </w:rPr>
@@ -1467,9 +1707,11 @@
       </w:r>
       <w:r>
         <w:rPr>
-          <w:rFonts w:ascii="Arial Narrow" w:eastAsia="Times New Roman" w:hAnsi="Arial Narrow" w:cs="Arial"/>
-          <w:color w:val="000000"/>
-          <w:kern w:val="0"/>
+          <w:rFonts w:ascii="Arial Narrow" w:eastAsia="Arial Narrow" w:hAnsi="Arial Narrow" w:cs="Arial Narrow"/>
+          <w:color w:val="000000"/>
+          <w:kern w:val="0"/>
+          <w:sz w:val="22"/>
+          <w:szCs w:val="22"/>
           <w:lang w:val="es-ES" w:eastAsia="es-ES"/>
           <w14:ligatures w14:val="none"/>
         </w:rPr>
@@ -1477,9 +1719,11 @@
       </w:r>
       <w:r>
         <w:rPr>
-          <w:rFonts w:ascii="Arial Narrow" w:eastAsia="Times New Roman" w:hAnsi="Arial Narrow" w:cs="Arial"/>
-          <w:color w:val="000000"/>
-          <w:kern w:val="0"/>
+          <w:rFonts w:ascii="Arial Narrow" w:eastAsia="Arial Narrow" w:hAnsi="Arial Narrow" w:cs="Arial Narrow"/>
+          <w:color w:val="000000"/>
+          <w:kern w:val="0"/>
+          <w:sz w:val="22"/>
+          <w:szCs w:val="22"/>
           <w:lang w:val="es-ES" w:eastAsia="es-ES"/>
           <w14:ligatures w14:val="none"/>
         </w:rPr>
@@ -1487,9 +1731,11 @@
       </w:r>
       <w:r>
         <w:rPr>
-          <w:rFonts w:ascii="Arial Narrow" w:eastAsia="Times New Roman" w:hAnsi="Arial Narrow" w:cs="Arial"/>
-          <w:color w:val="000000"/>
-          <w:kern w:val="0"/>
+          <w:rFonts w:ascii="Arial Narrow" w:eastAsia="Arial Narrow" w:hAnsi="Arial Narrow" w:cs="Arial Narrow"/>
+          <w:color w:val="000000"/>
+          <w:kern w:val="0"/>
+          <w:sz w:val="22"/>
+          <w:szCs w:val="22"/>
           <w:lang w:val="es-ES" w:eastAsia="es-ES"/>
           <w14:ligatures w14:val="none"/>
         </w:rPr>
@@ -1497,9 +1743,11 @@
       </w:r>
       <w:r>
         <w:rPr>
-          <w:rFonts w:ascii="Arial Narrow" w:eastAsia="Times New Roman" w:hAnsi="Arial Narrow" w:cs="Arial"/>
-          <w:color w:val="000000"/>
-          <w:kern w:val="0"/>
+          <w:rFonts w:ascii="Arial Narrow" w:eastAsia="Arial Narrow" w:hAnsi="Arial Narrow" w:cs="Arial Narrow"/>
+          <w:color w:val="000000"/>
+          <w:kern w:val="0"/>
+          <w:sz w:val="22"/>
+          <w:szCs w:val="22"/>
           <w:lang w:val="es-ES" w:eastAsia="es-ES"/>
           <w14:ligatures w14:val="none"/>
         </w:rPr>
@@ -1507,9 +1755,11 @@
       </w:r>
       <w:r>
         <w:rPr>
-          <w:rFonts w:ascii="Arial Narrow" w:eastAsia="Times New Roman" w:hAnsi="Arial Narrow" w:cs="Arial"/>
-          <w:color w:val="000000"/>
-          <w:kern w:val="0"/>
+          <w:rFonts w:ascii="Arial Narrow" w:eastAsia="Arial Narrow" w:hAnsi="Arial Narrow" w:cs="Arial Narrow"/>
+          <w:color w:val="000000"/>
+          <w:kern w:val="0"/>
+          <w:sz w:val="22"/>
+          <w:szCs w:val="22"/>
           <w:lang w:val="es-ES" w:eastAsia="es-ES"/>
           <w14:ligatures w14:val="none"/>
         </w:rPr>
@@ -1517,9 +1767,11 @@
       </w:r>
       <w:r>
         <w:rPr>
-          <w:rFonts w:ascii="Arial Narrow" w:eastAsia="Times New Roman" w:hAnsi="Arial Narrow" w:cs="Arial"/>
-          <w:color w:val="000000"/>
-          <w:kern w:val="0"/>
+          <w:rFonts w:ascii="Arial Narrow" w:eastAsia="Arial Narrow" w:hAnsi="Arial Narrow" w:cs="Arial Narrow"/>
+          <w:color w:val="000000"/>
+          <w:kern w:val="0"/>
+          <w:sz w:val="22"/>
+          <w:szCs w:val="22"/>
           <w:lang w:val="es-ES" w:eastAsia="es-ES"/>
           <w14:ligatures w14:val="none"/>
         </w:rPr>
@@ -1527,9 +1779,11 @@
       </w:r>
       <w:r>
         <w:rPr>
-          <w:rFonts w:ascii="Arial Narrow" w:eastAsia="Times New Roman" w:hAnsi="Arial Narrow" w:cs="Arial"/>
-          <w:color w:val="000000"/>
-          <w:kern w:val="0"/>
+          <w:rFonts w:ascii="Arial Narrow" w:eastAsia="Arial Narrow" w:hAnsi="Arial Narrow" w:cs="Arial Narrow"/>
+          <w:color w:val="000000"/>
+          <w:kern w:val="0"/>
+          <w:sz w:val="22"/>
+          <w:szCs w:val="22"/>
           <w:lang w:val="es-ES" w:eastAsia="es-ES"/>
           <w14:ligatures w14:val="none"/>
         </w:rPr>
@@ -1537,9 +1791,11 @@
       </w:r>
       <w:r>
         <w:rPr>
-          <w:rFonts w:ascii="Arial Narrow" w:eastAsia="Times New Roman" w:hAnsi="Arial Narrow" w:cs="Arial"/>
-          <w:color w:val="000000"/>
-          <w:kern w:val="0"/>
+          <w:rFonts w:ascii="Arial Narrow" w:eastAsia="Arial Narrow" w:hAnsi="Arial Narrow" w:cs="Arial Narrow"/>
+          <w:color w:val="000000"/>
+          <w:kern w:val="0"/>
+          <w:sz w:val="22"/>
+          <w:szCs w:val="22"/>
           <w:lang w:val="es-ES" w:eastAsia="es-ES"/>
           <w14:ligatures w14:val="none"/>
         </w:rPr>
@@ -1556,6 +1812,8 @@
           <w:b/>
           <w:color w:val="000000"/>
           <w:kern w:val="0"/>
+          <w:sz w:val="22"/>
+          <w:szCs w:val="22"/>
           <w:lang w:eastAsia="es-PE"/>
           <w14:ligatures w14:val="none"/>
         </w:rPr>
@@ -1580,16 +1838,20 @@
           <w:b/>
           <w:color w:val="000000"/>
           <w:kern w:val="0"/>
-          <w:lang w:eastAsia="es-PE"/>
-          <w14:ligatures w14:val="none"/>
-        </w:rPr>
-      </w:pPr>
-      <w:r>
-        <w:rPr>
-          <w:rFonts w:ascii="Arial Narrow" w:eastAsia="Arial Narrow" w:hAnsi="Arial Narrow" w:cs="Arial Narrow"/>
-          <w:b/>
-          <w:color w:val="000000"/>
-          <w:kern w:val="0"/>
+          <w:sz w:val="22"/>
+          <w:szCs w:val="22"/>
+          <w:lang w:eastAsia="es-PE"/>
+          <w14:ligatures w14:val="none"/>
+        </w:rPr>
+      </w:pPr>
+      <w:r>
+        <w:rPr>
+          <w:rFonts w:ascii="Arial Narrow" w:eastAsia="Arial Narrow" w:hAnsi="Arial Narrow" w:cs="Arial Narrow"/>
+          <w:b/>
+          <w:color w:val="000000"/>
+          <w:kern w:val="0"/>
+          <w:sz w:val="22"/>
+          <w:szCs w:val="22"/>
           <w:lang w:eastAsia="es-PE"/>
           <w14:ligatures w14:val="none"/>
         </w:rPr>
@@ -1606,6 +1868,8 @@
           <w:b/>
           <w:color w:val="000000"/>
           <w:kern w:val="0"/>
+          <w:sz w:val="22"/>
+          <w:szCs w:val="22"/>
           <w:lang w:eastAsia="es-PE"/>
           <w14:ligatures w14:val="none"/>
         </w:rPr>
@@ -1627,6 +1891,8 @@
           <w:rFonts w:ascii="Arial Narrow" w:eastAsia="Arial Narrow" w:hAnsi="Arial Narrow" w:cs="Arial Narrow"/>
           <w:kern w:val="0"/>
           <w14:ligatures w14:val="none"/>
+          <w:sz w:val="22"/>
+          <w:szCs w:val="22"/>
         </w:rPr>
       </w:pPr>
       <w:bookmarkStart w:id="3" w:name="_Hlk140755208"/>
@@ -1634,9 +1900,11 @@
       <w:bookmarkStart w:id="5" w:name="_Hlk155944687"/>
       <w:r>
         <w:rPr>
-          <w:rFonts w:ascii="Arial Narrow" w:eastAsia="Times New Roman" w:hAnsi="Arial Narrow" w:cs="Segoe UI"/>
-          <w:color w:val="000000"/>
-          <w:kern w:val="0"/>
+          <w:rFonts w:ascii="Arial Narrow" w:eastAsia="Arial Narrow" w:hAnsi="Arial Narrow" w:cs="Arial Narrow"/>
+          <w:color w:val="000000"/>
+          <w:kern w:val="0"/>
+          <w:sz w:val="22"/>
+          <w:szCs w:val="22"/>
           <w:lang w:eastAsia="es-PE"/>
           <w14:ligatures w14:val="none"/>
         </w:rPr>
@@ -1650,6 +1918,8 @@
           <w:rStyle w:val="Refdenotaalpie"/>
           <w:rFonts w:ascii="Arial Narrow" w:eastAsia="Arial Narrow" w:hAnsi="Arial Narrow" w:cs="Arial Narrow"/>
           <w:kern w:val="0"/>
+          <w:sz w:val="22"/>
+          <w:szCs w:val="22"/>
           <w:vertAlign w:val="superscript"/>
           <w14:ligatures w14:val="none"/>
         </w:rPr>
@@ -1657,9 +1927,11 @@
       </w:r>
       <w:r>
         <w:rPr>
-          <w:rFonts w:ascii="Arial Narrow" w:eastAsia="Times New Roman" w:hAnsi="Arial Narrow" w:cs="Segoe UI"/>
-          <w:color w:val="000000"/>
-          <w:kern w:val="0"/>
+          <w:rFonts w:ascii="Arial Narrow" w:eastAsia="Arial Narrow" w:hAnsi="Arial Narrow" w:cs="Arial Narrow"/>
+          <w:color w:val="000000"/>
+          <w:kern w:val="0"/>
+          <w:sz w:val="22"/>
+          <w:szCs w:val="22"/>
           <w:lang w:eastAsia="es-PE"/>
           <w14:ligatures w14:val="none"/>
         </w:rPr>
@@ -1667,9 +1939,11 @@
       </w:r>
       <w:r>
         <w:rPr>
-          <w:rFonts w:ascii="Arial Narrow" w:eastAsia="Times New Roman" w:hAnsi="Arial Narrow" w:cs="Segoe UI"/>
-          <w:color w:val="000000"/>
-          <w:kern w:val="0"/>
+          <w:rFonts w:ascii="Arial Narrow" w:eastAsia="Arial Narrow" w:hAnsi="Arial Narrow" w:cs="Arial Narrow"/>
+          <w:color w:val="000000"/>
+          <w:kern w:val="0"/>
+          <w:sz w:val="22"/>
+          <w:szCs w:val="22"/>
           <w:lang w:eastAsia="es-PE"/>
           <w14:ligatures w14:val="none"/>
         </w:rPr>
@@ -1680,6 +1954,8 @@
           <w:rFonts w:ascii="Arial Narrow" w:eastAsia="Arial Narrow" w:hAnsi="Arial Narrow" w:cs="Arial Narrow"/>
           <w:kern w:val="0"/>
           <w14:ligatures w14:val="none"/>
+          <w:sz w:val="22"/>
+          <w:szCs w:val="22"/>
         </w:rPr>
         <w:t xml:space="preserve">que el hecho denunciado, </w:t>
       </w:r>
@@ -1689,6 +1965,8 @@
           <w:rFonts w:ascii="Arial Narrow" w:eastAsia="Arial Narrow" w:hAnsi="Arial Narrow" w:cs="Arial Narrow"/>
           <w:kern w:val="0"/>
           <w14:ligatures w14:val="none"/>
+          <w:sz w:val="22"/>
+          <w:szCs w:val="22"/>
         </w:rPr>
         <w:t xml:space="preserve">consistente en que </w:t>
       </w:r>
@@ -1697,9 +1975,11 @@
       <w:bookmarkStart w:id="9" w:name="_Hlk215061838"/>
       <w:r>
         <w:rPr>
-          <w:rFonts w:ascii="Arial Narrow" w:eastAsia="Times New Roman" w:hAnsi="Arial Narrow" w:cs="Times New Roman"/>
-          <w:color w:val="000000"/>
-          <w:kern w:val="0"/>
+          <w:rFonts w:ascii="Arial Narrow" w:eastAsia="Arial Narrow" w:hAnsi="Arial Narrow" w:cs="Arial Narrow"/>
+          <w:color w:val="000000"/>
+          <w:kern w:val="0"/>
+          <w:sz w:val="22"/>
+          <w:szCs w:val="22"/>
           <w:shd w:val="clear" w:color="auto" w:fill="FFFFFF"/>
           <w:lang w:eastAsia="es-PE"/>
           <w14:ligatures w14:val="none"/>
@@ -1711,14 +1991,18 @@
           <w:rFonts w:ascii="Arial Narrow" w:eastAsia="Arial Narrow" w:hAnsi="Arial Narrow" w:cs="Arial Narrow"/>
           <w:kern w:val="0"/>
           <w14:ligatures w14:val="none"/>
+          <w:sz w:val="22"/>
+          <w:szCs w:val="22"/>
         </w:rPr>
         <w:t>; involucraría una presunta afectación a sus expectativas, quien no habría encontrado una correspondencia entre lo que esperaba recibir de parte del proveedor y lo que realmente recibió. Por consiguiente, corresponde calificar el hecho materia de denuncia como una presunta infracción al deber de idoneidad, tipificado en los artículos 18</w:t>
       </w:r>
       <w:r>
         <w:rPr>
-          <w:rFonts w:ascii="Arial Narrow" w:eastAsia="Times New Roman" w:hAnsi="Arial Narrow" w:cs="Segoe UI"/>
-          <w:color w:val="000000"/>
-          <w:kern w:val="0"/>
+          <w:rFonts w:ascii="Arial Narrow" w:eastAsia="Arial Narrow" w:hAnsi="Arial Narrow" w:cs="Arial Narrow"/>
+          <w:color w:val="000000"/>
+          <w:kern w:val="0"/>
+          <w:sz w:val="22"/>
+          <w:szCs w:val="22"/>
           <w:lang w:eastAsia="es-PE"/>
           <w14:ligatures w14:val="none"/>
         </w:rPr>
@@ -1729,14 +2013,18 @@
           <w:rFonts w:ascii="Arial Narrow" w:eastAsia="Arial Narrow" w:hAnsi="Arial Narrow" w:cs="Arial Narrow"/>
           <w:kern w:val="0"/>
           <w14:ligatures w14:val="none"/>
+          <w:sz w:val="22"/>
+          <w:szCs w:val="22"/>
         </w:rPr>
         <w:t xml:space="preserve"> y 19</w:t>
       </w:r>
       <w:r>
         <w:rPr>
-          <w:rFonts w:ascii="Arial Narrow" w:eastAsia="Times New Roman" w:hAnsi="Arial Narrow" w:cs="Segoe UI"/>
-          <w:color w:val="000000"/>
-          <w:kern w:val="0"/>
+          <w:rFonts w:ascii="Arial Narrow" w:eastAsia="Arial Narrow" w:hAnsi="Arial Narrow" w:cs="Arial Narrow"/>
+          <w:color w:val="000000"/>
+          <w:kern w:val="0"/>
+          <w:sz w:val="22"/>
+          <w:szCs w:val="22"/>
           <w:lang w:eastAsia="es-PE"/>
           <w14:ligatures w14:val="none"/>
         </w:rPr>
@@ -1747,6 +2035,8 @@
           <w:rFonts w:ascii="Arial Narrow" w:eastAsia="Arial Narrow" w:hAnsi="Arial Narrow" w:cs="Arial Narrow"/>
           <w:kern w:val="0"/>
           <w14:ligatures w14:val="none"/>
+          <w:sz w:val="22"/>
+          <w:szCs w:val="22"/>
         </w:rPr>
         <w:t xml:space="preserve"> del Código</w:t>
       </w:r>
@@ -1755,8 +2045,10 @@
       <w:r>
         <w:rPr>
           <w:rStyle w:val="Refdenotaalpie"/>
-          <w:rFonts w:ascii="Arial Narrow" w:eastAsia="Arial Narrow" w:hAnsi="Arial Narrow" w:cs="Arial"/>
-          <w:kern w:val="0"/>
+          <w:rFonts w:ascii="Arial Narrow" w:eastAsia="Arial Narrow" w:hAnsi="Arial Narrow" w:cs="Arial Narrow"/>
+          <w:kern w:val="0"/>
+          <w:sz w:val="22"/>
+          <w:szCs w:val="22"/>
           <w:vertAlign w:val="superscript"/>
           <w14:ligatures w14:val="none"/>
         </w:rPr>
@@ -1768,6 +2060,8 @@
           <w:rFonts w:ascii="Arial Narrow" w:eastAsia="Arial Narrow" w:hAnsi="Arial Narrow" w:cs="Arial Narrow"/>
           <w:kern w:val="0"/>
           <w14:ligatures w14:val="none"/>
+          <w:sz w:val="22"/>
+          <w:szCs w:val="22"/>
         </w:rPr>
         <w:t>.</w:t>
       </w:r>
@@ -1783,6 +2077,8 @@
           <w:rFonts w:ascii="Arial Narrow" w:eastAsia="Arial Narrow" w:hAnsi="Arial Narrow" w:cs="Arial Narrow"/>
           <w:kern w:val="0"/>
           <w14:ligatures w14:val="none"/>
+          <w:sz w:val="22"/>
+          <w:szCs w:val="22"/>
         </w:rPr>
       </w:pPr>
     </w:p>
@@ -1800,6 +2096,8 @@
           <w:rFonts w:ascii="Arial Narrow" w:eastAsia="Arial Narrow" w:hAnsi="Arial Narrow" w:cs="Arial Narrow"/>
           <w:kern w:val="0"/>
           <w14:ligatures w14:val="none"/>
+          <w:sz w:val="22"/>
+          <w:szCs w:val="22"/>
         </w:rPr>
       </w:pPr>
       <w:bookmarkStart w:id="11" w:name="_Hlk213150180"/>
@@ -1808,14 +2106,18 @@
           <w:rFonts w:ascii="Arial Narrow" w:eastAsia="Arial Narrow" w:hAnsi="Arial Narrow" w:cs="Arial Narrow"/>
           <w:kern w:val="0"/>
           <w14:ligatures w14:val="none"/>
+          <w:sz w:val="22"/>
+          <w:szCs w:val="22"/>
         </w:rPr>
         <w:t xml:space="preserve">Así también, la Secretaría Técnica, en ejercicio de sus facultades, </w:t>
       </w:r>
       <w:r>
         <w:rPr>
-          <w:rFonts w:ascii="Arial Narrow" w:eastAsia="Times New Roman" w:hAnsi="Arial Narrow" w:cs="Segoe UI"/>
-          <w:color w:val="000000"/>
-          <w:kern w:val="0"/>
+          <w:rFonts w:ascii="Arial Narrow" w:eastAsia="Arial Narrow" w:hAnsi="Arial Narrow" w:cs="Arial Narrow"/>
+          <w:color w:val="000000"/>
+          <w:kern w:val="0"/>
+          <w:sz w:val="22"/>
+          <w:szCs w:val="22"/>
           <w:lang w:eastAsia="es-PE"/>
           <w14:ligatures w14:val="none"/>
         </w:rPr>
@@ -1826,15 +2128,19 @@
           <w:rFonts w:ascii="Arial Narrow" w:eastAsia="Arial Narrow" w:hAnsi="Arial Narrow" w:cs="Arial Narrow"/>
           <w:kern w:val="0"/>
           <w14:ligatures w14:val="none"/>
+          <w:sz w:val="22"/>
+          <w:szCs w:val="22"/>
         </w:rPr>
         <w:t xml:space="preserve">que el hecho denunciado, consistente en que </w:t>
       </w:r>
       <w:bookmarkEnd w:id="11"/>
       <w:r>
         <w:rPr>
-          <w:rFonts w:ascii="Arial Narrow" w:eastAsia="Times New Roman" w:hAnsi="Arial Narrow" w:cs="Times New Roman"/>
-          <w:color w:val="000000"/>
-          <w:kern w:val="0"/>
+          <w:rFonts w:ascii="Arial Narrow" w:eastAsia="Arial Narrow" w:hAnsi="Arial Narrow" w:cs="Arial Narrow"/>
+          <w:color w:val="000000"/>
+          <w:kern w:val="0"/>
+          <w:sz w:val="22"/>
+          <w:szCs w:val="22"/>
           <w:shd w:val="clear" w:color="auto" w:fill="FFFFFF"/>
           <w:lang w:eastAsia="es-PE"/>
           <w14:ligatures w14:val="none"/>
@@ -1846,14 +2152,18 @@
           <w:rFonts w:ascii="Arial Narrow" w:eastAsia="Arial Narrow" w:hAnsi="Arial Narrow" w:cs="Arial Narrow"/>
           <w:kern w:val="0"/>
           <w14:ligatures w14:val="none"/>
+          <w:sz w:val="22"/>
+          <w:szCs w:val="22"/>
         </w:rPr>
         <w:t>; involucraría una presunta afectación a sus expectativas, quien no habría encontrado una correspondencia entre lo que esperaba recibir de parte del proveedor y lo que realmente recibió. Por consiguiente, corresponde calificar el hecho materia de denuncia como una presunta infracción al deber de idoneidad, tipificado en los artículos 18</w:t>
       </w:r>
       <w:r>
         <w:rPr>
-          <w:rFonts w:ascii="Arial Narrow" w:eastAsia="Times New Roman" w:hAnsi="Arial Narrow" w:cs="Segoe UI"/>
-          <w:color w:val="000000"/>
-          <w:kern w:val="0"/>
+          <w:rFonts w:ascii="Arial Narrow" w:eastAsia="Arial Narrow" w:hAnsi="Arial Narrow" w:cs="Arial Narrow"/>
+          <w:color w:val="000000"/>
+          <w:kern w:val="0"/>
+          <w:sz w:val="22"/>
+          <w:szCs w:val="22"/>
           <w:lang w:eastAsia="es-PE"/>
           <w14:ligatures w14:val="none"/>
         </w:rPr>
@@ -1864,14 +2174,18 @@
           <w:rFonts w:ascii="Arial Narrow" w:eastAsia="Arial Narrow" w:hAnsi="Arial Narrow" w:cs="Arial Narrow"/>
           <w:kern w:val="0"/>
           <w14:ligatures w14:val="none"/>
+          <w:sz w:val="22"/>
+          <w:szCs w:val="22"/>
         </w:rPr>
         <w:t xml:space="preserve"> y 19</w:t>
       </w:r>
       <w:r>
         <w:rPr>
-          <w:rFonts w:ascii="Arial Narrow" w:eastAsia="Times New Roman" w:hAnsi="Arial Narrow" w:cs="Segoe UI"/>
-          <w:color w:val="000000"/>
-          <w:kern w:val="0"/>
+          <w:rFonts w:ascii="Arial Narrow" w:eastAsia="Arial Narrow" w:hAnsi="Arial Narrow" w:cs="Arial Narrow"/>
+          <w:color w:val="000000"/>
+          <w:kern w:val="0"/>
+          <w:sz w:val="22"/>
+          <w:szCs w:val="22"/>
           <w:lang w:eastAsia="es-PE"/>
           <w14:ligatures w14:val="none"/>
         </w:rPr>
@@ -1882,15 +2196,19 @@
           <w:rFonts w:ascii="Arial Narrow" w:eastAsia="Arial Narrow" w:hAnsi="Arial Narrow" w:cs="Arial Narrow"/>
           <w:kern w:val="0"/>
           <w14:ligatures w14:val="none"/>
+          <w:sz w:val="22"/>
+          <w:szCs w:val="22"/>
         </w:rPr>
         <w:t xml:space="preserve"> del Código</w:t>
       </w:r>
       <w:r>
         <w:rPr>
-          <w:rFonts w:ascii="Arial Narrow" w:eastAsia="Arial Narrow" w:hAnsi="Arial Narrow" w:cs="Arial"/>
+          <w:rFonts w:ascii="Arial Narrow" w:eastAsia="Arial Narrow" w:hAnsi="Arial Narrow" w:cs="Arial Narrow"/>
           <w:bCs/>
           <w:color w:val="000000"/>
           <w:kern w:val="0"/>
+          <w:sz w:val="22"/>
+          <w:szCs w:val="22"/>
           <w:lang w:eastAsia="es-PE"/>
           <w14:ligatures w14:val="none"/>
         </w:rPr>
@@ -1906,6 +2224,8 @@
           <w:rFonts w:ascii="Arial Narrow" w:eastAsia="Arial Narrow" w:hAnsi="Arial Narrow" w:cs="Arial Narrow"/>
           <w:kern w:val="0"/>
           <w14:ligatures w14:val="none"/>
+          <w:sz w:val="22"/>
+          <w:szCs w:val="22"/>
         </w:rPr>
       </w:pPr>
     </w:p>
@@ -1923,13 +2243,17 @@
           <w:rFonts w:ascii="Arial Narrow" w:eastAsia="Arial Narrow" w:hAnsi="Arial Narrow" w:cs="Arial Narrow"/>
           <w:kern w:val="0"/>
           <w14:ligatures w14:val="none"/>
-        </w:rPr>
-      </w:pPr>
-      <w:r>
-        <w:rPr>
-          <w:rFonts w:ascii="Arial Narrow" w:eastAsia="Arial Narrow" w:hAnsi="Arial Narrow" w:cs="Arial Narrow"/>
-          <w:kern w:val="0"/>
-          <w14:ligatures w14:val="none"/>
+          <w:sz w:val="22"/>
+          <w:szCs w:val="22"/>
+        </w:rPr>
+      </w:pPr>
+      <w:r>
+        <w:rPr>
+          <w:rFonts w:ascii="Arial Narrow" w:eastAsia="Arial Narrow" w:hAnsi="Arial Narrow" w:cs="Arial Narrow"/>
+          <w:kern w:val="0"/>
+          <w14:ligatures w14:val="none"/>
+          <w:sz w:val="22"/>
+          <w:szCs w:val="22"/>
         </w:rPr>
         <w:t xml:space="preserve">Además, </w:t>
       </w:r>
@@ -1938,14 +2262,18 @@
           <w:rFonts w:ascii="Arial Narrow" w:eastAsia="Arial Narrow" w:hAnsi="Arial Narrow" w:cs="Arial Narrow"/>
           <w:kern w:val="0"/>
           <w14:ligatures w14:val="none"/>
+          <w:sz w:val="22"/>
+          <w:szCs w:val="22"/>
         </w:rPr>
         <w:t xml:space="preserve">la Secretaría Técnica, en ejercicio de sus facultades, </w:t>
       </w:r>
       <w:r>
         <w:rPr>
-          <w:rFonts w:ascii="Arial Narrow" w:eastAsia="Times New Roman" w:hAnsi="Arial Narrow" w:cs="Segoe UI"/>
-          <w:color w:val="000000"/>
-          <w:kern w:val="0"/>
+          <w:rFonts w:ascii="Arial Narrow" w:eastAsia="Arial Narrow" w:hAnsi="Arial Narrow" w:cs="Arial Narrow"/>
+          <w:color w:val="000000"/>
+          <w:kern w:val="0"/>
+          <w:sz w:val="22"/>
+          <w:szCs w:val="22"/>
           <w:lang w:eastAsia="es-PE"/>
           <w14:ligatures w14:val="none"/>
         </w:rPr>
@@ -1956,14 +2284,18 @@
           <w:rFonts w:ascii="Arial Narrow" w:eastAsia="Arial Narrow" w:hAnsi="Arial Narrow" w:cs="Arial Narrow"/>
           <w:kern w:val="0"/>
           <w14:ligatures w14:val="none"/>
+          <w:sz w:val="22"/>
+          <w:szCs w:val="22"/>
         </w:rPr>
         <w:t xml:space="preserve">que el hecho denunciado, consistente en que </w:t>
       </w:r>
       <w:r>
         <w:rPr>
-          <w:rFonts w:ascii="Arial Narrow" w:eastAsia="Times New Roman" w:hAnsi="Arial Narrow" w:cs="Times New Roman"/>
-          <w:color w:val="000000"/>
-          <w:kern w:val="0"/>
+          <w:rFonts w:ascii="Arial Narrow" w:eastAsia="Arial Narrow" w:hAnsi="Arial Narrow" w:cs="Arial Narrow"/>
+          <w:color w:val="000000"/>
+          <w:kern w:val="0"/>
+          <w:sz w:val="22"/>
+          <w:szCs w:val="22"/>
           <w:shd w:val="clear" w:color="auto" w:fill="FFFFFF"/>
           <w:lang w:eastAsia="es-PE"/>
           <w14:ligatures w14:val="none"/>
@@ -1975,14 +2307,18 @@
           <w:rFonts w:ascii="Arial Narrow" w:eastAsia="Arial Narrow" w:hAnsi="Arial Narrow" w:cs="Arial Narrow"/>
           <w:kern w:val="0"/>
           <w14:ligatures w14:val="none"/>
+          <w:sz w:val="22"/>
+          <w:szCs w:val="22"/>
         </w:rPr>
         <w:t>; involucraría una presunta afectación a sus expectativas, quien no habría encontrado una correspondencia entre lo que esperaba recibir de parte del proveedor y lo que realmente recibió. Por consiguiente, corresponde calificar el hecho materia de denuncia como una presunta infracción al deber de idoneidad, tipificado en los artículos 18</w:t>
       </w:r>
       <w:r>
         <w:rPr>
-          <w:rFonts w:ascii="Arial Narrow" w:eastAsia="Times New Roman" w:hAnsi="Arial Narrow" w:cs="Segoe UI"/>
-          <w:color w:val="000000"/>
-          <w:kern w:val="0"/>
+          <w:rFonts w:ascii="Arial Narrow" w:eastAsia="Arial Narrow" w:hAnsi="Arial Narrow" w:cs="Arial Narrow"/>
+          <w:color w:val="000000"/>
+          <w:kern w:val="0"/>
+          <w:sz w:val="22"/>
+          <w:szCs w:val="22"/>
           <w:lang w:eastAsia="es-PE"/>
           <w14:ligatures w14:val="none"/>
         </w:rPr>
@@ -1993,14 +2329,18 @@
           <w:rFonts w:ascii="Arial Narrow" w:eastAsia="Arial Narrow" w:hAnsi="Arial Narrow" w:cs="Arial Narrow"/>
           <w:kern w:val="0"/>
           <w14:ligatures w14:val="none"/>
+          <w:sz w:val="22"/>
+          <w:szCs w:val="22"/>
         </w:rPr>
         <w:t xml:space="preserve"> y 19</w:t>
       </w:r>
       <w:r>
         <w:rPr>
-          <w:rFonts w:ascii="Arial Narrow" w:eastAsia="Times New Roman" w:hAnsi="Arial Narrow" w:cs="Segoe UI"/>
-          <w:color w:val="000000"/>
-          <w:kern w:val="0"/>
+          <w:rFonts w:ascii="Arial Narrow" w:eastAsia="Arial Narrow" w:hAnsi="Arial Narrow" w:cs="Arial Narrow"/>
+          <w:color w:val="000000"/>
+          <w:kern w:val="0"/>
+          <w:sz w:val="22"/>
+          <w:szCs w:val="22"/>
           <w:lang w:eastAsia="es-PE"/>
           <w14:ligatures w14:val="none"/>
         </w:rPr>
@@ -2011,15 +2351,19 @@
           <w:rFonts w:ascii="Arial Narrow" w:eastAsia="Arial Narrow" w:hAnsi="Arial Narrow" w:cs="Arial Narrow"/>
           <w:kern w:val="0"/>
           <w14:ligatures w14:val="none"/>
+          <w:sz w:val="22"/>
+          <w:szCs w:val="22"/>
         </w:rPr>
         <w:t xml:space="preserve"> del Código</w:t>
       </w:r>
       <w:r>
         <w:rPr>
-          <w:rFonts w:ascii="Arial Narrow" w:eastAsia="Arial Narrow" w:hAnsi="Arial Narrow" w:cs="Arial"/>
+          <w:rFonts w:ascii="Arial Narrow" w:eastAsia="Arial Narrow" w:hAnsi="Arial Narrow" w:cs="Arial Narrow"/>
           <w:bCs/>
           <w:color w:val="000000"/>
           <w:kern w:val="0"/>
+          <w:sz w:val="22"/>
+          <w:szCs w:val="22"/>
           <w:lang w:eastAsia="es-PE"/>
           <w14:ligatures w14:val="none"/>
         </w:rPr>
@@ -2036,6 +2380,8 @@
           <w:rFonts w:ascii="Arial Narrow" w:eastAsia="Arial Narrow" w:hAnsi="Arial Narrow" w:cs="Arial Narrow"/>
           <w:kern w:val="0"/>
           <w14:ligatures w14:val="none"/>
+          <w:sz w:val="22"/>
+          <w:szCs w:val="22"/>
         </w:rPr>
       </w:pPr>
       <w:bookmarkStart w:id="13" w:name="_Hlk210652752"/>
@@ -2054,13 +2400,17 @@
           <w:rFonts w:ascii="Arial Narrow" w:eastAsia="Arial Narrow" w:hAnsi="Arial Narrow" w:cs="Arial Narrow"/>
           <w:kern w:val="0"/>
           <w14:ligatures w14:val="none"/>
-        </w:rPr>
-      </w:pPr>
-      <w:r>
-        <w:rPr>
-          <w:rFonts w:ascii="Arial Narrow" w:eastAsia="Arial Narrow" w:hAnsi="Arial Narrow" w:cs="Arial Narrow"/>
-          <w:kern w:val="0"/>
-          <w14:ligatures w14:val="none"/>
+          <w:sz w:val="22"/>
+          <w:szCs w:val="22"/>
+        </w:rPr>
+      </w:pPr>
+      <w:r>
+        <w:rPr>
+          <w:rFonts w:ascii="Arial Narrow" w:eastAsia="Arial Narrow" w:hAnsi="Arial Narrow" w:cs="Arial Narrow"/>
+          <w:kern w:val="0"/>
+          <w14:ligatures w14:val="none"/>
+          <w:sz w:val="22"/>
+          <w:szCs w:val="22"/>
         </w:rPr>
         <w:t xml:space="preserve">Así también, </w:t>
       </w:r>
@@ -2070,14 +2420,18 @@
           <w:rFonts w:ascii="Arial Narrow" w:eastAsia="Arial Narrow" w:hAnsi="Arial Narrow" w:cs="Arial Narrow"/>
           <w:kern w:val="0"/>
           <w14:ligatures w14:val="none"/>
+          <w:sz w:val="22"/>
+          <w:szCs w:val="22"/>
         </w:rPr>
         <w:t xml:space="preserve">la Secretaría Técnica, en ejercicio de sus facultades, considera que el hecho denunciado, consistente en que </w:t>
       </w:r>
       <w:r>
         <w:rPr>
-          <w:rFonts w:ascii="Arial Narrow" w:eastAsia="Times New Roman" w:hAnsi="Arial Narrow" w:cs="Arial"/>
-          <w:color w:val="000000"/>
-          <w:kern w:val="0"/>
+          <w:rFonts w:ascii="Arial Narrow" w:eastAsia="Arial Narrow" w:hAnsi="Arial Narrow" w:cs="Arial Narrow"/>
+          <w:color w:val="000000"/>
+          <w:kern w:val="0"/>
+          <w:sz w:val="22"/>
+          <w:szCs w:val="22"/>
           <w:lang w:val="es-ES" w:eastAsia="es-ES"/>
           <w14:ligatures w14:val="none"/>
         </w:rPr>
@@ -2088,20 +2442,26 @@
           <w:rFonts w:ascii="Arial Narrow" w:eastAsia="Arial Narrow" w:hAnsi="Arial Narrow" w:cs="Arial Narrow"/>
           <w:kern w:val="0"/>
           <w14:ligatures w14:val="none"/>
+          <w:sz w:val="22"/>
+          <w:szCs w:val="22"/>
         </w:rPr>
         <w:t xml:space="preserve">. Por consiguiente, corresponde calificar el hecho materia de denuncia como una presunta infracción a la disposición sobre cláusulas abusivas, tipificado en </w:t>
       </w:r>
       <w:r>
         <w:rPr>
           <w:rFonts w:ascii="Arial Narrow" w:eastAsia="Arial Narrow" w:hAnsi="Arial Narrow" w:cs="Arial Narrow"/>
+          <w:sz w:val="22"/>
+          <w:szCs w:val="22"/>
         </w:rPr>
         <w:t>literal a) del artículo 51 y al artículo 49 del Código</w:t>
       </w:r>
       <w:r>
         <w:rPr>
           <w:rStyle w:val="Refdenotaalpie"/>
-          <w:rFonts w:ascii="Arial Narrow" w:eastAsia="Arial Narrow" w:hAnsi="Arial Narrow" w:cs="Arial"/>
-          <w:kern w:val="0"/>
+          <w:rFonts w:ascii="Arial Narrow" w:eastAsia="Arial Narrow" w:hAnsi="Arial Narrow" w:cs="Arial Narrow"/>
+          <w:kern w:val="0"/>
+          <w:sz w:val="22"/>
+          <w:szCs w:val="22"/>
           <w:vertAlign w:val="superscript"/>
           <w14:ligatures w14:val="none"/>
         </w:rPr>
@@ -2112,6 +2472,8 @@
           <w:rFonts w:ascii="Arial Narrow" w:eastAsia="Arial Narrow" w:hAnsi="Arial Narrow" w:cs="Arial Narrow"/>
           <w:kern w:val="0"/>
           <w14:ligatures w14:val="none"/>
+          <w:sz w:val="22"/>
+          <w:szCs w:val="22"/>
         </w:rPr>
         <w:t>.</w:t>
       </w:r>
@@ -2128,8 +2490,10 @@
         <w:spacing w:after="0" w:line="240" w:lineRule="auto"/>
         <w:jc w:val="both"/>
         <w:rPr>
-          <w:rFonts w:ascii="Arial Narrow" w:eastAsia="Calibri" w:hAnsi="Arial Narrow" w:cs="Arial Narrow"/>
-          <w:kern w:val="0"/>
+          <w:rFonts w:ascii="Arial Narrow" w:eastAsia="Arial Narrow" w:hAnsi="Arial Narrow" w:cs="Arial Narrow"/>
+          <w:kern w:val="0"/>
+          <w:sz w:val="22"/>
+          <w:szCs w:val="22"/>
           <w:lang w:eastAsia="es-PE"/>
           <w14:ligatures w14:val="none"/>
         </w:rPr>
@@ -2147,17 +2511,21 @@
         <w:ind w:left="567" w:hanging="567"/>
         <w:jc w:val="both"/>
         <w:rPr>
-          <w:rFonts w:ascii="Arial Narrow" w:eastAsia="Calibri" w:hAnsi="Arial Narrow" w:cs="Arial Narrow"/>
-          <w:kern w:val="0"/>
-          <w:lang w:eastAsia="es-PE"/>
-          <w14:ligatures w14:val="none"/>
-        </w:rPr>
-      </w:pPr>
-      <w:r>
-        <w:rPr>
-          <w:rFonts w:ascii="Arial Narrow" w:eastAsia="Arial" w:hAnsi="Arial Narrow" w:cs="Arial"/>
-          <w:color w:val="000000"/>
-          <w:kern w:val="0"/>
+          <w:rFonts w:ascii="Arial Narrow" w:eastAsia="Arial Narrow" w:hAnsi="Arial Narrow" w:cs="Arial Narrow"/>
+          <w:kern w:val="0"/>
+          <w:sz w:val="22"/>
+          <w:szCs w:val="22"/>
+          <w:lang w:eastAsia="es-PE"/>
+          <w14:ligatures w14:val="none"/>
+        </w:rPr>
+      </w:pPr>
+      <w:r>
+        <w:rPr>
+          <w:rFonts w:ascii="Arial Narrow" w:eastAsia="Arial Narrow" w:hAnsi="Arial Narrow" w:cs="Arial Narrow"/>
+          <w:color w:val="000000"/>
+          <w:kern w:val="0"/>
+          <w:sz w:val="22"/>
+          <w:szCs w:val="22"/>
           <w:lang w:eastAsia="es-PE"/>
           <w14:ligatures w14:val="none"/>
         </w:rPr>
@@ -2168,6 +2536,8 @@
           <w:rStyle w:val="Refdenotaalpie"/>
           <w:rFonts w:ascii="Arial Narrow" w:eastAsia="Arial Narrow" w:hAnsi="Arial Narrow" w:cs="Arial Narrow"/>
           <w:kern w:val="0"/>
+          <w:sz w:val="22"/>
+          <w:szCs w:val="22"/>
           <w:vertAlign w:val="superscript"/>
           <w14:ligatures w14:val="none"/>
         </w:rPr>
@@ -2175,9 +2545,11 @@
       </w:r>
       <w:r>
         <w:rPr>
-          <w:rFonts w:ascii="Arial Narrow" w:eastAsia="Arial" w:hAnsi="Arial Narrow" w:cs="Arial"/>
-          <w:color w:val="000000"/>
-          <w:kern w:val="0"/>
+          <w:rFonts w:ascii="Arial Narrow" w:eastAsia="Arial Narrow" w:hAnsi="Arial Narrow" w:cs="Arial Narrow"/>
+          <w:color w:val="000000"/>
+          <w:kern w:val="0"/>
+          <w:sz w:val="22"/>
+          <w:szCs w:val="22"/>
           <w:lang w:eastAsia="es-PE"/>
           <w14:ligatures w14:val="none"/>
         </w:rPr>
@@ -2195,6 +2567,8 @@
           <w:rFonts w:ascii="Arial Narrow" w:eastAsia="Arial Narrow" w:hAnsi="Arial Narrow" w:cs="Arial Narrow"/>
           <w:color w:val="000000"/>
           <w:kern w:val="0"/>
+          <w:sz w:val="22"/>
+          <w:szCs w:val="22"/>
           <w:lang w:eastAsia="es-PE"/>
           <w14:ligatures w14:val="none"/>
         </w:rPr>
@@ -2220,16 +2594,20 @@
           <w:b/>
           <w:color w:val="000000"/>
           <w:kern w:val="0"/>
-          <w:lang w:eastAsia="es-PE"/>
-          <w14:ligatures w14:val="none"/>
-        </w:rPr>
-      </w:pPr>
-      <w:r>
-        <w:rPr>
-          <w:rFonts w:ascii="Arial Narrow" w:eastAsia="Arial Narrow" w:hAnsi="Arial Narrow" w:cs="Arial Narrow"/>
-          <w:b/>
-          <w:color w:val="000000"/>
-          <w:kern w:val="0"/>
+          <w:sz w:val="22"/>
+          <w:szCs w:val="22"/>
+          <w:lang w:eastAsia="es-PE"/>
+          <w14:ligatures w14:val="none"/>
+        </w:rPr>
+      </w:pPr>
+      <w:r>
+        <w:rPr>
+          <w:rFonts w:ascii="Arial Narrow" w:eastAsia="Arial Narrow" w:hAnsi="Arial Narrow" w:cs="Arial Narrow"/>
+          <w:b/>
+          <w:color w:val="000000"/>
+          <w:kern w:val="0"/>
+          <w:sz w:val="22"/>
+          <w:szCs w:val="22"/>
           <w:lang w:eastAsia="es-PE"/>
           <w14:ligatures w14:val="none"/>
         </w:rPr>
@@ -2241,9 +2619,11 @@
         <w:spacing w:after="0" w:line="240" w:lineRule="auto"/>
         <w:jc w:val="both"/>
         <w:rPr>
-          <w:rFonts w:ascii="Arial Narrow" w:eastAsia="Times New Roman" w:hAnsi="Arial Narrow" w:cs="Arial"/>
-          <w:color w:val="000000"/>
-          <w:kern w:val="0"/>
+          <w:rFonts w:ascii="Arial Narrow" w:eastAsia="Arial Narrow" w:hAnsi="Arial Narrow" w:cs="Arial Narrow"/>
+          <w:color w:val="000000"/>
+          <w:kern w:val="0"/>
+          <w:sz w:val="22"/>
+          <w:szCs w:val="22"/>
           <w:lang w:val="es-ES" w:eastAsia="es-ES"/>
           <w14:ligatures w14:val="none"/>
         </w:rPr>
@@ -2260,18 +2640,22 @@
         <w:ind w:left="567" w:hanging="567"/>
         <w:jc w:val="both"/>
         <w:rPr>
-          <w:rFonts w:ascii="Arial Narrow" w:eastAsia="Times New Roman" w:hAnsi="Arial Narrow" w:cs="Arial"/>
-          <w:color w:val="000000"/>
-          <w:kern w:val="0"/>
+          <w:rFonts w:ascii="Arial Narrow" w:eastAsia="Arial Narrow" w:hAnsi="Arial Narrow" w:cs="Arial Narrow"/>
+          <w:color w:val="000000"/>
+          <w:kern w:val="0"/>
+          <w:sz w:val="22"/>
+          <w:szCs w:val="22"/>
           <w:lang w:val="es-ES" w:eastAsia="es-ES"/>
           <w14:ligatures w14:val="none"/>
         </w:rPr>
       </w:pPr>
       <w:r>
         <w:rPr>
-          <w:rFonts w:ascii="Arial Narrow" w:eastAsia="Times New Roman" w:hAnsi="Arial Narrow" w:cs="Arial"/>
-          <w:color w:val="000000"/>
-          <w:kern w:val="0"/>
+          <w:rFonts w:ascii="Arial Narrow" w:eastAsia="Arial Narrow" w:hAnsi="Arial Narrow" w:cs="Arial Narrow"/>
+          <w:color w:val="000000"/>
+          <w:kern w:val="0"/>
+          <w:sz w:val="22"/>
+          <w:szCs w:val="22"/>
           <w:lang w:val="es-ES" w:eastAsia="es-ES"/>
           <w14:ligatures w14:val="none"/>
         </w:rPr>
@@ -2280,9 +2664,11 @@
       <w:bookmarkEnd w:id="16"/>
       <w:r>
         <w:rPr>
-          <w:rFonts w:ascii="Arial Narrow" w:eastAsia="Times New Roman" w:hAnsi="Arial Narrow" w:cs="Arial"/>
-          <w:color w:val="000000"/>
-          <w:kern w:val="0"/>
+          <w:rFonts w:ascii="Arial Narrow" w:eastAsia="Arial Narrow" w:hAnsi="Arial Narrow" w:cs="Arial Narrow"/>
+          <w:color w:val="000000"/>
+          <w:kern w:val="0"/>
+          <w:sz w:val="22"/>
+          <w:szCs w:val="22"/>
           <w:lang w:val="es-ES" w:eastAsia="es-ES"/>
           <w14:ligatures w14:val="none"/>
         </w:rPr>
@@ -2290,9 +2676,11 @@
       </w:r>
       <w:r>
         <w:rPr>
-          <w:rFonts w:ascii="Arial Narrow" w:eastAsia="Times New Roman" w:hAnsi="Arial Narrow" w:cs="Arial"/>
-          <w:color w:val="000000"/>
-          <w:kern w:val="0"/>
+          <w:rFonts w:ascii="Arial Narrow" w:eastAsia="Arial Narrow" w:hAnsi="Arial Narrow" w:cs="Arial Narrow"/>
+          <w:color w:val="000000"/>
+          <w:kern w:val="0"/>
+          <w:sz w:val="22"/>
+          <w:szCs w:val="22"/>
           <w:lang w:val="es-ES" w:eastAsia="es-ES"/>
           <w14:ligatures w14:val="none"/>
         </w:rPr>
@@ -2300,9 +2688,11 @@
       </w:r>
       <w:r>
         <w:rPr>
-          <w:rFonts w:ascii="Arial Narrow" w:eastAsia="Times New Roman" w:hAnsi="Arial Narrow" w:cs="Arial"/>
-          <w:color w:val="000000"/>
-          <w:kern w:val="0"/>
+          <w:rFonts w:ascii="Arial Narrow" w:eastAsia="Arial Narrow" w:hAnsi="Arial Narrow" w:cs="Arial Narrow"/>
+          <w:color w:val="000000"/>
+          <w:kern w:val="0"/>
+          <w:sz w:val="22"/>
+          <w:szCs w:val="22"/>
           <w:lang w:val="es-ES" w:eastAsia="es-ES"/>
           <w14:ligatures w14:val="none"/>
         </w:rPr>
@@ -2310,9 +2700,11 @@
       </w:r>
       <w:r>
         <w:rPr>
-          <w:rFonts w:ascii="Arial Narrow" w:eastAsia="Times New Roman" w:hAnsi="Arial Narrow" w:cs="Arial"/>
-          <w:color w:val="000000"/>
-          <w:kern w:val="0"/>
+          <w:rFonts w:ascii="Arial Narrow" w:eastAsia="Arial Narrow" w:hAnsi="Arial Narrow" w:cs="Arial Narrow"/>
+          <w:color w:val="000000"/>
+          <w:kern w:val="0"/>
+          <w:sz w:val="22"/>
+          <w:szCs w:val="22"/>
           <w:lang w:val="es-ES" w:eastAsia="es-ES"/>
           <w14:ligatures w14:val="none"/>
         </w:rPr>
@@ -2320,9 +2712,11 @@
       </w:r>
       <w:r>
         <w:rPr>
-          <w:rFonts w:ascii="Arial Narrow" w:eastAsia="Times New Roman" w:hAnsi="Arial Narrow" w:cs="Arial"/>
-          <w:color w:val="000000"/>
-          <w:kern w:val="0"/>
+          <w:rFonts w:ascii="Arial Narrow" w:eastAsia="Arial Narrow" w:hAnsi="Arial Narrow" w:cs="Arial Narrow"/>
+          <w:color w:val="000000"/>
+          <w:kern w:val="0"/>
+          <w:sz w:val="22"/>
+          <w:szCs w:val="22"/>
           <w:lang w:val="es-ES" w:eastAsia="es-ES"/>
           <w14:ligatures w14:val="none"/>
         </w:rPr>
@@ -2330,9 +2724,11 @@
       </w:r>
       <w:r>
         <w:rPr>
-          <w:rFonts w:ascii="Arial Narrow" w:eastAsia="Times New Roman" w:hAnsi="Arial Narrow" w:cs="Arial"/>
-          <w:color w:val="000000"/>
-          <w:kern w:val="0"/>
+          <w:rFonts w:ascii="Arial Narrow" w:eastAsia="Arial Narrow" w:hAnsi="Arial Narrow" w:cs="Arial Narrow"/>
+          <w:color w:val="000000"/>
+          <w:kern w:val="0"/>
+          <w:sz w:val="22"/>
+          <w:szCs w:val="22"/>
           <w:lang w:eastAsia="es-ES"/>
           <w14:ligatures w14:val="none"/>
         </w:rPr>
@@ -2347,9 +2743,11 @@
         <w:ind w:left="567"/>
         <w:jc w:val="both"/>
         <w:rPr>
-          <w:rFonts w:ascii="Arial Narrow" w:eastAsia="Times New Roman" w:hAnsi="Arial Narrow" w:cs="Arial"/>
-          <w:color w:val="000000"/>
-          <w:kern w:val="0"/>
+          <w:rFonts w:ascii="Arial Narrow" w:eastAsia="Arial Narrow" w:hAnsi="Arial Narrow" w:cs="Arial Narrow"/>
+          <w:color w:val="000000"/>
+          <w:kern w:val="0"/>
+          <w:sz w:val="22"/>
+          <w:szCs w:val="22"/>
           <w:lang w:val="es-ES" w:eastAsia="es-ES"/>
           <w14:ligatures w14:val="none"/>
         </w:rPr>
@@ -2374,16 +2772,20 @@
           <w:b/>
           <w:color w:val="000000"/>
           <w:kern w:val="0"/>
-          <w:lang w:eastAsia="es-PE"/>
-          <w14:ligatures w14:val="none"/>
-        </w:rPr>
-      </w:pPr>
-      <w:r>
-        <w:rPr>
-          <w:rFonts w:ascii="Arial Narrow" w:eastAsia="Arial Narrow" w:hAnsi="Arial Narrow" w:cs="Arial Narrow"/>
-          <w:b/>
-          <w:color w:val="000000"/>
-          <w:kern w:val="0"/>
+          <w:sz w:val="22"/>
+          <w:szCs w:val="22"/>
+          <w:lang w:eastAsia="es-PE"/>
+          <w14:ligatures w14:val="none"/>
+        </w:rPr>
+      </w:pPr>
+      <w:r>
+        <w:rPr>
+          <w:rFonts w:ascii="Arial Narrow" w:eastAsia="Arial Narrow" w:hAnsi="Arial Narrow" w:cs="Arial Narrow"/>
+          <w:b/>
+          <w:color w:val="000000"/>
+          <w:kern w:val="0"/>
+          <w:sz w:val="22"/>
+          <w:szCs w:val="22"/>
           <w:lang w:eastAsia="es-PE"/>
           <w14:ligatures w14:val="none"/>
         </w:rPr>
@@ -2399,29 +2801,35 @@
           <w:b/>
           <w:color w:val="000000"/>
           <w:kern w:val="0"/>
-          <w:lang w:eastAsia="es-PE"/>
-          <w14:ligatures w14:val="none"/>
-        </w:rPr>
-      </w:pPr>
-    </w:p>
-    <w:p>
-      <w:pPr>
-        <w:spacing w:after="0" w:line="240" w:lineRule="auto"/>
-        <w:jc w:val="both"/>
-        <w:rPr>
-          <w:rFonts w:ascii="Arial Narrow" w:eastAsia="Calibri" w:hAnsi="Arial Narrow" w:cs="Arial Narrow"/>
-          <w:color w:val="000000"/>
-          <w:kern w:val="0"/>
-          <w:lang w:eastAsia="es-PE"/>
-          <w14:ligatures w14:val="none"/>
-        </w:rPr>
-      </w:pPr>
-      <w:r>
-        <w:rPr>
-          <w:rFonts w:ascii="Arial Narrow" w:eastAsia="Arial Narrow" w:hAnsi="Arial Narrow" w:cs="Arial Narrow"/>
-          <w:b/>
-          <w:color w:val="000000"/>
-          <w:kern w:val="0"/>
+          <w:sz w:val="22"/>
+          <w:szCs w:val="22"/>
+          <w:lang w:eastAsia="es-PE"/>
+          <w14:ligatures w14:val="none"/>
+        </w:rPr>
+      </w:pPr>
+    </w:p>
+    <w:p>
+      <w:pPr>
+        <w:spacing w:after="0" w:line="240" w:lineRule="auto"/>
+        <w:jc w:val="both"/>
+        <w:rPr>
+          <w:rFonts w:ascii="Arial Narrow" w:eastAsia="Arial Narrow" w:hAnsi="Arial Narrow" w:cs="Arial Narrow"/>
+          <w:color w:val="000000"/>
+          <w:kern w:val="0"/>
+          <w:sz w:val="22"/>
+          <w:szCs w:val="22"/>
+          <w:lang w:eastAsia="es-PE"/>
+          <w14:ligatures w14:val="none"/>
+        </w:rPr>
+      </w:pPr>
+      <w:r>
+        <w:rPr>
+          <w:rFonts w:ascii="Arial Narrow" w:eastAsia="Arial Narrow" w:hAnsi="Arial Narrow" w:cs="Arial Narrow"/>
+          <w:b/>
+          <w:color w:val="000000"/>
+          <w:kern w:val="0"/>
+          <w:sz w:val="22"/>
+          <w:szCs w:val="22"/>
           <w:lang w:eastAsia="es-PE"/>
           <w14:ligatures w14:val="none"/>
         </w:rPr>
@@ -2429,9 +2837,11 @@
       </w:r>
       <w:r>
         <w:rPr>
-          <w:rFonts w:ascii="Arial Narrow" w:eastAsia="Times New Roman" w:hAnsi="Arial Narrow" w:cs="Times New Roman"/>
-          <w:color w:val="000000"/>
-          <w:kern w:val="0"/>
+          <w:rFonts w:ascii="Arial Narrow" w:eastAsia="Arial Narrow" w:hAnsi="Arial Narrow" w:cs="Arial Narrow"/>
+          <w:color w:val="000000"/>
+          <w:kern w:val="0"/>
+          <w:sz w:val="22"/>
+          <w:szCs w:val="22"/>
           <w:shd w:val="clear" w:color="auto" w:fill="FFFFFF"/>
           <w:lang w:eastAsia="es-PE"/>
           <w14:ligatures w14:val="none"/>
@@ -2440,9 +2850,11 @@
       </w:r>
       <w:r>
         <w:rPr>
-          <w:rFonts w:ascii="Arial Narrow" w:eastAsia="Times New Roman" w:hAnsi="Arial Narrow" w:cs="Arial"/>
-          <w:color w:val="000000"/>
-          <w:kern w:val="0"/>
+          <w:rFonts w:ascii="Arial Narrow" w:eastAsia="Arial Narrow" w:hAnsi="Arial Narrow" w:cs="Arial Narrow"/>
+          <w:color w:val="000000"/>
+          <w:kern w:val="0"/>
+          <w:sz w:val="22"/>
+          <w:szCs w:val="22"/>
           <w:lang w:val="es-ES" w:eastAsia="es-ES"/>
           <w14:ligatures w14:val="none"/>
         </w:rPr>
@@ -2450,9 +2862,11 @@
       </w:r>
       <w:r>
         <w:rPr>
-          <w:rFonts w:ascii="Arial Narrow" w:eastAsia="Times New Roman" w:hAnsi="Arial Narrow" w:cs="Arial"/>
-          <w:color w:val="000000"/>
-          <w:kern w:val="0"/>
+          <w:rFonts w:ascii="Arial Narrow" w:eastAsia="Arial Narrow" w:hAnsi="Arial Narrow" w:cs="Arial Narrow"/>
+          <w:color w:val="000000"/>
+          <w:kern w:val="0"/>
+          <w:sz w:val="22"/>
+          <w:szCs w:val="22"/>
           <w:lang w:val="es-ES" w:eastAsia="es-ES"/>
           <w14:ligatures w14:val="none"/>
         </w:rPr>
@@ -2460,9 +2874,11 @@
       </w:r>
       <w:r>
         <w:rPr>
-          <w:rFonts w:ascii="Arial Narrow" w:eastAsia="Times New Roman" w:hAnsi="Arial Narrow" w:cs="Times New Roman"/>
-          <w:color w:val="000000"/>
-          <w:kern w:val="0"/>
+          <w:rFonts w:ascii="Arial Narrow" w:eastAsia="Arial Narrow" w:hAnsi="Arial Narrow" w:cs="Arial Narrow"/>
+          <w:color w:val="000000"/>
+          <w:kern w:val="0"/>
+          <w:sz w:val="22"/>
+          <w:szCs w:val="22"/>
           <w:shd w:val="clear" w:color="auto" w:fill="FFFFFF"/>
           <w:lang w:eastAsia="es-PE"/>
           <w14:ligatures w14:val="none"/>
@@ -2471,9 +2887,11 @@
       </w:r>
       <w:r>
         <w:rPr>
-          <w:rFonts w:ascii="Arial Narrow" w:eastAsia="Times New Roman" w:hAnsi="Arial Narrow" w:cs="Times New Roman"/>
-          <w:color w:val="000000"/>
-          <w:kern w:val="0"/>
+          <w:rFonts w:ascii="Arial Narrow" w:eastAsia="Arial Narrow" w:hAnsi="Arial Narrow" w:cs="Arial Narrow"/>
+          <w:color w:val="000000"/>
+          <w:kern w:val="0"/>
+          <w:sz w:val="22"/>
+          <w:szCs w:val="22"/>
           <w:shd w:val="clear" w:color="auto" w:fill="FFFFFF"/>
           <w:lang w:eastAsia="es-PE"/>
           <w14:ligatures w14:val="none"/>
@@ -2482,9 +2900,11 @@
       </w:r>
       <w:r>
         <w:rPr>
-          <w:rFonts w:ascii="Arial Narrow" w:eastAsia="Times New Roman" w:hAnsi="Arial Narrow" w:cs="Times New Roman"/>
-          <w:color w:val="000000"/>
-          <w:kern w:val="0"/>
+          <w:rFonts w:ascii="Arial Narrow" w:eastAsia="Arial Narrow" w:hAnsi="Arial Narrow" w:cs="Arial Narrow"/>
+          <w:color w:val="000000"/>
+          <w:kern w:val="0"/>
+          <w:sz w:val="22"/>
+          <w:szCs w:val="22"/>
           <w:shd w:val="clear" w:color="auto" w:fill="FFFFFF"/>
           <w:lang w:eastAsia="es-PE"/>
           <w14:ligatures w14:val="none"/>
@@ -2493,19 +2913,23 @@
       </w:r>
       <w:r>
         <w:rPr>
-          <w:rFonts w:ascii="Arial Narrow" w:hAnsi="Arial Narrow" w:cs="Arial"/>
+          <w:rFonts w:ascii="Arial Narrow" w:eastAsia="Arial Narrow" w:hAnsi="Arial Narrow" w:cs="Arial Narrow"/>
           <w:bCs/>
           <w:spacing w:val="-3"/>
           <w:kern w:val="0"/>
           <w14:ligatures w14:val="none"/>
+          <w:sz w:val="22"/>
+          <w:szCs w:val="22"/>
         </w:rPr>
         <w:t xml:space="preserve"/>
       </w:r>
       <w:r>
         <w:rPr>
-          <w:rFonts w:ascii="Arial Narrow" w:eastAsia="Times New Roman" w:hAnsi="Arial Narrow" w:cs="Times New Roman"/>
-          <w:color w:val="000000"/>
-          <w:kern w:val="0"/>
+          <w:rFonts w:ascii="Arial Narrow" w:eastAsia="Arial Narrow" w:hAnsi="Arial Narrow" w:cs="Arial Narrow"/>
+          <w:color w:val="000000"/>
+          <w:kern w:val="0"/>
+          <w:sz w:val="22"/>
+          <w:szCs w:val="22"/>
           <w:shd w:val="clear" w:color="auto" w:fill="FFFFFF"/>
           <w:lang w:eastAsia="es-PE"/>
           <w14:ligatures w14:val="none"/>
@@ -2514,9 +2938,11 @@
       </w:r>
       <w:r>
         <w:rPr>
-          <w:rFonts w:ascii="Arial Narrow" w:eastAsia="Times New Roman" w:hAnsi="Arial Narrow" w:cs="Times New Roman"/>
-          <w:color w:val="000000"/>
-          <w:kern w:val="0"/>
+          <w:rFonts w:ascii="Arial Narrow" w:eastAsia="Arial Narrow" w:hAnsi="Arial Narrow" w:cs="Arial Narrow"/>
+          <w:color w:val="000000"/>
+          <w:kern w:val="0"/>
+          <w:sz w:val="22"/>
+          <w:szCs w:val="22"/>
           <w:shd w:val="clear" w:color="auto" w:fill="FFFFFF"/>
           <w:lang w:eastAsia="es-PE"/>
           <w14:ligatures w14:val="none"/>
@@ -2527,14 +2953,18 @@
         <w:rPr>
           <w:rFonts w:ascii="Arial Narrow" w:eastAsia="Arial Narrow" w:hAnsi="Arial Narrow" w:cs="Arial Narrow"/>
           <w:bCs/>
+          <w:sz w:val="22"/>
+          <w:szCs w:val="22"/>
         </w:rPr>
         <w:t/>
       </w:r>
       <w:r>
         <w:rPr>
-          <w:rFonts w:ascii="Arial Narrow" w:eastAsia="Times New Roman" w:hAnsi="Arial Narrow" w:cs="Times New Roman"/>
-          <w:color w:val="000000"/>
-          <w:kern w:val="0"/>
+          <w:rFonts w:ascii="Arial Narrow" w:eastAsia="Arial Narrow" w:hAnsi="Arial Narrow" w:cs="Arial Narrow"/>
+          <w:color w:val="000000"/>
+          <w:kern w:val="0"/>
+          <w:sz w:val="22"/>
+          <w:szCs w:val="22"/>
           <w:shd w:val="clear" w:color="auto" w:fill="FFFFFF"/>
           <w:lang w:eastAsia="es-PE"/>
           <w14:ligatures w14:val="none"/>
@@ -2544,9 +2974,11 @@
       <w:bookmarkStart w:id="18" w:name="_Hlk215062067"/>
       <w:r>
         <w:rPr>
-          <w:rFonts w:ascii="Arial Narrow" w:eastAsia="Times New Roman" w:hAnsi="Arial Narrow" w:cs="Times New Roman"/>
-          <w:color w:val="000000"/>
-          <w:kern w:val="0"/>
+          <w:rFonts w:ascii="Arial Narrow" w:eastAsia="Arial Narrow" w:hAnsi="Arial Narrow" w:cs="Arial Narrow"/>
+          <w:color w:val="000000"/>
+          <w:kern w:val="0"/>
+          <w:sz w:val="22"/>
+          <w:szCs w:val="22"/>
           <w:shd w:val="clear" w:color="auto" w:fill="FFFFFF"/>
           <w:lang w:eastAsia="es-PE"/>
           <w14:ligatures w14:val="none"/>
@@ -2560,9 +2992,11 @@
         <w:spacing w:after="0" w:line="240" w:lineRule="auto"/>
         <w:jc w:val="both"/>
         <w:rPr>
-          <w:rFonts w:ascii="Arial Narrow" w:eastAsia="Calibri" w:hAnsi="Arial Narrow" w:cs="Arial Narrow"/>
-          <w:color w:val="000000"/>
-          <w:kern w:val="0"/>
+          <w:rFonts w:ascii="Arial Narrow" w:eastAsia="Arial Narrow" w:hAnsi="Arial Narrow" w:cs="Arial Narrow"/>
+          <w:color w:val="000000"/>
+          <w:kern w:val="0"/>
+          <w:sz w:val="22"/>
+          <w:szCs w:val="22"/>
           <w:lang w:eastAsia="es-PE"/>
           <w14:ligatures w14:val="none"/>
         </w:rPr>
@@ -2586,13 +3020,17 @@
           <w:rFonts w:ascii="Arial Narrow" w:eastAsia="Arial Narrow" w:hAnsi="Arial Narrow" w:cs="Arial Narrow"/>
           <w:kern w:val="0"/>
           <w14:ligatures w14:val="none"/>
-        </w:rPr>
-      </w:pPr>
-      <w:r>
-        <w:rPr>
-          <w:rFonts w:ascii="Arial Narrow" w:eastAsia="Arial Narrow" w:hAnsi="Arial Narrow" w:cs="Arial Narrow"/>
-          <w:kern w:val="0"/>
-          <w14:ligatures w14:val="none"/>
+          <w:sz w:val="22"/>
+          <w:szCs w:val="22"/>
+        </w:rPr>
+      </w:pPr>
+      <w:r>
+        <w:rPr>
+          <w:rFonts w:ascii="Arial Narrow" w:eastAsia="Arial Narrow" w:hAnsi="Arial Narrow" w:cs="Arial Narrow"/>
+          <w:kern w:val="0"/>
+          <w14:ligatures w14:val="none"/>
+          <w:sz w:val="22"/>
+          <w:szCs w:val="22"/>
         </w:rPr>
         <w:t xml:space="preserve">Presunta infracción a los artículos 18 y 19 de la Ley 29571, Código de Protección y Defensa del Consumidor, en tanto </w:t>
       </w:r>
@@ -2601,14 +3039,18 @@
           <w:rFonts w:ascii="Arial Narrow" w:eastAsia="Arial Narrow" w:hAnsi="Arial Narrow" w:cs="Arial Narrow"/>
           <w:kern w:val="0"/>
           <w14:ligatures w14:val="none"/>
+          <w:sz w:val="22"/>
+          <w:szCs w:val="22"/>
         </w:rPr>
         <w:t xml:space="preserve">la compañía aseguradora habría rechazado injustificadamente a la denunciante la cobertura del Seguro Vehicular – Póliza 340084703 por el robo total del </w:t>
       </w:r>
       <w:r>
         <w:rPr>
-          <w:rFonts w:ascii="Arial Narrow" w:eastAsia="Times New Roman" w:hAnsi="Arial Narrow" w:cs="Arial"/>
-          <w:color w:val="000000"/>
-          <w:kern w:val="0"/>
+          <w:rFonts w:ascii="Arial Narrow" w:eastAsia="Arial Narrow" w:hAnsi="Arial Narrow" w:cs="Arial Narrow"/>
+          <w:color w:val="000000"/>
+          <w:kern w:val="0"/>
+          <w:sz w:val="22"/>
+          <w:szCs w:val="22"/>
           <w:lang w:eastAsia="es-ES"/>
           <w14:ligatures w14:val="none"/>
         </w:rPr>
@@ -2616,9 +3058,11 @@
       </w:r>
       <w:r>
         <w:rPr>
-          <w:rFonts w:ascii="Arial Narrow" w:eastAsia="Times New Roman" w:hAnsi="Arial Narrow" w:cs="Arial"/>
-          <w:color w:val="000000"/>
-          <w:kern w:val="0"/>
+          <w:rFonts w:ascii="Arial Narrow" w:eastAsia="Arial Narrow" w:hAnsi="Arial Narrow" w:cs="Arial Narrow"/>
+          <w:color w:val="000000"/>
+          <w:kern w:val="0"/>
+          <w:sz w:val="22"/>
+          <w:szCs w:val="22"/>
           <w:lang w:eastAsia="es-ES"/>
           <w14:ligatures w14:val="none"/>
         </w:rPr>
@@ -2630,9 +3074,11 @@
         <w:spacing w:after="0" w:line="240" w:lineRule="auto"/>
         <w:jc w:val="both"/>
         <w:rPr>
-          <w:rFonts w:ascii="Arial Narrow" w:eastAsia="Calibri" w:hAnsi="Arial Narrow" w:cs="Arial Narrow"/>
-          <w:color w:val="000000"/>
-          <w:kern w:val="0"/>
+          <w:rFonts w:ascii="Arial Narrow" w:eastAsia="Arial Narrow" w:hAnsi="Arial Narrow" w:cs="Arial Narrow"/>
+          <w:color w:val="000000"/>
+          <w:kern w:val="0"/>
+          <w:sz w:val="22"/>
+          <w:szCs w:val="22"/>
           <w:lang w:eastAsia="es-PE"/>
           <w14:ligatures w14:val="none"/>
         </w:rPr>
@@ -2656,13 +3102,17 @@
           <w:rFonts w:ascii="Arial Narrow" w:eastAsia="Arial Narrow" w:hAnsi="Arial Narrow" w:cs="Arial Narrow"/>
           <w:kern w:val="0"/>
           <w14:ligatures w14:val="none"/>
-        </w:rPr>
-      </w:pPr>
-      <w:r>
-        <w:rPr>
-          <w:rFonts w:ascii="Arial Narrow" w:eastAsia="Arial Narrow" w:hAnsi="Arial Narrow" w:cs="Arial Narrow"/>
-          <w:kern w:val="0"/>
-          <w14:ligatures w14:val="none"/>
+          <w:sz w:val="22"/>
+          <w:szCs w:val="22"/>
+        </w:rPr>
+      </w:pPr>
+      <w:r>
+        <w:rPr>
+          <w:rFonts w:ascii="Arial Narrow" w:eastAsia="Arial Narrow" w:hAnsi="Arial Narrow" w:cs="Arial Narrow"/>
+          <w:kern w:val="0"/>
+          <w14:ligatures w14:val="none"/>
+          <w:sz w:val="22"/>
+          <w:szCs w:val="22"/>
         </w:rPr>
         <w:t xml:space="preserve">Presunta </w:t>
       </w:r>
@@ -2671,6 +3121,8 @@
           <w:rFonts w:ascii="Arial Narrow" w:eastAsia="Arial Narrow" w:hAnsi="Arial Narrow" w:cs="Arial Narrow"/>
           <w:kern w:val="0"/>
           <w14:ligatures w14:val="none"/>
+          <w:sz w:val="22"/>
+          <w:szCs w:val="22"/>
         </w:rPr>
         <w:t>infracción a los artículos 18 y 19 de la Ley 29571, Código de Protección y Defensa del Consumidor</w:t>
       </w:r>
@@ -2679,6 +3131,8 @@
           <w:rFonts w:ascii="Arial Narrow" w:eastAsia="Arial Narrow" w:hAnsi="Arial Narrow" w:cs="Arial Narrow"/>
           <w:kern w:val="0"/>
           <w14:ligatures w14:val="none"/>
+          <w:sz w:val="22"/>
+          <w:szCs w:val="22"/>
         </w:rPr>
         <w:t xml:space="preserve">, en tanto </w:t>
       </w:r>
@@ -2687,6 +3141,8 @@
           <w:rFonts w:ascii="Arial Narrow" w:eastAsia="Arial Narrow" w:hAnsi="Arial Narrow" w:cs="Arial Narrow"/>
           <w:kern w:val="0"/>
           <w14:ligatures w14:val="none"/>
+          <w:sz w:val="22"/>
+          <w:szCs w:val="22"/>
         </w:rPr>
         <w:t xml:space="preserve">la compañía aseguradora </w:t>
       </w:r>
@@ -2695,6 +3151,8 @@
           <w:rFonts w:ascii="Arial Narrow" w:eastAsia="Arial Narrow" w:hAnsi="Arial Narrow" w:cs="Arial Narrow"/>
           <w:kern w:val="0"/>
           <w14:ligatures w14:val="none"/>
+          <w:sz w:val="22"/>
+          <w:szCs w:val="22"/>
         </w:rPr>
         <w:t>habría rechazado injustificadamente la cobertura del Seguro Vehicular – Póliza 340084703</w:t>
       </w:r>
@@ -2703,6 +3161,8 @@
           <w:rFonts w:ascii="Arial Narrow" w:eastAsia="Arial Narrow" w:hAnsi="Arial Narrow" w:cs="Arial Narrow"/>
           <w:kern w:val="0"/>
           <w14:ligatures w14:val="none"/>
+          <w:sz w:val="22"/>
+          <w:szCs w:val="22"/>
         </w:rPr>
         <w:t xml:space="preserve"> a la denunciante</w:t>
       </w:r>
@@ -2711,6 +3171,8 @@
           <w:rFonts w:ascii="Arial Narrow" w:eastAsia="Arial Narrow" w:hAnsi="Arial Narrow" w:cs="Arial Narrow"/>
           <w:kern w:val="0"/>
           <w14:ligatures w14:val="none"/>
+          <w:sz w:val="22"/>
+          <w:szCs w:val="22"/>
         </w:rPr>
         <w:t xml:space="preserve">, por el robo total </w:t>
       </w:r>
@@ -2719,14 +3181,18 @@
           <w:rFonts w:ascii="Arial Narrow" w:eastAsia="Arial Narrow" w:hAnsi="Arial Narrow" w:cs="Arial Narrow"/>
           <w:kern w:val="0"/>
           <w14:ligatures w14:val="none"/>
+          <w:sz w:val="22"/>
+          <w:szCs w:val="22"/>
         </w:rPr>
         <w:t xml:space="preserve">del </w:t>
       </w:r>
       <w:r>
         <w:rPr>
-          <w:rFonts w:ascii="Arial Narrow" w:eastAsia="Times New Roman" w:hAnsi="Arial Narrow" w:cs="Arial"/>
-          <w:color w:val="000000"/>
-          <w:kern w:val="0"/>
+          <w:rFonts w:ascii="Arial Narrow" w:eastAsia="Arial Narrow" w:hAnsi="Arial Narrow" w:cs="Arial Narrow"/>
+          <w:color w:val="000000"/>
+          <w:kern w:val="0"/>
+          <w:sz w:val="22"/>
+          <w:szCs w:val="22"/>
           <w:lang w:eastAsia="es-ES"/>
           <w14:ligatures w14:val="none"/>
         </w:rPr>
@@ -2737,6 +3203,8 @@
           <w:rFonts w:ascii="Arial Narrow" w:eastAsia="Arial Narrow" w:hAnsi="Arial Narrow" w:cs="Arial Narrow"/>
           <w:kern w:val="0"/>
           <w14:ligatures w14:val="none"/>
+          <w:sz w:val="22"/>
+          <w:szCs w:val="22"/>
         </w:rPr>
         <w:t>ocurrido el 8 de mayo de 2024</w:t>
       </w:r>
@@ -2745,6 +3213,8 @@
           <w:rFonts w:ascii="Arial Narrow" w:eastAsia="Arial Narrow" w:hAnsi="Arial Narrow" w:cs="Arial Narrow"/>
           <w:kern w:val="0"/>
           <w14:ligatures w14:val="none"/>
+          <w:sz w:val="22"/>
+          <w:szCs w:val="22"/>
         </w:rPr>
         <w:t xml:space="preserve">. </w:t>
       </w:r>
@@ -2757,6 +3227,8 @@
           <w:rFonts w:ascii="Arial Narrow" w:eastAsia="Arial Narrow" w:hAnsi="Arial Narrow" w:cs="Arial Narrow"/>
           <w:kern w:val="0"/>
           <w14:ligatures w14:val="none"/>
+          <w:sz w:val="22"/>
+          <w:szCs w:val="22"/>
         </w:rPr>
       </w:pPr>
     </w:p>
@@ -2778,13 +3250,17 @@
           <w:rFonts w:ascii="Arial Narrow" w:eastAsia="Arial Narrow" w:hAnsi="Arial Narrow" w:cs="Arial Narrow"/>
           <w:kern w:val="0"/>
           <w14:ligatures w14:val="none"/>
-        </w:rPr>
-      </w:pPr>
-      <w:r>
-        <w:rPr>
-          <w:rFonts w:ascii="Arial Narrow" w:eastAsia="Arial Narrow" w:hAnsi="Arial Narrow" w:cs="Arial Narrow"/>
-          <w:kern w:val="0"/>
-          <w14:ligatures w14:val="none"/>
+          <w:sz w:val="22"/>
+          <w:szCs w:val="22"/>
+        </w:rPr>
+      </w:pPr>
+      <w:r>
+        <w:rPr>
+          <w:rFonts w:ascii="Arial Narrow" w:eastAsia="Arial Narrow" w:hAnsi="Arial Narrow" w:cs="Arial Narrow"/>
+          <w:kern w:val="0"/>
+          <w14:ligatures w14:val="none"/>
+          <w:sz w:val="22"/>
+          <w:szCs w:val="22"/>
         </w:rPr>
         <w:t xml:space="preserve">Presunta </w:t>
       </w:r>
@@ -2793,6 +3269,8 @@
           <w:rFonts w:ascii="Arial Narrow" w:eastAsia="Arial Narrow" w:hAnsi="Arial Narrow" w:cs="Arial Narrow"/>
           <w:kern w:val="0"/>
           <w14:ligatures w14:val="none"/>
+          <w:sz w:val="22"/>
+          <w:szCs w:val="22"/>
         </w:rPr>
         <w:t>infracción a los artículos 18 y 19 de la Ley 29571, Código de Protección y Defensa del Consumidor</w:t>
       </w:r>
@@ -2801,6 +3279,8 @@
           <w:rFonts w:ascii="Arial Narrow" w:eastAsia="Arial Narrow" w:hAnsi="Arial Narrow" w:cs="Arial Narrow"/>
           <w:kern w:val="0"/>
           <w14:ligatures w14:val="none"/>
+          <w:sz w:val="22"/>
+          <w:szCs w:val="22"/>
         </w:rPr>
         <w:t xml:space="preserve">, en tanto </w:t>
       </w:r>
@@ -2809,6 +3289,8 @@
           <w:rFonts w:ascii="Arial Narrow" w:eastAsia="Arial Narrow" w:hAnsi="Arial Narrow" w:cs="Arial Narrow"/>
           <w:kern w:val="0"/>
           <w14:ligatures w14:val="none"/>
+          <w:sz w:val="22"/>
+          <w:szCs w:val="22"/>
         </w:rPr>
         <w:t xml:space="preserve">la compañía aseguradora </w:t>
       </w:r>
@@ -2817,6 +3299,8 @@
           <w:rFonts w:ascii="Arial Narrow" w:eastAsia="Arial Narrow" w:hAnsi="Arial Narrow" w:cs="Arial Narrow"/>
           <w:kern w:val="0"/>
           <w14:ligatures w14:val="none"/>
+          <w:sz w:val="22"/>
+          <w:szCs w:val="22"/>
         </w:rPr>
         <w:t xml:space="preserve">no habría adoptado las medidas necesarias para </w:t>
       </w:r>
@@ -2825,6 +3309,8 @@
           <w:rFonts w:ascii="Arial Narrow" w:eastAsia="Arial Narrow" w:hAnsi="Arial Narrow" w:cs="Arial Narrow"/>
           <w:kern w:val="0"/>
           <w14:ligatures w14:val="none"/>
+          <w:sz w:val="22"/>
+          <w:szCs w:val="22"/>
         </w:rPr>
         <w:t>que el denunciante cumpla</w:t>
       </w:r>
@@ -2833,6 +3319,8 @@
           <w:rFonts w:ascii="Arial Narrow" w:eastAsia="Arial Narrow" w:hAnsi="Arial Narrow" w:cs="Arial Narrow"/>
           <w:kern w:val="0"/>
           <w14:ligatures w14:val="none"/>
+          <w:sz w:val="22"/>
+          <w:szCs w:val="22"/>
         </w:rPr>
         <w:t xml:space="preserve"> con la </w:t>
       </w:r>
@@ -2841,6 +3329,8 @@
           <w:rFonts w:ascii="Arial Narrow" w:eastAsia="Arial Narrow" w:hAnsi="Arial Narrow" w:cs="Arial Narrow"/>
           <w:kern w:val="0"/>
           <w14:ligatures w14:val="none"/>
+          <w:sz w:val="22"/>
+          <w:szCs w:val="22"/>
         </w:rPr>
         <w:t xml:space="preserve">formalidad de la </w:t>
       </w:r>
@@ -2849,6 +3339,8 @@
           <w:rFonts w:ascii="Arial Narrow" w:eastAsia="Arial Narrow" w:hAnsi="Arial Narrow" w:cs="Arial Narrow"/>
           <w:kern w:val="0"/>
           <w14:ligatures w14:val="none"/>
+          <w:sz w:val="22"/>
+          <w:szCs w:val="22"/>
         </w:rPr>
         <w:t>inspección vehicular prevista en la Condición Especial 011 del Seguro Vehicular – Póliza 340084703</w:t>
       </w:r>
@@ -2860,6 +3352,8 @@
           <w:rFonts w:ascii="Arial Narrow" w:eastAsia="Arial Narrow" w:hAnsi="Arial Narrow" w:cs="Arial Narrow"/>
           <w:kern w:val="0"/>
           <w14:ligatures w14:val="none"/>
+          <w:sz w:val="22"/>
+          <w:szCs w:val="22"/>
         </w:rPr>
         <w:t>.</w:t>
       </w:r>
@@ -2872,6 +3366,8 @@
           <w:rFonts w:ascii="Arial Narrow" w:eastAsia="Arial Narrow" w:hAnsi="Arial Narrow" w:cs="Arial Narrow"/>
           <w:kern w:val="0"/>
           <w14:ligatures w14:val="none"/>
+          <w:sz w:val="22"/>
+          <w:szCs w:val="22"/>
         </w:rPr>
       </w:pPr>
     </w:p>
@@ -2893,53 +3389,71 @@
           <w:rFonts w:ascii="Arial Narrow" w:eastAsia="Arial Narrow" w:hAnsi="Arial Narrow" w:cs="Arial Narrow"/>
           <w:kern w:val="0"/>
           <w14:ligatures w14:val="none"/>
-        </w:rPr>
-      </w:pPr>
-      <w:r>
-        <w:rPr>
-          <w:rFonts w:ascii="Arial Narrow" w:eastAsia="Arial Narrow" w:hAnsi="Arial Narrow" w:cs="Arial Narrow"/>
+          <w:sz w:val="22"/>
+          <w:szCs w:val="22"/>
+        </w:rPr>
+      </w:pPr>
+      <w:r>
+        <w:rPr>
+          <w:rFonts w:ascii="Arial Narrow" w:eastAsia="Arial Narrow" w:hAnsi="Arial Narrow" w:cs="Arial Narrow"/>
+          <w:sz w:val="22"/>
+          <w:szCs w:val="22"/>
         </w:rPr>
         <w:t xml:space="preserve">Presunta infracción al </w:t>
       </w:r>
       <w:r>
         <w:rPr>
           <w:rFonts w:ascii="Arial Narrow" w:eastAsia="Arial Narrow" w:hAnsi="Arial Narrow" w:cs="Arial Narrow"/>
+          <w:sz w:val="22"/>
+          <w:szCs w:val="22"/>
         </w:rPr>
         <w:t>literal a)</w:t>
       </w:r>
       <w:r>
         <w:rPr>
           <w:rFonts w:ascii="Arial Narrow" w:eastAsia="Arial Narrow" w:hAnsi="Arial Narrow" w:cs="Arial Narrow"/>
+          <w:sz w:val="22"/>
+          <w:szCs w:val="22"/>
         </w:rPr>
         <w:t xml:space="preserve"> del artículo </w:t>
       </w:r>
       <w:r>
         <w:rPr>
           <w:rFonts w:ascii="Arial Narrow" w:eastAsia="Arial Narrow" w:hAnsi="Arial Narrow" w:cs="Arial Narrow"/>
+          <w:sz w:val="22"/>
+          <w:szCs w:val="22"/>
         </w:rPr>
         <w:t>5</w:t>
       </w:r>
       <w:r>
         <w:rPr>
           <w:rFonts w:ascii="Arial Narrow" w:eastAsia="Arial Narrow" w:hAnsi="Arial Narrow" w:cs="Arial Narrow"/>
+          <w:sz w:val="22"/>
+          <w:szCs w:val="22"/>
         </w:rPr>
         <w:t>1</w:t>
       </w:r>
       <w:r>
         <w:rPr>
           <w:rFonts w:ascii="Arial Narrow" w:eastAsia="Arial Narrow" w:hAnsi="Arial Narrow" w:cs="Arial Narrow"/>
+          <w:sz w:val="22"/>
+          <w:szCs w:val="22"/>
         </w:rPr>
         <w:t xml:space="preserve"> y al </w:t>
       </w:r>
       <w:r>
         <w:rPr>
           <w:rFonts w:ascii="Arial Narrow" w:eastAsia="Arial Narrow" w:hAnsi="Arial Narrow" w:cs="Arial Narrow"/>
+          <w:sz w:val="22"/>
+          <w:szCs w:val="22"/>
         </w:rPr>
         <w:t xml:space="preserve">artículo 49 </w:t>
       </w:r>
       <w:r>
         <w:rPr>
           <w:rFonts w:ascii="Arial Narrow" w:eastAsia="Arial Narrow" w:hAnsi="Arial Narrow" w:cs="Arial Narrow"/>
+          <w:sz w:val="22"/>
+          <w:szCs w:val="22"/>
         </w:rPr>
         <w:t>de la Ley 29571</w:t>
       </w:r>
@@ -2947,6 +3461,8 @@
       <w:r>
         <w:rPr>
           <w:rFonts w:ascii="Arial Narrow" w:eastAsia="Arial Narrow" w:hAnsi="Arial Narrow" w:cs="Arial Narrow"/>
+          <w:sz w:val="22"/>
+          <w:szCs w:val="22"/>
         </w:rPr>
         <w:t>, Código de Protección y Defensa del Consumidor</w:t>
       </w:r>
@@ -2954,14 +3470,18 @@
       <w:r>
         <w:rPr>
           <w:rFonts w:ascii="Arial Narrow" w:eastAsia="Arial Narrow" w:hAnsi="Arial Narrow" w:cs="Arial Narrow"/>
+          <w:sz w:val="22"/>
+          <w:szCs w:val="22"/>
         </w:rPr>
         <w:t xml:space="preserve">, en tanto </w:t>
       </w:r>
       <w:r>
         <w:rPr>
-          <w:rFonts w:ascii="Arial Narrow" w:eastAsia="Times New Roman" w:hAnsi="Arial Narrow" w:cs="Arial"/>
-          <w:color w:val="000000"/>
-          <w:kern w:val="0"/>
+          <w:rFonts w:ascii="Arial Narrow" w:eastAsia="Arial Narrow" w:hAnsi="Arial Narrow" w:cs="Arial Narrow"/>
+          <w:color w:val="000000"/>
+          <w:kern w:val="0"/>
+          <w:sz w:val="22"/>
+          <w:szCs w:val="22"/>
           <w:lang w:val="es-ES" w:eastAsia="es-ES"/>
           <w14:ligatures w14:val="none"/>
         </w:rPr>
@@ -2972,6 +3492,8 @@
           <w:rFonts w:ascii="Arial Narrow" w:eastAsia="Arial Narrow" w:hAnsi="Arial Narrow" w:cs="Arial Narrow"/>
           <w:kern w:val="0"/>
           <w14:ligatures w14:val="none"/>
+          <w:sz w:val="22"/>
+          <w:szCs w:val="22"/>
         </w:rPr>
         <w:t xml:space="preserve">habría incluido una cláusula abusiva en </w:t>
       </w:r>
@@ -2980,14 +3502,18 @@
           <w:rFonts w:ascii="Arial Narrow" w:eastAsia="Arial Narrow" w:hAnsi="Arial Narrow" w:cs="Arial Narrow"/>
           <w:kern w:val="0"/>
           <w14:ligatures w14:val="none"/>
+          <w:sz w:val="22"/>
+          <w:szCs w:val="22"/>
         </w:rPr>
         <w:t>el Seguro Vehicular – Póliza 340084703</w:t>
       </w:r>
       <w:r>
         <w:rPr>
-          <w:rFonts w:ascii="Arial Narrow" w:eastAsia="Times New Roman" w:hAnsi="Arial Narrow" w:cs="Segoe UI"/>
-          <w:color w:val="000000"/>
-          <w:kern w:val="0"/>
+          <w:rFonts w:ascii="Arial Narrow" w:eastAsia="Arial Narrow" w:hAnsi="Arial Narrow" w:cs="Arial Narrow"/>
+          <w:color w:val="000000"/>
+          <w:kern w:val="0"/>
+          <w:sz w:val="22"/>
+          <w:szCs w:val="22"/>
           <w:lang w:eastAsia="es-PE"/>
           <w14:ligatures w14:val="none"/>
         </w:rPr>
@@ -2996,9 +3522,11 @@
       <w:bookmarkEnd w:id="22"/>
       <w:r>
         <w:rPr>
-          <w:rFonts w:ascii="Arial Narrow" w:eastAsia="Times New Roman" w:hAnsi="Arial Narrow" w:cs="Segoe UI"/>
-          <w:color w:val="000000"/>
-          <w:kern w:val="0"/>
+          <w:rFonts w:ascii="Arial Narrow" w:eastAsia="Arial Narrow" w:hAnsi="Arial Narrow" w:cs="Arial Narrow"/>
+          <w:color w:val="000000"/>
+          <w:kern w:val="0"/>
+          <w:sz w:val="22"/>
+          <w:szCs w:val="22"/>
           <w:lang w:eastAsia="es-PE"/>
           <w14:ligatures w14:val="none"/>
         </w:rPr>
@@ -3006,9 +3534,11 @@
       </w:r>
       <w:r>
         <w:rPr>
-          <w:rFonts w:ascii="Arial Narrow" w:eastAsia="Times New Roman" w:hAnsi="Arial Narrow" w:cs="Segoe UI"/>
-          <w:color w:val="000000"/>
-          <w:kern w:val="0"/>
+          <w:rFonts w:ascii="Arial Narrow" w:eastAsia="Arial Narrow" w:hAnsi="Arial Narrow" w:cs="Arial Narrow"/>
+          <w:color w:val="000000"/>
+          <w:kern w:val="0"/>
+          <w:sz w:val="22"/>
+          <w:szCs w:val="22"/>
           <w:lang w:eastAsia="es-PE"/>
           <w14:ligatures w14:val="none"/>
         </w:rPr>
@@ -3025,6 +3555,8 @@
           <w:rFonts w:ascii="Arial Narrow" w:eastAsia="Arial Narrow" w:hAnsi="Arial Narrow" w:cs="Arial Narrow"/>
           <w:kern w:val="0"/>
           <w14:ligatures w14:val="none"/>
+          <w:sz w:val="22"/>
+          <w:szCs w:val="22"/>
         </w:rPr>
       </w:pPr>
     </w:p>
@@ -3034,17 +3566,21 @@
         <w:contextualSpacing/>
         <w:jc w:val="both"/>
         <w:rPr>
-          <w:rFonts w:ascii="Arial Narrow" w:eastAsia="Calibri" w:hAnsi="Arial Narrow" w:cs="Arial"/>
-          <w:kern w:val="0"/>
-          <w14:ligatures w14:val="none"/>
-        </w:rPr>
-      </w:pPr>
-      <w:r>
-        <w:rPr>
-          <w:rFonts w:ascii="Arial Narrow" w:eastAsia="Arial Narrow" w:hAnsi="Arial Narrow" w:cs="Arial Narrow"/>
-          <w:b/>
-          <w:color w:val="000000"/>
-          <w:kern w:val="0"/>
+          <w:rFonts w:ascii="Arial Narrow" w:eastAsia="Arial Narrow" w:hAnsi="Arial Narrow" w:cs="Arial Narrow"/>
+          <w:kern w:val="0"/>
+          <w14:ligatures w14:val="none"/>
+          <w:sz w:val="22"/>
+          <w:szCs w:val="22"/>
+        </w:rPr>
+      </w:pPr>
+      <w:r>
+        <w:rPr>
+          <w:rFonts w:ascii="Arial Narrow" w:eastAsia="Arial Narrow" w:hAnsi="Arial Narrow" w:cs="Arial Narrow"/>
+          <w:b/>
+          <w:color w:val="000000"/>
+          <w:kern w:val="0"/>
+          <w:sz w:val="22"/>
+          <w:szCs w:val="22"/>
           <w:lang w:eastAsia="es-PE"/>
           <w14:ligatures w14:val="none"/>
         </w:rPr>
@@ -3055,6 +3591,8 @@
           <w:rFonts w:ascii="Arial Narrow" w:eastAsia="Arial Narrow" w:hAnsi="Arial Narrow" w:cs="Arial Narrow"/>
           <w:color w:val="000000"/>
           <w:kern w:val="0"/>
+          <w:sz w:val="22"/>
+          <w:szCs w:val="22"/>
           <w:lang w:eastAsia="es-PE"/>
           <w14:ligatures w14:val="none"/>
         </w:rPr>
@@ -3065,6 +3603,8 @@
           <w:rFonts w:ascii="Arial Narrow" w:eastAsia="Arial Narrow" w:hAnsi="Arial Narrow" w:cs="Arial Narrow"/>
           <w:color w:val="000000"/>
           <w:kern w:val="0"/>
+          <w:sz w:val="22"/>
+          <w:szCs w:val="22"/>
           <w:lang w:eastAsia="es-PE"/>
           <w14:ligatures w14:val="none"/>
         </w:rPr>
@@ -3072,9 +3612,11 @@
       </w:r>
       <w:r>
         <w:rPr>
-          <w:rFonts w:ascii="Arial Narrow" w:eastAsia="Times New Roman" w:hAnsi="Arial Narrow" w:cs="Arial"/>
-          <w:color w:val="000000"/>
-          <w:kern w:val="0"/>
+          <w:rFonts w:ascii="Arial Narrow" w:eastAsia="Arial Narrow" w:hAnsi="Arial Narrow" w:cs="Arial Narrow"/>
+          <w:color w:val="000000"/>
+          <w:kern w:val="0"/>
+          <w:sz w:val="22"/>
+          <w:szCs w:val="22"/>
           <w:lang w:val="es-ES" w:eastAsia="es-ES"/>
           <w14:ligatures w14:val="none"/>
         </w:rPr>
@@ -3082,9 +3624,11 @@
       </w:r>
       <w:r>
         <w:rPr>
-          <w:rFonts w:ascii="Arial Narrow" w:eastAsia="Times New Roman" w:hAnsi="Arial Narrow" w:cs="Arial"/>
-          <w:color w:val="000000"/>
-          <w:kern w:val="0"/>
+          <w:rFonts w:ascii="Arial Narrow" w:eastAsia="Arial Narrow" w:hAnsi="Arial Narrow" w:cs="Arial Narrow"/>
+          <w:color w:val="000000"/>
+          <w:kern w:val="0"/>
+          <w:sz w:val="22"/>
+          <w:szCs w:val="22"/>
           <w:lang w:val="es-ES" w:eastAsia="es-ES"/>
           <w14:ligatures w14:val="none"/>
         </w:rPr>
@@ -3092,9 +3636,11 @@
       </w:r>
       <w:r>
         <w:rPr>
-          <w:rFonts w:ascii="Arial Narrow" w:eastAsia="Calibri" w:hAnsi="Arial Narrow" w:cs="Arial"/>
-          <w:kern w:val="0"/>
-          <w14:ligatures w14:val="none"/>
+          <w:rFonts w:ascii="Arial Narrow" w:eastAsia="Arial Narrow" w:hAnsi="Arial Narrow" w:cs="Arial Narrow"/>
+          <w:kern w:val="0"/>
+          <w14:ligatures w14:val="none"/>
+          <w:sz w:val="22"/>
+          <w:szCs w:val="22"/>
         </w:rPr>
         <w:t>.</w:t>
       </w:r>
@@ -3105,32 +3651,38 @@
         <w:contextualSpacing/>
         <w:jc w:val="both"/>
         <w:rPr>
-          <w:rFonts w:ascii="Arial Narrow" w:eastAsia="Times New Roman" w:hAnsi="Arial Narrow" w:cs="Times New Roman"/>
-          <w:color w:val="000000"/>
-          <w:kern w:val="0"/>
-          <w:lang w:eastAsia="es-PE"/>
-          <w14:ligatures w14:val="none"/>
-        </w:rPr>
-      </w:pPr>
-    </w:p>
-    <w:p>
-      <w:pPr>
-        <w:spacing w:after="0" w:line="240" w:lineRule="auto"/>
-        <w:jc w:val="both"/>
-        <w:rPr>
-          <w:rFonts w:ascii="Arial Narrow" w:eastAsia="Arial Narrow" w:hAnsi="Arial Narrow" w:cs="Arial Narrow"/>
-          <w:color w:val="000000"/>
-          <w:kern w:val="0"/>
-          <w:lang w:eastAsia="es-PE"/>
-          <w14:ligatures w14:val="none"/>
-        </w:rPr>
-      </w:pPr>
-      <w:r>
-        <w:rPr>
-          <w:rFonts w:ascii="Arial Narrow" w:eastAsia="Arial Narrow" w:hAnsi="Arial Narrow" w:cs="Arial Narrow"/>
-          <w:b/>
-          <w:color w:val="000000"/>
-          <w:kern w:val="0"/>
+          <w:rFonts w:ascii="Arial Narrow" w:eastAsia="Arial Narrow" w:hAnsi="Arial Narrow" w:cs="Arial Narrow"/>
+          <w:color w:val="000000"/>
+          <w:kern w:val="0"/>
+          <w:sz w:val="22"/>
+          <w:szCs w:val="22"/>
+          <w:lang w:eastAsia="es-PE"/>
+          <w14:ligatures w14:val="none"/>
+        </w:rPr>
+      </w:pPr>
+    </w:p>
+    <w:p>
+      <w:pPr>
+        <w:spacing w:after="0" w:line="240" w:lineRule="auto"/>
+        <w:jc w:val="both"/>
+        <w:rPr>
+          <w:rFonts w:ascii="Arial Narrow" w:eastAsia="Arial Narrow" w:hAnsi="Arial Narrow" w:cs="Arial Narrow"/>
+          <w:color w:val="000000"/>
+          <w:kern w:val="0"/>
+          <w:sz w:val="22"/>
+          <w:szCs w:val="22"/>
+          <w:lang w:eastAsia="es-PE"/>
+          <w14:ligatures w14:val="none"/>
+        </w:rPr>
+      </w:pPr>
+      <w:r>
+        <w:rPr>
+          <w:rFonts w:ascii="Arial Narrow" w:eastAsia="Arial Narrow" w:hAnsi="Arial Narrow" w:cs="Arial Narrow"/>
+          <w:b/>
+          <w:color w:val="000000"/>
+          <w:kern w:val="0"/>
+          <w:sz w:val="22"/>
+          <w:szCs w:val="22"/>
           <w:lang w:eastAsia="es-PE"/>
           <w14:ligatures w14:val="none"/>
         </w:rPr>
@@ -3141,6 +3693,8 @@
           <w:rFonts w:ascii="Arial Narrow" w:eastAsia="Arial Narrow" w:hAnsi="Arial Narrow" w:cs="Arial Narrow"/>
           <w:color w:val="000000"/>
           <w:kern w:val="0"/>
+          <w:sz w:val="22"/>
+          <w:szCs w:val="22"/>
           <w:lang w:eastAsia="es-PE"/>
           <w14:ligatures w14:val="none"/>
         </w:rPr>
@@ -3150,6 +3704,8 @@
         <w:rPr>
           <w:rFonts w:ascii="Arial Narrow" w:eastAsia="Arial Narrow" w:hAnsi="Arial Narrow" w:cs="Arial Narrow"/>
           <w:bCs/>
+          <w:sz w:val="22"/>
+          <w:szCs w:val="22"/>
         </w:rPr>
         <w:t xml:space="preserve">La Positiva Seguros y Reaseguros S.A. </w:t>
       </w:r>
@@ -3158,6 +3714,8 @@
           <w:rFonts w:ascii="Arial Narrow" w:eastAsia="Arial Narrow" w:hAnsi="Arial Narrow" w:cs="Arial Narrow"/>
           <w:color w:val="000000"/>
           <w:kern w:val="0"/>
+          <w:sz w:val="22"/>
+          <w:szCs w:val="22"/>
           <w:lang w:eastAsia="es-PE"/>
           <w14:ligatures w14:val="none"/>
         </w:rPr>
@@ -3169,9 +3727,11 @@
         <w:spacing w:after="0" w:line="240" w:lineRule="auto"/>
         <w:jc w:val="both"/>
         <w:rPr>
-          <w:rFonts w:ascii="Arial Narrow" w:eastAsia="Times New Roman" w:hAnsi="Arial Narrow" w:cs="Times New Roman"/>
-          <w:color w:val="000000"/>
-          <w:kern w:val="0"/>
+          <w:rFonts w:ascii="Arial Narrow" w:eastAsia="Arial Narrow" w:hAnsi="Arial Narrow" w:cs="Arial Narrow"/>
+          <w:color w:val="000000"/>
+          <w:kern w:val="0"/>
+          <w:sz w:val="22"/>
+          <w:szCs w:val="22"/>
           <w:lang w:eastAsia="es-PE"/>
           <w14:ligatures w14:val="none"/>
         </w:rPr>
@@ -3190,15 +3750,19 @@
           <w:rFonts w:ascii="Arial Narrow" w:eastAsia="Arial Narrow" w:hAnsi="Arial Narrow" w:cs="Arial Narrow"/>
           <w:color w:val="000000"/>
           <w:kern w:val="0"/>
-          <w:lang w:eastAsia="es-PE"/>
-          <w14:ligatures w14:val="none"/>
-        </w:rPr>
-      </w:pPr>
-      <w:r>
-        <w:rPr>
-          <w:rFonts w:ascii="Arial Narrow" w:eastAsia="Arial Narrow" w:hAnsi="Arial Narrow" w:cs="Arial Narrow"/>
-          <w:color w:val="000000"/>
-          <w:kern w:val="0"/>
+          <w:sz w:val="22"/>
+          <w:szCs w:val="22"/>
+          <w:lang w:eastAsia="es-PE"/>
+          <w14:ligatures w14:val="none"/>
+        </w:rPr>
+      </w:pPr>
+      <w:r>
+        <w:rPr>
+          <w:rFonts w:ascii="Arial Narrow" w:eastAsia="Arial Narrow" w:hAnsi="Arial Narrow" w:cs="Arial Narrow"/>
+          <w:color w:val="000000"/>
+          <w:kern w:val="0"/>
+          <w:sz w:val="22"/>
+          <w:szCs w:val="22"/>
           <w:lang w:eastAsia="es-PE"/>
           <w14:ligatures w14:val="none"/>
         </w:rPr>
@@ -3218,15 +3782,19 @@
           <w:rFonts w:ascii="Arial Narrow" w:eastAsia="Arial Narrow" w:hAnsi="Arial Narrow" w:cs="Arial Narrow"/>
           <w:color w:val="000000"/>
           <w:kern w:val="0"/>
-          <w:lang w:eastAsia="es-PE"/>
-          <w14:ligatures w14:val="none"/>
-        </w:rPr>
-      </w:pPr>
-      <w:r>
-        <w:rPr>
-          <w:rFonts w:ascii="Arial Narrow" w:eastAsia="Arial Narrow" w:hAnsi="Arial Narrow" w:cs="Arial Narrow"/>
-          <w:color w:val="000000"/>
-          <w:kern w:val="0"/>
+          <w:sz w:val="22"/>
+          <w:szCs w:val="22"/>
+          <w:lang w:eastAsia="es-PE"/>
+          <w14:ligatures w14:val="none"/>
+        </w:rPr>
+      </w:pPr>
+      <w:r>
+        <w:rPr>
+          <w:rFonts w:ascii="Arial Narrow" w:eastAsia="Arial Narrow" w:hAnsi="Arial Narrow" w:cs="Arial Narrow"/>
+          <w:color w:val="000000"/>
+          <w:kern w:val="0"/>
+          <w:sz w:val="22"/>
+          <w:szCs w:val="22"/>
           <w:lang w:eastAsia="es-PE"/>
           <w14:ligatures w14:val="none"/>
         </w:rPr>
@@ -3246,15 +3814,19 @@
           <w:rFonts w:ascii="Arial Narrow" w:eastAsia="Arial Narrow" w:hAnsi="Arial Narrow" w:cs="Arial Narrow"/>
           <w:color w:val="000000"/>
           <w:kern w:val="0"/>
-          <w:lang w:eastAsia="es-PE"/>
-          <w14:ligatures w14:val="none"/>
-        </w:rPr>
-      </w:pPr>
-      <w:r>
-        <w:rPr>
-          <w:rFonts w:ascii="Arial Narrow" w:eastAsia="Arial Narrow" w:hAnsi="Arial Narrow" w:cs="Arial Narrow"/>
-          <w:color w:val="000000"/>
-          <w:kern w:val="0"/>
+          <w:sz w:val="22"/>
+          <w:szCs w:val="22"/>
+          <w:lang w:eastAsia="es-PE"/>
+          <w14:ligatures w14:val="none"/>
+        </w:rPr>
+      </w:pPr>
+      <w:r>
+        <w:rPr>
+          <w:rFonts w:ascii="Arial Narrow" w:eastAsia="Arial Narrow" w:hAnsi="Arial Narrow" w:cs="Arial Narrow"/>
+          <w:color w:val="000000"/>
+          <w:kern w:val="0"/>
+          <w:sz w:val="22"/>
+          <w:szCs w:val="22"/>
           <w:lang w:eastAsia="es-PE"/>
           <w14:ligatures w14:val="none"/>
         </w:rPr>
@@ -3271,16 +3843,20 @@
         <w:ind w:left="567" w:hanging="567"/>
         <w:jc w:val="both"/>
         <w:rPr>
-          <w:rFonts w:ascii="Arial Narrow" w:eastAsia="Calibri" w:hAnsi="Arial Narrow" w:cs="Arial"/>
-          <w:kern w:val="0"/>
-          <w14:ligatures w14:val="none"/>
-        </w:rPr>
-      </w:pPr>
-      <w:r>
-        <w:rPr>
-          <w:rFonts w:ascii="Arial Narrow" w:eastAsia="Arial Narrow" w:hAnsi="Arial Narrow" w:cs="Arial Narrow"/>
-          <w:color w:val="000000"/>
-          <w:kern w:val="0"/>
+          <w:rFonts w:ascii="Arial Narrow" w:eastAsia="Arial Narrow" w:hAnsi="Arial Narrow" w:cs="Arial Narrow"/>
+          <w:kern w:val="0"/>
+          <w14:ligatures w14:val="none"/>
+          <w:sz w:val="22"/>
+          <w:szCs w:val="22"/>
+        </w:rPr>
+      </w:pPr>
+      <w:r>
+        <w:rPr>
+          <w:rFonts w:ascii="Arial Narrow" w:eastAsia="Arial Narrow" w:hAnsi="Arial Narrow" w:cs="Arial Narrow"/>
+          <w:color w:val="000000"/>
+          <w:kern w:val="0"/>
+          <w:sz w:val="22"/>
+          <w:szCs w:val="22"/>
           <w:lang w:eastAsia="es-PE"/>
           <w14:ligatures w14:val="none"/>
         </w:rPr>
@@ -3288,9 +3864,11 @@
       </w:r>
       <w:r>
         <w:rPr>
-          <w:rFonts w:ascii="Arial Narrow" w:eastAsia="Times New Roman" w:hAnsi="Arial Narrow" w:cs="Segoe UI"/>
-          <w:color w:val="000000"/>
-          <w:kern w:val="0"/>
+          <w:rFonts w:ascii="Arial Narrow" w:eastAsia="Arial Narrow" w:hAnsi="Arial Narrow" w:cs="Arial Narrow"/>
+          <w:color w:val="000000"/>
+          <w:kern w:val="0"/>
+          <w:sz w:val="22"/>
+          <w:szCs w:val="22"/>
           <w:lang w:eastAsia="es-PE"/>
           <w14:ligatures w14:val="none"/>
         </w:rPr>
@@ -3301,6 +3879,8 @@
           <w:rFonts w:ascii="Arial Narrow" w:eastAsia="Arial Narrow" w:hAnsi="Arial Narrow" w:cs="Arial Narrow"/>
           <w:color w:val="000000"/>
           <w:kern w:val="0"/>
+          <w:sz w:val="22"/>
+          <w:szCs w:val="22"/>
           <w:lang w:eastAsia="es-PE"/>
           <w14:ligatures w14:val="none"/>
         </w:rPr>
@@ -3308,16 +3888,20 @@
       </w:r>
       <w:r>
         <w:rPr>
-          <w:rFonts w:ascii="Arial Narrow" w:eastAsia="Calibri" w:hAnsi="Arial Narrow" w:cs="Arial"/>
-          <w:kern w:val="0"/>
-          <w14:ligatures w14:val="none"/>
+          <w:rFonts w:ascii="Arial Narrow" w:eastAsia="Arial Narrow" w:hAnsi="Arial Narrow" w:cs="Arial Narrow"/>
+          <w:kern w:val="0"/>
+          <w14:ligatures w14:val="none"/>
+          <w:sz w:val="22"/>
+          <w:szCs w:val="22"/>
         </w:rPr>
         <w:t>Para ello podrá señalar domicilio físico o una dirección electrónica a la que pueda remitirse las notificaciones</w:t>
       </w:r>
       <w:r>
         <w:rPr>
-          <w:rFonts w:ascii="Arial Narrow" w:eastAsia="Arial" w:hAnsi="Arial Narrow" w:cs="Arial"/>
-          <w:kern w:val="0"/>
+          <w:rFonts w:ascii="Arial Narrow" w:eastAsia="Arial Narrow" w:hAnsi="Arial Narrow" w:cs="Arial Narrow"/>
+          <w:kern w:val="0"/>
+          <w:sz w:val="22"/>
+          <w:szCs w:val="22"/>
           <w:lang w:val="es"/>
           <w14:ligatures w14:val="none"/>
         </w:rPr>
@@ -3334,16 +3918,20 @@
         <w:ind w:left="567" w:hanging="567"/>
         <w:jc w:val="both"/>
         <w:rPr>
-          <w:rFonts w:ascii="Arial Narrow" w:eastAsia="Calibri" w:hAnsi="Arial Narrow" w:cs="Arial"/>
-          <w:kern w:val="0"/>
-          <w14:ligatures w14:val="none"/>
-        </w:rPr>
-      </w:pPr>
-      <w:r>
-        <w:rPr>
-          <w:rFonts w:ascii="Arial Narrow" w:eastAsia="Calibri" w:hAnsi="Arial Narrow" w:cs="Arial"/>
-          <w:kern w:val="0"/>
-          <w14:ligatures w14:val="none"/>
+          <w:rFonts w:ascii="Arial Narrow" w:eastAsia="Arial Narrow" w:hAnsi="Arial Narrow" w:cs="Arial Narrow"/>
+          <w:kern w:val="0"/>
+          <w14:ligatures w14:val="none"/>
+          <w:sz w:val="22"/>
+          <w:szCs w:val="22"/>
+        </w:rPr>
+      </w:pPr>
+      <w:r>
+        <w:rPr>
+          <w:rFonts w:ascii="Arial Narrow" w:eastAsia="Arial Narrow" w:hAnsi="Arial Narrow" w:cs="Arial Narrow"/>
+          <w:kern w:val="0"/>
+          <w14:ligatures w14:val="none"/>
+          <w:sz w:val="22"/>
+          <w:szCs w:val="22"/>
         </w:rPr>
         <w:lastRenderedPageBreak/>
         <w:t>en caso califique como micro empresa o pequeña empresa, presentar los documentos que acrediten su volumen de ventas o ingresos brutos percibidos el año anterior relativo a todas sus actividades económicas y el número de trabajadores con el que cuenta</w:t>
@@ -3351,8 +3939,10 @@
       <w:r>
         <w:rPr>
           <w:rStyle w:val="Refdenotaalpie"/>
-          <w:rFonts w:ascii="Arial Narrow" w:eastAsia="Calibri" w:hAnsi="Arial Narrow" w:cs="Arial"/>
-          <w:kern w:val="0"/>
+          <w:rFonts w:ascii="Arial Narrow" w:eastAsia="Arial Narrow" w:hAnsi="Arial Narrow" w:cs="Arial Narrow"/>
+          <w:kern w:val="0"/>
+          <w:sz w:val="22"/>
+          <w:szCs w:val="22"/>
           <w:vertAlign w:val="superscript"/>
           <w14:ligatures w14:val="none"/>
         </w:rPr>
@@ -3360,17 +3950,21 @@
       </w:r>
       <w:r>
         <w:rPr>
-          <w:rFonts w:ascii="Arial Narrow" w:eastAsia="Calibri" w:hAnsi="Arial Narrow" w:cs="Arial"/>
-          <w:kern w:val="0"/>
-          <w14:ligatures w14:val="none"/>
+          <w:rFonts w:ascii="Arial Narrow" w:eastAsia="Arial Narrow" w:hAnsi="Arial Narrow" w:cs="Arial Narrow"/>
+          <w:kern w:val="0"/>
+          <w14:ligatures w14:val="none"/>
+          <w:sz w:val="22"/>
+          <w:szCs w:val="22"/>
         </w:rPr>
         <w:t>. Ello, a fin de que la Comisión pueda meritar dicha documentación, conforme lo establece el artículo 110</w:t>
       </w:r>
       <w:r>
         <w:rPr>
-          <w:rFonts w:ascii="Arial Narrow" w:eastAsia="Times New Roman" w:hAnsi="Arial Narrow" w:cs="Segoe UI"/>
-          <w:color w:val="000000"/>
-          <w:kern w:val="0"/>
+          <w:rFonts w:ascii="Arial Narrow" w:eastAsia="Arial Narrow" w:hAnsi="Arial Narrow" w:cs="Arial Narrow"/>
+          <w:color w:val="000000"/>
+          <w:kern w:val="0"/>
+          <w:sz w:val="22"/>
+          <w:szCs w:val="22"/>
           <w:lang w:eastAsia="es-PE"/>
           <w14:ligatures w14:val="none"/>
         </w:rPr>
@@ -3378,27 +3972,33 @@
       </w:r>
       <w:r>
         <w:rPr>
-          <w:rFonts w:ascii="Arial Narrow" w:eastAsia="Calibri" w:hAnsi="Arial Narrow" w:cs="Arial"/>
-          <w:kern w:val="0"/>
-          <w14:ligatures w14:val="none"/>
+          <w:rFonts w:ascii="Arial Narrow" w:eastAsia="Arial Narrow" w:hAnsi="Arial Narrow" w:cs="Arial Narrow"/>
+          <w:kern w:val="0"/>
+          <w14:ligatures w14:val="none"/>
+          <w:sz w:val="22"/>
+          <w:szCs w:val="22"/>
         </w:rPr>
         <w:t xml:space="preserve"> del </w:t>
       </w:r>
       <w:r>
         <w:rPr>
-          <w:rFonts w:ascii="Arial Narrow" w:eastAsia="Calibri" w:hAnsi="Arial Narrow" w:cs="Arial"/>
+          <w:rFonts w:ascii="Arial Narrow" w:eastAsia="Arial Narrow" w:hAnsi="Arial Narrow" w:cs="Arial Narrow"/>
           <w:spacing w:val="-2"/>
           <w:kern w:val="0"/>
           <w14:ligatures w14:val="none"/>
+          <w:sz w:val="22"/>
+          <w:szCs w:val="22"/>
         </w:rPr>
         <w:t>Código</w:t>
       </w:r>
       <w:r>
         <w:rPr>
           <w:rStyle w:val="Refdenotaalpie"/>
-          <w:rFonts w:ascii="Arial Narrow" w:eastAsia="Calibri" w:hAnsi="Arial Narrow" w:cs="Arial"/>
+          <w:rFonts w:ascii="Arial Narrow" w:eastAsia="Arial Narrow" w:hAnsi="Arial Narrow" w:cs="Arial Narrow"/>
           <w:spacing w:val="-2"/>
           <w:kern w:val="0"/>
+          <w:sz w:val="22"/>
+          <w:szCs w:val="22"/>
           <w:vertAlign w:val="superscript"/>
           <w14:ligatures w14:val="none"/>
         </w:rPr>
@@ -3406,10 +4006,12 @@
       </w:r>
       <w:r>
         <w:rPr>
-          <w:rFonts w:ascii="Arial Narrow" w:eastAsia="Calibri" w:hAnsi="Arial Narrow" w:cs="Arial"/>
+          <w:rFonts w:ascii="Arial Narrow" w:eastAsia="Arial Narrow" w:hAnsi="Arial Narrow" w:cs="Arial Narrow"/>
           <w:spacing w:val="-2"/>
           <w:kern w:val="0"/>
           <w14:ligatures w14:val="none"/>
+          <w:sz w:val="22"/>
+          <w:szCs w:val="22"/>
         </w:rPr>
         <w:t>.</w:t>
       </w:r>
@@ -3423,47 +4025,53 @@
           <w:rFonts w:ascii="Arial Narrow" w:eastAsia="Arial Narrow" w:hAnsi="Arial Narrow" w:cs="Arial Narrow"/>
           <w:color w:val="000000"/>
           <w:kern w:val="0"/>
-          <w:lang w:eastAsia="es-PE"/>
-          <w14:ligatures w14:val="none"/>
-        </w:rPr>
-      </w:pPr>
-    </w:p>
-    <w:p>
-      <w:pPr>
-        <w:spacing w:after="0" w:line="240" w:lineRule="auto"/>
-        <w:jc w:val="both"/>
-        <w:rPr>
-          <w:rFonts w:ascii="Arial Narrow" w:eastAsia="Arial Narrow" w:hAnsi="Arial Narrow" w:cs="Arial Narrow"/>
-          <w:color w:val="000000"/>
-          <w:kern w:val="0"/>
-          <w:lang w:eastAsia="es-PE"/>
-          <w14:ligatures w14:val="none"/>
-        </w:rPr>
-      </w:pPr>
-      <w:r>
-        <w:rPr>
-          <w:rFonts w:ascii="Arial Narrow" w:hAnsi="Arial Narrow" w:cs="Arial Narrow"/>
+          <w:sz w:val="22"/>
+          <w:szCs w:val="22"/>
+          <w:lang w:eastAsia="es-PE"/>
+          <w14:ligatures w14:val="none"/>
+        </w:rPr>
+      </w:pPr>
+    </w:p>
+    <w:p>
+      <w:pPr>
+        <w:spacing w:after="0" w:line="240" w:lineRule="auto"/>
+        <w:jc w:val="both"/>
+        <w:rPr>
+          <w:rFonts w:ascii="Arial Narrow" w:eastAsia="Arial Narrow" w:hAnsi="Arial Narrow" w:cs="Arial Narrow"/>
+          <w:color w:val="000000"/>
+          <w:kern w:val="0"/>
+          <w:sz w:val="22"/>
+          <w:szCs w:val="22"/>
+          <w:lang w:eastAsia="es-PE"/>
+          <w14:ligatures w14:val="none"/>
+        </w:rPr>
+      </w:pPr>
+      <w:r>
+        <w:rPr>
+          <w:rFonts w:ascii="Arial Narrow" w:eastAsia="Arial Narrow" w:hAnsi="Arial Narrow" w:cs="Arial Narrow"/>
           <w:b w:val="1"/>
           <w:bCs w:val="1"/>
-          <w:sz w:val="20"/>
-          <w:szCs w:val="20"/>
+          <w:sz w:val="22"/>
+          <w:szCs w:val="22"/>
         </w:rPr>
         <w:t xml:space="preserve">CUARTO: </w:t>
       </w:r>
       <w:r>
         <w:rPr>
-          <w:rFonts w:ascii="Arial Narrow" w:hAnsi="Arial Narrow" w:cs="Arial Narrow"/>
-          <w:sz w:val="20"/>
-          <w:szCs w:val="20"/>
+          <w:rFonts w:ascii="Arial Narrow" w:eastAsia="Arial Narrow" w:hAnsi="Arial Narrow" w:cs="Arial Narrow"/>
+          <w:sz w:val="22"/>
+          <w:szCs w:val="22"/>
         </w:rPr>
         <w:t xml:space="preserve">correr traslado de la presente resolución a La Positiva Seguros y Reaseguros S.A. para que, de conformidad con lo dispuesto por el artículo 26 de la Ley sobre Facultades, Normas y Organización del Indecopi, aprobada por Decreto Legislativo 807</w:t>
       </w:r>
       <w:r>
         <w:rPr>
           <w:rStyle w:val="Refdenotaalpie"/>
-          <w:rFonts w:ascii="Arial Narrow" w:eastAsia="Times New Roman" w:hAnsi="Arial Narrow" w:cs="Times New Roman"/>
-          <w:color w:val="000000"/>
-          <w:kern w:val="0"/>
+          <w:rFonts w:ascii="Arial Narrow" w:eastAsia="Arial Narrow" w:hAnsi="Arial Narrow" w:cs="Arial Narrow"/>
+          <w:color w:val="000000"/>
+          <w:kern w:val="0"/>
+          <w:sz w:val="22"/>
+          <w:szCs w:val="22"/>
           <w:vertAlign w:val="superscript"/>
           <w:lang w:val="es-ES" w:eastAsia="es-ES"/>
           <w14:ligatures w14:val="none"/>
@@ -3472,18 +4080,20 @@
       </w:r>
       <w:r>
         <w:rPr>
-          <w:rFonts w:ascii="Arial Narrow" w:hAnsi="Arial Narrow" w:cs="Arial Narrow"/>
-          <w:sz w:val="20"/>
-          <w:szCs w:val="20"/>
+          <w:rFonts w:ascii="Arial Narrow" w:eastAsia="Arial Narrow" w:hAnsi="Arial Narrow" w:cs="Arial Narrow"/>
+          <w:sz w:val="22"/>
+          <w:szCs w:val="22"/>
         </w:rPr>
         <w:t xml:space="preserve">, presente sus descargos sobre la imputación de cargos realizada en un plazo no mayor a cinco (5) días hábiles contado a partir del día siguiente de la notificación de la presente resolución, vencido el cual, el Secretario Técnico declarará en rebeldía al denunciado que no lo hubiera presentado. Debe precisarse que de conformidad con lo establecido por el artículo 223 del Texto Único Ordenado de la Ley 27444, Ley del Procedimiento Administrativo General</w:t>
       </w:r>
       <w:r>
         <w:rPr>
           <w:rStyle w:val="Refdenotaalpie"/>
-          <w:rFonts w:ascii="Arial Narrow" w:eastAsia="Times New Roman" w:hAnsi="Arial Narrow" w:cs="Times New Roman"/>
-          <w:color w:val="000000"/>
-          <w:kern w:val="0"/>
+          <w:rFonts w:ascii="Arial Narrow" w:eastAsia="Arial Narrow" w:hAnsi="Arial Narrow" w:cs="Arial Narrow"/>
+          <w:color w:val="000000"/>
+          <w:kern w:val="0"/>
+          <w:sz w:val="22"/>
+          <w:szCs w:val="22"/>
           <w:vertAlign w:val="superscript"/>
           <w:lang w:val="es-ES" w:eastAsia="es-ES"/>
           <w14:ligatures w14:val="none"/>
@@ -3492,9 +4102,9 @@
       </w:r>
       <w:r>
         <w:rPr>
-          <w:rFonts w:ascii="Arial Narrow" w:hAnsi="Arial Narrow" w:cs="Arial Narrow"/>
-          <w:sz w:val="20"/>
-          <w:szCs w:val="20"/>
+          <w:rFonts w:ascii="Arial Narrow" w:eastAsia="Arial Narrow" w:hAnsi="Arial Narrow" w:cs="Arial Narrow"/>
+          <w:sz w:val="22"/>
+          <w:szCs w:val="22"/>
         </w:rPr>
         <w:t xml:space="preserve">, las alegaciones y los hechos relevantes de la reclamación, salvo que hayan sido específicamente negadas en la contestación, se tendrán por aceptadas o merituadas como ciertas.</w:t>
       </w:r>
@@ -3507,19 +4117,23 @@
           <w:rFonts w:ascii="Arial Narrow" w:eastAsia="Arial Narrow" w:hAnsi="Arial Narrow" w:cs="Arial Narrow"/>
           <w:color w:val="000000"/>
           <w:kern w:val="0"/>
-          <w:lang w:eastAsia="es-PE"/>
-          <w14:ligatures w14:val="none"/>
-        </w:rPr>
-      </w:pPr>
-    </w:p>
-    <w:p>
-      <w:pPr>
-        <w:spacing w:after="0" w:line="240" w:lineRule="auto"/>
-        <w:jc w:val="both"/>
-        <w:rPr>
-          <w:rFonts w:ascii="Arial Narrow" w:eastAsia="Times New Roman" w:hAnsi="Arial Narrow" w:cs="Arial"/>
-          <w:color w:val="000000"/>
-          <w:kern w:val="0"/>
+          <w:sz w:val="22"/>
+          <w:szCs w:val="22"/>
+          <w:lang w:eastAsia="es-PE"/>
+          <w14:ligatures w14:val="none"/>
+        </w:rPr>
+      </w:pPr>
+    </w:p>
+    <w:p>
+      <w:pPr>
+        <w:spacing w:after="0" w:line="240" w:lineRule="auto"/>
+        <w:jc w:val="both"/>
+        <w:rPr>
+          <w:rFonts w:ascii="Arial Narrow" w:eastAsia="Arial Narrow" w:hAnsi="Arial Narrow" w:cs="Arial Narrow"/>
+          <w:color w:val="000000"/>
+          <w:kern w:val="0"/>
+          <w:sz w:val="22"/>
+          <w:szCs w:val="22"/>
           <w:lang w:val="es-ES" w:eastAsia="es-ES"/>
           <w14:ligatures w14:val="none"/>
         </w:rPr>
@@ -3530,6 +4144,8 @@
           <w:b/>
           <w:color w:val="000000"/>
           <w:kern w:val="0"/>
+          <w:sz w:val="22"/>
+          <w:szCs w:val="22"/>
           <w:lang w:eastAsia="es-PE"/>
           <w14:ligatures w14:val="none"/>
         </w:rPr>
@@ -3538,9 +4154,11 @@
       <w:bookmarkStart w:id="23" w:name="_Hlk188286813"/>
       <w:r>
         <w:rPr>
-          <w:rFonts w:ascii="Arial Narrow" w:eastAsia="Times New Roman" w:hAnsi="Arial Narrow" w:cs="Arial"/>
-          <w:color w:val="000000"/>
-          <w:kern w:val="0"/>
+          <w:rFonts w:ascii="Arial Narrow" w:eastAsia="Arial Narrow" w:hAnsi="Arial Narrow" w:cs="Arial Narrow"/>
+          <w:color w:val="000000"/>
+          <w:kern w:val="0"/>
+          <w:sz w:val="22"/>
+          <w:szCs w:val="22"/>
           <w:lang w:eastAsia="es-ES"/>
           <w14:ligatures w14:val="none"/>
         </w:rPr>
@@ -3548,9 +4166,11 @@
       </w:r>
       <w:r>
         <w:rPr>
-          <w:rFonts w:ascii="Arial Narrow" w:eastAsia="Times New Roman" w:hAnsi="Arial Narrow" w:cs="Arial"/>
-          <w:color w:val="000000"/>
-          <w:kern w:val="0"/>
+          <w:rFonts w:ascii="Arial Narrow" w:eastAsia="Arial Narrow" w:hAnsi="Arial Narrow" w:cs="Arial Narrow"/>
+          <w:color w:val="000000"/>
+          <w:kern w:val="0"/>
+          <w:sz w:val="22"/>
+          <w:szCs w:val="22"/>
           <w:lang w:val="es-ES" w:eastAsia="es-ES"/>
           <w14:ligatures w14:val="none"/>
         </w:rPr>
@@ -3558,9 +4178,11 @@
       </w:r>
       <w:r>
         <w:rPr>
-          <w:rFonts w:ascii="Arial Narrow" w:eastAsia="Times New Roman" w:hAnsi="Arial Narrow" w:cs="Arial"/>
-          <w:color w:val="000000"/>
-          <w:kern w:val="0"/>
+          <w:rFonts w:ascii="Arial Narrow" w:eastAsia="Arial Narrow" w:hAnsi="Arial Narrow" w:cs="Arial Narrow"/>
+          <w:color w:val="000000"/>
+          <w:kern w:val="0"/>
+          <w:sz w:val="22"/>
+          <w:szCs w:val="22"/>
           <w:lang w:eastAsia="es-ES"/>
           <w14:ligatures w14:val="none"/>
         </w:rPr>
@@ -3569,9 +4191,11 @@
       <w:bookmarkEnd w:id="23"/>
       <w:r>
         <w:rPr>
-          <w:rFonts w:ascii="Arial Narrow" w:eastAsia="Times New Roman" w:hAnsi="Arial Narrow" w:cs="Arial"/>
-          <w:color w:val="000000"/>
-          <w:kern w:val="0"/>
+          <w:rFonts w:ascii="Arial Narrow" w:eastAsia="Arial Narrow" w:hAnsi="Arial Narrow" w:cs="Arial Narrow"/>
+          <w:color w:val="000000"/>
+          <w:kern w:val="0"/>
+          <w:sz w:val="22"/>
+          <w:szCs w:val="22"/>
           <w:lang w:eastAsia="es-ES"/>
           <w14:ligatures w14:val="none"/>
         </w:rPr>
@@ -3580,9 +4204,11 @@
       <w:bookmarkStart w:id="24" w:name="_Hlk188286828"/>
       <w:r>
         <w:rPr>
-          <w:rFonts w:ascii="Arial Narrow" w:eastAsia="Times New Roman" w:hAnsi="Arial Narrow" w:cs="Times New Roman"/>
-          <w:color w:val="000000"/>
-          <w:kern w:val="0"/>
+          <w:rFonts w:ascii="Arial Narrow" w:eastAsia="Arial Narrow" w:hAnsi="Arial Narrow" w:cs="Arial Narrow"/>
+          <w:color w:val="000000"/>
+          <w:kern w:val="0"/>
+          <w:sz w:val="22"/>
+          <w:szCs w:val="22"/>
           <w:shd w:val="clear" w:color="auto" w:fill="FFFFFF"/>
           <w:lang w:eastAsia="es-PE"/>
           <w14:ligatures w14:val="none"/>
@@ -3591,9 +4217,11 @@
       </w:r>
       <w:r>
         <w:rPr>
-          <w:rFonts w:ascii="Arial Narrow" w:eastAsia="Times New Roman" w:hAnsi="Arial Narrow" w:cs="Arial"/>
-          <w:color w:val="000000"/>
-          <w:kern w:val="0"/>
+          <w:rFonts w:ascii="Arial Narrow" w:eastAsia="Arial Narrow" w:hAnsi="Arial Narrow" w:cs="Arial Narrow"/>
+          <w:color w:val="000000"/>
+          <w:kern w:val="0"/>
+          <w:sz w:val="22"/>
+          <w:szCs w:val="22"/>
           <w:lang w:eastAsia="es-ES"/>
           <w14:ligatures w14:val="none"/>
         </w:rPr>
@@ -3602,9 +4230,11 @@
       <w:bookmarkEnd w:id="24"/>
       <w:r>
         <w:rPr>
-          <w:rFonts w:ascii="Arial Narrow" w:eastAsia="Times New Roman" w:hAnsi="Arial Narrow" w:cs="Arial"/>
-          <w:color w:val="000000"/>
-          <w:kern w:val="0"/>
+          <w:rFonts w:ascii="Arial Narrow" w:eastAsia="Arial Narrow" w:hAnsi="Arial Narrow" w:cs="Arial Narrow"/>
+          <w:color w:val="000000"/>
+          <w:kern w:val="0"/>
+          <w:sz w:val="22"/>
+          <w:szCs w:val="22"/>
           <w:lang w:val="es-ES" w:eastAsia="es-ES"/>
           <w14:ligatures w14:val="none"/>
         </w:rPr>
@@ -3612,9 +4242,11 @@
       </w:r>
       <w:r>
         <w:rPr>
-          <w:rFonts w:ascii="Arial Narrow" w:eastAsia="Times New Roman" w:hAnsi="Arial Narrow" w:cs="Arial"/>
-          <w:color w:val="000000"/>
-          <w:kern w:val="0"/>
+          <w:rFonts w:ascii="Arial Narrow" w:eastAsia="Arial Narrow" w:hAnsi="Arial Narrow" w:cs="Arial Narrow"/>
+          <w:color w:val="000000"/>
+          <w:kern w:val="0"/>
+          <w:sz w:val="22"/>
+          <w:szCs w:val="22"/>
           <w:lang w:val="es-ES" w:eastAsia="es-ES"/>
           <w14:ligatures w14:val="none"/>
         </w:rPr>
@@ -3622,9 +4254,11 @@
       </w:r>
       <w:r>
         <w:rPr>
-          <w:rFonts w:ascii="Arial Narrow" w:eastAsia="Times New Roman" w:hAnsi="Arial Narrow" w:cs="Arial"/>
-          <w:color w:val="000000"/>
-          <w:kern w:val="0"/>
+          <w:rFonts w:ascii="Arial Narrow" w:eastAsia="Arial Narrow" w:hAnsi="Arial Narrow" w:cs="Arial Narrow"/>
+          <w:color w:val="000000"/>
+          <w:kern w:val="0"/>
+          <w:sz w:val="22"/>
+          <w:szCs w:val="22"/>
           <w:lang w:val="es-ES" w:eastAsia="es-ES"/>
           <w14:ligatures w14:val="none"/>
         </w:rPr>
@@ -3640,6 +4274,8 @@
           <w:b/>
           <w:color w:val="000000"/>
           <w:kern w:val="0"/>
+          <w:sz w:val="22"/>
+          <w:szCs w:val="22"/>
           <w:lang w:val="es-ES" w:eastAsia="es-PE"/>
           <w14:ligatures w14:val="none"/>
         </w:rPr>
@@ -3653,16 +4289,20 @@
           <w:rFonts w:ascii="Arial Narrow" w:eastAsia="Arial Narrow" w:hAnsi="Arial Narrow" w:cs="Arial Narrow"/>
           <w:color w:val="000000"/>
           <w:kern w:val="0"/>
-          <w:lang w:eastAsia="es-PE"/>
-          <w14:ligatures w14:val="none"/>
-        </w:rPr>
-      </w:pPr>
-      <w:r>
-        <w:rPr>
-          <w:rFonts w:ascii="Arial Narrow" w:eastAsia="Arial Narrow" w:hAnsi="Arial Narrow" w:cs="Arial Narrow"/>
-          <w:b/>
-          <w:color w:val="000000"/>
-          <w:kern w:val="0"/>
+          <w:sz w:val="22"/>
+          <w:szCs w:val="22"/>
+          <w:lang w:eastAsia="es-PE"/>
+          <w14:ligatures w14:val="none"/>
+        </w:rPr>
+      </w:pPr>
+      <w:r>
+        <w:rPr>
+          <w:rFonts w:ascii="Arial Narrow" w:eastAsia="Arial Narrow" w:hAnsi="Arial Narrow" w:cs="Arial Narrow"/>
+          <w:b/>
+          <w:color w:val="000000"/>
+          <w:kern w:val="0"/>
+          <w:sz w:val="22"/>
+          <w:szCs w:val="22"/>
           <w:lang w:eastAsia="es-PE"/>
           <w14:ligatures w14:val="none"/>
         </w:rPr>
@@ -3673,6 +4313,8 @@
           <w:rFonts w:ascii="Arial Narrow" w:eastAsia="Arial Narrow" w:hAnsi="Arial Narrow" w:cs="Arial Narrow"/>
           <w:color w:val="000000"/>
           <w:kern w:val="0"/>
+          <w:sz w:val="22"/>
+          <w:szCs w:val="22"/>
           <w:lang w:eastAsia="es-PE"/>
           <w14:ligatures w14:val="none"/>
         </w:rPr>
@@ -3684,6 +4326,8 @@
           <w:rFonts w:ascii="Arial Narrow" w:eastAsia="Arial Narrow" w:hAnsi="Arial Narrow" w:cs="Arial Narrow"/>
           <w:color w:val="000000"/>
           <w:kern w:val="0"/>
+          <w:sz w:val="22"/>
+          <w:szCs w:val="22"/>
           <w:lang w:eastAsia="es-PE"/>
           <w14:ligatures w14:val="none"/>
         </w:rPr>
@@ -3691,9 +4335,11 @@
       </w:r>
       <w:r>
         <w:rPr>
-          <w:rFonts w:ascii="Arial Narrow" w:eastAsia="Times New Roman" w:hAnsi="Arial Narrow" w:cs="Segoe UI"/>
-          <w:color w:val="000000"/>
-          <w:kern w:val="0"/>
+          <w:rFonts w:ascii="Arial Narrow" w:eastAsia="Arial Narrow" w:hAnsi="Arial Narrow" w:cs="Arial Narrow"/>
+          <w:color w:val="000000"/>
+          <w:kern w:val="0"/>
+          <w:sz w:val="22"/>
+          <w:szCs w:val="22"/>
           <w:lang w:eastAsia="es-PE"/>
           <w14:ligatures w14:val="none"/>
         </w:rPr>
@@ -3704,6 +4350,8 @@
           <w:rFonts w:ascii="Arial Narrow" w:eastAsia="Arial Narrow" w:hAnsi="Arial Narrow" w:cs="Arial Narrow"/>
           <w:color w:val="000000"/>
           <w:kern w:val="0"/>
+          <w:sz w:val="22"/>
+          <w:szCs w:val="22"/>
           <w:lang w:eastAsia="es-PE"/>
           <w14:ligatures w14:val="none"/>
         </w:rPr>
@@ -3712,9 +4360,11 @@
       <w:r>
         <w:rPr>
           <w:rStyle w:val="Refdenotaalpie"/>
-          <w:rFonts w:ascii="Arial Narrow" w:eastAsia="Arial Narrow" w:hAnsi="Arial Narrow" w:cs="Times New Roman"/>
-          <w:color w:val="000000"/>
-          <w:kern w:val="0"/>
+          <w:rFonts w:ascii="Arial Narrow" w:eastAsia="Arial Narrow" w:hAnsi="Arial Narrow" w:cs="Arial Narrow"/>
+          <w:color w:val="000000"/>
+          <w:kern w:val="0"/>
+          <w:sz w:val="22"/>
+          <w:szCs w:val="22"/>
           <w:vertAlign w:val="superscript"/>
           <w:lang w:eastAsia="es-PE"/>
           <w14:ligatures w14:val="none"/>
@@ -3726,6 +4376,8 @@
           <w:rFonts w:ascii="Arial Narrow" w:eastAsia="Arial Narrow" w:hAnsi="Arial Narrow" w:cs="Arial Narrow"/>
           <w:color w:val="000000"/>
           <w:kern w:val="0"/>
+          <w:sz w:val="22"/>
+          <w:szCs w:val="22"/>
           <w:lang w:eastAsia="es-PE"/>
           <w14:ligatures w14:val="none"/>
         </w:rPr>
@@ -3733,9 +4385,11 @@
       </w:r>
       <w:r>
         <w:rPr>
-          <w:rFonts w:ascii="Arial Narrow" w:eastAsia="Times New Roman" w:hAnsi="Arial Narrow" w:cs="Segoe UI"/>
-          <w:color w:val="000000"/>
-          <w:kern w:val="0"/>
+          <w:rFonts w:ascii="Arial Narrow" w:eastAsia="Arial Narrow" w:hAnsi="Arial Narrow" w:cs="Arial Narrow"/>
+          <w:color w:val="000000"/>
+          <w:kern w:val="0"/>
+          <w:sz w:val="22"/>
+          <w:szCs w:val="22"/>
           <w:lang w:eastAsia="es-PE"/>
           <w14:ligatures w14:val="none"/>
         </w:rPr>
@@ -3746,6 +4400,8 @@
           <w:rFonts w:ascii="Arial Narrow" w:eastAsia="Arial Narrow" w:hAnsi="Arial Narrow" w:cs="Arial Narrow"/>
           <w:color w:val="000000"/>
           <w:kern w:val="0"/>
+          <w:sz w:val="22"/>
+          <w:szCs w:val="22"/>
           <w:lang w:eastAsia="es-PE"/>
           <w14:ligatures w14:val="none"/>
         </w:rPr>
@@ -3753,9 +4409,11 @@
       </w:r>
       <w:r>
         <w:rPr>
-          <w:rFonts w:ascii="Arial Narrow" w:eastAsia="Times New Roman" w:hAnsi="Arial Narrow" w:cs="Segoe UI"/>
-          <w:color w:val="000000"/>
-          <w:kern w:val="0"/>
+          <w:rFonts w:ascii="Arial Narrow" w:eastAsia="Arial Narrow" w:hAnsi="Arial Narrow" w:cs="Arial Narrow"/>
+          <w:color w:val="000000"/>
+          <w:kern w:val="0"/>
+          <w:sz w:val="22"/>
+          <w:szCs w:val="22"/>
           <w:lang w:eastAsia="es-PE"/>
           <w14:ligatures w14:val="none"/>
         </w:rPr>
@@ -3766,6 +4424,8 @@
           <w:rFonts w:ascii="Arial Narrow" w:eastAsia="Arial Narrow" w:hAnsi="Arial Narrow" w:cs="Arial Narrow"/>
           <w:color w:val="000000"/>
           <w:kern w:val="0"/>
+          <w:sz w:val="22"/>
+          <w:szCs w:val="22"/>
           <w:lang w:eastAsia="es-PE"/>
           <w14:ligatures w14:val="none"/>
         </w:rPr>
@@ -3773,9 +4433,11 @@
       </w:r>
       <w:r>
         <w:rPr>
-          <w:rFonts w:ascii="Arial Narrow" w:eastAsia="Times New Roman" w:hAnsi="Arial Narrow" w:cs="Segoe UI"/>
-          <w:color w:val="000000"/>
-          <w:kern w:val="0"/>
+          <w:rFonts w:ascii="Arial Narrow" w:eastAsia="Arial Narrow" w:hAnsi="Arial Narrow" w:cs="Arial Narrow"/>
+          <w:color w:val="000000"/>
+          <w:kern w:val="0"/>
+          <w:sz w:val="22"/>
+          <w:szCs w:val="22"/>
           <w:lang w:eastAsia="es-PE"/>
           <w14:ligatures w14:val="none"/>
         </w:rPr>
@@ -3786,6 +4448,8 @@
           <w:rFonts w:ascii="Arial Narrow" w:eastAsia="Arial Narrow" w:hAnsi="Arial Narrow" w:cs="Arial Narrow"/>
           <w:color w:val="000000"/>
           <w:kern w:val="0"/>
+          <w:sz w:val="22"/>
+          <w:szCs w:val="22"/>
           <w:lang w:eastAsia="es-PE"/>
           <w14:ligatures w14:val="none"/>
         </w:rPr>
@@ -3794,9 +4458,11 @@
       <w:r>
         <w:rPr>
           <w:rStyle w:val="Refdenotaalpie"/>
-          <w:rFonts w:ascii="Arial Narrow" w:eastAsia="Arial Narrow" w:hAnsi="Arial Narrow" w:cs="Times New Roman"/>
-          <w:color w:val="000000"/>
-          <w:kern w:val="0"/>
+          <w:rFonts w:ascii="Arial Narrow" w:eastAsia="Arial Narrow" w:hAnsi="Arial Narrow" w:cs="Arial Narrow"/>
+          <w:color w:val="000000"/>
+          <w:kern w:val="0"/>
+          <w:sz w:val="22"/>
+          <w:szCs w:val="22"/>
           <w:vertAlign w:val="superscript"/>
           <w:lang w:eastAsia="es-PE"/>
           <w14:ligatures w14:val="none"/>
@@ -3808,6 +4474,8 @@
           <w:rFonts w:ascii="Arial Narrow" w:eastAsia="Arial Narrow" w:hAnsi="Arial Narrow" w:cs="Arial Narrow"/>
           <w:color w:val="000000"/>
           <w:kern w:val="0"/>
+          <w:sz w:val="22"/>
+          <w:szCs w:val="22"/>
           <w:lang w:eastAsia="es-PE"/>
           <w14:ligatures w14:val="none"/>
         </w:rPr>
@@ -3819,6 +4487,8 @@
           <w:rFonts w:ascii="Arial Narrow" w:eastAsia="Arial Narrow" w:hAnsi="Arial Narrow" w:cs="Arial Narrow"/>
           <w:color w:val="000000"/>
           <w:kern w:val="0"/>
+          <w:sz w:val="22"/>
+          <w:szCs w:val="22"/>
           <w:lang w:eastAsia="es-PE"/>
           <w14:ligatures w14:val="none"/>
         </w:rPr>
@@ -3827,9 +4497,11 @@
       </w:r>
       <w:r>
         <w:rPr>
-          <w:rFonts w:ascii="Arial Narrow" w:eastAsia="Times New Roman" w:hAnsi="Arial Narrow" w:cs="Segoe UI"/>
-          <w:color w:val="000000"/>
-          <w:kern w:val="0"/>
+          <w:rFonts w:ascii="Arial Narrow" w:eastAsia="Arial Narrow" w:hAnsi="Arial Narrow" w:cs="Arial Narrow"/>
+          <w:color w:val="000000"/>
+          <w:kern w:val="0"/>
+          <w:sz w:val="22"/>
+          <w:szCs w:val="22"/>
           <w:lang w:eastAsia="es-PE"/>
           <w14:ligatures w14:val="none"/>
         </w:rPr>
@@ -3840,6 +4512,8 @@
           <w:rFonts w:ascii="Arial Narrow" w:eastAsia="Arial Narrow" w:hAnsi="Arial Narrow" w:cs="Arial Narrow"/>
           <w:color w:val="000000"/>
           <w:kern w:val="0"/>
+          <w:sz w:val="22"/>
+          <w:szCs w:val="22"/>
           <w:lang w:eastAsia="es-PE"/>
           <w14:ligatures w14:val="none"/>
         </w:rPr>
@@ -3848,9 +4522,11 @@
       <w:r>
         <w:rPr>
           <w:rStyle w:val="Refdenotaalpie"/>
-          <w:rFonts w:ascii="Arial Narrow" w:eastAsia="Arial Narrow" w:hAnsi="Arial Narrow" w:cs="Times New Roman"/>
-          <w:color w:val="000000"/>
-          <w:kern w:val="0"/>
+          <w:rFonts w:ascii="Arial Narrow" w:eastAsia="Arial Narrow" w:hAnsi="Arial Narrow" w:cs="Arial Narrow"/>
+          <w:color w:val="000000"/>
+          <w:kern w:val="0"/>
+          <w:sz w:val="22"/>
+          <w:szCs w:val="22"/>
           <w:vertAlign w:val="superscript"/>
           <w:lang w:eastAsia="es-PE"/>
           <w14:ligatures w14:val="none"/>
@@ -3862,6 +4538,8 @@
           <w:rFonts w:ascii="Arial Narrow" w:eastAsia="Arial Narrow" w:hAnsi="Arial Narrow" w:cs="Arial Narrow"/>
           <w:color w:val="000000"/>
           <w:kern w:val="0"/>
+          <w:sz w:val="22"/>
+          <w:szCs w:val="22"/>
           <w:lang w:eastAsia="es-PE"/>
           <w14:ligatures w14:val="none"/>
         </w:rPr>
@@ -3878,6 +4556,8 @@
           <w:b/>
           <w:color w:val="000000"/>
           <w:kern w:val="0"/>
+          <w:sz w:val="22"/>
+          <w:szCs w:val="22"/>
           <w:lang w:eastAsia="es-PE"/>
           <w14:ligatures w14:val="none"/>
         </w:rPr>
@@ -3892,16 +4572,20 @@
           <w:rFonts w:ascii="Arial Narrow" w:eastAsia="Arial Narrow" w:hAnsi="Arial Narrow" w:cs="Arial Narrow"/>
           <w:color w:val="000000"/>
           <w:kern w:val="0"/>
-          <w:lang w:eastAsia="es-PE"/>
-          <w14:ligatures w14:val="none"/>
-        </w:rPr>
-      </w:pPr>
-      <w:r>
-        <w:rPr>
-          <w:rFonts w:ascii="Arial Narrow" w:eastAsia="Arial Narrow" w:hAnsi="Arial Narrow" w:cs="Arial Narrow"/>
-          <w:b/>
-          <w:color w:val="000000"/>
-          <w:kern w:val="0"/>
+          <w:sz w:val="22"/>
+          <w:szCs w:val="22"/>
+          <w:lang w:eastAsia="es-PE"/>
+          <w14:ligatures w14:val="none"/>
+        </w:rPr>
+      </w:pPr>
+      <w:r>
+        <w:rPr>
+          <w:rFonts w:ascii="Arial Narrow" w:eastAsia="Arial Narrow" w:hAnsi="Arial Narrow" w:cs="Arial Narrow"/>
+          <w:b/>
+          <w:color w:val="000000"/>
+          <w:kern w:val="0"/>
+          <w:sz w:val="22"/>
+          <w:szCs w:val="22"/>
           <w:lang w:eastAsia="es-PE"/>
           <w14:ligatures w14:val="none"/>
         </w:rPr>
@@ -3912,6 +4596,8 @@
           <w:rFonts w:ascii="Arial Narrow" w:eastAsia="Arial Narrow" w:hAnsi="Arial Narrow" w:cs="Arial Narrow"/>
           <w:color w:val="000000"/>
           <w:kern w:val="0"/>
+          <w:sz w:val="22"/>
+          <w:szCs w:val="22"/>
           <w:lang w:eastAsia="es-PE"/>
           <w14:ligatures w14:val="none"/>
         </w:rPr>
@@ -3919,9 +4605,11 @@
       </w:r>
       <w:r>
         <w:rPr>
-          <w:rFonts w:ascii="Arial Narrow" w:eastAsia="Times New Roman" w:hAnsi="Arial Narrow" w:cs="Segoe UI"/>
-          <w:color w:val="000000"/>
-          <w:kern w:val="0"/>
+          <w:rFonts w:ascii="Arial Narrow" w:eastAsia="Arial Narrow" w:hAnsi="Arial Narrow" w:cs="Arial Narrow"/>
+          <w:color w:val="000000"/>
+          <w:kern w:val="0"/>
+          <w:sz w:val="22"/>
+          <w:szCs w:val="22"/>
           <w:lang w:eastAsia="es-PE"/>
           <w14:ligatures w14:val="none"/>
         </w:rPr>
@@ -3932,6 +4620,8 @@
           <w:rFonts w:ascii="Arial Narrow" w:eastAsia="Arial Narrow" w:hAnsi="Arial Narrow" w:cs="Arial Narrow"/>
           <w:color w:val="000000"/>
           <w:kern w:val="0"/>
+          <w:sz w:val="22"/>
+          <w:szCs w:val="22"/>
           <w:lang w:eastAsia="es-PE"/>
           <w14:ligatures w14:val="none"/>
         </w:rPr>
@@ -3947,6 +4637,8 @@
           <w:rFonts w:ascii="Arial Narrow" w:eastAsia="Arial Narrow" w:hAnsi="Arial Narrow" w:cs="Arial Narrow"/>
           <w:color w:val="000000"/>
           <w:kern w:val="0"/>
+          <w:sz w:val="22"/>
+          <w:szCs w:val="22"/>
           <w:lang w:eastAsia="es-PE"/>
           <w14:ligatures w14:val="none"/>
         </w:rPr>
@@ -3958,44 +4650,54 @@
         <w:spacing w:after="0" w:line="240" w:lineRule="auto"/>
         <w:jc w:val="both"/>
         <w:rPr>
-          <w:rFonts w:ascii="Arial Narrow" w:eastAsia="Calibri" w:hAnsi="Arial Narrow" w:cs="Arial"/>
-          <w:kern w:val="0"/>
+          <w:rFonts w:ascii="Arial Narrow" w:eastAsia="Arial Narrow" w:hAnsi="Arial Narrow" w:cs="Arial Narrow"/>
+          <w:kern w:val="0"/>
+          <w:sz w:val="22"/>
+          <w:szCs w:val="22"/>
           <w:u w:val="single"/>
           <w14:ligatures w14:val="none"/>
         </w:rPr>
       </w:pPr>
       <w:r>
         <w:rPr>
-          <w:rFonts w:ascii="Arial Narrow" w:eastAsia="Calibri" w:hAnsi="Arial Narrow" w:cs="Arial"/>
+          <w:rFonts w:ascii="Arial Narrow" w:eastAsia="Arial Narrow" w:hAnsi="Arial Narrow" w:cs="Arial Narrow"/>
           <w:b/>
           <w:bCs/>
           <w:kern w:val="0"/>
           <w14:ligatures w14:val="none"/>
+          <w:sz w:val="22"/>
+          <w:szCs w:val="22"/>
         </w:rPr>
         <w:t>OCTAVO</w:t>
       </w:r>
       <w:r>
         <w:rPr>
-          <w:rFonts w:ascii="Arial Narrow" w:eastAsia="Calibri" w:hAnsi="Arial Narrow" w:cs="Arial"/>
-          <w:b/>
-          <w:kern w:val="0"/>
-          <w14:ligatures w14:val="none"/>
+          <w:rFonts w:ascii="Arial Narrow" w:eastAsia="Arial Narrow" w:hAnsi="Arial Narrow" w:cs="Arial Narrow"/>
+          <w:b/>
+          <w:kern w:val="0"/>
+          <w14:ligatures w14:val="none"/>
+          <w:sz w:val="22"/>
+          <w:szCs w:val="22"/>
         </w:rPr>
         <w:t>:</w:t>
       </w:r>
       <w:r>
         <w:rPr>
-          <w:rFonts w:ascii="Arial Narrow" w:eastAsia="Calibri" w:hAnsi="Arial Narrow" w:cs="Arial"/>
-          <w:kern w:val="0"/>
-          <w14:ligatures w14:val="none"/>
+          <w:rFonts w:ascii="Arial Narrow" w:eastAsia="Arial Narrow" w:hAnsi="Arial Narrow" w:cs="Arial Narrow"/>
+          <w:kern w:val="0"/>
+          <w14:ligatures w14:val="none"/>
+          <w:sz w:val="22"/>
+          <w:szCs w:val="22"/>
         </w:rPr>
         <w:t xml:space="preserve"> comunicar a las partes que, de acuerdo a lo señalado por el artículo 29</w:t>
       </w:r>
       <w:r>
         <w:rPr>
-          <w:rFonts w:ascii="Arial Narrow" w:eastAsia="Times New Roman" w:hAnsi="Arial Narrow" w:cs="Segoe UI"/>
-          <w:color w:val="000000"/>
-          <w:kern w:val="0"/>
+          <w:rFonts w:ascii="Arial Narrow" w:eastAsia="Arial Narrow" w:hAnsi="Arial Narrow" w:cs="Arial Narrow"/>
+          <w:color w:val="000000"/>
+          <w:kern w:val="0"/>
+          <w:sz w:val="22"/>
+          <w:szCs w:val="22"/>
           <w:lang w:eastAsia="es-PE"/>
           <w14:ligatures w14:val="none"/>
         </w:rPr>
@@ -4003,17 +4705,21 @@
       </w:r>
       <w:r>
         <w:rPr>
-          <w:rFonts w:ascii="Arial Narrow" w:eastAsia="Calibri" w:hAnsi="Arial Narrow" w:cs="Arial"/>
-          <w:kern w:val="0"/>
-          <w14:ligatures w14:val="none"/>
+          <w:rFonts w:ascii="Arial Narrow" w:eastAsia="Arial Narrow" w:hAnsi="Arial Narrow" w:cs="Arial Narrow"/>
+          <w:kern w:val="0"/>
+          <w14:ligatures w14:val="none"/>
+          <w:sz w:val="22"/>
+          <w:szCs w:val="22"/>
         </w:rPr>
         <w:t xml:space="preserve"> del Decreto Legislativo 807</w:t>
       </w:r>
       <w:r>
         <w:rPr>
           <w:rStyle w:val="Refdenotaalpie"/>
-          <w:rFonts w:ascii="Arial Narrow" w:eastAsia="Calibri" w:hAnsi="Arial Narrow" w:cs="Arial"/>
-          <w:kern w:val="0"/>
+          <w:rFonts w:ascii="Arial Narrow" w:eastAsia="Arial Narrow" w:hAnsi="Arial Narrow" w:cs="Arial Narrow"/>
+          <w:kern w:val="0"/>
+          <w:sz w:val="22"/>
+          <w:szCs w:val="22"/>
           <w:vertAlign w:val="superscript"/>
           <w14:ligatures w14:val="none"/>
         </w:rPr>
@@ -4021,16 +4727,20 @@
       </w:r>
       <w:r>
         <w:rPr>
-          <w:rFonts w:ascii="Arial Narrow" w:eastAsia="Calibri" w:hAnsi="Arial Narrow" w:cs="Arial"/>
-          <w:kern w:val="0"/>
-          <w14:ligatures w14:val="none"/>
+          <w:rFonts w:ascii="Arial Narrow" w:eastAsia="Arial Narrow" w:hAnsi="Arial Narrow" w:cs="Arial Narrow"/>
+          <w:kern w:val="0"/>
+          <w14:ligatures w14:val="none"/>
+          <w:sz w:val="22"/>
+          <w:szCs w:val="22"/>
         </w:rPr>
         <w:t xml:space="preserve">, hasta antes de la emisión de la Resolución Final tienen la posibilidad de solicitar una audiencia de conciliación. En caso deleguen a favor de una tercera persona su actuación en la diligencia programada, esta deberá presentar un poder especial con firma legalizada ante Notario Público, donde conste </w:t>
       </w:r>
       <w:r>
         <w:rPr>
-          <w:rFonts w:ascii="Arial Narrow" w:eastAsia="Calibri" w:hAnsi="Arial Narrow" w:cs="Arial"/>
-          <w:kern w:val="0"/>
+          <w:rFonts w:ascii="Arial Narrow" w:eastAsia="Arial Narrow" w:hAnsi="Arial Narrow" w:cs="Arial Narrow"/>
+          <w:kern w:val="0"/>
+          <w:sz w:val="22"/>
+          <w:szCs w:val="22"/>
           <w:u w:val="single"/>
           <w14:ligatures w14:val="none"/>
         </w:rPr>
@@ -4038,27 +4748,33 @@
       </w:r>
       <w:r>
         <w:rPr>
-          <w:rFonts w:ascii="Arial Narrow" w:eastAsia="Calibri" w:hAnsi="Arial Narrow" w:cs="Arial"/>
+          <w:rFonts w:ascii="Arial Narrow" w:eastAsia="Arial Narrow" w:hAnsi="Arial Narrow" w:cs="Arial Narrow"/>
           <w:bCs/>
           <w:kern w:val="0"/>
           <w14:ligatures w14:val="none"/>
+          <w:sz w:val="22"/>
+          <w:szCs w:val="22"/>
         </w:rPr>
         <w:t>.</w:t>
       </w:r>
       <w:r>
         <w:rPr>
-          <w:rFonts w:ascii="Arial Narrow" w:eastAsia="Calibri" w:hAnsi="Arial Narrow" w:cs="Arial"/>
+          <w:rFonts w:ascii="Arial Narrow" w:eastAsia="Arial Narrow" w:hAnsi="Arial Narrow" w:cs="Arial Narrow"/>
           <w:b/>
           <w:bCs/>
           <w:kern w:val="0"/>
           <w14:ligatures w14:val="none"/>
+          <w:sz w:val="22"/>
+          <w:szCs w:val="22"/>
         </w:rPr>
         <w:t xml:space="preserve"> </w:t>
       </w:r>
       <w:r>
         <w:rPr>
-          <w:rFonts w:ascii="Arial Narrow" w:eastAsia="Calibri" w:hAnsi="Arial Narrow" w:cs="Arial"/>
-          <w:kern w:val="0"/>
+          <w:rFonts w:ascii="Arial Narrow" w:eastAsia="Arial Narrow" w:hAnsi="Arial Narrow" w:cs="Arial Narrow"/>
+          <w:kern w:val="0"/>
+          <w:sz w:val="22"/>
+          <w:szCs w:val="22"/>
           <w:u w:val="single"/>
           <w14:ligatures w14:val="none"/>
         </w:rPr>
@@ -4071,8 +4787,10 @@
         <w:spacing w:after="0" w:line="240" w:lineRule="auto"/>
         <w:jc w:val="both"/>
         <w:rPr>
-          <w:rFonts w:ascii="Arial Narrow" w:eastAsia="Calibri" w:hAnsi="Arial Narrow" w:cs="Arial"/>
-          <w:kern w:val="0"/>
+          <w:rFonts w:ascii="Arial Narrow" w:eastAsia="Arial Narrow" w:hAnsi="Arial Narrow" w:cs="Arial Narrow"/>
+          <w:kern w:val="0"/>
+          <w:sz w:val="22"/>
+          <w:szCs w:val="22"/>
           <w:u w:val="single"/>
           <w14:ligatures w14:val="none"/>
         </w:rPr>
@@ -4084,19 +4802,23 @@
         <w:spacing w:after="0" w:line="240" w:lineRule="auto"/>
         <w:jc w:val="both"/>
         <w:rPr>
-          <w:rFonts w:ascii="Arial Narrow" w:eastAsia="Times New Roman" w:hAnsi="Arial Narrow" w:cs="Times New Roman"/>
-          <w:color w:val="000000"/>
-          <w:kern w:val="0"/>
-          <w:lang w:eastAsia="es-PE"/>
-          <w14:ligatures w14:val="none"/>
-        </w:rPr>
-      </w:pPr>
-      <w:r>
-        <w:rPr>
-          <w:rFonts w:ascii="Arial Narrow" w:eastAsia="Times New Roman" w:hAnsi="Arial Narrow" w:cs="Times New Roman"/>
-          <w:b/>
-          <w:color w:val="000000"/>
-          <w:kern w:val="0"/>
+          <w:rFonts w:ascii="Arial Narrow" w:eastAsia="Arial Narrow" w:hAnsi="Arial Narrow" w:cs="Arial Narrow"/>
+          <w:color w:val="000000"/>
+          <w:kern w:val="0"/>
+          <w:sz w:val="22"/>
+          <w:szCs w:val="22"/>
+          <w:lang w:eastAsia="es-PE"/>
+          <w14:ligatures w14:val="none"/>
+        </w:rPr>
+      </w:pPr>
+      <w:r>
+        <w:rPr>
+          <w:rFonts w:ascii="Arial Narrow" w:eastAsia="Arial Narrow" w:hAnsi="Arial Narrow" w:cs="Arial Narrow"/>
+          <w:b/>
+          <w:color w:val="000000"/>
+          <w:kern w:val="0"/>
+          <w:sz w:val="22"/>
+          <w:szCs w:val="22"/>
           <w:lang w:eastAsia="es-PE"/>
           <w14:ligatures w14:val="none"/>
         </w:rPr>
@@ -4104,9 +4826,11 @@
       </w:r>
       <w:r>
         <w:rPr>
-          <w:rFonts w:ascii="Arial Narrow" w:eastAsia="Times New Roman" w:hAnsi="Arial Narrow" w:cs="Times New Roman"/>
-          <w:color w:val="000000"/>
-          <w:kern w:val="0"/>
+          <w:rFonts w:ascii="Arial Narrow" w:eastAsia="Arial Narrow" w:hAnsi="Arial Narrow" w:cs="Arial Narrow"/>
+          <w:color w:val="000000"/>
+          <w:kern w:val="0"/>
+          <w:sz w:val="22"/>
+          <w:szCs w:val="22"/>
           <w:lang w:eastAsia="es-PE"/>
           <w14:ligatures w14:val="none"/>
         </w:rPr>
@@ -4121,9 +4845,11 @@
         <w:spacing w:after="0" w:line="240" w:lineRule="auto"/>
         <w:jc w:val="both"/>
         <w:rPr>
-          <w:rFonts w:ascii="Arial Narrow" w:eastAsia="Times New Roman" w:hAnsi="Arial Narrow" w:cs="Times New Roman"/>
-          <w:color w:val="000000"/>
-          <w:kern w:val="0"/>
+          <w:rFonts w:ascii="Arial Narrow" w:eastAsia="Arial Narrow" w:hAnsi="Arial Narrow" w:cs="Arial Narrow"/>
+          <w:color w:val="000000"/>
+          <w:kern w:val="0"/>
+          <w:sz w:val="22"/>
+          <w:szCs w:val="22"/>
           <w:lang w:eastAsia="es-PE"/>
           <w14:ligatures w14:val="none"/>
         </w:rPr>
@@ -4135,7 +4861,9 @@
         <w:spacing w:after="0" w:line="240" w:lineRule="auto"/>
         <w:jc w:val="both"/>
         <w:rPr>
-          <w:rFonts w:ascii="Arial Narrow" w:hAnsi="Arial Narrow" w:cs="Arial"/>
+          <w:rFonts w:ascii="Arial Narrow" w:eastAsia="Arial Narrow" w:hAnsi="Arial Narrow" w:cs="Arial Narrow"/>
+          <w:sz w:val="22"/>
+          <w:szCs w:val="22"/>
         </w:rPr>
       </w:pPr>
       <w:r>
@@ -4143,44 +4871,59 @@
           <w:rFonts w:ascii="Arial Narrow" w:eastAsia="Arial Narrow" w:hAnsi="Arial Narrow" w:cs="Arial Narrow"/>
           <w:b/>
           <w:bCs/>
-        </w:rPr>
-        <w:t xml:space="preserve">DÉCIMO: requerir a la señora [DENUNCIANTE] para que, dentro del plazo de dos (2) días hábiles siguientes a la fecha en que reciba la notificación en su bandeja de correo electrónico, efectúe la confirmación de recepción de la notificación remitida por este despacho a su correo electrónico, de conformidad con el segundo párrafo del numeral 4 del artículo 20 del Texto Único Ordenado de la Ley del Procedimiento Administrativo General, aprobado mediante Decreto Supremo 006-2026-JUS, bajo apercibimiento de rehacer el acto de notificación y notificarle conforme al numeral 1 del artículo 20 del citado cuerpo normativo.</w:t>
-      </w:r>
-      <w:r>
-        <w:rPr>
-          <w:rFonts w:ascii="Arial Narrow" w:hAnsi="Arial Narrow" w:cs="Arial"/>
-          <w:b/>
+          <w:sz w:val="22"/>
+          <w:szCs w:val="22"/>
+        </w:rPr>
+        <w:t xml:space="preserve">DÉCIMO: </w:t>
+      </w:r>
+      <w:r>
+        <w:rPr>
+          <w:rFonts w:ascii="Arial Narrow" w:eastAsia="Arial Narrow" w:hAnsi="Arial Narrow" w:cs="Arial Narrow"/>
+          <w:sz w:val="22"/>
+          <w:szCs w:val="22"/>
+        </w:rPr>
+        <w:t xml:space="preserve">requerir a la señora [DENUNCIANTE] para que, dentro del plazo de dos (2) días hábiles siguientes a la fecha en que reciba la notificación en su bandeja de correo electrónico, efectúe la confirmación de recepción de la notificación remitida por este despacho a su correo electrónico, de conformidad con el segundo párrafo del numeral 4 del artículo 20 del Texto Único Ordenado de la Ley del Procedimiento Administrativo General, aprobado mediante Decreto Supremo 006-2026-JUS, bajo apercibimiento de rehacer el acto de notificación y notificarle conforme al numeral 1 del artículo 20 del citado cuerpo normativo.</w:t>
+      </w:r>
+      <w:r>
+        <w:rPr>
+          <w:rFonts w:ascii="Arial Narrow" w:eastAsia="Arial Narrow" w:hAnsi="Arial Narrow" w:cs="Arial Narrow"/>
           <w:spacing w:val="-3"/>
           <w:kern w:val="0"/>
           <w14:ligatures w14:val="none"/>
+          <w:sz w:val="22"/>
+          <w:szCs w:val="22"/>
         </w:rPr>
         <w:t/>
       </w:r>
       <w:r>
         <w:rPr>
-          <w:rFonts w:ascii="Arial Narrow" w:hAnsi="Arial Narrow" w:cs="Arial"/>
-          <w:bCs/>
+          <w:rFonts w:ascii="Arial Narrow" w:eastAsia="Arial Narrow" w:hAnsi="Arial Narrow" w:cs="Arial Narrow"/>
           <w:spacing w:val="-3"/>
           <w:kern w:val="0"/>
           <w14:ligatures w14:val="none"/>
+          <w:sz w:val="22"/>
+          <w:szCs w:val="22"/>
         </w:rPr>
         <w:t xml:space="preserve"/>
       </w:r>
       <w:r>
         <w:rPr>
-          <w:rFonts w:ascii="Arial Narrow" w:hAnsi="Arial Narrow" w:cs="Arial"/>
-          <w:bCs/>
+          <w:rFonts w:ascii="Arial Narrow" w:eastAsia="Arial Narrow" w:hAnsi="Arial Narrow" w:cs="Arial Narrow"/>
           <w:spacing w:val="-3"/>
           <w:kern w:val="0"/>
           <w14:ligatures w14:val="none"/>
+          <w:sz w:val="22"/>
+          <w:szCs w:val="22"/>
         </w:rPr>
         <w:t xml:space="preserve"/>
       </w:r>
       <w:r>
         <w:rPr>
-          <w:rFonts w:ascii="Arial Narrow" w:eastAsia="Times New Roman" w:hAnsi="Arial Narrow" w:cs="Times New Roman"/>
-          <w:color w:val="000000"/>
-          <w:kern w:val="0"/>
+          <w:rFonts w:ascii="Arial Narrow" w:eastAsia="Arial Narrow" w:hAnsi="Arial Narrow" w:cs="Arial Narrow"/>
+          <w:color w:val="000000"/>
+          <w:kern w:val="0"/>
+          <w:sz w:val="22"/>
+          <w:szCs w:val="22"/>
           <w:shd w:val="clear" w:color="auto" w:fill="FFFFFF"/>
           <w:lang w:eastAsia="es-PE"/>
           <w14:ligatures w14:val="none"/>
@@ -4189,37 +4932,47 @@
       </w:r>
       <w:r>
         <w:rPr>
-          <w:rFonts w:ascii="Arial Narrow" w:hAnsi="Arial Narrow"/>
-          <w:color w:val="000000"/>
+          <w:rFonts w:ascii="Arial Narrow" w:eastAsia="Arial Narrow" w:hAnsi="Arial Narrow" w:cs="Arial Narrow"/>
+          <w:color w:val="000000"/>
+          <w:sz w:val="22"/>
+          <w:szCs w:val="22"/>
         </w:rPr>
         <w:t/>
       </w:r>
       <w:r>
         <w:rPr>
-          <w:rFonts w:ascii="Arial Narrow" w:hAnsi="Arial Narrow"/>
-          <w:color w:val="000000"/>
+          <w:rFonts w:ascii="Arial Narrow" w:eastAsia="Arial Narrow" w:hAnsi="Arial Narrow" w:cs="Arial Narrow"/>
+          <w:color w:val="000000"/>
+          <w:sz w:val="22"/>
+          <w:szCs w:val="22"/>
         </w:rPr>
         <w:t xml:space="preserve"/>
       </w:r>
       <w:r>
         <w:rPr>
-          <w:rFonts w:ascii="Arial Narrow" w:hAnsi="Arial Narrow"/>
-          <w:color w:val="000000"/>
+          <w:rFonts w:ascii="Arial Narrow" w:eastAsia="Arial Narrow" w:hAnsi="Arial Narrow" w:cs="Arial Narrow"/>
+          <w:color w:val="000000"/>
+          <w:sz w:val="22"/>
+          <w:szCs w:val="22"/>
         </w:rPr>
         <w:t/>
       </w:r>
       <w:r>
         <w:rPr>
-          <w:rFonts w:ascii="Arial Narrow" w:hAnsi="Arial Narrow"/>
-          <w:color w:val="000000"/>
+          <w:rFonts w:ascii="Arial Narrow" w:eastAsia="Arial Narrow" w:hAnsi="Arial Narrow" w:cs="Arial Narrow"/>
+          <w:color w:val="000000"/>
+          <w:sz w:val="22"/>
+          <w:szCs w:val="22"/>
         </w:rPr>
         <w:t xml:space="preserve"/>
       </w:r>
       <w:r>
         <w:rPr>
-          <w:rFonts w:ascii="Arial Narrow" w:eastAsia="Times New Roman" w:hAnsi="Arial Narrow" w:cs="Segoe UI"/>
-          <w:color w:val="000000"/>
-          <w:kern w:val="0"/>
+          <w:rFonts w:ascii="Arial Narrow" w:eastAsia="Arial Narrow" w:hAnsi="Arial Narrow" w:cs="Arial Narrow"/>
+          <w:color w:val="000000"/>
+          <w:kern w:val="0"/>
+          <w:sz w:val="22"/>
+          <w:szCs w:val="22"/>
           <w:lang w:eastAsia="es-PE"/>
           <w14:ligatures w14:val="none"/>
         </w:rPr>
@@ -4227,16 +4980,20 @@
       </w:r>
       <w:r>
         <w:rPr>
-          <w:rFonts w:ascii="Arial Narrow" w:hAnsi="Arial Narrow"/>
-          <w:color w:val="000000"/>
+          <w:rFonts w:ascii="Arial Narrow" w:eastAsia="Arial Narrow" w:hAnsi="Arial Narrow" w:cs="Arial Narrow"/>
+          <w:color w:val="000000"/>
+          <w:sz w:val="22"/>
+          <w:szCs w:val="22"/>
         </w:rPr>
         <w:t xml:space="preserve"/>
       </w:r>
       <w:r>
         <w:rPr>
-          <w:rFonts w:ascii="Arial Narrow" w:eastAsia="Times New Roman" w:hAnsi="Arial Narrow" w:cs="Segoe UI"/>
-          <w:color w:val="000000"/>
-          <w:kern w:val="0"/>
+          <w:rFonts w:ascii="Arial Narrow" w:eastAsia="Arial Narrow" w:hAnsi="Arial Narrow" w:cs="Arial Narrow"/>
+          <w:color w:val="000000"/>
+          <w:kern w:val="0"/>
+          <w:sz w:val="22"/>
+          <w:szCs w:val="22"/>
           <w:lang w:eastAsia="es-PE"/>
           <w14:ligatures w14:val="none"/>
         </w:rPr>
@@ -4244,30 +5001,38 @@
       </w:r>
       <w:r>
         <w:rPr>
-          <w:rFonts w:ascii="Arial Narrow" w:hAnsi="Arial Narrow"/>
-          <w:color w:val="000000"/>
+          <w:rFonts w:ascii="Arial Narrow" w:eastAsia="Arial Narrow" w:hAnsi="Arial Narrow" w:cs="Arial Narrow"/>
+          <w:color w:val="000000"/>
+          <w:sz w:val="22"/>
+          <w:szCs w:val="22"/>
         </w:rPr>
         <w:t xml:space="preserve"/>
       </w:r>
       <w:bookmarkStart w:id="27" w:name="_Hlk214964186"/>
       <w:r>
         <w:rPr>
-          <w:rFonts w:ascii="Arial Narrow" w:hAnsi="Arial Narrow"/>
-          <w:color w:val="000000"/>
+          <w:rFonts w:ascii="Arial Narrow" w:eastAsia="Arial Narrow" w:hAnsi="Arial Narrow" w:cs="Arial Narrow"/>
+          <w:color w:val="000000"/>
+          <w:sz w:val="22"/>
+          <w:szCs w:val="22"/>
         </w:rPr>
         <w:t/>
       </w:r>
       <w:r>
         <w:rPr>
           <w:rStyle w:val="Refdenotaalpie"/>
-          <w:rFonts w:ascii="Arial Narrow" w:hAnsi="Arial Narrow"/>
+          <w:rFonts w:ascii="Arial Narrow" w:eastAsia="Arial Narrow" w:hAnsi="Arial Narrow" w:cs="Arial Narrow"/>
+          <w:sz w:val="22"/>
+          <w:szCs w:val="22"/>
           <w:vertAlign w:val="superscript"/>
         </w:rPr>
         <w:footnoteReference w:id="12"/>
       </w:r>
       <w:r>
         <w:rPr>
-          <w:rFonts w:ascii="Arial Narrow" w:hAnsi="Arial Narrow" w:cs="Arial"/>
+          <w:rFonts w:ascii="Arial Narrow" w:eastAsia="Arial Narrow" w:hAnsi="Arial Narrow" w:cs="Arial Narrow"/>
+          <w:sz w:val="22"/>
+          <w:szCs w:val="22"/>
         </w:rPr>
         <w:t/>
       </w:r>
@@ -4279,7 +5044,9 @@
         <w:spacing w:after="0" w:line="240" w:lineRule="auto"/>
         <w:jc w:val="both"/>
         <w:rPr>
-          <w:rFonts w:ascii="Arial Narrow" w:hAnsi="Arial Narrow" w:cs="Arial"/>
+          <w:rFonts w:ascii="Arial Narrow" w:eastAsia="Arial Narrow" w:hAnsi="Arial Narrow" w:cs="Arial Narrow"/>
+          <w:sz w:val="22"/>
+          <w:szCs w:val="22"/>
         </w:rPr>
       </w:pPr>
     </w:p>
@@ -4289,7 +5056,9 @@
         <w:spacing w:line="240" w:lineRule="auto"/>
         <w:jc w:val="both"/>
         <w:rPr>
-          <w:rFonts w:ascii="Arial Narrow" w:hAnsi="Arial Narrow" w:cs="Arial"/>
+          <w:rFonts w:ascii="Arial Narrow" w:eastAsia="Arial Narrow" w:hAnsi="Arial Narrow" w:cs="Arial Narrow"/>
+          <w:sz w:val="22"/>
+          <w:szCs w:val="22"/>
         </w:rPr>
       </w:pPr>
       <w:r>
@@ -4297,6 +5066,8 @@
           <w:rFonts w:ascii="Arial Narrow" w:eastAsia="Arial Narrow" w:hAnsi="Arial Narrow" w:cs="Arial Narrow"/>
           <w:b/>
           <w:bCs/>
+          <w:sz w:val="22"/>
+          <w:szCs w:val="22"/>
         </w:rPr>
         <w:t xml:space="preserve">DÉCIMO </w:t>
       </w:r>
@@ -4305,6 +5076,8 @@
           <w:rFonts w:ascii="Arial Narrow" w:eastAsia="Arial Narrow" w:hAnsi="Arial Narrow" w:cs="Arial Narrow"/>
           <w:b/>
           <w:bCs/>
+          <w:sz w:val="22"/>
+          <w:szCs w:val="22"/>
         </w:rPr>
         <w:t>PRIMERO</w:t>
       </w:r>
@@ -4313,138 +5086,195 @@
           <w:rFonts w:ascii="Arial Narrow" w:eastAsia="Arial Narrow" w:hAnsi="Arial Narrow" w:cs="Arial Narrow"/>
           <w:b/>
           <w:bCs/>
+          <w:sz w:val="22"/>
+          <w:szCs w:val="22"/>
         </w:rPr>
         <w:t>:</w:t>
       </w:r>
       <w:r>
         <w:rPr>
           <w:rFonts w:ascii="Arial Narrow" w:eastAsia="Arial Narrow" w:hAnsi="Arial Narrow" w:cs="Arial Narrow"/>
+          <w:sz w:val="22"/>
+          <w:szCs w:val="22"/>
         </w:rPr>
         <w:t xml:space="preserve"> </w:t>
       </w:r>
       <w:r>
         <w:rPr>
-          <w:rFonts w:ascii="Arial Narrow" w:hAnsi="Arial Narrow"/>
-          <w:color w:val="000000"/>
+          <w:rFonts w:ascii="Arial Narrow" w:eastAsia="Arial Narrow" w:hAnsi="Arial Narrow" w:cs="Arial Narrow"/>
+          <w:color w:val="000000"/>
+          <w:sz w:val="22"/>
+          <w:szCs w:val="22"/>
         </w:rPr>
         <w:t xml:space="preserve">requerir a </w:t>
       </w:r>
       <w:r>
         <w:rPr>
           <w:rFonts w:ascii="Arial Narrow" w:eastAsia="Arial Narrow" w:hAnsi="Arial Narrow" w:cs="Arial Narrow"/>
+          <w:sz w:val="22"/>
+          <w:szCs w:val="22"/>
+        </w:rPr>
+        <w:t xml:space="preserve">La Positiva Seguros y Reaseguros S.A. </w:t>
+      </w:r>
+      <w:r>
+        <w:rPr>
+          <w:rFonts w:ascii="Arial Narrow" w:eastAsia="Arial Narrow" w:hAnsi="Arial Narrow" w:cs="Arial Narrow"/>
+          <w:sz w:val="22"/>
+          <w:szCs w:val="22"/>
+        </w:rPr>
+        <w:t xml:space="preserve"> </w:t>
+      </w:r>
+      <w:r>
+        <w:rPr>
+          <w:rFonts w:ascii="Arial Narrow" w:eastAsia="Arial Narrow" w:hAnsi="Arial Narrow" w:cs="Arial Narrow"/>
+          <w:sz w:val="22"/>
+          <w:szCs w:val="22"/>
+          <w:shd w:val="clear" w:color="auto" w:fill="FFFFFF"/>
+        </w:rPr>
+        <w:t xml:space="preserve">para </w:t>
+      </w:r>
+      <w:r>
+        <w:rPr>
+          <w:rFonts w:ascii="Arial Narrow" w:eastAsia="Arial Narrow" w:hAnsi="Arial Narrow" w:cs="Arial Narrow"/>
+          <w:sz w:val="22"/>
+          <w:szCs w:val="22"/>
+          <w:shd w:val="clear" w:color="auto" w:fill="FFFFFF"/>
+        </w:rPr>
+        <w:t xml:space="preserve">que </w:t>
+      </w:r>
+      <w:r>
+        <w:rPr>
+          <w:rFonts w:ascii="Arial Narrow" w:eastAsia="Arial Narrow" w:hAnsi="Arial Narrow" w:cs="Arial Narrow"/>
+          <w:sz w:val="22"/>
+          <w:szCs w:val="22"/>
+        </w:rPr>
+        <w:t>efectúe el acuse de recibo mediante la confirmación de recepción de la notificación remitida por este despacho a su Casilla Electrónica, dentro de los cinco (5) primeros días hábiles siguientes a la fecha en que recibe la</w:t>
+      </w:r>
+      <w:r>
+        <w:rPr>
+          <w:rFonts w:ascii="Arial Narrow" w:eastAsia="Arial Narrow" w:hAnsi="Arial Narrow" w:cs="Arial Narrow"/>
+          <w:sz w:val="22"/>
+          <w:szCs w:val="22"/>
+        </w:rPr>
+        <w:t xml:space="preserve"> notificación.</w:t>
+      </w:r>
+      <w:bookmarkStart w:id="28" w:name="_Hlk198890962"/>
+    </w:p>
+    <w:p>
+      <w:pPr>
+        <w:suppressAutoHyphens/>
+        <w:spacing w:after="0" w:line="240" w:lineRule="auto"/>
+        <w:jc w:val="both"/>
+        <w:rPr>
+          <w:rFonts w:ascii="Arial Narrow" w:eastAsia="Arial Narrow" w:hAnsi="Arial Narrow" w:cs="Arial Narrow"/>
           <w:bCs/>
-        </w:rPr>
-        <w:t xml:space="preserve">La Positiva Seguros y Reaseguros S.A. </w:t>
-      </w:r>
-      <w:r>
+          <w:sz w:val="22"/>
+          <w:szCs w:val="22"/>
+        </w:rPr>
+      </w:pPr>
+    </w:p>
+    <w:bookmarkEnd w:id="28"/>
+    <w:p>
+      <w:pPr>
+        <w:suppressAutoHyphens/>
+        <w:spacing w:after="0" w:line="240" w:lineRule="auto"/>
+        <w:jc w:val="both"/>
+        <w:rPr>
+          <w:rFonts w:ascii="Arial Narrow" w:eastAsia="Arial Narrow" w:hAnsi="Arial Narrow" w:cs="Arial Narrow"/>
+          <w:sz w:val="22"/>
+          <w:szCs w:val="22"/>
+        </w:rPr>
+      </w:pPr>
+    </w:p>
+    <w:p>
+      <w:pPr>
+        <w:spacing w:after="0" w:line="240" w:lineRule="auto"/>
+        <w:jc w:val="both"/>
+        <w:rPr>
+          <w:rFonts w:ascii="Arial Narrow" w:eastAsia="Arial Narrow" w:hAnsi="Arial Narrow" w:cs="Arial Narrow"/>
+          <w:b/>
+          <w:color w:val="000000"/>
+          <w:kern w:val="0"/>
+          <w:sz w:val="22"/>
+          <w:szCs w:val="22"/>
+          <w:lang w:eastAsia="es-PE"/>
+          <w14:ligatures w14:val="none"/>
+        </w:rPr>
+      </w:pPr>
+    </w:p>
+    <w:p>
+      <w:pPr>
+        <w:spacing w:after="0" w:line="240" w:lineRule="auto"/>
+        <w:jc w:val="both"/>
+        <w:rPr>
+          <w:rFonts w:ascii="Arial Narrow" w:eastAsia="Arial Narrow" w:hAnsi="Arial Narrow" w:cs="Arial Narrow"/>
+          <w:b/>
+          <w:color w:val="000000"/>
+          <w:kern w:val="0"/>
+          <w:sz w:val="22"/>
+          <w:szCs w:val="22"/>
+          <w:lang w:eastAsia="es-PE"/>
+          <w14:ligatures w14:val="none"/>
+        </w:rPr>
+      </w:pPr>
+    </w:p>
+    <w:bookmarkEnd w:id="0"/>
+    <w:p>
+      <w:pPr>
+        <w:spacing w:after="0" w:line="240" w:lineRule="auto"/>
+        <w:jc w:val="center"/>
         <w:rPr>
           <w:rFonts w:ascii="Arial Narrow" w:eastAsia="Arial Narrow" w:hAnsi="Arial Narrow" w:cs="Arial Narrow"/>
           <w:bCs/>
-        </w:rPr>
-        <w:t xml:space="preserve"> </w:t>
-      </w:r>
-      <w:r>
-        <w:rPr>
-          <w:rFonts w:ascii="Arial Narrow" w:hAnsi="Arial Narrow"/>
-          <w:shd w:val="clear" w:color="auto" w:fill="FFFFFF"/>
-        </w:rPr>
-        <w:t xml:space="preserve">para </w:t>
-      </w:r>
-      <w:r>
-        <w:rPr>
-          <w:rFonts w:ascii="Arial Narrow" w:hAnsi="Arial Narrow"/>
-          <w:shd w:val="clear" w:color="auto" w:fill="FFFFFF"/>
-        </w:rPr>
-        <w:t xml:space="preserve">que </w:t>
-      </w:r>
-      <w:r>
-        <w:rPr>
-          <w:rFonts w:ascii="Arial Narrow" w:eastAsia="Calibri" w:hAnsi="Arial Narrow"/>
-        </w:rPr>
-        <w:t>efectúe el acuse de recibo mediante la confirmación de recepción de la notificación remitida por este despacho a su Casilla Electrónica, dentro de los cinco (5) primeros días hábiles siguientes a la fecha en que recibe la</w:t>
-      </w:r>
-      <w:r>
-        <w:rPr>
-          <w:rFonts w:ascii="Arial Narrow" w:eastAsia="Calibri" w:hAnsi="Arial Narrow"/>
-        </w:rPr>
-        <w:t xml:space="preserve"> notificación.</w:t>
-      </w:r>
-      <w:bookmarkStart w:id="28" w:name="_Hlk198890962"/>
-    </w:p>
-    <w:p>
-      <w:pPr>
-        <w:suppressAutoHyphens/>
-        <w:spacing w:after="0" w:line="240" w:lineRule="auto"/>
-        <w:jc w:val="both"/>
-        <w:rPr>
-          <w:rFonts w:ascii="Arial Narrow" w:hAnsi="Arial Narrow" w:cs="Arial"/>
+          <w:color w:val="000000"/>
+          <w:kern w:val="0"/>
+          <w:sz w:val="22"/>
+          <w:szCs w:val="22"/>
+          <w:lang w:eastAsia="es-PE"/>
+          <w14:ligatures w14:val="none"/>
+        </w:rPr>
+      </w:pPr>
+      <w:r>
+        <w:rPr>
+          <w:rFonts w:ascii="Arial Narrow" w:eastAsia="Arial Narrow" w:hAnsi="Arial Narrow" w:cs="Arial Narrow"/>
           <w:bCs/>
-        </w:rPr>
-      </w:pPr>
-    </w:p>
-    <w:bookmarkEnd w:id="28"/>
-    <w:p>
-      <w:pPr>
-        <w:suppressAutoHyphens/>
-        <w:spacing w:after="0" w:line="240" w:lineRule="auto"/>
-        <w:jc w:val="both"/>
-        <w:rPr>
-          <w:rFonts w:ascii="Arial Narrow" w:hAnsi="Arial Narrow" w:cs="Arial"/>
-        </w:rPr>
-      </w:pPr>
-    </w:p>
-    <w:p>
-      <w:pPr>
-        <w:spacing w:after="0" w:line="240" w:lineRule="auto"/>
-        <w:jc w:val="both"/>
-        <w:rPr>
-          <w:rFonts w:ascii="Arial Narrow" w:eastAsia="Arial Narrow" w:hAnsi="Arial Narrow" w:cs="Arial Narrow"/>
-          <w:b/>
-          <w:color w:val="000000"/>
-          <w:kern w:val="0"/>
-          <w:lang w:eastAsia="es-PE"/>
-          <w14:ligatures w14:val="none"/>
-        </w:rPr>
-      </w:pPr>
-    </w:p>
-    <w:p>
-      <w:pPr>
-        <w:spacing w:after="0" w:line="240" w:lineRule="auto"/>
-        <w:jc w:val="both"/>
-        <w:rPr>
-          <w:rFonts w:ascii="Arial Narrow" w:eastAsia="Arial Narrow" w:hAnsi="Arial Narrow" w:cs="Arial Narrow"/>
-          <w:b/>
-          <w:color w:val="000000"/>
-          <w:kern w:val="0"/>
-          <w:lang w:eastAsia="es-PE"/>
-          <w14:ligatures w14:val="none"/>
-        </w:rPr>
-      </w:pPr>
-    </w:p>
-    <w:bookmarkEnd w:id="0"/>
+          <w:color w:val="000000"/>
+          <w:kern w:val="0"/>
+          <w:sz w:val="22"/>
+          <w:szCs w:val="22"/>
+          <w:lang w:eastAsia="es-PE"/>
+          <w14:ligatures w14:val="none"/>
+        </w:rPr>
+        <w:t>Firmado digitalmente por</w:t>
+      </w:r>
+    </w:p>
     <w:p>
       <w:pPr>
         <w:spacing w:after="0" w:line="240" w:lineRule="auto"/>
         <w:jc w:val="center"/>
         <w:rPr>
           <w:rFonts w:ascii="Arial Narrow" w:eastAsia="Arial Narrow" w:hAnsi="Arial Narrow" w:cs="Arial Narrow"/>
+          <w:b/>
           <w:bCs/>
           <w:color w:val="000000"/>
           <w:kern w:val="0"/>
-          <w:lang w:eastAsia="es-PE"/>
-          <w14:ligatures w14:val="none"/>
-        </w:rPr>
-      </w:pPr>
-      <w:r>
-        <w:rPr>
-          <w:rFonts w:ascii="Arial Narrow" w:eastAsia="Arial Narrow" w:hAnsi="Arial Narrow" w:cs="Arial Narrow"/>
+          <w14:ligatures w14:val="none"/>
+          <w:sz w:val="22"/>
+          <w:szCs w:val="22"/>
+        </w:rPr>
+      </w:pPr>
+      <w:r>
+        <w:rPr>
+          <w:rFonts w:ascii="Arial Narrow" w:eastAsia="Arial Narrow" w:hAnsi="Arial Narrow" w:cs="Arial Narrow"/>
+          <w:b/>
           <w:bCs/>
           <w:color w:val="000000"/>
           <w:kern w:val="0"/>
-          <w:lang w:eastAsia="es-PE"/>
-          <w14:ligatures w14:val="none"/>
-        </w:rPr>
-        <w:t>Firmado digitalmente por</w:t>
+          <w14:ligatures w14:val="none"/>
+          <w:sz w:val="22"/>
+          <w:szCs w:val="22"/>
+        </w:rPr>
+        <w:t>EVELING ROA QUISPE</w:t>
       </w:r>
     </w:p>
     <w:p>
@@ -4452,24 +5282,28 @@
         <w:spacing w:after="0" w:line="240" w:lineRule="auto"/>
         <w:jc w:val="center"/>
         <w:rPr>
-          <w:rFonts w:ascii="Arial Narrow" w:eastAsia="Calibri" w:hAnsi="Arial Narrow" w:cs="Arial"/>
+          <w:rFonts w:ascii="Arial Narrow" w:eastAsia="Arial Narrow" w:hAnsi="Arial Narrow" w:cs="Arial Narrow"/>
           <w:b/>
           <w:bCs/>
           <w:color w:val="000000"/>
           <w:kern w:val="0"/>
           <w14:ligatures w14:val="none"/>
-        </w:rPr>
-      </w:pPr>
-      <w:r>
-        <w:rPr>
-          <w:rFonts w:ascii="Arial Narrow" w:eastAsia="Calibri" w:hAnsi="Arial Narrow" w:cs="Arial"/>
+          <w:sz w:val="22"/>
+          <w:szCs w:val="22"/>
+        </w:rPr>
+      </w:pPr>
+      <w:r>
+        <w:rPr>
+          <w:rFonts w:ascii="Arial Narrow" w:eastAsia="Arial Narrow" w:hAnsi="Arial Narrow" w:cs="Arial Narrow"/>
           <w:b/>
           <w:bCs/>
           <w:color w:val="000000"/>
           <w:kern w:val="0"/>
           <w14:ligatures w14:val="none"/>
-        </w:rPr>
-        <w:t>EVELING ROA QUISPE</w:t>
+          <w:sz w:val="22"/>
+          <w:szCs w:val="22"/>
+        </w:rPr>
+        <w:t>Secretaria Técnica</w:t>
       </w:r>
     </w:p>
     <w:p>
@@ -4477,47 +5311,26 @@
         <w:spacing w:after="0" w:line="240" w:lineRule="auto"/>
         <w:jc w:val="center"/>
         <w:rPr>
-          <w:rFonts w:ascii="Arial Narrow" w:eastAsia="Calibri" w:hAnsi="Arial Narrow" w:cs="Arial"/>
+          <w:rFonts w:ascii="Arial Narrow" w:eastAsia="Arial Narrow" w:hAnsi="Arial Narrow" w:cs="Arial Narrow"/>
           <w:b/>
           <w:bCs/>
           <w:color w:val="000000"/>
           <w:kern w:val="0"/>
           <w14:ligatures w14:val="none"/>
-        </w:rPr>
-      </w:pPr>
-      <w:r>
-        <w:rPr>
-          <w:rFonts w:ascii="Arial Narrow" w:eastAsia="Calibri" w:hAnsi="Arial Narrow" w:cs="Arial"/>
+          <w:sz w:val="22"/>
+          <w:szCs w:val="22"/>
+        </w:rPr>
+      </w:pPr>
+      <w:r>
+        <w:rPr>
+          <w:rFonts w:ascii="Arial Narrow" w:eastAsia="Arial Narrow" w:hAnsi="Arial Narrow" w:cs="Arial Narrow"/>
           <w:b/>
           <w:bCs/>
           <w:color w:val="000000"/>
           <w:kern w:val="0"/>
           <w14:ligatures w14:val="none"/>
-        </w:rPr>
-        <w:t>Secretaria Técnica</w:t>
-      </w:r>
-    </w:p>
-    <w:p>
-      <w:pPr>
-        <w:spacing w:after="0" w:line="240" w:lineRule="auto"/>
-        <w:jc w:val="center"/>
-        <w:rPr>
-          <w:rFonts w:ascii="Arial Narrow" w:eastAsia="Calibri" w:hAnsi="Arial Narrow" w:cs="Arial"/>
-          <w:b/>
-          <w:bCs/>
-          <w:color w:val="000000"/>
-          <w:kern w:val="0"/>
-          <w14:ligatures w14:val="none"/>
-        </w:rPr>
-      </w:pPr>
-      <w:r>
-        <w:rPr>
-          <w:rFonts w:ascii="Arial Narrow" w:eastAsia="Calibri" w:hAnsi="Arial Narrow" w:cs="Arial"/>
-          <w:b/>
-          <w:bCs/>
-          <w:color w:val="000000"/>
-          <w:kern w:val="0"/>
-          <w14:ligatures w14:val="none"/>
+          <w:sz w:val="22"/>
+          <w:szCs w:val="22"/>
         </w:rPr>
         <w:t>Comisión de Protección al Consumidor 1</w:t>
       </w:r>
@@ -4531,24 +5344,26 @@
           <w:b/>
           <w:color w:val="000000"/>
           <w:kern w:val="0"/>
-          <w:lang w:eastAsia="es-PE"/>
-          <w14:ligatures w14:val="none"/>
-        </w:rPr>
-      </w:pPr>
-    </w:p>
-    <w:p>
-      <w:pPr>
-        <w:spacing w:after="0" w:line="240" w:lineRule="auto"/>
-        <w:jc w:val="both"/>
-        <w:rPr>
-          <w:rFonts w:ascii="Arial Narrow" w:hAnsi="Arial Narrow"/>
-          <w:sz w:val="16"/>
-          <w:szCs w:val="16"/>
-        </w:rPr>
-      </w:pPr>
-      <w:r>
-        <w:rPr>
-          <w:rFonts w:ascii="Arial Narrow" w:eastAsia="Arial Narrow" w:hAnsi="Arial Narrow" w:cs="Arial"/>
+          <w:sz w:val="22"/>
+          <w:szCs w:val="22"/>
+          <w:lang w:eastAsia="es-PE"/>
+          <w14:ligatures w14:val="none"/>
+        </w:rPr>
+      </w:pPr>
+    </w:p>
+    <w:p>
+      <w:pPr>
+        <w:spacing w:after="0" w:line="240" w:lineRule="auto"/>
+        <w:jc w:val="both"/>
+        <w:rPr>
+          <w:rFonts w:ascii="Arial Narrow" w:eastAsia="Arial Narrow" w:hAnsi="Arial Narrow" w:cs="Arial Narrow"/>
+          <w:sz w:val="16"/>
+          <w:szCs w:val="16"/>
+        </w:rPr>
+      </w:pPr>
+      <w:r>
+        <w:rPr>
+          <w:rFonts w:ascii="Arial Narrow" w:eastAsia="Arial Narrow" w:hAnsi="Arial Narrow" w:cs="Arial Narrow"/>
           <w:color w:val="000000"/>
           <w:kern w:val="0"/>
           <w:sz w:val="16"/>
@@ -4563,13 +5378,20 @@
       <w:pPr>
         <w:spacing w:line="240" w:lineRule="auto"/>
         <w:rPr>
-          <w:rFonts w:ascii="Arial Narrow" w:hAnsi="Arial Narrow"/>
+          <w:rFonts w:ascii="Arial Narrow" w:eastAsia="Arial Narrow" w:hAnsi="Arial Narrow" w:cs="Arial Narrow"/>
+          <w:sz w:val="22"/>
+          <w:szCs w:val="22"/>
         </w:rPr>
       </w:pPr>
     </w:p>
     <w:p>
       <w:pPr>
         <w:spacing w:line="240" w:lineRule="auto"/>
+        <w:rPr>
+          <w:rFonts w:ascii="Arial Narrow" w:eastAsia="Arial Narrow" w:hAnsi="Arial Narrow" w:cs="Arial Narrow"/>
+          <w:sz w:val="22"/>
+          <w:szCs w:val="22"/>
+        </w:rPr>
       </w:pPr>
     </w:p>
     <w:sectPr>
@@ -4741,7 +5563,7 @@
         <w:ind w:left="567" w:hanging="567"/>
         <w:jc w:val="both"/>
         <w:rPr>
-          <w:rFonts w:ascii="Arial Narrow" w:hAnsi="Arial Narrow" w:cs="Arial"/>
+          <w:rFonts w:ascii="Arial Narrow" w:eastAsia="Arial Narrow" w:hAnsi="Arial Narrow" w:cs="Arial Narrow"/>
           <w:sz w:val="16"/>
           <w:szCs w:val="16"/>
         </w:rPr>
@@ -4749,7 +5571,7 @@
       <w:r>
         <w:rPr>
           <w:rStyle w:val="Refdenotaalpie"/>
-          <w:rFonts w:ascii="Arial Narrow" w:hAnsi="Arial Narrow" w:cs="Arial"/>
+          <w:rFonts w:ascii="Arial Narrow" w:eastAsia="Arial Narrow" w:hAnsi="Arial Narrow" w:cs="Arial Narrow"/>
           <w:sz w:val="16"/>
           <w:szCs w:val="16"/>
           <w:vertAlign w:val="superscript"/>
@@ -4758,7 +5580,7 @@
       </w:r>
       <w:r>
         <w:rPr>
-          <w:rFonts w:ascii="Arial Narrow" w:hAnsi="Arial Narrow" w:cs="Arial"/>
+          <w:rFonts w:ascii="Arial Narrow" w:eastAsia="Arial Narrow" w:hAnsi="Arial Narrow" w:cs="Arial Narrow"/>
           <w:sz w:val="16"/>
           <w:szCs w:val="16"/>
         </w:rPr>
@@ -4766,7 +5588,7 @@
       </w:r>
       <w:r>
         <w:rPr>
-          <w:rFonts w:ascii="Arial Narrow" w:hAnsi="Arial Narrow" w:cs="Arial"/>
+          <w:rFonts w:ascii="Arial Narrow" w:eastAsia="Arial Narrow" w:hAnsi="Arial Narrow" w:cs="Arial Narrow"/>
           <w:sz w:val="16"/>
           <w:szCs w:val="16"/>
         </w:rPr>
@@ -4775,7 +5597,7 @@
       </w:r>
       <w:r>
         <w:rPr>
-          <w:rFonts w:ascii="Arial Narrow" w:hAnsi="Arial Narrow" w:cs="Arial"/>
+          <w:rFonts w:ascii="Arial Narrow" w:eastAsia="Arial Narrow" w:hAnsi="Arial Narrow" w:cs="Arial Narrow"/>
           <w:b/>
           <w:sz w:val="16"/>
           <w:szCs w:val="16"/>
@@ -4784,7 +5606,7 @@
       </w:r>
       <w:r>
         <w:rPr>
-          <w:rFonts w:ascii="Arial Narrow" w:hAnsi="Arial Narrow" w:cs="Arial"/>
+          <w:rFonts w:ascii="Arial Narrow" w:eastAsia="Arial Narrow" w:hAnsi="Arial Narrow" w:cs="Arial Narrow"/>
           <w:sz w:val="16"/>
           <w:szCs w:val="16"/>
         </w:rPr>
@@ -4797,7 +5619,7 @@
         <w:ind w:left="567" w:hanging="567"/>
         <w:jc w:val="both"/>
         <w:rPr>
-          <w:rFonts w:ascii="Arial Narrow" w:hAnsi="Arial Narrow" w:cs="Arial"/>
+          <w:rFonts w:ascii="Arial Narrow" w:eastAsia="Arial Narrow" w:hAnsi="Arial Narrow" w:cs="Arial Narrow"/>
           <w:sz w:val="16"/>
           <w:szCs w:val="16"/>
         </w:rPr>
@@ -4814,7 +5636,7 @@
         <w:ind w:left="567" w:right="-1" w:hanging="567"/>
         <w:jc w:val="both"/>
         <w:rPr>
-          <w:rFonts w:ascii="Arial Narrow" w:eastAsia="Arial Narrow" w:hAnsi="Arial Narrow" w:cs="Arial"/>
+          <w:rFonts w:ascii="Arial Narrow" w:eastAsia="Arial Narrow" w:hAnsi="Arial Narrow" w:cs="Arial Narrow"/>
           <w:b/>
           <w:bCs/>
           <w:sz w:val="16"/>
@@ -4824,7 +5646,7 @@
       <w:r>
         <w:rPr>
           <w:rStyle w:val="Refdenotaalpie"/>
-          <w:rFonts w:ascii="Arial Narrow" w:hAnsi="Arial Narrow" w:cs="Arial"/>
+          <w:rFonts w:ascii="Arial Narrow" w:eastAsia="Arial Narrow" w:hAnsi="Arial Narrow" w:cs="Arial Narrow"/>
           <w:sz w:val="16"/>
           <w:szCs w:val="16"/>
           <w:vertAlign w:val="superscript"/>
@@ -4833,7 +5655,7 @@
       </w:r>
       <w:r>
         <w:rPr>
-          <w:rFonts w:ascii="Arial Narrow" w:hAnsi="Arial Narrow" w:cs="Arial"/>
+          <w:rFonts w:ascii="Arial Narrow" w:eastAsia="Arial Narrow" w:hAnsi="Arial Narrow" w:cs="Arial Narrow"/>
           <w:sz w:val="16"/>
           <w:szCs w:val="16"/>
         </w:rPr>
@@ -4841,7 +5663,7 @@
       </w:r>
       <w:r>
         <w:rPr>
-          <w:rFonts w:ascii="Arial Narrow" w:hAnsi="Arial Narrow" w:cs="Arial"/>
+          <w:rFonts w:ascii="Arial Narrow" w:eastAsia="Arial Narrow" w:hAnsi="Arial Narrow" w:cs="Arial Narrow"/>
           <w:sz w:val="16"/>
           <w:szCs w:val="16"/>
         </w:rPr>
@@ -4849,7 +5671,7 @@
       </w:r>
       <w:r>
         <w:rPr>
-          <w:rFonts w:ascii="Arial Narrow" w:eastAsia="Arial Narrow" w:hAnsi="Arial Narrow" w:cs="Arial"/>
+          <w:rFonts w:ascii="Arial Narrow" w:eastAsia="Arial Narrow" w:hAnsi="Arial Narrow" w:cs="Arial Narrow"/>
           <w:b/>
           <w:bCs/>
           <w:sz w:val="16"/>
@@ -4867,7 +5689,7 @@
         <w:ind w:left="567" w:right="-1" w:hanging="567"/>
         <w:jc w:val="both"/>
         <w:rPr>
-          <w:rFonts w:ascii="Arial Narrow" w:eastAsia="Arial Narrow" w:hAnsi="Arial Narrow" w:cs="Arial"/>
+          <w:rFonts w:ascii="Arial Narrow" w:eastAsia="Arial Narrow" w:hAnsi="Arial Narrow" w:cs="Arial Narrow"/>
           <w:b/>
           <w:bCs/>
           <w:sz w:val="16"/>
@@ -4876,7 +5698,7 @@
       </w:pPr>
       <w:r>
         <w:rPr>
-          <w:rFonts w:ascii="Arial Narrow" w:eastAsia="Arial Narrow" w:hAnsi="Arial Narrow" w:cs="Arial"/>
+          <w:rFonts w:ascii="Arial Narrow" w:eastAsia="Arial Narrow" w:hAnsi="Arial Narrow" w:cs="Arial Narrow"/>
           <w:b/>
           <w:bCs/>
           <w:sz w:val="16"/>
@@ -4895,14 +5717,14 @@
         <w:ind w:left="567" w:right="-1" w:hanging="567"/>
         <w:jc w:val="both"/>
         <w:rPr>
-          <w:rFonts w:ascii="Arial Narrow" w:eastAsia="Arial Narrow" w:hAnsi="Arial Narrow" w:cs="Arial"/>
-          <w:sz w:val="16"/>
-          <w:szCs w:val="16"/>
-        </w:rPr>
-      </w:pPr>
-      <w:r>
-        <w:rPr>
-          <w:rFonts w:ascii="Arial Narrow" w:eastAsia="Arial Narrow" w:hAnsi="Arial Narrow" w:cs="Arial"/>
+          <w:rFonts w:ascii="Arial Narrow" w:eastAsia="Arial Narrow" w:hAnsi="Arial Narrow" w:cs="Arial Narrow"/>
+          <w:sz w:val="16"/>
+          <w:szCs w:val="16"/>
+        </w:rPr>
+      </w:pPr>
+      <w:r>
+        <w:rPr>
+          <w:rFonts w:ascii="Arial Narrow" w:eastAsia="Arial Narrow" w:hAnsi="Arial Narrow" w:cs="Arial Narrow"/>
           <w:sz w:val="16"/>
           <w:szCs w:val="16"/>
         </w:rPr>
@@ -4919,14 +5741,14 @@
         <w:ind w:left="567" w:right="-1" w:hanging="567"/>
         <w:jc w:val="both"/>
         <w:rPr>
-          <w:rFonts w:ascii="Arial Narrow" w:eastAsia="Arial Narrow" w:hAnsi="Arial Narrow" w:cs="Arial"/>
-          <w:sz w:val="16"/>
-          <w:szCs w:val="16"/>
-        </w:rPr>
-      </w:pPr>
-      <w:r>
-        <w:rPr>
-          <w:rFonts w:ascii="Arial Narrow" w:eastAsia="Arial Narrow" w:hAnsi="Arial Narrow" w:cs="Arial"/>
+          <w:rFonts w:ascii="Arial Narrow" w:eastAsia="Arial Narrow" w:hAnsi="Arial Narrow" w:cs="Arial Narrow"/>
+          <w:sz w:val="16"/>
+          <w:szCs w:val="16"/>
+        </w:rPr>
+      </w:pPr>
+      <w:r>
+        <w:rPr>
+          <w:rFonts w:ascii="Arial Narrow" w:eastAsia="Arial Narrow" w:hAnsi="Arial Narrow" w:cs="Arial Narrow"/>
           <w:sz w:val="16"/>
           <w:szCs w:val="16"/>
         </w:rPr>
@@ -4943,7 +5765,7 @@
         <w:ind w:left="567" w:right="-1" w:hanging="567"/>
         <w:jc w:val="both"/>
         <w:rPr>
-          <w:rFonts w:ascii="Arial Narrow" w:eastAsia="Arial Narrow" w:hAnsi="Arial Narrow" w:cs="Arial"/>
+          <w:rFonts w:ascii="Arial Narrow" w:eastAsia="Arial Narrow" w:hAnsi="Arial Narrow" w:cs="Arial Narrow"/>
           <w:sz w:val="16"/>
           <w:szCs w:val="16"/>
         </w:rPr>
@@ -4958,7 +5780,7 @@
         <w:ind w:left="567" w:right="-1" w:hanging="567"/>
         <w:jc w:val="both"/>
         <w:rPr>
-          <w:rFonts w:ascii="Arial Narrow" w:eastAsia="Arial Narrow" w:hAnsi="Arial Narrow" w:cs="Arial"/>
+          <w:rFonts w:ascii="Arial Narrow" w:eastAsia="Arial Narrow" w:hAnsi="Arial Narrow" w:cs="Arial Narrow"/>
           <w:b/>
           <w:bCs/>
           <w:sz w:val="16"/>
@@ -4967,7 +5789,7 @@
       </w:pPr>
       <w:r>
         <w:rPr>
-          <w:rFonts w:ascii="Arial Narrow" w:eastAsia="Arial Narrow" w:hAnsi="Arial Narrow" w:cs="Arial"/>
+          <w:rFonts w:ascii="Arial Narrow" w:eastAsia="Arial Narrow" w:hAnsi="Arial Narrow" w:cs="Arial Narrow"/>
           <w:sz w:val="16"/>
           <w:szCs w:val="16"/>
         </w:rPr>
@@ -4975,7 +5797,7 @@
       </w:r>
       <w:r>
         <w:rPr>
-          <w:rFonts w:ascii="Arial Narrow" w:eastAsia="Arial Narrow" w:hAnsi="Arial Narrow" w:cs="Arial"/>
+          <w:rFonts w:ascii="Arial Narrow" w:eastAsia="Arial Narrow" w:hAnsi="Arial Narrow" w:cs="Arial Narrow"/>
           <w:b/>
           <w:bCs/>
           <w:sz w:val="16"/>
@@ -4993,14 +5815,14 @@
         <w:ind w:left="567" w:right="-1" w:hanging="567"/>
         <w:jc w:val="both"/>
         <w:rPr>
-          <w:rFonts w:ascii="Arial Narrow" w:eastAsia="Arial Narrow" w:hAnsi="Arial Narrow" w:cs="Arial"/>
-          <w:sz w:val="16"/>
-          <w:szCs w:val="16"/>
-        </w:rPr>
-      </w:pPr>
-      <w:r>
-        <w:rPr>
-          <w:rFonts w:ascii="Arial Narrow" w:eastAsia="Arial Narrow" w:hAnsi="Arial Narrow" w:cs="Arial"/>
+          <w:rFonts w:ascii="Arial Narrow" w:eastAsia="Arial Narrow" w:hAnsi="Arial Narrow" w:cs="Arial Narrow"/>
+          <w:sz w:val="16"/>
+          <w:szCs w:val="16"/>
+        </w:rPr>
+      </w:pPr>
+      <w:r>
+        <w:rPr>
+          <w:rFonts w:ascii="Arial Narrow" w:eastAsia="Arial Narrow" w:hAnsi="Arial Narrow" w:cs="Arial Narrow"/>
           <w:b/>
           <w:bCs/>
           <w:sz w:val="16"/>
@@ -5011,7 +5833,7 @@
       </w:r>
       <w:r>
         <w:rPr>
-          <w:rFonts w:ascii="Arial Narrow" w:eastAsia="Arial Narrow" w:hAnsi="Arial Narrow" w:cs="Arial"/>
+          <w:rFonts w:ascii="Arial Narrow" w:eastAsia="Arial Narrow" w:hAnsi="Arial Narrow" w:cs="Arial Narrow"/>
           <w:sz w:val="16"/>
           <w:szCs w:val="16"/>
         </w:rPr>
@@ -5027,14 +5849,14 @@
         <w:ind w:left="567" w:right="-1" w:hanging="567"/>
         <w:jc w:val="both"/>
         <w:rPr>
-          <w:rFonts w:ascii="Arial Narrow" w:eastAsia="Arial Narrow" w:hAnsi="Arial Narrow" w:cs="Arial"/>
-          <w:sz w:val="16"/>
-          <w:szCs w:val="16"/>
-        </w:rPr>
-      </w:pPr>
-      <w:r>
-        <w:rPr>
-          <w:rFonts w:ascii="Arial Narrow" w:eastAsia="Arial Narrow" w:hAnsi="Arial Narrow" w:cs="Arial"/>
+          <w:rFonts w:ascii="Arial Narrow" w:eastAsia="Arial Narrow" w:hAnsi="Arial Narrow" w:cs="Arial Narrow"/>
+          <w:sz w:val="16"/>
+          <w:szCs w:val="16"/>
+        </w:rPr>
+      </w:pPr>
+      <w:r>
+        <w:rPr>
+          <w:rFonts w:ascii="Arial Narrow" w:eastAsia="Arial Narrow" w:hAnsi="Arial Narrow" w:cs="Arial Narrow"/>
           <w:sz w:val="16"/>
           <w:szCs w:val="16"/>
         </w:rPr>
@@ -5042,23 +5864,6 @@
         <w:t>Corresponde a la Comisión de Protección al Consumidor velar por el cumplimiento de la Ley de Protección al Consumidor y de las leyes que, en general, protegen a los consumidores de la falta de idoneidad de los bienes y servicios en función de la información brindada, de las omisiones de información y de la discriminación en el consumo, así como de aquellas que complementen o sustituyan a las anteriores.</w:t>
       </w:r>
     </w:p>
-    <w:p>
-      <w:pPr>
-        <w:pStyle w:val="Textonotapie"/>
-        <w:tabs>
-          <w:tab w:val="left" w:pos="567"/>
-        </w:tabs>
-        <w:ind w:right="-1"/>
-        <w:jc w:val="both"/>
-        <w:rPr>
-          <w:rFonts w:ascii="Arial Narrow" w:eastAsia="Arial Narrow" w:hAnsi="Arial Narrow" w:cs="Arial"/>
-          <w:sz w:val="16"/>
-          <w:szCs w:val="16"/>
-        </w:rPr>
-      </w:pPr>
-    </w:p>
-  </w:footnote>
-  <w:footnote w:id="3">
     <w:p>
       <w:pPr>
         <w:pStyle w:val="Textonotapie"/>
@@ -5075,174 +5880,9 @@
           <w:szCs w:val="16"/>
         </w:rPr>
       </w:pPr>
-      <w:r>
-        <w:rPr>
-          <w:rStyle w:val="Refdenotaalpie"/>
-          <w:rFonts w:ascii="Arial Narrow" w:hAnsi="Arial Narrow"/>
-          <w:sz w:val="16"/>
-          <w:szCs w:val="16"/>
-          <w:vertAlign w:val="superscript"/>
-        </w:rPr>
-        <w:footnoteRef/>
-      </w:r>
-      <w:r>
-        <w:rPr>
-          <w:rFonts w:ascii="Arial Narrow" w:hAnsi="Arial Narrow"/>
-          <w:sz w:val="16"/>
-          <w:szCs w:val="16"/>
-        </w:rPr>
-        <w:t xml:space="preserve"> </w:t>
-      </w:r>
-      <w:r>
-        <w:rPr>
-          <w:rFonts w:ascii="Arial Narrow" w:hAnsi="Arial Narrow"/>
-          <w:sz w:val="16"/>
-          <w:szCs w:val="16"/>
-        </w:rPr>
-        <w:tab/>
-      </w:r>
-      <w:r>
-        <w:rPr>
-          <w:rFonts w:ascii="Arial Narrow" w:eastAsia="Arial Narrow" w:hAnsi="Arial Narrow" w:cs="Arial Narrow"/>
-          <w:b/>
-          <w:bCs/>
-          <w:sz w:val="16"/>
-          <w:szCs w:val="16"/>
-        </w:rPr>
-        <w:t xml:space="preserve">LEY 29571, CÓDIGO DE PROTECCIÓN Y DEFENSA DEL CONSUMIDOR, publicado el 2 de setiembre de 2010 y modificado por Decreto Legislativo 1308 </w:t>
-      </w:r>
-    </w:p>
-    <w:p>
-      <w:pPr>
-        <w:pStyle w:val="Textonotapie"/>
-        <w:ind w:left="567" w:right="-1"/>
-        <w:jc w:val="both"/>
-        <w:rPr>
-          <w:rFonts w:ascii="Arial Narrow" w:eastAsia="Arial Narrow" w:hAnsi="Arial Narrow" w:cs="Arial Narrow"/>
-          <w:b/>
-          <w:bCs/>
-          <w:sz w:val="16"/>
-          <w:szCs w:val="16"/>
-        </w:rPr>
-      </w:pPr>
-      <w:r>
-        <w:rPr>
-          <w:rFonts w:ascii="Arial Narrow" w:eastAsia="Arial Narrow" w:hAnsi="Arial Narrow" w:cs="Arial Narrow"/>
-          <w:b/>
-          <w:bCs/>
-          <w:sz w:val="16"/>
-          <w:szCs w:val="16"/>
-        </w:rPr>
-        <w:t xml:space="preserve">Artículo 18.- Idoneidad </w:t>
-      </w:r>
-    </w:p>
-    <w:p>
-      <w:pPr>
-        <w:pStyle w:val="Textonotapie"/>
-        <w:ind w:left="567" w:right="-1"/>
-        <w:jc w:val="both"/>
-        <w:rPr>
-          <w:rFonts w:ascii="Arial Narrow" w:eastAsia="Arial Narrow" w:hAnsi="Arial Narrow" w:cs="Arial Narrow"/>
-          <w:sz w:val="16"/>
-          <w:szCs w:val="16"/>
-        </w:rPr>
-      </w:pPr>
-      <w:r>
-        <w:rPr>
-          <w:rFonts w:ascii="Arial Narrow" w:eastAsia="Arial Narrow" w:hAnsi="Arial Narrow" w:cs="Arial Narrow"/>
-          <w:sz w:val="16"/>
-          <w:szCs w:val="16"/>
-        </w:rPr>
-        <w:t xml:space="preserve">Se entiende por idoneidad la correspondencia entre lo que un consumidor espera y lo que efectivamente recibe, en función a lo que se le hubiera ofrecido, la publicidad e información transmitida, las condiciones y circunstancias de la transacción, las características y naturaleza del producto o servicio, el precio, entre otros factores, atendiendo a las circunstancias del caso. </w:t>
-      </w:r>
-    </w:p>
-    <w:p>
-      <w:pPr>
-        <w:pStyle w:val="Textonotapie"/>
-        <w:ind w:left="567" w:right="-1"/>
-        <w:jc w:val="both"/>
-        <w:rPr>
-          <w:rFonts w:ascii="Arial Narrow" w:eastAsia="Arial Narrow" w:hAnsi="Arial Narrow" w:cs="Arial Narrow"/>
-          <w:sz w:val="16"/>
-          <w:szCs w:val="16"/>
-        </w:rPr>
-      </w:pPr>
-      <w:r>
-        <w:rPr>
-          <w:rFonts w:ascii="Arial Narrow" w:eastAsia="Arial Narrow" w:hAnsi="Arial Narrow" w:cs="Arial Narrow"/>
-          <w:sz w:val="16"/>
-          <w:szCs w:val="16"/>
-        </w:rPr>
-        <w:t xml:space="preserve">La idoneidad es evaluada en función a la propia naturaleza del producto o servicio y a su aptitud para satisfacer la finalidad para la cual ha sido puesto en el mercado. Las autorizaciones por parte de los organismos del Estado para la fabricación de un producto o la prestación de un servicio, en los casos que sea necesario, no eximen de responsabilidad al proveedor frente al consumidor. </w:t>
-      </w:r>
-    </w:p>
-    <w:p>
-      <w:pPr>
-        <w:pStyle w:val="Textonotapie"/>
-        <w:ind w:left="567" w:right="-1"/>
-        <w:jc w:val="both"/>
-        <w:rPr>
-          <w:rFonts w:ascii="Arial Narrow" w:eastAsia="Arial Narrow" w:hAnsi="Arial Narrow" w:cs="Arial Narrow"/>
-          <w:sz w:val="16"/>
-          <w:szCs w:val="16"/>
-        </w:rPr>
-      </w:pPr>
-    </w:p>
-    <w:p>
-      <w:pPr>
-        <w:pStyle w:val="Textonotapie"/>
-        <w:ind w:left="567" w:right="-1"/>
-        <w:jc w:val="both"/>
-        <w:rPr>
-          <w:rFonts w:ascii="Arial Narrow" w:eastAsia="Arial Narrow" w:hAnsi="Arial Narrow" w:cs="Arial Narrow"/>
-          <w:sz w:val="16"/>
-          <w:szCs w:val="16"/>
-        </w:rPr>
-      </w:pPr>
-      <w:r>
-        <w:rPr>
-          <w:rFonts w:ascii="Arial Narrow" w:eastAsia="Arial Narrow" w:hAnsi="Arial Narrow" w:cs="Arial Narrow"/>
-          <w:b/>
-          <w:bCs/>
-          <w:sz w:val="16"/>
-          <w:szCs w:val="16"/>
-        </w:rPr>
-        <w:t xml:space="preserve">Artículo 19.- Obligación de los proveedores </w:t>
-      </w:r>
-    </w:p>
-    <w:p>
-      <w:pPr>
-        <w:pStyle w:val="Textonotapie"/>
-        <w:ind w:left="567" w:right="-1"/>
-        <w:jc w:val="both"/>
-        <w:rPr>
-          <w:rFonts w:ascii="Arial Narrow" w:eastAsia="Arial Narrow" w:hAnsi="Arial Narrow" w:cs="Arial Narrow"/>
-          <w:sz w:val="16"/>
-          <w:szCs w:val="16"/>
-        </w:rPr>
-      </w:pPr>
-      <w:r>
-        <w:rPr>
-          <w:rFonts w:ascii="Arial Narrow" w:eastAsia="Arial Narrow" w:hAnsi="Arial Narrow" w:cs="Arial Narrow"/>
-          <w:sz w:val="16"/>
-          <w:szCs w:val="16"/>
-        </w:rPr>
-        <w:t>El proveedor responde por la idoneidad y calidad de los productos y servicios ofrecidos; por la autenticidad de las marcas y leyendas que exhiben sus productos o del signo que respalda al prestador del servicio, por la falta de conformidad entre la publicidad comercial de los productos y servicios y estos, así como por el contenido y la vida útil del producto indicado en el envase, en lo que corresponda.</w:t>
-      </w:r>
-    </w:p>
-    <w:p>
-      <w:pPr>
-        <w:pStyle w:val="Textonotapie"/>
-        <w:jc w:val="both"/>
-        <w:rPr>
-          <w:rFonts w:ascii="Arial Narrow" w:hAnsi="Arial Narrow"/>
-          <w:sz w:val="16"/>
-          <w:szCs w:val="16"/>
-        </w:rPr>
-      </w:pPr>
     </w:p>
   </w:footnote>
-  <w:footnote w:id="4">
+  <w:footnote w:id="3">
     <w:p>
       <w:pPr>
         <w:pStyle w:val="Textonotapie"/>
@@ -5262,7 +5902,7 @@
       <w:r>
         <w:rPr>
           <w:rStyle w:val="Refdenotaalpie"/>
-          <w:rFonts w:ascii="Arial Narrow" w:hAnsi="Arial Narrow"/>
+          <w:rFonts w:ascii="Arial Narrow" w:eastAsia="Arial Narrow" w:hAnsi="Arial Narrow" w:cs="Arial Narrow"/>
           <w:sz w:val="16"/>
           <w:szCs w:val="16"/>
           <w:vertAlign w:val="superscript"/>
@@ -5271,7 +5911,7 @@
       </w:r>
       <w:r>
         <w:rPr>
-          <w:rFonts w:ascii="Arial Narrow" w:hAnsi="Arial Narrow"/>
+          <w:rFonts w:ascii="Arial Narrow" w:eastAsia="Arial Narrow" w:hAnsi="Arial Narrow" w:cs="Arial Narrow"/>
           <w:sz w:val="16"/>
           <w:szCs w:val="16"/>
         </w:rPr>
@@ -5279,7 +5919,7 @@
       </w:r>
       <w:r>
         <w:rPr>
-          <w:rFonts w:ascii="Arial Narrow" w:hAnsi="Arial Narrow"/>
+          <w:rFonts w:ascii="Arial Narrow" w:eastAsia="Arial Narrow" w:hAnsi="Arial Narrow" w:cs="Arial Narrow"/>
           <w:sz w:val="16"/>
           <w:szCs w:val="16"/>
         </w:rPr>
@@ -5317,27 +5957,7 @@
           <w:sz w:val="16"/>
           <w:szCs w:val="16"/>
         </w:rPr>
-        <w:t xml:space="preserve">Artículo </w:t>
-      </w:r>
-      <w:r>
-        <w:rPr>
-          <w:rFonts w:ascii="Arial Narrow" w:eastAsia="Arial Narrow" w:hAnsi="Arial Narrow" w:cs="Arial Narrow"/>
-          <w:b/>
-          <w:bCs/>
-          <w:sz w:val="16"/>
-          <w:szCs w:val="16"/>
-        </w:rPr>
-        <w:t>49</w:t>
-      </w:r>
-      <w:r>
-        <w:rPr>
-          <w:rFonts w:ascii="Arial Narrow" w:eastAsia="Arial Narrow" w:hAnsi="Arial Narrow" w:cs="Arial Narrow"/>
-          <w:b/>
-          <w:bCs/>
-          <w:sz w:val="16"/>
-          <w:szCs w:val="16"/>
-        </w:rPr>
-        <w:t>.- Definición de cláusulas abusivas</w:t>
+        <w:t xml:space="preserve">Artículo 18.- Idoneidad </w:t>
       </w:r>
     </w:p>
     <w:p>
@@ -5357,7 +5977,7 @@
           <w:sz w:val="16"/>
           <w:szCs w:val="16"/>
         </w:rPr>
-        <w:t>49.1 En los contratos por adhesión y en las cláusulas generales de contratación no aprobadas administrativamente, se consideran cláusulas abusivas y, por tanto, inexigibles todas aquellas estipulaciones no negociadas individualmente que, en contra de las exigencias de la buena fe, coloquen al consumidor, en su perjuicio, en una situación de desventaja o desigualdad o anulen sus derechos.</w:t>
+        <w:t xml:space="preserve">Se entiende por idoneidad la correspondencia entre lo que un consumidor espera y lo que efectivamente recibe, en función a lo que se le hubiera ofrecido, la publicidad e información transmitida, las condiciones y circunstancias de la transacción, las características y naturaleza del producto o servicio, el precio, entre otros factores, atendiendo a las circunstancias del caso. </w:t>
       </w:r>
     </w:p>
     <w:p>
@@ -5367,12 +5987,18 @@
         <w:jc w:val="both"/>
         <w:rPr>
           <w:rFonts w:ascii="Arial Narrow" w:eastAsia="Arial Narrow" w:hAnsi="Arial Narrow" w:cs="Arial Narrow"/>
-          <w:b/>
-          <w:bCs/>
-          <w:sz w:val="16"/>
-          <w:szCs w:val="16"/>
-        </w:rPr>
-      </w:pPr>
+          <w:sz w:val="16"/>
+          <w:szCs w:val="16"/>
+        </w:rPr>
+      </w:pPr>
+      <w:r>
+        <w:rPr>
+          <w:rFonts w:ascii="Arial Narrow" w:eastAsia="Arial Narrow" w:hAnsi="Arial Narrow" w:cs="Arial Narrow"/>
+          <w:sz w:val="16"/>
+          <w:szCs w:val="16"/>
+        </w:rPr>
+        <w:t xml:space="preserve">La idoneidad es evaluada en función a la propia naturaleza del producto o servicio y a su aptitud para satisfacer la finalidad para la cual ha sido puesto en el mercado. Las autorizaciones por parte de los organismos del Estado para la fabricación de un producto o la prestación de un servicio, en los casos que sea necesario, no eximen de responsabilidad al proveedor frente al consumidor. </w:t>
+      </w:r>
     </w:p>
     <w:p>
       <w:pPr>
@@ -5381,22 +6007,10 @@
         <w:jc w:val="both"/>
         <w:rPr>
           <w:rFonts w:ascii="Arial Narrow" w:eastAsia="Arial Narrow" w:hAnsi="Arial Narrow" w:cs="Arial Narrow"/>
-          <w:b/>
-          <w:bCs/>
-          <w:sz w:val="16"/>
-          <w:szCs w:val="16"/>
-        </w:rPr>
-      </w:pPr>
-      <w:r>
-        <w:rPr>
-          <w:rFonts w:ascii="Arial Narrow" w:eastAsia="Arial Narrow" w:hAnsi="Arial Narrow" w:cs="Arial Narrow"/>
-          <w:b/>
-          <w:bCs/>
-          <w:sz w:val="16"/>
-          <w:szCs w:val="16"/>
-        </w:rPr>
-        <w:t>Artículo 50.- Cláusulas abusivas de ineficacia absoluta</w:t>
-      </w:r>
+          <w:sz w:val="16"/>
+          <w:szCs w:val="16"/>
+        </w:rPr>
+      </w:pPr>
     </w:p>
     <w:p>
       <w:pPr>
@@ -5412,18 +6026,12 @@
       <w:r>
         <w:rPr>
           <w:rFonts w:ascii="Arial Narrow" w:eastAsia="Arial Narrow" w:hAnsi="Arial Narrow" w:cs="Arial Narrow"/>
-          <w:sz w:val="16"/>
-          <w:szCs w:val="16"/>
-        </w:rPr>
-        <w:t>Son cláusulas abusivas de ineficacia absoluta las siguientes</w:t>
-      </w:r>
-      <w:r>
-        <w:rPr>
-          <w:rFonts w:ascii="Arial Narrow" w:eastAsia="Arial Narrow" w:hAnsi="Arial Narrow" w:cs="Arial Narrow"/>
-          <w:sz w:val="16"/>
-          <w:szCs w:val="16"/>
-        </w:rPr>
-        <w:t xml:space="preserve">: </w:t>
+          <w:b/>
+          <w:bCs/>
+          <w:sz w:val="16"/>
+          <w:szCs w:val="16"/>
+        </w:rPr>
+        <w:t xml:space="preserve">Artículo 19.- Obligación de los proveedores </w:t>
       </w:r>
     </w:p>
     <w:p>
@@ -5443,42 +6051,9 @@
           <w:sz w:val="16"/>
           <w:szCs w:val="16"/>
         </w:rPr>
-        <w:t>a. Las que excluyan o limiten la responsabilidad del proveedor o sus dependientes por dolo o culpa, o las que trasladen la responsabilidad al consumidor por los hechos u omisiones del proveedor.</w:t>
-      </w:r>
-    </w:p>
-    <w:p>
-      <w:pPr>
-        <w:pStyle w:val="Textonotapie"/>
-        <w:ind w:left="567" w:right="-1"/>
-        <w:jc w:val="both"/>
-        <w:rPr>
-          <w:rFonts w:ascii="Arial Narrow" w:eastAsia="Arial Narrow" w:hAnsi="Arial Narrow" w:cs="Arial Narrow"/>
-          <w:sz w:val="16"/>
-          <w:szCs w:val="16"/>
-        </w:rPr>
-      </w:pPr>
-      <w:r>
-        <w:rPr>
-          <w:rFonts w:ascii="Arial Narrow" w:eastAsia="Arial Narrow" w:hAnsi="Arial Narrow" w:cs="Arial"/>
-          <w:sz w:val="16"/>
-          <w:szCs w:val="16"/>
-        </w:rPr>
-        <w:t>(...).</w:t>
-      </w:r>
-    </w:p>
-    <w:p>
-      <w:pPr>
-        <w:pStyle w:val="Textonotapie"/>
-        <w:jc w:val="both"/>
-        <w:rPr>
-          <w:rFonts w:ascii="Arial Narrow" w:hAnsi="Arial Narrow"/>
-          <w:sz w:val="16"/>
-          <w:szCs w:val="16"/>
-        </w:rPr>
-      </w:pPr>
-    </w:p>
-  </w:footnote>
-  <w:footnote w:id="5">
+        <w:t>El proveedor responde por la idoneidad y calidad de los productos y servicios ofrecidos; por la autenticidad de las marcas y leyendas que exhiben sus productos o del signo que respalda al prestador del servicio, por la falta de conformidad entre la publicidad comercial de los productos y servicios y estos, así como por el contenido y la vida útil del producto indicado en el envase, en lo que corresponda.</w:t>
+      </w:r>
+    </w:p>
     <w:p>
       <w:pPr>
         <w:pStyle w:val="Textonotapie"/>
@@ -5488,56 +6063,16 @@
         <w:ind w:left="567" w:right="-1" w:hanging="567"/>
         <w:jc w:val="both"/>
         <w:rPr>
-          <w:rFonts w:ascii="Arial Narrow" w:eastAsia="Arial Narrow" w:hAnsi="Arial Narrow" w:cs="Arial"/>
-          <w:sz w:val="16"/>
-          <w:szCs w:val="16"/>
-        </w:rPr>
-      </w:pPr>
-      <w:r>
-        <w:rPr>
-          <w:rStyle w:val="Refdenotaalpie"/>
-          <w:rFonts w:ascii="Arial Narrow" w:hAnsi="Arial Narrow" w:cs="Arial"/>
-          <w:sz w:val="16"/>
-          <w:szCs w:val="16"/>
-          <w:vertAlign w:val="superscript"/>
-        </w:rPr>
-        <w:footnoteRef/>
-      </w:r>
-      <w:r>
-        <w:rPr>
-          <w:rFonts w:ascii="Arial Narrow" w:hAnsi="Arial Narrow" w:cs="Arial"/>
-          <w:sz w:val="16"/>
-          <w:szCs w:val="16"/>
-        </w:rPr>
-        <w:t xml:space="preserve"> </w:t>
-      </w:r>
-      <w:r>
-        <w:rPr>
-          <w:rFonts w:ascii="Arial Narrow" w:hAnsi="Arial Narrow" w:cs="Arial"/>
-          <w:sz w:val="16"/>
-          <w:szCs w:val="16"/>
-        </w:rPr>
-        <w:tab/>
-      </w:r>
-      <w:r>
-        <w:rPr>
-          <w:rFonts w:ascii="Arial Narrow" w:eastAsia="Arial Narrow" w:hAnsi="Arial Narrow" w:cs="Arial"/>
+          <w:rFonts w:ascii="Arial Narrow" w:eastAsia="Arial Narrow" w:hAnsi="Arial Narrow" w:cs="Arial Narrow"/>
           <w:b/>
           <w:bCs/>
           <w:sz w:val="16"/>
           <w:szCs w:val="16"/>
         </w:rPr>
-        <w:t>LEY SOBRE FACULTADES, NORMAS Y ORGANIZACIÓN DEL INDECOPI, APROBADA POR DECRETO LEGISLATIVO 807 Artículo 24.-</w:t>
-      </w:r>
-      <w:r>
-        <w:rPr>
-          <w:rFonts w:ascii="Arial Narrow" w:eastAsia="Arial Narrow" w:hAnsi="Arial Narrow" w:cs="Arial"/>
-          <w:sz w:val="16"/>
-          <w:szCs w:val="16"/>
-        </w:rPr>
-        <w:t xml:space="preserve"> El Secretario Técnico se encargará de la tramitación del procedimiento. Para ello, cuenta con las siguientes facultades:</w:t>
-      </w:r>
-    </w:p>
+      </w:pPr>
+    </w:p>
+  </w:footnote>
+  <w:footnote w:id="4">
     <w:p>
       <w:pPr>
         <w:pStyle w:val="Textonotapie"/>
@@ -5547,19 +6082,218 @@
         <w:ind w:left="567" w:right="-1" w:hanging="567"/>
         <w:jc w:val="both"/>
         <w:rPr>
-          <w:rFonts w:ascii="Arial Narrow" w:eastAsia="Arial Narrow" w:hAnsi="Arial Narrow" w:cs="Arial"/>
-          <w:sz w:val="16"/>
-          <w:szCs w:val="16"/>
-        </w:rPr>
-      </w:pPr>
-      <w:r>
-        <w:rPr>
-          <w:rFonts w:ascii="Arial Narrow" w:eastAsia="Arial Narrow" w:hAnsi="Arial Narrow" w:cs="Arial"/>
+          <w:rFonts w:ascii="Arial Narrow" w:eastAsia="Arial Narrow" w:hAnsi="Arial Narrow" w:cs="Arial Narrow"/>
+          <w:b/>
+          <w:bCs/>
+          <w:sz w:val="16"/>
+          <w:szCs w:val="16"/>
+        </w:rPr>
+      </w:pPr>
+      <w:r>
+        <w:rPr>
+          <w:rStyle w:val="Refdenotaalpie"/>
+          <w:rFonts w:ascii="Arial Narrow" w:eastAsia="Arial Narrow" w:hAnsi="Arial Narrow" w:cs="Arial Narrow"/>
+          <w:sz w:val="16"/>
+          <w:szCs w:val="16"/>
+          <w:vertAlign w:val="superscript"/>
+        </w:rPr>
+        <w:footnoteRef/>
+      </w:r>
+      <w:r>
+        <w:rPr>
+          <w:rFonts w:ascii="Arial Narrow" w:eastAsia="Arial Narrow" w:hAnsi="Arial Narrow" w:cs="Arial Narrow"/>
+          <w:sz w:val="16"/>
+          <w:szCs w:val="16"/>
+        </w:rPr>
+        <w:t xml:space="preserve"> </w:t>
+      </w:r>
+      <w:r>
+        <w:rPr>
+          <w:rFonts w:ascii="Arial Narrow" w:eastAsia="Arial Narrow" w:hAnsi="Arial Narrow" w:cs="Arial Narrow"/>
           <w:sz w:val="16"/>
           <w:szCs w:val="16"/>
         </w:rPr>
         <w:tab/>
-        <w:t xml:space="preserve">(...) </w:t>
+      </w:r>
+      <w:r>
+        <w:rPr>
+          <w:rFonts w:ascii="Arial Narrow" w:eastAsia="Arial Narrow" w:hAnsi="Arial Narrow" w:cs="Arial Narrow"/>
+          <w:b/>
+          <w:bCs/>
+          <w:sz w:val="16"/>
+          <w:szCs w:val="16"/>
+        </w:rPr>
+        <w:t xml:space="preserve">LEY 29571, CÓDIGO DE PROTECCIÓN Y DEFENSA DEL CONSUMIDOR, publicado el 2 de setiembre de 2010 y modificado por Decreto Legislativo 1308 </w:t>
+      </w:r>
+    </w:p>
+    <w:p>
+      <w:pPr>
+        <w:pStyle w:val="Textonotapie"/>
+        <w:ind w:left="567" w:right="-1"/>
+        <w:jc w:val="both"/>
+        <w:rPr>
+          <w:rFonts w:ascii="Arial Narrow" w:eastAsia="Arial Narrow" w:hAnsi="Arial Narrow" w:cs="Arial Narrow"/>
+          <w:b/>
+          <w:bCs/>
+          <w:sz w:val="16"/>
+          <w:szCs w:val="16"/>
+        </w:rPr>
+      </w:pPr>
+      <w:r>
+        <w:rPr>
+          <w:rFonts w:ascii="Arial Narrow" w:eastAsia="Arial Narrow" w:hAnsi="Arial Narrow" w:cs="Arial Narrow"/>
+          <w:b/>
+          <w:bCs/>
+          <w:sz w:val="16"/>
+          <w:szCs w:val="16"/>
+        </w:rPr>
+        <w:t xml:space="preserve">Artículo </w:t>
+      </w:r>
+      <w:r>
+        <w:rPr>
+          <w:rFonts w:ascii="Arial Narrow" w:eastAsia="Arial Narrow" w:hAnsi="Arial Narrow" w:cs="Arial Narrow"/>
+          <w:b/>
+          <w:bCs/>
+          <w:sz w:val="16"/>
+          <w:szCs w:val="16"/>
+        </w:rPr>
+        <w:t>49</w:t>
+      </w:r>
+      <w:r>
+        <w:rPr>
+          <w:rFonts w:ascii="Arial Narrow" w:eastAsia="Arial Narrow" w:hAnsi="Arial Narrow" w:cs="Arial Narrow"/>
+          <w:b/>
+          <w:bCs/>
+          <w:sz w:val="16"/>
+          <w:szCs w:val="16"/>
+        </w:rPr>
+        <w:t>.- Definición de cláusulas abusivas</w:t>
+      </w:r>
+    </w:p>
+    <w:p>
+      <w:pPr>
+        <w:pStyle w:val="Textonotapie"/>
+        <w:ind w:left="567" w:right="-1"/>
+        <w:jc w:val="both"/>
+        <w:rPr>
+          <w:rFonts w:ascii="Arial Narrow" w:eastAsia="Arial Narrow" w:hAnsi="Arial Narrow" w:cs="Arial Narrow"/>
+          <w:sz w:val="16"/>
+          <w:szCs w:val="16"/>
+        </w:rPr>
+      </w:pPr>
+      <w:r>
+        <w:rPr>
+          <w:rFonts w:ascii="Arial Narrow" w:eastAsia="Arial Narrow" w:hAnsi="Arial Narrow" w:cs="Arial Narrow"/>
+          <w:sz w:val="16"/>
+          <w:szCs w:val="16"/>
+        </w:rPr>
+        <w:t>49.1 En los contratos por adhesión y en las cláusulas generales de contratación no aprobadas administrativamente, se consideran cláusulas abusivas y, por tanto, inexigibles todas aquellas estipulaciones no negociadas individualmente que, en contra de las exigencias de la buena fe, coloquen al consumidor, en su perjuicio, en una situación de desventaja o desigualdad o anulen sus derechos.</w:t>
+      </w:r>
+    </w:p>
+    <w:p>
+      <w:pPr>
+        <w:pStyle w:val="Textonotapie"/>
+        <w:ind w:left="567" w:right="-1"/>
+        <w:jc w:val="both"/>
+        <w:rPr>
+          <w:rFonts w:ascii="Arial Narrow" w:eastAsia="Arial Narrow" w:hAnsi="Arial Narrow" w:cs="Arial Narrow"/>
+          <w:b/>
+          <w:bCs/>
+          <w:sz w:val="16"/>
+          <w:szCs w:val="16"/>
+        </w:rPr>
+      </w:pPr>
+    </w:p>
+    <w:p>
+      <w:pPr>
+        <w:pStyle w:val="Textonotapie"/>
+        <w:ind w:left="567" w:right="-1"/>
+        <w:jc w:val="both"/>
+        <w:rPr>
+          <w:rFonts w:ascii="Arial Narrow" w:eastAsia="Arial Narrow" w:hAnsi="Arial Narrow" w:cs="Arial Narrow"/>
+          <w:b/>
+          <w:bCs/>
+          <w:sz w:val="16"/>
+          <w:szCs w:val="16"/>
+        </w:rPr>
+      </w:pPr>
+      <w:r>
+        <w:rPr>
+          <w:rFonts w:ascii="Arial Narrow" w:eastAsia="Arial Narrow" w:hAnsi="Arial Narrow" w:cs="Arial Narrow"/>
+          <w:b/>
+          <w:bCs/>
+          <w:sz w:val="16"/>
+          <w:szCs w:val="16"/>
+        </w:rPr>
+        <w:t>Artículo 50.- Cláusulas abusivas de ineficacia absoluta</w:t>
+      </w:r>
+    </w:p>
+    <w:p>
+      <w:pPr>
+        <w:pStyle w:val="Textonotapie"/>
+        <w:ind w:left="567" w:right="-1"/>
+        <w:jc w:val="both"/>
+        <w:rPr>
+          <w:rFonts w:ascii="Arial Narrow" w:eastAsia="Arial Narrow" w:hAnsi="Arial Narrow" w:cs="Arial Narrow"/>
+          <w:sz w:val="16"/>
+          <w:szCs w:val="16"/>
+        </w:rPr>
+      </w:pPr>
+      <w:r>
+        <w:rPr>
+          <w:rFonts w:ascii="Arial Narrow" w:eastAsia="Arial Narrow" w:hAnsi="Arial Narrow" w:cs="Arial Narrow"/>
+          <w:sz w:val="16"/>
+          <w:szCs w:val="16"/>
+        </w:rPr>
+        <w:t>Son cláusulas abusivas de ineficacia absoluta las siguientes</w:t>
+      </w:r>
+      <w:r>
+        <w:rPr>
+          <w:rFonts w:ascii="Arial Narrow" w:eastAsia="Arial Narrow" w:hAnsi="Arial Narrow" w:cs="Arial Narrow"/>
+          <w:sz w:val="16"/>
+          <w:szCs w:val="16"/>
+        </w:rPr>
+        <w:t xml:space="preserve">: </w:t>
+      </w:r>
+    </w:p>
+    <w:p>
+      <w:pPr>
+        <w:pStyle w:val="Textonotapie"/>
+        <w:ind w:left="567" w:right="-1"/>
+        <w:jc w:val="both"/>
+        <w:rPr>
+          <w:rFonts w:ascii="Arial Narrow" w:eastAsia="Arial Narrow" w:hAnsi="Arial Narrow" w:cs="Arial Narrow"/>
+          <w:sz w:val="16"/>
+          <w:szCs w:val="16"/>
+        </w:rPr>
+      </w:pPr>
+      <w:r>
+        <w:rPr>
+          <w:rFonts w:ascii="Arial Narrow" w:eastAsia="Arial Narrow" w:hAnsi="Arial Narrow" w:cs="Arial Narrow"/>
+          <w:sz w:val="16"/>
+          <w:szCs w:val="16"/>
+        </w:rPr>
+        <w:t>a. Las que excluyan o limiten la responsabilidad del proveedor o sus dependientes por dolo o culpa, o las que trasladen la responsabilidad al consumidor por los hechos u omisiones del proveedor.</w:t>
+      </w:r>
+    </w:p>
+    <w:p>
+      <w:pPr>
+        <w:pStyle w:val="Textonotapie"/>
+        <w:ind w:left="567" w:right="-1"/>
+        <w:jc w:val="both"/>
+        <w:rPr>
+          <w:rFonts w:ascii="Arial Narrow" w:eastAsia="Arial Narrow" w:hAnsi="Arial Narrow" w:cs="Arial Narrow"/>
+          <w:sz w:val="16"/>
+          <w:szCs w:val="16"/>
+        </w:rPr>
+      </w:pPr>
+      <w:r>
+        <w:rPr>
+          <w:rFonts w:ascii="Arial Narrow" w:eastAsia="Arial Narrow" w:hAnsi="Arial Narrow" w:cs="Arial Narrow"/>
+          <w:sz w:val="16"/>
+          <w:szCs w:val="16"/>
+        </w:rPr>
+        <w:t>(...).</w:t>
       </w:r>
     </w:p>
     <w:p>
@@ -5571,21 +6305,16 @@
         <w:ind w:left="567" w:right="-1" w:hanging="567"/>
         <w:jc w:val="both"/>
         <w:rPr>
-          <w:rFonts w:ascii="Arial Narrow" w:eastAsia="Arial Narrow" w:hAnsi="Arial Narrow" w:cs="Arial"/>
-          <w:sz w:val="16"/>
-          <w:szCs w:val="16"/>
-        </w:rPr>
-      </w:pPr>
-      <w:r>
-        <w:rPr>
-          <w:rFonts w:ascii="Arial Narrow" w:eastAsia="Arial Narrow" w:hAnsi="Arial Narrow" w:cs="Arial"/>
-          <w:sz w:val="16"/>
-          <w:szCs w:val="16"/>
-        </w:rPr>
-        <w:tab/>
-        <w:t xml:space="preserve">c) Admitir denuncias a trámite, en aquellos casos en que la Comisión le haya delegado esta facultad. </w:t>
-      </w:r>
-    </w:p>
+          <w:rFonts w:ascii="Arial Narrow" w:eastAsia="Arial Narrow" w:hAnsi="Arial Narrow" w:cs="Arial Narrow"/>
+          <w:b/>
+          <w:bCs/>
+          <w:sz w:val="16"/>
+          <w:szCs w:val="16"/>
+        </w:rPr>
+      </w:pPr>
+    </w:p>
+  </w:footnote>
+  <w:footnote w:id="5">
     <w:p>
       <w:pPr>
         <w:pStyle w:val="Textonotapie"/>
@@ -5595,19 +6324,54 @@
         <w:ind w:left="567" w:right="-1" w:hanging="567"/>
         <w:jc w:val="both"/>
         <w:rPr>
-          <w:rFonts w:ascii="Arial Narrow" w:eastAsia="Arial Narrow" w:hAnsi="Arial Narrow" w:cs="Arial"/>
-          <w:sz w:val="16"/>
-          <w:szCs w:val="16"/>
-        </w:rPr>
-      </w:pPr>
-      <w:r>
-        <w:rPr>
-          <w:rFonts w:ascii="Arial Narrow" w:eastAsia="Arial Narrow" w:hAnsi="Arial Narrow" w:cs="Arial"/>
+          <w:rFonts w:ascii="Arial Narrow" w:eastAsia="Arial Narrow" w:hAnsi="Arial Narrow" w:cs="Arial Narrow"/>
+          <w:sz w:val="16"/>
+          <w:szCs w:val="16"/>
+        </w:rPr>
+      </w:pPr>
+      <w:r>
+        <w:rPr>
+          <w:rStyle w:val="Refdenotaalpie"/>
+          <w:rFonts w:ascii="Arial Narrow" w:eastAsia="Arial Narrow" w:hAnsi="Arial Narrow" w:cs="Arial Narrow"/>
+          <w:sz w:val="16"/>
+          <w:szCs w:val="16"/>
+          <w:vertAlign w:val="superscript"/>
+        </w:rPr>
+        <w:footnoteRef/>
+      </w:r>
+      <w:r>
+        <w:rPr>
+          <w:rFonts w:ascii="Arial Narrow" w:eastAsia="Arial Narrow" w:hAnsi="Arial Narrow" w:cs="Arial Narrow"/>
+          <w:sz w:val="16"/>
+          <w:szCs w:val="16"/>
+        </w:rPr>
+        <w:t xml:space="preserve"> </w:t>
+      </w:r>
+      <w:r>
+        <w:rPr>
+          <w:rFonts w:ascii="Arial Narrow" w:eastAsia="Arial Narrow" w:hAnsi="Arial Narrow" w:cs="Arial Narrow"/>
           <w:sz w:val="16"/>
           <w:szCs w:val="16"/>
         </w:rPr>
         <w:tab/>
-        <w:t>(...).</w:t>
+      </w:r>
+      <w:r>
+        <w:rPr>
+          <w:rFonts w:ascii="Arial Narrow" w:eastAsia="Arial Narrow" w:hAnsi="Arial Narrow" w:cs="Arial Narrow"/>
+          <w:b/>
+          <w:bCs/>
+          <w:sz w:val="16"/>
+          <w:szCs w:val="16"/>
+        </w:rPr>
+        <w:t>LEY SOBRE FACULTADES, NORMAS Y ORGANIZACIÓN DEL INDECOPI, APROBADA POR DECRETO LEGISLATIVO 807 Artículo 24.-</w:t>
+      </w:r>
+      <w:r>
+        <w:rPr>
+          <w:rFonts w:ascii="Arial Narrow" w:eastAsia="Arial Narrow" w:hAnsi="Arial Narrow" w:cs="Arial Narrow"/>
+          <w:sz w:val="16"/>
+          <w:szCs w:val="16"/>
+        </w:rPr>
+        <w:t xml:space="preserve"> El Secretario Técnico se encargará de la tramitación del procedimiento. Para ello, cuenta con las siguientes facultades:</w:t>
       </w:r>
     </w:p>
     <w:p>
@@ -5619,18 +6383,19 @@
         <w:ind w:left="567" w:right="-1" w:hanging="567"/>
         <w:jc w:val="both"/>
         <w:rPr>
-          <w:rFonts w:ascii="Arial Narrow" w:eastAsia="Arial Narrow" w:hAnsi="Arial Narrow" w:cs="Arial"/>
-          <w:sz w:val="16"/>
-          <w:szCs w:val="16"/>
-        </w:rPr>
-      </w:pPr>
-      <w:r>
-        <w:rPr>
-          <w:rFonts w:ascii="Arial Narrow" w:eastAsia="Arial Narrow" w:hAnsi="Arial Narrow" w:cs="Arial"/>
-          <w:sz w:val="16"/>
-          <w:szCs w:val="16"/>
-        </w:rPr>
-        <w:t xml:space="preserve">. </w:t>
+          <w:rFonts w:ascii="Arial Narrow" w:eastAsia="Arial Narrow" w:hAnsi="Arial Narrow" w:cs="Arial Narrow"/>
+          <w:sz w:val="16"/>
+          <w:szCs w:val="16"/>
+        </w:rPr>
+      </w:pPr>
+      <w:r>
+        <w:rPr>
+          <w:rFonts w:ascii="Arial Narrow" w:eastAsia="Arial Narrow" w:hAnsi="Arial Narrow" w:cs="Arial Narrow"/>
+          <w:sz w:val="16"/>
+          <w:szCs w:val="16"/>
+        </w:rPr>
+        <w:tab/>
+        <w:t xml:space="preserve">(...) </w:t>
       </w:r>
     </w:p>
     <w:p>
@@ -5642,7 +6407,78 @@
         <w:ind w:left="567" w:right="-1" w:hanging="567"/>
         <w:jc w:val="both"/>
         <w:rPr>
-          <w:rFonts w:ascii="Arial Narrow" w:eastAsia="Arial Narrow" w:hAnsi="Arial Narrow" w:cs="Arial"/>
+          <w:rFonts w:ascii="Arial Narrow" w:eastAsia="Arial Narrow" w:hAnsi="Arial Narrow" w:cs="Arial Narrow"/>
+          <w:sz w:val="16"/>
+          <w:szCs w:val="16"/>
+        </w:rPr>
+      </w:pPr>
+      <w:r>
+        <w:rPr>
+          <w:rFonts w:ascii="Arial Narrow" w:eastAsia="Arial Narrow" w:hAnsi="Arial Narrow" w:cs="Arial Narrow"/>
+          <w:sz w:val="16"/>
+          <w:szCs w:val="16"/>
+        </w:rPr>
+        <w:tab/>
+        <w:t xml:space="preserve">c) Admitir denuncias a trámite, en aquellos casos en que la Comisión le haya delegado esta facultad. </w:t>
+      </w:r>
+    </w:p>
+    <w:p>
+      <w:pPr>
+        <w:pStyle w:val="Textonotapie"/>
+        <w:tabs>
+          <w:tab w:val="left" w:pos="567"/>
+        </w:tabs>
+        <w:ind w:left="567" w:right="-1" w:hanging="567"/>
+        <w:jc w:val="both"/>
+        <w:rPr>
+          <w:rFonts w:ascii="Arial Narrow" w:eastAsia="Arial Narrow" w:hAnsi="Arial Narrow" w:cs="Arial Narrow"/>
+          <w:sz w:val="16"/>
+          <w:szCs w:val="16"/>
+        </w:rPr>
+      </w:pPr>
+      <w:r>
+        <w:rPr>
+          <w:rFonts w:ascii="Arial Narrow" w:eastAsia="Arial Narrow" w:hAnsi="Arial Narrow" w:cs="Arial Narrow"/>
+          <w:sz w:val="16"/>
+          <w:szCs w:val="16"/>
+        </w:rPr>
+        <w:tab/>
+        <w:t>(...).</w:t>
+      </w:r>
+    </w:p>
+    <w:p>
+      <w:pPr>
+        <w:pStyle w:val="Textonotapie"/>
+        <w:tabs>
+          <w:tab w:val="left" w:pos="567"/>
+        </w:tabs>
+        <w:ind w:left="567" w:right="-1" w:hanging="567"/>
+        <w:jc w:val="both"/>
+        <w:rPr>
+          <w:rFonts w:ascii="Arial Narrow" w:eastAsia="Arial Narrow" w:hAnsi="Arial Narrow" w:cs="Arial Narrow"/>
+          <w:sz w:val="16"/>
+          <w:szCs w:val="16"/>
+        </w:rPr>
+      </w:pPr>
+      <w:r>
+        <w:rPr>
+          <w:rFonts w:ascii="Arial Narrow" w:eastAsia="Arial Narrow" w:hAnsi="Arial Narrow" w:cs="Arial Narrow"/>
+          <w:sz w:val="16"/>
+          <w:szCs w:val="16"/>
+        </w:rPr>
+        <w:t xml:space="preserve">. </w:t>
+      </w:r>
+    </w:p>
+    <w:p>
+      <w:pPr>
+        <w:pStyle w:val="Textonotapie"/>
+        <w:tabs>
+          <w:tab w:val="left" w:pos="567"/>
+        </w:tabs>
+        <w:ind w:left="567" w:right="-1" w:hanging="567"/>
+        <w:jc w:val="both"/>
+        <w:rPr>
+          <w:rFonts w:ascii="Arial Narrow" w:eastAsia="Arial Narrow" w:hAnsi="Arial Narrow" w:cs="Arial Narrow"/>
           <w:sz w:val="16"/>
           <w:szCs w:val="16"/>
         </w:rPr>
@@ -5656,7 +6492,7 @@
         <w:ind w:left="567" w:hanging="567"/>
         <w:jc w:val="both"/>
         <w:rPr>
-          <w:rFonts w:ascii="Arial Narrow" w:hAnsi="Arial Narrow" w:cs="Arial"/>
+          <w:rFonts w:ascii="Arial Narrow" w:eastAsia="Arial Narrow" w:hAnsi="Arial Narrow" w:cs="Arial Narrow"/>
           <w:sz w:val="16"/>
           <w:szCs w:val="16"/>
         </w:rPr>
@@ -5664,7 +6500,7 @@
       <w:r>
         <w:rPr>
           <w:rStyle w:val="Refdenotaalpie"/>
-          <w:rFonts w:ascii="Arial Narrow" w:hAnsi="Arial Narrow" w:cs="Arial"/>
+          <w:rFonts w:ascii="Arial Narrow" w:eastAsia="Arial Narrow" w:hAnsi="Arial Narrow" w:cs="Arial Narrow"/>
           <w:sz w:val="16"/>
           <w:szCs w:val="16"/>
           <w:vertAlign w:val="superscript"/>
@@ -5673,7 +6509,7 @@
       </w:r>
       <w:r>
         <w:rPr>
-          <w:rFonts w:ascii="Arial Narrow" w:hAnsi="Arial Narrow" w:cs="Arial"/>
+          <w:rFonts w:ascii="Arial Narrow" w:eastAsia="Arial Narrow" w:hAnsi="Arial Narrow" w:cs="Arial Narrow"/>
           <w:sz w:val="16"/>
           <w:szCs w:val="16"/>
         </w:rPr>
@@ -5681,7 +6517,7 @@
       </w:r>
       <w:r>
         <w:rPr>
-          <w:rFonts w:ascii="Arial Narrow" w:hAnsi="Arial Narrow" w:cs="Arial"/>
+          <w:rFonts w:ascii="Arial Narrow" w:eastAsia="Arial Narrow" w:hAnsi="Arial Narrow" w:cs="Arial Narrow"/>
           <w:sz w:val="16"/>
           <w:szCs w:val="16"/>
         </w:rPr>
@@ -5695,7 +6531,7 @@
         <w:ind w:left="567" w:hanging="567"/>
         <w:jc w:val="both"/>
         <w:rPr>
-          <w:rFonts w:ascii="Arial Narrow" w:hAnsi="Arial Narrow" w:cs="Arial"/>
+          <w:rFonts w:ascii="Arial Narrow" w:eastAsia="Arial Narrow" w:hAnsi="Arial Narrow" w:cs="Arial Narrow"/>
           <w:sz w:val="16"/>
           <w:szCs w:val="16"/>
         </w:rPr>
@@ -5709,7 +6545,7 @@
         <w:ind w:left="567" w:hanging="567"/>
         <w:jc w:val="both"/>
         <w:rPr>
-          <w:rFonts w:ascii="Arial Narrow" w:hAnsi="Arial Narrow" w:cs="Arial"/>
+          <w:rFonts w:ascii="Arial Narrow" w:eastAsia="Arial Narrow" w:hAnsi="Arial Narrow" w:cs="Arial Narrow"/>
           <w:sz w:val="16"/>
           <w:szCs w:val="16"/>
         </w:rPr>
@@ -5717,7 +6553,7 @@
       <w:r>
         <w:rPr>
           <w:rStyle w:val="Refdenotaalpie"/>
-          <w:rFonts w:ascii="Arial Narrow" w:hAnsi="Arial Narrow" w:cs="Arial"/>
+          <w:rFonts w:ascii="Arial Narrow" w:eastAsia="Arial Narrow" w:hAnsi="Arial Narrow" w:cs="Arial Narrow"/>
           <w:sz w:val="16"/>
           <w:szCs w:val="16"/>
           <w:vertAlign w:val="superscript"/>
@@ -5726,7 +6562,7 @@
       </w:r>
       <w:r>
         <w:rPr>
-          <w:rFonts w:ascii="Arial Narrow" w:hAnsi="Arial Narrow" w:cs="Arial"/>
+          <w:rFonts w:ascii="Arial Narrow" w:eastAsia="Arial Narrow" w:hAnsi="Arial Narrow" w:cs="Arial Narrow"/>
           <w:sz w:val="16"/>
           <w:szCs w:val="16"/>
         </w:rPr>
@@ -5734,7 +6570,7 @@
       </w:r>
       <w:r>
         <w:rPr>
-          <w:rFonts w:ascii="Arial Narrow" w:hAnsi="Arial Narrow" w:cs="Arial"/>
+          <w:rFonts w:ascii="Arial Narrow" w:eastAsia="Arial Narrow" w:hAnsi="Arial Narrow" w:cs="Arial Narrow"/>
           <w:sz w:val="16"/>
           <w:szCs w:val="16"/>
         </w:rPr>
@@ -5742,7 +6578,7 @@
       </w:r>
       <w:r>
         <w:rPr>
-          <w:rFonts w:ascii="Arial Narrow" w:eastAsia="Arial Narrow" w:hAnsi="Arial Narrow" w:cs="Arial"/>
+          <w:rFonts w:ascii="Arial Narrow" w:eastAsia="Arial Narrow" w:hAnsi="Arial Narrow" w:cs="Arial Narrow"/>
           <w:b/>
           <w:sz w:val="16"/>
           <w:szCs w:val="16"/>
@@ -5751,7 +6587,7 @@
       </w:r>
       <w:r>
         <w:rPr>
-          <w:rFonts w:ascii="Arial Narrow" w:hAnsi="Arial Narrow" w:cs="Arial"/>
+          <w:rFonts w:ascii="Arial Narrow" w:eastAsia="Arial Narrow" w:hAnsi="Arial Narrow" w:cs="Arial Narrow"/>
           <w:b/>
           <w:bCs/>
           <w:sz w:val="16"/>
@@ -5761,7 +6597,7 @@
       </w:r>
       <w:r>
         <w:rPr>
-          <w:rFonts w:ascii="Arial Narrow" w:hAnsi="Arial Narrow" w:cs="Arial"/>
+          <w:rFonts w:ascii="Arial Narrow" w:eastAsia="Arial Narrow" w:hAnsi="Arial Narrow" w:cs="Arial Narrow"/>
           <w:b/>
           <w:sz w:val="16"/>
           <w:szCs w:val="16"/>
@@ -5775,7 +6611,7 @@
         <w:ind w:left="567" w:hanging="567"/>
         <w:jc w:val="both"/>
         <w:rPr>
-          <w:rFonts w:ascii="Arial Narrow" w:hAnsi="Arial Narrow" w:cs="Arial"/>
+          <w:rFonts w:ascii="Arial Narrow" w:eastAsia="Arial Narrow" w:hAnsi="Arial Narrow" w:cs="Arial Narrow"/>
           <w:b/>
           <w:bCs/>
           <w:sz w:val="16"/>
@@ -5784,7 +6620,7 @@
       </w:pPr>
       <w:r>
         <w:rPr>
-          <w:rFonts w:ascii="Arial Narrow" w:hAnsi="Arial Narrow" w:cs="Arial"/>
+          <w:rFonts w:ascii="Arial Narrow" w:eastAsia="Arial Narrow" w:hAnsi="Arial Narrow" w:cs="Arial Narrow"/>
           <w:sz w:val="16"/>
           <w:szCs w:val="16"/>
         </w:rPr>
@@ -5792,7 +6628,7 @@
       </w:r>
       <w:r>
         <w:rPr>
-          <w:rFonts w:ascii="Arial Narrow" w:hAnsi="Arial Narrow" w:cs="Arial"/>
+          <w:rFonts w:ascii="Arial Narrow" w:eastAsia="Arial Narrow" w:hAnsi="Arial Narrow" w:cs="Arial Narrow"/>
           <w:b/>
           <w:bCs/>
           <w:sz w:val="16"/>
@@ -5810,15 +6646,15 @@
         <w:ind w:left="567"/>
         <w:jc w:val="both"/>
         <w:rPr>
-          <w:rFonts w:ascii="Arial Narrow" w:hAnsi="Arial Narrow" w:cs="Arial"/>
-          <w:sz w:val="16"/>
-          <w:szCs w:val="16"/>
-          <w:lang w:eastAsia="es-PE"/>
-        </w:rPr>
-      </w:pPr>
-      <w:r>
-        <w:rPr>
-          <w:rFonts w:ascii="Arial Narrow" w:hAnsi="Arial Narrow" w:cs="Arial"/>
+          <w:rFonts w:ascii="Arial Narrow" w:eastAsia="Arial Narrow" w:hAnsi="Arial Narrow" w:cs="Arial Narrow"/>
+          <w:sz w:val="16"/>
+          <w:szCs w:val="16"/>
+          <w:lang w:eastAsia="es-PE"/>
+        </w:rPr>
+      </w:pPr>
+      <w:r>
+        <w:rPr>
+          <w:rFonts w:ascii="Arial Narrow" w:eastAsia="Arial Narrow" w:hAnsi="Arial Narrow" w:cs="Arial Narrow"/>
           <w:sz w:val="16"/>
           <w:szCs w:val="16"/>
           <w:lang w:eastAsia="es-PE"/>
@@ -5835,15 +6671,15 @@
         <w:ind w:left="567"/>
         <w:jc w:val="both"/>
         <w:rPr>
-          <w:rFonts w:ascii="Arial Narrow" w:hAnsi="Arial Narrow" w:cs="Arial"/>
-          <w:sz w:val="16"/>
-          <w:szCs w:val="16"/>
-          <w:lang w:eastAsia="es-PE"/>
-        </w:rPr>
-      </w:pPr>
-      <w:r>
-        <w:rPr>
-          <w:rFonts w:ascii="Arial Narrow" w:hAnsi="Arial Narrow" w:cs="Arial"/>
+          <w:rFonts w:ascii="Arial Narrow" w:eastAsia="Arial Narrow" w:hAnsi="Arial Narrow" w:cs="Arial Narrow"/>
+          <w:sz w:val="16"/>
+          <w:szCs w:val="16"/>
+          <w:lang w:eastAsia="es-PE"/>
+        </w:rPr>
+      </w:pPr>
+      <w:r>
+        <w:rPr>
+          <w:rFonts w:ascii="Arial Narrow" w:eastAsia="Arial Narrow" w:hAnsi="Arial Narrow" w:cs="Arial Narrow"/>
           <w:sz w:val="16"/>
           <w:szCs w:val="16"/>
           <w:lang w:eastAsia="es-PE"/>
@@ -5860,15 +6696,15 @@
         <w:ind w:left="567"/>
         <w:jc w:val="both"/>
         <w:rPr>
-          <w:rFonts w:ascii="Arial Narrow" w:hAnsi="Arial Narrow" w:cs="Arial"/>
-          <w:sz w:val="16"/>
-          <w:szCs w:val="16"/>
-          <w:lang w:eastAsia="es-PE"/>
-        </w:rPr>
-      </w:pPr>
-      <w:r>
-        <w:rPr>
-          <w:rFonts w:ascii="Arial Narrow" w:hAnsi="Arial Narrow" w:cs="Arial"/>
+          <w:rFonts w:ascii="Arial Narrow" w:eastAsia="Arial Narrow" w:hAnsi="Arial Narrow" w:cs="Arial Narrow"/>
+          <w:sz w:val="16"/>
+          <w:szCs w:val="16"/>
+          <w:lang w:eastAsia="es-PE"/>
+        </w:rPr>
+      </w:pPr>
+      <w:r>
+        <w:rPr>
+          <w:rFonts w:ascii="Arial Narrow" w:eastAsia="Arial Narrow" w:hAnsi="Arial Narrow" w:cs="Arial Narrow"/>
           <w:sz w:val="16"/>
           <w:szCs w:val="16"/>
           <w:lang w:eastAsia="es-PE"/>
@@ -5879,15 +6715,10 @@
     <w:p>
       <w:pPr>
         <w:pStyle w:val="Textonotapie"/>
-        <w:tabs>
-          <w:tab w:val="left" w:pos="284"/>
-        </w:tabs>
         <w:ind w:left="567" w:hanging="567"/>
         <w:jc w:val="both"/>
         <w:rPr>
-          <w:rFonts w:ascii="Arial Narrow" w:hAnsi="Arial Narrow" w:cs="Arial"/>
-          <w:b/>
-          <w:bCs/>
+          <w:rFonts w:ascii="Arial Narrow" w:eastAsia="Arial Narrow" w:hAnsi="Arial Narrow" w:cs="Arial Narrow"/>
           <w:sz w:val="16"/>
           <w:szCs w:val="16"/>
         </w:rPr>
@@ -5900,11 +6731,16 @@
         <w:pStyle w:val="Textonotapie"/>
         <w:ind w:left="567" w:hanging="567"/>
         <w:jc w:val="both"/>
+        <w:rPr>
+          <w:rFonts w:ascii="Arial Narrow" w:eastAsia="Arial Narrow" w:hAnsi="Arial Narrow" w:cs="Arial Narrow"/>
+          <w:sz w:val="16"/>
+          <w:szCs w:val="16"/>
+        </w:rPr>
       </w:pPr>
       <w:r>
         <w:rPr>
           <w:rStyle w:val="Refdenotaalpie"/>
-          <w:rFonts w:ascii="Arial Narrow" w:hAnsi="Arial Narrow" w:cs="Arial"/>
+          <w:rFonts w:ascii="Arial Narrow" w:eastAsia="Arial Narrow" w:hAnsi="Arial Narrow" w:cs="Arial Narrow"/>
           <w:sz w:val="16"/>
           <w:szCs w:val="16"/>
           <w:vertAlign w:val="superscript"/>
@@ -5913,7 +6749,7 @@
       </w:r>
       <w:r>
         <w:rPr>
-          <w:rFonts w:ascii="Arial Narrow" w:hAnsi="Arial Narrow" w:cs="Arial"/>
+          <w:rFonts w:ascii="Arial Narrow" w:eastAsia="Arial Narrow" w:hAnsi="Arial Narrow" w:cs="Arial Narrow"/>
           <w:sz w:val="16"/>
           <w:szCs w:val="16"/>
         </w:rPr>
@@ -5921,7 +6757,7 @@
       </w:r>
       <w:r>
         <w:rPr>
-          <w:rFonts w:ascii="Arial Narrow" w:hAnsi="Arial Narrow" w:cs="Arial"/>
+          <w:rFonts w:ascii="Arial Narrow" w:eastAsia="Arial Narrow" w:hAnsi="Arial Narrow" w:cs="Arial Narrow"/>
           <w:b/>
           <w:bCs/>
           <w:sz w:val="16"/>
@@ -5935,10 +6771,15 @@
         <w:pStyle w:val="Textonotapie"/>
         <w:ind w:left="567" w:hanging="567"/>
         <w:jc w:val="both"/>
-      </w:pPr>
-      <w:r>
-        <w:rPr>
-          <w:rFonts w:ascii="Arial Narrow" w:hAnsi="Arial Narrow" w:cs="Arial"/>
+        <w:rPr>
+          <w:rFonts w:ascii="Arial Narrow" w:eastAsia="Arial Narrow" w:hAnsi="Arial Narrow" w:cs="Arial Narrow"/>
+          <w:sz w:val="16"/>
+          <w:szCs w:val="16"/>
+        </w:rPr>
+      </w:pPr>
+      <w:r>
+        <w:rPr>
+          <w:rFonts w:ascii="Arial Narrow" w:eastAsia="Arial Narrow" w:hAnsi="Arial Narrow" w:cs="Arial Narrow"/>
           <w:sz w:val="16"/>
           <w:szCs w:val="16"/>
         </w:rPr>
@@ -5946,7 +6787,7 @@
       </w:r>
       <w:r>
         <w:rPr>
-          <w:rFonts w:ascii="Arial Narrow" w:hAnsi="Arial Narrow" w:cs="Arial"/>
+          <w:rFonts w:ascii="Arial Narrow" w:eastAsia="Arial Narrow" w:hAnsi="Arial Narrow" w:cs="Arial Narrow"/>
           <w:b/>
           <w:bCs/>
           <w:sz w:val="16"/>
@@ -5956,12 +6797,24 @@
       </w:r>
       <w:r>
         <w:rPr>
-          <w:rFonts w:ascii="Arial Narrow" w:hAnsi="Arial Narrow" w:cs="Arial"/>
+          <w:rFonts w:ascii="Arial Narrow" w:eastAsia="Arial Narrow" w:hAnsi="Arial Narrow" w:cs="Arial Narrow"/>
           <w:sz w:val="16"/>
           <w:szCs w:val="16"/>
         </w:rPr>
         <w:t xml:space="preserve"> Una vez admitida a trámite la denuncia, se correrá traslado de la misma al denunciado, a fin de que éste presente su descargo. El plazo para la presentación del descargo será de cinco (5) días contados desde la notificación, vencido el cual, el Secretario Técnico declarará en rebeldía al denunciado que no lo hubiera presentado.</w:t>
       </w:r>
+    </w:p>
+    <w:p>
+      <w:pPr>
+        <w:pStyle w:val="Textonotapie"/>
+        <w:ind w:left="567" w:hanging="567"/>
+        <w:jc w:val="both"/>
+        <w:rPr>
+          <w:rFonts w:ascii="Arial Narrow" w:eastAsia="Arial Narrow" w:hAnsi="Arial Narrow" w:cs="Arial Narrow"/>
+          <w:sz w:val="16"/>
+          <w:szCs w:val="16"/>
+        </w:rPr>
+      </w:pPr>
     </w:p>
   </w:footnote>
   <w:footnote w:id="14">
@@ -5970,11 +6823,16 @@
         <w:pStyle w:val="Textonotapie"/>
         <w:ind w:left="567" w:hanging="567"/>
         <w:jc w:val="both"/>
+        <w:rPr>
+          <w:rFonts w:ascii="Arial Narrow" w:eastAsia="Arial Narrow" w:hAnsi="Arial Narrow" w:cs="Arial Narrow"/>
+          <w:sz w:val="16"/>
+          <w:szCs w:val="16"/>
+        </w:rPr>
       </w:pPr>
       <w:r>
         <w:rPr>
           <w:rStyle w:val="Refdenotaalpie"/>
-          <w:rFonts w:ascii="Arial Narrow" w:hAnsi="Arial Narrow" w:cs="Arial"/>
+          <w:rFonts w:ascii="Arial Narrow" w:eastAsia="Arial Narrow" w:hAnsi="Arial Narrow" w:cs="Arial Narrow"/>
           <w:sz w:val="16"/>
           <w:szCs w:val="16"/>
           <w:vertAlign w:val="superscript"/>
@@ -5983,7 +6841,7 @@
       </w:r>
       <w:r>
         <w:rPr>
-          <w:rFonts w:ascii="Arial Narrow" w:hAnsi="Arial Narrow" w:cs="Arial"/>
+          <w:rFonts w:ascii="Arial Narrow" w:eastAsia="Arial Narrow" w:hAnsi="Arial Narrow" w:cs="Arial Narrow"/>
           <w:sz w:val="16"/>
           <w:szCs w:val="16"/>
         </w:rPr>
@@ -5991,7 +6849,7 @@
       </w:r>
       <w:r>
         <w:rPr>
-          <w:rFonts w:ascii="Arial Narrow" w:hAnsi="Arial Narrow" w:cs="Arial"/>
+          <w:rFonts w:ascii="Arial Narrow" w:eastAsia="Arial Narrow" w:hAnsi="Arial Narrow" w:cs="Arial Narrow"/>
           <w:b/>
           <w:bCs/>
           <w:sz w:val="16"/>
@@ -6005,10 +6863,15 @@
         <w:pStyle w:val="Textonotapie"/>
         <w:ind w:left="567" w:hanging="567"/>
         <w:jc w:val="both"/>
-      </w:pPr>
-      <w:r>
-        <w:rPr>
-          <w:rFonts w:ascii="Arial Narrow" w:hAnsi="Arial Narrow" w:cs="Arial"/>
+        <w:rPr>
+          <w:rFonts w:ascii="Arial Narrow" w:eastAsia="Arial Narrow" w:hAnsi="Arial Narrow" w:cs="Arial Narrow"/>
+          <w:sz w:val="16"/>
+          <w:szCs w:val="16"/>
+        </w:rPr>
+      </w:pPr>
+      <w:r>
+        <w:rPr>
+          <w:rFonts w:ascii="Arial Narrow" w:eastAsia="Arial Narrow" w:hAnsi="Arial Narrow" w:cs="Arial Narrow"/>
           <w:sz w:val="16"/>
           <w:szCs w:val="16"/>
         </w:rPr>
@@ -6016,7 +6879,7 @@
       </w:r>
       <w:r>
         <w:rPr>
-          <w:rFonts w:ascii="Arial Narrow" w:hAnsi="Arial Narrow" w:cs="Arial"/>
+          <w:rFonts w:ascii="Arial Narrow" w:eastAsia="Arial Narrow" w:hAnsi="Arial Narrow" w:cs="Arial Narrow"/>
           <w:b/>
           <w:bCs/>
           <w:sz w:val="16"/>
@@ -6030,10 +6893,15 @@
         <w:pStyle w:val="Textonotapie"/>
         <w:ind w:left="567" w:hanging="567"/>
         <w:jc w:val="both"/>
-      </w:pPr>
-      <w:r>
-        <w:rPr>
-          <w:rFonts w:ascii="Arial Narrow" w:hAnsi="Arial Narrow" w:cs="Arial"/>
+        <w:rPr>
+          <w:rFonts w:ascii="Arial Narrow" w:eastAsia="Arial Narrow" w:hAnsi="Arial Narrow" w:cs="Arial Narrow"/>
+          <w:sz w:val="16"/>
+          <w:szCs w:val="16"/>
+        </w:rPr>
+      </w:pPr>
+      <w:r>
+        <w:rPr>
+          <w:rFonts w:ascii="Arial Narrow" w:eastAsia="Arial Narrow" w:hAnsi="Arial Narrow" w:cs="Arial Narrow"/>
           <w:sz w:val="16"/>
           <w:szCs w:val="16"/>
         </w:rPr>
@@ -6041,12 +6909,24 @@
       </w:r>
       <w:r>
         <w:rPr>
-          <w:rFonts w:ascii="Arial Narrow" w:hAnsi="Arial Narrow" w:cs="Arial"/>
+          <w:rFonts w:ascii="Arial Narrow" w:eastAsia="Arial Narrow" w:hAnsi="Arial Narrow" w:cs="Arial Narrow"/>
           <w:sz w:val="16"/>
           <w:szCs w:val="16"/>
         </w:rPr>
         <w:t xml:space="preserve">223.1 El reclamado deberá presentar la contestación de la reclamación dentro de los quince (15) días posteriores a la notificación de ésta; vencido este plazo, la Administración declarará en rebeldía al reclamado que no la hubiera presentado. La contestación deberá contener los requisitos de los escritos previstos en el artículo 113 de la presente Ley, así como la absolución de todos los asuntos controvertidos de hecho y de derecho, Las alegaciones y los hechos relevantes de la reclamación, salvo que hayan sido específicamente negadas en la contestación, se tendrán por aceptadas o merituadas como ciertas.</w:t>
       </w:r>
+    </w:p>
+    <w:p>
+      <w:pPr>
+        <w:pStyle w:val="Textonotapie"/>
+        <w:ind w:left="567" w:hanging="567"/>
+        <w:jc w:val="both"/>
+        <w:rPr>
+          <w:rFonts w:ascii="Arial Narrow" w:eastAsia="Arial Narrow" w:hAnsi="Arial Narrow" w:cs="Arial Narrow"/>
+          <w:sz w:val="16"/>
+          <w:szCs w:val="16"/>
+        </w:rPr>
+      </w:pPr>
     </w:p>
   </w:footnote>
   <w:footnote w:id="8">
@@ -6056,7 +6936,7 @@
         <w:ind w:left="567" w:hanging="567"/>
         <w:jc w:val="both"/>
         <w:rPr>
-          <w:rFonts w:ascii="Arial Narrow" w:hAnsi="Arial Narrow" w:cs="Arial"/>
+          <w:rFonts w:ascii="Arial Narrow" w:eastAsia="Arial Narrow" w:hAnsi="Arial Narrow" w:cs="Arial Narrow"/>
           <w:sz w:val="16"/>
           <w:szCs w:val="16"/>
         </w:rPr>
@@ -6064,7 +6944,7 @@
       <w:r>
         <w:rPr>
           <w:rStyle w:val="Refdenotaalpie"/>
-          <w:rFonts w:ascii="Arial Narrow" w:hAnsi="Arial Narrow" w:cs="Arial"/>
+          <w:rFonts w:ascii="Arial Narrow" w:eastAsia="Arial Narrow" w:hAnsi="Arial Narrow" w:cs="Arial Narrow"/>
           <w:sz w:val="16"/>
           <w:szCs w:val="16"/>
           <w:vertAlign w:val="superscript"/>
@@ -6073,7 +6953,7 @@
       </w:r>
       <w:r>
         <w:rPr>
-          <w:rFonts w:ascii="Arial Narrow" w:hAnsi="Arial Narrow" w:cs="Arial"/>
+          <w:rFonts w:ascii="Arial Narrow" w:eastAsia="Arial Narrow" w:hAnsi="Arial Narrow" w:cs="Arial Narrow"/>
           <w:sz w:val="16"/>
           <w:szCs w:val="16"/>
           <w:vertAlign w:val="superscript"/>
@@ -6082,7 +6962,7 @@
       </w:r>
       <w:r>
         <w:rPr>
-          <w:rFonts w:ascii="Arial Narrow" w:hAnsi="Arial Narrow" w:cs="Arial"/>
+          <w:rFonts w:ascii="Arial Narrow" w:eastAsia="Arial Narrow" w:hAnsi="Arial Narrow" w:cs="Arial Narrow"/>
           <w:sz w:val="16"/>
           <w:szCs w:val="16"/>
         </w:rPr>
@@ -6090,7 +6970,7 @@
       </w:r>
       <w:r>
         <w:rPr>
-          <w:rFonts w:ascii="Arial Narrow" w:hAnsi="Arial Narrow" w:cs="Arial"/>
+          <w:rFonts w:ascii="Arial Narrow" w:eastAsia="Arial Narrow" w:hAnsi="Arial Narrow" w:cs="Arial Narrow"/>
           <w:sz w:val="16"/>
           <w:szCs w:val="16"/>
         </w:rPr>
@@ -6098,7 +6978,7 @@
       </w:r>
       <w:r>
         <w:rPr>
-          <w:rFonts w:ascii="Arial Narrow" w:eastAsia="Arial Narrow" w:hAnsi="Arial Narrow" w:cs="Arial"/>
+          <w:rFonts w:ascii="Arial Narrow" w:eastAsia="Arial Narrow" w:hAnsi="Arial Narrow" w:cs="Arial Narrow"/>
           <w:b/>
           <w:sz w:val="16"/>
           <w:szCs w:val="16"/>
@@ -6107,7 +6987,7 @@
       </w:r>
       <w:r>
         <w:rPr>
-          <w:rFonts w:ascii="Arial Narrow" w:hAnsi="Arial Narrow" w:cs="Arial"/>
+          <w:rFonts w:ascii="Arial Narrow" w:eastAsia="Arial Narrow" w:hAnsi="Arial Narrow" w:cs="Arial Narrow"/>
           <w:b/>
           <w:bCs/>
           <w:sz w:val="16"/>
@@ -6117,7 +6997,7 @@
       </w:r>
       <w:r>
         <w:rPr>
-          <w:rFonts w:ascii="Arial Narrow" w:hAnsi="Arial Narrow" w:cs="Arial"/>
+          <w:rFonts w:ascii="Arial Narrow" w:eastAsia="Arial Narrow" w:hAnsi="Arial Narrow" w:cs="Arial Narrow"/>
           <w:b/>
           <w:sz w:val="16"/>
           <w:szCs w:val="16"/>
@@ -6131,15 +7011,15 @@
         <w:ind w:left="567" w:hanging="567"/>
         <w:jc w:val="both"/>
         <w:rPr>
-          <w:rFonts w:ascii="Arial Narrow" w:eastAsia="Arial Narrow" w:hAnsi="Arial Narrow" w:cs="Arial"/>
-          <w:b/>
-          <w:sz w:val="16"/>
-          <w:szCs w:val="16"/>
-        </w:rPr>
-      </w:pPr>
-      <w:r>
-        <w:rPr>
-          <w:rFonts w:ascii="Arial Narrow" w:eastAsia="Arial Narrow" w:hAnsi="Arial Narrow" w:cs="Arial"/>
+          <w:rFonts w:ascii="Arial Narrow" w:eastAsia="Arial Narrow" w:hAnsi="Arial Narrow" w:cs="Arial Narrow"/>
+          <w:b/>
+          <w:sz w:val="16"/>
+          <w:szCs w:val="16"/>
+        </w:rPr>
+      </w:pPr>
+      <w:r>
+        <w:rPr>
+          <w:rFonts w:ascii="Arial Narrow" w:eastAsia="Arial Narrow" w:hAnsi="Arial Narrow" w:cs="Arial Narrow"/>
           <w:b/>
           <w:sz w:val="16"/>
           <w:szCs w:val="16"/>
@@ -6154,14 +7034,14 @@
         <w:ind w:left="567"/>
         <w:jc w:val="both"/>
         <w:rPr>
-          <w:rFonts w:ascii="Arial Narrow" w:hAnsi="Arial Narrow" w:cs="Arial"/>
-          <w:sz w:val="16"/>
-          <w:szCs w:val="16"/>
-        </w:rPr>
-      </w:pPr>
-      <w:r>
-        <w:rPr>
-          <w:rFonts w:ascii="Arial Narrow" w:eastAsia="Arial Narrow" w:hAnsi="Arial Narrow" w:cs="Arial"/>
+          <w:rFonts w:ascii="Arial Narrow" w:eastAsia="Arial Narrow" w:hAnsi="Arial Narrow" w:cs="Arial Narrow"/>
+          <w:sz w:val="16"/>
+          <w:szCs w:val="16"/>
+        </w:rPr>
+      </w:pPr>
+      <w:r>
+        <w:rPr>
+          <w:rFonts w:ascii="Arial Narrow" w:eastAsia="Arial Narrow" w:hAnsi="Arial Narrow" w:cs="Arial Narrow"/>
           <w:sz w:val="16"/>
           <w:szCs w:val="16"/>
         </w:rPr>
@@ -6178,14 +7058,14 @@
         <w:ind w:left="426" w:firstLine="141"/>
         <w:jc w:val="both"/>
         <w:rPr>
-          <w:rFonts w:ascii="Arial Narrow" w:eastAsia="Arial Narrow" w:hAnsi="Arial Narrow" w:cs="Arial"/>
-          <w:sz w:val="16"/>
-          <w:szCs w:val="16"/>
-        </w:rPr>
-      </w:pPr>
-      <w:r>
-        <w:rPr>
-          <w:rFonts w:ascii="Arial Narrow" w:eastAsia="Arial Narrow" w:hAnsi="Arial Narrow" w:cs="Arial"/>
+          <w:rFonts w:ascii="Arial Narrow" w:eastAsia="Arial Narrow" w:hAnsi="Arial Narrow" w:cs="Arial Narrow"/>
+          <w:sz w:val="16"/>
+          <w:szCs w:val="16"/>
+        </w:rPr>
+      </w:pPr>
+      <w:r>
+        <w:rPr>
+          <w:rFonts w:ascii="Arial Narrow" w:eastAsia="Arial Narrow" w:hAnsi="Arial Narrow" w:cs="Arial Narrow"/>
           <w:sz w:val="16"/>
           <w:szCs w:val="16"/>
         </w:rPr>
@@ -6202,14 +7082,14 @@
         <w:ind w:left="426" w:firstLine="141"/>
         <w:jc w:val="both"/>
         <w:rPr>
-          <w:rFonts w:ascii="Arial Narrow" w:eastAsia="Arial Narrow" w:hAnsi="Arial Narrow" w:cs="Arial"/>
-          <w:sz w:val="16"/>
-          <w:szCs w:val="16"/>
-        </w:rPr>
-      </w:pPr>
-      <w:r>
-        <w:rPr>
-          <w:rFonts w:ascii="Arial Narrow" w:eastAsia="Arial Narrow" w:hAnsi="Arial Narrow" w:cs="Arial"/>
+          <w:rFonts w:ascii="Arial Narrow" w:eastAsia="Arial Narrow" w:hAnsi="Arial Narrow" w:cs="Arial Narrow"/>
+          <w:sz w:val="16"/>
+          <w:szCs w:val="16"/>
+        </w:rPr>
+      </w:pPr>
+      <w:r>
+        <w:rPr>
+          <w:rFonts w:ascii="Arial Narrow" w:eastAsia="Arial Narrow" w:hAnsi="Arial Narrow" w:cs="Arial Narrow"/>
           <w:sz w:val="16"/>
           <w:szCs w:val="16"/>
         </w:rPr>
@@ -6226,14 +7106,14 @@
         <w:ind w:left="426" w:firstLine="141"/>
         <w:jc w:val="both"/>
         <w:rPr>
-          <w:rFonts w:ascii="Arial Narrow" w:eastAsia="Arial Narrow" w:hAnsi="Arial Narrow" w:cs="Arial"/>
-          <w:sz w:val="16"/>
-          <w:szCs w:val="16"/>
-        </w:rPr>
-      </w:pPr>
-      <w:r>
-        <w:rPr>
-          <w:rFonts w:ascii="Arial Narrow" w:eastAsia="Arial Narrow" w:hAnsi="Arial Narrow" w:cs="Arial"/>
+          <w:rFonts w:ascii="Arial Narrow" w:eastAsia="Arial Narrow" w:hAnsi="Arial Narrow" w:cs="Arial Narrow"/>
+          <w:sz w:val="16"/>
+          <w:szCs w:val="16"/>
+        </w:rPr>
+      </w:pPr>
+      <w:r>
+        <w:rPr>
+          <w:rFonts w:ascii="Arial Narrow" w:eastAsia="Arial Narrow" w:hAnsi="Arial Narrow" w:cs="Arial Narrow"/>
           <w:sz w:val="16"/>
           <w:szCs w:val="16"/>
         </w:rPr>
@@ -6246,19 +7126,31 @@
         <w:ind w:left="567"/>
         <w:jc w:val="both"/>
         <w:rPr>
-          <w:rFonts w:ascii="Arial Narrow" w:eastAsia="Arial Narrow" w:hAnsi="Arial Narrow" w:cs="Arial"/>
-          <w:sz w:val="16"/>
-          <w:szCs w:val="16"/>
-        </w:rPr>
-      </w:pPr>
-      <w:r>
-        <w:rPr>
-          <w:rFonts w:ascii="Arial Narrow" w:eastAsia="Arial Narrow" w:hAnsi="Arial Narrow" w:cs="Arial"/>
+          <w:rFonts w:ascii="Arial Narrow" w:eastAsia="Arial Narrow" w:hAnsi="Arial Narrow" w:cs="Arial Narrow"/>
+          <w:sz w:val="16"/>
+          <w:szCs w:val="16"/>
+        </w:rPr>
+      </w:pPr>
+      <w:r>
+        <w:rPr>
+          <w:rFonts w:ascii="Arial Narrow" w:eastAsia="Arial Narrow" w:hAnsi="Arial Narrow" w:cs="Arial Narrow"/>
           <w:sz w:val="16"/>
           <w:szCs w:val="16"/>
         </w:rPr>
         <w:t>(…).</w:t>
       </w:r>
+    </w:p>
+    <w:p>
+      <w:pPr>
+        <w:spacing w:after="0" w:line="240" w:lineRule="auto"/>
+        <w:ind w:left="567" w:hanging="567"/>
+        <w:jc w:val="both"/>
+        <w:rPr>
+          <w:rFonts w:ascii="Arial Narrow" w:eastAsia="Arial Narrow" w:hAnsi="Arial Narrow" w:cs="Arial Narrow"/>
+          <w:sz w:val="16"/>
+          <w:szCs w:val="16"/>
+        </w:rPr>
+      </w:pPr>
     </w:p>
   </w:footnote>
   <w:footnote w:id="9">
@@ -6268,7 +7160,7 @@
         <w:ind w:left="567" w:hanging="567"/>
         <w:jc w:val="both"/>
         <w:rPr>
-          <w:rFonts w:ascii="Arial Narrow" w:eastAsia="Arial Narrow" w:hAnsi="Arial Narrow" w:cs="Arial"/>
+          <w:rFonts w:ascii="Arial Narrow" w:eastAsia="Arial Narrow" w:hAnsi="Arial Narrow" w:cs="Arial Narrow"/>
           <w:sz w:val="16"/>
           <w:szCs w:val="16"/>
         </w:rPr>
@@ -6276,7 +7168,7 @@
       <w:r>
         <w:rPr>
           <w:rStyle w:val="Refdenotaalpie"/>
-          <w:rFonts w:ascii="Arial Narrow" w:hAnsi="Arial Narrow" w:cs="Arial"/>
+          <w:rFonts w:ascii="Arial Narrow" w:eastAsia="Arial Narrow" w:hAnsi="Arial Narrow" w:cs="Arial Narrow"/>
           <w:sz w:val="16"/>
           <w:szCs w:val="16"/>
           <w:vertAlign w:val="superscript"/>
@@ -6285,7 +7177,7 @@
       </w:r>
       <w:r>
         <w:rPr>
-          <w:rFonts w:ascii="Arial Narrow" w:hAnsi="Arial Narrow" w:cs="Arial"/>
+          <w:rFonts w:ascii="Arial Narrow" w:eastAsia="Arial Narrow" w:hAnsi="Arial Narrow" w:cs="Arial Narrow"/>
           <w:sz w:val="16"/>
           <w:szCs w:val="16"/>
         </w:rPr>
@@ -6293,7 +7185,7 @@
       </w:r>
       <w:r>
         <w:rPr>
-          <w:rFonts w:ascii="Arial Narrow" w:hAnsi="Arial Narrow" w:cs="Arial"/>
+          <w:rFonts w:ascii="Arial Narrow" w:eastAsia="Arial Narrow" w:hAnsi="Arial Narrow" w:cs="Arial Narrow"/>
           <w:sz w:val="16"/>
           <w:szCs w:val="16"/>
         </w:rPr>
@@ -6301,7 +7193,7 @@
       </w:r>
       <w:r>
         <w:rPr>
-          <w:rFonts w:ascii="Arial Narrow" w:eastAsia="Arial Narrow" w:hAnsi="Arial Narrow" w:cs="Arial"/>
+          <w:rFonts w:ascii="Arial Narrow" w:eastAsia="Arial Narrow" w:hAnsi="Arial Narrow" w:cs="Arial Narrow"/>
           <w:b/>
           <w:sz w:val="16"/>
           <w:szCs w:val="16"/>
@@ -6315,14 +7207,14 @@
         <w:ind w:left="567"/>
         <w:jc w:val="both"/>
         <w:rPr>
-          <w:rFonts w:ascii="Arial Narrow" w:eastAsia="Arial Narrow" w:hAnsi="Arial Narrow" w:cs="Arial"/>
-          <w:sz w:val="16"/>
-          <w:szCs w:val="16"/>
-        </w:rPr>
-      </w:pPr>
-      <w:r>
-        <w:rPr>
-          <w:rFonts w:ascii="Arial Narrow" w:eastAsia="Arial Narrow" w:hAnsi="Arial Narrow" w:cs="Arial"/>
+          <w:rFonts w:ascii="Arial Narrow" w:eastAsia="Arial Narrow" w:hAnsi="Arial Narrow" w:cs="Arial Narrow"/>
+          <w:sz w:val="16"/>
+          <w:szCs w:val="16"/>
+        </w:rPr>
+      </w:pPr>
+      <w:r>
+        <w:rPr>
+          <w:rFonts w:ascii="Arial Narrow" w:eastAsia="Arial Narrow" w:hAnsi="Arial Narrow" w:cs="Arial Narrow"/>
           <w:sz w:val="16"/>
           <w:szCs w:val="16"/>
         </w:rPr>
@@ -6335,14 +7227,14 @@
         <w:ind w:left="567" w:hanging="567"/>
         <w:jc w:val="both"/>
         <w:rPr>
-          <w:rFonts w:ascii="Arial Narrow" w:eastAsia="Arial Narrow" w:hAnsi="Arial Narrow" w:cs="Arial"/>
-          <w:sz w:val="16"/>
-          <w:szCs w:val="16"/>
-        </w:rPr>
-      </w:pPr>
-      <w:r>
-        <w:rPr>
-          <w:rFonts w:ascii="Arial Narrow" w:eastAsia="Arial Narrow" w:hAnsi="Arial Narrow" w:cs="Arial"/>
+          <w:rFonts w:ascii="Arial Narrow" w:eastAsia="Arial Narrow" w:hAnsi="Arial Narrow" w:cs="Arial Narrow"/>
+          <w:sz w:val="16"/>
+          <w:szCs w:val="16"/>
+        </w:rPr>
+      </w:pPr>
+      <w:r>
+        <w:rPr>
+          <w:rFonts w:ascii="Arial Narrow" w:eastAsia="Arial Narrow" w:hAnsi="Arial Narrow" w:cs="Arial Narrow"/>
           <w:sz w:val="16"/>
           <w:szCs w:val="16"/>
         </w:rPr>
@@ -6356,14 +7248,14 @@
         <w:ind w:left="567" w:hanging="567"/>
         <w:jc w:val="both"/>
         <w:rPr>
-          <w:rFonts w:ascii="Arial Narrow" w:eastAsia="Arial Narrow" w:hAnsi="Arial Narrow" w:cs="Arial"/>
-          <w:sz w:val="16"/>
-          <w:szCs w:val="16"/>
-        </w:rPr>
-      </w:pPr>
-      <w:r>
-        <w:rPr>
-          <w:rFonts w:ascii="Arial Narrow" w:eastAsia="Arial Narrow" w:hAnsi="Arial Narrow" w:cs="Arial"/>
+          <w:rFonts w:ascii="Arial Narrow" w:eastAsia="Arial Narrow" w:hAnsi="Arial Narrow" w:cs="Arial Narrow"/>
+          <w:sz w:val="16"/>
+          <w:szCs w:val="16"/>
+        </w:rPr>
+      </w:pPr>
+      <w:r>
+        <w:rPr>
+          <w:rFonts w:ascii="Arial Narrow" w:eastAsia="Arial Narrow" w:hAnsi="Arial Narrow" w:cs="Arial Narrow"/>
           <w:sz w:val="16"/>
           <w:szCs w:val="16"/>
         </w:rPr>
@@ -6377,7 +7269,7 @@
         <w:ind w:left="567" w:hanging="567"/>
         <w:jc w:val="both"/>
         <w:rPr>
-          <w:rFonts w:ascii="Arial Narrow" w:hAnsi="Arial Narrow" w:cs="Arial"/>
+          <w:rFonts w:ascii="Arial Narrow" w:eastAsia="Arial Narrow" w:hAnsi="Arial Narrow" w:cs="Arial Narrow"/>
           <w:sz w:val="16"/>
           <w:szCs w:val="16"/>
         </w:rPr>
@@ -6389,14 +7281,14 @@
         <w:ind w:left="567" w:hanging="567"/>
         <w:jc w:val="both"/>
         <w:rPr>
-          <w:rFonts w:ascii="Arial Narrow" w:hAnsi="Arial Narrow" w:cs="Arial"/>
-          <w:sz w:val="16"/>
-          <w:szCs w:val="16"/>
-        </w:rPr>
-      </w:pPr>
-      <w:r>
-        <w:rPr>
-          <w:rFonts w:ascii="Arial Narrow" w:eastAsia="Arial Narrow" w:hAnsi="Arial Narrow" w:cs="Arial"/>
+          <w:rFonts w:ascii="Arial Narrow" w:eastAsia="Arial Narrow" w:hAnsi="Arial Narrow" w:cs="Arial Narrow"/>
+          <w:sz w:val="16"/>
+          <w:szCs w:val="16"/>
+        </w:rPr>
+      </w:pPr>
+      <w:r>
+        <w:rPr>
+          <w:rFonts w:ascii="Arial Narrow" w:eastAsia="Arial Narrow" w:hAnsi="Arial Narrow" w:cs="Arial Narrow"/>
           <w:b/>
           <w:sz w:val="16"/>
           <w:szCs w:val="16"/>
@@ -6411,14 +7303,14 @@
         <w:ind w:left="567" w:hanging="283"/>
         <w:jc w:val="both"/>
         <w:rPr>
-          <w:rFonts w:ascii="Arial Narrow" w:eastAsia="Arial Narrow" w:hAnsi="Arial Narrow" w:cs="Arial"/>
-          <w:sz w:val="16"/>
-          <w:szCs w:val="16"/>
-        </w:rPr>
-      </w:pPr>
-      <w:r>
-        <w:rPr>
-          <w:rFonts w:ascii="Arial Narrow" w:eastAsia="Arial Narrow" w:hAnsi="Arial Narrow" w:cs="Arial"/>
+          <w:rFonts w:ascii="Arial Narrow" w:eastAsia="Arial Narrow" w:hAnsi="Arial Narrow" w:cs="Arial Narrow"/>
+          <w:sz w:val="16"/>
+          <w:szCs w:val="16"/>
+        </w:rPr>
+      </w:pPr>
+      <w:r>
+        <w:rPr>
+          <w:rFonts w:ascii="Arial Narrow" w:eastAsia="Arial Narrow" w:hAnsi="Arial Narrow" w:cs="Arial Narrow"/>
           <w:sz w:val="16"/>
           <w:szCs w:val="16"/>
         </w:rPr>
@@ -6436,14 +7328,14 @@
         <w:ind w:left="567" w:firstLine="0"/>
         <w:jc w:val="both"/>
         <w:rPr>
-          <w:rFonts w:ascii="Arial Narrow" w:eastAsia="Arial Narrow" w:hAnsi="Arial Narrow" w:cs="Arial"/>
-          <w:sz w:val="16"/>
-          <w:szCs w:val="16"/>
-        </w:rPr>
-      </w:pPr>
-      <w:r>
-        <w:rPr>
-          <w:rFonts w:ascii="Arial Narrow" w:eastAsia="Arial Narrow" w:hAnsi="Arial Narrow" w:cs="Arial"/>
+          <w:rFonts w:ascii="Arial Narrow" w:eastAsia="Arial Narrow" w:hAnsi="Arial Narrow" w:cs="Arial Narrow"/>
+          <w:sz w:val="16"/>
+          <w:szCs w:val="16"/>
+        </w:rPr>
+      </w:pPr>
+      <w:r>
+        <w:rPr>
+          <w:rFonts w:ascii="Arial Narrow" w:eastAsia="Arial Narrow" w:hAnsi="Arial Narrow" w:cs="Arial Narrow"/>
           <w:sz w:val="16"/>
           <w:szCs w:val="16"/>
         </w:rPr>
@@ -6460,14 +7352,14 @@
         <w:ind w:left="567" w:firstLine="0"/>
         <w:jc w:val="both"/>
         <w:rPr>
-          <w:rFonts w:ascii="Arial Narrow" w:eastAsia="Arial Narrow" w:hAnsi="Arial Narrow" w:cs="Arial"/>
-          <w:sz w:val="16"/>
-          <w:szCs w:val="16"/>
-        </w:rPr>
-      </w:pPr>
-      <w:r>
-        <w:rPr>
-          <w:rFonts w:ascii="Arial Narrow" w:eastAsia="Arial Narrow" w:hAnsi="Arial Narrow" w:cs="Arial"/>
+          <w:rFonts w:ascii="Arial Narrow" w:eastAsia="Arial Narrow" w:hAnsi="Arial Narrow" w:cs="Arial Narrow"/>
+          <w:sz w:val="16"/>
+          <w:szCs w:val="16"/>
+        </w:rPr>
+      </w:pPr>
+      <w:r>
+        <w:rPr>
+          <w:rFonts w:ascii="Arial Narrow" w:eastAsia="Arial Narrow" w:hAnsi="Arial Narrow" w:cs="Arial Narrow"/>
           <w:sz w:val="16"/>
           <w:szCs w:val="16"/>
         </w:rPr>
@@ -6484,14 +7376,14 @@
         <w:ind w:left="567" w:firstLine="0"/>
         <w:jc w:val="both"/>
         <w:rPr>
-          <w:rFonts w:ascii="Arial Narrow" w:eastAsia="Arial Narrow" w:hAnsi="Arial Narrow" w:cs="Arial"/>
-          <w:sz w:val="16"/>
-          <w:szCs w:val="16"/>
-        </w:rPr>
-      </w:pPr>
-      <w:r>
-        <w:rPr>
-          <w:rFonts w:ascii="Arial Narrow" w:eastAsia="Arial Narrow" w:hAnsi="Arial Narrow" w:cs="Arial"/>
+          <w:rFonts w:ascii="Arial Narrow" w:eastAsia="Arial Narrow" w:hAnsi="Arial Narrow" w:cs="Arial Narrow"/>
+          <w:sz w:val="16"/>
+          <w:szCs w:val="16"/>
+        </w:rPr>
+      </w:pPr>
+      <w:r>
+        <w:rPr>
+          <w:rFonts w:ascii="Arial Narrow" w:eastAsia="Arial Narrow" w:hAnsi="Arial Narrow" w:cs="Arial Narrow"/>
           <w:sz w:val="16"/>
           <w:szCs w:val="16"/>
         </w:rPr>
@@ -6508,14 +7400,14 @@
         <w:ind w:left="567" w:firstLine="0"/>
         <w:jc w:val="both"/>
         <w:rPr>
-          <w:rFonts w:ascii="Arial Narrow" w:eastAsia="Arial Narrow" w:hAnsi="Arial Narrow" w:cs="Arial"/>
-          <w:sz w:val="16"/>
-          <w:szCs w:val="16"/>
-        </w:rPr>
-      </w:pPr>
-      <w:r>
-        <w:rPr>
-          <w:rFonts w:ascii="Arial Narrow" w:eastAsia="Arial Narrow" w:hAnsi="Arial Narrow" w:cs="Arial"/>
+          <w:rFonts w:ascii="Arial Narrow" w:eastAsia="Arial Narrow" w:hAnsi="Arial Narrow" w:cs="Arial Narrow"/>
+          <w:sz w:val="16"/>
+          <w:szCs w:val="16"/>
+        </w:rPr>
+      </w:pPr>
+      <w:r>
+        <w:rPr>
+          <w:rFonts w:ascii="Arial Narrow" w:eastAsia="Arial Narrow" w:hAnsi="Arial Narrow" w:cs="Arial Narrow"/>
           <w:sz w:val="16"/>
           <w:szCs w:val="16"/>
         </w:rPr>
@@ -6532,14 +7424,14 @@
         <w:ind w:left="567" w:firstLine="0"/>
         <w:jc w:val="both"/>
         <w:rPr>
-          <w:rFonts w:ascii="Arial Narrow" w:eastAsia="Arial Narrow" w:hAnsi="Arial Narrow" w:cs="Arial"/>
-          <w:sz w:val="16"/>
-          <w:szCs w:val="16"/>
-        </w:rPr>
-      </w:pPr>
-      <w:r>
-        <w:rPr>
-          <w:rFonts w:ascii="Arial Narrow" w:eastAsia="Arial Narrow" w:hAnsi="Arial Narrow" w:cs="Arial"/>
+          <w:rFonts w:ascii="Arial Narrow" w:eastAsia="Arial Narrow" w:hAnsi="Arial Narrow" w:cs="Arial Narrow"/>
+          <w:sz w:val="16"/>
+          <w:szCs w:val="16"/>
+        </w:rPr>
+      </w:pPr>
+      <w:r>
+        <w:rPr>
+          <w:rFonts w:ascii="Arial Narrow" w:eastAsia="Arial Narrow" w:hAnsi="Arial Narrow" w:cs="Arial Narrow"/>
           <w:sz w:val="16"/>
           <w:szCs w:val="16"/>
         </w:rPr>
@@ -6556,14 +7448,14 @@
         <w:ind w:left="567" w:firstLine="0"/>
         <w:jc w:val="both"/>
         <w:rPr>
-          <w:rFonts w:ascii="Arial Narrow" w:eastAsia="Arial Narrow" w:hAnsi="Arial Narrow" w:cs="Arial"/>
-          <w:sz w:val="16"/>
-          <w:szCs w:val="16"/>
-        </w:rPr>
-      </w:pPr>
-      <w:r>
-        <w:rPr>
-          <w:rFonts w:ascii="Arial Narrow" w:eastAsia="Arial Narrow" w:hAnsi="Arial Narrow" w:cs="Arial"/>
+          <w:rFonts w:ascii="Arial Narrow" w:eastAsia="Arial Narrow" w:hAnsi="Arial Narrow" w:cs="Arial Narrow"/>
+          <w:sz w:val="16"/>
+          <w:szCs w:val="16"/>
+        </w:rPr>
+      </w:pPr>
+      <w:r>
+        <w:rPr>
+          <w:rFonts w:ascii="Arial Narrow" w:eastAsia="Arial Narrow" w:hAnsi="Arial Narrow" w:cs="Arial Narrow"/>
           <w:sz w:val="16"/>
           <w:szCs w:val="16"/>
         </w:rPr>
@@ -6580,14 +7472,14 @@
         <w:ind w:left="567" w:firstLine="0"/>
         <w:jc w:val="both"/>
         <w:rPr>
-          <w:rFonts w:ascii="Arial Narrow" w:eastAsia="Arial Narrow" w:hAnsi="Arial Narrow" w:cs="Arial"/>
-          <w:sz w:val="16"/>
-          <w:szCs w:val="16"/>
-        </w:rPr>
-      </w:pPr>
-      <w:r>
-        <w:rPr>
-          <w:rFonts w:ascii="Arial Narrow" w:eastAsia="Arial Narrow" w:hAnsi="Arial Narrow" w:cs="Arial"/>
+          <w:rFonts w:ascii="Arial Narrow" w:eastAsia="Arial Narrow" w:hAnsi="Arial Narrow" w:cs="Arial Narrow"/>
+          <w:sz w:val="16"/>
+          <w:szCs w:val="16"/>
+        </w:rPr>
+      </w:pPr>
+      <w:r>
+        <w:rPr>
+          <w:rFonts w:ascii="Arial Narrow" w:eastAsia="Arial Narrow" w:hAnsi="Arial Narrow" w:cs="Arial Narrow"/>
           <w:sz w:val="16"/>
           <w:szCs w:val="16"/>
         </w:rPr>
@@ -6600,14 +7492,14 @@
         <w:ind w:firstLine="567"/>
         <w:jc w:val="both"/>
         <w:rPr>
-          <w:rFonts w:ascii="Arial Narrow" w:hAnsi="Arial Narrow" w:cs="Arial"/>
-          <w:sz w:val="16"/>
-          <w:szCs w:val="16"/>
-        </w:rPr>
-      </w:pPr>
-      <w:r>
-        <w:rPr>
-          <w:rFonts w:ascii="Arial Narrow" w:hAnsi="Arial Narrow" w:cs="Arial"/>
+          <w:rFonts w:ascii="Arial Narrow" w:eastAsia="Arial Narrow" w:hAnsi="Arial Narrow" w:cs="Arial Narrow"/>
+          <w:sz w:val="16"/>
+          <w:szCs w:val="16"/>
+        </w:rPr>
+      </w:pPr>
+      <w:r>
+        <w:rPr>
+          <w:rFonts w:ascii="Arial Narrow" w:eastAsia="Arial Narrow" w:hAnsi="Arial Narrow" w:cs="Arial Narrow"/>
           <w:sz w:val="16"/>
           <w:szCs w:val="16"/>
         </w:rPr>
@@ -6620,14 +7512,14 @@
         <w:ind w:firstLine="567"/>
         <w:jc w:val="both"/>
         <w:rPr>
-          <w:rFonts w:ascii="Arial Narrow" w:hAnsi="Arial Narrow" w:cs="Arial"/>
-          <w:sz w:val="16"/>
-          <w:szCs w:val="16"/>
-        </w:rPr>
-      </w:pPr>
-      <w:r>
-        <w:rPr>
-          <w:rFonts w:ascii="Arial Narrow" w:hAnsi="Arial Narrow" w:cs="Arial"/>
+          <w:rFonts w:ascii="Arial Narrow" w:eastAsia="Arial Narrow" w:hAnsi="Arial Narrow" w:cs="Arial Narrow"/>
+          <w:sz w:val="16"/>
+          <w:szCs w:val="16"/>
+        </w:rPr>
+      </w:pPr>
+      <w:r>
+        <w:rPr>
+          <w:rFonts w:ascii="Arial Narrow" w:eastAsia="Arial Narrow" w:hAnsi="Arial Narrow" w:cs="Arial Narrow"/>
           <w:sz w:val="16"/>
           <w:szCs w:val="16"/>
         </w:rPr>
@@ -6640,14 +7532,14 @@
         <w:ind w:left="567"/>
         <w:jc w:val="both"/>
         <w:rPr>
-          <w:rFonts w:ascii="Arial Narrow" w:hAnsi="Arial Narrow" w:cs="Arial"/>
-          <w:sz w:val="16"/>
-          <w:szCs w:val="16"/>
-        </w:rPr>
-      </w:pPr>
-      <w:r>
-        <w:rPr>
-          <w:rFonts w:ascii="Arial Narrow" w:hAnsi="Arial Narrow" w:cs="Arial"/>
+          <w:rFonts w:ascii="Arial Narrow" w:eastAsia="Arial Narrow" w:hAnsi="Arial Narrow" w:cs="Arial Narrow"/>
+          <w:sz w:val="16"/>
+          <w:szCs w:val="16"/>
+        </w:rPr>
+      </w:pPr>
+      <w:r>
+        <w:rPr>
+          <w:rFonts w:ascii="Arial Narrow" w:eastAsia="Arial Narrow" w:hAnsi="Arial Narrow" w:cs="Arial Narrow"/>
           <w:sz w:val="16"/>
           <w:szCs w:val="16"/>
         </w:rPr>
@@ -6660,14 +7552,14 @@
         <w:ind w:left="567"/>
         <w:jc w:val="both"/>
         <w:rPr>
-          <w:rFonts w:ascii="Arial Narrow" w:hAnsi="Arial Narrow" w:cs="Arial"/>
-          <w:sz w:val="16"/>
-          <w:szCs w:val="16"/>
-        </w:rPr>
-      </w:pPr>
-      <w:r>
-        <w:rPr>
-          <w:rFonts w:ascii="Arial Narrow" w:eastAsia="Arial Narrow" w:hAnsi="Arial Narrow" w:cs="Arial"/>
+          <w:rFonts w:ascii="Arial Narrow" w:eastAsia="Arial Narrow" w:hAnsi="Arial Narrow" w:cs="Arial Narrow"/>
+          <w:sz w:val="16"/>
+          <w:szCs w:val="16"/>
+        </w:rPr>
+      </w:pPr>
+      <w:r>
+        <w:rPr>
+          <w:rFonts w:ascii="Arial Narrow" w:eastAsia="Arial Narrow" w:hAnsi="Arial Narrow" w:cs="Arial Narrow"/>
           <w:sz w:val="16"/>
           <w:szCs w:val="16"/>
         </w:rPr>
@@ -6680,14 +7572,14 @@
         <w:ind w:left="567"/>
         <w:jc w:val="both"/>
         <w:rPr>
-          <w:rFonts w:ascii="Arial Narrow" w:hAnsi="Arial Narrow" w:cs="Arial"/>
-          <w:sz w:val="16"/>
-          <w:szCs w:val="16"/>
-        </w:rPr>
-      </w:pPr>
-      <w:r>
-        <w:rPr>
-          <w:rFonts w:ascii="Arial Narrow" w:eastAsia="Arial Narrow" w:hAnsi="Arial Narrow" w:cs="Arial"/>
+          <w:rFonts w:ascii="Arial Narrow" w:eastAsia="Arial Narrow" w:hAnsi="Arial Narrow" w:cs="Arial Narrow"/>
+          <w:sz w:val="16"/>
+          <w:szCs w:val="16"/>
+        </w:rPr>
+      </w:pPr>
+      <w:r>
+        <w:rPr>
+          <w:rFonts w:ascii="Arial Narrow" w:eastAsia="Arial Narrow" w:hAnsi="Arial Narrow" w:cs="Arial Narrow"/>
           <w:sz w:val="16"/>
           <w:szCs w:val="16"/>
         </w:rPr>
@@ -6700,14 +7592,14 @@
         <w:ind w:left="567"/>
         <w:jc w:val="both"/>
         <w:rPr>
-          <w:rFonts w:ascii="Arial Narrow" w:eastAsia="Arial Narrow" w:hAnsi="Arial Narrow" w:cs="Arial"/>
-          <w:sz w:val="16"/>
-          <w:szCs w:val="16"/>
-        </w:rPr>
-      </w:pPr>
-      <w:r>
-        <w:rPr>
-          <w:rFonts w:ascii="Arial Narrow" w:eastAsia="Arial Narrow" w:hAnsi="Arial Narrow" w:cs="Arial"/>
+          <w:rFonts w:ascii="Arial Narrow" w:eastAsia="Arial Narrow" w:hAnsi="Arial Narrow" w:cs="Arial Narrow"/>
+          <w:sz w:val="16"/>
+          <w:szCs w:val="16"/>
+        </w:rPr>
+      </w:pPr>
+      <w:r>
+        <w:rPr>
+          <w:rFonts w:ascii="Arial Narrow" w:eastAsia="Arial Narrow" w:hAnsi="Arial Narrow" w:cs="Arial Narrow"/>
           <w:sz w:val="16"/>
           <w:szCs w:val="16"/>
         </w:rPr>
@@ -6720,14 +7612,14 @@
         <w:ind w:left="567"/>
         <w:jc w:val="both"/>
         <w:rPr>
-          <w:rFonts w:ascii="Arial Narrow" w:eastAsia="Arial Narrow" w:hAnsi="Arial Narrow" w:cs="Arial"/>
-          <w:sz w:val="16"/>
-          <w:szCs w:val="16"/>
-        </w:rPr>
-      </w:pPr>
-      <w:r>
-        <w:rPr>
-          <w:rFonts w:ascii="Arial Narrow" w:eastAsia="Arial Narrow" w:hAnsi="Arial Narrow" w:cs="Arial"/>
+          <w:rFonts w:ascii="Arial Narrow" w:eastAsia="Arial Narrow" w:hAnsi="Arial Narrow" w:cs="Arial Narrow"/>
+          <w:sz w:val="16"/>
+          <w:szCs w:val="16"/>
+        </w:rPr>
+      </w:pPr>
+      <w:r>
+        <w:rPr>
+          <w:rFonts w:ascii="Arial Narrow" w:eastAsia="Arial Narrow" w:hAnsi="Arial Narrow" w:cs="Arial Narrow"/>
           <w:sz w:val="16"/>
           <w:szCs w:val="16"/>
         </w:rPr>
@@ -6740,14 +7632,14 @@
         <w:ind w:left="567"/>
         <w:jc w:val="both"/>
         <w:rPr>
-          <w:rFonts w:ascii="Arial Narrow" w:eastAsia="Arial Narrow" w:hAnsi="Arial Narrow" w:cs="Arial"/>
-          <w:sz w:val="16"/>
-          <w:szCs w:val="16"/>
-        </w:rPr>
-      </w:pPr>
-      <w:r>
-        <w:rPr>
-          <w:rFonts w:ascii="Arial Narrow" w:eastAsia="Arial Narrow" w:hAnsi="Arial Narrow" w:cs="Arial"/>
+          <w:rFonts w:ascii="Arial Narrow" w:eastAsia="Arial Narrow" w:hAnsi="Arial Narrow" w:cs="Arial Narrow"/>
+          <w:sz w:val="16"/>
+          <w:szCs w:val="16"/>
+        </w:rPr>
+      </w:pPr>
+      <w:r>
+        <w:rPr>
+          <w:rFonts w:ascii="Arial Narrow" w:eastAsia="Arial Narrow" w:hAnsi="Arial Narrow" w:cs="Arial Narrow"/>
           <w:sz w:val="16"/>
           <w:szCs w:val="16"/>
         </w:rPr>
@@ -6760,7 +7652,7 @@
         <w:ind w:left="567"/>
         <w:jc w:val="both"/>
         <w:rPr>
-          <w:rFonts w:ascii="Arial Narrow" w:eastAsia="Arial Narrow" w:hAnsi="Arial Narrow" w:cs="Arial"/>
+          <w:rFonts w:ascii="Arial Narrow" w:eastAsia="Arial Narrow" w:hAnsi="Arial Narrow" w:cs="Arial Narrow"/>
           <w:sz w:val="16"/>
           <w:szCs w:val="16"/>
         </w:rPr>
@@ -6772,7 +7664,7 @@
         <w:ind w:left="567"/>
         <w:jc w:val="both"/>
         <w:rPr>
-          <w:rFonts w:ascii="Arial Narrow" w:eastAsia="Arial Narrow" w:hAnsi="Arial Narrow" w:cs="Arial"/>
+          <w:rFonts w:ascii="Arial Narrow" w:eastAsia="Arial Narrow" w:hAnsi="Arial Narrow" w:cs="Arial Narrow"/>
           <w:b/>
           <w:bCs/>
           <w:sz w:val="16"/>
@@ -6781,7 +7673,7 @@
       </w:pPr>
       <w:r>
         <w:rPr>
-          <w:rFonts w:ascii="Arial Narrow" w:eastAsia="Arial Narrow" w:hAnsi="Arial Narrow" w:cs="Arial"/>
+          <w:rFonts w:ascii="Arial Narrow" w:eastAsia="Arial Narrow" w:hAnsi="Arial Narrow" w:cs="Arial Narrow"/>
           <w:b/>
           <w:bCs/>
           <w:sz w:val="16"/>
@@ -6796,14 +7688,14 @@
         <w:ind w:left="567"/>
         <w:jc w:val="both"/>
         <w:rPr>
-          <w:rFonts w:ascii="Arial Narrow" w:eastAsia="Arial Narrow" w:hAnsi="Arial Narrow" w:cs="Arial"/>
-          <w:sz w:val="16"/>
-          <w:szCs w:val="16"/>
-        </w:rPr>
-      </w:pPr>
-      <w:r>
-        <w:rPr>
-          <w:rFonts w:ascii="Arial Narrow" w:eastAsia="Arial Narrow" w:hAnsi="Arial Narrow" w:cs="Arial"/>
+          <w:rFonts w:ascii="Arial Narrow" w:eastAsia="Arial Narrow" w:hAnsi="Arial Narrow" w:cs="Arial Narrow"/>
+          <w:sz w:val="16"/>
+          <w:szCs w:val="16"/>
+        </w:rPr>
+      </w:pPr>
+      <w:r>
+        <w:rPr>
+          <w:rFonts w:ascii="Arial Narrow" w:eastAsia="Arial Narrow" w:hAnsi="Arial Narrow" w:cs="Arial Narrow"/>
           <w:sz w:val="16"/>
           <w:szCs w:val="16"/>
         </w:rPr>
@@ -6816,14 +7708,14 @@
         <w:ind w:left="567"/>
         <w:jc w:val="both"/>
         <w:rPr>
-          <w:rFonts w:ascii="Arial Narrow" w:eastAsia="Arial Narrow" w:hAnsi="Arial Narrow" w:cs="Arial"/>
-          <w:sz w:val="16"/>
-          <w:szCs w:val="16"/>
-        </w:rPr>
-      </w:pPr>
-      <w:r>
-        <w:rPr>
-          <w:rFonts w:ascii="Arial Narrow" w:eastAsia="Arial Narrow" w:hAnsi="Arial Narrow" w:cs="Arial"/>
+          <w:rFonts w:ascii="Arial Narrow" w:eastAsia="Arial Narrow" w:hAnsi="Arial Narrow" w:cs="Arial Narrow"/>
+          <w:sz w:val="16"/>
+          <w:szCs w:val="16"/>
+        </w:rPr>
+      </w:pPr>
+      <w:r>
+        <w:rPr>
+          <w:rFonts w:ascii="Arial Narrow" w:eastAsia="Arial Narrow" w:hAnsi="Arial Narrow" w:cs="Arial Narrow"/>
           <w:sz w:val="16"/>
           <w:szCs w:val="16"/>
         </w:rPr>
@@ -6836,14 +7728,14 @@
         <w:ind w:left="567"/>
         <w:jc w:val="both"/>
         <w:rPr>
-          <w:rFonts w:ascii="Arial Narrow" w:eastAsia="Arial Narrow" w:hAnsi="Arial Narrow" w:cs="Arial"/>
-          <w:sz w:val="16"/>
-          <w:szCs w:val="16"/>
-        </w:rPr>
-      </w:pPr>
-      <w:r>
-        <w:rPr>
-          <w:rFonts w:ascii="Arial Narrow" w:eastAsia="Arial Narrow" w:hAnsi="Arial Narrow" w:cs="Arial"/>
+          <w:rFonts w:ascii="Arial Narrow" w:eastAsia="Arial Narrow" w:hAnsi="Arial Narrow" w:cs="Arial Narrow"/>
+          <w:sz w:val="16"/>
+          <w:szCs w:val="16"/>
+        </w:rPr>
+      </w:pPr>
+      <w:r>
+        <w:rPr>
+          <w:rFonts w:ascii="Arial Narrow" w:eastAsia="Arial Narrow" w:hAnsi="Arial Narrow" w:cs="Arial Narrow"/>
           <w:sz w:val="16"/>
           <w:szCs w:val="16"/>
         </w:rPr>
@@ -6856,14 +7748,14 @@
         <w:ind w:left="567"/>
         <w:jc w:val="both"/>
         <w:rPr>
-          <w:rFonts w:ascii="Arial Narrow" w:eastAsia="Arial Narrow" w:hAnsi="Arial Narrow" w:cs="Arial"/>
-          <w:sz w:val="16"/>
-          <w:szCs w:val="16"/>
-        </w:rPr>
-      </w:pPr>
-      <w:r>
-        <w:rPr>
-          <w:rFonts w:ascii="Arial Narrow" w:eastAsia="Arial Narrow" w:hAnsi="Arial Narrow" w:cs="Arial"/>
+          <w:rFonts w:ascii="Arial Narrow" w:eastAsia="Arial Narrow" w:hAnsi="Arial Narrow" w:cs="Arial Narrow"/>
+          <w:sz w:val="16"/>
+          <w:szCs w:val="16"/>
+        </w:rPr>
+      </w:pPr>
+      <w:r>
+        <w:rPr>
+          <w:rFonts w:ascii="Arial Narrow" w:eastAsia="Arial Narrow" w:hAnsi="Arial Narrow" w:cs="Arial Narrow"/>
           <w:sz w:val="16"/>
           <w:szCs w:val="16"/>
         </w:rPr>
@@ -6876,14 +7768,14 @@
         <w:ind w:left="567"/>
         <w:jc w:val="both"/>
         <w:rPr>
-          <w:rFonts w:ascii="Arial Narrow" w:eastAsia="Arial Narrow" w:hAnsi="Arial Narrow" w:cs="Arial"/>
-          <w:sz w:val="16"/>
-          <w:szCs w:val="16"/>
-        </w:rPr>
-      </w:pPr>
-      <w:r>
-        <w:rPr>
-          <w:rFonts w:ascii="Arial Narrow" w:eastAsia="Arial Narrow" w:hAnsi="Arial Narrow" w:cs="Arial"/>
+          <w:rFonts w:ascii="Arial Narrow" w:eastAsia="Arial Narrow" w:hAnsi="Arial Narrow" w:cs="Arial Narrow"/>
+          <w:sz w:val="16"/>
+          <w:szCs w:val="16"/>
+        </w:rPr>
+      </w:pPr>
+      <w:r>
+        <w:rPr>
+          <w:rFonts w:ascii="Arial Narrow" w:eastAsia="Arial Narrow" w:hAnsi="Arial Narrow" w:cs="Arial Narrow"/>
           <w:sz w:val="16"/>
           <w:szCs w:val="16"/>
         </w:rPr>
@@ -6896,14 +7788,14 @@
         <w:ind w:left="567"/>
         <w:jc w:val="both"/>
         <w:rPr>
-          <w:rFonts w:ascii="Arial Narrow" w:eastAsia="Arial Narrow" w:hAnsi="Arial Narrow" w:cs="Arial"/>
-          <w:sz w:val="16"/>
-          <w:szCs w:val="16"/>
-        </w:rPr>
-      </w:pPr>
-      <w:r>
-        <w:rPr>
-          <w:rFonts w:ascii="Arial Narrow" w:eastAsia="Arial Narrow" w:hAnsi="Arial Narrow" w:cs="Arial"/>
+          <w:rFonts w:ascii="Arial Narrow" w:eastAsia="Arial Narrow" w:hAnsi="Arial Narrow" w:cs="Arial Narrow"/>
+          <w:sz w:val="16"/>
+          <w:szCs w:val="16"/>
+        </w:rPr>
+      </w:pPr>
+      <w:r>
+        <w:rPr>
+          <w:rFonts w:ascii="Arial Narrow" w:eastAsia="Arial Narrow" w:hAnsi="Arial Narrow" w:cs="Arial Narrow"/>
           <w:sz w:val="16"/>
           <w:szCs w:val="16"/>
         </w:rPr>
@@ -6916,14 +7808,14 @@
         <w:ind w:left="567"/>
         <w:jc w:val="both"/>
         <w:rPr>
-          <w:rFonts w:ascii="Arial Narrow" w:eastAsia="Arial Narrow" w:hAnsi="Arial Narrow" w:cs="Arial"/>
-          <w:sz w:val="16"/>
-          <w:szCs w:val="16"/>
-        </w:rPr>
-      </w:pPr>
-      <w:r>
-        <w:rPr>
-          <w:rFonts w:ascii="Arial Narrow" w:eastAsia="Arial Narrow" w:hAnsi="Arial Narrow" w:cs="Arial"/>
+          <w:rFonts w:ascii="Arial Narrow" w:eastAsia="Arial Narrow" w:hAnsi="Arial Narrow" w:cs="Arial Narrow"/>
+          <w:sz w:val="16"/>
+          <w:szCs w:val="16"/>
+        </w:rPr>
+      </w:pPr>
+      <w:r>
+        <w:rPr>
+          <w:rFonts w:ascii="Arial Narrow" w:eastAsia="Arial Narrow" w:hAnsi="Arial Narrow" w:cs="Arial Narrow"/>
           <w:sz w:val="16"/>
           <w:szCs w:val="16"/>
         </w:rPr>
@@ -6936,14 +7828,14 @@
         <w:ind w:left="567"/>
         <w:jc w:val="both"/>
         <w:rPr>
-          <w:rFonts w:ascii="Arial Narrow" w:eastAsia="Arial Narrow" w:hAnsi="Arial Narrow" w:cs="Arial"/>
-          <w:sz w:val="16"/>
-          <w:szCs w:val="16"/>
-        </w:rPr>
-      </w:pPr>
-      <w:r>
-        <w:rPr>
-          <w:rFonts w:ascii="Arial Narrow" w:eastAsia="Arial Narrow" w:hAnsi="Arial Narrow" w:cs="Arial"/>
+          <w:rFonts w:ascii="Arial Narrow" w:eastAsia="Arial Narrow" w:hAnsi="Arial Narrow" w:cs="Arial Narrow"/>
+          <w:sz w:val="16"/>
+          <w:szCs w:val="16"/>
+        </w:rPr>
+      </w:pPr>
+      <w:r>
+        <w:rPr>
+          <w:rFonts w:ascii="Arial Narrow" w:eastAsia="Arial Narrow" w:hAnsi="Arial Narrow" w:cs="Arial Narrow"/>
           <w:sz w:val="16"/>
           <w:szCs w:val="16"/>
         </w:rPr>
@@ -6956,14 +7848,14 @@
         <w:ind w:left="567"/>
         <w:jc w:val="both"/>
         <w:rPr>
-          <w:rFonts w:ascii="Arial Narrow" w:eastAsia="Arial Narrow" w:hAnsi="Arial Narrow" w:cs="Arial"/>
-          <w:sz w:val="16"/>
-          <w:szCs w:val="16"/>
-        </w:rPr>
-      </w:pPr>
-      <w:r>
-        <w:rPr>
-          <w:rFonts w:ascii="Arial Narrow" w:eastAsia="Arial Narrow" w:hAnsi="Arial Narrow" w:cs="Arial"/>
+          <w:rFonts w:ascii="Arial Narrow" w:eastAsia="Arial Narrow" w:hAnsi="Arial Narrow" w:cs="Arial Narrow"/>
+          <w:sz w:val="16"/>
+          <w:szCs w:val="16"/>
+        </w:rPr>
+      </w:pPr>
+      <w:r>
+        <w:rPr>
+          <w:rFonts w:ascii="Arial Narrow" w:eastAsia="Arial Narrow" w:hAnsi="Arial Narrow" w:cs="Arial Narrow"/>
           <w:sz w:val="16"/>
           <w:szCs w:val="16"/>
         </w:rPr>
@@ -6976,14 +7868,14 @@
         <w:ind w:left="567"/>
         <w:jc w:val="both"/>
         <w:rPr>
-          <w:rFonts w:ascii="Arial Narrow" w:eastAsia="Arial Narrow" w:hAnsi="Arial Narrow" w:cs="Arial"/>
-          <w:sz w:val="16"/>
-          <w:szCs w:val="16"/>
-        </w:rPr>
-      </w:pPr>
-      <w:r>
-        <w:rPr>
-          <w:rFonts w:ascii="Arial Narrow" w:eastAsia="Arial Narrow" w:hAnsi="Arial Narrow" w:cs="Arial"/>
+          <w:rFonts w:ascii="Arial Narrow" w:eastAsia="Arial Narrow" w:hAnsi="Arial Narrow" w:cs="Arial Narrow"/>
+          <w:sz w:val="16"/>
+          <w:szCs w:val="16"/>
+        </w:rPr>
+      </w:pPr>
+      <w:r>
+        <w:rPr>
+          <w:rFonts w:ascii="Arial Narrow" w:eastAsia="Arial Narrow" w:hAnsi="Arial Narrow" w:cs="Arial Narrow"/>
           <w:sz w:val="16"/>
           <w:szCs w:val="16"/>
         </w:rPr>
@@ -6993,10 +7885,10 @@
     <w:p>
       <w:pPr>
         <w:spacing w:after="0" w:line="240" w:lineRule="auto"/>
-        <w:ind w:left="567"/>
-        <w:jc w:val="both"/>
-        <w:rPr>
-          <w:rFonts w:ascii="Arial Narrow" w:eastAsia="Arial Narrow" w:hAnsi="Arial Narrow" w:cs="Arial"/>
+        <w:ind w:left="567" w:hanging="567"/>
+        <w:jc w:val="both"/>
+        <w:rPr>
+          <w:rFonts w:ascii="Arial Narrow" w:eastAsia="Arial Narrow" w:hAnsi="Arial Narrow" w:cs="Arial Narrow"/>
           <w:sz w:val="16"/>
           <w:szCs w:val="16"/>
         </w:rPr>
@@ -7013,7 +7905,7 @@
         <w:ind w:left="567" w:hanging="567"/>
         <w:jc w:val="both"/>
         <w:rPr>
-          <w:rFonts w:ascii="Arial Narrow" w:hAnsi="Arial Narrow" w:cs="Arial"/>
+          <w:rFonts w:ascii="Arial Narrow" w:eastAsia="Arial Narrow" w:hAnsi="Arial Narrow" w:cs="Arial Narrow"/>
           <w:b/>
           <w:sz w:val="16"/>
           <w:szCs w:val="16"/>
@@ -7022,7 +7914,7 @@
       <w:r>
         <w:rPr>
           <w:rStyle w:val="Refdenotaalpie"/>
-          <w:rFonts w:ascii="Arial Narrow" w:hAnsi="Arial Narrow" w:cs="Arial"/>
+          <w:rFonts w:ascii="Arial Narrow" w:eastAsia="Arial Narrow" w:hAnsi="Arial Narrow" w:cs="Arial Narrow"/>
           <w:sz w:val="16"/>
           <w:szCs w:val="16"/>
           <w:vertAlign w:val="superscript"/>
@@ -7031,7 +7923,7 @@
       </w:r>
       <w:r>
         <w:rPr>
-          <w:rFonts w:ascii="Arial Narrow" w:hAnsi="Arial Narrow" w:cs="Arial"/>
+          <w:rFonts w:ascii="Arial Narrow" w:eastAsia="Arial Narrow" w:hAnsi="Arial Narrow" w:cs="Arial Narrow"/>
           <w:sz w:val="16"/>
           <w:szCs w:val="16"/>
         </w:rPr>
@@ -7039,7 +7931,7 @@
       </w:r>
       <w:r>
         <w:rPr>
-          <w:rFonts w:ascii="Arial Narrow" w:hAnsi="Arial Narrow" w:cs="Arial"/>
+          <w:rFonts w:ascii="Arial Narrow" w:eastAsia="Arial Narrow" w:hAnsi="Arial Narrow" w:cs="Arial Narrow"/>
           <w:sz w:val="16"/>
           <w:szCs w:val="16"/>
         </w:rPr>
@@ -7047,7 +7939,7 @@
       </w:r>
       <w:r>
         <w:rPr>
-          <w:rFonts w:ascii="Arial Narrow" w:eastAsia="Arial Narrow" w:hAnsi="Arial Narrow" w:cs="Arial"/>
+          <w:rFonts w:ascii="Arial Narrow" w:eastAsia="Arial Narrow" w:hAnsi="Arial Narrow" w:cs="Arial Narrow"/>
           <w:b/>
           <w:sz w:val="16"/>
           <w:szCs w:val="16"/>
@@ -7056,7 +7948,7 @@
       </w:r>
       <w:r>
         <w:rPr>
-          <w:rFonts w:ascii="Arial Narrow" w:hAnsi="Arial Narrow" w:cs="Arial"/>
+          <w:rFonts w:ascii="Arial Narrow" w:eastAsia="Arial Narrow" w:hAnsi="Arial Narrow" w:cs="Arial Narrow"/>
           <w:b/>
           <w:bCs/>
           <w:sz w:val="16"/>
@@ -7066,7 +7958,7 @@
       </w:r>
       <w:r>
         <w:rPr>
-          <w:rFonts w:ascii="Arial Narrow" w:hAnsi="Arial Narrow" w:cs="Arial"/>
+          <w:rFonts w:ascii="Arial Narrow" w:eastAsia="Arial Narrow" w:hAnsi="Arial Narrow" w:cs="Arial Narrow"/>
           <w:b/>
           <w:sz w:val="16"/>
           <w:szCs w:val="16"/>
@@ -7082,15 +7974,15 @@
         </w:tabs>
         <w:jc w:val="both"/>
         <w:rPr>
-          <w:rFonts w:ascii="Arial Narrow" w:eastAsia="Arial Narrow" w:hAnsi="Arial Narrow" w:cs="Arial"/>
-          <w:b/>
-          <w:sz w:val="16"/>
-          <w:szCs w:val="16"/>
-        </w:rPr>
-      </w:pPr>
-      <w:r>
-        <w:rPr>
-          <w:rFonts w:ascii="Arial Narrow" w:eastAsia="Arial Narrow" w:hAnsi="Arial Narrow" w:cs="Arial"/>
+          <w:rFonts w:ascii="Arial Narrow" w:eastAsia="Arial Narrow" w:hAnsi="Arial Narrow" w:cs="Arial Narrow"/>
+          <w:b/>
+          <w:sz w:val="16"/>
+          <w:szCs w:val="16"/>
+        </w:rPr>
+      </w:pPr>
+      <w:r>
+        <w:rPr>
+          <w:rFonts w:ascii="Arial Narrow" w:eastAsia="Arial Narrow" w:hAnsi="Arial Narrow" w:cs="Arial Narrow"/>
           <w:b/>
           <w:sz w:val="16"/>
           <w:szCs w:val="16"/>
@@ -7107,14 +7999,14 @@
         </w:tabs>
         <w:jc w:val="both"/>
         <w:rPr>
-          <w:rFonts w:ascii="Arial Narrow" w:eastAsia="Arial Narrow" w:hAnsi="Arial Narrow" w:cs="Arial"/>
-          <w:sz w:val="16"/>
-          <w:szCs w:val="16"/>
-        </w:rPr>
-      </w:pPr>
-      <w:r>
-        <w:rPr>
-          <w:rFonts w:ascii="Arial Narrow" w:eastAsia="Arial Narrow" w:hAnsi="Arial Narrow" w:cs="Arial"/>
+          <w:rFonts w:ascii="Arial Narrow" w:eastAsia="Arial Narrow" w:hAnsi="Arial Narrow" w:cs="Arial Narrow"/>
+          <w:sz w:val="16"/>
+          <w:szCs w:val="16"/>
+        </w:rPr>
+      </w:pPr>
+      <w:r>
+        <w:rPr>
+          <w:rFonts w:ascii="Arial Narrow" w:eastAsia="Arial Narrow" w:hAnsi="Arial Narrow" w:cs="Arial Narrow"/>
           <w:sz w:val="16"/>
           <w:szCs w:val="16"/>
         </w:rPr>
@@ -7130,14 +8022,14 @@
         </w:tabs>
         <w:jc w:val="both"/>
         <w:rPr>
-          <w:rFonts w:ascii="Arial Narrow" w:eastAsia="Arial Narrow" w:hAnsi="Arial Narrow" w:cs="Arial"/>
-          <w:sz w:val="16"/>
-          <w:szCs w:val="16"/>
-        </w:rPr>
-      </w:pPr>
-      <w:r>
-        <w:rPr>
-          <w:rFonts w:ascii="Arial Narrow" w:eastAsia="Arial Narrow" w:hAnsi="Arial Narrow" w:cs="Arial"/>
+          <w:rFonts w:ascii="Arial Narrow" w:eastAsia="Arial Narrow" w:hAnsi="Arial Narrow" w:cs="Arial Narrow"/>
+          <w:sz w:val="16"/>
+          <w:szCs w:val="16"/>
+        </w:rPr>
+      </w:pPr>
+      <w:r>
+        <w:rPr>
+          <w:rFonts w:ascii="Arial Narrow" w:eastAsia="Arial Narrow" w:hAnsi="Arial Narrow" w:cs="Arial Narrow"/>
           <w:sz w:val="16"/>
           <w:szCs w:val="16"/>
         </w:rPr>
@@ -7153,14 +8045,14 @@
         </w:tabs>
         <w:jc w:val="both"/>
         <w:rPr>
-          <w:rFonts w:ascii="Arial Narrow" w:eastAsia="Arial Narrow" w:hAnsi="Arial Narrow" w:cs="Arial"/>
-          <w:sz w:val="16"/>
-          <w:szCs w:val="16"/>
-        </w:rPr>
-      </w:pPr>
-      <w:r>
-        <w:rPr>
-          <w:rFonts w:ascii="Arial Narrow" w:eastAsia="Arial Narrow" w:hAnsi="Arial Narrow" w:cs="Arial"/>
+          <w:rFonts w:ascii="Arial Narrow" w:eastAsia="Arial Narrow" w:hAnsi="Arial Narrow" w:cs="Arial Narrow"/>
+          <w:sz w:val="16"/>
+          <w:szCs w:val="16"/>
+        </w:rPr>
+      </w:pPr>
+      <w:r>
+        <w:rPr>
+          <w:rFonts w:ascii="Arial Narrow" w:eastAsia="Arial Narrow" w:hAnsi="Arial Narrow" w:cs="Arial Narrow"/>
           <w:sz w:val="16"/>
           <w:szCs w:val="16"/>
         </w:rPr>
@@ -7177,14 +8069,14 @@
         <w:ind w:left="567"/>
         <w:jc w:val="both"/>
         <w:rPr>
-          <w:rFonts w:ascii="Arial Narrow" w:eastAsia="Arial Narrow" w:hAnsi="Arial Narrow" w:cs="Arial"/>
-          <w:sz w:val="16"/>
-          <w:szCs w:val="16"/>
-        </w:rPr>
-      </w:pPr>
-      <w:r>
-        <w:rPr>
-          <w:rFonts w:ascii="Arial Narrow" w:eastAsia="Arial Narrow" w:hAnsi="Arial Narrow" w:cs="Arial"/>
+          <w:rFonts w:ascii="Arial Narrow" w:eastAsia="Arial Narrow" w:hAnsi="Arial Narrow" w:cs="Arial Narrow"/>
+          <w:sz w:val="16"/>
+          <w:szCs w:val="16"/>
+        </w:rPr>
+      </w:pPr>
+      <w:r>
+        <w:rPr>
+          <w:rFonts w:ascii="Arial Narrow" w:eastAsia="Arial Narrow" w:hAnsi="Arial Narrow" w:cs="Arial Narrow"/>
           <w:sz w:val="16"/>
           <w:szCs w:val="16"/>
         </w:rPr>
@@ -7194,9 +8086,14 @@
     <w:p>
       <w:pPr>
         <w:pStyle w:val="Textonotapie"/>
-        <w:jc w:val="both"/>
-        <w:rPr>
-          <w:rFonts w:ascii="Arial Narrow" w:hAnsi="Arial Narrow" w:cs="Arial"/>
+        <w:tabs>
+          <w:tab w:val="left" w:pos="567"/>
+        </w:tabs>
+        <w:ind w:left="567" w:hanging="567"/>
+        <w:jc w:val="both"/>
+        <w:rPr>
+          <w:rFonts w:ascii="Arial Narrow" w:eastAsia="Arial Narrow" w:hAnsi="Arial Narrow" w:cs="Arial Narrow"/>
+          <w:b/>
           <w:sz w:val="16"/>
           <w:szCs w:val="16"/>
         </w:rPr>
@@ -7213,7 +8110,7 @@
         <w:ind w:left="567" w:hanging="567"/>
         <w:jc w:val="both"/>
         <w:rPr>
-          <w:rFonts w:ascii="Arial Narrow" w:hAnsi="Arial Narrow" w:cs="Arial"/>
+          <w:rFonts w:ascii="Arial Narrow" w:eastAsia="Arial Narrow" w:hAnsi="Arial Narrow" w:cs="Arial Narrow"/>
           <w:b/>
           <w:bCs/>
           <w:sz w:val="16"/>
@@ -7223,7 +8120,7 @@
       <w:r>
         <w:rPr>
           <w:rStyle w:val="Refdenotaalpie"/>
-          <w:rFonts w:ascii="Arial Narrow" w:hAnsi="Arial Narrow" w:cs="Arial"/>
+          <w:rFonts w:ascii="Arial Narrow" w:eastAsia="Arial Narrow" w:hAnsi="Arial Narrow" w:cs="Arial Narrow"/>
           <w:b/>
           <w:bCs/>
           <w:sz w:val="16"/>
@@ -7234,7 +8131,7 @@
       </w:r>
       <w:r>
         <w:rPr>
-          <w:rFonts w:ascii="Arial Narrow" w:hAnsi="Arial Narrow" w:cs="Arial"/>
+          <w:rFonts w:ascii="Arial Narrow" w:eastAsia="Arial Narrow" w:hAnsi="Arial Narrow" w:cs="Arial Narrow"/>
           <w:b/>
           <w:bCs/>
           <w:sz w:val="16"/>
@@ -7244,7 +8141,7 @@
       </w:r>
       <w:r>
         <w:rPr>
-          <w:rFonts w:ascii="Arial Narrow" w:hAnsi="Arial Narrow" w:cs="Arial"/>
+          <w:rFonts w:ascii="Arial Narrow" w:eastAsia="Arial Narrow" w:hAnsi="Arial Narrow" w:cs="Arial Narrow"/>
           <w:b/>
           <w:bCs/>
           <w:sz w:val="16"/>
@@ -7261,7 +8158,7 @@
         <w:ind w:left="567"/>
         <w:jc w:val="both"/>
         <w:rPr>
-          <w:rFonts w:ascii="Arial Narrow" w:hAnsi="Arial Narrow" w:cs="Arial"/>
+          <w:rFonts w:ascii="Arial Narrow" w:eastAsia="Arial Narrow" w:hAnsi="Arial Narrow" w:cs="Arial Narrow"/>
           <w:bCs/>
           <w:sz w:val="16"/>
           <w:szCs w:val="16"/>
@@ -7269,7 +8166,7 @@
       </w:pPr>
       <w:r>
         <w:rPr>
-          <w:rFonts w:ascii="Arial Narrow" w:hAnsi="Arial Narrow" w:cs="Arial"/>
+          <w:rFonts w:ascii="Arial Narrow" w:eastAsia="Arial Narrow" w:hAnsi="Arial Narrow" w:cs="Arial Narrow"/>
           <w:b/>
           <w:sz w:val="16"/>
           <w:szCs w:val="16"/>
@@ -7278,7 +8175,7 @@
       </w:r>
       <w:r>
         <w:rPr>
-          <w:rFonts w:ascii="Arial Narrow" w:hAnsi="Arial Narrow" w:cs="Arial"/>
+          <w:rFonts w:ascii="Arial Narrow" w:eastAsia="Arial Narrow" w:hAnsi="Arial Narrow" w:cs="Arial Narrow"/>
           <w:bCs/>
           <w:sz w:val="16"/>
           <w:szCs w:val="16"/>
@@ -7287,7 +8184,7 @@
       </w:r>
       <w:r>
         <w:rPr>
-          <w:rFonts w:ascii="Arial Narrow" w:hAnsi="Arial Narrow" w:cs="Arial"/>
+          <w:rFonts w:ascii="Arial Narrow" w:eastAsia="Arial Narrow" w:hAnsi="Arial Narrow" w:cs="Arial Narrow"/>
           <w:bCs/>
           <w:sz w:val="16"/>
           <w:szCs w:val="16"/>
@@ -7297,12 +8194,16 @@
     </w:p>
     <w:p>
       <w:pPr>
-        <w:pStyle w:val="NormalWeb"/>
-        <w:spacing w:after="0" w:line="240" w:lineRule="auto"/>
-        <w:ind w:left="567"/>
-        <w:jc w:val="both"/>
-        <w:rPr>
-          <w:rFonts w:ascii="Arial Narrow" w:hAnsi="Arial Narrow" w:cs="Arial"/>
+        <w:autoSpaceDE w:val="0"/>
+        <w:autoSpaceDN w:val="0"/>
+        <w:adjustRightInd w:val="0"/>
+        <w:spacing w:after="0" w:line="240" w:lineRule="auto"/>
+        <w:ind w:left="567" w:hanging="567"/>
+        <w:jc w:val="both"/>
+        <w:rPr>
+          <w:rFonts w:ascii="Arial Narrow" w:eastAsia="Arial Narrow" w:hAnsi="Arial Narrow" w:cs="Arial Narrow"/>
+          <w:b/>
+          <w:bCs/>
           <w:sz w:val="16"/>
           <w:szCs w:val="16"/>
         </w:rPr>
@@ -7316,7 +8217,7 @@
         <w:ind w:left="567" w:hanging="567"/>
         <w:jc w:val="both"/>
         <w:rPr>
-          <w:rFonts w:ascii="Arial Narrow" w:hAnsi="Arial Narrow" w:cs="Arial"/>
+          <w:rFonts w:ascii="Arial Narrow" w:eastAsia="Arial Narrow" w:hAnsi="Arial Narrow" w:cs="Arial Narrow"/>
           <w:sz w:val="16"/>
           <w:szCs w:val="16"/>
         </w:rPr>
@@ -7324,7 +8225,7 @@
       <w:r>
         <w:rPr>
           <w:rStyle w:val="Refdenotaalpie"/>
-          <w:rFonts w:ascii="Arial Narrow" w:hAnsi="Arial Narrow" w:cs="Arial"/>
+          <w:rFonts w:ascii="Arial Narrow" w:eastAsia="Arial Narrow" w:hAnsi="Arial Narrow" w:cs="Arial Narrow"/>
           <w:sz w:val="16"/>
           <w:szCs w:val="16"/>
           <w:vertAlign w:val="superscript"/>
@@ -7333,7 +8234,7 @@
       </w:r>
       <w:r>
         <w:rPr>
-          <w:rFonts w:ascii="Arial Narrow" w:hAnsi="Arial Narrow" w:cs="Arial"/>
+          <w:rFonts w:ascii="Arial Narrow" w:eastAsia="Arial Narrow" w:hAnsi="Arial Narrow" w:cs="Arial Narrow"/>
           <w:sz w:val="16"/>
           <w:szCs w:val="16"/>
         </w:rPr>
@@ -7341,7 +8242,7 @@
       </w:r>
       <w:r>
         <w:rPr>
-          <w:rFonts w:ascii="Arial Narrow" w:hAnsi="Arial Narrow" w:cs="Arial"/>
+          <w:rFonts w:ascii="Arial Narrow" w:eastAsia="Arial Narrow" w:hAnsi="Arial Narrow" w:cs="Arial Narrow"/>
           <w:sz w:val="16"/>
           <w:szCs w:val="16"/>
         </w:rPr>
@@ -7349,7 +8250,7 @@
       </w:r>
       <w:r>
         <w:rPr>
-          <w:rFonts w:ascii="Arial Narrow" w:eastAsia="Arial" w:hAnsi="Arial Narrow" w:cs="Arial"/>
+          <w:rFonts w:ascii="Arial Narrow" w:eastAsia="Arial Narrow" w:hAnsi="Arial Narrow" w:cs="Arial Narrow"/>
           <w:b/>
           <w:sz w:val="16"/>
           <w:szCs w:val="16"/>
@@ -7363,7 +8264,7 @@
         <w:ind w:left="1134" w:hanging="567"/>
         <w:jc w:val="both"/>
         <w:rPr>
-          <w:rFonts w:ascii="Arial Narrow" w:hAnsi="Arial Narrow" w:cs="Arial"/>
+          <w:rFonts w:ascii="Arial Narrow" w:eastAsia="Arial Narrow" w:hAnsi="Arial Narrow" w:cs="Arial Narrow"/>
           <w:b/>
           <w:bCs/>
           <w:sz w:val="16"/>
@@ -7372,7 +8273,7 @@
       </w:pPr>
       <w:r>
         <w:rPr>
-          <w:rFonts w:ascii="Arial Narrow" w:hAnsi="Arial Narrow" w:cs="Arial"/>
+          <w:rFonts w:ascii="Arial Narrow" w:eastAsia="Arial Narrow" w:hAnsi="Arial Narrow" w:cs="Arial Narrow"/>
           <w:b/>
           <w:bCs/>
           <w:sz w:val="16"/>
@@ -7387,7 +8288,7 @@
         <w:ind w:left="567"/>
         <w:jc w:val="both"/>
         <w:rPr>
-          <w:rFonts w:ascii="Arial Narrow" w:hAnsi="Arial Narrow" w:cs="Arial"/>
+          <w:rFonts w:ascii="Arial Narrow" w:eastAsia="Arial Narrow" w:hAnsi="Arial Narrow" w:cs="Arial Narrow"/>
           <w:sz w:val="16"/>
           <w:szCs w:val="16"/>
           <w:lang w:val="es-ES"/>
@@ -7395,7 +8296,7 @@
       </w:pPr>
       <w:r>
         <w:rPr>
-          <w:rFonts w:ascii="Arial Narrow" w:hAnsi="Arial Narrow" w:cs="Arial"/>
+          <w:rFonts w:ascii="Arial Narrow" w:eastAsia="Arial Narrow" w:hAnsi="Arial Narrow" w:cs="Arial Narrow"/>
           <w:sz w:val="16"/>
           <w:szCs w:val="16"/>
           <w:lang w:val="es-ES"/>
@@ -7409,7 +8310,7 @@
         <w:ind w:left="567"/>
         <w:jc w:val="both"/>
         <w:rPr>
-          <w:rFonts w:ascii="Arial Narrow" w:hAnsi="Arial Narrow" w:cs="Arial"/>
+          <w:rFonts w:ascii="Arial Narrow" w:eastAsia="Arial Narrow" w:hAnsi="Arial Narrow" w:cs="Arial Narrow"/>
           <w:sz w:val="16"/>
           <w:szCs w:val="16"/>
           <w:lang w:val="es-ES"/>
@@ -7417,7 +8318,7 @@
       </w:pPr>
       <w:r>
         <w:rPr>
-          <w:rFonts w:ascii="Arial Narrow" w:hAnsi="Arial Narrow" w:cs="Arial"/>
+          <w:rFonts w:ascii="Arial Narrow" w:eastAsia="Arial Narrow" w:hAnsi="Arial Narrow" w:cs="Arial Narrow"/>
           <w:sz w:val="16"/>
           <w:szCs w:val="16"/>
           <w:lang w:val="es-ES"/>
@@ -7426,7 +8327,7 @@
       </w:r>
       <w:r>
         <w:rPr>
-          <w:rFonts w:ascii="Arial Narrow" w:hAnsi="Arial Narrow" w:cs="Arial"/>
+          <w:rFonts w:ascii="Arial Narrow" w:eastAsia="Arial Narrow" w:hAnsi="Arial Narrow" w:cs="Arial Narrow"/>
           <w:sz w:val="16"/>
           <w:szCs w:val="16"/>
           <w:lang w:val="es-ES"/>
@@ -7440,7 +8341,7 @@
         <w:ind w:left="567"/>
         <w:jc w:val="both"/>
         <w:rPr>
-          <w:rFonts w:ascii="Arial Narrow" w:hAnsi="Arial Narrow" w:cs="Arial"/>
+          <w:rFonts w:ascii="Arial Narrow" w:eastAsia="Arial Narrow" w:hAnsi="Arial Narrow" w:cs="Arial Narrow"/>
           <w:sz w:val="16"/>
           <w:szCs w:val="16"/>
           <w:lang w:val="es-ES"/>
@@ -7448,13 +8349,25 @@
       </w:pPr>
       <w:r>
         <w:rPr>
-          <w:rFonts w:ascii="Arial Narrow" w:hAnsi="Arial Narrow" w:cs="Arial"/>
+          <w:rFonts w:ascii="Arial Narrow" w:eastAsia="Arial Narrow" w:hAnsi="Arial Narrow" w:cs="Arial Narrow"/>
           <w:sz w:val="16"/>
           <w:szCs w:val="16"/>
           <w:lang w:val="es-ES"/>
         </w:rPr>
         <w:t>En caso de no recibirse respuesta automática de recepción en un plazo máximo de dos (2) días hábiles contados desde el día siguiente de efectuado el acto de notificación vía correo electrónico, se procede a notificar por cédula conforme al inciso 20.1.1, volviéndose a computar el plazo establecido en el numeral 24.1 del artículo 24.</w:t>
       </w:r>
+    </w:p>
+    <w:p>
+      <w:pPr>
+        <w:pStyle w:val="Textonotapie"/>
+        <w:ind w:left="567" w:hanging="567"/>
+        <w:jc w:val="both"/>
+        <w:rPr>
+          <w:rFonts w:ascii="Arial Narrow" w:eastAsia="Arial Narrow" w:hAnsi="Arial Narrow" w:cs="Arial Narrow"/>
+          <w:sz w:val="16"/>
+          <w:szCs w:val="16"/>
+        </w:rPr>
+      </w:pPr>
     </w:p>
   </w:footnote>
 </w:footnotes>

--- a/plantillas_maestras/01_seguro_vehicular/negativa_cobertura/2_o_mas_ddos_varios/mujer/TPL_3441_2025_SEGURO_VEHICULAR_NEGATIVA_COBERTURA_ASEGURADORA_MUJER_R1.docx
+++ b/plantillas_maestras/01_seguro_vehicular/negativa_cobertura/2_o_mas_ddos_varios/mujer/TPL_3441_2025_SEGURO_VEHICULAR_NEGATIVA_COBERTURA_ASEGURADORA_MUJER_R1.docx
@@ -594,119 +594,7 @@
           <w:lang w:val="es-ES" w:eastAsia="es-ES"/>
           <w14:ligatures w14:val="none"/>
         </w:rPr>
-        <w:t xml:space="preserve">Mediante el escrito del 29 de diciembre de 2025, la señora [APELLIDO] denunció a La Positiva por presuntas infracciones a la Ley 29571, Código de Protección y Defensa del Consumidor (en adelante, Código), señalando lo siguiente:</w:t>
-      </w:r>
-      <w:r>
-        <w:rPr>
-          <w:rFonts w:ascii="Arial Narrow" w:eastAsia="Arial Narrow" w:hAnsi="Arial Narrow" w:cs="Arial Narrow"/>
-          <w:color w:val="000000"/>
-          <w:kern w:val="0"/>
-          <w:sz w:val="22"/>
-          <w:szCs w:val="22"/>
-          <w:lang w:val="es-ES" w:eastAsia="es-ES"/>
-          <w14:ligatures w14:val="none"/>
-        </w:rPr>
-        <w:t/>
-      </w:r>
-      <w:r>
-        <w:rPr>
-          <w:rFonts w:ascii="Arial Narrow" w:eastAsia="Arial Narrow" w:hAnsi="Arial Narrow" w:cs="Arial Narrow"/>
-          <w:kern w:val="0"/>
-          <w14:ligatures w14:val="none"/>
-          <w:sz w:val="22"/>
-          <w:szCs w:val="22"/>
-        </w:rPr>
-        <w:t/>
-      </w:r>
-      <w:r>
-        <w:rPr>
-          <w:rFonts w:ascii="Arial Narrow" w:eastAsia="Arial Narrow" w:hAnsi="Arial Narrow" w:cs="Arial Narrow"/>
-          <w:kern w:val="0"/>
-          <w14:ligatures w14:val="none"/>
-          <w:sz w:val="22"/>
-          <w:szCs w:val="22"/>
-        </w:rPr>
-        <w:t xml:space="preserve"/>
-      </w:r>
-      <w:r>
-        <w:rPr>
-          <w:rFonts w:ascii="Arial Narrow" w:eastAsia="Arial Narrow" w:hAnsi="Arial Narrow" w:cs="Arial Narrow"/>
-          <w:kern w:val="0"/>
-          <w14:ligatures w14:val="none"/>
-          <w:sz w:val="22"/>
-          <w:szCs w:val="22"/>
-        </w:rPr>
-        <w:t xml:space="preserve"/>
-      </w:r>
-      <w:r>
-        <w:rPr>
-          <w:rFonts w:ascii="Arial Narrow" w:eastAsia="Arial Narrow" w:hAnsi="Arial Narrow" w:cs="Arial Narrow"/>
-          <w:kern w:val="0"/>
-          <w14:ligatures w14:val="none"/>
-          <w:sz w:val="22"/>
-          <w:szCs w:val="22"/>
-        </w:rPr>
-        <w:t/>
-      </w:r>
-      <w:r>
-        <w:rPr>
-          <w:rFonts w:ascii="Arial Narrow" w:eastAsia="Arial Narrow" w:hAnsi="Arial Narrow" w:cs="Arial Narrow"/>
-          <w:color w:val="000000"/>
-          <w:kern w:val="0"/>
-          <w:sz w:val="22"/>
-          <w:szCs w:val="22"/>
-          <w:lang w:val="es-ES" w:eastAsia="es-ES"/>
-          <w14:ligatures w14:val="none"/>
-        </w:rPr>
-        <w:t xml:space="preserve"/>
-      </w:r>
-      <w:r>
-        <w:rPr>
-          <w:rFonts w:ascii="Arial Narrow" w:eastAsia="Arial Narrow" w:hAnsi="Arial Narrow" w:cs="Arial Narrow"/>
-          <w:color w:val="000000"/>
-          <w:kern w:val="0"/>
-          <w:sz w:val="22"/>
-          <w:szCs w:val="22"/>
-          <w:lang w:val="es-ES" w:eastAsia="es-ES"/>
-          <w14:ligatures w14:val="none"/>
-        </w:rPr>
-        <w:t xml:space="preserve"/>
-      </w:r>
-      <w:r>
-        <w:rPr>
-          <w:rFonts w:ascii="Arial Narrow" w:eastAsia="Arial Narrow" w:hAnsi="Arial Narrow" w:cs="Arial Narrow"/>
-          <w:color w:val="000000"/>
-          <w:kern w:val="0"/>
-          <w:sz w:val="22"/>
-          <w:szCs w:val="22"/>
-          <w:lang w:val="es-ES" w:eastAsia="es-ES"/>
-          <w14:ligatures w14:val="none"/>
-        </w:rPr>
-        <w:t xml:space="preserve"/>
-      </w:r>
-      <w:r>
-        <w:rPr>
-          <w:rFonts w:ascii="Arial Narrow" w:eastAsia="Arial Narrow" w:hAnsi="Arial Narrow" w:cs="Arial Narrow"/>
-          <w:color w:val="000000"/>
-          <w:kern w:val="0"/>
-          <w:sz w:val="22"/>
-          <w:szCs w:val="22"/>
-          <w:lang w:val="es-ES" w:eastAsia="es-ES"/>
-          <w14:ligatures w14:val="none"/>
-        </w:rPr>
-        <w:t/>
-      </w:r>
-      <w:r>
-        <w:rPr>
-          <w:rFonts w:ascii="Arial Narrow" w:eastAsia="Arial Narrow" w:hAnsi="Arial Narrow" w:cs="Arial Narrow"/>
-          <w:color w:val="000000"/>
-          <w:kern w:val="0"/>
-          <w:sz w:val="22"/>
-          <w:szCs w:val="22"/>
-          <w:lang w:val="es-ES" w:eastAsia="es-ES"/>
-          <w14:ligatures w14:val="none"/>
-        </w:rPr>
-        <w:t/>
+        <w:t xml:space="preserve">Mediante el escrito del 29 de diciembre de 2025, la señora [APELLIDO] denunció a La Positiva por presuntas infracciones a la Ley 29571, Código de Protección y Defensa del Consumidor</w:t>
       </w:r>
       <w:r>
         <w:rPr>
@@ -721,6 +609,130 @@
           <w14:ligatures w14:val="none"/>
         </w:rPr>
         <w:footnoteReference w:id="1"/>
+      </w:r>
+      <w:r>
+        <w:rPr>
+          <w:rFonts w:ascii="Arial Narrow" w:eastAsia="Arial Narrow" w:hAnsi="Arial Narrow" w:cs="Arial Narrow"/>
+          <w:color w:val="000000"/>
+          <w:kern w:val="0"/>
+          <w:sz w:val="22"/>
+          <w:szCs w:val="22"/>
+          <w:lang w:val="es-ES" w:eastAsia="es-ES"/>
+          <w14:ligatures w14:val="none"/>
+        </w:rPr>
+        <w:t xml:space="preserve"> (en adelante, Código), señalando lo siguiente:</w:t>
+      </w:r>
+      <w:r>
+        <w:rPr>
+          <w:rFonts w:ascii="Arial Narrow" w:eastAsia="Arial Narrow" w:hAnsi="Arial Narrow" w:cs="Arial Narrow"/>
+          <w:color w:val="000000"/>
+          <w:kern w:val="0"/>
+          <w:sz w:val="22"/>
+          <w:szCs w:val="22"/>
+          <w:lang w:val="es-ES" w:eastAsia="es-ES"/>
+          <w14:ligatures w14:val="none"/>
+        </w:rPr>
+        <w:t/>
+      </w:r>
+      <w:r>
+        <w:rPr>
+          <w:rFonts w:ascii="Arial Narrow" w:eastAsia="Arial Narrow" w:hAnsi="Arial Narrow" w:cs="Arial Narrow"/>
+          <w:kern w:val="0"/>
+          <w14:ligatures w14:val="none"/>
+          <w:sz w:val="22"/>
+          <w:szCs w:val="22"/>
+        </w:rPr>
+        <w:t/>
+      </w:r>
+      <w:r>
+        <w:rPr>
+          <w:rFonts w:ascii="Arial Narrow" w:eastAsia="Arial Narrow" w:hAnsi="Arial Narrow" w:cs="Arial Narrow"/>
+          <w:kern w:val="0"/>
+          <w14:ligatures w14:val="none"/>
+          <w:sz w:val="22"/>
+          <w:szCs w:val="22"/>
+        </w:rPr>
+        <w:t xml:space="preserve"/>
+      </w:r>
+      <w:r>
+        <w:rPr>
+          <w:rFonts w:ascii="Arial Narrow" w:eastAsia="Arial Narrow" w:hAnsi="Arial Narrow" w:cs="Arial Narrow"/>
+          <w:kern w:val="0"/>
+          <w14:ligatures w14:val="none"/>
+          <w:sz w:val="22"/>
+          <w:szCs w:val="22"/>
+        </w:rPr>
+        <w:t xml:space="preserve"/>
+      </w:r>
+      <w:r>
+        <w:rPr>
+          <w:rFonts w:ascii="Arial Narrow" w:eastAsia="Arial Narrow" w:hAnsi="Arial Narrow" w:cs="Arial Narrow"/>
+          <w:kern w:val="0"/>
+          <w14:ligatures w14:val="none"/>
+          <w:sz w:val="22"/>
+          <w:szCs w:val="22"/>
+        </w:rPr>
+        <w:t/>
+      </w:r>
+      <w:r>
+        <w:rPr>
+          <w:rFonts w:ascii="Arial Narrow" w:eastAsia="Arial Narrow" w:hAnsi="Arial Narrow" w:cs="Arial Narrow"/>
+          <w:color w:val="000000"/>
+          <w:kern w:val="0"/>
+          <w:sz w:val="22"/>
+          <w:szCs w:val="22"/>
+          <w:lang w:val="es-ES" w:eastAsia="es-ES"/>
+          <w14:ligatures w14:val="none"/>
+        </w:rPr>
+        <w:t xml:space="preserve"/>
+      </w:r>
+      <w:r>
+        <w:rPr>
+          <w:rFonts w:ascii="Arial Narrow" w:eastAsia="Arial Narrow" w:hAnsi="Arial Narrow" w:cs="Arial Narrow"/>
+          <w:color w:val="000000"/>
+          <w:kern w:val="0"/>
+          <w:sz w:val="22"/>
+          <w:szCs w:val="22"/>
+          <w:lang w:val="es-ES" w:eastAsia="es-ES"/>
+          <w14:ligatures w14:val="none"/>
+        </w:rPr>
+        <w:t xml:space="preserve"/>
+      </w:r>
+      <w:r>
+        <w:rPr>
+          <w:rFonts w:ascii="Arial Narrow" w:eastAsia="Arial Narrow" w:hAnsi="Arial Narrow" w:cs="Arial Narrow"/>
+          <w:color w:val="000000"/>
+          <w:kern w:val="0"/>
+          <w:sz w:val="22"/>
+          <w:szCs w:val="22"/>
+          <w:lang w:val="es-ES" w:eastAsia="es-ES"/>
+          <w14:ligatures w14:val="none"/>
+        </w:rPr>
+        <w:t xml:space="preserve"/>
+      </w:r>
+      <w:r>
+        <w:rPr>
+          <w:rFonts w:ascii="Arial Narrow" w:eastAsia="Arial Narrow" w:hAnsi="Arial Narrow" w:cs="Arial Narrow"/>
+          <w:color w:val="000000"/>
+          <w:kern w:val="0"/>
+          <w:sz w:val="22"/>
+          <w:szCs w:val="22"/>
+          <w:lang w:val="es-ES" w:eastAsia="es-ES"/>
+          <w14:ligatures w14:val="none"/>
+        </w:rPr>
+        <w:t/>
+      </w:r>
+      <w:r>
+        <w:rPr>
+          <w:rFonts w:ascii="Arial Narrow" w:eastAsia="Arial Narrow" w:hAnsi="Arial Narrow" w:cs="Arial Narrow"/>
+          <w:color w:val="000000"/>
+          <w:kern w:val="0"/>
+          <w:sz w:val="22"/>
+          <w:szCs w:val="22"/>
+          <w:lang w:val="es-ES" w:eastAsia="es-ES"/>
+          <w14:ligatures w14:val="none"/>
+        </w:rPr>
+        <w:t/>
       </w:r>
       <w:r>
         <w:rPr>
@@ -2833,7 +2845,19 @@
           <w:lang w:eastAsia="es-PE"/>
           <w14:ligatures w14:val="none"/>
         </w:rPr>
-        <w:t xml:space="preserve">PRIMERO: admitir a trámite la denuncia del 29 de diciembre de 2025 interpuesta por la señora [DENUNCIANTE] contra La Positiva Seguros y Reaseguros S.A., por lo siguiente:</w:t>
+        <w:t xml:space="preserve">PRIMERO:</w:t>
+      </w:r>
+      <w:r>
+        <w:rPr>
+          <w:rFonts w:ascii="Arial Narrow" w:eastAsia="Arial Narrow" w:hAnsi="Arial Narrow" w:cs="Arial Narrow"/>
+          <w:color w:val="000000"/>
+          <w:kern w:val="0"/>
+          <w:sz w:val="22"/>
+          <w:szCs w:val="22"/>
+          <w:lang w:eastAsia="es-PE"/>
+          <w14:ligatures w14:val="none"/>
+        </w:rPr>
+        <w:t xml:space="preserve"> admitir a trámite la denuncia del 29 de diciembre de 2025 interpuesta por la señora [DENUNCIANTE] contra La Positiva Seguros y Reaseguros S.A., por lo siguiente:</w:t>
       </w:r>
       <w:r>
         <w:rPr>
@@ -2914,7 +2938,6 @@
       <w:r>
         <w:rPr>
           <w:rFonts w:ascii="Arial Narrow" w:eastAsia="Arial Narrow" w:hAnsi="Arial Narrow" w:cs="Arial Narrow"/>
-          <w:bCs/>
           <w:spacing w:val="-3"/>
           <w:kern w:val="0"/>
           <w14:ligatures w14:val="none"/>
@@ -2952,7 +2975,6 @@
       <w:r>
         <w:rPr>
           <w:rFonts w:ascii="Arial Narrow" w:eastAsia="Arial Narrow" w:hAnsi="Arial Narrow" w:cs="Arial Narrow"/>
-          <w:bCs/>
           <w:sz w:val="22"/>
           <w:szCs w:val="22"/>
         </w:rPr>
@@ -3686,7 +3708,19 @@
           <w:lang w:eastAsia="es-PE"/>
           <w14:ligatures w14:val="none"/>
         </w:rPr>
-        <w:t xml:space="preserve">TERCERO: </w:t>
+        <w:t xml:space="preserve">TERCERO:</w:t>
+      </w:r>
+      <w:r>
+        <w:rPr>
+          <w:rFonts w:ascii="Arial Narrow" w:eastAsia="Arial Narrow" w:hAnsi="Arial Narrow" w:cs="Arial Narrow"/>
+          <w:color w:val="000000"/>
+          <w:kern w:val="0"/>
+          <w:sz w:val="22"/>
+          <w:szCs w:val="22"/>
+          <w:lang w:eastAsia="es-PE"/>
+          <w14:ligatures w14:val="none"/>
+        </w:rPr>
+        <w:t xml:space="preserve"> </w:t>
       </w:r>
       <w:r>
         <w:rPr>
@@ -3703,7 +3737,6 @@
       <w:r>
         <w:rPr>
           <w:rFonts w:ascii="Arial Narrow" w:eastAsia="Arial Narrow" w:hAnsi="Arial Narrow" w:cs="Arial Narrow"/>
-          <w:bCs/>
           <w:sz w:val="22"/>
           <w:szCs w:val="22"/>
         </w:rPr>
@@ -4054,7 +4087,15 @@
           <w:sz w:val="22"/>
           <w:szCs w:val="22"/>
         </w:rPr>
-        <w:t xml:space="preserve">CUARTO: </w:t>
+        <w:t xml:space="preserve">CUARTO:</w:t>
+      </w:r>
+      <w:r>
+        <w:rPr>
+          <w:rFonts w:ascii="Arial Narrow" w:eastAsia="Arial Narrow" w:hAnsi="Arial Narrow" w:cs="Arial Narrow"/>
+          <w:sz w:val="22"/>
+          <w:szCs w:val="22"/>
+        </w:rPr>
+        <w:t xml:space="preserve"> </w:t>
       </w:r>
       <w:r>
         <w:rPr>
@@ -4076,7 +4117,7 @@
           <w:lang w:val="es-ES" w:eastAsia="es-ES"/>
           <w14:ligatures w14:val="none"/>
         </w:rPr>
-        <w:footnoteReference w:id="13"/>
+        <w:footnoteReference w:id="8"/>
       </w:r>
       <w:r>
         <w:rPr>
@@ -4098,7 +4139,7 @@
           <w:lang w:val="es-ES" w:eastAsia="es-ES"/>
           <w14:ligatures w14:val="none"/>
         </w:rPr>
-        <w:footnoteReference w:id="14"/>
+        <w:footnoteReference w:id="9"/>
       </w:r>
       <w:r>
         <w:rPr>
@@ -4149,7 +4190,19 @@
           <w:lang w:eastAsia="es-PE"/>
           <w14:ligatures w14:val="none"/>
         </w:rPr>
-        <w:t xml:space="preserve">QUINTO: </w:t>
+        <w:t xml:space="preserve">QUINTO:</w:t>
+      </w:r>
+      <w:r>
+        <w:rPr>
+          <w:rFonts w:ascii="Arial Narrow" w:eastAsia="Arial Narrow" w:hAnsi="Arial Narrow" w:cs="Arial Narrow"/>
+          <w:color w:val="000000"/>
+          <w:kern w:val="0"/>
+          <w:sz w:val="22"/>
+          <w:szCs w:val="22"/>
+          <w:lang w:eastAsia="es-PE"/>
+          <w14:ligatures w14:val="none"/>
+        </w:rPr>
+        <w:t xml:space="preserve"> </w:t>
       </w:r>
       <w:bookmarkStart w:id="23" w:name="_Hlk188286813"/>
       <w:r>
@@ -4369,7 +4422,7 @@
           <w:lang w:eastAsia="es-PE"/>
           <w14:ligatures w14:val="none"/>
         </w:rPr>
-        <w:footnoteReference w:id="8"/>
+        <w:footnoteReference w:id="10"/>
       </w:r>
       <w:r>
         <w:rPr>
@@ -4467,7 +4520,7 @@
           <w:lang w:eastAsia="es-PE"/>
           <w14:ligatures w14:val="none"/>
         </w:rPr>
-        <w:footnoteReference w:id="9"/>
+        <w:footnoteReference w:id="11"/>
       </w:r>
       <w:r>
         <w:rPr>
@@ -4531,7 +4584,7 @@
           <w:lang w:eastAsia="es-PE"/>
           <w14:ligatures w14:val="none"/>
         </w:rPr>
-        <w:footnoteReference w:id="10"/>
+        <w:footnoteReference w:id="12"/>
       </w:r>
       <w:r>
         <w:rPr>
@@ -4723,7 +4776,7 @@
           <w:vertAlign w:val="superscript"/>
           <w14:ligatures w14:val="none"/>
         </w:rPr>
-        <w:footnoteReference w:id="11"/>
+        <w:footnoteReference w:id="13"/>
       </w:r>
       <w:r>
         <w:rPr>
@@ -4741,7 +4794,6 @@
           <w:kern w:val="0"/>
           <w:sz w:val="22"/>
           <w:szCs w:val="22"/>
-          <w:u w:val="single"/>
           <w14:ligatures w14:val="none"/>
         </w:rPr>
         <w:t>expresamente su facultad para asistir y conciliar en su representación</w:t>
@@ -4749,7 +4801,6 @@
       <w:r>
         <w:rPr>
           <w:rFonts w:ascii="Arial Narrow" w:eastAsia="Arial Narrow" w:hAnsi="Arial Narrow" w:cs="Arial Narrow"/>
-          <w:bCs/>
           <w:kern w:val="0"/>
           <w14:ligatures w14:val="none"/>
           <w:sz w:val="22"/>
@@ -4760,8 +4811,6 @@
       <w:r>
         <w:rPr>
           <w:rFonts w:ascii="Arial Narrow" w:eastAsia="Arial Narrow" w:hAnsi="Arial Narrow" w:cs="Arial Narrow"/>
-          <w:b/>
-          <w:bCs/>
           <w:kern w:val="0"/>
           <w14:ligatures w14:val="none"/>
           <w:sz w:val="22"/>
@@ -4775,7 +4824,6 @@
           <w:kern w:val="0"/>
           <w:sz w:val="22"/>
           <w:szCs w:val="22"/>
-          <w:u w:val="single"/>
           <w14:ligatures w14:val="none"/>
         </w:rPr>
         <w:t xml:space="preserve">Ello bajo apercibimiento de no realizar la audiencia de conciliación y levantar el acta de inasistencia correspondiente. </w:t>
@@ -4874,7 +4922,15 @@
           <w:sz w:val="22"/>
           <w:szCs w:val="22"/>
         </w:rPr>
-        <w:t xml:space="preserve">DÉCIMO: </w:t>
+        <w:t xml:space="preserve">DÉCIMO:</w:t>
+      </w:r>
+      <w:r>
+        <w:rPr>
+          <w:rFonts w:ascii="Arial Narrow" w:eastAsia="Arial Narrow" w:hAnsi="Arial Narrow" w:cs="Arial Narrow"/>
+          <w:sz w:val="22"/>
+          <w:szCs w:val="22"/>
+        </w:rPr>
+        <w:t xml:space="preserve"> </w:t>
       </w:r>
       <w:r>
         <w:rPr>
@@ -5026,7 +5082,7 @@
           <w:szCs w:val="22"/>
           <w:vertAlign w:val="superscript"/>
         </w:rPr>
-        <w:footnoteReference w:id="12"/>
+        <w:footnoteReference w:id="14"/>
       </w:r>
       <w:r>
         <w:rPr>
@@ -5560,6 +5616,9 @@
     <w:p>
       <w:pPr>
         <w:pStyle w:val="Textonotapie"/>
+        <w:tabs>
+          <w:tab w:val="left" w:pos="567"/>
+        </w:tabs>
         <w:ind w:left="567" w:hanging="567"/>
         <w:jc w:val="both"/>
         <w:rPr>
@@ -5584,7 +5643,8 @@
           <w:sz w:val="16"/>
           <w:szCs w:val="16"/>
         </w:rPr>
-        <w:t xml:space="preserve"> </w:t>
+        <w:tab/>
+        <w:t xml:space="preserve"/>
       </w:r>
       <w:r>
         <w:rPr>
@@ -5659,7 +5719,8 @@
           <w:sz w:val="16"/>
           <w:szCs w:val="16"/>
         </w:rPr>
-        <w:t xml:space="preserve"> </w:t>
+        <w:tab/>
+        <w:t xml:space="preserve"/>
       </w:r>
       <w:r>
         <w:rPr>
@@ -5766,10 +5827,30 @@
         <w:jc w:val="both"/>
         <w:rPr>
           <w:rFonts w:ascii="Arial Narrow" w:eastAsia="Arial Narrow" w:hAnsi="Arial Narrow" w:cs="Arial Narrow"/>
-          <w:sz w:val="16"/>
-          <w:szCs w:val="16"/>
-        </w:rPr>
-      </w:pPr>
+          <w:b/>
+          <w:bCs/>
+          <w:sz w:val="16"/>
+          <w:szCs w:val="16"/>
+        </w:rPr>
+      </w:pPr>
+      <w:r>
+        <w:rPr>
+          <w:rFonts w:ascii="Arial Narrow" w:eastAsia="Arial Narrow" w:hAnsi="Arial Narrow" w:cs="Arial Narrow"/>
+          <w:sz w:val="16"/>
+          <w:szCs w:val="16"/>
+        </w:rPr>
+        <w:tab/>
+      </w:r>
+      <w:r>
+        <w:rPr>
+          <w:rFonts w:ascii="Arial Narrow" w:eastAsia="Arial Narrow" w:hAnsi="Arial Narrow" w:cs="Arial Narrow"/>
+          <w:b/>
+          <w:bCs/>
+          <w:sz w:val="16"/>
+          <w:szCs w:val="16"/>
+        </w:rPr>
+        <w:t xml:space="preserve">LEY DE ORGANIZACIÓN Y FUNCIONES DEL INDECOPI, APROBADA POR DECRETO LEGISLATIVO 1033 </w:t>
+      </w:r>
     </w:p>
     <w:p>
       <w:pPr>
@@ -5781,29 +5862,28 @@
         <w:jc w:val="both"/>
         <w:rPr>
           <w:rFonts w:ascii="Arial Narrow" w:eastAsia="Arial Narrow" w:hAnsi="Arial Narrow" w:cs="Arial Narrow"/>
+          <w:sz w:val="16"/>
+          <w:szCs w:val="16"/>
+        </w:rPr>
+      </w:pPr>
+      <w:r>
+        <w:rPr>
+          <w:rFonts w:ascii="Arial Narrow" w:eastAsia="Arial Narrow" w:hAnsi="Arial Narrow" w:cs="Arial Narrow"/>
           <w:b/>
           <w:bCs/>
           <w:sz w:val="16"/>
           <w:szCs w:val="16"/>
         </w:rPr>
-      </w:pPr>
-      <w:r>
-        <w:rPr>
-          <w:rFonts w:ascii="Arial Narrow" w:eastAsia="Arial Narrow" w:hAnsi="Arial Narrow" w:cs="Arial Narrow"/>
-          <w:sz w:val="16"/>
-          <w:szCs w:val="16"/>
-        </w:rPr>
         <w:tab/>
-      </w:r>
-      <w:r>
-        <w:rPr>
-          <w:rFonts w:ascii="Arial Narrow" w:eastAsia="Arial Narrow" w:hAnsi="Arial Narrow" w:cs="Arial Narrow"/>
-          <w:b/>
-          <w:bCs/>
-          <w:sz w:val="16"/>
-          <w:szCs w:val="16"/>
-        </w:rPr>
-        <w:t xml:space="preserve">LEY DE ORGANIZACIÓN Y FUNCIONES DEL INDECOPI, APROBADA POR DECRETO LEGISLATIVO 1033 </w:t>
+        <w:t>Artículo 27.-</w:t>
+      </w:r>
+      <w:r>
+        <w:rPr>
+          <w:rFonts w:ascii="Arial Narrow" w:eastAsia="Arial Narrow" w:hAnsi="Arial Narrow" w:cs="Arial Narrow"/>
+          <w:sz w:val="16"/>
+          <w:szCs w:val="16"/>
+        </w:rPr>
+        <w:t xml:space="preserve"> De la Comisión de Protección al Consumidor.- </w:t>
       </w:r>
     </w:p>
     <w:p>
@@ -5823,21 +5903,11 @@
       <w:r>
         <w:rPr>
           <w:rFonts w:ascii="Arial Narrow" w:eastAsia="Arial Narrow" w:hAnsi="Arial Narrow" w:cs="Arial Narrow"/>
-          <w:b/>
-          <w:bCs/>
           <w:sz w:val="16"/>
           <w:szCs w:val="16"/>
         </w:rPr>
         <w:tab/>
-        <w:t>Artículo 27.-</w:t>
-      </w:r>
-      <w:r>
-        <w:rPr>
-          <w:rFonts w:ascii="Arial Narrow" w:eastAsia="Arial Narrow" w:hAnsi="Arial Narrow" w:cs="Arial Narrow"/>
-          <w:sz w:val="16"/>
-          <w:szCs w:val="16"/>
-        </w:rPr>
-        <w:t xml:space="preserve"> De la Comisión de Protección al Consumidor.- </w:t>
+        <w:t>Corresponde a la Comisión de Protección al Consumidor velar por el cumplimiento de la Ley de Protección al Consumidor y de las leyes que, en general, protegen a los consumidores de la falta de idoneidad de los bienes y servicios en función de la información brindada, de las omisiones de información y de la discriminación en el consumo, así como de aquellas que complementen o sustituyan a las anteriores.</w:t>
       </w:r>
     </w:p>
     <w:p>
@@ -5850,20 +5920,15 @@
         <w:jc w:val="both"/>
         <w:rPr>
           <w:rFonts w:ascii="Arial Narrow" w:eastAsia="Arial Narrow" w:hAnsi="Arial Narrow" w:cs="Arial Narrow"/>
-          <w:sz w:val="16"/>
-          <w:szCs w:val="16"/>
-        </w:rPr>
-      </w:pPr>
-      <w:r>
-        <w:rPr>
-          <w:rFonts w:ascii="Arial Narrow" w:eastAsia="Arial Narrow" w:hAnsi="Arial Narrow" w:cs="Arial Narrow"/>
-          <w:sz w:val="16"/>
-          <w:szCs w:val="16"/>
-        </w:rPr>
-        <w:tab/>
-        <w:t>Corresponde a la Comisión de Protección al Consumidor velar por el cumplimiento de la Ley de Protección al Consumidor y de las leyes que, en general, protegen a los consumidores de la falta de idoneidad de los bienes y servicios en función de la información brindada, de las omisiones de información y de la discriminación en el consumo, así como de aquellas que complementen o sustituyan a las anteriores.</w:t>
-      </w:r>
-    </w:p>
+          <w:b/>
+          <w:bCs/>
+          <w:sz w:val="16"/>
+          <w:szCs w:val="16"/>
+        </w:rPr>
+      </w:pPr>
+    </w:p>
+  </w:footnote>
+  <w:footnote w:id="3">
     <w:p>
       <w:pPr>
         <w:pStyle w:val="Textonotapie"/>
@@ -5880,9 +5945,150 @@
           <w:szCs w:val="16"/>
         </w:rPr>
       </w:pPr>
-    </w:p>
-  </w:footnote>
-  <w:footnote w:id="3">
+      <w:r>
+        <w:rPr>
+          <w:rStyle w:val="Refdenotaalpie"/>
+          <w:rFonts w:ascii="Arial Narrow" w:eastAsia="Arial Narrow" w:hAnsi="Arial Narrow" w:cs="Arial Narrow"/>
+          <w:sz w:val="16"/>
+          <w:szCs w:val="16"/>
+          <w:vertAlign w:val="superscript"/>
+        </w:rPr>
+        <w:footnoteRef/>
+      </w:r>
+      <w:r>
+        <w:rPr>
+          <w:rFonts w:ascii="Arial Narrow" w:eastAsia="Arial Narrow" w:hAnsi="Arial Narrow" w:cs="Arial Narrow"/>
+          <w:sz w:val="16"/>
+          <w:szCs w:val="16"/>
+        </w:rPr>
+        <w:tab/>
+        <w:t xml:space="preserve"/>
+      </w:r>
+      <w:r>
+        <w:rPr>
+          <w:rFonts w:ascii="Arial Narrow" w:eastAsia="Arial Narrow" w:hAnsi="Arial Narrow" w:cs="Arial Narrow"/>
+          <w:sz w:val="16"/>
+          <w:szCs w:val="16"/>
+        </w:rPr>
+        <w:tab/>
+      </w:r>
+      <w:r>
+        <w:rPr>
+          <w:rFonts w:ascii="Arial Narrow" w:eastAsia="Arial Narrow" w:hAnsi="Arial Narrow" w:cs="Arial Narrow"/>
+          <w:b/>
+          <w:bCs/>
+          <w:sz w:val="16"/>
+          <w:szCs w:val="16"/>
+        </w:rPr>
+        <w:t xml:space="preserve">LEY 29571, CÓDIGO DE PROTECCIÓN Y DEFENSA DEL CONSUMIDOR, publicado el 2 de setiembre de 2010 y modificado por Decreto Legislativo 1308 </w:t>
+      </w:r>
+    </w:p>
+    <w:p>
+      <w:pPr>
+        <w:pStyle w:val="Textonotapie"/>
+        <w:ind w:left="567" w:right="-1"/>
+        <w:jc w:val="both"/>
+        <w:rPr>
+          <w:rFonts w:ascii="Arial Narrow" w:eastAsia="Arial Narrow" w:hAnsi="Arial Narrow" w:cs="Arial Narrow"/>
+          <w:b/>
+          <w:bCs/>
+          <w:sz w:val="16"/>
+          <w:szCs w:val="16"/>
+        </w:rPr>
+      </w:pPr>
+      <w:r>
+        <w:rPr>
+          <w:rFonts w:ascii="Arial Narrow" w:eastAsia="Arial Narrow" w:hAnsi="Arial Narrow" w:cs="Arial Narrow"/>
+          <w:b/>
+          <w:bCs/>
+          <w:sz w:val="16"/>
+          <w:szCs w:val="16"/>
+        </w:rPr>
+        <w:t xml:space="preserve">Artículo 18.- Idoneidad </w:t>
+      </w:r>
+    </w:p>
+    <w:p>
+      <w:pPr>
+        <w:pStyle w:val="Textonotapie"/>
+        <w:ind w:left="567" w:right="-1"/>
+        <w:jc w:val="both"/>
+        <w:rPr>
+          <w:rFonts w:ascii="Arial Narrow" w:eastAsia="Arial Narrow" w:hAnsi="Arial Narrow" w:cs="Arial Narrow"/>
+          <w:sz w:val="16"/>
+          <w:szCs w:val="16"/>
+        </w:rPr>
+      </w:pPr>
+      <w:r>
+        <w:rPr>
+          <w:rFonts w:ascii="Arial Narrow" w:eastAsia="Arial Narrow" w:hAnsi="Arial Narrow" w:cs="Arial Narrow"/>
+          <w:sz w:val="16"/>
+          <w:szCs w:val="16"/>
+        </w:rPr>
+        <w:t xml:space="preserve">Se entiende por idoneidad la correspondencia entre lo que un consumidor espera y lo que efectivamente recibe, en función a lo que se le hubiera ofrecido, la publicidad e información transmitida, las condiciones y circunstancias de la transacción, las características y naturaleza del producto o servicio, el precio, entre otros factores, atendiendo a las circunstancias del caso. </w:t>
+      </w:r>
+    </w:p>
+    <w:p>
+      <w:pPr>
+        <w:pStyle w:val="Textonotapie"/>
+        <w:ind w:left="567" w:right="-1"/>
+        <w:jc w:val="both"/>
+        <w:rPr>
+          <w:rFonts w:ascii="Arial Narrow" w:eastAsia="Arial Narrow" w:hAnsi="Arial Narrow" w:cs="Arial Narrow"/>
+          <w:sz w:val="16"/>
+          <w:szCs w:val="16"/>
+        </w:rPr>
+      </w:pPr>
+      <w:r>
+        <w:rPr>
+          <w:rFonts w:ascii="Arial Narrow" w:eastAsia="Arial Narrow" w:hAnsi="Arial Narrow" w:cs="Arial Narrow"/>
+          <w:sz w:val="16"/>
+          <w:szCs w:val="16"/>
+        </w:rPr>
+        <w:t xml:space="preserve">La idoneidad es evaluada en función a la propia naturaleza del producto o servicio y a su aptitud para satisfacer la finalidad para la cual ha sido puesto en el mercado. Las autorizaciones por parte de los organismos del Estado para la fabricación de un producto o la prestación de un servicio, en los casos que sea necesario, no eximen de responsabilidad al proveedor frente al consumidor. </w:t>
+      </w:r>
+    </w:p>
+    <w:p>
+      <w:pPr>
+        <w:pStyle w:val="Textonotapie"/>
+        <w:ind w:left="567" w:right="-1"/>
+        <w:jc w:val="both"/>
+        <w:rPr>
+          <w:rFonts w:ascii="Arial Narrow" w:eastAsia="Arial Narrow" w:hAnsi="Arial Narrow" w:cs="Arial Narrow"/>
+          <w:sz w:val="16"/>
+          <w:szCs w:val="16"/>
+        </w:rPr>
+      </w:pPr>
+      <w:r>
+        <w:rPr>
+          <w:rFonts w:ascii="Arial Narrow" w:eastAsia="Arial Narrow" w:hAnsi="Arial Narrow" w:cs="Arial Narrow"/>
+          <w:b/>
+          <w:bCs/>
+          <w:sz w:val="16"/>
+          <w:szCs w:val="16"/>
+        </w:rPr>
+        <w:t xml:space="preserve">Artículo 19.- Obligación de los proveedores </w:t>
+      </w:r>
+    </w:p>
+    <w:p>
+      <w:pPr>
+        <w:pStyle w:val="Textonotapie"/>
+        <w:ind w:left="567" w:right="-1"/>
+        <w:jc w:val="both"/>
+        <w:rPr>
+          <w:rFonts w:ascii="Arial Narrow" w:eastAsia="Arial Narrow" w:hAnsi="Arial Narrow" w:cs="Arial Narrow"/>
+          <w:sz w:val="16"/>
+          <w:szCs w:val="16"/>
+        </w:rPr>
+      </w:pPr>
+      <w:r>
+        <w:rPr>
+          <w:rFonts w:ascii="Arial Narrow" w:eastAsia="Arial Narrow" w:hAnsi="Arial Narrow" w:cs="Arial Narrow"/>
+          <w:sz w:val="16"/>
+          <w:szCs w:val="16"/>
+        </w:rPr>
+        <w:t>El proveedor responde por la idoneidad y calidad de los productos y servicios ofrecidos; por la autenticidad de las marcas y leyendas que exhiben sus productos o del signo que respalda al prestador del servicio, por la falta de conformidad entre la publicidad comercial de los productos y servicios y estos, así como por el contenido y la vida útil del producto indicado en el envase, en lo que corresponda.</w:t>
+      </w:r>
+    </w:p>
     <w:p>
       <w:pPr>
         <w:pStyle w:val="Textonotapie"/>
@@ -5899,161 +6105,9 @@
           <w:szCs w:val="16"/>
         </w:rPr>
       </w:pPr>
-      <w:r>
-        <w:rPr>
-          <w:rStyle w:val="Refdenotaalpie"/>
-          <w:rFonts w:ascii="Arial Narrow" w:eastAsia="Arial Narrow" w:hAnsi="Arial Narrow" w:cs="Arial Narrow"/>
-          <w:sz w:val="16"/>
-          <w:szCs w:val="16"/>
-          <w:vertAlign w:val="superscript"/>
-        </w:rPr>
-        <w:footnoteRef/>
-      </w:r>
-      <w:r>
-        <w:rPr>
-          <w:rFonts w:ascii="Arial Narrow" w:eastAsia="Arial Narrow" w:hAnsi="Arial Narrow" w:cs="Arial Narrow"/>
-          <w:sz w:val="16"/>
-          <w:szCs w:val="16"/>
-        </w:rPr>
-        <w:t xml:space="preserve"> </w:t>
-      </w:r>
-      <w:r>
-        <w:rPr>
-          <w:rFonts w:ascii="Arial Narrow" w:eastAsia="Arial Narrow" w:hAnsi="Arial Narrow" w:cs="Arial Narrow"/>
-          <w:sz w:val="16"/>
-          <w:szCs w:val="16"/>
-        </w:rPr>
-        <w:tab/>
-      </w:r>
-      <w:r>
-        <w:rPr>
-          <w:rFonts w:ascii="Arial Narrow" w:eastAsia="Arial Narrow" w:hAnsi="Arial Narrow" w:cs="Arial Narrow"/>
-          <w:b/>
-          <w:bCs/>
-          <w:sz w:val="16"/>
-          <w:szCs w:val="16"/>
-        </w:rPr>
-        <w:t xml:space="preserve">LEY 29571, CÓDIGO DE PROTECCIÓN Y DEFENSA DEL CONSUMIDOR, publicado el 2 de setiembre de 2010 y modificado por Decreto Legislativo 1308 </w:t>
-      </w:r>
-    </w:p>
-    <w:p>
-      <w:pPr>
-        <w:pStyle w:val="Textonotapie"/>
-        <w:ind w:left="567" w:right="-1"/>
-        <w:jc w:val="both"/>
-        <w:rPr>
-          <w:rFonts w:ascii="Arial Narrow" w:eastAsia="Arial Narrow" w:hAnsi="Arial Narrow" w:cs="Arial Narrow"/>
-          <w:b/>
-          <w:bCs/>
-          <w:sz w:val="16"/>
-          <w:szCs w:val="16"/>
-        </w:rPr>
-      </w:pPr>
-      <w:r>
-        <w:rPr>
-          <w:rFonts w:ascii="Arial Narrow" w:eastAsia="Arial Narrow" w:hAnsi="Arial Narrow" w:cs="Arial Narrow"/>
-          <w:b/>
-          <w:bCs/>
-          <w:sz w:val="16"/>
-          <w:szCs w:val="16"/>
-        </w:rPr>
-        <w:t xml:space="preserve">Artículo 18.- Idoneidad </w:t>
-      </w:r>
-    </w:p>
-    <w:p>
-      <w:pPr>
-        <w:pStyle w:val="Textonotapie"/>
-        <w:ind w:left="567" w:right="-1"/>
-        <w:jc w:val="both"/>
-        <w:rPr>
-          <w:rFonts w:ascii="Arial Narrow" w:eastAsia="Arial Narrow" w:hAnsi="Arial Narrow" w:cs="Arial Narrow"/>
-          <w:sz w:val="16"/>
-          <w:szCs w:val="16"/>
-        </w:rPr>
-      </w:pPr>
-      <w:r>
-        <w:rPr>
-          <w:rFonts w:ascii="Arial Narrow" w:eastAsia="Arial Narrow" w:hAnsi="Arial Narrow" w:cs="Arial Narrow"/>
-          <w:sz w:val="16"/>
-          <w:szCs w:val="16"/>
-        </w:rPr>
-        <w:t xml:space="preserve">Se entiende por idoneidad la correspondencia entre lo que un consumidor espera y lo que efectivamente recibe, en función a lo que se le hubiera ofrecido, la publicidad e información transmitida, las condiciones y circunstancias de la transacción, las características y naturaleza del producto o servicio, el precio, entre otros factores, atendiendo a las circunstancias del caso. </w:t>
-      </w:r>
-    </w:p>
-    <w:p>
-      <w:pPr>
-        <w:pStyle w:val="Textonotapie"/>
-        <w:ind w:left="567" w:right="-1"/>
-        <w:jc w:val="both"/>
-        <w:rPr>
-          <w:rFonts w:ascii="Arial Narrow" w:eastAsia="Arial Narrow" w:hAnsi="Arial Narrow" w:cs="Arial Narrow"/>
-          <w:sz w:val="16"/>
-          <w:szCs w:val="16"/>
-        </w:rPr>
-      </w:pPr>
-      <w:r>
-        <w:rPr>
-          <w:rFonts w:ascii="Arial Narrow" w:eastAsia="Arial Narrow" w:hAnsi="Arial Narrow" w:cs="Arial Narrow"/>
-          <w:sz w:val="16"/>
-          <w:szCs w:val="16"/>
-        </w:rPr>
-        <w:t xml:space="preserve">La idoneidad es evaluada en función a la propia naturaleza del producto o servicio y a su aptitud para satisfacer la finalidad para la cual ha sido puesto en el mercado. Las autorizaciones por parte de los organismos del Estado para la fabricación de un producto o la prestación de un servicio, en los casos que sea necesario, no eximen de responsabilidad al proveedor frente al consumidor. </w:t>
-      </w:r>
-    </w:p>
-    <w:p>
-      <w:pPr>
-        <w:pStyle w:val="Textonotapie"/>
-        <w:ind w:left="567" w:right="-1"/>
-        <w:jc w:val="both"/>
-        <w:rPr>
-          <w:rFonts w:ascii="Arial Narrow" w:eastAsia="Arial Narrow" w:hAnsi="Arial Narrow" w:cs="Arial Narrow"/>
-          <w:sz w:val="16"/>
-          <w:szCs w:val="16"/>
-        </w:rPr>
-      </w:pPr>
-    </w:p>
-    <w:p>
-      <w:pPr>
-        <w:pStyle w:val="Textonotapie"/>
-        <w:ind w:left="567" w:right="-1"/>
-        <w:jc w:val="both"/>
-        <w:rPr>
-          <w:rFonts w:ascii="Arial Narrow" w:eastAsia="Arial Narrow" w:hAnsi="Arial Narrow" w:cs="Arial Narrow"/>
-          <w:sz w:val="16"/>
-          <w:szCs w:val="16"/>
-        </w:rPr>
-      </w:pPr>
-      <w:r>
-        <w:rPr>
-          <w:rFonts w:ascii="Arial Narrow" w:eastAsia="Arial Narrow" w:hAnsi="Arial Narrow" w:cs="Arial Narrow"/>
-          <w:b/>
-          <w:bCs/>
-          <w:sz w:val="16"/>
-          <w:szCs w:val="16"/>
-        </w:rPr>
-        <w:t xml:space="preserve">Artículo 19.- Obligación de los proveedores </w:t>
-      </w:r>
-    </w:p>
-    <w:p>
-      <w:pPr>
-        <w:pStyle w:val="Textonotapie"/>
-        <w:ind w:left="567" w:right="-1"/>
-        <w:jc w:val="both"/>
-        <w:rPr>
-          <w:rFonts w:ascii="Arial Narrow" w:eastAsia="Arial Narrow" w:hAnsi="Arial Narrow" w:cs="Arial Narrow"/>
-          <w:sz w:val="16"/>
-          <w:szCs w:val="16"/>
-        </w:rPr>
-      </w:pPr>
-      <w:r>
-        <w:rPr>
-          <w:rFonts w:ascii="Arial Narrow" w:eastAsia="Arial Narrow" w:hAnsi="Arial Narrow" w:cs="Arial Narrow"/>
-          <w:sz w:val="16"/>
-          <w:szCs w:val="16"/>
-        </w:rPr>
-        <w:t>El proveedor responde por la idoneidad y calidad de los productos y servicios ofrecidos; por la autenticidad de las marcas y leyendas que exhiben sus productos o del signo que respalda al prestador del servicio, por la falta de conformidad entre la publicidad comercial de los productos y servicios y estos, así como por el contenido y la vida útil del producto indicado en el envase, en lo que corresponda.</w:t>
-      </w:r>
-    </w:p>
+    </w:p>
+  </w:footnote>
+  <w:footnote w:id="4">
     <w:p>
       <w:pPr>
         <w:pStyle w:val="Textonotapie"/>
@@ -6070,9 +6124,200 @@
           <w:szCs w:val="16"/>
         </w:rPr>
       </w:pPr>
-    </w:p>
-  </w:footnote>
-  <w:footnote w:id="4">
+      <w:r>
+        <w:rPr>
+          <w:rStyle w:val="Refdenotaalpie"/>
+          <w:rFonts w:ascii="Arial Narrow" w:eastAsia="Arial Narrow" w:hAnsi="Arial Narrow" w:cs="Arial Narrow"/>
+          <w:sz w:val="16"/>
+          <w:szCs w:val="16"/>
+          <w:vertAlign w:val="superscript"/>
+        </w:rPr>
+        <w:footnoteRef/>
+      </w:r>
+      <w:r>
+        <w:rPr>
+          <w:rFonts w:ascii="Arial Narrow" w:eastAsia="Arial Narrow" w:hAnsi="Arial Narrow" w:cs="Arial Narrow"/>
+          <w:sz w:val="16"/>
+          <w:szCs w:val="16"/>
+        </w:rPr>
+        <w:tab/>
+        <w:t xml:space="preserve"/>
+      </w:r>
+      <w:r>
+        <w:rPr>
+          <w:rFonts w:ascii="Arial Narrow" w:eastAsia="Arial Narrow" w:hAnsi="Arial Narrow" w:cs="Arial Narrow"/>
+          <w:sz w:val="16"/>
+          <w:szCs w:val="16"/>
+        </w:rPr>
+        <w:tab/>
+      </w:r>
+      <w:r>
+        <w:rPr>
+          <w:rFonts w:ascii="Arial Narrow" w:eastAsia="Arial Narrow" w:hAnsi="Arial Narrow" w:cs="Arial Narrow"/>
+          <w:b/>
+          <w:bCs/>
+          <w:sz w:val="16"/>
+          <w:szCs w:val="16"/>
+        </w:rPr>
+        <w:t xml:space="preserve">LEY 29571, CÓDIGO DE PROTECCIÓN Y DEFENSA DEL CONSUMIDOR, publicado el 2 de setiembre de 2010 y modificado por Decreto Legislativo 1308 </w:t>
+      </w:r>
+    </w:p>
+    <w:p>
+      <w:pPr>
+        <w:pStyle w:val="Textonotapie"/>
+        <w:ind w:left="567" w:right="-1"/>
+        <w:jc w:val="both"/>
+        <w:rPr>
+          <w:rFonts w:ascii="Arial Narrow" w:eastAsia="Arial Narrow" w:hAnsi="Arial Narrow" w:cs="Arial Narrow"/>
+          <w:b/>
+          <w:bCs/>
+          <w:sz w:val="16"/>
+          <w:szCs w:val="16"/>
+        </w:rPr>
+      </w:pPr>
+      <w:r>
+        <w:rPr>
+          <w:rFonts w:ascii="Arial Narrow" w:eastAsia="Arial Narrow" w:hAnsi="Arial Narrow" w:cs="Arial Narrow"/>
+          <w:b/>
+          <w:bCs/>
+          <w:sz w:val="16"/>
+          <w:szCs w:val="16"/>
+        </w:rPr>
+        <w:t xml:space="preserve">Artículo </w:t>
+      </w:r>
+      <w:r>
+        <w:rPr>
+          <w:rFonts w:ascii="Arial Narrow" w:eastAsia="Arial Narrow" w:hAnsi="Arial Narrow" w:cs="Arial Narrow"/>
+          <w:b/>
+          <w:bCs/>
+          <w:sz w:val="16"/>
+          <w:szCs w:val="16"/>
+        </w:rPr>
+        <w:t>49</w:t>
+      </w:r>
+      <w:r>
+        <w:rPr>
+          <w:rFonts w:ascii="Arial Narrow" w:eastAsia="Arial Narrow" w:hAnsi="Arial Narrow" w:cs="Arial Narrow"/>
+          <w:b/>
+          <w:bCs/>
+          <w:sz w:val="16"/>
+          <w:szCs w:val="16"/>
+        </w:rPr>
+        <w:t>.- Definición de cláusulas abusivas</w:t>
+      </w:r>
+    </w:p>
+    <w:p>
+      <w:pPr>
+        <w:pStyle w:val="Textonotapie"/>
+        <w:ind w:left="567" w:right="-1"/>
+        <w:jc w:val="both"/>
+        <w:rPr>
+          <w:rFonts w:ascii="Arial Narrow" w:eastAsia="Arial Narrow" w:hAnsi="Arial Narrow" w:cs="Arial Narrow"/>
+          <w:sz w:val="16"/>
+          <w:szCs w:val="16"/>
+        </w:rPr>
+      </w:pPr>
+      <w:r>
+        <w:rPr>
+          <w:rFonts w:ascii="Arial Narrow" w:eastAsia="Arial Narrow" w:hAnsi="Arial Narrow" w:cs="Arial Narrow"/>
+          <w:sz w:val="16"/>
+          <w:szCs w:val="16"/>
+        </w:rPr>
+        <w:t>49.1 En los contratos por adhesión y en las cláusulas generales de contratación no aprobadas administrativamente, se consideran cláusulas abusivas y, por tanto, inexigibles todas aquellas estipulaciones no negociadas individualmente que, en contra de las exigencias de la buena fe, coloquen al consumidor, en su perjuicio, en una situación de desventaja o desigualdad o anulen sus derechos.</w:t>
+      </w:r>
+    </w:p>
+    <w:p>
+      <w:pPr>
+        <w:pStyle w:val="Textonotapie"/>
+        <w:ind w:left="567" w:right="-1"/>
+        <w:jc w:val="both"/>
+        <w:rPr>
+          <w:rFonts w:ascii="Arial Narrow" w:eastAsia="Arial Narrow" w:hAnsi="Arial Narrow" w:cs="Arial Narrow"/>
+          <w:b/>
+          <w:bCs/>
+          <w:sz w:val="16"/>
+          <w:szCs w:val="16"/>
+        </w:rPr>
+      </w:pPr>
+      <w:r>
+        <w:rPr>
+          <w:rFonts w:ascii="Arial Narrow" w:eastAsia="Arial Narrow" w:hAnsi="Arial Narrow" w:cs="Arial Narrow"/>
+          <w:b/>
+          <w:bCs/>
+          <w:sz w:val="16"/>
+          <w:szCs w:val="16"/>
+        </w:rPr>
+        <w:t>Artículo 50.- Cláusulas abusivas de ineficacia absoluta</w:t>
+      </w:r>
+    </w:p>
+    <w:p>
+      <w:pPr>
+        <w:pStyle w:val="Textonotapie"/>
+        <w:ind w:left="567" w:right="-1"/>
+        <w:jc w:val="both"/>
+        <w:rPr>
+          <w:rFonts w:ascii="Arial Narrow" w:eastAsia="Arial Narrow" w:hAnsi="Arial Narrow" w:cs="Arial Narrow"/>
+          <w:sz w:val="16"/>
+          <w:szCs w:val="16"/>
+        </w:rPr>
+      </w:pPr>
+      <w:r>
+        <w:rPr>
+          <w:rFonts w:ascii="Arial Narrow" w:eastAsia="Arial Narrow" w:hAnsi="Arial Narrow" w:cs="Arial Narrow"/>
+          <w:sz w:val="16"/>
+          <w:szCs w:val="16"/>
+        </w:rPr>
+        <w:t>Son cláusulas abusivas de ineficacia absoluta las siguientes</w:t>
+      </w:r>
+      <w:r>
+        <w:rPr>
+          <w:rFonts w:ascii="Arial Narrow" w:eastAsia="Arial Narrow" w:hAnsi="Arial Narrow" w:cs="Arial Narrow"/>
+          <w:sz w:val="16"/>
+          <w:szCs w:val="16"/>
+        </w:rPr>
+        <w:t xml:space="preserve">: </w:t>
+      </w:r>
+    </w:p>
+    <w:p>
+      <w:pPr>
+        <w:pStyle w:val="Textonotapie"/>
+        <w:ind w:left="567" w:right="-1"/>
+        <w:jc w:val="both"/>
+        <w:rPr>
+          <w:rFonts w:ascii="Arial Narrow" w:eastAsia="Arial Narrow" w:hAnsi="Arial Narrow" w:cs="Arial Narrow"/>
+          <w:sz w:val="16"/>
+          <w:szCs w:val="16"/>
+        </w:rPr>
+      </w:pPr>
+      <w:r>
+        <w:rPr>
+          <w:rFonts w:ascii="Arial Narrow" w:eastAsia="Arial Narrow" w:hAnsi="Arial Narrow" w:cs="Arial Narrow"/>
+          <w:sz w:val="16"/>
+          <w:szCs w:val="16"/>
+        </w:rPr>
+        <w:t>a. Las que excluyan o limiten la responsabilidad del proveedor o sus dependientes por dolo o culpa, o las que trasladen la responsabilidad al consumidor por los hechos u omisiones del proveedor.</w:t>
+      </w:r>
+    </w:p>
+    <w:p>
+      <w:pPr>
+        <w:pStyle w:val="Textonotapie"/>
+        <w:ind w:left="567" w:right="-1"/>
+        <w:jc w:val="both"/>
+        <w:rPr>
+          <w:rFonts w:ascii="Arial Narrow" w:eastAsia="Arial Narrow" w:hAnsi="Arial Narrow" w:cs="Arial Narrow"/>
+          <w:sz w:val="16"/>
+          <w:szCs w:val="16"/>
+        </w:rPr>
+      </w:pPr>
+      <w:r>
+        <w:rPr>
+          <w:rFonts w:ascii="Arial Narrow" w:eastAsia="Arial Narrow" w:hAnsi="Arial Narrow" w:cs="Arial Narrow"/>
+          <w:sz w:val="16"/>
+          <w:szCs w:val="16"/>
+        </w:rPr>
+        <w:t>(...).</w:t>
+      </w:r>
+    </w:p>
     <w:p>
       <w:pPr>
         <w:pStyle w:val="Textonotapie"/>
@@ -6089,213 +6334,9 @@
           <w:szCs w:val="16"/>
         </w:rPr>
       </w:pPr>
-      <w:r>
-        <w:rPr>
-          <w:rStyle w:val="Refdenotaalpie"/>
-          <w:rFonts w:ascii="Arial Narrow" w:eastAsia="Arial Narrow" w:hAnsi="Arial Narrow" w:cs="Arial Narrow"/>
-          <w:sz w:val="16"/>
-          <w:szCs w:val="16"/>
-          <w:vertAlign w:val="superscript"/>
-        </w:rPr>
-        <w:footnoteRef/>
-      </w:r>
-      <w:r>
-        <w:rPr>
-          <w:rFonts w:ascii="Arial Narrow" w:eastAsia="Arial Narrow" w:hAnsi="Arial Narrow" w:cs="Arial Narrow"/>
-          <w:sz w:val="16"/>
-          <w:szCs w:val="16"/>
-        </w:rPr>
-        <w:t xml:space="preserve"> </w:t>
-      </w:r>
-      <w:r>
-        <w:rPr>
-          <w:rFonts w:ascii="Arial Narrow" w:eastAsia="Arial Narrow" w:hAnsi="Arial Narrow" w:cs="Arial Narrow"/>
-          <w:sz w:val="16"/>
-          <w:szCs w:val="16"/>
-        </w:rPr>
-        <w:tab/>
-      </w:r>
-      <w:r>
-        <w:rPr>
-          <w:rFonts w:ascii="Arial Narrow" w:eastAsia="Arial Narrow" w:hAnsi="Arial Narrow" w:cs="Arial Narrow"/>
-          <w:b/>
-          <w:bCs/>
-          <w:sz w:val="16"/>
-          <w:szCs w:val="16"/>
-        </w:rPr>
-        <w:t xml:space="preserve">LEY 29571, CÓDIGO DE PROTECCIÓN Y DEFENSA DEL CONSUMIDOR, publicado el 2 de setiembre de 2010 y modificado por Decreto Legislativo 1308 </w:t>
-      </w:r>
-    </w:p>
-    <w:p>
-      <w:pPr>
-        <w:pStyle w:val="Textonotapie"/>
-        <w:ind w:left="567" w:right="-1"/>
-        <w:jc w:val="both"/>
-        <w:rPr>
-          <w:rFonts w:ascii="Arial Narrow" w:eastAsia="Arial Narrow" w:hAnsi="Arial Narrow" w:cs="Arial Narrow"/>
-          <w:b/>
-          <w:bCs/>
-          <w:sz w:val="16"/>
-          <w:szCs w:val="16"/>
-        </w:rPr>
-      </w:pPr>
-      <w:r>
-        <w:rPr>
-          <w:rFonts w:ascii="Arial Narrow" w:eastAsia="Arial Narrow" w:hAnsi="Arial Narrow" w:cs="Arial Narrow"/>
-          <w:b/>
-          <w:bCs/>
-          <w:sz w:val="16"/>
-          <w:szCs w:val="16"/>
-        </w:rPr>
-        <w:t xml:space="preserve">Artículo </w:t>
-      </w:r>
-      <w:r>
-        <w:rPr>
-          <w:rFonts w:ascii="Arial Narrow" w:eastAsia="Arial Narrow" w:hAnsi="Arial Narrow" w:cs="Arial Narrow"/>
-          <w:b/>
-          <w:bCs/>
-          <w:sz w:val="16"/>
-          <w:szCs w:val="16"/>
-        </w:rPr>
-        <w:t>49</w:t>
-      </w:r>
-      <w:r>
-        <w:rPr>
-          <w:rFonts w:ascii="Arial Narrow" w:eastAsia="Arial Narrow" w:hAnsi="Arial Narrow" w:cs="Arial Narrow"/>
-          <w:b/>
-          <w:bCs/>
-          <w:sz w:val="16"/>
-          <w:szCs w:val="16"/>
-        </w:rPr>
-        <w:t>.- Definición de cláusulas abusivas</w:t>
-      </w:r>
-    </w:p>
-    <w:p>
-      <w:pPr>
-        <w:pStyle w:val="Textonotapie"/>
-        <w:ind w:left="567" w:right="-1"/>
-        <w:jc w:val="both"/>
-        <w:rPr>
-          <w:rFonts w:ascii="Arial Narrow" w:eastAsia="Arial Narrow" w:hAnsi="Arial Narrow" w:cs="Arial Narrow"/>
-          <w:sz w:val="16"/>
-          <w:szCs w:val="16"/>
-        </w:rPr>
-      </w:pPr>
-      <w:r>
-        <w:rPr>
-          <w:rFonts w:ascii="Arial Narrow" w:eastAsia="Arial Narrow" w:hAnsi="Arial Narrow" w:cs="Arial Narrow"/>
-          <w:sz w:val="16"/>
-          <w:szCs w:val="16"/>
-        </w:rPr>
-        <w:t>49.1 En los contratos por adhesión y en las cláusulas generales de contratación no aprobadas administrativamente, se consideran cláusulas abusivas y, por tanto, inexigibles todas aquellas estipulaciones no negociadas individualmente que, en contra de las exigencias de la buena fe, coloquen al consumidor, en su perjuicio, en una situación de desventaja o desigualdad o anulen sus derechos.</w:t>
-      </w:r>
-    </w:p>
-    <w:p>
-      <w:pPr>
-        <w:pStyle w:val="Textonotapie"/>
-        <w:ind w:left="567" w:right="-1"/>
-        <w:jc w:val="both"/>
-        <w:rPr>
-          <w:rFonts w:ascii="Arial Narrow" w:eastAsia="Arial Narrow" w:hAnsi="Arial Narrow" w:cs="Arial Narrow"/>
-          <w:b/>
-          <w:bCs/>
-          <w:sz w:val="16"/>
-          <w:szCs w:val="16"/>
-        </w:rPr>
-      </w:pPr>
-    </w:p>
-    <w:p>
-      <w:pPr>
-        <w:pStyle w:val="Textonotapie"/>
-        <w:ind w:left="567" w:right="-1"/>
-        <w:jc w:val="both"/>
-        <w:rPr>
-          <w:rFonts w:ascii="Arial Narrow" w:eastAsia="Arial Narrow" w:hAnsi="Arial Narrow" w:cs="Arial Narrow"/>
-          <w:b/>
-          <w:bCs/>
-          <w:sz w:val="16"/>
-          <w:szCs w:val="16"/>
-        </w:rPr>
-      </w:pPr>
-      <w:r>
-        <w:rPr>
-          <w:rFonts w:ascii="Arial Narrow" w:eastAsia="Arial Narrow" w:hAnsi="Arial Narrow" w:cs="Arial Narrow"/>
-          <w:b/>
-          <w:bCs/>
-          <w:sz w:val="16"/>
-          <w:szCs w:val="16"/>
-        </w:rPr>
-        <w:t>Artículo 50.- Cláusulas abusivas de ineficacia absoluta</w:t>
-      </w:r>
-    </w:p>
-    <w:p>
-      <w:pPr>
-        <w:pStyle w:val="Textonotapie"/>
-        <w:ind w:left="567" w:right="-1"/>
-        <w:jc w:val="both"/>
-        <w:rPr>
-          <w:rFonts w:ascii="Arial Narrow" w:eastAsia="Arial Narrow" w:hAnsi="Arial Narrow" w:cs="Arial Narrow"/>
-          <w:sz w:val="16"/>
-          <w:szCs w:val="16"/>
-        </w:rPr>
-      </w:pPr>
-      <w:r>
-        <w:rPr>
-          <w:rFonts w:ascii="Arial Narrow" w:eastAsia="Arial Narrow" w:hAnsi="Arial Narrow" w:cs="Arial Narrow"/>
-          <w:sz w:val="16"/>
-          <w:szCs w:val="16"/>
-        </w:rPr>
-        <w:t>Son cláusulas abusivas de ineficacia absoluta las siguientes</w:t>
-      </w:r>
-      <w:r>
-        <w:rPr>
-          <w:rFonts w:ascii="Arial Narrow" w:eastAsia="Arial Narrow" w:hAnsi="Arial Narrow" w:cs="Arial Narrow"/>
-          <w:sz w:val="16"/>
-          <w:szCs w:val="16"/>
-        </w:rPr>
-        <w:t xml:space="preserve">: </w:t>
-      </w:r>
-    </w:p>
-    <w:p>
-      <w:pPr>
-        <w:pStyle w:val="Textonotapie"/>
-        <w:ind w:left="567" w:right="-1"/>
-        <w:jc w:val="both"/>
-        <w:rPr>
-          <w:rFonts w:ascii="Arial Narrow" w:eastAsia="Arial Narrow" w:hAnsi="Arial Narrow" w:cs="Arial Narrow"/>
-          <w:sz w:val="16"/>
-          <w:szCs w:val="16"/>
-        </w:rPr>
-      </w:pPr>
-      <w:r>
-        <w:rPr>
-          <w:rFonts w:ascii="Arial Narrow" w:eastAsia="Arial Narrow" w:hAnsi="Arial Narrow" w:cs="Arial Narrow"/>
-          <w:sz w:val="16"/>
-          <w:szCs w:val="16"/>
-        </w:rPr>
-        <w:t>a. Las que excluyan o limiten la responsabilidad del proveedor o sus dependientes por dolo o culpa, o las que trasladen la responsabilidad al consumidor por los hechos u omisiones del proveedor.</w:t>
-      </w:r>
-    </w:p>
-    <w:p>
-      <w:pPr>
-        <w:pStyle w:val="Textonotapie"/>
-        <w:ind w:left="567" w:right="-1"/>
-        <w:jc w:val="both"/>
-        <w:rPr>
-          <w:rFonts w:ascii="Arial Narrow" w:eastAsia="Arial Narrow" w:hAnsi="Arial Narrow" w:cs="Arial Narrow"/>
-          <w:sz w:val="16"/>
-          <w:szCs w:val="16"/>
-        </w:rPr>
-      </w:pPr>
-      <w:r>
-        <w:rPr>
-          <w:rFonts w:ascii="Arial Narrow" w:eastAsia="Arial Narrow" w:hAnsi="Arial Narrow" w:cs="Arial Narrow"/>
-          <w:sz w:val="16"/>
-          <w:szCs w:val="16"/>
-        </w:rPr>
-        <w:t>(...).</w:t>
-      </w:r>
-    </w:p>
+    </w:p>
+  </w:footnote>
+  <w:footnote w:id="5">
     <w:p>
       <w:pPr>
         <w:pStyle w:val="Textonotapie"/>
@@ -6306,15 +6347,56 @@
         <w:jc w:val="both"/>
         <w:rPr>
           <w:rFonts w:ascii="Arial Narrow" w:eastAsia="Arial Narrow" w:hAnsi="Arial Narrow" w:cs="Arial Narrow"/>
+          <w:sz w:val="16"/>
+          <w:szCs w:val="16"/>
+        </w:rPr>
+      </w:pPr>
+      <w:r>
+        <w:rPr>
+          <w:rStyle w:val="Refdenotaalpie"/>
+          <w:rFonts w:ascii="Arial Narrow" w:eastAsia="Arial Narrow" w:hAnsi="Arial Narrow" w:cs="Arial Narrow"/>
+          <w:sz w:val="16"/>
+          <w:szCs w:val="16"/>
+          <w:vertAlign w:val="superscript"/>
+        </w:rPr>
+        <w:footnoteRef/>
+      </w:r>
+      <w:r>
+        <w:rPr>
+          <w:rFonts w:ascii="Arial Narrow" w:eastAsia="Arial Narrow" w:hAnsi="Arial Narrow" w:cs="Arial Narrow"/>
+          <w:sz w:val="16"/>
+          <w:szCs w:val="16"/>
+        </w:rPr>
+        <w:tab/>
+        <w:t xml:space="preserve"/>
+      </w:r>
+      <w:r>
+        <w:rPr>
+          <w:rFonts w:ascii="Arial Narrow" w:eastAsia="Arial Narrow" w:hAnsi="Arial Narrow" w:cs="Arial Narrow"/>
+          <w:sz w:val="16"/>
+          <w:szCs w:val="16"/>
+        </w:rPr>
+        <w:tab/>
+      </w:r>
+      <w:r>
+        <w:rPr>
+          <w:rFonts w:ascii="Arial Narrow" w:eastAsia="Arial Narrow" w:hAnsi="Arial Narrow" w:cs="Arial Narrow"/>
           <w:b/>
           <w:bCs/>
           <w:sz w:val="16"/>
           <w:szCs w:val="16"/>
         </w:rPr>
-      </w:pPr>
-    </w:p>
-  </w:footnote>
-  <w:footnote w:id="5">
+        <w:t>LEY SOBRE FACULTADES, NORMAS Y ORGANIZACIÓN DEL INDECOPI, APROBADA POR DECRETO LEGISLATIVO 807 Artículo 24.-</w:t>
+      </w:r>
+      <w:r>
+        <w:rPr>
+          <w:rFonts w:ascii="Arial Narrow" w:eastAsia="Arial Narrow" w:hAnsi="Arial Narrow" w:cs="Arial Narrow"/>
+          <w:sz w:val="16"/>
+          <w:szCs w:val="16"/>
+        </w:rPr>
+        <w:t xml:space="preserve"> El Secretario Técnico se encargará de la tramitación del procedimiento. Para ello, cuenta con las siguientes facultades:</w:t>
+      </w:r>
+    </w:p>
     <w:p>
       <w:pPr>
         <w:pStyle w:val="Textonotapie"/>
@@ -6331,47 +6413,12 @@
       </w:pPr>
       <w:r>
         <w:rPr>
-          <w:rStyle w:val="Refdenotaalpie"/>
-          <w:rFonts w:ascii="Arial Narrow" w:eastAsia="Arial Narrow" w:hAnsi="Arial Narrow" w:cs="Arial Narrow"/>
-          <w:sz w:val="16"/>
-          <w:szCs w:val="16"/>
-          <w:vertAlign w:val="superscript"/>
-        </w:rPr>
-        <w:footnoteRef/>
-      </w:r>
-      <w:r>
-        <w:rPr>
-          <w:rFonts w:ascii="Arial Narrow" w:eastAsia="Arial Narrow" w:hAnsi="Arial Narrow" w:cs="Arial Narrow"/>
-          <w:sz w:val="16"/>
-          <w:szCs w:val="16"/>
-        </w:rPr>
-        <w:t xml:space="preserve"> </w:t>
-      </w:r>
-      <w:r>
-        <w:rPr>
           <w:rFonts w:ascii="Arial Narrow" w:eastAsia="Arial Narrow" w:hAnsi="Arial Narrow" w:cs="Arial Narrow"/>
           <w:sz w:val="16"/>
           <w:szCs w:val="16"/>
         </w:rPr>
         <w:tab/>
-      </w:r>
-      <w:r>
-        <w:rPr>
-          <w:rFonts w:ascii="Arial Narrow" w:eastAsia="Arial Narrow" w:hAnsi="Arial Narrow" w:cs="Arial Narrow"/>
-          <w:b/>
-          <w:bCs/>
-          <w:sz w:val="16"/>
-          <w:szCs w:val="16"/>
-        </w:rPr>
-        <w:t>LEY SOBRE FACULTADES, NORMAS Y ORGANIZACIÓN DEL INDECOPI, APROBADA POR DECRETO LEGISLATIVO 807 Artículo 24.-</w:t>
-      </w:r>
-      <w:r>
-        <w:rPr>
-          <w:rFonts w:ascii="Arial Narrow" w:eastAsia="Arial Narrow" w:hAnsi="Arial Narrow" w:cs="Arial Narrow"/>
-          <w:sz w:val="16"/>
-          <w:szCs w:val="16"/>
-        </w:rPr>
-        <w:t xml:space="preserve"> El Secretario Técnico se encargará de la tramitación del procedimiento. Para ello, cuenta con las siguientes facultades:</w:t>
+        <w:t xml:space="preserve">(...) </w:t>
       </w:r>
     </w:p>
     <w:p>
@@ -6395,7 +6442,7 @@
           <w:szCs w:val="16"/>
         </w:rPr>
         <w:tab/>
-        <w:t xml:space="preserve">(...) </w:t>
+        <w:t xml:space="preserve">c) Admitir denuncias a trámite, en aquellos casos en que la Comisión le haya delegado esta facultad. </w:t>
       </w:r>
     </w:p>
     <w:p>
@@ -6419,7 +6466,7 @@
           <w:szCs w:val="16"/>
         </w:rPr>
         <w:tab/>
-        <w:t xml:space="preserve">c) Admitir denuncias a trámite, en aquellos casos en que la Comisión le haya delegado esta facultad. </w:t>
+        <w:t>(...).</w:t>
       </w:r>
     </w:p>
     <w:p>
@@ -6436,6 +6483,33 @@
           <w:szCs w:val="16"/>
         </w:rPr>
       </w:pPr>
+    </w:p>
+  </w:footnote>
+  <w:footnote w:id="6">
+    <w:p>
+      <w:pPr>
+        <w:pStyle w:val="Textonotapie"/>
+        <w:tabs>
+          <w:tab w:val="left" w:pos="567"/>
+        </w:tabs>
+        <w:ind w:left="567" w:hanging="567"/>
+        <w:jc w:val="both"/>
+        <w:rPr>
+          <w:rFonts w:ascii="Arial Narrow" w:eastAsia="Arial Narrow" w:hAnsi="Arial Narrow" w:cs="Arial Narrow"/>
+          <w:sz w:val="16"/>
+          <w:szCs w:val="16"/>
+        </w:rPr>
+      </w:pPr>
+      <w:r>
+        <w:rPr>
+          <w:rStyle w:val="Refdenotaalpie"/>
+          <w:rFonts w:ascii="Arial Narrow" w:eastAsia="Arial Narrow" w:hAnsi="Arial Narrow" w:cs="Arial Narrow"/>
+          <w:sz w:val="16"/>
+          <w:szCs w:val="16"/>
+          <w:vertAlign w:val="superscript"/>
+        </w:rPr>
+        <w:footnoteRef/>
+      </w:r>
       <w:r>
         <w:rPr>
           <w:rFonts w:ascii="Arial Narrow" w:eastAsia="Arial Narrow" w:hAnsi="Arial Narrow" w:cs="Arial Narrow"/>
@@ -6443,9 +6517,661 @@
           <w:szCs w:val="16"/>
         </w:rPr>
         <w:tab/>
-        <w:t>(...).</w:t>
-      </w:r>
-    </w:p>
+        <w:t xml:space="preserve"/>
+      </w:r>
+      <w:r>
+        <w:rPr>
+          <w:rFonts w:ascii="Arial Narrow" w:eastAsia="Arial Narrow" w:hAnsi="Arial Narrow" w:cs="Arial Narrow"/>
+          <w:sz w:val="16"/>
+          <w:szCs w:val="16"/>
+        </w:rPr>
+        <w:tab/>
+        <w:t>El número de trabajadores se atenderá siempre que la empresa haya sido constituida antes de la vigencia de la Ley 30056, publicada el 2 de julio de 2013, que modificó el artículo 5 del Texto Único Ordenado de la Ley de Promoción de la Competitividad, Formalización y Desarrollo de la Micro y Pequeña Empresa y de Acceso al Empleo Decente (LEY MYPE). Ello, en la medida que la Tercera Disposición Complementaria Transitoria de la norma modificatoria precisa que las empresas constituidas antes de la entrada en vigencia de dicha Ley se rigen por los requisitos de acogimiento al régimen de las micro y pequeñas empresas regulados en el Decreto Legislativo 1086.</w:t>
+      </w:r>
+    </w:p>
+    <w:p>
+      <w:pPr>
+        <w:pStyle w:val="Textonotapie"/>
+        <w:ind w:left="567" w:hanging="567"/>
+        <w:jc w:val="both"/>
+        <w:rPr>
+          <w:rFonts w:ascii="Arial Narrow" w:eastAsia="Arial Narrow" w:hAnsi="Arial Narrow" w:cs="Arial Narrow"/>
+          <w:sz w:val="16"/>
+          <w:szCs w:val="16"/>
+        </w:rPr>
+      </w:pPr>
+    </w:p>
+  </w:footnote>
+  <w:footnote w:id="7">
+    <w:p>
+      <w:pPr>
+        <w:pStyle w:val="Textonotapie"/>
+        <w:tabs>
+          <w:tab w:val="left" w:pos="567"/>
+        </w:tabs>
+        <w:ind w:left="567" w:hanging="567"/>
+        <w:jc w:val="both"/>
+        <w:rPr>
+          <w:rFonts w:ascii="Arial Narrow" w:eastAsia="Arial Narrow" w:hAnsi="Arial Narrow" w:cs="Arial Narrow"/>
+          <w:sz w:val="16"/>
+          <w:szCs w:val="16"/>
+        </w:rPr>
+      </w:pPr>
+      <w:r>
+        <w:rPr>
+          <w:rStyle w:val="Refdenotaalpie"/>
+          <w:rFonts w:ascii="Arial Narrow" w:eastAsia="Arial Narrow" w:hAnsi="Arial Narrow" w:cs="Arial Narrow"/>
+          <w:sz w:val="16"/>
+          <w:szCs w:val="16"/>
+          <w:vertAlign w:val="superscript"/>
+        </w:rPr>
+        <w:footnoteRef/>
+      </w:r>
+      <w:r>
+        <w:rPr>
+          <w:rFonts w:ascii="Arial Narrow" w:eastAsia="Arial Narrow" w:hAnsi="Arial Narrow" w:cs="Arial Narrow"/>
+          <w:sz w:val="16"/>
+          <w:szCs w:val="16"/>
+        </w:rPr>
+        <w:tab/>
+        <w:t xml:space="preserve"/>
+      </w:r>
+      <w:r>
+        <w:rPr>
+          <w:rFonts w:ascii="Arial Narrow" w:eastAsia="Arial Narrow" w:hAnsi="Arial Narrow" w:cs="Arial Narrow"/>
+          <w:sz w:val="16"/>
+          <w:szCs w:val="16"/>
+        </w:rPr>
+        <w:tab/>
+      </w:r>
+      <w:r>
+        <w:rPr>
+          <w:rFonts w:ascii="Arial Narrow" w:eastAsia="Arial Narrow" w:hAnsi="Arial Narrow" w:cs="Arial Narrow"/>
+          <w:b/>
+          <w:sz w:val="16"/>
+          <w:szCs w:val="16"/>
+        </w:rPr>
+        <w:t>LEY 29571, CÓDIGO DE PROTECCIÓN Y DEFENSA DEL CONSUMIDOR</w:t>
+      </w:r>
+      <w:r>
+        <w:rPr>
+          <w:rFonts w:ascii="Arial Narrow" w:eastAsia="Arial Narrow" w:hAnsi="Arial Narrow" w:cs="Arial Narrow"/>
+          <w:b/>
+          <w:bCs/>
+          <w:sz w:val="16"/>
+          <w:szCs w:val="16"/>
+        </w:rPr>
+        <w:t xml:space="preserve">, </w:t>
+      </w:r>
+      <w:r>
+        <w:rPr>
+          <w:rFonts w:ascii="Arial Narrow" w:eastAsia="Arial Narrow" w:hAnsi="Arial Narrow" w:cs="Arial Narrow"/>
+          <w:b/>
+          <w:sz w:val="16"/>
+          <w:szCs w:val="16"/>
+        </w:rPr>
+        <w:t>publicado el 2 de setiembre de 2010 y modificado por Decreto Legislativo 1308</w:t>
+      </w:r>
+    </w:p>
+    <w:p>
+      <w:pPr>
+        <w:pStyle w:val="Textonotapie"/>
+        <w:ind w:left="567" w:hanging="567"/>
+        <w:jc w:val="both"/>
+        <w:rPr>
+          <w:rFonts w:ascii="Arial Narrow" w:eastAsia="Arial Narrow" w:hAnsi="Arial Narrow" w:cs="Arial Narrow"/>
+          <w:b/>
+          <w:bCs/>
+          <w:sz w:val="16"/>
+          <w:szCs w:val="16"/>
+        </w:rPr>
+      </w:pPr>
+      <w:r>
+        <w:rPr>
+          <w:rFonts w:ascii="Arial Narrow" w:eastAsia="Arial Narrow" w:hAnsi="Arial Narrow" w:cs="Arial Narrow"/>
+          <w:sz w:val="16"/>
+          <w:szCs w:val="16"/>
+        </w:rPr>
+        <w:tab/>
+      </w:r>
+      <w:r>
+        <w:rPr>
+          <w:rFonts w:ascii="Arial Narrow" w:eastAsia="Arial Narrow" w:hAnsi="Arial Narrow" w:cs="Arial Narrow"/>
+          <w:b/>
+          <w:bCs/>
+          <w:sz w:val="16"/>
+          <w:szCs w:val="16"/>
+        </w:rPr>
+        <w:t>Artículo 110.- Sanciones Administrativas</w:t>
+      </w:r>
+    </w:p>
+    <w:p>
+      <w:pPr>
+        <w:autoSpaceDE w:val="0"/>
+        <w:autoSpaceDN w:val="0"/>
+        <w:adjustRightInd w:val="0"/>
+        <w:spacing w:after="0" w:line="240" w:lineRule="auto"/>
+        <w:ind w:left="567"/>
+        <w:jc w:val="both"/>
+        <w:rPr>
+          <w:rFonts w:ascii="Arial Narrow" w:eastAsia="Arial Narrow" w:hAnsi="Arial Narrow" w:cs="Arial Narrow"/>
+          <w:sz w:val="16"/>
+          <w:szCs w:val="16"/>
+          <w:lang w:eastAsia="es-PE"/>
+        </w:rPr>
+      </w:pPr>
+      <w:r>
+        <w:rPr>
+          <w:rFonts w:ascii="Arial Narrow" w:eastAsia="Arial Narrow" w:hAnsi="Arial Narrow" w:cs="Arial Narrow"/>
+          <w:sz w:val="16"/>
+          <w:szCs w:val="16"/>
+          <w:lang w:eastAsia="es-PE"/>
+        </w:rPr>
+        <w:t>(…)</w:t>
+      </w:r>
+    </w:p>
+    <w:p>
+      <w:pPr>
+        <w:autoSpaceDE w:val="0"/>
+        <w:autoSpaceDN w:val="0"/>
+        <w:adjustRightInd w:val="0"/>
+        <w:spacing w:after="0" w:line="240" w:lineRule="auto"/>
+        <w:ind w:left="567"/>
+        <w:jc w:val="both"/>
+        <w:rPr>
+          <w:rFonts w:ascii="Arial Narrow" w:eastAsia="Arial Narrow" w:hAnsi="Arial Narrow" w:cs="Arial Narrow"/>
+          <w:sz w:val="16"/>
+          <w:szCs w:val="16"/>
+          <w:lang w:eastAsia="es-PE"/>
+        </w:rPr>
+      </w:pPr>
+      <w:r>
+        <w:rPr>
+          <w:rFonts w:ascii="Arial Narrow" w:eastAsia="Arial Narrow" w:hAnsi="Arial Narrow" w:cs="Arial Narrow"/>
+          <w:sz w:val="16"/>
+          <w:szCs w:val="16"/>
+          <w:lang w:eastAsia="es-PE"/>
+        </w:rPr>
+        <w:t>En el caso de las microempresas, la multa no puede superar el diez por ciento (10%) de las ventas o ingresos brutos percibidos por el infractor, relativos a todas sus actividades económicas, correspondientes al ejercicio inmediato anterior al de la expedición de la resolución de primera instancia, siempre que se haya acreditado dichos ingresos, no se encuentre en una situación de reincidencia y el caso no verse sobre la vida, salud o integridad de los consumidores. Para el caso de las pequeñas empresas, la multa no puede superar el veinte por ciento (20%) de las ventas o ingresos brutos percibidos por el infractor, conforme a los requisitos señalados anteriormente.</w:t>
+      </w:r>
+    </w:p>
+    <w:p>
+      <w:pPr>
+        <w:autoSpaceDE w:val="0"/>
+        <w:autoSpaceDN w:val="0"/>
+        <w:adjustRightInd w:val="0"/>
+        <w:spacing w:after="0" w:line="240" w:lineRule="auto"/>
+        <w:ind w:left="567"/>
+        <w:jc w:val="both"/>
+        <w:rPr>
+          <w:rFonts w:ascii="Arial Narrow" w:eastAsia="Arial Narrow" w:hAnsi="Arial Narrow" w:cs="Arial Narrow"/>
+          <w:sz w:val="16"/>
+          <w:szCs w:val="16"/>
+          <w:lang w:eastAsia="es-PE"/>
+        </w:rPr>
+      </w:pPr>
+      <w:r>
+        <w:rPr>
+          <w:rFonts w:ascii="Arial Narrow" w:eastAsia="Arial Narrow" w:hAnsi="Arial Narrow" w:cs="Arial Narrow"/>
+          <w:sz w:val="16"/>
+          <w:szCs w:val="16"/>
+          <w:lang w:eastAsia="es-PE"/>
+        </w:rPr>
+        <w:t>(…).</w:t>
+      </w:r>
+    </w:p>
+    <w:p>
+      <w:pPr>
+        <w:pStyle w:val="Textonotapie"/>
+        <w:ind w:left="567" w:hanging="567"/>
+        <w:jc w:val="both"/>
+        <w:rPr>
+          <w:rFonts w:ascii="Arial Narrow" w:eastAsia="Arial Narrow" w:hAnsi="Arial Narrow" w:cs="Arial Narrow"/>
+          <w:sz w:val="16"/>
+          <w:szCs w:val="16"/>
+        </w:rPr>
+      </w:pPr>
+    </w:p>
+  </w:footnote>
+  <w:footnote w:id="8">
+    <w:p>
+      <w:pPr>
+        <w:pStyle w:val="Textonotapie"/>
+        <w:tabs>
+          <w:tab w:val="left" w:pos="567"/>
+        </w:tabs>
+        <w:ind w:left="567" w:hanging="567"/>
+        <w:jc w:val="both"/>
+        <w:rPr>
+          <w:rFonts w:ascii="Arial Narrow" w:eastAsia="Arial Narrow" w:hAnsi="Arial Narrow" w:cs="Arial Narrow"/>
+          <w:sz w:val="16"/>
+          <w:szCs w:val="16"/>
+        </w:rPr>
+      </w:pPr>
+      <w:r>
+        <w:rPr>
+          <w:rStyle w:val="Refdenotaalpie"/>
+          <w:rFonts w:ascii="Arial Narrow" w:eastAsia="Arial Narrow" w:hAnsi="Arial Narrow" w:cs="Arial Narrow"/>
+          <w:sz w:val="16"/>
+          <w:szCs w:val="16"/>
+          <w:vertAlign w:val="superscript"/>
+        </w:rPr>
+        <w:footnoteRef/>
+      </w:r>
+      <w:r>
+        <w:rPr>
+          <w:rFonts w:ascii="Arial Narrow" w:eastAsia="Arial Narrow" w:hAnsi="Arial Narrow" w:cs="Arial Narrow"/>
+          <w:sz w:val="16"/>
+          <w:szCs w:val="16"/>
+        </w:rPr>
+        <w:tab/>
+      </w:r>
+      <w:r>
+        <w:rPr>
+          <w:rFonts w:ascii="Arial Narrow" w:eastAsia="Arial Narrow" w:hAnsi="Arial Narrow" w:cs="Arial Narrow"/>
+          <w:b/>
+          <w:bCs/>
+          <w:sz w:val="16"/>
+          <w:szCs w:val="16"/>
+        </w:rPr>
+        <w:t xml:space="preserve">DECRETO LEGISLATIVO 807, LEY SOBRE FACULTADES, NORMAS Y ORGANIZACIÓN DEL INDECOPI, publicado el 18 de abril de 1996</w:t>
+      </w:r>
+    </w:p>
+    <w:p>
+      <w:pPr>
+        <w:pStyle w:val="Textonotapie"/>
+        <w:ind w:left="567" w:hanging="567"/>
+        <w:jc w:val="both"/>
+        <w:rPr>
+          <w:rFonts w:ascii="Arial Narrow" w:eastAsia="Arial Narrow" w:hAnsi="Arial Narrow" w:cs="Arial Narrow"/>
+          <w:sz w:val="16"/>
+          <w:szCs w:val="16"/>
+        </w:rPr>
+      </w:pPr>
+      <w:r>
+        <w:rPr>
+          <w:rFonts w:ascii="Arial Narrow" w:eastAsia="Arial Narrow" w:hAnsi="Arial Narrow" w:cs="Arial Narrow"/>
+          <w:sz w:val="16"/>
+          <w:szCs w:val="16"/>
+        </w:rPr>
+        <w:tab/>
+      </w:r>
+      <w:r>
+        <w:rPr>
+          <w:rFonts w:ascii="Arial Narrow" w:eastAsia="Arial Narrow" w:hAnsi="Arial Narrow" w:cs="Arial Narrow"/>
+          <w:b/>
+          <w:bCs/>
+          <w:sz w:val="16"/>
+          <w:szCs w:val="16"/>
+        </w:rPr>
+        <w:t xml:space="preserve">Artículo 26.-</w:t>
+      </w:r>
+      <w:r>
+        <w:rPr>
+          <w:rFonts w:ascii="Arial Narrow" w:eastAsia="Arial Narrow" w:hAnsi="Arial Narrow" w:cs="Arial Narrow"/>
+          <w:sz w:val="16"/>
+          <w:szCs w:val="16"/>
+        </w:rPr>
+        <w:t xml:space="preserve"> Una vez admitida a trámite la denuncia, se correrá traslado de la misma al denunciado, a fin de que éste presente su descargo. El plazo para la presentación del descargo será de cinco (5) días contados desde la notificación, vencido el cual, el Secretario Técnico declarará en rebeldía al denunciado que no lo hubiera presentado.</w:t>
+      </w:r>
+    </w:p>
+    <w:p>
+      <w:pPr>
+        <w:pStyle w:val="Textonotapie"/>
+        <w:ind w:left="567" w:hanging="567"/>
+        <w:jc w:val="both"/>
+        <w:rPr>
+          <w:rFonts w:ascii="Arial Narrow" w:eastAsia="Arial Narrow" w:hAnsi="Arial Narrow" w:cs="Arial Narrow"/>
+          <w:sz w:val="16"/>
+          <w:szCs w:val="16"/>
+        </w:rPr>
+      </w:pPr>
+    </w:p>
+  </w:footnote>
+  <w:footnote w:id="9">
+    <w:p>
+      <w:pPr>
+        <w:pStyle w:val="Textonotapie"/>
+        <w:tabs>
+          <w:tab w:val="left" w:pos="567"/>
+        </w:tabs>
+        <w:ind w:left="567" w:hanging="567"/>
+        <w:jc w:val="both"/>
+        <w:rPr>
+          <w:rFonts w:ascii="Arial Narrow" w:eastAsia="Arial Narrow" w:hAnsi="Arial Narrow" w:cs="Arial Narrow"/>
+          <w:sz w:val="16"/>
+          <w:szCs w:val="16"/>
+        </w:rPr>
+      </w:pPr>
+      <w:r>
+        <w:rPr>
+          <w:rStyle w:val="Refdenotaalpie"/>
+          <w:rFonts w:ascii="Arial Narrow" w:eastAsia="Arial Narrow" w:hAnsi="Arial Narrow" w:cs="Arial Narrow"/>
+          <w:sz w:val="16"/>
+          <w:szCs w:val="16"/>
+          <w:vertAlign w:val="superscript"/>
+        </w:rPr>
+        <w:footnoteRef/>
+      </w:r>
+      <w:r>
+        <w:rPr>
+          <w:rFonts w:ascii="Arial Narrow" w:eastAsia="Arial Narrow" w:hAnsi="Arial Narrow" w:cs="Arial Narrow"/>
+          <w:sz w:val="16"/>
+          <w:szCs w:val="16"/>
+        </w:rPr>
+        <w:tab/>
+      </w:r>
+      <w:r>
+        <w:rPr>
+          <w:rFonts w:ascii="Arial Narrow" w:eastAsia="Arial Narrow" w:hAnsi="Arial Narrow" w:cs="Arial Narrow"/>
+          <w:b/>
+          <w:bCs/>
+          <w:sz w:val="16"/>
+          <w:szCs w:val="16"/>
+        </w:rPr>
+        <w:t xml:space="preserve">DECRETO SUPREMO 006-2026-JUS, TEXTO ÚNICO ORDENADO DE LA LEY 27444, LEY DEL PROCEDIMIENTO ADMINISTRATIVO GENERAL, publicado el 30 de abril de 2026</w:t>
+      </w:r>
+    </w:p>
+    <w:p>
+      <w:pPr>
+        <w:pStyle w:val="Textonotapie"/>
+        <w:ind w:left="567" w:hanging="567"/>
+        <w:jc w:val="both"/>
+        <w:rPr>
+          <w:rFonts w:ascii="Arial Narrow" w:eastAsia="Arial Narrow" w:hAnsi="Arial Narrow" w:cs="Arial Narrow"/>
+          <w:sz w:val="16"/>
+          <w:szCs w:val="16"/>
+        </w:rPr>
+      </w:pPr>
+      <w:r>
+        <w:rPr>
+          <w:rFonts w:ascii="Arial Narrow" w:eastAsia="Arial Narrow" w:hAnsi="Arial Narrow" w:cs="Arial Narrow"/>
+          <w:sz w:val="16"/>
+          <w:szCs w:val="16"/>
+        </w:rPr>
+        <w:tab/>
+      </w:r>
+      <w:r>
+        <w:rPr>
+          <w:rFonts w:ascii="Arial Narrow" w:eastAsia="Arial Narrow" w:hAnsi="Arial Narrow" w:cs="Arial Narrow"/>
+          <w:b/>
+          <w:bCs/>
+          <w:sz w:val="16"/>
+          <w:szCs w:val="16"/>
+        </w:rPr>
+        <w:t xml:space="preserve">Artículo 223.- Contestación de la reclamación</w:t>
+      </w:r>
+    </w:p>
+    <w:p>
+      <w:pPr>
+        <w:pStyle w:val="Textonotapie"/>
+        <w:ind w:left="567" w:hanging="567"/>
+        <w:jc w:val="both"/>
+        <w:rPr>
+          <w:rFonts w:ascii="Arial Narrow" w:eastAsia="Arial Narrow" w:hAnsi="Arial Narrow" w:cs="Arial Narrow"/>
+          <w:sz w:val="16"/>
+          <w:szCs w:val="16"/>
+        </w:rPr>
+      </w:pPr>
+      <w:r>
+        <w:rPr>
+          <w:rFonts w:ascii="Arial Narrow" w:eastAsia="Arial Narrow" w:hAnsi="Arial Narrow" w:cs="Arial Narrow"/>
+          <w:sz w:val="16"/>
+          <w:szCs w:val="16"/>
+        </w:rPr>
+        <w:tab/>
+      </w:r>
+      <w:r>
+        <w:rPr>
+          <w:rFonts w:ascii="Arial Narrow" w:eastAsia="Arial Narrow" w:hAnsi="Arial Narrow" w:cs="Arial Narrow"/>
+          <w:sz w:val="16"/>
+          <w:szCs w:val="16"/>
+        </w:rPr>
+        <w:t xml:space="preserve">223.1 El reclamado deberá presentar la contestación de la reclamación dentro de los quince (15) días posteriores a la notificación de ésta; vencido este plazo, la Administración declarará en rebeldía al reclamado que no la hubiera presentado. La contestación deberá contener los requisitos de los escritos previstos en el artículo 113 de la presente Ley, así como la absolución de todos los asuntos controvertidos de hecho y de derecho, Las alegaciones y los hechos relevantes de la reclamación, salvo que hayan sido específicamente negadas en la contestación, se tendrán por aceptadas o merituadas como ciertas.</w:t>
+      </w:r>
+    </w:p>
+    <w:p>
+      <w:pPr>
+        <w:pStyle w:val="Textonotapie"/>
+        <w:ind w:left="567" w:hanging="567"/>
+        <w:jc w:val="both"/>
+        <w:rPr>
+          <w:rFonts w:ascii="Arial Narrow" w:eastAsia="Arial Narrow" w:hAnsi="Arial Narrow" w:cs="Arial Narrow"/>
+          <w:sz w:val="16"/>
+          <w:szCs w:val="16"/>
+        </w:rPr>
+      </w:pPr>
+    </w:p>
+  </w:footnote>
+  <w:footnote w:id="10">
+    <w:p>
+      <w:pPr>
+        <w:tabs>
+          <w:tab w:val="left" w:pos="567"/>
+        </w:tabs>
+        <w:spacing w:after="0" w:line="240" w:lineRule="auto"/>
+        <w:ind w:left="567" w:hanging="567"/>
+        <w:jc w:val="both"/>
+        <w:rPr>
+          <w:rFonts w:ascii="Arial Narrow" w:eastAsia="Arial Narrow" w:hAnsi="Arial Narrow" w:cs="Arial Narrow"/>
+          <w:sz w:val="16"/>
+          <w:szCs w:val="16"/>
+        </w:rPr>
+      </w:pPr>
+      <w:r>
+        <w:rPr>
+          <w:rStyle w:val="Refdenotaalpie"/>
+          <w:rFonts w:ascii="Arial Narrow" w:eastAsia="Arial Narrow" w:hAnsi="Arial Narrow" w:cs="Arial Narrow"/>
+          <w:sz w:val="16"/>
+          <w:szCs w:val="16"/>
+          <w:vertAlign w:val="superscript"/>
+        </w:rPr>
+        <w:footnoteRef/>
+      </w:r>
+      <w:r>
+        <w:rPr>
+          <w:rFonts w:ascii="Arial Narrow" w:eastAsia="Arial Narrow" w:hAnsi="Arial Narrow" w:cs="Arial Narrow"/>
+          <w:sz w:val="16"/>
+          <w:szCs w:val="16"/>
+          <w:vertAlign w:val="superscript"/>
+        </w:rPr>
+        <w:tab/>
+        <w:t xml:space="preserve"/>
+      </w:r>
+      <w:r>
+        <w:rPr>
+          <w:rFonts w:ascii="Arial Narrow" w:eastAsia="Arial Narrow" w:hAnsi="Arial Narrow" w:cs="Arial Narrow"/>
+          <w:sz w:val="16"/>
+          <w:szCs w:val="16"/>
+        </w:rPr>
+        <w:t xml:space="preserve"> </w:t>
+      </w:r>
+      <w:r>
+        <w:rPr>
+          <w:rFonts w:ascii="Arial Narrow" w:eastAsia="Arial Narrow" w:hAnsi="Arial Narrow" w:cs="Arial Narrow"/>
+          <w:sz w:val="16"/>
+          <w:szCs w:val="16"/>
+        </w:rPr>
+        <w:tab/>
+      </w:r>
+      <w:r>
+        <w:rPr>
+          <w:rFonts w:ascii="Arial Narrow" w:eastAsia="Arial Narrow" w:hAnsi="Arial Narrow" w:cs="Arial Narrow"/>
+          <w:b/>
+          <w:sz w:val="16"/>
+          <w:szCs w:val="16"/>
+        </w:rPr>
+        <w:t>LEY 29571, CÓDIGO DE PROTECCIÓN Y DEFENSA DEL CONSUMIDOR</w:t>
+      </w:r>
+      <w:r>
+        <w:rPr>
+          <w:rFonts w:ascii="Arial Narrow" w:eastAsia="Arial Narrow" w:hAnsi="Arial Narrow" w:cs="Arial Narrow"/>
+          <w:b/>
+          <w:bCs/>
+          <w:sz w:val="16"/>
+          <w:szCs w:val="16"/>
+        </w:rPr>
+        <w:t xml:space="preserve">, </w:t>
+      </w:r>
+      <w:r>
+        <w:rPr>
+          <w:rFonts w:ascii="Arial Narrow" w:eastAsia="Arial Narrow" w:hAnsi="Arial Narrow" w:cs="Arial Narrow"/>
+          <w:b/>
+          <w:sz w:val="16"/>
+          <w:szCs w:val="16"/>
+        </w:rPr>
+        <w:t>publicado el 2 de setiembre de 2010 y modificado por Decreto Legislativo 1308</w:t>
+      </w:r>
+    </w:p>
+    <w:p>
+      <w:pPr>
+        <w:spacing w:after="0" w:line="240" w:lineRule="auto"/>
+        <w:ind w:left="567" w:hanging="567"/>
+        <w:jc w:val="both"/>
+        <w:rPr>
+          <w:rFonts w:ascii="Arial Narrow" w:eastAsia="Arial Narrow" w:hAnsi="Arial Narrow" w:cs="Arial Narrow"/>
+          <w:b/>
+          <w:sz w:val="16"/>
+          <w:szCs w:val="16"/>
+        </w:rPr>
+      </w:pPr>
+      <w:r>
+        <w:rPr>
+          <w:rFonts w:ascii="Arial Narrow" w:eastAsia="Arial Narrow" w:hAnsi="Arial Narrow" w:cs="Arial Narrow"/>
+          <w:b/>
+          <w:sz w:val="16"/>
+          <w:szCs w:val="16"/>
+        </w:rPr>
+        <w:tab/>
+        <w:t>Artículo 110.- Sanciones administrativas</w:t>
+      </w:r>
+    </w:p>
+    <w:p>
+      <w:pPr>
+        <w:spacing w:after="0" w:line="240" w:lineRule="auto"/>
+        <w:ind w:left="567"/>
+        <w:jc w:val="both"/>
+        <w:rPr>
+          <w:rFonts w:ascii="Arial Narrow" w:eastAsia="Arial Narrow" w:hAnsi="Arial Narrow" w:cs="Arial Narrow"/>
+          <w:sz w:val="16"/>
+          <w:szCs w:val="16"/>
+        </w:rPr>
+      </w:pPr>
+      <w:r>
+        <w:rPr>
+          <w:rFonts w:ascii="Arial Narrow" w:eastAsia="Arial Narrow" w:hAnsi="Arial Narrow" w:cs="Arial Narrow"/>
+          <w:sz w:val="16"/>
+          <w:szCs w:val="16"/>
+        </w:rPr>
+        <w:t>El órgano resolutivo puede sancionar las infracciones administrativas a que se refiere el artículo 108 con amonestación y multas de hasta cuatrocientos cincuenta (450) Unidades Impositivas Tributarias (UIT), las cuales son calificadas de la siguiente manera:</w:t>
+      </w:r>
+    </w:p>
+    <w:p>
+      <w:pPr>
+        <w:numPr>
+          <w:ilvl w:val="0"/>
+          <w:numId w:val="2"/>
+        </w:numPr>
+        <w:spacing w:after="0" w:line="240" w:lineRule="auto"/>
+        <w:ind w:left="426" w:firstLine="141"/>
+        <w:jc w:val="both"/>
+        <w:rPr>
+          <w:rFonts w:ascii="Arial Narrow" w:eastAsia="Arial Narrow" w:hAnsi="Arial Narrow" w:cs="Arial Narrow"/>
+          <w:sz w:val="16"/>
+          <w:szCs w:val="16"/>
+        </w:rPr>
+      </w:pPr>
+      <w:r>
+        <w:rPr>
+          <w:rFonts w:ascii="Arial Narrow" w:eastAsia="Arial Narrow" w:hAnsi="Arial Narrow" w:cs="Arial Narrow"/>
+          <w:sz w:val="16"/>
+          <w:szCs w:val="16"/>
+        </w:rPr>
+        <w:t>Infracciones leves, con una amonestación o con una multa de hasta cincuenta (50) UIT.</w:t>
+      </w:r>
+    </w:p>
+    <w:p>
+      <w:pPr>
+        <w:numPr>
+          <w:ilvl w:val="0"/>
+          <w:numId w:val="2"/>
+        </w:numPr>
+        <w:spacing w:after="0" w:line="240" w:lineRule="auto"/>
+        <w:ind w:left="426" w:firstLine="141"/>
+        <w:jc w:val="both"/>
+        <w:rPr>
+          <w:rFonts w:ascii="Arial Narrow" w:eastAsia="Arial Narrow" w:hAnsi="Arial Narrow" w:cs="Arial Narrow"/>
+          <w:sz w:val="16"/>
+          <w:szCs w:val="16"/>
+        </w:rPr>
+      </w:pPr>
+      <w:r>
+        <w:rPr>
+          <w:rFonts w:ascii="Arial Narrow" w:eastAsia="Arial Narrow" w:hAnsi="Arial Narrow" w:cs="Arial Narrow"/>
+          <w:sz w:val="16"/>
+          <w:szCs w:val="16"/>
+        </w:rPr>
+        <w:t>Infracciones graves, con una multa de hasta ciento cincuenta (150) UIT.</w:t>
+      </w:r>
+    </w:p>
+    <w:p>
+      <w:pPr>
+        <w:numPr>
+          <w:ilvl w:val="0"/>
+          <w:numId w:val="2"/>
+        </w:numPr>
+        <w:spacing w:after="0" w:line="240" w:lineRule="auto"/>
+        <w:ind w:left="426" w:firstLine="141"/>
+        <w:jc w:val="both"/>
+        <w:rPr>
+          <w:rFonts w:ascii="Arial Narrow" w:eastAsia="Arial Narrow" w:hAnsi="Arial Narrow" w:cs="Arial Narrow"/>
+          <w:sz w:val="16"/>
+          <w:szCs w:val="16"/>
+        </w:rPr>
+      </w:pPr>
+      <w:r>
+        <w:rPr>
+          <w:rFonts w:ascii="Arial Narrow" w:eastAsia="Arial Narrow" w:hAnsi="Arial Narrow" w:cs="Arial Narrow"/>
+          <w:sz w:val="16"/>
+          <w:szCs w:val="16"/>
+        </w:rPr>
+        <w:t>Infracciones muy graves, con una multa de hasta cuatrocientos cincuenta (450) UIT.</w:t>
+      </w:r>
+    </w:p>
+    <w:p>
+      <w:pPr>
+        <w:spacing w:after="0" w:line="240" w:lineRule="auto"/>
+        <w:ind w:left="567"/>
+        <w:jc w:val="both"/>
+        <w:rPr>
+          <w:rFonts w:ascii="Arial Narrow" w:eastAsia="Arial Narrow" w:hAnsi="Arial Narrow" w:cs="Arial Narrow"/>
+          <w:sz w:val="16"/>
+          <w:szCs w:val="16"/>
+        </w:rPr>
+      </w:pPr>
+      <w:r>
+        <w:rPr>
+          <w:rFonts w:ascii="Arial Narrow" w:eastAsia="Arial Narrow" w:hAnsi="Arial Narrow" w:cs="Arial Narrow"/>
+          <w:sz w:val="16"/>
+          <w:szCs w:val="16"/>
+        </w:rPr>
+        <w:t>(…).</w:t>
+      </w:r>
+    </w:p>
+    <w:p>
+      <w:pPr>
+        <w:spacing w:after="0" w:line="240" w:lineRule="auto"/>
+        <w:ind w:left="567" w:hanging="567"/>
+        <w:jc w:val="both"/>
+        <w:rPr>
+          <w:rFonts w:ascii="Arial Narrow" w:eastAsia="Arial Narrow" w:hAnsi="Arial Narrow" w:cs="Arial Narrow"/>
+          <w:sz w:val="16"/>
+          <w:szCs w:val="16"/>
+        </w:rPr>
+      </w:pPr>
+    </w:p>
+  </w:footnote>
+  <w:footnote w:id="11">
     <w:p>
       <w:pPr>
         <w:pStyle w:val="Textonotapie"/>
@@ -6456,39 +7182,56 @@
         <w:jc w:val="both"/>
         <w:rPr>
           <w:rFonts w:ascii="Arial Narrow" w:eastAsia="Arial Narrow" w:hAnsi="Arial Narrow" w:cs="Arial Narrow"/>
-          <w:sz w:val="16"/>
-          <w:szCs w:val="16"/>
-        </w:rPr>
-      </w:pPr>
-      <w:r>
-        <w:rPr>
-          <w:rFonts w:ascii="Arial Narrow" w:eastAsia="Arial Narrow" w:hAnsi="Arial Narrow" w:cs="Arial Narrow"/>
-          <w:sz w:val="16"/>
-          <w:szCs w:val="16"/>
-        </w:rPr>
-        <w:t xml:space="preserve">. </w:t>
-      </w:r>
-    </w:p>
-    <w:p>
-      <w:pPr>
-        <w:pStyle w:val="Textonotapie"/>
+          <w:b/>
+          <w:bCs/>
+          <w:sz w:val="16"/>
+          <w:szCs w:val="16"/>
+        </w:rPr>
+      </w:pPr>
+      <w:r>
+        <w:rPr>
+          <w:rStyle w:val="Refdenotaalpie"/>
+          <w:rFonts w:ascii="Arial Narrow" w:eastAsia="Arial Narrow" w:hAnsi="Arial Narrow" w:cs="Arial Narrow"/>
+          <w:sz w:val="16"/>
+          <w:szCs w:val="16"/>
+          <w:vertAlign w:val="superscript"/>
+        </w:rPr>
+        <w:footnoteRef/>
+      </w:r>
+      <w:r>
+        <w:rPr>
+          <w:rFonts w:ascii="Arial Narrow" w:eastAsia="Arial Narrow" w:hAnsi="Arial Narrow" w:cs="Arial Narrow"/>
+          <w:sz w:val="16"/>
+          <w:szCs w:val="16"/>
+        </w:rPr>
+        <w:tab/>
+        <w:t xml:space="preserve"/>
+      </w:r>
+      <w:r>
+        <w:rPr>
+          <w:rFonts w:ascii="Arial Narrow" w:eastAsia="Arial Narrow" w:hAnsi="Arial Narrow" w:cs="Arial Narrow"/>
+          <w:sz w:val="16"/>
+          <w:szCs w:val="16"/>
+        </w:rPr>
+        <w:tab/>
+      </w:r>
+      <w:r>
+        <w:rPr>
+          <w:rFonts w:ascii="Arial Narrow" w:eastAsia="Arial Narrow" w:hAnsi="Arial Narrow" w:cs="Arial Narrow"/>
+          <w:b/>
+          <w:bCs/>
+          <w:sz w:val="16"/>
+          <w:szCs w:val="16"/>
+        </w:rPr>
+        <w:t xml:space="preserve">LEY 29571, CÓDIGO DE PROTECCIÓN Y DEFENSA DEL CONSUMIDOR, publicado el 2 de setiembre de 2010 y modificado por Decreto Legislativo 1308 </w:t>
+      </w:r>
+    </w:p>
+    <w:p>
+      <w:pPr>
         <w:tabs>
           <w:tab w:val="left" w:pos="567"/>
         </w:tabs>
-        <w:ind w:left="567" w:right="-1" w:hanging="567"/>
-        <w:jc w:val="both"/>
-        <w:rPr>
-          <w:rFonts w:ascii="Arial Narrow" w:eastAsia="Arial Narrow" w:hAnsi="Arial Narrow" w:cs="Arial Narrow"/>
-          <w:sz w:val="16"/>
-          <w:szCs w:val="16"/>
-        </w:rPr>
-      </w:pPr>
-    </w:p>
-  </w:footnote>
-  <w:footnote w:id="6">
-    <w:p>
-      <w:pPr>
-        <w:pStyle w:val="Textonotapie"/>
+        <w:spacing w:after="0" w:line="240" w:lineRule="auto"/>
         <w:ind w:left="567" w:hanging="567"/>
         <w:jc w:val="both"/>
         <w:rPr>
@@ -6499,697 +7242,12 @@
       </w:pPr>
       <w:r>
         <w:rPr>
-          <w:rStyle w:val="Refdenotaalpie"/>
-          <w:rFonts w:ascii="Arial Narrow" w:eastAsia="Arial Narrow" w:hAnsi="Arial Narrow" w:cs="Arial Narrow"/>
-          <w:sz w:val="16"/>
-          <w:szCs w:val="16"/>
-          <w:vertAlign w:val="superscript"/>
-        </w:rPr>
-        <w:footnoteRef/>
-      </w:r>
-      <w:r>
-        <w:rPr>
-          <w:rFonts w:ascii="Arial Narrow" w:eastAsia="Arial Narrow" w:hAnsi="Arial Narrow" w:cs="Arial Narrow"/>
-          <w:sz w:val="16"/>
-          <w:szCs w:val="16"/>
-        </w:rPr>
-        <w:t xml:space="preserve"> </w:t>
-      </w:r>
-      <w:r>
-        <w:rPr>
           <w:rFonts w:ascii="Arial Narrow" w:eastAsia="Arial Narrow" w:hAnsi="Arial Narrow" w:cs="Arial Narrow"/>
           <w:sz w:val="16"/>
           <w:szCs w:val="16"/>
         </w:rPr>
         <w:tab/>
-        <w:t>El número de trabajadores se atenderá siempre que la empresa haya sido constituida antes de la vigencia de la Ley 30056, publicada el 2 de julio de 2013, que modificó el artículo 5 del Texto Único Ordenado de la Ley de Promoción de la Competitividad, Formalización y Desarrollo de la Micro y Pequeña Empresa y de Acceso al Empleo Decente (LEY MYPE). Ello, en la medida que la Tercera Disposición Complementaria Transitoria de la norma modificatoria precisa que las empresas constituidas antes de la entrada en vigencia de dicha Ley se rigen por los requisitos de acogimiento al régimen de las micro y pequeñas empresas regulados en el Decreto Legislativo 1086.</w:t>
-      </w:r>
-    </w:p>
-    <w:p>
-      <w:pPr>
-        <w:pStyle w:val="Textonotapie"/>
-        <w:ind w:left="567" w:hanging="567"/>
-        <w:jc w:val="both"/>
-        <w:rPr>
-          <w:rFonts w:ascii="Arial Narrow" w:eastAsia="Arial Narrow" w:hAnsi="Arial Narrow" w:cs="Arial Narrow"/>
-          <w:sz w:val="16"/>
-          <w:szCs w:val="16"/>
-        </w:rPr>
-      </w:pPr>
-    </w:p>
-  </w:footnote>
-  <w:footnote w:id="7">
-    <w:p>
-      <w:pPr>
-        <w:pStyle w:val="Textonotapie"/>
-        <w:ind w:left="567" w:hanging="567"/>
-        <w:jc w:val="both"/>
-        <w:rPr>
-          <w:rFonts w:ascii="Arial Narrow" w:eastAsia="Arial Narrow" w:hAnsi="Arial Narrow" w:cs="Arial Narrow"/>
-          <w:sz w:val="16"/>
-          <w:szCs w:val="16"/>
-        </w:rPr>
-      </w:pPr>
-      <w:r>
-        <w:rPr>
-          <w:rStyle w:val="Refdenotaalpie"/>
-          <w:rFonts w:ascii="Arial Narrow" w:eastAsia="Arial Narrow" w:hAnsi="Arial Narrow" w:cs="Arial Narrow"/>
-          <w:sz w:val="16"/>
-          <w:szCs w:val="16"/>
-          <w:vertAlign w:val="superscript"/>
-        </w:rPr>
-        <w:footnoteRef/>
-      </w:r>
-      <w:r>
-        <w:rPr>
-          <w:rFonts w:ascii="Arial Narrow" w:eastAsia="Arial Narrow" w:hAnsi="Arial Narrow" w:cs="Arial Narrow"/>
-          <w:sz w:val="16"/>
-          <w:szCs w:val="16"/>
-        </w:rPr>
-        <w:t xml:space="preserve"> </w:t>
-      </w:r>
-      <w:r>
-        <w:rPr>
-          <w:rFonts w:ascii="Arial Narrow" w:eastAsia="Arial Narrow" w:hAnsi="Arial Narrow" w:cs="Arial Narrow"/>
-          <w:sz w:val="16"/>
-          <w:szCs w:val="16"/>
-        </w:rPr>
-        <w:tab/>
-      </w:r>
-      <w:r>
-        <w:rPr>
-          <w:rFonts w:ascii="Arial Narrow" w:eastAsia="Arial Narrow" w:hAnsi="Arial Narrow" w:cs="Arial Narrow"/>
-          <w:b/>
-          <w:sz w:val="16"/>
-          <w:szCs w:val="16"/>
-        </w:rPr>
-        <w:t>LEY 29571, CÓDIGO DE PROTECCIÓN Y DEFENSA DEL CONSUMIDOR</w:t>
-      </w:r>
-      <w:r>
-        <w:rPr>
-          <w:rFonts w:ascii="Arial Narrow" w:eastAsia="Arial Narrow" w:hAnsi="Arial Narrow" w:cs="Arial Narrow"/>
-          <w:b/>
-          <w:bCs/>
-          <w:sz w:val="16"/>
-          <w:szCs w:val="16"/>
-        </w:rPr>
-        <w:t xml:space="preserve">, </w:t>
-      </w:r>
-      <w:r>
-        <w:rPr>
-          <w:rFonts w:ascii="Arial Narrow" w:eastAsia="Arial Narrow" w:hAnsi="Arial Narrow" w:cs="Arial Narrow"/>
-          <w:b/>
-          <w:sz w:val="16"/>
-          <w:szCs w:val="16"/>
-        </w:rPr>
-        <w:t>publicado el 2 de setiembre de 2010 y modificado por Decreto Legislativo 1308</w:t>
-      </w:r>
-    </w:p>
-    <w:p>
-      <w:pPr>
-        <w:pStyle w:val="Textonotapie"/>
-        <w:ind w:left="567" w:hanging="567"/>
-        <w:jc w:val="both"/>
-        <w:rPr>
-          <w:rFonts w:ascii="Arial Narrow" w:eastAsia="Arial Narrow" w:hAnsi="Arial Narrow" w:cs="Arial Narrow"/>
-          <w:b/>
-          <w:bCs/>
-          <w:sz w:val="16"/>
-          <w:szCs w:val="16"/>
-        </w:rPr>
-      </w:pPr>
-      <w:r>
-        <w:rPr>
-          <w:rFonts w:ascii="Arial Narrow" w:eastAsia="Arial Narrow" w:hAnsi="Arial Narrow" w:cs="Arial Narrow"/>
-          <w:sz w:val="16"/>
-          <w:szCs w:val="16"/>
-        </w:rPr>
-        <w:tab/>
-      </w:r>
-      <w:r>
-        <w:rPr>
-          <w:rFonts w:ascii="Arial Narrow" w:eastAsia="Arial Narrow" w:hAnsi="Arial Narrow" w:cs="Arial Narrow"/>
-          <w:b/>
-          <w:bCs/>
-          <w:sz w:val="16"/>
-          <w:szCs w:val="16"/>
-        </w:rPr>
-        <w:t>Artículo 110.- Sanciones Administrativas</w:t>
-      </w:r>
-    </w:p>
-    <w:p>
-      <w:pPr>
-        <w:autoSpaceDE w:val="0"/>
-        <w:autoSpaceDN w:val="0"/>
-        <w:adjustRightInd w:val="0"/>
-        <w:spacing w:after="0" w:line="240" w:lineRule="auto"/>
-        <w:ind w:left="567"/>
-        <w:jc w:val="both"/>
-        <w:rPr>
-          <w:rFonts w:ascii="Arial Narrow" w:eastAsia="Arial Narrow" w:hAnsi="Arial Narrow" w:cs="Arial Narrow"/>
-          <w:sz w:val="16"/>
-          <w:szCs w:val="16"/>
-          <w:lang w:eastAsia="es-PE"/>
-        </w:rPr>
-      </w:pPr>
-      <w:r>
-        <w:rPr>
-          <w:rFonts w:ascii="Arial Narrow" w:eastAsia="Arial Narrow" w:hAnsi="Arial Narrow" w:cs="Arial Narrow"/>
-          <w:sz w:val="16"/>
-          <w:szCs w:val="16"/>
-          <w:lang w:eastAsia="es-PE"/>
-        </w:rPr>
-        <w:t>(…)</w:t>
-      </w:r>
-    </w:p>
-    <w:p>
-      <w:pPr>
-        <w:autoSpaceDE w:val="0"/>
-        <w:autoSpaceDN w:val="0"/>
-        <w:adjustRightInd w:val="0"/>
-        <w:spacing w:after="0" w:line="240" w:lineRule="auto"/>
-        <w:ind w:left="567"/>
-        <w:jc w:val="both"/>
-        <w:rPr>
-          <w:rFonts w:ascii="Arial Narrow" w:eastAsia="Arial Narrow" w:hAnsi="Arial Narrow" w:cs="Arial Narrow"/>
-          <w:sz w:val="16"/>
-          <w:szCs w:val="16"/>
-          <w:lang w:eastAsia="es-PE"/>
-        </w:rPr>
-      </w:pPr>
-      <w:r>
-        <w:rPr>
-          <w:rFonts w:ascii="Arial Narrow" w:eastAsia="Arial Narrow" w:hAnsi="Arial Narrow" w:cs="Arial Narrow"/>
-          <w:sz w:val="16"/>
-          <w:szCs w:val="16"/>
-          <w:lang w:eastAsia="es-PE"/>
-        </w:rPr>
-        <w:t>En el caso de las microempresas, la multa no puede superar el diez por ciento (10%) de las ventas o ingresos brutos percibidos por el infractor, relativos a todas sus actividades económicas, correspondientes al ejercicio inmediato anterior al de la expedición de la resolución de primera instancia, siempre que se haya acreditado dichos ingresos, no se encuentre en una situación de reincidencia y el caso no verse sobre la vida, salud o integridad de los consumidores. Para el caso de las pequeñas empresas, la multa no puede superar el veinte por ciento (20%) de las ventas o ingresos brutos percibidos por el infractor, conforme a los requisitos señalados anteriormente.</w:t>
-      </w:r>
-    </w:p>
-    <w:p>
-      <w:pPr>
-        <w:autoSpaceDE w:val="0"/>
-        <w:autoSpaceDN w:val="0"/>
-        <w:adjustRightInd w:val="0"/>
-        <w:spacing w:after="0" w:line="240" w:lineRule="auto"/>
-        <w:ind w:left="567"/>
-        <w:jc w:val="both"/>
-        <w:rPr>
-          <w:rFonts w:ascii="Arial Narrow" w:eastAsia="Arial Narrow" w:hAnsi="Arial Narrow" w:cs="Arial Narrow"/>
-          <w:sz w:val="16"/>
-          <w:szCs w:val="16"/>
-          <w:lang w:eastAsia="es-PE"/>
-        </w:rPr>
-      </w:pPr>
-      <w:r>
-        <w:rPr>
-          <w:rFonts w:ascii="Arial Narrow" w:eastAsia="Arial Narrow" w:hAnsi="Arial Narrow" w:cs="Arial Narrow"/>
-          <w:sz w:val="16"/>
-          <w:szCs w:val="16"/>
-          <w:lang w:eastAsia="es-PE"/>
-        </w:rPr>
-        <w:t>(…).</w:t>
-      </w:r>
-    </w:p>
-    <w:p>
-      <w:pPr>
-        <w:pStyle w:val="Textonotapie"/>
-        <w:ind w:left="567" w:hanging="567"/>
-        <w:jc w:val="both"/>
-        <w:rPr>
-          <w:rFonts w:ascii="Arial Narrow" w:eastAsia="Arial Narrow" w:hAnsi="Arial Narrow" w:cs="Arial Narrow"/>
-          <w:sz w:val="16"/>
-          <w:szCs w:val="16"/>
-        </w:rPr>
-      </w:pPr>
-    </w:p>
-  </w:footnote>
-  <w:footnote w:id="13">
-    <w:p>
-      <w:pPr>
-        <w:pStyle w:val="Textonotapie"/>
-        <w:ind w:left="567" w:hanging="567"/>
-        <w:jc w:val="both"/>
-        <w:rPr>
-          <w:rFonts w:ascii="Arial Narrow" w:eastAsia="Arial Narrow" w:hAnsi="Arial Narrow" w:cs="Arial Narrow"/>
-          <w:sz w:val="16"/>
-          <w:szCs w:val="16"/>
-        </w:rPr>
-      </w:pPr>
-      <w:r>
-        <w:rPr>
-          <w:rStyle w:val="Refdenotaalpie"/>
-          <w:rFonts w:ascii="Arial Narrow" w:eastAsia="Arial Narrow" w:hAnsi="Arial Narrow" w:cs="Arial Narrow"/>
-          <w:sz w:val="16"/>
-          <w:szCs w:val="16"/>
-          <w:vertAlign w:val="superscript"/>
-        </w:rPr>
-        <w:footnoteRef/>
-      </w:r>
-      <w:r>
-        <w:rPr>
-          <w:rFonts w:ascii="Arial Narrow" w:eastAsia="Arial Narrow" w:hAnsi="Arial Narrow" w:cs="Arial Narrow"/>
-          <w:sz w:val="16"/>
-          <w:szCs w:val="16"/>
-        </w:rPr>
-        <w:tab/>
-      </w:r>
-      <w:r>
-        <w:rPr>
-          <w:rFonts w:ascii="Arial Narrow" w:eastAsia="Arial Narrow" w:hAnsi="Arial Narrow" w:cs="Arial Narrow"/>
-          <w:b/>
-          <w:bCs/>
-          <w:sz w:val="16"/>
-          <w:szCs w:val="16"/>
-        </w:rPr>
-        <w:t xml:space="preserve">DECRETO LEGISLATIVO 807, LEY SOBRE FACULTADES, NORMAS Y ORGANIZACIÓN DEL INDECOPI, publicado el 18 de abril de 1996</w:t>
-      </w:r>
-    </w:p>
-    <w:p>
-      <w:pPr>
-        <w:pStyle w:val="Textonotapie"/>
-        <w:ind w:left="567" w:hanging="567"/>
-        <w:jc w:val="both"/>
-        <w:rPr>
-          <w:rFonts w:ascii="Arial Narrow" w:eastAsia="Arial Narrow" w:hAnsi="Arial Narrow" w:cs="Arial Narrow"/>
-          <w:sz w:val="16"/>
-          <w:szCs w:val="16"/>
-        </w:rPr>
-      </w:pPr>
-      <w:r>
-        <w:rPr>
-          <w:rFonts w:ascii="Arial Narrow" w:eastAsia="Arial Narrow" w:hAnsi="Arial Narrow" w:cs="Arial Narrow"/>
-          <w:sz w:val="16"/>
-          <w:szCs w:val="16"/>
-        </w:rPr>
-        <w:tab/>
-      </w:r>
-      <w:r>
-        <w:rPr>
-          <w:rFonts w:ascii="Arial Narrow" w:eastAsia="Arial Narrow" w:hAnsi="Arial Narrow" w:cs="Arial Narrow"/>
-          <w:b/>
-          <w:bCs/>
-          <w:sz w:val="16"/>
-          <w:szCs w:val="16"/>
-        </w:rPr>
-        <w:t xml:space="preserve">Artículo 26.-</w:t>
-      </w:r>
-      <w:r>
-        <w:rPr>
-          <w:rFonts w:ascii="Arial Narrow" w:eastAsia="Arial Narrow" w:hAnsi="Arial Narrow" w:cs="Arial Narrow"/>
-          <w:sz w:val="16"/>
-          <w:szCs w:val="16"/>
-        </w:rPr>
-        <w:t xml:space="preserve"> Una vez admitida a trámite la denuncia, se correrá traslado de la misma al denunciado, a fin de que éste presente su descargo. El plazo para la presentación del descargo será de cinco (5) días contados desde la notificación, vencido el cual, el Secretario Técnico declarará en rebeldía al denunciado que no lo hubiera presentado.</w:t>
-      </w:r>
-    </w:p>
-    <w:p>
-      <w:pPr>
-        <w:pStyle w:val="Textonotapie"/>
-        <w:ind w:left="567" w:hanging="567"/>
-        <w:jc w:val="both"/>
-        <w:rPr>
-          <w:rFonts w:ascii="Arial Narrow" w:eastAsia="Arial Narrow" w:hAnsi="Arial Narrow" w:cs="Arial Narrow"/>
-          <w:sz w:val="16"/>
-          <w:szCs w:val="16"/>
-        </w:rPr>
-      </w:pPr>
-    </w:p>
-  </w:footnote>
-  <w:footnote w:id="14">
-    <w:p>
-      <w:pPr>
-        <w:pStyle w:val="Textonotapie"/>
-        <w:ind w:left="567" w:hanging="567"/>
-        <w:jc w:val="both"/>
-        <w:rPr>
-          <w:rFonts w:ascii="Arial Narrow" w:eastAsia="Arial Narrow" w:hAnsi="Arial Narrow" w:cs="Arial Narrow"/>
-          <w:sz w:val="16"/>
-          <w:szCs w:val="16"/>
-        </w:rPr>
-      </w:pPr>
-      <w:r>
-        <w:rPr>
-          <w:rStyle w:val="Refdenotaalpie"/>
-          <w:rFonts w:ascii="Arial Narrow" w:eastAsia="Arial Narrow" w:hAnsi="Arial Narrow" w:cs="Arial Narrow"/>
-          <w:sz w:val="16"/>
-          <w:szCs w:val="16"/>
-          <w:vertAlign w:val="superscript"/>
-        </w:rPr>
-        <w:footnoteRef/>
-      </w:r>
-      <w:r>
-        <w:rPr>
-          <w:rFonts w:ascii="Arial Narrow" w:eastAsia="Arial Narrow" w:hAnsi="Arial Narrow" w:cs="Arial Narrow"/>
-          <w:sz w:val="16"/>
-          <w:szCs w:val="16"/>
-        </w:rPr>
-        <w:tab/>
-      </w:r>
-      <w:r>
-        <w:rPr>
-          <w:rFonts w:ascii="Arial Narrow" w:eastAsia="Arial Narrow" w:hAnsi="Arial Narrow" w:cs="Arial Narrow"/>
-          <w:b/>
-          <w:bCs/>
-          <w:sz w:val="16"/>
-          <w:szCs w:val="16"/>
-        </w:rPr>
-        <w:t xml:space="preserve">DECRETO SUPREMO 006-2026-JUS, TEXTO ÚNICO ORDENADO DE LA LEY 27444, LEY DEL PROCEDIMIENTO ADMINISTRATIVO GENERAL, publicado el 30 de abril de 2026</w:t>
-      </w:r>
-    </w:p>
-    <w:p>
-      <w:pPr>
-        <w:pStyle w:val="Textonotapie"/>
-        <w:ind w:left="567" w:hanging="567"/>
-        <w:jc w:val="both"/>
-        <w:rPr>
-          <w:rFonts w:ascii="Arial Narrow" w:eastAsia="Arial Narrow" w:hAnsi="Arial Narrow" w:cs="Arial Narrow"/>
-          <w:sz w:val="16"/>
-          <w:szCs w:val="16"/>
-        </w:rPr>
-      </w:pPr>
-      <w:r>
-        <w:rPr>
-          <w:rFonts w:ascii="Arial Narrow" w:eastAsia="Arial Narrow" w:hAnsi="Arial Narrow" w:cs="Arial Narrow"/>
-          <w:sz w:val="16"/>
-          <w:szCs w:val="16"/>
-        </w:rPr>
-        <w:tab/>
-      </w:r>
-      <w:r>
-        <w:rPr>
-          <w:rFonts w:ascii="Arial Narrow" w:eastAsia="Arial Narrow" w:hAnsi="Arial Narrow" w:cs="Arial Narrow"/>
-          <w:b/>
-          <w:bCs/>
-          <w:sz w:val="16"/>
-          <w:szCs w:val="16"/>
-        </w:rPr>
-        <w:t xml:space="preserve">Artículo 223.- Contestación de la reclamación</w:t>
-      </w:r>
-    </w:p>
-    <w:p>
-      <w:pPr>
-        <w:pStyle w:val="Textonotapie"/>
-        <w:ind w:left="567" w:hanging="567"/>
-        <w:jc w:val="both"/>
-        <w:rPr>
-          <w:rFonts w:ascii="Arial Narrow" w:eastAsia="Arial Narrow" w:hAnsi="Arial Narrow" w:cs="Arial Narrow"/>
-          <w:sz w:val="16"/>
-          <w:szCs w:val="16"/>
-        </w:rPr>
-      </w:pPr>
-      <w:r>
-        <w:rPr>
-          <w:rFonts w:ascii="Arial Narrow" w:eastAsia="Arial Narrow" w:hAnsi="Arial Narrow" w:cs="Arial Narrow"/>
-          <w:sz w:val="16"/>
-          <w:szCs w:val="16"/>
-        </w:rPr>
-        <w:tab/>
-      </w:r>
-      <w:r>
-        <w:rPr>
-          <w:rFonts w:ascii="Arial Narrow" w:eastAsia="Arial Narrow" w:hAnsi="Arial Narrow" w:cs="Arial Narrow"/>
-          <w:sz w:val="16"/>
-          <w:szCs w:val="16"/>
-        </w:rPr>
-        <w:t xml:space="preserve">223.1 El reclamado deberá presentar la contestación de la reclamación dentro de los quince (15) días posteriores a la notificación de ésta; vencido este plazo, la Administración declarará en rebeldía al reclamado que no la hubiera presentado. La contestación deberá contener los requisitos de los escritos previstos en el artículo 113 de la presente Ley, así como la absolución de todos los asuntos controvertidos de hecho y de derecho, Las alegaciones y los hechos relevantes de la reclamación, salvo que hayan sido específicamente negadas en la contestación, se tendrán por aceptadas o merituadas como ciertas.</w:t>
-      </w:r>
-    </w:p>
-    <w:p>
-      <w:pPr>
-        <w:pStyle w:val="Textonotapie"/>
-        <w:ind w:left="567" w:hanging="567"/>
-        <w:jc w:val="both"/>
-        <w:rPr>
-          <w:rFonts w:ascii="Arial Narrow" w:eastAsia="Arial Narrow" w:hAnsi="Arial Narrow" w:cs="Arial Narrow"/>
-          <w:sz w:val="16"/>
-          <w:szCs w:val="16"/>
-        </w:rPr>
-      </w:pPr>
-    </w:p>
-  </w:footnote>
-  <w:footnote w:id="8">
-    <w:p>
-      <w:pPr>
-        <w:spacing w:after="0" w:line="240" w:lineRule="auto"/>
-        <w:ind w:left="567" w:hanging="567"/>
-        <w:jc w:val="both"/>
-        <w:rPr>
-          <w:rFonts w:ascii="Arial Narrow" w:eastAsia="Arial Narrow" w:hAnsi="Arial Narrow" w:cs="Arial Narrow"/>
-          <w:sz w:val="16"/>
-          <w:szCs w:val="16"/>
-        </w:rPr>
-      </w:pPr>
-      <w:r>
-        <w:rPr>
-          <w:rStyle w:val="Refdenotaalpie"/>
-          <w:rFonts w:ascii="Arial Narrow" w:eastAsia="Arial Narrow" w:hAnsi="Arial Narrow" w:cs="Arial Narrow"/>
-          <w:sz w:val="16"/>
-          <w:szCs w:val="16"/>
-          <w:vertAlign w:val="superscript"/>
-        </w:rPr>
-        <w:footnoteRef/>
-      </w:r>
-      <w:r>
-        <w:rPr>
-          <w:rFonts w:ascii="Arial Narrow" w:eastAsia="Arial Narrow" w:hAnsi="Arial Narrow" w:cs="Arial Narrow"/>
-          <w:sz w:val="16"/>
-          <w:szCs w:val="16"/>
-          <w:vertAlign w:val="superscript"/>
-        </w:rPr>
-        <w:t xml:space="preserve"> </w:t>
-      </w:r>
-      <w:r>
-        <w:rPr>
-          <w:rFonts w:ascii="Arial Narrow" w:eastAsia="Arial Narrow" w:hAnsi="Arial Narrow" w:cs="Arial Narrow"/>
-          <w:sz w:val="16"/>
-          <w:szCs w:val="16"/>
-        </w:rPr>
-        <w:t xml:space="preserve"> </w:t>
-      </w:r>
-      <w:r>
-        <w:rPr>
-          <w:rFonts w:ascii="Arial Narrow" w:eastAsia="Arial Narrow" w:hAnsi="Arial Narrow" w:cs="Arial Narrow"/>
-          <w:sz w:val="16"/>
-          <w:szCs w:val="16"/>
-        </w:rPr>
-        <w:tab/>
-      </w:r>
-      <w:r>
-        <w:rPr>
-          <w:rFonts w:ascii="Arial Narrow" w:eastAsia="Arial Narrow" w:hAnsi="Arial Narrow" w:cs="Arial Narrow"/>
-          <w:b/>
-          <w:sz w:val="16"/>
-          <w:szCs w:val="16"/>
-        </w:rPr>
-        <w:t>LEY 29571, CÓDIGO DE PROTECCIÓN Y DEFENSA DEL CONSUMIDOR</w:t>
-      </w:r>
-      <w:r>
-        <w:rPr>
-          <w:rFonts w:ascii="Arial Narrow" w:eastAsia="Arial Narrow" w:hAnsi="Arial Narrow" w:cs="Arial Narrow"/>
-          <w:b/>
-          <w:bCs/>
-          <w:sz w:val="16"/>
-          <w:szCs w:val="16"/>
-        </w:rPr>
-        <w:t xml:space="preserve">, </w:t>
-      </w:r>
-      <w:r>
-        <w:rPr>
-          <w:rFonts w:ascii="Arial Narrow" w:eastAsia="Arial Narrow" w:hAnsi="Arial Narrow" w:cs="Arial Narrow"/>
-          <w:b/>
-          <w:sz w:val="16"/>
-          <w:szCs w:val="16"/>
-        </w:rPr>
-        <w:t>publicado el 2 de setiembre de 2010 y modificado por Decreto Legislativo 1308</w:t>
-      </w:r>
-    </w:p>
-    <w:p>
-      <w:pPr>
-        <w:spacing w:after="0" w:line="240" w:lineRule="auto"/>
-        <w:ind w:left="567" w:hanging="567"/>
-        <w:jc w:val="both"/>
-        <w:rPr>
-          <w:rFonts w:ascii="Arial Narrow" w:eastAsia="Arial Narrow" w:hAnsi="Arial Narrow" w:cs="Arial Narrow"/>
-          <w:b/>
-          <w:sz w:val="16"/>
-          <w:szCs w:val="16"/>
-        </w:rPr>
-      </w:pPr>
-      <w:r>
-        <w:rPr>
-          <w:rFonts w:ascii="Arial Narrow" w:eastAsia="Arial Narrow" w:hAnsi="Arial Narrow" w:cs="Arial Narrow"/>
-          <w:b/>
-          <w:sz w:val="16"/>
-          <w:szCs w:val="16"/>
-        </w:rPr>
-        <w:tab/>
-        <w:t>Artículo 110.- Sanciones administrativas</w:t>
-      </w:r>
-    </w:p>
-    <w:p>
-      <w:pPr>
-        <w:spacing w:after="0" w:line="240" w:lineRule="auto"/>
-        <w:ind w:left="567"/>
-        <w:jc w:val="both"/>
-        <w:rPr>
-          <w:rFonts w:ascii="Arial Narrow" w:eastAsia="Arial Narrow" w:hAnsi="Arial Narrow" w:cs="Arial Narrow"/>
-          <w:sz w:val="16"/>
-          <w:szCs w:val="16"/>
-        </w:rPr>
-      </w:pPr>
-      <w:r>
-        <w:rPr>
-          <w:rFonts w:ascii="Arial Narrow" w:eastAsia="Arial Narrow" w:hAnsi="Arial Narrow" w:cs="Arial Narrow"/>
-          <w:sz w:val="16"/>
-          <w:szCs w:val="16"/>
-        </w:rPr>
-        <w:t>El órgano resolutivo puede sancionar las infracciones administrativas a que se refiere el artículo 108 con amonestación y multas de hasta cuatrocientos cincuenta (450) Unidades Impositivas Tributarias (UIT), las cuales son calificadas de la siguiente manera:</w:t>
-      </w:r>
-    </w:p>
-    <w:p>
-      <w:pPr>
-        <w:numPr>
-          <w:ilvl w:val="0"/>
-          <w:numId w:val="2"/>
-        </w:numPr>
-        <w:spacing w:after="0" w:line="240" w:lineRule="auto"/>
-        <w:ind w:left="426" w:firstLine="141"/>
-        <w:jc w:val="both"/>
-        <w:rPr>
-          <w:rFonts w:ascii="Arial Narrow" w:eastAsia="Arial Narrow" w:hAnsi="Arial Narrow" w:cs="Arial Narrow"/>
-          <w:sz w:val="16"/>
-          <w:szCs w:val="16"/>
-        </w:rPr>
-      </w:pPr>
-      <w:r>
-        <w:rPr>
-          <w:rFonts w:ascii="Arial Narrow" w:eastAsia="Arial Narrow" w:hAnsi="Arial Narrow" w:cs="Arial Narrow"/>
-          <w:sz w:val="16"/>
-          <w:szCs w:val="16"/>
-        </w:rPr>
-        <w:t>Infracciones leves, con una amonestación o con una multa de hasta cincuenta (50) UIT.</w:t>
-      </w:r>
-    </w:p>
-    <w:p>
-      <w:pPr>
-        <w:numPr>
-          <w:ilvl w:val="0"/>
-          <w:numId w:val="2"/>
-        </w:numPr>
-        <w:spacing w:after="0" w:line="240" w:lineRule="auto"/>
-        <w:ind w:left="426" w:firstLine="141"/>
-        <w:jc w:val="both"/>
-        <w:rPr>
-          <w:rFonts w:ascii="Arial Narrow" w:eastAsia="Arial Narrow" w:hAnsi="Arial Narrow" w:cs="Arial Narrow"/>
-          <w:sz w:val="16"/>
-          <w:szCs w:val="16"/>
-        </w:rPr>
-      </w:pPr>
-      <w:r>
-        <w:rPr>
-          <w:rFonts w:ascii="Arial Narrow" w:eastAsia="Arial Narrow" w:hAnsi="Arial Narrow" w:cs="Arial Narrow"/>
-          <w:sz w:val="16"/>
-          <w:szCs w:val="16"/>
-        </w:rPr>
-        <w:t>Infracciones graves, con una multa de hasta ciento cincuenta (150) UIT.</w:t>
-      </w:r>
-    </w:p>
-    <w:p>
-      <w:pPr>
-        <w:numPr>
-          <w:ilvl w:val="0"/>
-          <w:numId w:val="2"/>
-        </w:numPr>
-        <w:spacing w:after="0" w:line="240" w:lineRule="auto"/>
-        <w:ind w:left="426" w:firstLine="141"/>
-        <w:jc w:val="both"/>
-        <w:rPr>
-          <w:rFonts w:ascii="Arial Narrow" w:eastAsia="Arial Narrow" w:hAnsi="Arial Narrow" w:cs="Arial Narrow"/>
-          <w:sz w:val="16"/>
-          <w:szCs w:val="16"/>
-        </w:rPr>
-      </w:pPr>
-      <w:r>
-        <w:rPr>
-          <w:rFonts w:ascii="Arial Narrow" w:eastAsia="Arial Narrow" w:hAnsi="Arial Narrow" w:cs="Arial Narrow"/>
-          <w:sz w:val="16"/>
-          <w:szCs w:val="16"/>
-        </w:rPr>
-        <w:t>Infracciones muy graves, con una multa de hasta cuatrocientos cincuenta (450) UIT.</w:t>
-      </w:r>
-    </w:p>
-    <w:p>
-      <w:pPr>
-        <w:spacing w:after="0" w:line="240" w:lineRule="auto"/>
-        <w:ind w:left="567"/>
-        <w:jc w:val="both"/>
-        <w:rPr>
-          <w:rFonts w:ascii="Arial Narrow" w:eastAsia="Arial Narrow" w:hAnsi="Arial Narrow" w:cs="Arial Narrow"/>
-          <w:sz w:val="16"/>
-          <w:szCs w:val="16"/>
-        </w:rPr>
-      </w:pPr>
-      <w:r>
-        <w:rPr>
-          <w:rFonts w:ascii="Arial Narrow" w:eastAsia="Arial Narrow" w:hAnsi="Arial Narrow" w:cs="Arial Narrow"/>
-          <w:sz w:val="16"/>
-          <w:szCs w:val="16"/>
-        </w:rPr>
-        <w:t>(…).</w:t>
-      </w:r>
-    </w:p>
-    <w:p>
-      <w:pPr>
-        <w:spacing w:after="0" w:line="240" w:lineRule="auto"/>
-        <w:ind w:left="567" w:hanging="567"/>
-        <w:jc w:val="both"/>
-        <w:rPr>
-          <w:rFonts w:ascii="Arial Narrow" w:eastAsia="Arial Narrow" w:hAnsi="Arial Narrow" w:cs="Arial Narrow"/>
-          <w:sz w:val="16"/>
-          <w:szCs w:val="16"/>
-        </w:rPr>
-      </w:pPr>
-    </w:p>
-  </w:footnote>
-  <w:footnote w:id="9">
-    <w:p>
-      <w:pPr>
-        <w:spacing w:after="0" w:line="240" w:lineRule="auto"/>
-        <w:ind w:left="567" w:hanging="567"/>
-        <w:jc w:val="both"/>
-        <w:rPr>
-          <w:rFonts w:ascii="Arial Narrow" w:eastAsia="Arial Narrow" w:hAnsi="Arial Narrow" w:cs="Arial Narrow"/>
-          <w:sz w:val="16"/>
-          <w:szCs w:val="16"/>
-        </w:rPr>
-      </w:pPr>
-      <w:r>
-        <w:rPr>
-          <w:rStyle w:val="Refdenotaalpie"/>
-          <w:rFonts w:ascii="Arial Narrow" w:eastAsia="Arial Narrow" w:hAnsi="Arial Narrow" w:cs="Arial Narrow"/>
-          <w:sz w:val="16"/>
-          <w:szCs w:val="16"/>
-          <w:vertAlign w:val="superscript"/>
-        </w:rPr>
-        <w:footnoteRef/>
-      </w:r>
-      <w:r>
-        <w:rPr>
-          <w:rFonts w:ascii="Arial Narrow" w:eastAsia="Arial Narrow" w:hAnsi="Arial Narrow" w:cs="Arial Narrow"/>
-          <w:sz w:val="16"/>
-          <w:szCs w:val="16"/>
-        </w:rPr>
-        <w:t xml:space="preserve"> </w:t>
-      </w:r>
-      <w:r>
-        <w:rPr>
-          <w:rFonts w:ascii="Arial Narrow" w:eastAsia="Arial Narrow" w:hAnsi="Arial Narrow" w:cs="Arial Narrow"/>
-          <w:sz w:val="16"/>
-          <w:szCs w:val="16"/>
-        </w:rPr>
-        <w:tab/>
+        <w:t xml:space="preserve"/>
       </w:r>
       <w:r>
         <w:rPr>
@@ -7262,18 +7320,6 @@
         <w:tab/>
         <w:t>Las medidas correctivas complementarias pueden dictarse de oficio o a pedido de parte.</w:t>
       </w:r>
-    </w:p>
-    <w:p>
-      <w:pPr>
-        <w:spacing w:after="0" w:line="240" w:lineRule="auto"/>
-        <w:ind w:left="567" w:hanging="567"/>
-        <w:jc w:val="both"/>
-        <w:rPr>
-          <w:rFonts w:ascii="Arial Narrow" w:eastAsia="Arial Narrow" w:hAnsi="Arial Narrow" w:cs="Arial Narrow"/>
-          <w:sz w:val="16"/>
-          <w:szCs w:val="16"/>
-        </w:rPr>
-      </w:pPr>
     </w:p>
     <w:p>
       <w:pPr>
@@ -7488,8 +7534,12 @@
     </w:p>
     <w:p>
       <w:pPr>
-        <w:pStyle w:val="Sinespaciado"/>
-        <w:ind w:firstLine="567"/>
+        <w:numPr>
+          <w:ilvl w:val="0"/>
+          <w:numId w:val="1"/>
+        </w:numPr>
+        <w:spacing w:after="0" w:line="240" w:lineRule="auto"/>
+        <w:ind w:left="567" w:firstLine="0"/>
         <w:jc w:val="both"/>
         <w:rPr>
           <w:rFonts w:ascii="Arial Narrow" w:eastAsia="Arial Narrow" w:hAnsi="Arial Narrow" w:cs="Arial Narrow"/>
@@ -7508,8 +7558,12 @@
     </w:p>
     <w:p>
       <w:pPr>
-        <w:pStyle w:val="Sinespaciado"/>
-        <w:ind w:firstLine="567"/>
+        <w:numPr>
+          <w:ilvl w:val="0"/>
+          <w:numId w:val="1"/>
+        </w:numPr>
+        <w:spacing w:after="0" w:line="240" w:lineRule="auto"/>
+        <w:ind w:left="567" w:firstLine="0"/>
         <w:jc w:val="both"/>
         <w:rPr>
           <w:rFonts w:ascii="Arial Narrow" w:eastAsia="Arial Narrow" w:hAnsi="Arial Narrow" w:cs="Arial Narrow"/>
@@ -7653,10 +7707,22 @@
         <w:jc w:val="both"/>
         <w:rPr>
           <w:rFonts w:ascii="Arial Narrow" w:eastAsia="Arial Narrow" w:hAnsi="Arial Narrow" w:cs="Arial Narrow"/>
-          <w:sz w:val="16"/>
-          <w:szCs w:val="16"/>
-        </w:rPr>
-      </w:pPr>
+          <w:b/>
+          <w:bCs/>
+          <w:sz w:val="16"/>
+          <w:szCs w:val="16"/>
+        </w:rPr>
+      </w:pPr>
+      <w:r>
+        <w:rPr>
+          <w:rFonts w:ascii="Arial Narrow" w:eastAsia="Arial Narrow" w:hAnsi="Arial Narrow" w:cs="Arial Narrow"/>
+          <w:b/>
+          <w:bCs/>
+          <w:sz w:val="16"/>
+          <w:szCs w:val="16"/>
+        </w:rPr>
+        <w:t>Artículo 116.- Medidas correctivas complementarias</w:t>
+      </w:r>
     </w:p>
     <w:p>
       <w:pPr>
@@ -7665,21 +7731,17 @@
         <w:jc w:val="both"/>
         <w:rPr>
           <w:rFonts w:ascii="Arial Narrow" w:eastAsia="Arial Narrow" w:hAnsi="Arial Narrow" w:cs="Arial Narrow"/>
-          <w:b/>
-          <w:bCs/>
-          <w:sz w:val="16"/>
-          <w:szCs w:val="16"/>
-        </w:rPr>
-      </w:pPr>
-      <w:r>
-        <w:rPr>
-          <w:rFonts w:ascii="Arial Narrow" w:eastAsia="Arial Narrow" w:hAnsi="Arial Narrow" w:cs="Arial Narrow"/>
-          <w:b/>
-          <w:bCs/>
-          <w:sz w:val="16"/>
-          <w:szCs w:val="16"/>
-        </w:rPr>
-        <w:t>Artículo 116.- Medidas correctivas complementarias</w:t>
+          <w:sz w:val="16"/>
+          <w:szCs w:val="16"/>
+        </w:rPr>
+      </w:pPr>
+      <w:r>
+        <w:rPr>
+          <w:rFonts w:ascii="Arial Narrow" w:eastAsia="Arial Narrow" w:hAnsi="Arial Narrow" w:cs="Arial Narrow"/>
+          <w:sz w:val="16"/>
+          <w:szCs w:val="16"/>
+        </w:rPr>
+        <w:t xml:space="preserve">Las medidas correctivas complementarias tienen el objeto de revertir los efectos de la conducta infractora o evitar que esta se produzca nuevamente en el futuro y pueden ser, entre otras, las siguientes: </w:t>
       </w:r>
     </w:p>
     <w:p>
@@ -7699,7 +7761,7 @@
           <w:sz w:val="16"/>
           <w:szCs w:val="16"/>
         </w:rPr>
-        <w:t xml:space="preserve">Las medidas correctivas complementarias tienen el objeto de revertir los efectos de la conducta infractora o evitar que esta se produzca nuevamente en el futuro y pueden ser, entre otras, las siguientes: </w:t>
+        <w:t xml:space="preserve">a. Que el proveedor cumpla con atender la solicitud de información requerida por el consumidor, siempre que dicho requerimiento guarde relación con el producto adquirido o servicio contratado. </w:t>
       </w:r>
     </w:p>
     <w:p>
@@ -7719,7 +7781,7 @@
           <w:sz w:val="16"/>
           <w:szCs w:val="16"/>
         </w:rPr>
-        <w:t xml:space="preserve">a. Que el proveedor cumpla con atender la solicitud de información requerida por el consumidor, siempre que dicho requerimiento guarde relación con el producto adquirido o servicio contratado. </w:t>
+        <w:t xml:space="preserve">b. Declarar inexigibles las cláusulas que han sido identificadas como abusivas en el procedimiento. </w:t>
       </w:r>
     </w:p>
     <w:p>
@@ -7739,7 +7801,7 @@
           <w:sz w:val="16"/>
           <w:szCs w:val="16"/>
         </w:rPr>
-        <w:t xml:space="preserve">b. Declarar inexigibles las cláusulas que han sido identificadas como abusivas en el procedimiento. </w:t>
+        <w:t xml:space="preserve">c. El decomiso y destrucción de la mercadería, envases, envolturas o etiquetas. </w:t>
       </w:r>
     </w:p>
     <w:p>
@@ -7759,7 +7821,7 @@
           <w:sz w:val="16"/>
           <w:szCs w:val="16"/>
         </w:rPr>
-        <w:t xml:space="preserve">c. El decomiso y destrucción de la mercadería, envases, envolturas o etiquetas. </w:t>
+        <w:t xml:space="preserve">d. En caso de infracciones muy graves y de reincidencia o reiterancia: </w:t>
       </w:r>
     </w:p>
     <w:p>
@@ -7779,7 +7841,7 @@
           <w:sz w:val="16"/>
           <w:szCs w:val="16"/>
         </w:rPr>
-        <w:t xml:space="preserve">d. En caso de infracciones muy graves y de reincidencia o reiterancia: </w:t>
+        <w:t xml:space="preserve">(i) Solicitar a la autoridad correspondiente la clausura temporal del establecimiento industrial, comercial o de servicios por un plazo máximo de seis (6) meses. </w:t>
       </w:r>
     </w:p>
     <w:p>
@@ -7799,7 +7861,7 @@
           <w:sz w:val="16"/>
           <w:szCs w:val="16"/>
         </w:rPr>
-        <w:t xml:space="preserve">(i) Solicitar a la autoridad correspondiente la clausura temporal del establecimiento industrial, comercial o de servicios por un plazo máximo de seis (6) meses. </w:t>
+        <w:t xml:space="preserve">(ii) Solicitar a la autoridad competente la inhabilitación, temporal o permanente, del proveedor en función de los alcances de la infracción sancionada. </w:t>
       </w:r>
     </w:p>
     <w:p>
@@ -7819,7 +7881,7 @@
           <w:sz w:val="16"/>
           <w:szCs w:val="16"/>
         </w:rPr>
-        <w:t xml:space="preserve">(ii) Solicitar a la autoridad competente la inhabilitación, temporal o permanente, del proveedor en función de los alcances de la infracción sancionada. </w:t>
+        <w:t xml:space="preserve">e. Publicación de avisos rectificatorios o informativos en la forma que determine el Indecopi, tomando en consideración los medios que resulten idóneos para revertir los efectos que el acto objeto de sanción ha ocasionado. </w:t>
       </w:r>
     </w:p>
     <w:p>
@@ -7839,7 +7901,7 @@
           <w:sz w:val="16"/>
           <w:szCs w:val="16"/>
         </w:rPr>
-        <w:t xml:space="preserve">e. Publicación de avisos rectificatorios o informativos en la forma que determine el Indecopi, tomando en consideración los medios que resulten idóneos para revertir los efectos que el acto objeto de sanción ha ocasionado. </w:t>
+        <w:t xml:space="preserve">f. Cualquier otra medida correctiva que tenga el objeto de revertir los efectos de la conducta infractora o evitar que esta se produzca nuevamente en el futuro. </w:t>
       </w:r>
     </w:p>
     <w:p>
@@ -7859,26 +7921,6 @@
           <w:sz w:val="16"/>
           <w:szCs w:val="16"/>
         </w:rPr>
-        <w:t xml:space="preserve">f. Cualquier otra medida correctiva que tenga el objeto de revertir los efectos de la conducta infractora o evitar que esta se produzca nuevamente en el futuro. </w:t>
-      </w:r>
-    </w:p>
-    <w:p>
-      <w:pPr>
-        <w:spacing w:after="0" w:line="240" w:lineRule="auto"/>
-        <w:ind w:left="567"/>
-        <w:jc w:val="both"/>
-        <w:rPr>
-          <w:rFonts w:ascii="Arial Narrow" w:eastAsia="Arial Narrow" w:hAnsi="Arial Narrow" w:cs="Arial Narrow"/>
-          <w:sz w:val="16"/>
-          <w:szCs w:val="16"/>
-        </w:rPr>
-      </w:pPr>
-      <w:r>
-        <w:rPr>
-          <w:rFonts w:ascii="Arial Narrow" w:eastAsia="Arial Narrow" w:hAnsi="Arial Narrow" w:cs="Arial Narrow"/>
-          <w:sz w:val="16"/>
-          <w:szCs w:val="16"/>
-        </w:rPr>
         <w:t>El Indecopi está facultado para solicitar a la autoridad municipal y policial el apoyo respectivo para la ejecución de las medidas correctivas complementarias correspondientes.</w:t>
       </w:r>
     </w:p>
@@ -7895,7 +7937,7 @@
       </w:pPr>
     </w:p>
   </w:footnote>
-  <w:footnote w:id="10">
+  <w:footnote w:id="12">
     <w:p>
       <w:pPr>
         <w:pStyle w:val="Textonotapie"/>
@@ -7927,7 +7969,8 @@
           <w:sz w:val="16"/>
           <w:szCs w:val="16"/>
         </w:rPr>
-        <w:t xml:space="preserve"> </w:t>
+        <w:tab/>
+        <w:t xml:space="preserve"/>
       </w:r>
       <w:r>
         <w:rPr>
@@ -8100,12 +8143,15 @@
       </w:pPr>
     </w:p>
   </w:footnote>
-  <w:footnote w:id="11">
+  <w:footnote w:id="13">
     <w:p>
       <w:pPr>
         <w:autoSpaceDE w:val="0"/>
         <w:autoSpaceDN w:val="0"/>
         <w:adjustRightInd w:val="0"/>
+        <w:tabs>
+          <w:tab w:val="left" w:pos="567"/>
+        </w:tabs>
         <w:spacing w:after="0" w:line="240" w:lineRule="auto"/>
         <w:ind w:left="567" w:hanging="567"/>
         <w:jc w:val="both"/>
@@ -8137,7 +8183,8 @@
           <w:sz w:val="16"/>
           <w:szCs w:val="16"/>
         </w:rPr>
-        <w:t xml:space="preserve"> </w:t>
+        <w:tab/>
+        <w:t xml:space="preserve"/>
       </w:r>
       <w:r>
         <w:rPr>
@@ -8210,10 +8257,13 @@
       </w:pPr>
     </w:p>
   </w:footnote>
-  <w:footnote w:id="12">
+  <w:footnote w:id="14">
     <w:p>
       <w:pPr>
         <w:pStyle w:val="Textonotapie"/>
+        <w:tabs>
+          <w:tab w:val="left" w:pos="567"/>
+        </w:tabs>
         <w:ind w:left="567" w:hanging="567"/>
         <w:jc w:val="both"/>
         <w:rPr>
@@ -8238,7 +8288,8 @@
           <w:sz w:val="16"/>
           <w:szCs w:val="16"/>
         </w:rPr>
-        <w:t xml:space="preserve"> </w:t>
+        <w:tab/>
+        <w:t xml:space="preserve"/>
       </w:r>
       <w:r>
         <w:rPr>

--- a/plantillas_maestras/01_seguro_vehicular/negativa_cobertura/2_o_mas_ddos_varios/mujer/TPL_3441_2025_SEGURO_VEHICULAR_NEGATIVA_COBERTURA_ASEGURADORA_MUJER_R1.docx
+++ b/plantillas_maestras/01_seguro_vehicular/negativa_cobertura/2_o_mas_ddos_varios/mujer/TPL_3441_2025_SEGURO_VEHICULAR_NEGATIVA_COBERTURA_ASEGURADORA_MUJER_R1.docx
@@ -552,7 +552,7 @@
     </w:p>
     <w:p>
       <w:pPr>
-        <w:spacing w:after="0" w:line="240" w:lineRule="auto"/>
+        <w:spacing w:before="0" w:after="0" w:line="240" w:lineRule="auto"/>
         <w:jc w:val="both"/>
         <w:rPr>
           <w:rFonts w:ascii="Arial Narrow" w:eastAsia="Arial Narrow" w:hAnsi="Arial Narrow" w:cs="Arial Narrow"/>
@@ -762,7 +762,7 @@
     </w:p>
     <w:p>
       <w:pPr>
-        <w:spacing w:after="0" w:line="240" w:lineRule="auto"/>
+        <w:spacing w:before="0" w:after="0" w:line="240" w:lineRule="auto"/>
         <w:jc w:val="both"/>
         <w:rPr>
           <w:rFonts w:ascii="Arial Narrow" w:eastAsia="Arial Narrow" w:hAnsi="Arial Narrow" w:cs="Arial Narrow"/>
@@ -862,7 +862,7 @@
     <w:p>
       <w:pPr>
         <w:pStyle w:val="Prrafodelista"/>
-        <w:spacing w:after="0" w:line="240" w:lineRule="auto"/>
+        <w:spacing w:before="0" w:after="0" w:line="240" w:lineRule="auto"/>
         <w:ind w:left="1134"/>
         <w:jc w:val="both"/>
         <w:rPr>
@@ -1059,7 +1059,7 @@
     <w:p>
       <w:pPr>
         <w:pStyle w:val="Prrafodelista"/>
-        <w:spacing w:line="240" w:lineRule="auto"/>
+        <w:spacing w:before="0" w:after="0" w:line="240" w:lineRule="auto"/>
         <w:rPr>
           <w:rFonts w:ascii="Arial Narrow" w:eastAsia="Arial Narrow" w:hAnsi="Arial Narrow" w:cs="Arial Narrow"/>
           <w:color w:val="000000"/>
@@ -1110,7 +1110,7 @@
     <w:p>
       <w:pPr>
         <w:pStyle w:val="Prrafodelista"/>
-        <w:spacing w:after="0" w:line="240" w:lineRule="auto"/>
+        <w:spacing w:before="0" w:after="0" w:line="240" w:lineRule="auto"/>
         <w:ind w:left="1134"/>
         <w:jc w:val="both"/>
         <w:rPr>
@@ -1162,7 +1162,7 @@
     </w:p>
     <w:p>
       <w:pPr>
-        <w:spacing w:after="0" w:line="240" w:lineRule="auto"/>
+        <w:spacing w:before="0" w:after="0" w:line="240" w:lineRule="auto"/>
         <w:jc w:val="both"/>
         <w:rPr>
           <w:rFonts w:ascii="Arial Narrow" w:eastAsia="Arial Narrow" w:hAnsi="Arial Narrow" w:cs="Arial Narrow"/>
@@ -1214,7 +1214,7 @@
     <w:p>
       <w:pPr>
         <w:pStyle w:val="Prrafodelista"/>
-        <w:spacing w:after="0" w:line="240" w:lineRule="auto"/>
+        <w:spacing w:before="0" w:after="0" w:line="240" w:lineRule="auto"/>
         <w:ind w:left="1134"/>
         <w:jc w:val="both"/>
         <w:rPr>
@@ -1303,7 +1303,7 @@
     <w:p>
       <w:pPr>
         <w:pStyle w:val="Prrafodelista"/>
-        <w:spacing w:after="0" w:line="240" w:lineRule="auto"/>
+        <w:spacing w:before="0" w:after="0" w:line="240" w:lineRule="auto"/>
         <w:ind w:left="1134"/>
         <w:jc w:val="both"/>
         <w:rPr>
@@ -1369,7 +1369,7 @@
     <w:p>
       <w:pPr>
         <w:pStyle w:val="Prrafodelista"/>
-        <w:spacing w:line="240" w:lineRule="auto"/>
+        <w:spacing w:before="0" w:after="0" w:line="240" w:lineRule="auto"/>
         <w:rPr>
           <w:rFonts w:ascii="Arial Narrow" w:eastAsia="Arial Narrow" w:hAnsi="Arial Narrow" w:cs="Arial Narrow"/>
           <w:color w:val="000000"/>
@@ -1635,7 +1635,7 @@
     </w:p>
     <w:p>
       <w:pPr>
-        <w:spacing w:after="0" w:line="240" w:lineRule="auto"/>
+        <w:spacing w:before="0" w:after="0" w:line="240" w:lineRule="auto"/>
         <w:jc w:val="both"/>
         <w:rPr>
           <w:rFonts w:ascii="Arial Narrow" w:eastAsia="Arial Narrow" w:hAnsi="Arial Narrow" w:cs="Arial Narrow"/>
@@ -1816,7 +1816,7 @@
     </w:p>
     <w:p>
       <w:pPr>
-        <w:spacing w:after="0" w:line="240" w:lineRule="auto"/>
+        <w:spacing w:before="0" w:after="0" w:line="240" w:lineRule="auto"/>
         <w:contextualSpacing/>
         <w:jc w:val="both"/>
         <w:rPr>
@@ -1872,7 +1872,7 @@
     </w:p>
     <w:p>
       <w:pPr>
-        <w:spacing w:after="0" w:line="240" w:lineRule="auto"/>
+        <w:spacing w:before="0" w:after="0" w:line="240" w:lineRule="auto"/>
         <w:contextualSpacing/>
         <w:jc w:val="both"/>
         <w:rPr>
@@ -2082,7 +2082,7 @@
     <w:p>
       <w:pPr>
         <w:pStyle w:val="Prrafodelista"/>
-        <w:spacing w:after="0" w:line="240" w:lineRule="auto"/>
+        <w:spacing w:before="0" w:after="0" w:line="240" w:lineRule="auto"/>
         <w:ind w:left="567"/>
         <w:jc w:val="both"/>
         <w:rPr>
@@ -2232,6 +2232,7 @@
     <w:p>
       <w:pPr>
         <w:pStyle w:val="Prrafodelista"/>
+        <w:spacing w:before="0" w:after="0" w:line="240" w:lineRule="auto"/>
         <w:rPr>
           <w:rFonts w:ascii="Arial Narrow" w:eastAsia="Arial Narrow" w:hAnsi="Arial Narrow" w:cs="Arial Narrow"/>
           <w:kern w:val="0"/>
@@ -2385,7 +2386,7 @@
     <w:p>
       <w:pPr>
         <w:pStyle w:val="Prrafodelista"/>
-        <w:spacing w:after="0" w:line="240" w:lineRule="auto"/>
+        <w:spacing w:before="0" w:after="0" w:line="240" w:lineRule="auto"/>
         <w:ind w:left="567"/>
         <w:jc w:val="both"/>
         <w:rPr>
@@ -2499,7 +2500,7 @@
     <w:bookmarkEnd w:id="15"/>
     <w:p>
       <w:pPr>
-        <w:spacing w:after="0" w:line="240" w:lineRule="auto"/>
+        <w:spacing w:before="0" w:after="0" w:line="240" w:lineRule="auto"/>
         <w:jc w:val="both"/>
         <w:rPr>
           <w:rFonts w:ascii="Arial Narrow" w:eastAsia="Arial Narrow" w:hAnsi="Arial Narrow" w:cs="Arial Narrow"/>
@@ -2571,7 +2572,7 @@
     </w:p>
     <w:p>
       <w:pPr>
-        <w:spacing w:after="0" w:line="240" w:lineRule="auto"/>
+        <w:spacing w:before="0" w:after="0" w:line="240" w:lineRule="auto"/>
         <w:ind w:left="567"/>
         <w:contextualSpacing/>
         <w:jc w:val="both"/>
@@ -2628,7 +2629,7 @@
     </w:p>
     <w:p>
       <w:pPr>
-        <w:spacing w:after="0" w:line="240" w:lineRule="auto"/>
+        <w:spacing w:before="0" w:after="0" w:line="240" w:lineRule="auto"/>
         <w:jc w:val="both"/>
         <w:rPr>
           <w:rFonts w:ascii="Arial Narrow" w:eastAsia="Arial Narrow" w:hAnsi="Arial Narrow" w:cs="Arial Narrow"/>
@@ -2751,7 +2752,7 @@
     <w:p>
       <w:pPr>
         <w:pStyle w:val="Prrafodelista"/>
-        <w:spacing w:after="0" w:line="240" w:lineRule="auto"/>
+        <w:spacing w:before="0" w:after="0" w:line="240" w:lineRule="auto"/>
         <w:ind w:left="567"/>
         <w:jc w:val="both"/>
         <w:rPr>
@@ -2806,26 +2807,26 @@
     </w:p>
     <w:p>
       <w:pPr>
+        <w:spacing w:before="0" w:after="0" w:line="240" w:lineRule="auto"/>
+        <w:jc w:val="both"/>
+        <w:rPr>
+          <w:rFonts w:ascii="Arial Narrow" w:eastAsia="Arial Narrow" w:hAnsi="Arial Narrow" w:cs="Arial Narrow"/>
+          <w:b/>
+          <w:color w:val="000000"/>
+          <w:kern w:val="0"/>
+          <w:sz w:val="22"/>
+          <w:szCs w:val="22"/>
+          <w:lang w:eastAsia="es-PE"/>
+          <w14:ligatures w14:val="none"/>
+        </w:rPr>
+      </w:pPr>
+    </w:p>
+    <w:p>
+      <w:pPr>
         <w:spacing w:after="0" w:line="240" w:lineRule="auto"/>
         <w:jc w:val="both"/>
         <w:rPr>
           <w:rFonts w:ascii="Arial Narrow" w:eastAsia="Arial Narrow" w:hAnsi="Arial Narrow" w:cs="Arial Narrow"/>
-          <w:b/>
-          <w:color w:val="000000"/>
-          <w:kern w:val="0"/>
-          <w:sz w:val="22"/>
-          <w:szCs w:val="22"/>
-          <w:lang w:eastAsia="es-PE"/>
-          <w14:ligatures w14:val="none"/>
-        </w:rPr>
-      </w:pPr>
-    </w:p>
-    <w:p>
-      <w:pPr>
-        <w:spacing w:after="0" w:line="240" w:lineRule="auto"/>
-        <w:jc w:val="both"/>
-        <w:rPr>
-          <w:rFonts w:ascii="Arial Narrow" w:eastAsia="Arial Narrow" w:hAnsi="Arial Narrow" w:cs="Arial Narrow"/>
           <w:color w:val="000000"/>
           <w:kern w:val="0"/>
           <w:sz w:val="22"/>
@@ -3011,7 +3012,7 @@
     </w:p>
     <w:p>
       <w:pPr>
-        <w:spacing w:after="0" w:line="240" w:lineRule="auto"/>
+        <w:spacing w:before="0" w:after="0" w:line="240" w:lineRule="auto"/>
         <w:jc w:val="both"/>
         <w:rPr>
           <w:rFonts w:ascii="Arial Narrow" w:eastAsia="Arial Narrow" w:hAnsi="Arial Narrow" w:cs="Arial Narrow"/>
@@ -3093,7 +3094,7 @@
     </w:p>
     <w:p>
       <w:pPr>
-        <w:spacing w:after="0" w:line="240" w:lineRule="auto"/>
+        <w:spacing w:before="0" w:after="0" w:line="240" w:lineRule="auto"/>
         <w:jc w:val="both"/>
         <w:rPr>
           <w:rFonts w:ascii="Arial Narrow" w:eastAsia="Arial Narrow" w:hAnsi="Arial Narrow" w:cs="Arial Narrow"/>
@@ -3244,7 +3245,7 @@
     <w:p>
       <w:pPr>
         <w:pStyle w:val="Prrafodelista"/>
-        <w:spacing w:line="240" w:lineRule="auto"/>
+        <w:spacing w:before="0" w:after="0" w:line="240" w:lineRule="auto"/>
         <w:rPr>
           <w:rFonts w:ascii="Arial Narrow" w:eastAsia="Arial Narrow" w:hAnsi="Arial Narrow" w:cs="Arial Narrow"/>
           <w:kern w:val="0"/>
@@ -3382,7 +3383,7 @@
     </w:p>
     <w:p>
       <w:pPr>
-        <w:spacing w:after="0" w:line="240" w:lineRule="auto"/>
+        <w:spacing w:before="0" w:after="0" w:line="240" w:lineRule="auto"/>
         <w:jc w:val="both"/>
         <w:rPr>
           <w:rFonts w:ascii="Arial Narrow" w:eastAsia="Arial Narrow" w:hAnsi="Arial Narrow" w:cs="Arial Narrow"/>
@@ -3571,7 +3572,7 @@
     <w:bookmarkEnd w:id="19"/>
     <w:p>
       <w:pPr>
-        <w:spacing w:after="0" w:line="240" w:lineRule="auto"/>
+        <w:spacing w:before="0" w:after="0" w:line="240" w:lineRule="auto"/>
         <w:jc w:val="both"/>
         <w:rPr>
           <w:rFonts w:ascii="Arial Narrow" w:eastAsia="Arial Narrow" w:hAnsi="Arial Narrow" w:cs="Arial Narrow"/>
@@ -3669,7 +3670,7 @@
     </w:p>
     <w:p>
       <w:pPr>
-        <w:spacing w:line="240" w:lineRule="auto"/>
+        <w:spacing w:before="0" w:after="0" w:line="240" w:lineRule="auto"/>
         <w:contextualSpacing/>
         <w:jc w:val="both"/>
         <w:rPr>
@@ -3757,7 +3758,7 @@
     </w:p>
     <w:p>
       <w:pPr>
-        <w:spacing w:after="0" w:line="240" w:lineRule="auto"/>
+        <w:spacing w:before="0" w:after="0" w:line="240" w:lineRule="auto"/>
         <w:jc w:val="both"/>
         <w:rPr>
           <w:rFonts w:ascii="Arial Narrow" w:eastAsia="Arial Narrow" w:hAnsi="Arial Narrow" w:cs="Arial Narrow"/>
@@ -4051,7 +4052,7 @@
     </w:p>
     <w:p>
       <w:pPr>
-        <w:spacing w:after="0" w:line="240" w:lineRule="auto"/>
+        <w:spacing w:before="0" w:after="0" w:line="240" w:lineRule="auto"/>
         <w:ind w:left="567"/>
         <w:jc w:val="both"/>
         <w:rPr>
@@ -4152,6 +4153,21 @@
     </w:p>
     <w:p>
       <w:pPr>
+        <w:spacing w:before="0" w:after="0" w:line="240" w:lineRule="auto"/>
+        <w:jc w:val="both"/>
+        <w:rPr>
+          <w:rFonts w:ascii="Arial Narrow" w:eastAsia="Arial Narrow" w:hAnsi="Arial Narrow" w:cs="Arial Narrow"/>
+          <w:color w:val="000000"/>
+          <w:kern w:val="0"/>
+          <w:sz w:val="22"/>
+          <w:szCs w:val="22"/>
+          <w:lang w:eastAsia="es-PE"/>
+          <w14:ligatures w14:val="none"/>
+        </w:rPr>
+      </w:pPr>
+    </w:p>
+    <w:p>
+      <w:pPr>
         <w:spacing w:after="0" w:line="240" w:lineRule="auto"/>
         <w:jc w:val="both"/>
         <w:rPr>
@@ -4160,21 +4176,6 @@
           <w:kern w:val="0"/>
           <w:sz w:val="22"/>
           <w:szCs w:val="22"/>
-          <w:lang w:eastAsia="es-PE"/>
-          <w14:ligatures w14:val="none"/>
-        </w:rPr>
-      </w:pPr>
-    </w:p>
-    <w:p>
-      <w:pPr>
-        <w:spacing w:after="0" w:line="240" w:lineRule="auto"/>
-        <w:jc w:val="both"/>
-        <w:rPr>
-          <w:rFonts w:ascii="Arial Narrow" w:eastAsia="Arial Narrow" w:hAnsi="Arial Narrow" w:cs="Arial Narrow"/>
-          <w:color w:val="000000"/>
-          <w:kern w:val="0"/>
-          <w:sz w:val="22"/>
-          <w:szCs w:val="22"/>
           <w:lang w:val="es-ES" w:eastAsia="es-ES"/>
           <w14:ligatures w14:val="none"/>
         </w:rPr>
@@ -4320,7 +4321,7 @@
     </w:p>
     <w:p>
       <w:pPr>
-        <w:spacing w:after="0" w:line="240" w:lineRule="auto"/>
+        <w:spacing w:before="0" w:after="0" w:line="240" w:lineRule="auto"/>
         <w:jc w:val="both"/>
         <w:rPr>
           <w:rFonts w:ascii="Arial Narrow" w:eastAsia="Arial Narrow" w:hAnsi="Arial Narrow" w:cs="Arial Narrow"/>
@@ -4601,90 +4602,90 @@
     </w:p>
     <w:p>
       <w:pPr>
+        <w:spacing w:before="0" w:after="0" w:line="240" w:lineRule="auto"/>
+        <w:shd w:val="clear" w:color="auto" w:fill="FFFFFF"/>
+        <w:jc w:val="both"/>
+        <w:rPr>
+          <w:rFonts w:ascii="Arial Narrow" w:eastAsia="Arial Narrow" w:hAnsi="Arial Narrow" w:cs="Arial Narrow"/>
+          <w:b/>
+          <w:color w:val="000000"/>
+          <w:kern w:val="0"/>
+          <w:sz w:val="22"/>
+          <w:szCs w:val="22"/>
+          <w:lang w:eastAsia="es-PE"/>
+          <w14:ligatures w14:val="none"/>
+        </w:rPr>
+      </w:pPr>
+    </w:p>
+    <w:p>
+      <w:pPr>
         <w:shd w:val="clear" w:color="auto" w:fill="FFFFFF"/>
         <w:spacing w:after="0" w:line="240" w:lineRule="auto"/>
         <w:jc w:val="both"/>
         <w:rPr>
           <w:rFonts w:ascii="Arial Narrow" w:eastAsia="Arial Narrow" w:hAnsi="Arial Narrow" w:cs="Arial Narrow"/>
-          <w:b/>
-          <w:color w:val="000000"/>
-          <w:kern w:val="0"/>
-          <w:sz w:val="22"/>
-          <w:szCs w:val="22"/>
-          <w:lang w:eastAsia="es-PE"/>
-          <w14:ligatures w14:val="none"/>
-        </w:rPr>
-      </w:pPr>
-    </w:p>
-    <w:p>
-      <w:pPr>
+          <w:color w:val="000000"/>
+          <w:kern w:val="0"/>
+          <w:sz w:val="22"/>
+          <w:szCs w:val="22"/>
+          <w:lang w:eastAsia="es-PE"/>
+          <w14:ligatures w14:val="none"/>
+        </w:rPr>
+      </w:pPr>
+      <w:r>
+        <w:rPr>
+          <w:rFonts w:ascii="Arial Narrow" w:eastAsia="Arial Narrow" w:hAnsi="Arial Narrow" w:cs="Arial Narrow"/>
+          <w:b/>
+          <w:color w:val="000000"/>
+          <w:kern w:val="0"/>
+          <w:sz w:val="22"/>
+          <w:szCs w:val="22"/>
+          <w:lang w:eastAsia="es-PE"/>
+          <w14:ligatures w14:val="none"/>
+        </w:rPr>
+        <w:t>SÉTIMO:</w:t>
+      </w:r>
+      <w:r>
+        <w:rPr>
+          <w:rFonts w:ascii="Arial Narrow" w:eastAsia="Arial Narrow" w:hAnsi="Arial Narrow" w:cs="Arial Narrow"/>
+          <w:color w:val="000000"/>
+          <w:kern w:val="0"/>
+          <w:sz w:val="22"/>
+          <w:szCs w:val="22"/>
+          <w:lang w:eastAsia="es-PE"/>
+          <w14:ligatures w14:val="none"/>
+        </w:rPr>
+        <w:t xml:space="preserve"> informar a las partes que conforme a lo establecido en el artículo 39</w:t>
+      </w:r>
+      <w:r>
+        <w:rPr>
+          <w:rFonts w:ascii="Arial Narrow" w:eastAsia="Arial Narrow" w:hAnsi="Arial Narrow" w:cs="Arial Narrow"/>
+          <w:color w:val="000000"/>
+          <w:kern w:val="0"/>
+          <w:sz w:val="22"/>
+          <w:szCs w:val="22"/>
+          <w:lang w:eastAsia="es-PE"/>
+          <w14:ligatures w14:val="none"/>
+        </w:rPr>
+        <w:t/>
+      </w:r>
+      <w:r>
+        <w:rPr>
+          <w:rFonts w:ascii="Arial Narrow" w:eastAsia="Arial Narrow" w:hAnsi="Arial Narrow" w:cs="Arial Narrow"/>
+          <w:color w:val="000000"/>
+          <w:kern w:val="0"/>
+          <w:sz w:val="22"/>
+          <w:szCs w:val="22"/>
+          <w:lang w:eastAsia="es-PE"/>
+          <w14:ligatures w14:val="none"/>
+        </w:rPr>
+        <w:t xml:space="preserve"> de la Ley sobre Facultades, Normas y Organización del Indecopi, aprobada por Decreto Legislativo 807, los gastos por los peritajes realizados, actuación de pruebas, inspecciones y otros derivados de la tramitación del proceso serán de cargo de la parte que solicita la prueba, salvo pacto en contrario. En todos los casos, la resolución final determinará si los gastos deben ser asumidos por alguna de las partes, o reembolsados a la otra parte o al Indecopi, según sea el caso, de manera adicional a la sanción que haya podido imponerse. </w:t>
+      </w:r>
+    </w:p>
+    <w:p>
+      <w:pPr>
+        <w:spacing w:before="0" w:after="0" w:line="240" w:lineRule="auto"/>
         <w:shd w:val="clear" w:color="auto" w:fill="FFFFFF"/>
-        <w:spacing w:after="0" w:line="240" w:lineRule="auto"/>
-        <w:jc w:val="both"/>
-        <w:rPr>
-          <w:rFonts w:ascii="Arial Narrow" w:eastAsia="Arial Narrow" w:hAnsi="Arial Narrow" w:cs="Arial Narrow"/>
-          <w:color w:val="000000"/>
-          <w:kern w:val="0"/>
-          <w:sz w:val="22"/>
-          <w:szCs w:val="22"/>
-          <w:lang w:eastAsia="es-PE"/>
-          <w14:ligatures w14:val="none"/>
-        </w:rPr>
-      </w:pPr>
-      <w:r>
-        <w:rPr>
-          <w:rFonts w:ascii="Arial Narrow" w:eastAsia="Arial Narrow" w:hAnsi="Arial Narrow" w:cs="Arial Narrow"/>
-          <w:b/>
-          <w:color w:val="000000"/>
-          <w:kern w:val="0"/>
-          <w:sz w:val="22"/>
-          <w:szCs w:val="22"/>
-          <w:lang w:eastAsia="es-PE"/>
-          <w14:ligatures w14:val="none"/>
-        </w:rPr>
-        <w:t>SÉTIMO:</w:t>
-      </w:r>
-      <w:r>
-        <w:rPr>
-          <w:rFonts w:ascii="Arial Narrow" w:eastAsia="Arial Narrow" w:hAnsi="Arial Narrow" w:cs="Arial Narrow"/>
-          <w:color w:val="000000"/>
-          <w:kern w:val="0"/>
-          <w:sz w:val="22"/>
-          <w:szCs w:val="22"/>
-          <w:lang w:eastAsia="es-PE"/>
-          <w14:ligatures w14:val="none"/>
-        </w:rPr>
-        <w:t xml:space="preserve"> informar a las partes que conforme a lo establecido en el artículo 39</w:t>
-      </w:r>
-      <w:r>
-        <w:rPr>
-          <w:rFonts w:ascii="Arial Narrow" w:eastAsia="Arial Narrow" w:hAnsi="Arial Narrow" w:cs="Arial Narrow"/>
-          <w:color w:val="000000"/>
-          <w:kern w:val="0"/>
-          <w:sz w:val="22"/>
-          <w:szCs w:val="22"/>
-          <w:lang w:eastAsia="es-PE"/>
-          <w14:ligatures w14:val="none"/>
-        </w:rPr>
-        <w:t/>
-      </w:r>
-      <w:r>
-        <w:rPr>
-          <w:rFonts w:ascii="Arial Narrow" w:eastAsia="Arial Narrow" w:hAnsi="Arial Narrow" w:cs="Arial Narrow"/>
-          <w:color w:val="000000"/>
-          <w:kern w:val="0"/>
-          <w:sz w:val="22"/>
-          <w:szCs w:val="22"/>
-          <w:lang w:eastAsia="es-PE"/>
-          <w14:ligatures w14:val="none"/>
-        </w:rPr>
-        <w:t xml:space="preserve"> de la Ley sobre Facultades, Normas y Organización del Indecopi, aprobada por Decreto Legislativo 807, los gastos por los peritajes realizados, actuación de pruebas, inspecciones y otros derivados de la tramitación del proceso serán de cargo de la parte que solicita la prueba, salvo pacto en contrario. En todos los casos, la resolución final determinará si los gastos deben ser asumidos por alguna de las partes, o reembolsados a la otra parte o al Indecopi, según sea el caso, de manera adicional a la sanción que haya podido imponerse. </w:t>
-      </w:r>
-    </w:p>
-    <w:p>
-      <w:pPr>
-        <w:shd w:val="clear" w:color="auto" w:fill="FFFFFF"/>
-        <w:spacing w:after="0" w:line="240" w:lineRule="auto"/>
         <w:jc w:val="both"/>
         <w:rPr>
           <w:rFonts w:ascii="Arial Narrow" w:eastAsia="Arial Narrow" w:hAnsi="Arial Narrow" w:cs="Arial Narrow"/>
@@ -4831,15 +4832,74 @@
     </w:p>
     <w:p>
       <w:pPr>
+        <w:spacing w:before="0" w:after="0" w:line="240" w:lineRule="auto"/>
+        <w:suppressAutoHyphens/>
+        <w:jc w:val="both"/>
+        <w:rPr>
+          <w:rFonts w:ascii="Arial Narrow" w:eastAsia="Arial Narrow" w:hAnsi="Arial Narrow" w:cs="Arial Narrow"/>
+          <w:kern w:val="0"/>
+          <w:sz w:val="22"/>
+          <w:szCs w:val="22"/>
+          <w:u w:val="single"/>
+          <w14:ligatures w14:val="none"/>
+        </w:rPr>
+      </w:pPr>
+    </w:p>
+    <w:p>
+      <w:pPr>
         <w:suppressAutoHyphens/>
         <w:spacing w:after="0" w:line="240" w:lineRule="auto"/>
         <w:jc w:val="both"/>
         <w:rPr>
           <w:rFonts w:ascii="Arial Narrow" w:eastAsia="Arial Narrow" w:hAnsi="Arial Narrow" w:cs="Arial Narrow"/>
-          <w:kern w:val="0"/>
-          <w:sz w:val="22"/>
-          <w:szCs w:val="22"/>
-          <w:u w:val="single"/>
+          <w:color w:val="000000"/>
+          <w:kern w:val="0"/>
+          <w:sz w:val="22"/>
+          <w:szCs w:val="22"/>
+          <w:lang w:eastAsia="es-PE"/>
+          <w14:ligatures w14:val="none"/>
+        </w:rPr>
+      </w:pPr>
+      <w:r>
+        <w:rPr>
+          <w:rFonts w:ascii="Arial Narrow" w:eastAsia="Arial Narrow" w:hAnsi="Arial Narrow" w:cs="Arial Narrow"/>
+          <w:b/>
+          <w:color w:val="000000"/>
+          <w:kern w:val="0"/>
+          <w:sz w:val="22"/>
+          <w:szCs w:val="22"/>
+          <w:lang w:eastAsia="es-PE"/>
+          <w14:ligatures w14:val="none"/>
+        </w:rPr>
+        <w:t>NOVENO:</w:t>
+      </w:r>
+      <w:r>
+        <w:rPr>
+          <w:rFonts w:ascii="Arial Narrow" w:eastAsia="Arial Narrow" w:hAnsi="Arial Narrow" w:cs="Arial Narrow"/>
+          <w:color w:val="000000"/>
+          <w:kern w:val="0"/>
+          <w:sz w:val="22"/>
+          <w:szCs w:val="22"/>
+          <w:lang w:eastAsia="es-PE"/>
+          <w14:ligatures w14:val="none"/>
+        </w:rPr>
+        <w:t xml:space="preserve"> poner en conocimiento de las partes que, antes de la emisión de la Resolución Final, tienen la posibilidad de formular su desistimiento o presentar el acuerdo arribado mediante la conciliación, mediación, transacción o cualquier otro que, de forma indubitable, deje constancia que se ha solucionado la controversia materia de denuncia.</w:t>
+      </w:r>
+      <w:bookmarkStart w:id="26" w:name="h.gjdgxs" w:colFirst="0" w:colLast="0"/>
+      <w:bookmarkEnd w:id="26"/>
+    </w:p>
+    <w:p>
+      <w:pPr>
+        <w:spacing w:before="0" w:after="0" w:line="240" w:lineRule="auto"/>
+        <w:suppressAutoHyphens/>
+        <w:jc w:val="both"/>
+        <w:rPr>
+          <w:rFonts w:ascii="Arial Narrow" w:eastAsia="Arial Narrow" w:hAnsi="Arial Narrow" w:cs="Arial Narrow"/>
+          <w:color w:val="000000"/>
+          <w:kern w:val="0"/>
+          <w:sz w:val="22"/>
+          <w:szCs w:val="22"/>
+          <w:lang w:eastAsia="es-PE"/>
           <w14:ligatures w14:val="none"/>
         </w:rPr>
       </w:pPr>
@@ -4851,253 +4911,194 @@
         <w:jc w:val="both"/>
         <w:rPr>
           <w:rFonts w:ascii="Arial Narrow" w:eastAsia="Arial Narrow" w:hAnsi="Arial Narrow" w:cs="Arial Narrow"/>
-          <w:color w:val="000000"/>
-          <w:kern w:val="0"/>
-          <w:sz w:val="22"/>
-          <w:szCs w:val="22"/>
-          <w:lang w:eastAsia="es-PE"/>
-          <w14:ligatures w14:val="none"/>
-        </w:rPr>
-      </w:pPr>
-      <w:r>
-        <w:rPr>
-          <w:rFonts w:ascii="Arial Narrow" w:eastAsia="Arial Narrow" w:hAnsi="Arial Narrow" w:cs="Arial Narrow"/>
-          <w:b/>
-          <w:color w:val="000000"/>
-          <w:kern w:val="0"/>
-          <w:sz w:val="22"/>
-          <w:szCs w:val="22"/>
-          <w:lang w:eastAsia="es-PE"/>
-          <w14:ligatures w14:val="none"/>
-        </w:rPr>
-        <w:t>NOVENO:</w:t>
-      </w:r>
-      <w:r>
-        <w:rPr>
-          <w:rFonts w:ascii="Arial Narrow" w:eastAsia="Arial Narrow" w:hAnsi="Arial Narrow" w:cs="Arial Narrow"/>
-          <w:color w:val="000000"/>
-          <w:kern w:val="0"/>
-          <w:sz w:val="22"/>
-          <w:szCs w:val="22"/>
-          <w:lang w:eastAsia="es-PE"/>
-          <w14:ligatures w14:val="none"/>
-        </w:rPr>
-        <w:t xml:space="preserve"> poner en conocimiento de las partes que, antes de la emisión de la Resolución Final, tienen la posibilidad de formular su desistimiento o presentar el acuerdo arribado mediante la conciliación, mediación, transacción o cualquier otro que, de forma indubitable, deje constancia que se ha solucionado la controversia materia de denuncia.</w:t>
-      </w:r>
-      <w:bookmarkStart w:id="26" w:name="h.gjdgxs" w:colFirst="0" w:colLast="0"/>
-      <w:bookmarkEnd w:id="26"/>
-    </w:p>
-    <w:p>
-      <w:pPr>
+          <w:sz w:val="22"/>
+          <w:szCs w:val="22"/>
+        </w:rPr>
+      </w:pPr>
+      <w:r>
+        <w:rPr>
+          <w:rFonts w:ascii="Arial Narrow" w:eastAsia="Arial Narrow" w:hAnsi="Arial Narrow" w:cs="Arial Narrow"/>
+          <w:b/>
+          <w:bCs/>
+          <w:sz w:val="22"/>
+          <w:szCs w:val="22"/>
+        </w:rPr>
+        <w:t xml:space="preserve">DÉCIMO:</w:t>
+      </w:r>
+      <w:r>
+        <w:rPr>
+          <w:rFonts w:ascii="Arial Narrow" w:eastAsia="Arial Narrow" w:hAnsi="Arial Narrow" w:cs="Arial Narrow"/>
+          <w:sz w:val="22"/>
+          <w:szCs w:val="22"/>
+        </w:rPr>
+        <w:t xml:space="preserve"> </w:t>
+      </w:r>
+      <w:r>
+        <w:rPr>
+          <w:rFonts w:ascii="Arial Narrow" w:eastAsia="Arial Narrow" w:hAnsi="Arial Narrow" w:cs="Arial Narrow"/>
+          <w:sz w:val="22"/>
+          <w:szCs w:val="22"/>
+        </w:rPr>
+        <w:t xml:space="preserve">requerir a la señora [DENUNCIANTE] para que, dentro del plazo de dos (2) días hábiles siguientes a la fecha en que reciba la notificación en su bandeja de correo electrónico, efectúe la confirmación de recepción de la notificación remitida por este despacho a su correo electrónico, de conformidad con el segundo párrafo del numeral 4 del artículo 20 del Texto Único Ordenado de la Ley del Procedimiento Administrativo General, aprobado mediante Decreto Supremo 006-2026-JUS, bajo apercibimiento de rehacer el acto de notificación y notificarle conforme al numeral 1 del artículo 20 del citado cuerpo normativo.</w:t>
+      </w:r>
+      <w:r>
+        <w:rPr>
+          <w:rFonts w:ascii="Arial Narrow" w:eastAsia="Arial Narrow" w:hAnsi="Arial Narrow" w:cs="Arial Narrow"/>
+          <w:spacing w:val="-3"/>
+          <w:kern w:val="0"/>
+          <w14:ligatures w14:val="none"/>
+          <w:sz w:val="22"/>
+          <w:szCs w:val="22"/>
+        </w:rPr>
+        <w:t/>
+      </w:r>
+      <w:r>
+        <w:rPr>
+          <w:rFonts w:ascii="Arial Narrow" w:eastAsia="Arial Narrow" w:hAnsi="Arial Narrow" w:cs="Arial Narrow"/>
+          <w:spacing w:val="-3"/>
+          <w:kern w:val="0"/>
+          <w14:ligatures w14:val="none"/>
+          <w:sz w:val="22"/>
+          <w:szCs w:val="22"/>
+        </w:rPr>
+        <w:t xml:space="preserve"/>
+      </w:r>
+      <w:r>
+        <w:rPr>
+          <w:rFonts w:ascii="Arial Narrow" w:eastAsia="Arial Narrow" w:hAnsi="Arial Narrow" w:cs="Arial Narrow"/>
+          <w:spacing w:val="-3"/>
+          <w:kern w:val="0"/>
+          <w14:ligatures w14:val="none"/>
+          <w:sz w:val="22"/>
+          <w:szCs w:val="22"/>
+        </w:rPr>
+        <w:t xml:space="preserve"/>
+      </w:r>
+      <w:r>
+        <w:rPr>
+          <w:rFonts w:ascii="Arial Narrow" w:eastAsia="Arial Narrow" w:hAnsi="Arial Narrow" w:cs="Arial Narrow"/>
+          <w:color w:val="000000"/>
+          <w:kern w:val="0"/>
+          <w:sz w:val="22"/>
+          <w:szCs w:val="22"/>
+          <w:shd w:val="clear" w:color="auto" w:fill="FFFFFF"/>
+          <w:lang w:eastAsia="es-PE"/>
+          <w14:ligatures w14:val="none"/>
+        </w:rPr>
+        <w:t xml:space="preserve"/>
+      </w:r>
+      <w:r>
+        <w:rPr>
+          <w:rFonts w:ascii="Arial Narrow" w:eastAsia="Arial Narrow" w:hAnsi="Arial Narrow" w:cs="Arial Narrow"/>
+          <w:color w:val="000000"/>
+          <w:sz w:val="22"/>
+          <w:szCs w:val="22"/>
+        </w:rPr>
+        <w:t/>
+      </w:r>
+      <w:r>
+        <w:rPr>
+          <w:rFonts w:ascii="Arial Narrow" w:eastAsia="Arial Narrow" w:hAnsi="Arial Narrow" w:cs="Arial Narrow"/>
+          <w:color w:val="000000"/>
+          <w:sz w:val="22"/>
+          <w:szCs w:val="22"/>
+        </w:rPr>
+        <w:t xml:space="preserve"/>
+      </w:r>
+      <w:r>
+        <w:rPr>
+          <w:rFonts w:ascii="Arial Narrow" w:eastAsia="Arial Narrow" w:hAnsi="Arial Narrow" w:cs="Arial Narrow"/>
+          <w:color w:val="000000"/>
+          <w:sz w:val="22"/>
+          <w:szCs w:val="22"/>
+        </w:rPr>
+        <w:t/>
+      </w:r>
+      <w:r>
+        <w:rPr>
+          <w:rFonts w:ascii="Arial Narrow" w:eastAsia="Arial Narrow" w:hAnsi="Arial Narrow" w:cs="Arial Narrow"/>
+          <w:color w:val="000000"/>
+          <w:sz w:val="22"/>
+          <w:szCs w:val="22"/>
+        </w:rPr>
+        <w:t xml:space="preserve"/>
+      </w:r>
+      <w:r>
+        <w:rPr>
+          <w:rFonts w:ascii="Arial Narrow" w:eastAsia="Arial Narrow" w:hAnsi="Arial Narrow" w:cs="Arial Narrow"/>
+          <w:color w:val="000000"/>
+          <w:kern w:val="0"/>
+          <w:sz w:val="22"/>
+          <w:szCs w:val="22"/>
+          <w:lang w:eastAsia="es-PE"/>
+          <w14:ligatures w14:val="none"/>
+        </w:rPr>
+        <w:t/>
+      </w:r>
+      <w:r>
+        <w:rPr>
+          <w:rFonts w:ascii="Arial Narrow" w:eastAsia="Arial Narrow" w:hAnsi="Arial Narrow" w:cs="Arial Narrow"/>
+          <w:color w:val="000000"/>
+          <w:sz w:val="22"/>
+          <w:szCs w:val="22"/>
+        </w:rPr>
+        <w:t xml:space="preserve"/>
+      </w:r>
+      <w:r>
+        <w:rPr>
+          <w:rFonts w:ascii="Arial Narrow" w:eastAsia="Arial Narrow" w:hAnsi="Arial Narrow" w:cs="Arial Narrow"/>
+          <w:color w:val="000000"/>
+          <w:kern w:val="0"/>
+          <w:sz w:val="22"/>
+          <w:szCs w:val="22"/>
+          <w:lang w:eastAsia="es-PE"/>
+          <w14:ligatures w14:val="none"/>
+        </w:rPr>
+        <w:t/>
+      </w:r>
+      <w:r>
+        <w:rPr>
+          <w:rFonts w:ascii="Arial Narrow" w:eastAsia="Arial Narrow" w:hAnsi="Arial Narrow" w:cs="Arial Narrow"/>
+          <w:color w:val="000000"/>
+          <w:sz w:val="22"/>
+          <w:szCs w:val="22"/>
+        </w:rPr>
+        <w:t xml:space="preserve"/>
+      </w:r>
+      <w:bookmarkStart w:id="27" w:name="_Hlk214964186"/>
+      <w:r>
+        <w:rPr>
+          <w:rFonts w:ascii="Arial Narrow" w:eastAsia="Arial Narrow" w:hAnsi="Arial Narrow" w:cs="Arial Narrow"/>
+          <w:color w:val="000000"/>
+          <w:sz w:val="22"/>
+          <w:szCs w:val="22"/>
+        </w:rPr>
+        <w:t/>
+      </w:r>
+      <w:r>
+        <w:rPr>
+          <w:rStyle w:val="Refdenotaalpie"/>
+          <w:rFonts w:ascii="Arial Narrow" w:eastAsia="Arial Narrow" w:hAnsi="Arial Narrow" w:cs="Arial Narrow"/>
+          <w:sz w:val="22"/>
+          <w:szCs w:val="22"/>
+          <w:vertAlign w:val="superscript"/>
+        </w:rPr>
+        <w:footnoteReference w:id="14"/>
+      </w:r>
+      <w:r>
+        <w:rPr>
+          <w:rFonts w:ascii="Arial Narrow" w:eastAsia="Arial Narrow" w:hAnsi="Arial Narrow" w:cs="Arial Narrow"/>
+          <w:sz w:val="22"/>
+          <w:szCs w:val="22"/>
+        </w:rPr>
+        <w:t/>
+      </w:r>
+    </w:p>
+    <w:bookmarkEnd w:id="27"/>
+    <w:p>
+      <w:pPr>
+        <w:spacing w:before="0" w:after="0" w:line="240" w:lineRule="auto"/>
         <w:suppressAutoHyphens/>
-        <w:spacing w:after="0" w:line="240" w:lineRule="auto"/>
-        <w:jc w:val="both"/>
-        <w:rPr>
-          <w:rFonts w:ascii="Arial Narrow" w:eastAsia="Arial Narrow" w:hAnsi="Arial Narrow" w:cs="Arial Narrow"/>
-          <w:color w:val="000000"/>
-          <w:kern w:val="0"/>
-          <w:sz w:val="22"/>
-          <w:szCs w:val="22"/>
-          <w:lang w:eastAsia="es-PE"/>
-          <w14:ligatures w14:val="none"/>
-        </w:rPr>
-      </w:pPr>
-    </w:p>
-    <w:p>
-      <w:pPr>
-        <w:suppressAutoHyphens/>
-        <w:spacing w:after="0" w:line="240" w:lineRule="auto"/>
-        <w:jc w:val="both"/>
-        <w:rPr>
-          <w:rFonts w:ascii="Arial Narrow" w:eastAsia="Arial Narrow" w:hAnsi="Arial Narrow" w:cs="Arial Narrow"/>
-          <w:sz w:val="22"/>
-          <w:szCs w:val="22"/>
-        </w:rPr>
-      </w:pPr>
-      <w:r>
-        <w:rPr>
-          <w:rFonts w:ascii="Arial Narrow" w:eastAsia="Arial Narrow" w:hAnsi="Arial Narrow" w:cs="Arial Narrow"/>
-          <w:b/>
-          <w:bCs/>
-          <w:sz w:val="22"/>
-          <w:szCs w:val="22"/>
-        </w:rPr>
-        <w:t xml:space="preserve">DÉCIMO:</w:t>
-      </w:r>
-      <w:r>
-        <w:rPr>
-          <w:rFonts w:ascii="Arial Narrow" w:eastAsia="Arial Narrow" w:hAnsi="Arial Narrow" w:cs="Arial Narrow"/>
-          <w:sz w:val="22"/>
-          <w:szCs w:val="22"/>
-        </w:rPr>
-        <w:t xml:space="preserve"> </w:t>
-      </w:r>
-      <w:r>
-        <w:rPr>
-          <w:rFonts w:ascii="Arial Narrow" w:eastAsia="Arial Narrow" w:hAnsi="Arial Narrow" w:cs="Arial Narrow"/>
-          <w:sz w:val="22"/>
-          <w:szCs w:val="22"/>
-        </w:rPr>
-        <w:t xml:space="preserve">requerir a la señora [DENUNCIANTE] para que, dentro del plazo de dos (2) días hábiles siguientes a la fecha en que reciba la notificación en su bandeja de correo electrónico, efectúe la confirmación de recepción de la notificación remitida por este despacho a su correo electrónico, de conformidad con el segundo párrafo del numeral 4 del artículo 20 del Texto Único Ordenado de la Ley del Procedimiento Administrativo General, aprobado mediante Decreto Supremo 006-2026-JUS, bajo apercibimiento de rehacer el acto de notificación y notificarle conforme al numeral 1 del artículo 20 del citado cuerpo normativo.</w:t>
-      </w:r>
-      <w:r>
-        <w:rPr>
-          <w:rFonts w:ascii="Arial Narrow" w:eastAsia="Arial Narrow" w:hAnsi="Arial Narrow" w:cs="Arial Narrow"/>
-          <w:spacing w:val="-3"/>
-          <w:kern w:val="0"/>
-          <w14:ligatures w14:val="none"/>
-          <w:sz w:val="22"/>
-          <w:szCs w:val="22"/>
-        </w:rPr>
-        <w:t/>
-      </w:r>
-      <w:r>
-        <w:rPr>
-          <w:rFonts w:ascii="Arial Narrow" w:eastAsia="Arial Narrow" w:hAnsi="Arial Narrow" w:cs="Arial Narrow"/>
-          <w:spacing w:val="-3"/>
-          <w:kern w:val="0"/>
-          <w14:ligatures w14:val="none"/>
-          <w:sz w:val="22"/>
-          <w:szCs w:val="22"/>
-        </w:rPr>
-        <w:t xml:space="preserve"/>
-      </w:r>
-      <w:r>
-        <w:rPr>
-          <w:rFonts w:ascii="Arial Narrow" w:eastAsia="Arial Narrow" w:hAnsi="Arial Narrow" w:cs="Arial Narrow"/>
-          <w:spacing w:val="-3"/>
-          <w:kern w:val="0"/>
-          <w14:ligatures w14:val="none"/>
-          <w:sz w:val="22"/>
-          <w:szCs w:val="22"/>
-        </w:rPr>
-        <w:t xml:space="preserve"/>
-      </w:r>
-      <w:r>
-        <w:rPr>
-          <w:rFonts w:ascii="Arial Narrow" w:eastAsia="Arial Narrow" w:hAnsi="Arial Narrow" w:cs="Arial Narrow"/>
-          <w:color w:val="000000"/>
-          <w:kern w:val="0"/>
-          <w:sz w:val="22"/>
-          <w:szCs w:val="22"/>
-          <w:shd w:val="clear" w:color="auto" w:fill="FFFFFF"/>
-          <w:lang w:eastAsia="es-PE"/>
-          <w14:ligatures w14:val="none"/>
-        </w:rPr>
-        <w:t xml:space="preserve"/>
-      </w:r>
-      <w:r>
-        <w:rPr>
-          <w:rFonts w:ascii="Arial Narrow" w:eastAsia="Arial Narrow" w:hAnsi="Arial Narrow" w:cs="Arial Narrow"/>
-          <w:color w:val="000000"/>
-          <w:sz w:val="22"/>
-          <w:szCs w:val="22"/>
-        </w:rPr>
-        <w:t/>
-      </w:r>
-      <w:r>
-        <w:rPr>
-          <w:rFonts w:ascii="Arial Narrow" w:eastAsia="Arial Narrow" w:hAnsi="Arial Narrow" w:cs="Arial Narrow"/>
-          <w:color w:val="000000"/>
-          <w:sz w:val="22"/>
-          <w:szCs w:val="22"/>
-        </w:rPr>
-        <w:t xml:space="preserve"/>
-      </w:r>
-      <w:r>
-        <w:rPr>
-          <w:rFonts w:ascii="Arial Narrow" w:eastAsia="Arial Narrow" w:hAnsi="Arial Narrow" w:cs="Arial Narrow"/>
-          <w:color w:val="000000"/>
-          <w:sz w:val="22"/>
-          <w:szCs w:val="22"/>
-        </w:rPr>
-        <w:t/>
-      </w:r>
-      <w:r>
-        <w:rPr>
-          <w:rFonts w:ascii="Arial Narrow" w:eastAsia="Arial Narrow" w:hAnsi="Arial Narrow" w:cs="Arial Narrow"/>
-          <w:color w:val="000000"/>
-          <w:sz w:val="22"/>
-          <w:szCs w:val="22"/>
-        </w:rPr>
-        <w:t xml:space="preserve"/>
-      </w:r>
-      <w:r>
-        <w:rPr>
-          <w:rFonts w:ascii="Arial Narrow" w:eastAsia="Arial Narrow" w:hAnsi="Arial Narrow" w:cs="Arial Narrow"/>
-          <w:color w:val="000000"/>
-          <w:kern w:val="0"/>
-          <w:sz w:val="22"/>
-          <w:szCs w:val="22"/>
-          <w:lang w:eastAsia="es-PE"/>
-          <w14:ligatures w14:val="none"/>
-        </w:rPr>
-        <w:t/>
-      </w:r>
-      <w:r>
-        <w:rPr>
-          <w:rFonts w:ascii="Arial Narrow" w:eastAsia="Arial Narrow" w:hAnsi="Arial Narrow" w:cs="Arial Narrow"/>
-          <w:color w:val="000000"/>
-          <w:sz w:val="22"/>
-          <w:szCs w:val="22"/>
-        </w:rPr>
-        <w:t xml:space="preserve"/>
-      </w:r>
-      <w:r>
-        <w:rPr>
-          <w:rFonts w:ascii="Arial Narrow" w:eastAsia="Arial Narrow" w:hAnsi="Arial Narrow" w:cs="Arial Narrow"/>
-          <w:color w:val="000000"/>
-          <w:kern w:val="0"/>
-          <w:sz w:val="22"/>
-          <w:szCs w:val="22"/>
-          <w:lang w:eastAsia="es-PE"/>
-          <w14:ligatures w14:val="none"/>
-        </w:rPr>
-        <w:t/>
-      </w:r>
-      <w:r>
-        <w:rPr>
-          <w:rFonts w:ascii="Arial Narrow" w:eastAsia="Arial Narrow" w:hAnsi="Arial Narrow" w:cs="Arial Narrow"/>
-          <w:color w:val="000000"/>
-          <w:sz w:val="22"/>
-          <w:szCs w:val="22"/>
-        </w:rPr>
-        <w:t xml:space="preserve"/>
-      </w:r>
-      <w:bookmarkStart w:id="27" w:name="_Hlk214964186"/>
-      <w:r>
-        <w:rPr>
-          <w:rFonts w:ascii="Arial Narrow" w:eastAsia="Arial Narrow" w:hAnsi="Arial Narrow" w:cs="Arial Narrow"/>
-          <w:color w:val="000000"/>
-          <w:sz w:val="22"/>
-          <w:szCs w:val="22"/>
-        </w:rPr>
-        <w:t/>
-      </w:r>
-      <w:r>
-        <w:rPr>
-          <w:rStyle w:val="Refdenotaalpie"/>
-          <w:rFonts w:ascii="Arial Narrow" w:eastAsia="Arial Narrow" w:hAnsi="Arial Narrow" w:cs="Arial Narrow"/>
-          <w:sz w:val="22"/>
-          <w:szCs w:val="22"/>
-          <w:vertAlign w:val="superscript"/>
-        </w:rPr>
-        <w:footnoteReference w:id="14"/>
-      </w:r>
-      <w:r>
-        <w:rPr>
-          <w:rFonts w:ascii="Arial Narrow" w:eastAsia="Arial Narrow" w:hAnsi="Arial Narrow" w:cs="Arial Narrow"/>
-          <w:sz w:val="22"/>
-          <w:szCs w:val="22"/>
-        </w:rPr>
-        <w:t/>
-      </w:r>
-    </w:p>
-    <w:bookmarkEnd w:id="27"/>
-    <w:p>
-      <w:pPr>
-        <w:suppressAutoHyphens/>
-        <w:spacing w:after="0" w:line="240" w:lineRule="auto"/>
         <w:jc w:val="both"/>
         <w:rPr>
           <w:rFonts w:ascii="Arial Narrow" w:eastAsia="Arial Narrow" w:hAnsi="Arial Narrow" w:cs="Arial Narrow"/>
@@ -5643,7 +5644,6 @@
           <w:sz w:val="16"/>
           <w:szCs w:val="16"/>
         </w:rPr>
-        <w:tab/>
         <w:t xml:space="preserve"/>
       </w:r>
       <w:r>
@@ -5719,25 +5719,24 @@
           <w:sz w:val="16"/>
           <w:szCs w:val="16"/>
         </w:rPr>
+        <w:t xml:space="preserve"/>
+      </w:r>
+      <w:r>
+        <w:rPr>
+          <w:rFonts w:ascii="Arial Narrow" w:eastAsia="Arial Narrow" w:hAnsi="Arial Narrow" w:cs="Arial Narrow"/>
+          <w:sz w:val="16"/>
+          <w:szCs w:val="16"/>
+        </w:rPr>
+      </w:r>
+      <w:r>
+        <w:rPr>
+          <w:rFonts w:ascii="Arial Narrow" w:eastAsia="Arial Narrow" w:hAnsi="Arial Narrow" w:cs="Arial Narrow"/>
+          <w:b/>
+          <w:bCs/>
+          <w:sz w:val="16"/>
+          <w:szCs w:val="16"/>
+        </w:rPr>
         <w:tab/>
-        <w:t xml:space="preserve"/>
-      </w:r>
-      <w:r>
-        <w:rPr>
-          <w:rFonts w:ascii="Arial Narrow" w:eastAsia="Arial Narrow" w:hAnsi="Arial Narrow" w:cs="Arial Narrow"/>
-          <w:sz w:val="16"/>
-          <w:szCs w:val="16"/>
-        </w:rPr>
-        <w:tab/>
-      </w:r>
-      <w:r>
-        <w:rPr>
-          <w:rFonts w:ascii="Arial Narrow" w:eastAsia="Arial Narrow" w:hAnsi="Arial Narrow" w:cs="Arial Narrow"/>
-          <w:b/>
-          <w:bCs/>
-          <w:sz w:val="16"/>
-          <w:szCs w:val="16"/>
-        </w:rPr>
         <w:t xml:space="preserve">LEY 29571, CÓDIGO DE PROTECCIÓN Y DEFENSA DEL CONSUMIDOR, publicado el 2 de setiembre de 2010 y modificado por Decreto Legislativo 1308 </w:t>
       </w:r>
     </w:p>
@@ -5961,25 +5960,24 @@
           <w:sz w:val="16"/>
           <w:szCs w:val="16"/>
         </w:rPr>
+        <w:t xml:space="preserve"/>
+      </w:r>
+      <w:r>
+        <w:rPr>
+          <w:rFonts w:ascii="Arial Narrow" w:eastAsia="Arial Narrow" w:hAnsi="Arial Narrow" w:cs="Arial Narrow"/>
+          <w:sz w:val="16"/>
+          <w:szCs w:val="16"/>
+        </w:rPr>
+      </w:r>
+      <w:r>
+        <w:rPr>
+          <w:rFonts w:ascii="Arial Narrow" w:eastAsia="Arial Narrow" w:hAnsi="Arial Narrow" w:cs="Arial Narrow"/>
+          <w:b/>
+          <w:bCs/>
+          <w:sz w:val="16"/>
+          <w:szCs w:val="16"/>
+        </w:rPr>
         <w:tab/>
-        <w:t xml:space="preserve"/>
-      </w:r>
-      <w:r>
-        <w:rPr>
-          <w:rFonts w:ascii="Arial Narrow" w:eastAsia="Arial Narrow" w:hAnsi="Arial Narrow" w:cs="Arial Narrow"/>
-          <w:sz w:val="16"/>
-          <w:szCs w:val="16"/>
-        </w:rPr>
-        <w:tab/>
-      </w:r>
-      <w:r>
-        <w:rPr>
-          <w:rFonts w:ascii="Arial Narrow" w:eastAsia="Arial Narrow" w:hAnsi="Arial Narrow" w:cs="Arial Narrow"/>
-          <w:b/>
-          <w:bCs/>
-          <w:sz w:val="16"/>
-          <w:szCs w:val="16"/>
-        </w:rPr>
         <w:t xml:space="preserve">LEY 29571, CÓDIGO DE PROTECCIÓN Y DEFENSA DEL CONSUMIDOR, publicado el 2 de setiembre de 2010 y modificado por Decreto Legislativo 1308 </w:t>
       </w:r>
     </w:p>
@@ -6140,25 +6138,24 @@
           <w:sz w:val="16"/>
           <w:szCs w:val="16"/>
         </w:rPr>
+        <w:t xml:space="preserve"/>
+      </w:r>
+      <w:r>
+        <w:rPr>
+          <w:rFonts w:ascii="Arial Narrow" w:eastAsia="Arial Narrow" w:hAnsi="Arial Narrow" w:cs="Arial Narrow"/>
+          <w:sz w:val="16"/>
+          <w:szCs w:val="16"/>
+        </w:rPr>
+      </w:r>
+      <w:r>
+        <w:rPr>
+          <w:rFonts w:ascii="Arial Narrow" w:eastAsia="Arial Narrow" w:hAnsi="Arial Narrow" w:cs="Arial Narrow"/>
+          <w:b/>
+          <w:bCs/>
+          <w:sz w:val="16"/>
+          <w:szCs w:val="16"/>
+        </w:rPr>
         <w:tab/>
-        <w:t xml:space="preserve"/>
-      </w:r>
-      <w:r>
-        <w:rPr>
-          <w:rFonts w:ascii="Arial Narrow" w:eastAsia="Arial Narrow" w:hAnsi="Arial Narrow" w:cs="Arial Narrow"/>
-          <w:sz w:val="16"/>
-          <w:szCs w:val="16"/>
-        </w:rPr>
-        <w:tab/>
-      </w:r>
-      <w:r>
-        <w:rPr>
-          <w:rFonts w:ascii="Arial Narrow" w:eastAsia="Arial Narrow" w:hAnsi="Arial Narrow" w:cs="Arial Narrow"/>
-          <w:b/>
-          <w:bCs/>
-          <w:sz w:val="16"/>
-          <w:szCs w:val="16"/>
-        </w:rPr>
         <w:t xml:space="preserve">LEY 29571, CÓDIGO DE PROTECCIÓN Y DEFENSA DEL CONSUMIDOR, publicado el 2 de setiembre de 2010 y modificado por Decreto Legislativo 1308 </w:t>
       </w:r>
     </w:p>
@@ -6367,25 +6364,24 @@
           <w:sz w:val="16"/>
           <w:szCs w:val="16"/>
         </w:rPr>
+        <w:t xml:space="preserve"/>
+      </w:r>
+      <w:r>
+        <w:rPr>
+          <w:rFonts w:ascii="Arial Narrow" w:eastAsia="Arial Narrow" w:hAnsi="Arial Narrow" w:cs="Arial Narrow"/>
+          <w:sz w:val="16"/>
+          <w:szCs w:val="16"/>
+        </w:rPr>
+      </w:r>
+      <w:r>
+        <w:rPr>
+          <w:rFonts w:ascii="Arial Narrow" w:eastAsia="Arial Narrow" w:hAnsi="Arial Narrow" w:cs="Arial Narrow"/>
+          <w:b/>
+          <w:bCs/>
+          <w:sz w:val="16"/>
+          <w:szCs w:val="16"/>
+        </w:rPr>
         <w:tab/>
-        <w:t xml:space="preserve"/>
-      </w:r>
-      <w:r>
-        <w:rPr>
-          <w:rFonts w:ascii="Arial Narrow" w:eastAsia="Arial Narrow" w:hAnsi="Arial Narrow" w:cs="Arial Narrow"/>
-          <w:sz w:val="16"/>
-          <w:szCs w:val="16"/>
-        </w:rPr>
-        <w:tab/>
-      </w:r>
-      <w:r>
-        <w:rPr>
-          <w:rFonts w:ascii="Arial Narrow" w:eastAsia="Arial Narrow" w:hAnsi="Arial Narrow" w:cs="Arial Narrow"/>
-          <w:b/>
-          <w:bCs/>
-          <w:sz w:val="16"/>
-          <w:szCs w:val="16"/>
-        </w:rPr>
         <w:t>LEY SOBRE FACULTADES, NORMAS Y ORGANIZACIÓN DEL INDECOPI, APROBADA POR DECRETO LEGISLATIVO 807 Artículo 24.-</w:t>
       </w:r>
       <w:r>
@@ -6516,7 +6512,6 @@
           <w:sz w:val="16"/>
           <w:szCs w:val="16"/>
         </w:rPr>
-        <w:tab/>
         <w:t xml:space="preserve"/>
       </w:r>
       <w:r>
@@ -6573,24 +6568,23 @@
           <w:sz w:val="16"/>
           <w:szCs w:val="16"/>
         </w:rPr>
+        <w:t xml:space="preserve"/>
+      </w:r>
+      <w:r>
+        <w:rPr>
+          <w:rFonts w:ascii="Arial Narrow" w:eastAsia="Arial Narrow" w:hAnsi="Arial Narrow" w:cs="Arial Narrow"/>
+          <w:sz w:val="16"/>
+          <w:szCs w:val="16"/>
+        </w:rPr>
+      </w:r>
+      <w:r>
+        <w:rPr>
+          <w:rFonts w:ascii="Arial Narrow" w:eastAsia="Arial Narrow" w:hAnsi="Arial Narrow" w:cs="Arial Narrow"/>
+          <w:b/>
+          <w:sz w:val="16"/>
+          <w:szCs w:val="16"/>
+        </w:rPr>
         <w:tab/>
-        <w:t xml:space="preserve"/>
-      </w:r>
-      <w:r>
-        <w:rPr>
-          <w:rFonts w:ascii="Arial Narrow" w:eastAsia="Arial Narrow" w:hAnsi="Arial Narrow" w:cs="Arial Narrow"/>
-          <w:sz w:val="16"/>
-          <w:szCs w:val="16"/>
-        </w:rPr>
-        <w:tab/>
-      </w:r>
-      <w:r>
-        <w:rPr>
-          <w:rFonts w:ascii="Arial Narrow" w:eastAsia="Arial Narrow" w:hAnsi="Arial Narrow" w:cs="Arial Narrow"/>
-          <w:b/>
-          <w:sz w:val="16"/>
-          <w:szCs w:val="16"/>
-        </w:rPr>
         <w:t>LEY 29571, CÓDIGO DE PROTECCIÓN Y DEFENSA DEL CONSUMIDOR</w:t>
       </w:r>
       <w:r>
@@ -6975,32 +6969,31 @@
           <w:szCs w:val="16"/>
           <w:vertAlign w:val="superscript"/>
         </w:rPr>
+        <w:t xml:space="preserve"/>
+      </w:r>
+      <w:r>
+        <w:rPr>
+          <w:rFonts w:ascii="Arial Narrow" w:eastAsia="Arial Narrow" w:hAnsi="Arial Narrow" w:cs="Arial Narrow"/>
+          <w:sz w:val="16"/>
+          <w:szCs w:val="16"/>
+        </w:rPr>
+        <w:t xml:space="preserve"/>
+      </w:r>
+      <w:r>
+        <w:rPr>
+          <w:rFonts w:ascii="Arial Narrow" w:eastAsia="Arial Narrow" w:hAnsi="Arial Narrow" w:cs="Arial Narrow"/>
+          <w:sz w:val="16"/>
+          <w:szCs w:val="16"/>
+        </w:rPr>
+      </w:r>
+      <w:r>
+        <w:rPr>
+          <w:rFonts w:ascii="Arial Narrow" w:eastAsia="Arial Narrow" w:hAnsi="Arial Narrow" w:cs="Arial Narrow"/>
+          <w:b/>
+          <w:sz w:val="16"/>
+          <w:szCs w:val="16"/>
+        </w:rPr>
         <w:tab/>
-        <w:t xml:space="preserve"/>
-      </w:r>
-      <w:r>
-        <w:rPr>
-          <w:rFonts w:ascii="Arial Narrow" w:eastAsia="Arial Narrow" w:hAnsi="Arial Narrow" w:cs="Arial Narrow"/>
-          <w:sz w:val="16"/>
-          <w:szCs w:val="16"/>
-        </w:rPr>
-        <w:t xml:space="preserve"> </w:t>
-      </w:r>
-      <w:r>
-        <w:rPr>
-          <w:rFonts w:ascii="Arial Narrow" w:eastAsia="Arial Narrow" w:hAnsi="Arial Narrow" w:cs="Arial Narrow"/>
-          <w:sz w:val="16"/>
-          <w:szCs w:val="16"/>
-        </w:rPr>
-        <w:tab/>
-      </w:r>
-      <w:r>
-        <w:rPr>
-          <w:rFonts w:ascii="Arial Narrow" w:eastAsia="Arial Narrow" w:hAnsi="Arial Narrow" w:cs="Arial Narrow"/>
-          <w:b/>
-          <w:sz w:val="16"/>
-          <w:szCs w:val="16"/>
-        </w:rPr>
         <w:t>LEY 29571, CÓDIGO DE PROTECCIÓN Y DEFENSA DEL CONSUMIDOR</w:t>
       </w:r>
       <w:r>
@@ -7204,25 +7197,24 @@
           <w:sz w:val="16"/>
           <w:szCs w:val="16"/>
         </w:rPr>
+        <w:t xml:space="preserve"/>
+      </w:r>
+      <w:r>
+        <w:rPr>
+          <w:rFonts w:ascii="Arial Narrow" w:eastAsia="Arial Narrow" w:hAnsi="Arial Narrow" w:cs="Arial Narrow"/>
+          <w:sz w:val="16"/>
+          <w:szCs w:val="16"/>
+        </w:rPr>
+      </w:r>
+      <w:r>
+        <w:rPr>
+          <w:rFonts w:ascii="Arial Narrow" w:eastAsia="Arial Narrow" w:hAnsi="Arial Narrow" w:cs="Arial Narrow"/>
+          <w:b/>
+          <w:bCs/>
+          <w:sz w:val="16"/>
+          <w:szCs w:val="16"/>
+        </w:rPr>
         <w:tab/>
-        <w:t xml:space="preserve"/>
-      </w:r>
-      <w:r>
-        <w:rPr>
-          <w:rFonts w:ascii="Arial Narrow" w:eastAsia="Arial Narrow" w:hAnsi="Arial Narrow" w:cs="Arial Narrow"/>
-          <w:sz w:val="16"/>
-          <w:szCs w:val="16"/>
-        </w:rPr>
-        <w:tab/>
-      </w:r>
-      <w:r>
-        <w:rPr>
-          <w:rFonts w:ascii="Arial Narrow" w:eastAsia="Arial Narrow" w:hAnsi="Arial Narrow" w:cs="Arial Narrow"/>
-          <w:b/>
-          <w:bCs/>
-          <w:sz w:val="16"/>
-          <w:szCs w:val="16"/>
-        </w:rPr>
         <w:t xml:space="preserve">LEY 29571, CÓDIGO DE PROTECCIÓN Y DEFENSA DEL CONSUMIDOR, publicado el 2 de setiembre de 2010 y modificado por Decreto Legislativo 1308 </w:t>
       </w:r>
     </w:p>
@@ -7969,24 +7961,23 @@
           <w:sz w:val="16"/>
           <w:szCs w:val="16"/>
         </w:rPr>
+        <w:t xml:space="preserve"/>
+      </w:r>
+      <w:r>
+        <w:rPr>
+          <w:rFonts w:ascii="Arial Narrow" w:eastAsia="Arial Narrow" w:hAnsi="Arial Narrow" w:cs="Arial Narrow"/>
+          <w:sz w:val="16"/>
+          <w:szCs w:val="16"/>
+        </w:rPr>
+      </w:r>
+      <w:r>
+        <w:rPr>
+          <w:rFonts w:ascii="Arial Narrow" w:eastAsia="Arial Narrow" w:hAnsi="Arial Narrow" w:cs="Arial Narrow"/>
+          <w:b/>
+          <w:sz w:val="16"/>
+          <w:szCs w:val="16"/>
+        </w:rPr>
         <w:tab/>
-        <w:t xml:space="preserve"/>
-      </w:r>
-      <w:r>
-        <w:rPr>
-          <w:rFonts w:ascii="Arial Narrow" w:eastAsia="Arial Narrow" w:hAnsi="Arial Narrow" w:cs="Arial Narrow"/>
-          <w:sz w:val="16"/>
-          <w:szCs w:val="16"/>
-        </w:rPr>
-        <w:tab/>
-      </w:r>
-      <w:r>
-        <w:rPr>
-          <w:rFonts w:ascii="Arial Narrow" w:eastAsia="Arial Narrow" w:hAnsi="Arial Narrow" w:cs="Arial Narrow"/>
-          <w:b/>
-          <w:sz w:val="16"/>
-          <w:szCs w:val="16"/>
-        </w:rPr>
         <w:t>LEY 29571, CÓDIGO DE PROTECCIÓN Y DEFENSA DEL CONSUMIDOR</w:t>
       </w:r>
       <w:r>
@@ -8183,7 +8174,6 @@
           <w:sz w:val="16"/>
           <w:szCs w:val="16"/>
         </w:rPr>
-        <w:tab/>
         <w:t xml:space="preserve"/>
       </w:r>
       <w:r>
@@ -8288,31 +8278,30 @@
           <w:sz w:val="16"/>
           <w:szCs w:val="16"/>
         </w:rPr>
+        <w:t xml:space="preserve"/>
+      </w:r>
+      <w:r>
+        <w:rPr>
+          <w:rFonts w:ascii="Arial Narrow" w:eastAsia="Arial Narrow" w:hAnsi="Arial Narrow" w:cs="Arial Narrow"/>
+          <w:sz w:val="16"/>
+          <w:szCs w:val="16"/>
+        </w:rPr>
+      </w:r>
+      <w:r>
+        <w:rPr>
+          <w:rFonts w:ascii="Arial Narrow" w:eastAsia="Arial Narrow" w:hAnsi="Arial Narrow" w:cs="Arial Narrow"/>
+          <w:b/>
+          <w:sz w:val="16"/>
+          <w:szCs w:val="16"/>
+        </w:rPr>
         <w:tab/>
-        <w:t xml:space="preserve"/>
-      </w:r>
-      <w:r>
-        <w:rPr>
-          <w:rFonts w:ascii="Arial Narrow" w:eastAsia="Arial Narrow" w:hAnsi="Arial Narrow" w:cs="Arial Narrow"/>
-          <w:sz w:val="16"/>
-          <w:szCs w:val="16"/>
-        </w:rPr>
-        <w:tab/>
-      </w:r>
-      <w:r>
-        <w:rPr>
-          <w:rFonts w:ascii="Arial Narrow" w:eastAsia="Arial Narrow" w:hAnsi="Arial Narrow" w:cs="Arial Narrow"/>
-          <w:b/>
-          <w:sz w:val="16"/>
-          <w:szCs w:val="16"/>
-        </w:rPr>
         <w:t>TEXTO ÚNICO ORDENADO DE LA LEY DEL PROCEDIMIENTO ADMINISTRATIVO GENERAL, aprobado mediante Decreto Supremo 006-2026-JUS y publicado el 30 de abril de 2026</w:t>
       </w:r>
     </w:p>
     <w:p>
       <w:pPr>
         <w:pStyle w:val="Textonotapie"/>
-        <w:ind w:left="1134" w:hanging="567"/>
+        <w:ind w:left="1134"/>
         <w:jc w:val="both"/>
         <w:rPr>
           <w:rFonts w:ascii="Arial Narrow" w:eastAsia="Arial Narrow" w:hAnsi="Arial Narrow" w:cs="Arial Narrow"/>

--- a/plantillas_maestras/01_seguro_vehicular/negativa_cobertura/2_o_mas_ddos_varios/mujer/TPL_3441_2025_SEGURO_VEHICULAR_NEGATIVA_COBERTURA_ASEGURADORA_MUJER_R1.docx
+++ b/plantillas_maestras/01_seguro_vehicular/negativa_cobertura/2_o_mas_ddos_varios/mujer/TPL_3441_2025_SEGURO_VEHICULAR_NEGATIVA_COBERTURA_ASEGURADORA_MUJER_R1.docx
@@ -4104,7 +4104,7 @@
           <w:sz w:val="22"/>
           <w:szCs w:val="22"/>
         </w:rPr>
-        <w:t xml:space="preserve">correr traslado de la presente resolución a La Positiva Seguros y Reaseguros S.A. para que, de conformidad con lo dispuesto por el artículo 26 de la Ley sobre Facultades, Normas y Organización del Indecopi, aprobada por Decreto Legislativo 807</w:t>
+        <w:t xml:space="preserve">correr traslado de la denuncia del 29 de diciembre de 2025 a La Positiva Seguros y Reaseguros S.A. para que, de conformidad con lo dispuesto por el artículo 26 de la Ley sobre Facultades, Normas y Organización del Indecopi, aprobada por Decreto Legislativo 807</w:t>
       </w:r>
       <w:r>
         <w:rPr>
